--- a/Курсовая работа.docx
+++ b/Курсовая работа.docx
@@ -1,6 +1,6 @@
 
 <file path=word/document.xml><?xml version="1.0" encoding="utf-8"?>
-<w:document xmlns:wpc="http://schemas.microsoft.com/office/word/2010/wordprocessingCanvas" xmlns:cx="http://schemas.microsoft.com/office/drawing/2014/chartex" xmlns:mc="http://schemas.openxmlformats.org/markup-compatibility/2006" xmlns:o="urn:schemas-microsoft-com:office:office" xmlns:r="http://schemas.openxmlformats.org/officeDocument/2006/relationships" xmlns:m="http://schemas.openxmlformats.org/officeDocument/2006/math" xmlns:v="urn:schemas-microsoft-com:vml" xmlns:wp14="http://schemas.microsoft.com/office/word/2010/wordprocessingDrawing" xmlns:wp="http://schemas.openxmlformats.org/drawingml/2006/wordprocessingDrawing" xmlns:w10="urn:schemas-microsoft-com:office:word" xmlns:w="http://schemas.openxmlformats.org/wordprocessingml/2006/main" xmlns:w14="http://schemas.microsoft.com/office/word/2010/wordml" xmlns:w15="http://schemas.microsoft.com/office/word/2012/wordml" xmlns:w16se="http://schemas.microsoft.com/office/word/2015/wordml/symex" xmlns:wpg="http://schemas.microsoft.com/office/word/2010/wordprocessingGroup" xmlns:wpi="http://schemas.microsoft.com/office/word/2010/wordprocessingInk" xmlns:wne="http://schemas.microsoft.com/office/word/2006/wordml" xmlns:wps="http://schemas.microsoft.com/office/word/2010/wordprocessingShape" mc:Ignorable="w14 w15 w16se wp14">
+<w:document xmlns:wpc="http://schemas.microsoft.com/office/word/2010/wordprocessingCanvas" xmlns:mc="http://schemas.openxmlformats.org/markup-compatibility/2006" xmlns:o="urn:schemas-microsoft-com:office:office" xmlns:r="http://schemas.openxmlformats.org/officeDocument/2006/relationships" xmlns:m="http://schemas.openxmlformats.org/officeDocument/2006/math" xmlns:v="urn:schemas-microsoft-com:vml" xmlns:wp14="http://schemas.microsoft.com/office/word/2010/wordprocessingDrawing" xmlns:wp="http://schemas.openxmlformats.org/drawingml/2006/wordprocessingDrawing" xmlns:w10="urn:schemas-microsoft-com:office:word" xmlns:w="http://schemas.openxmlformats.org/wordprocessingml/2006/main" xmlns:w14="http://schemas.microsoft.com/office/word/2010/wordml" xmlns:w15="http://schemas.microsoft.com/office/word/2012/wordml" xmlns:wpg="http://schemas.microsoft.com/office/word/2010/wordprocessingGroup" xmlns:wpi="http://schemas.microsoft.com/office/word/2010/wordprocessingInk" xmlns:wne="http://schemas.microsoft.com/office/word/2006/wordml" xmlns:wps="http://schemas.microsoft.com/office/word/2010/wordprocessingShape" mc:Ignorable="w14 w15 wp14">
   <w:body>
     <w:tbl>
       <w:tblPr>
@@ -477,7 +477,23 @@
                 <w:sz w:val="28"/>
                 <w:szCs w:val="28"/>
               </w:rPr>
-              <w:t xml:space="preserve"> – </w:t>
+              <w:t xml:space="preserve"> </w:t>
+            </w:r>
+            <w:r>
+              <w:rPr>
+                <w:bCs/>
+                <w:sz w:val="28"/>
+                <w:szCs w:val="28"/>
+              </w:rPr>
+              <w:t>-</w:t>
+            </w:r>
+            <w:r>
+              <w:rPr>
+                <w:bCs/>
+                <w:sz w:val="28"/>
+                <w:szCs w:val="28"/>
+              </w:rPr>
+              <w:t xml:space="preserve"> </w:t>
             </w:r>
             <w:r>
               <w:rPr>
@@ -2004,15 +2020,7 @@
       </w:r>
       <w:proofErr w:type="spellEnd"/>
       <w:r>
-        <w:t xml:space="preserve">), которое не зависит от архитектуры модели: эксперименты показывают, </w:t>
-      </w:r>
-      <w:proofErr w:type="gramStart"/>
-      <w:r>
-        <w:t>что</w:t>
-      </w:r>
-      <w:proofErr w:type="gramEnd"/>
-      <w:r>
-        <w:t xml:space="preserve"> если набор данных изначально содержит систематические искажения (например, корреляцию целевого признака с шумом), никакое увеличение его размера или сложности </w:t>
+        <w:t xml:space="preserve">), которое не зависит от архитектуры модели: эксперименты показывают, что если набор данных изначально содержит систематические искажения (например, корреляцию целевого признака с шумом), никакое увеличение его размера или сложности </w:t>
       </w:r>
       <w:r>
         <w:lastRenderedPageBreak/>
@@ -2261,7 +2269,13 @@
       </w:r>
       <w:proofErr w:type="spellEnd"/>
       <w:r>
-        <w:t>. Промежуточные подзадачи включают распознавание именованных сущностей для выявления имен таблиц, столбцов и значений, а также классификацию намерений пользователя (определение типа запроса — выборка, агрегация, фильтрация, сортировка).</w:t>
+        <w:t xml:space="preserve">. Промежуточные подзадачи включают распознавание именованных сущностей для выявления имен таблиц, столбцов и значений, а также классификацию намерений пользователя (определение типа запроса </w:t>
+      </w:r>
+      <w:r>
+        <w:t>-</w:t>
+      </w:r>
+      <w:r>
+        <w:t xml:space="preserve"> выборка, агрегация, фильтрация, сортировка).</w:t>
       </w:r>
     </w:p>
     <w:p>
@@ -2629,7 +2643,21 @@
                 <w:sz w:val="24"/>
                 <w:szCs w:val="24"/>
               </w:rPr>
-              <w:t>Каждому естественно-языковому вопросу должен соответствовать эталонный SQL-запрос (наличие размеченных пар «вопрос — SQL»)</w:t>
+              <w:t xml:space="preserve">Каждому естественно-языковому вопросу должен соответствовать эталонный SQL-запрос (наличие размеченных пар «вопрос </w:t>
+            </w:r>
+            <w:r>
+              <w:rPr>
+                <w:sz w:val="24"/>
+                <w:szCs w:val="24"/>
+              </w:rPr>
+              <w:t>-</w:t>
+            </w:r>
+            <w:r>
+              <w:rPr>
+                <w:sz w:val="24"/>
+                <w:szCs w:val="24"/>
+              </w:rPr>
+              <w:t xml:space="preserve"> SQL»)</w:t>
             </w:r>
           </w:p>
         </w:tc>
@@ -2779,7 +2807,35 @@
                 <w:sz w:val="24"/>
                 <w:szCs w:val="24"/>
               </w:rPr>
-              <w:t>Рекомендуемый объем обучающей выборки — от 5 000 до 10 000 пар «вопрос — SQL» для достижения</w:t>
+              <w:t xml:space="preserve">Рекомендуемый объем обучающей выборки </w:t>
+            </w:r>
+            <w:r>
+              <w:rPr>
+                <w:sz w:val="24"/>
+                <w:szCs w:val="24"/>
+              </w:rPr>
+              <w:t>-</w:t>
+            </w:r>
+            <w:r>
+              <w:rPr>
+                <w:sz w:val="24"/>
+                <w:szCs w:val="24"/>
+              </w:rPr>
+              <w:t xml:space="preserve"> от 5 000 до 10 000 пар «вопрос </w:t>
+            </w:r>
+            <w:r>
+              <w:rPr>
+                <w:sz w:val="24"/>
+                <w:szCs w:val="24"/>
+              </w:rPr>
+              <w:t>-</w:t>
+            </w:r>
+            <w:r>
+              <w:rPr>
+                <w:sz w:val="24"/>
+                <w:szCs w:val="24"/>
+              </w:rPr>
+              <w:t xml:space="preserve"> SQL» для достижения</w:t>
             </w:r>
             <w:r>
               <w:rPr>
@@ -3107,7 +3163,21 @@
                 <w:sz w:val="24"/>
                 <w:szCs w:val="24"/>
               </w:rPr>
-              <w:t>База данных должна содержать не менее 5–10 таблиц с реалистичным количеством строк (от сотен до миллионов) и разнообразными связями между таблицами</w:t>
+              <w:t>База данных должна содержать не менее 5</w:t>
+            </w:r>
+            <w:r>
+              <w:rPr>
+                <w:sz w:val="24"/>
+                <w:szCs w:val="24"/>
+              </w:rPr>
+              <w:t>-</w:t>
+            </w:r>
+            <w:r>
+              <w:rPr>
+                <w:sz w:val="24"/>
+                <w:szCs w:val="24"/>
+              </w:rPr>
+              <w:t>10 таблиц с реалистичным количеством строк (от сотен до миллионов) и разнообразными связями между таблицами</w:t>
             </w:r>
           </w:p>
         </w:tc>
@@ -3221,7 +3291,14 @@
           <w:sz w:val="28"/>
           <w:lang w:eastAsia="en-US"/>
         </w:rPr>
-        <w:t xml:space="preserve">[1]. </w:t>
+        <w:t>[2</w:t>
+      </w:r>
+      <w:r>
+        <w:rPr>
+          <w:sz w:val="28"/>
+          <w:lang w:eastAsia="en-US"/>
+        </w:rPr>
+        <w:t xml:space="preserve">]. </w:t>
       </w:r>
     </w:p>
     <w:p>
@@ -3442,10 +3519,26 @@
       <w:r>
         <w:rPr>
           <w:rFonts w:ascii="Courier New" w:hAnsi="Courier New" w:cs="Courier New"/>
-          <w:lang w:eastAsia="en-US"/>
-        </w:rPr>
-        <w:t>train.csv</w:t>
-      </w:r>
+          <w:lang w:val="en-US" w:eastAsia="en-US"/>
+        </w:rPr>
+        <w:t>dataset</w:t>
+      </w:r>
+      <w:r>
+        <w:rPr>
+          <w:rFonts w:ascii="Courier New" w:hAnsi="Courier New" w:cs="Courier New"/>
+          <w:lang w:eastAsia="en-US"/>
+        </w:rPr>
+        <w:t>.</w:t>
+      </w:r>
+      <w:proofErr w:type="spellStart"/>
+      <w:r>
+        <w:rPr>
+          <w:rFonts w:ascii="Courier New" w:hAnsi="Courier New" w:cs="Courier New"/>
+          <w:lang w:eastAsia="en-US"/>
+        </w:rPr>
+        <w:t>csv</w:t>
+      </w:r>
+      <w:proofErr w:type="spellEnd"/>
       <w:r>
         <w:rPr>
           <w:sz w:val="28"/>
@@ -3523,7 +3616,21 @@
           <w:sz w:val="28"/>
           <w:lang w:eastAsia="en-US"/>
         </w:rPr>
-        <w:t xml:space="preserve"> содержит схему базы данных — описание таблиц, столбцов, типов данных, первичных и внешних ключей, необходимых для генерации корректного SQL-запроса. Целевой переменной в данном наборе данных является столбец </w:t>
+        <w:t xml:space="preserve"> содержит схему базы данных </w:t>
+      </w:r>
+      <w:r>
+        <w:rPr>
+          <w:sz w:val="28"/>
+          <w:lang w:eastAsia="en-US"/>
+        </w:rPr>
+        <w:t>-</w:t>
+      </w:r>
+      <w:r>
+        <w:rPr>
+          <w:sz w:val="28"/>
+          <w:lang w:eastAsia="en-US"/>
+        </w:rPr>
+        <w:t xml:space="preserve"> описание таблиц, столбцов, типов данных, первичных и внешних ключей, необходимых для генерации корректного SQL-запроса. Целевой переменной в данном наборе данных является столбец </w:t>
       </w:r>
       <w:proofErr w:type="spellStart"/>
       <w:r>
@@ -3778,7 +3885,7 @@
             <v:path o:extrusionok="f" gradientshapeok="t" o:connecttype="rect"/>
             <o:lock v:ext="edit" aspectratio="t"/>
           </v:shapetype>
-          <v:shape id="_x0000_i1029" type="#_x0000_t75" style="width:417.25pt;height:297.8pt">
+          <v:shape id="_x0000_i1025" type="#_x0000_t75" style="width:417pt;height:297.75pt">
             <v:imagedata r:id="rId8" o:title="numerical_distributions"/>
           </v:shape>
         </w:pict>
@@ -3832,7 +3939,21 @@
           <w:sz w:val="28"/>
           <w:lang w:eastAsia="en-US"/>
         </w:rPr>
-        <w:t xml:space="preserve">Анализ распределений позволяет сделать следующие выводы. Распределение длины вопросов имеет среднее значение 62,7 символа при медиане 59,0 символов, минимальная длина составляет 13 символов, максимальная — 985 символов. Небольшое превышение среднего над медианой свидетельствует о правосторонней асимметрии, то есть в </w:t>
+        <w:t xml:space="preserve">Анализ распределений позволяет сделать следующие выводы. Распределение длины вопросов имеет среднее значение 62,7 символа при медиане 59,0 символов, минимальная длина составляет 13 символов, максимальная </w:t>
+      </w:r>
+      <w:r>
+        <w:rPr>
+          <w:sz w:val="28"/>
+          <w:lang w:eastAsia="en-US"/>
+        </w:rPr>
+        <w:t>-</w:t>
+      </w:r>
+      <w:r>
+        <w:rPr>
+          <w:sz w:val="28"/>
+          <w:lang w:eastAsia="en-US"/>
+        </w:rPr>
+        <w:t xml:space="preserve"> 985 символов. Небольшое превышение среднего над медианой свидетельствует о правосторонней асимметрии, то есть в </w:t>
       </w:r>
       <w:proofErr w:type="spellStart"/>
       <w:r>
@@ -3848,7 +3969,49 @@
           <w:sz w:val="28"/>
           <w:lang w:eastAsia="en-US"/>
         </w:rPr>
-        <w:t xml:space="preserve"> присутствует небольшое количество аномально длинных вопросов. Распределение длины SQL-запросов характеризуется средним значением 103,3 символа и медианой 90,0 символов, минимальная длина — 12 символов, максимальная — 1735 символов. Более выраженный разрыв между средним и медианой указывает на наличие заметного количества длинных сложных запросов. Длина описания схемы варьируется от 40 до 3439 символов при среднем значении 488,8 символа. Количество ключевых слов в запросе находится в диапазоне от 1 до 9, среднее значение составляет 4,2, медиана — 4,0, что говорит о преоблада</w:t>
+        <w:t xml:space="preserve"> присутствует небольшое количество аномально длинных вопросов. Распределение длины SQL-запросов характеризуется средним значением 103,3 символа и медианой 90,0 символов, минимальная длина </w:t>
+      </w:r>
+      <w:r>
+        <w:rPr>
+          <w:sz w:val="28"/>
+          <w:lang w:eastAsia="en-US"/>
+        </w:rPr>
+        <w:t>-</w:t>
+      </w:r>
+      <w:r>
+        <w:rPr>
+          <w:sz w:val="28"/>
+          <w:lang w:eastAsia="en-US"/>
+        </w:rPr>
+        <w:t xml:space="preserve"> 12 символов, максимальная </w:t>
+      </w:r>
+      <w:r>
+        <w:rPr>
+          <w:sz w:val="28"/>
+          <w:lang w:eastAsia="en-US"/>
+        </w:rPr>
+        <w:t>-</w:t>
+      </w:r>
+      <w:r>
+        <w:rPr>
+          <w:sz w:val="28"/>
+          <w:lang w:eastAsia="en-US"/>
+        </w:rPr>
+        <w:t xml:space="preserve"> 1735 символов. Более выраженный разрыв между средним и медианой указывает на наличие заметного количества длинных сложных запросов. Длина описания схемы варьируется от 40 до 3439 символов при среднем значении 488,8 символа. Количество ключевых слов в запросе находится в диапазоне от 1 до 9, среднее значение составляет 4,2, медиана </w:t>
+      </w:r>
+      <w:r>
+        <w:rPr>
+          <w:sz w:val="28"/>
+          <w:lang w:eastAsia="en-US"/>
+        </w:rPr>
+        <w:t>-</w:t>
+      </w:r>
+      <w:r>
+        <w:rPr>
+          <w:sz w:val="28"/>
+          <w:lang w:eastAsia="en-US"/>
+        </w:rPr>
+        <w:t xml:space="preserve"> 4,0, что говорит о преоблада</w:t>
       </w:r>
       <w:r>
         <w:rPr>
@@ -3932,7 +4095,7 @@
           <w:lang w:eastAsia="en-US"/>
         </w:rPr>
         <w:pict>
-          <v:shape id="_x0000_i1035" type="#_x0000_t75" style="width:432.55pt;height:259.65pt">
+          <v:shape id="_x0000_i1026" type="#_x0000_t75" style="width:432.75pt;height:259.5pt">
             <v:imagedata r:id="rId9" o:title="seaborn_scatter"/>
           </v:shape>
         </w:pict>
@@ -4041,7 +4204,7 @@
         </w:rPr>
         <w:lastRenderedPageBreak/>
         <w:pict>
-          <v:shape id="_x0000_i1039" type="#_x0000_t75" style="width:425.45pt;height:319.1pt">
+          <v:shape id="_x0000_i1027" type="#_x0000_t75" style="width:426pt;height:319.5pt">
             <v:imagedata r:id="rId10" o:title="seaborn_boxplot"/>
           </v:shape>
         </w:pict>
@@ -4095,7 +4258,21 @@
           <w:sz w:val="28"/>
           <w:lang w:eastAsia="en-US"/>
         </w:rPr>
-        <w:t>Запросы, содержащие JOIN, в среднем значительно длиннее запросов без JOIN: медиана длины запросов с JOIN составляет 145 символов, тогда как для запросов без JOIN — 85 символов. Это логично, так как объединение таблиц требует дополнительных синтаксических конструкций. Разброс значений также больше для запросов с JOIN, что свидетельствует о разнообразии сложности таких запросов.</w:t>
+        <w:t xml:space="preserve">Запросы, содержащие JOIN, в среднем значительно длиннее запросов без JOIN: медиана длины запросов с JOIN составляет 145 символов, тогда как для запросов без JOIN </w:t>
+      </w:r>
+      <w:r>
+        <w:rPr>
+          <w:sz w:val="28"/>
+          <w:lang w:eastAsia="en-US"/>
+        </w:rPr>
+        <w:t>-</w:t>
+      </w:r>
+      <w:r>
+        <w:rPr>
+          <w:sz w:val="28"/>
+          <w:lang w:eastAsia="en-US"/>
+        </w:rPr>
+        <w:t xml:space="preserve"> 85 символов. Это логично, так как объединение таблиц требует дополнительных синтаксических конструкций. Разброс значений также больше для запросов с JOIN, что свидетельствует о разнообразии сложности таких запросов.</w:t>
       </w:r>
     </w:p>
     <w:p>
@@ -4141,7 +4318,7 @@
         </w:rPr>
         <w:lastRenderedPageBreak/>
         <w:pict>
-          <v:shape id="_x0000_i1041" type="#_x0000_t75" style="width:434.75pt;height:260.75pt">
+          <v:shape id="_x0000_i1028" type="#_x0000_t75" style="width:435pt;height:261pt">
             <v:imagedata r:id="rId11" o:title="seaborn_kdeplot"/>
           </v:shape>
         </w:pict>
@@ -4257,7 +4434,7 @@
         </w:rPr>
         <w:lastRenderedPageBreak/>
         <w:pict>
-          <v:shape id="_x0000_i1043" type="#_x0000_t75" style="width:432.55pt;height:259.65pt">
+          <v:shape id="_x0000_i1029" type="#_x0000_t75" style="width:432.75pt;height:259.5pt">
             <v:imagedata r:id="rId12" o:title="pyplot_cumulative"/>
           </v:shape>
         </w:pict>
@@ -4304,7 +4481,21 @@
           <w:sz w:val="28"/>
           <w:lang w:eastAsia="en-US"/>
         </w:rPr>
-        <w:t>График позволяет определить, что 80% вопросов имеют длину до 78 символов, а 95% — до 115 символов. На рис. 6 представлен график зависимости сложности запроса (количество ключевых слов) от длины вопроса с наложенной линией линейного тренда.</w:t>
+        <w:t xml:space="preserve">График позволяет определить, что 80% вопросов имеют длину до 78 символов, а 95% </w:t>
+      </w:r>
+      <w:r>
+        <w:rPr>
+          <w:sz w:val="28"/>
+          <w:lang w:eastAsia="en-US"/>
+        </w:rPr>
+        <w:t>-</w:t>
+      </w:r>
+      <w:r>
+        <w:rPr>
+          <w:sz w:val="28"/>
+          <w:lang w:eastAsia="en-US"/>
+        </w:rPr>
+        <w:t xml:space="preserve"> до 115 символов. На рис. 6 представлен график зависимости сложности запроса (количество ключевых слов) от длины вопроса с наложенной линией линейного тренда.</w:t>
       </w:r>
     </w:p>
     <w:p>
@@ -4322,7 +4513,7 @@
           <w:lang w:eastAsia="en-US"/>
         </w:rPr>
         <w:pict>
-          <v:shape id="_x0000_i1045" type="#_x0000_t75" style="width:430.35pt;height:258.55pt">
+          <v:shape id="_x0000_i1030" type="#_x0000_t75" style="width:430.5pt;height:258.75pt">
             <v:imagedata r:id="rId13" o:title="pyplot_trend"/>
           </v:shape>
         </w:pict>
@@ -4391,7 +4582,35 @@
           <w:sz w:val="28"/>
           <w:lang w:eastAsia="en-US"/>
         </w:rPr>
-        <w:t>, где y — количество ключевых слов, x — длина в</w:t>
+        <w:t xml:space="preserve">, где y </w:t>
+      </w:r>
+      <w:r>
+        <w:rPr>
+          <w:sz w:val="28"/>
+          <w:lang w:eastAsia="en-US"/>
+        </w:rPr>
+        <w:t>-</w:t>
+      </w:r>
+      <w:r>
+        <w:rPr>
+          <w:sz w:val="28"/>
+          <w:lang w:eastAsia="en-US"/>
+        </w:rPr>
+        <w:t xml:space="preserve"> количество ключевых слов, x </w:t>
+      </w:r>
+      <w:r>
+        <w:rPr>
+          <w:sz w:val="28"/>
+          <w:lang w:eastAsia="en-US"/>
+        </w:rPr>
+        <w:t>-</w:t>
+      </w:r>
+      <w:r>
+        <w:rPr>
+          <w:sz w:val="28"/>
+          <w:lang w:eastAsia="en-US"/>
+        </w:rPr>
+        <w:t xml:space="preserve"> длина в</w:t>
       </w:r>
       <w:r>
         <w:rPr>
@@ -4507,7 +4726,7 @@
           <w:lang w:eastAsia="en-US"/>
         </w:rPr>
         <w:pict>
-          <v:shape id="_x0000_i1047" type="#_x0000_t75" style="width:416.75pt;height:313.1pt">
+          <v:shape id="_x0000_i1031" type="#_x0000_t75" style="width:417pt;height:313.5pt">
             <v:imagedata r:id="rId14" o:title="heatmap_correlation"/>
           </v:shape>
         </w:pict>
@@ -4642,7 +4861,7 @@
           <w:lang w:eastAsia="en-US"/>
         </w:rPr>
         <w:pict>
-          <v:shape id="_x0000_i1049" type="#_x0000_t75" style="width:417.8pt;height:333.25pt">
+          <v:shape id="_x0000_i1032" type="#_x0000_t75" style="width:417.75pt;height:333pt">
             <v:imagedata r:id="rId15" o:title="heatmap_keywords"/>
           </v:shape>
         </w:pict>
@@ -4697,39 +4916,102 @@
           <w:lang w:eastAsia="en-US"/>
         </w:rPr>
         <w:lastRenderedPageBreak/>
-        <w:t>Наибольшая совместная встречаемость наблюдается для пар «WHERE — ORDER BY» и «GROUP BY — COUNT», что соответствует типичной структуре аналитических запросов: сначала фильтрация (WHERE), затем группировка (GROUP BY) и агрегация (COUNT).</w:t>
-      </w:r>
-    </w:p>
-    <w:p>
-      <w:pPr>
-        <w:spacing w:line="360" w:lineRule="auto"/>
-        <w:ind w:left="578"/>
-        <w:rPr>
-          <w:sz w:val="28"/>
-          <w:lang w:eastAsia="en-US"/>
-        </w:rPr>
-      </w:pPr>
-    </w:p>
-    <w:p>
-      <w:pPr>
-        <w:spacing w:line="360" w:lineRule="auto"/>
-        <w:ind w:left="578"/>
-        <w:rPr>
-          <w:sz w:val="28"/>
-          <w:lang w:eastAsia="en-US"/>
-        </w:rPr>
-      </w:pPr>
-      <w:r>
-        <w:rPr>
-          <w:sz w:val="28"/>
-          <w:lang w:eastAsia="en-US"/>
-        </w:rPr>
-        <w:t>В результате проверки установлено, что полные дубликаты строк отсутствуют (0 дубликатов). Дубликаты по паре «</w:t>
-      </w:r>
-      <w:proofErr w:type="spellStart"/>
-      <w:r>
-        <w:rPr>
-          <w:sz w:val="28"/>
+        <w:t xml:space="preserve">Наибольшая совместная встречаемость наблюдается для пар </w:t>
+      </w:r>
+      <w:r>
+        <w:rPr>
+          <w:rFonts w:ascii="Courier New" w:hAnsi="Courier New" w:cs="Courier New"/>
+          <w:lang w:eastAsia="en-US"/>
+        </w:rPr>
+        <w:t xml:space="preserve">«WHERE </w:t>
+      </w:r>
+      <w:r>
+        <w:rPr>
+          <w:rFonts w:ascii="Courier New" w:hAnsi="Courier New" w:cs="Courier New"/>
+          <w:lang w:eastAsia="en-US"/>
+        </w:rPr>
+        <w:t>-</w:t>
+      </w:r>
+      <w:r>
+        <w:rPr>
+          <w:rFonts w:ascii="Courier New" w:hAnsi="Courier New" w:cs="Courier New"/>
+          <w:lang w:eastAsia="en-US"/>
+        </w:rPr>
+        <w:t xml:space="preserve"> ORDER BY»</w:t>
+      </w:r>
+      <w:r>
+        <w:rPr>
+          <w:sz w:val="28"/>
+          <w:lang w:eastAsia="en-US"/>
+        </w:rPr>
+        <w:t xml:space="preserve"> и </w:t>
+      </w:r>
+      <w:r>
+        <w:rPr>
+          <w:rFonts w:ascii="Courier New" w:hAnsi="Courier New" w:cs="Courier New"/>
+          <w:lang w:eastAsia="en-US"/>
+        </w:rPr>
+        <w:t xml:space="preserve">«GROUP BY </w:t>
+      </w:r>
+      <w:r>
+        <w:rPr>
+          <w:rFonts w:ascii="Courier New" w:hAnsi="Courier New" w:cs="Courier New"/>
+          <w:lang w:eastAsia="en-US"/>
+        </w:rPr>
+        <w:t>-</w:t>
+      </w:r>
+      <w:r>
+        <w:rPr>
+          <w:rFonts w:ascii="Courier New" w:hAnsi="Courier New" w:cs="Courier New"/>
+          <w:lang w:eastAsia="en-US"/>
+        </w:rPr>
+        <w:t xml:space="preserve"> COUNT»</w:t>
+      </w:r>
+      <w:r>
+        <w:rPr>
+          <w:sz w:val="28"/>
+          <w:lang w:eastAsia="en-US"/>
+        </w:rPr>
+        <w:t>, что соответствует типичной структуре аналитических запросов: сначала фильтрация (WHERE), затем группировка (GROUP BY) и агрегация (COUNT).</w:t>
+      </w:r>
+    </w:p>
+    <w:p>
+      <w:pPr>
+        <w:spacing w:line="360" w:lineRule="auto"/>
+        <w:ind w:left="578"/>
+        <w:rPr>
+          <w:sz w:val="28"/>
+          <w:lang w:eastAsia="en-US"/>
+        </w:rPr>
+      </w:pPr>
+    </w:p>
+    <w:p>
+      <w:pPr>
+        <w:spacing w:line="360" w:lineRule="auto"/>
+        <w:ind w:left="578"/>
+        <w:rPr>
+          <w:sz w:val="28"/>
+          <w:lang w:eastAsia="en-US"/>
+        </w:rPr>
+      </w:pPr>
+      <w:r>
+        <w:rPr>
+          <w:sz w:val="28"/>
+          <w:lang w:eastAsia="en-US"/>
+        </w:rPr>
+        <w:t xml:space="preserve">В результате проверки установлено, что полные дубликаты строк отсутствуют (0 дубликатов). Дубликаты по паре </w:t>
+      </w:r>
+      <w:r>
+        <w:rPr>
+          <w:rFonts w:ascii="Courier New" w:hAnsi="Courier New" w:cs="Courier New"/>
+          <w:lang w:eastAsia="en-US"/>
+        </w:rPr>
+        <w:t>«</w:t>
+      </w:r>
+      <w:proofErr w:type="spellStart"/>
+      <w:r>
+        <w:rPr>
+          <w:rFonts w:ascii="Courier New" w:hAnsi="Courier New" w:cs="Courier New"/>
           <w:lang w:eastAsia="en-US"/>
         </w:rPr>
         <w:t>question-query</w:t>
@@ -4737,10 +5019,17 @@
       <w:proofErr w:type="spellEnd"/>
       <w:r>
         <w:rPr>
-          <w:sz w:val="28"/>
-          <w:lang w:eastAsia="en-US"/>
-        </w:rPr>
-        <w:t>» также отсутствуют. Все 65 354 записи являются уникальными, удаление дубликатов не требуется.</w:t>
+          <w:rFonts w:ascii="Courier New" w:hAnsi="Courier New" w:cs="Courier New"/>
+          <w:lang w:eastAsia="en-US"/>
+        </w:rPr>
+        <w:t>»</w:t>
+      </w:r>
+      <w:r>
+        <w:rPr>
+          <w:sz w:val="28"/>
+          <w:lang w:eastAsia="en-US"/>
+        </w:rPr>
+        <w:t xml:space="preserve"> также отсутствуют. Все 65 354 записи являются уникальными, удаление дубликатов не требуется.</w:t>
       </w:r>
     </w:p>
     <w:p>
@@ -4902,29 +5191,27 @@
           <w:sz w:val="28"/>
           <w:lang w:val="en-US" w:eastAsia="en-US"/>
         </w:rPr>
-        <w:t xml:space="preserve">: «SELECT </w:t>
-      </w:r>
-      <w:proofErr w:type="spellStart"/>
-      <w:proofErr w:type="gramStart"/>
-      <w:r>
-        <w:rPr>
-          <w:sz w:val="28"/>
+        <w:t xml:space="preserve">: </w:t>
+      </w:r>
+      <w:r>
+        <w:rPr>
+          <w:rFonts w:ascii="Courier New" w:hAnsi="Courier New" w:cs="Courier New"/>
           <w:lang w:val="en-US" w:eastAsia="en-US"/>
         </w:rPr>
-        <w:t>p.project</w:t>
-      </w:r>
-      <w:proofErr w:type="gramEnd"/>
-      <w:r>
-        <w:rPr>
-          <w:sz w:val="28"/>
+        <w:t xml:space="preserve">«SELECT </w:t>
+      </w:r>
+      <w:proofErr w:type="spellStart"/>
+      <w:r>
+        <w:rPr>
+          <w:rFonts w:ascii="Courier New" w:hAnsi="Courier New" w:cs="Courier New"/>
           <w:lang w:val="en-US" w:eastAsia="en-US"/>
         </w:rPr>
-        <w:t>_id</w:t>
-      </w:r>
-      <w:proofErr w:type="spellEnd"/>
-      <w:r>
-        <w:rPr>
-          <w:sz w:val="28"/>
+        <w:t>p.project_id</w:t>
+      </w:r>
+      <w:proofErr w:type="spellEnd"/>
+      <w:r>
+        <w:rPr>
+          <w:rFonts w:ascii="Courier New" w:hAnsi="Courier New" w:cs="Courier New"/>
           <w:lang w:val="en-US" w:eastAsia="en-US"/>
         </w:rPr>
         <w:t xml:space="preserve">, </w:t>
@@ -4932,7 +5219,7 @@
       <w:proofErr w:type="spellStart"/>
       <w:r>
         <w:rPr>
-          <w:sz w:val="28"/>
+          <w:rFonts w:ascii="Courier New" w:hAnsi="Courier New" w:cs="Courier New"/>
           <w:lang w:val="en-US" w:eastAsia="en-US"/>
         </w:rPr>
         <w:t>p.project_details</w:t>
@@ -4940,7 +5227,7 @@
       <w:proofErr w:type="spellEnd"/>
       <w:r>
         <w:rPr>
-          <w:sz w:val="28"/>
+          <w:rFonts w:ascii="Courier New" w:hAnsi="Courier New" w:cs="Courier New"/>
           <w:lang w:val="en-US" w:eastAsia="en-US"/>
         </w:rPr>
         <w:t xml:space="preserve">, </w:t>
@@ -4948,7 +5235,7 @@
       <w:proofErr w:type="spellStart"/>
       <w:r>
         <w:rPr>
-          <w:sz w:val="28"/>
+          <w:rFonts w:ascii="Courier New" w:hAnsi="Courier New" w:cs="Courier New"/>
           <w:lang w:val="en-US" w:eastAsia="en-US"/>
         </w:rPr>
         <w:t>d.document_name</w:t>
@@ -4956,23 +5243,31 @@
       <w:proofErr w:type="spellEnd"/>
       <w:r>
         <w:rPr>
-          <w:sz w:val="28"/>
+          <w:rFonts w:ascii="Courier New" w:hAnsi="Courier New" w:cs="Courier New"/>
           <w:lang w:val="en-US" w:eastAsia="en-US"/>
         </w:rPr>
-        <w:t xml:space="preserve"> FROM projects p LEFT JOIN documents d ON </w:t>
-      </w:r>
-      <w:proofErr w:type="spellStart"/>
-      <w:r>
-        <w:rPr>
-          <w:sz w:val="28"/>
+        <w:t xml:space="preserve"> </w:t>
+      </w:r>
+      <w:r>
+        <w:rPr>
+          <w:rFonts w:ascii="Courier New" w:hAnsi="Courier New" w:cs="Courier New"/>
           <w:lang w:val="en-US" w:eastAsia="en-US"/>
         </w:rPr>
+        <w:lastRenderedPageBreak/>
+        <w:t xml:space="preserve">FROM projects p LEFT JOIN documents d ON </w:t>
+      </w:r>
+      <w:proofErr w:type="spellStart"/>
+      <w:r>
+        <w:rPr>
+          <w:rFonts w:ascii="Courier New" w:hAnsi="Courier New" w:cs="Courier New"/>
+          <w:lang w:val="en-US" w:eastAsia="en-US"/>
+        </w:rPr>
         <w:t>p.project_id</w:t>
       </w:r>
       <w:proofErr w:type="spellEnd"/>
       <w:r>
         <w:rPr>
-          <w:sz w:val="28"/>
+          <w:rFonts w:ascii="Courier New" w:hAnsi="Courier New" w:cs="Courier New"/>
           <w:lang w:val="en-US" w:eastAsia="en-US"/>
         </w:rPr>
         <w:t xml:space="preserve"> = </w:t>
@@ -4980,7 +5275,7 @@
       <w:proofErr w:type="spellStart"/>
       <w:r>
         <w:rPr>
-          <w:sz w:val="28"/>
+          <w:rFonts w:ascii="Courier New" w:hAnsi="Courier New" w:cs="Courier New"/>
           <w:lang w:val="en-US" w:eastAsia="en-US"/>
         </w:rPr>
         <w:t>d.project_id</w:t>
@@ -4988,20 +5283,27 @@
       <w:proofErr w:type="spellEnd"/>
       <w:r>
         <w:rPr>
-          <w:sz w:val="28"/>
+          <w:rFonts w:ascii="Courier New" w:hAnsi="Courier New" w:cs="Courier New"/>
           <w:lang w:val="en-US" w:eastAsia="en-US"/>
         </w:rPr>
-        <w:t>».</w:t>
-      </w:r>
-    </w:p>
-    <w:p>
-      <w:pPr>
-        <w:spacing w:line="360" w:lineRule="auto"/>
-        <w:ind w:left="578"/>
+        <w:t>»</w:t>
+      </w:r>
+      <w:r>
         <w:rPr>
           <w:sz w:val="28"/>
           <w:lang w:val="en-US" w:eastAsia="en-US"/>
         </w:rPr>
+        <w:t>.</w:t>
+      </w:r>
+    </w:p>
+    <w:p>
+      <w:pPr>
+        <w:spacing w:line="360" w:lineRule="auto"/>
+        <w:ind w:left="578"/>
+        <w:rPr>
+          <w:sz w:val="28"/>
+          <w:lang w:val="en-US" w:eastAsia="en-US"/>
+        </w:rPr>
       </w:pPr>
     </w:p>
     <w:p>
@@ -5093,7 +5395,7 @@
       <w:proofErr w:type="spellStart"/>
       <w:r>
         <w:rPr>
-          <w:sz w:val="28"/>
+          <w:rFonts w:ascii="Courier New" w:hAnsi="Courier New" w:cs="Courier New"/>
           <w:lang w:eastAsia="en-US"/>
         </w:rPr>
         <w:t>question</w:t>
@@ -5109,7 +5411,7 @@
       <w:proofErr w:type="spellStart"/>
       <w:r>
         <w:rPr>
-          <w:sz w:val="28"/>
+          <w:rFonts w:ascii="Courier New" w:hAnsi="Courier New" w:cs="Courier New"/>
           <w:lang w:eastAsia="en-US"/>
         </w:rPr>
         <w:t>query</w:t>
@@ -5125,7 +5427,7 @@
       <w:proofErr w:type="spellStart"/>
       <w:r>
         <w:rPr>
-          <w:sz w:val="28"/>
+          <w:rFonts w:ascii="Courier New" w:hAnsi="Courier New" w:cs="Courier New"/>
           <w:lang w:eastAsia="en-US"/>
         </w:rPr>
         <w:t>question</w:t>
@@ -5141,7 +5443,7 @@
       <w:proofErr w:type="spellStart"/>
       <w:r>
         <w:rPr>
-          <w:sz w:val="28"/>
+          <w:rFonts w:ascii="Courier New" w:hAnsi="Courier New" w:cs="Courier New"/>
           <w:lang w:eastAsia="en-US"/>
         </w:rPr>
         <w:t>query</w:t>
@@ -5152,7 +5454,21 @@
           <w:sz w:val="28"/>
           <w:lang w:eastAsia="en-US"/>
         </w:rPr>
-        <w:t xml:space="preserve"> — регистровый шум (случайное изменение регистра ключевых слов). На рис. 9 представлено сравнение распределения длин исходных и зашумленных вопросов.</w:t>
+        <w:t xml:space="preserve"> </w:t>
+      </w:r>
+      <w:r>
+        <w:rPr>
+          <w:sz w:val="28"/>
+          <w:lang w:eastAsia="en-US"/>
+        </w:rPr>
+        <w:t>-</w:t>
+      </w:r>
+      <w:r>
+        <w:rPr>
+          <w:sz w:val="28"/>
+          <w:lang w:eastAsia="en-US"/>
+        </w:rPr>
+        <w:t xml:space="preserve"> регистровый шум (случайное изменение регистра ключевых слов). На рис. 9 представлено сравнение распределения длин исходных и зашумленных вопросов.</w:t>
       </w:r>
     </w:p>
     <w:p>
@@ -5171,7 +5487,7 @@
         </w:rPr>
         <w:lastRenderedPageBreak/>
         <w:pict>
-          <v:shape id="_x0000_i1052" type="#_x0000_t75" style="width:426.55pt;height:213.25pt">
+          <v:shape id="_x0000_i1033" type="#_x0000_t75" style="width:426.75pt;height:213pt">
             <v:imagedata r:id="rId16" o:title="noise_effect"/>
           </v:shape>
         </w:pict>
@@ -5252,7 +5568,147 @@
           <w:sz w:val="28"/>
           <w:lang w:eastAsia="en-US"/>
         </w:rPr>
-        <w:t>Для упрощения анализа и возможности группировки данных была выполнена категоризация числовых признаков. Вопросы были разделены на три категории по длине: короткие (менее 50 символов) — 18 359 записей (28,1% от общего числа), средние (50–100 символов) — 43 659 записей (66,8%), длинные (более 100 символов) — 3 336 записей (5,1%). Запросы были разделены на три категории по сложности (количеству ключевых слов): простые (1–3 ключевых слова) — 17 365 записей (26,6%), средние (4–6 ключевых слов) — 45 992 записи (70,4%), сложные (7–9 ключевых слов) — 1 997 записей (3,0%).</w:t>
+        <w:t xml:space="preserve">Для упрощения анализа и возможности группировки данных была выполнена категоризация числовых признаков. Вопросы были разделены на три категории по длине: короткие (менее 50 символов) </w:t>
+      </w:r>
+      <w:r>
+        <w:rPr>
+          <w:sz w:val="28"/>
+          <w:lang w:eastAsia="en-US"/>
+        </w:rPr>
+        <w:t>-</w:t>
+      </w:r>
+      <w:r>
+        <w:rPr>
+          <w:sz w:val="28"/>
+          <w:lang w:eastAsia="en-US"/>
+        </w:rPr>
+        <w:t xml:space="preserve"> 18 359 записей (28,1% от общего числа), средние (50</w:t>
+      </w:r>
+      <w:r>
+        <w:rPr>
+          <w:sz w:val="28"/>
+          <w:lang w:eastAsia="en-US"/>
+        </w:rPr>
+        <w:t>-</w:t>
+      </w:r>
+      <w:r>
+        <w:rPr>
+          <w:sz w:val="28"/>
+          <w:lang w:eastAsia="en-US"/>
+        </w:rPr>
+        <w:t xml:space="preserve">100 символов) </w:t>
+      </w:r>
+      <w:r>
+        <w:rPr>
+          <w:sz w:val="28"/>
+          <w:lang w:eastAsia="en-US"/>
+        </w:rPr>
+        <w:t>-</w:t>
+      </w:r>
+      <w:r>
+        <w:rPr>
+          <w:sz w:val="28"/>
+          <w:lang w:eastAsia="en-US"/>
+        </w:rPr>
+        <w:t xml:space="preserve"> 43 659 записей (66,8%), длинные (более 100 символов) </w:t>
+      </w:r>
+      <w:r>
+        <w:rPr>
+          <w:sz w:val="28"/>
+          <w:lang w:eastAsia="en-US"/>
+        </w:rPr>
+        <w:t>-</w:t>
+      </w:r>
+      <w:r>
+        <w:rPr>
+          <w:sz w:val="28"/>
+          <w:lang w:eastAsia="en-US"/>
+        </w:rPr>
+        <w:t xml:space="preserve"> 3 336 записей (5,1%). Запросы были разделены на три категории по сложности (количеству ключевых слов): простые (1</w:t>
+      </w:r>
+      <w:r>
+        <w:rPr>
+          <w:sz w:val="28"/>
+          <w:lang w:eastAsia="en-US"/>
+        </w:rPr>
+        <w:t>-</w:t>
+      </w:r>
+      <w:r>
+        <w:rPr>
+          <w:sz w:val="28"/>
+          <w:lang w:eastAsia="en-US"/>
+        </w:rPr>
+        <w:t xml:space="preserve">3 ключевых слова) </w:t>
+      </w:r>
+      <w:r>
+        <w:rPr>
+          <w:sz w:val="28"/>
+          <w:lang w:eastAsia="en-US"/>
+        </w:rPr>
+        <w:t>-</w:t>
+      </w:r>
+      <w:r>
+        <w:rPr>
+          <w:sz w:val="28"/>
+          <w:lang w:eastAsia="en-US"/>
+        </w:rPr>
+        <w:t xml:space="preserve"> 17 365 записей (26,6%), средние (4</w:t>
+      </w:r>
+      <w:r>
+        <w:rPr>
+          <w:sz w:val="28"/>
+          <w:lang w:eastAsia="en-US"/>
+        </w:rPr>
+        <w:t>-</w:t>
+      </w:r>
+      <w:r>
+        <w:rPr>
+          <w:sz w:val="28"/>
+          <w:lang w:eastAsia="en-US"/>
+        </w:rPr>
+        <w:t xml:space="preserve">6 ключевых слов) </w:t>
+      </w:r>
+      <w:r>
+        <w:rPr>
+          <w:sz w:val="28"/>
+          <w:lang w:eastAsia="en-US"/>
+        </w:rPr>
+        <w:t>-</w:t>
+      </w:r>
+      <w:r>
+        <w:rPr>
+          <w:sz w:val="28"/>
+          <w:lang w:eastAsia="en-US"/>
+        </w:rPr>
+        <w:t xml:space="preserve"> 45 992 записи (70,4%), сложные (7</w:t>
+      </w:r>
+      <w:r>
+        <w:rPr>
+          <w:sz w:val="28"/>
+          <w:lang w:eastAsia="en-US"/>
+        </w:rPr>
+        <w:t>-</w:t>
+      </w:r>
+      <w:r>
+        <w:rPr>
+          <w:sz w:val="28"/>
+          <w:lang w:eastAsia="en-US"/>
+        </w:rPr>
+        <w:t xml:space="preserve">9 ключевых слов) </w:t>
+      </w:r>
+      <w:r>
+        <w:rPr>
+          <w:sz w:val="28"/>
+          <w:lang w:eastAsia="en-US"/>
+        </w:rPr>
+        <w:t>-</w:t>
+      </w:r>
+      <w:r>
+        <w:rPr>
+          <w:sz w:val="28"/>
+          <w:lang w:eastAsia="en-US"/>
+        </w:rPr>
+        <w:t xml:space="preserve"> 1 997 записей (3,0%).</w:t>
       </w:r>
     </w:p>
     <w:p>
@@ -5301,7 +5757,7 @@
       <w:proofErr w:type="spellStart"/>
       <w:r>
         <w:rPr>
-          <w:sz w:val="28"/>
+          <w:rFonts w:ascii="Courier New" w:hAnsi="Courier New" w:cs="Courier New"/>
           <w:lang w:eastAsia="en-US"/>
         </w:rPr>
         <w:t>schema</w:t>
@@ -5357,7 +5813,7 @@
           <w:lang w:eastAsia="en-US"/>
         </w:rPr>
         <w:pict>
-          <v:shape id="_x0000_i1054" type="#_x0000_t75" style="width:432.55pt;height:154.35pt">
+          <v:shape id="_x0000_i1034" type="#_x0000_t75" style="width:432.75pt;height:154.5pt">
             <v:imagedata r:id="rId17" o:title="filtering_effect"/>
           </v:shape>
         </w:pict>
@@ -5444,7 +5900,7 @@
       <w:proofErr w:type="spellStart"/>
       <w:r>
         <w:rPr>
-          <w:sz w:val="28"/>
+          <w:rFonts w:ascii="Courier New" w:hAnsi="Courier New" w:cs="Courier New"/>
           <w:lang w:eastAsia="en-US"/>
         </w:rPr>
         <w:t>schema</w:t>
@@ -5473,7 +5929,7 @@
           <w:lang w:eastAsia="en-US"/>
         </w:rPr>
         <w:pict>
-          <v:shape id="_x0000_i1059" type="#_x0000_t75" style="width:437.45pt;height:249.8pt">
+          <v:shape id="_x0000_i1035" type="#_x0000_t75" style="width:437.25pt;height:249.75pt">
             <v:imagedata r:id="rId18" o:title="grouping_top_schemas"/>
           </v:shape>
         </w:pict>
@@ -5532,7 +5988,7 @@
       <w:proofErr w:type="spellStart"/>
       <w:r>
         <w:rPr>
-          <w:sz w:val="28"/>
+          <w:rFonts w:ascii="Courier New" w:hAnsi="Courier New" w:cs="Courier New"/>
           <w:lang w:eastAsia="en-US"/>
         </w:rPr>
         <w:t>apartment_bookings</w:t>
@@ -5540,10 +5996,16 @@
       <w:proofErr w:type="spellEnd"/>
       <w:r>
         <w:rPr>
-          <w:sz w:val="28"/>
-          <w:lang w:eastAsia="en-US"/>
-        </w:rPr>
-        <w:t xml:space="preserve"> (1 941 запись, 2,97% от общего числа). В целом топ-10 схем охватывает лишь около 10% всех записей, что говорит о высоком разнообразии структур данных в </w:t>
+          <w:lang w:eastAsia="en-US"/>
+        </w:rPr>
+        <w:t xml:space="preserve"> </w:t>
+      </w:r>
+      <w:r>
+        <w:rPr>
+          <w:sz w:val="28"/>
+          <w:lang w:eastAsia="en-US"/>
+        </w:rPr>
+        <w:t xml:space="preserve">(1 941 запись, 2,97% от общего числа). В целом топ-10 схем охватывает лишь около 10% всех записей, что говорит о высоком разнообразии структур данных в </w:t>
       </w:r>
       <w:proofErr w:type="spellStart"/>
       <w:r>
@@ -5617,7 +6079,7 @@
       <w:proofErr w:type="spellStart"/>
       <w:r>
         <w:rPr>
-          <w:sz w:val="28"/>
+          <w:rFonts w:ascii="Courier New" w:hAnsi="Courier New" w:cs="Courier New"/>
           <w:lang w:eastAsia="en-US"/>
         </w:rPr>
         <w:t>question</w:t>
@@ -5633,7 +6095,7 @@
       <w:proofErr w:type="spellStart"/>
       <w:r>
         <w:rPr>
-          <w:sz w:val="28"/>
+          <w:rFonts w:ascii="Courier New" w:hAnsi="Courier New" w:cs="Courier New"/>
           <w:lang w:eastAsia="en-US"/>
         </w:rPr>
         <w:t>query</w:t>
@@ -5649,7 +6111,7 @@
       <w:proofErr w:type="spellStart"/>
       <w:r>
         <w:rPr>
-          <w:sz w:val="28"/>
+          <w:rFonts w:ascii="Courier New" w:hAnsi="Courier New" w:cs="Courier New"/>
           <w:lang w:eastAsia="en-US"/>
         </w:rPr>
         <w:t>schema</w:t>
@@ -5665,7 +6127,7 @@
       <w:proofErr w:type="spellStart"/>
       <w:r>
         <w:rPr>
-          <w:sz w:val="28"/>
+          <w:rFonts w:ascii="Courier New" w:hAnsi="Courier New" w:cs="Courier New"/>
           <w:lang w:eastAsia="en-US"/>
         </w:rPr>
         <w:t>has_join</w:t>
@@ -5722,7 +6184,7 @@
         </w:rPr>
         <w:lastRenderedPageBreak/>
         <w:pict>
-          <v:shape id="_x0000_i1061" type="#_x0000_t75" style="width:437.45pt;height:328.35pt">
+          <v:shape id="_x0000_i1036" type="#_x0000_t75" style="width:438pt;height:328.5pt">
             <v:imagedata r:id="rId19" o:title="categorical_pie"/>
           </v:shape>
         </w:pict>
@@ -5792,7 +6254,21 @@
           <w:sz w:val="28"/>
           <w:lang w:eastAsia="en-US"/>
         </w:rPr>
-        <w:t xml:space="preserve"> сбалансированным для обучения моделей, способных обрабатывать типовые аналитические задачи. Простые запросы составляют 26,6%, а сложные — лишь 3,0%.</w:t>
+        <w:t xml:space="preserve"> сбалансированным для обучения моделей, способных обрабатывать типовые аналитические задачи. Простые запросы составляют 26,6%, а сложные </w:t>
+      </w:r>
+      <w:r>
+        <w:rPr>
+          <w:sz w:val="28"/>
+          <w:lang w:eastAsia="en-US"/>
+        </w:rPr>
+        <w:t>-</w:t>
+      </w:r>
+      <w:r>
+        <w:rPr>
+          <w:sz w:val="28"/>
+          <w:lang w:eastAsia="en-US"/>
+        </w:rPr>
+        <w:t xml:space="preserve"> лишь 3,0%.</w:t>
       </w:r>
     </w:p>
     <w:p>
@@ -5856,7 +6332,7 @@
       <w:proofErr w:type="spellStart"/>
       <w:r>
         <w:rPr>
-          <w:sz w:val="28"/>
+          <w:rFonts w:ascii="Courier New" w:hAnsi="Courier New" w:cs="Courier New"/>
           <w:lang w:eastAsia="en-US"/>
         </w:rPr>
         <w:t>schema</w:t>
@@ -5888,7 +6364,7 @@
       <w:proofErr w:type="spellStart"/>
       <w:r>
         <w:rPr>
-          <w:sz w:val="28"/>
+          <w:rFonts w:ascii="Courier New" w:hAnsi="Courier New" w:cs="Courier New"/>
           <w:lang w:eastAsia="en-US"/>
         </w:rPr>
         <w:t>has_join</w:t>
@@ -5963,7 +6439,21 @@
           <w:sz w:val="28"/>
           <w:lang w:eastAsia="en-US"/>
         </w:rPr>
-        <w:t xml:space="preserve"> — на 1.</w:t>
+        <w:t xml:space="preserve"> </w:t>
+      </w:r>
+      <w:r>
+        <w:rPr>
+          <w:sz w:val="28"/>
+          <w:lang w:eastAsia="en-US"/>
+        </w:rPr>
+        <w:t>-</w:t>
+      </w:r>
+      <w:r>
+        <w:rPr>
+          <w:sz w:val="28"/>
+          <w:lang w:eastAsia="en-US"/>
+        </w:rPr>
+        <w:t xml:space="preserve"> на 1.</w:t>
       </w:r>
     </w:p>
     <w:p>
@@ -6007,12 +6497,19 @@
           <w:sz w:val="28"/>
           <w:lang w:eastAsia="en-US"/>
         </w:rPr>
-        <w:t xml:space="preserve"> менее 10 раз. Для этих редких схем была выполнена агрегация в обобщающую категорию «</w:t>
-      </w:r>
-      <w:proofErr w:type="spellStart"/>
-      <w:r>
-        <w:rPr>
-          <w:sz w:val="28"/>
+        <w:t xml:space="preserve"> менее 10 раз. Для этих редких схем была выполнена агрегация в обобщающую категорию </w:t>
+      </w:r>
+      <w:r>
+        <w:rPr>
+          <w:rFonts w:ascii="Courier New" w:hAnsi="Courier New" w:cs="Courier New"/>
+          <w:lang w:eastAsia="en-US"/>
+        </w:rPr>
+        <w:t>«</w:t>
+      </w:r>
+      <w:proofErr w:type="spellStart"/>
+      <w:r>
+        <w:rPr>
+          <w:rFonts w:ascii="Courier New" w:hAnsi="Courier New" w:cs="Courier New"/>
           <w:lang w:eastAsia="en-US"/>
         </w:rPr>
         <w:t>other_schema</w:t>
@@ -6020,10 +6517,17 @@
       <w:proofErr w:type="spellEnd"/>
       <w:r>
         <w:rPr>
-          <w:sz w:val="28"/>
-          <w:lang w:eastAsia="en-US"/>
-        </w:rPr>
-        <w:t>». После агрегации количество уникальных схем сократилось с 947 до 738, что упрощает дальнейший анализ и снижает риск переобучения модели на редких примерах.</w:t>
+          <w:rFonts w:ascii="Courier New" w:hAnsi="Courier New" w:cs="Courier New"/>
+          <w:lang w:eastAsia="en-US"/>
+        </w:rPr>
+        <w:t>»</w:t>
+      </w:r>
+      <w:r>
+        <w:rPr>
+          <w:sz w:val="28"/>
+          <w:lang w:eastAsia="en-US"/>
+        </w:rPr>
+        <w:t>. После агрегации количество уникальных схем сократилось с 947 до 738, что упрощает дальнейший анализ и снижает риск переобучения модели на редких примерах.</w:t>
       </w:r>
     </w:p>
     <w:p>
@@ -6055,7 +6559,7 @@
       <w:proofErr w:type="spellStart"/>
       <w:r>
         <w:rPr>
-          <w:sz w:val="28"/>
+          <w:rFonts w:ascii="Courier New" w:hAnsi="Courier New" w:cs="Courier New"/>
           <w:lang w:eastAsia="en-US"/>
         </w:rPr>
         <w:t>query</w:t>
@@ -6066,12 +6570,19 @@
           <w:sz w:val="28"/>
           <w:lang w:eastAsia="en-US"/>
         </w:rPr>
-        <w:t xml:space="preserve"> была введена новая категория «</w:t>
-      </w:r>
-      <w:proofErr w:type="spellStart"/>
-      <w:r>
-        <w:rPr>
-          <w:sz w:val="28"/>
+        <w:t xml:space="preserve"> была введена новая категория </w:t>
+      </w:r>
+      <w:r>
+        <w:rPr>
+          <w:rFonts w:ascii="Courier New" w:hAnsi="Courier New" w:cs="Courier New"/>
+          <w:lang w:eastAsia="en-US"/>
+        </w:rPr>
+        <w:t>«</w:t>
+      </w:r>
+      <w:proofErr w:type="spellStart"/>
+      <w:r>
+        <w:rPr>
+          <w:rFonts w:ascii="Courier New" w:hAnsi="Courier New" w:cs="Courier New"/>
           <w:lang w:eastAsia="en-US"/>
         </w:rPr>
         <w:t>query_level</w:t>
@@ -6079,10 +6590,17 @@
       <w:proofErr w:type="spellEnd"/>
       <w:r>
         <w:rPr>
-          <w:sz w:val="28"/>
-          <w:lang w:eastAsia="en-US"/>
-        </w:rPr>
-        <w:t xml:space="preserve">», характеризующая уровень сложности запроса. Категория определяется на основе трех критериев: наличие JOIN, наличие GROUP BY, наличие агрегатных функций. Выделены четыре уровня сложности: </w:t>
+          <w:rFonts w:ascii="Courier New" w:hAnsi="Courier New" w:cs="Courier New"/>
+          <w:lang w:eastAsia="en-US"/>
+        </w:rPr>
+        <w:t>»</w:t>
+      </w:r>
+      <w:r>
+        <w:rPr>
+          <w:sz w:val="28"/>
+          <w:lang w:eastAsia="en-US"/>
+        </w:rPr>
+        <w:t xml:space="preserve">, характеризующая уровень сложности запроса. Категория определяется на основе трех критериев: наличие JOIN, наличие GROUP BY, наличие агрегатных функций. Выделены четыре уровня сложности: </w:t>
       </w:r>
       <w:proofErr w:type="spellStart"/>
       <w:r>
@@ -6098,7 +6616,21 @@
           <w:sz w:val="28"/>
           <w:lang w:eastAsia="en-US"/>
         </w:rPr>
-        <w:t xml:space="preserve"> (низкий) — 14 747 записей (22,6%), </w:t>
+        <w:t xml:space="preserve"> (низкий) </w:t>
+      </w:r>
+      <w:r>
+        <w:rPr>
+          <w:sz w:val="28"/>
+          <w:lang w:eastAsia="en-US"/>
+        </w:rPr>
+        <w:t>-</w:t>
+      </w:r>
+      <w:r>
+        <w:rPr>
+          <w:sz w:val="28"/>
+          <w:lang w:eastAsia="en-US"/>
+        </w:rPr>
+        <w:t xml:space="preserve"> 14 747 записей (22,6%), </w:t>
       </w:r>
       <w:proofErr w:type="spellStart"/>
       <w:r>
@@ -6114,7 +6646,21 @@
           <w:sz w:val="28"/>
           <w:lang w:eastAsia="en-US"/>
         </w:rPr>
-        <w:t xml:space="preserve"> (средний) — 23 121 запись (35,4%), </w:t>
+        <w:t xml:space="preserve"> (средний) </w:t>
+      </w:r>
+      <w:r>
+        <w:rPr>
+          <w:sz w:val="28"/>
+          <w:lang w:eastAsia="en-US"/>
+        </w:rPr>
+        <w:t>-</w:t>
+      </w:r>
+      <w:r>
+        <w:rPr>
+          <w:sz w:val="28"/>
+          <w:lang w:eastAsia="en-US"/>
+        </w:rPr>
+        <w:t xml:space="preserve"> 23 121 запись (35,4%), </w:t>
       </w:r>
       <w:proofErr w:type="spellStart"/>
       <w:r>
@@ -6130,7 +6676,21 @@
           <w:sz w:val="28"/>
           <w:lang w:eastAsia="en-US"/>
         </w:rPr>
-        <w:t xml:space="preserve"> (высокий) — 21 753 записи (33,3%), </w:t>
+        <w:t xml:space="preserve"> (высокий) </w:t>
+      </w:r>
+      <w:r>
+        <w:rPr>
+          <w:sz w:val="28"/>
+          <w:lang w:eastAsia="en-US"/>
+        </w:rPr>
+        <w:t>-</w:t>
+      </w:r>
+      <w:r>
+        <w:rPr>
+          <w:sz w:val="28"/>
+          <w:lang w:eastAsia="en-US"/>
+        </w:rPr>
+        <w:t xml:space="preserve"> 21 753 записи (33,3%), </w:t>
       </w:r>
       <w:proofErr w:type="spellStart"/>
       <w:r>
@@ -6162,7 +6722,21 @@
           <w:sz w:val="28"/>
           <w:lang w:eastAsia="en-US"/>
         </w:rPr>
-        <w:t xml:space="preserve"> (очень высокий) — 5 733 записи (8,8%). На рис. 13 представлено распределение запросов по уровням сложности.</w:t>
+        <w:t xml:space="preserve"> (очень высокий) </w:t>
+      </w:r>
+      <w:r>
+        <w:rPr>
+          <w:sz w:val="28"/>
+          <w:lang w:eastAsia="en-US"/>
+        </w:rPr>
+        <w:t>-</w:t>
+      </w:r>
+      <w:r>
+        <w:rPr>
+          <w:sz w:val="28"/>
+          <w:lang w:eastAsia="en-US"/>
+        </w:rPr>
+        <w:t xml:space="preserve"> 5 733 записи (8,8%). На рис. 13 представлено распределение запросов по уровням сложности.</w:t>
       </w:r>
     </w:p>
     <w:p>
@@ -6180,7 +6754,7 @@
           <w:lang w:eastAsia="en-US"/>
         </w:rPr>
         <w:pict>
-          <v:shape id="_x0000_i1063" type="#_x0000_t75" style="width:397.65pt;height:238.35pt">
+          <v:shape id="_x0000_i1037" type="#_x0000_t75" style="width:397.5pt;height:238.5pt">
             <v:imagedata r:id="rId20" o:title="new_category"/>
           </v:shape>
         </w:pict>
@@ -6234,6 +6808,7 @@
           <w:sz w:val="28"/>
           <w:lang w:eastAsia="en-US"/>
         </w:rPr>
+        <w:lastRenderedPageBreak/>
         <w:t>Данная категория может быть использована в качестве целевого признака для задач классификации сложности запроса или для стратификации выборки при обучении модели.</w:t>
       </w:r>
     </w:p>
@@ -6253,28 +6828,476 @@
       </w:pPr>
       <w:bookmarkStart w:id="21" w:name="_Toc227155215"/>
       <w:r>
+        <w:t>Особенности, возможности и по</w:t>
+      </w:r>
+      <w:r>
+        <w:t xml:space="preserve">тенциальные риски использования </w:t>
+      </w:r>
+      <w:proofErr w:type="spellStart"/>
+      <w:r>
+        <w:t>датасета</w:t>
+      </w:r>
+      <w:bookmarkEnd w:id="21"/>
+      <w:proofErr w:type="spellEnd"/>
+    </w:p>
+    <w:p>
+      <w:pPr>
+        <w:spacing w:line="360" w:lineRule="auto"/>
+        <w:ind w:left="578"/>
+        <w:rPr>
+          <w:sz w:val="28"/>
+          <w:lang w:eastAsia="en-US"/>
+        </w:rPr>
+      </w:pPr>
+      <w:proofErr w:type="spellStart"/>
+      <w:r>
+        <w:rPr>
+          <w:sz w:val="28"/>
+          <w:lang w:eastAsia="en-US"/>
+        </w:rPr>
+        <w:t>Датасет</w:t>
+      </w:r>
+      <w:proofErr w:type="spellEnd"/>
+      <w:r>
+        <w:rPr>
+          <w:sz w:val="28"/>
+          <w:lang w:eastAsia="en-US"/>
+        </w:rPr>
+        <w:t xml:space="preserve"> </w:t>
+      </w:r>
+      <w:r>
+        <w:rPr>
+          <w:rFonts w:ascii="Courier New" w:hAnsi="Courier New" w:cs="Courier New"/>
+          <w:lang w:eastAsia="en-US"/>
+        </w:rPr>
+        <w:t>«</w:t>
+      </w:r>
+      <w:proofErr w:type="spellStart"/>
+      <w:r>
+        <w:rPr>
+          <w:rFonts w:ascii="Courier New" w:hAnsi="Courier New" w:cs="Courier New"/>
+          <w:lang w:eastAsia="en-US"/>
+        </w:rPr>
+        <w:t>text-to-sql</w:t>
+      </w:r>
+      <w:proofErr w:type="spellEnd"/>
+      <w:r>
+        <w:rPr>
+          <w:rFonts w:ascii="Courier New" w:hAnsi="Courier New" w:cs="Courier New"/>
+          <w:lang w:eastAsia="en-US"/>
+        </w:rPr>
+        <w:t>»</w:t>
+      </w:r>
+      <w:r>
+        <w:rPr>
+          <w:sz w:val="28"/>
+          <w:lang w:eastAsia="en-US"/>
+        </w:rPr>
+        <w:t xml:space="preserve"> был создан для обучения моделей преобразования естественно-языковых вопросов в SQL-запросы. Основная особенность предметной области заключается в необходимости одновременного понимания естественного языка, структуры базы данных (схемы) и синтаксиса SQL. Эта особенность накладывает ограничения на применимость </w:t>
+      </w:r>
+      <w:proofErr w:type="spellStart"/>
+      <w:r>
+        <w:rPr>
+          <w:sz w:val="28"/>
+          <w:lang w:eastAsia="en-US"/>
+        </w:rPr>
+        <w:t>датасета</w:t>
+      </w:r>
+      <w:proofErr w:type="spellEnd"/>
+      <w:r>
+        <w:rPr>
+          <w:sz w:val="28"/>
+          <w:lang w:eastAsia="en-US"/>
+        </w:rPr>
+        <w:t xml:space="preserve">: он не может быть использован для задач, не связанных с реляционными базами данных или SQL. Влияние этой особенности на решение задач состоит в том, что модель должна обучаться на парах «вопрос </w:t>
+      </w:r>
+      <w:r>
+        <w:rPr>
+          <w:sz w:val="28"/>
+          <w:lang w:eastAsia="en-US"/>
+        </w:rPr>
+        <w:t>-</w:t>
+      </w:r>
+      <w:r>
+        <w:rPr>
+          <w:sz w:val="28"/>
+          <w:lang w:eastAsia="en-US"/>
+        </w:rPr>
+        <w:t xml:space="preserve"> схема </w:t>
+      </w:r>
+      <w:r>
+        <w:rPr>
+          <w:sz w:val="28"/>
+          <w:lang w:eastAsia="en-US"/>
+        </w:rPr>
+        <w:t>-</w:t>
+      </w:r>
+      <w:r>
+        <w:rPr>
+          <w:sz w:val="28"/>
+          <w:lang w:eastAsia="en-US"/>
+        </w:rPr>
+        <w:t xml:space="preserve"> запрос», а не только на «вопрос </w:t>
+      </w:r>
+      <w:r>
+        <w:rPr>
+          <w:sz w:val="28"/>
+          <w:lang w:eastAsia="en-US"/>
+        </w:rPr>
+        <w:t>-</w:t>
+      </w:r>
+      <w:r>
+        <w:rPr>
+          <w:sz w:val="28"/>
+          <w:lang w:eastAsia="en-US"/>
+        </w:rPr>
+        <w:t xml:space="preserve"> запрос», что повышает требования к качеству и полноте столбца </w:t>
+      </w:r>
+      <w:proofErr w:type="spellStart"/>
+      <w:r>
+        <w:rPr>
+          <w:sz w:val="28"/>
+          <w:lang w:eastAsia="en-US"/>
+        </w:rPr>
+        <w:t>schema</w:t>
+      </w:r>
+      <w:proofErr w:type="spellEnd"/>
+      <w:r>
+        <w:rPr>
+          <w:sz w:val="28"/>
+          <w:lang w:eastAsia="en-US"/>
+        </w:rPr>
+        <w:t>.</w:t>
+      </w:r>
+    </w:p>
+    <w:p>
+      <w:pPr>
+        <w:spacing w:line="360" w:lineRule="auto"/>
+        <w:ind w:left="578"/>
+        <w:rPr>
+          <w:sz w:val="28"/>
+          <w:lang w:eastAsia="en-US"/>
+        </w:rPr>
+      </w:pPr>
+    </w:p>
+    <w:p>
+      <w:pPr>
+        <w:spacing w:line="360" w:lineRule="auto"/>
+        <w:ind w:left="578"/>
+        <w:rPr>
+          <w:b/>
+          <w:sz w:val="28"/>
+          <w:lang w:eastAsia="en-US"/>
+        </w:rPr>
+      </w:pPr>
+      <w:r>
+        <w:rPr>
+          <w:b/>
+          <w:sz w:val="28"/>
+          <w:lang w:eastAsia="en-US"/>
+        </w:rPr>
+        <w:t>Гипотезы для корр</w:t>
+      </w:r>
+      <w:r>
+        <w:rPr>
+          <w:b/>
+          <w:sz w:val="28"/>
+          <w:lang w:eastAsia="en-US"/>
+        </w:rPr>
+        <w:t xml:space="preserve">ектного использования </w:t>
+      </w:r>
+      <w:proofErr w:type="spellStart"/>
+      <w:r>
+        <w:rPr>
+          <w:b/>
+          <w:sz w:val="28"/>
+          <w:lang w:eastAsia="en-US"/>
+        </w:rPr>
+        <w:t>датасета</w:t>
+      </w:r>
+      <w:proofErr w:type="spellEnd"/>
+      <w:r>
+        <w:rPr>
+          <w:b/>
+          <w:sz w:val="28"/>
+          <w:lang w:eastAsia="en-US"/>
+        </w:rPr>
+        <w:t>.</w:t>
+      </w:r>
+    </w:p>
+    <w:p>
+      <w:pPr>
+        <w:spacing w:line="360" w:lineRule="auto"/>
+        <w:ind w:left="578"/>
+        <w:rPr>
+          <w:sz w:val="28"/>
+          <w:lang w:eastAsia="en-US"/>
+        </w:rPr>
+      </w:pPr>
+      <w:r>
+        <w:rPr>
+          <w:sz w:val="28"/>
+          <w:lang w:eastAsia="en-US"/>
+        </w:rPr>
+        <w:t xml:space="preserve">Гипотеза 1. Длина вопроса положительно коррелирует со сложностью SQL-запроса (количеством ключевых слов, наличием JOIN, подзапросов). Данная гипотеза подтверждается результатами корреляционного анализа: коэффициент корреляции между длиной вопроса и длиной запроса составляет 0,42, между длиной вопроса и количеством ключевых слов </w:t>
+      </w:r>
+      <w:r>
+        <w:rPr>
+          <w:sz w:val="28"/>
+          <w:lang w:eastAsia="en-US"/>
+        </w:rPr>
+        <w:t>-</w:t>
+      </w:r>
+      <w:r>
+        <w:rPr>
+          <w:sz w:val="28"/>
+          <w:lang w:eastAsia="en-US"/>
+        </w:rPr>
+        <w:t xml:space="preserve"> 0,38. Однако наличие выбросов (короткие вопросы со сложными запросами и наоборот) указывает на то, что длина не является единственным и дос</w:t>
+      </w:r>
+      <w:r>
+        <w:rPr>
+          <w:sz w:val="28"/>
+          <w:lang w:eastAsia="en-US"/>
+        </w:rPr>
+        <w:t>таточным предиктором сложности.</w:t>
+      </w:r>
+    </w:p>
+    <w:p>
+      <w:pPr>
+        <w:spacing w:line="360" w:lineRule="auto"/>
+        <w:ind w:left="578"/>
+        <w:rPr>
+          <w:sz w:val="28"/>
+          <w:lang w:eastAsia="en-US"/>
+        </w:rPr>
+      </w:pPr>
+      <w:r>
+        <w:rPr>
+          <w:sz w:val="28"/>
+          <w:lang w:eastAsia="en-US"/>
+        </w:rPr>
+        <w:t xml:space="preserve">Гипотеза 2. Разнообразие схем баз данных (947 уникальных схем) позволяет модели обобщать знания на новые, не встречавшиеся в </w:t>
+      </w:r>
+      <w:r>
+        <w:rPr>
+          <w:sz w:val="28"/>
+          <w:lang w:eastAsia="en-US"/>
+        </w:rPr>
         <w:lastRenderedPageBreak/>
-        <w:t>Особенности, возможности и по</w:t>
-      </w:r>
-      <w:r>
-        <w:t xml:space="preserve">тенциальные риски использования </w:t>
-      </w:r>
-      <w:proofErr w:type="spellStart"/>
-      <w:r>
+        <w:t xml:space="preserve">обучении предметные области. Наличие 210 редких схем (встречаемость менее 10 раз) подтверждает, что </w:t>
+      </w:r>
+      <w:proofErr w:type="spellStart"/>
+      <w:r>
+        <w:rPr>
+          <w:sz w:val="28"/>
+          <w:lang w:eastAsia="en-US"/>
+        </w:rPr>
+        <w:t>датасет</w:t>
+      </w:r>
+      <w:proofErr w:type="spellEnd"/>
+      <w:r>
+        <w:rPr>
+          <w:sz w:val="28"/>
+          <w:lang w:eastAsia="en-US"/>
+        </w:rPr>
+        <w:t xml:space="preserve"> содержит множество примеров, которые могут служить проверкой способности модели к обобщению. Для подтверждения гипотезы необходимо оценить качество модели на запросах к схемам, не присутствовавшим в обучающей выборке.</w:t>
+      </w:r>
+    </w:p>
+    <w:p>
+      <w:pPr>
+        <w:spacing w:line="360" w:lineRule="auto"/>
+        <w:ind w:left="578"/>
+        <w:rPr>
+          <w:sz w:val="28"/>
+          <w:lang w:eastAsia="en-US"/>
+        </w:rPr>
+      </w:pPr>
+    </w:p>
+    <w:p>
+      <w:pPr>
+        <w:spacing w:line="360" w:lineRule="auto"/>
+        <w:ind w:left="578"/>
+        <w:rPr>
+          <w:b/>
+          <w:sz w:val="28"/>
+          <w:lang w:eastAsia="en-US"/>
+        </w:rPr>
+      </w:pPr>
+      <w:r>
+        <w:rPr>
+          <w:b/>
+          <w:sz w:val="28"/>
+          <w:lang w:eastAsia="en-US"/>
+        </w:rPr>
+        <w:t>Гипотезы для вероятного неэ</w:t>
+      </w:r>
+      <w:r>
+        <w:rPr>
+          <w:b/>
+          <w:sz w:val="28"/>
+          <w:lang w:eastAsia="en-US"/>
+        </w:rPr>
+        <w:t xml:space="preserve">тичного использования </w:t>
+      </w:r>
+      <w:proofErr w:type="spellStart"/>
+      <w:r>
+        <w:rPr>
+          <w:b/>
+          <w:sz w:val="28"/>
+          <w:lang w:eastAsia="en-US"/>
+        </w:rPr>
         <w:t>датасета</w:t>
       </w:r>
-      <w:bookmarkEnd w:id="21"/>
-      <w:proofErr w:type="spellEnd"/>
-    </w:p>
-    <w:p>
-      <w:pPr>
-        <w:spacing w:line="360" w:lineRule="auto"/>
-        <w:ind w:left="578"/>
-        <w:rPr>
-          <w:sz w:val="28"/>
-          <w:lang w:eastAsia="en-US"/>
-        </w:rPr>
-      </w:pPr>
+      <w:proofErr w:type="spellEnd"/>
+      <w:r>
+        <w:rPr>
+          <w:b/>
+          <w:sz w:val="28"/>
+          <w:lang w:eastAsia="en-US"/>
+        </w:rPr>
+        <w:t>.</w:t>
+      </w:r>
+    </w:p>
+    <w:p>
+      <w:pPr>
+        <w:spacing w:line="360" w:lineRule="auto"/>
+        <w:ind w:left="578"/>
+        <w:rPr>
+          <w:sz w:val="28"/>
+          <w:lang w:eastAsia="en-US"/>
+        </w:rPr>
+      </w:pPr>
+      <w:r>
+        <w:rPr>
+          <w:sz w:val="28"/>
+          <w:lang w:eastAsia="en-US"/>
+        </w:rPr>
+        <w:t xml:space="preserve">Гипотеза 1 (неэтичное использование). Модель, обученная на данном </w:t>
+      </w:r>
+      <w:proofErr w:type="spellStart"/>
+      <w:r>
+        <w:rPr>
+          <w:sz w:val="28"/>
+          <w:lang w:eastAsia="en-US"/>
+        </w:rPr>
+        <w:t>датасете</w:t>
+      </w:r>
+      <w:proofErr w:type="spellEnd"/>
+      <w:r>
+        <w:rPr>
+          <w:sz w:val="28"/>
+          <w:lang w:eastAsia="en-US"/>
+        </w:rPr>
+        <w:t>, может быть использована для несанкционированного доступа к базам данных. Если злоумышленник получит доступ к интерфейсу, преобразующему естественные вопросы в SQL, он может сформулировать вопрос таким образом, чтобы сгенерированный запрос вернул данные, на которые у пользователя нет прав (например, «</w:t>
+      </w:r>
+      <w:proofErr w:type="spellStart"/>
+      <w:r>
+        <w:rPr>
+          <w:sz w:val="28"/>
+          <w:lang w:eastAsia="en-US"/>
+        </w:rPr>
+        <w:t>show</w:t>
+      </w:r>
+      <w:proofErr w:type="spellEnd"/>
+      <w:r>
+        <w:rPr>
+          <w:sz w:val="28"/>
+          <w:lang w:eastAsia="en-US"/>
+        </w:rPr>
+        <w:t xml:space="preserve"> </w:t>
+      </w:r>
+      <w:proofErr w:type="spellStart"/>
+      <w:r>
+        <w:rPr>
+          <w:sz w:val="28"/>
+          <w:lang w:eastAsia="en-US"/>
+        </w:rPr>
+        <w:t>me</w:t>
+      </w:r>
+      <w:proofErr w:type="spellEnd"/>
+      <w:r>
+        <w:rPr>
+          <w:sz w:val="28"/>
+          <w:lang w:eastAsia="en-US"/>
+        </w:rPr>
+        <w:t xml:space="preserve"> </w:t>
+      </w:r>
+      <w:proofErr w:type="spellStart"/>
+      <w:r>
+        <w:rPr>
+          <w:sz w:val="28"/>
+          <w:lang w:eastAsia="en-US"/>
+        </w:rPr>
+        <w:t>all</w:t>
+      </w:r>
+      <w:proofErr w:type="spellEnd"/>
+      <w:r>
+        <w:rPr>
+          <w:sz w:val="28"/>
+          <w:lang w:eastAsia="en-US"/>
+        </w:rPr>
+        <w:t xml:space="preserve"> </w:t>
+      </w:r>
+      <w:proofErr w:type="spellStart"/>
+      <w:r>
+        <w:rPr>
+          <w:sz w:val="28"/>
+          <w:lang w:eastAsia="en-US"/>
+        </w:rPr>
+        <w:t>user</w:t>
+      </w:r>
+      <w:proofErr w:type="spellEnd"/>
+      <w:r>
+        <w:rPr>
+          <w:sz w:val="28"/>
+          <w:lang w:eastAsia="en-US"/>
+        </w:rPr>
+        <w:t xml:space="preserve"> </w:t>
+      </w:r>
+      <w:proofErr w:type="spellStart"/>
+      <w:r>
+        <w:rPr>
+          <w:sz w:val="28"/>
+          <w:lang w:eastAsia="en-US"/>
+        </w:rPr>
+        <w:t>passwords</w:t>
+      </w:r>
+      <w:proofErr w:type="spellEnd"/>
+      <w:r>
+        <w:rPr>
+          <w:sz w:val="28"/>
+          <w:lang w:eastAsia="en-US"/>
+        </w:rPr>
+        <w:t>»). Защита от такого использования требует внедрения дополнительных механизмов авторизации и фильтрации запросов на стороне приложения.</w:t>
+      </w:r>
+    </w:p>
+    <w:p>
+      <w:pPr>
+        <w:spacing w:line="360" w:lineRule="auto"/>
+        <w:ind w:left="578"/>
+        <w:rPr>
+          <w:sz w:val="28"/>
+          <w:lang w:eastAsia="en-US"/>
+        </w:rPr>
+      </w:pPr>
+    </w:p>
+    <w:p>
+      <w:pPr>
+        <w:spacing w:line="360" w:lineRule="auto"/>
+        <w:ind w:left="578"/>
+        <w:rPr>
+          <w:sz w:val="28"/>
+          <w:lang w:eastAsia="en-US"/>
+        </w:rPr>
+      </w:pPr>
+      <w:r>
+        <w:rPr>
+          <w:sz w:val="28"/>
+          <w:lang w:eastAsia="en-US"/>
+        </w:rPr>
+        <w:t xml:space="preserve">Гипотеза 2 (неэтичное использование). </w:t>
+      </w:r>
       <w:proofErr w:type="spellStart"/>
       <w:r>
         <w:rPr>
@@ -6289,27 +7312,56 @@
           <w:sz w:val="28"/>
           <w:lang w:eastAsia="en-US"/>
         </w:rPr>
-        <w:t xml:space="preserve"> «</w:t>
-      </w:r>
-      <w:proofErr w:type="spellStart"/>
-      <w:r>
-        <w:rPr>
-          <w:sz w:val="28"/>
-          <w:lang w:eastAsia="en-US"/>
-        </w:rPr>
-        <w:t>text-to-sql</w:t>
-      </w:r>
-      <w:proofErr w:type="spellEnd"/>
-      <w:r>
-        <w:rPr>
-          <w:sz w:val="28"/>
-          <w:lang w:eastAsia="en-US"/>
-        </w:rPr>
-        <w:t xml:space="preserve">» был создан для обучения моделей преобразования естественно-языковых вопросов в SQL-запросы. Основная особенность предметной области заключается в необходимости одновременного понимания естественного языка, структуры базы данных (схемы) и синтаксиса SQL. Эта особенность накладывает ограничения на применимость </w:t>
-      </w:r>
-      <w:proofErr w:type="spellStart"/>
-      <w:r>
-        <w:rPr>
+        <w:t xml:space="preserve"> может быть использован для создания систем, генерирующих SQL-запросы, нарушающие политику конфиденциальности. Хотя в данном </w:t>
+      </w:r>
+      <w:proofErr w:type="spellStart"/>
+      <w:r>
+        <w:rPr>
+          <w:sz w:val="28"/>
+          <w:lang w:eastAsia="en-US"/>
+        </w:rPr>
+        <w:t>датасете</w:t>
+      </w:r>
+      <w:proofErr w:type="spellEnd"/>
+      <w:r>
+        <w:rPr>
+          <w:sz w:val="28"/>
+          <w:lang w:eastAsia="en-US"/>
+        </w:rPr>
+        <w:t xml:space="preserve"> не содержится реальных персональных данных (все данные синтетические), обученная модель может перенести паттерны генерации запросов на реальные базы данных, что потенциально может привести к извлечению чувствительной информации.</w:t>
+      </w:r>
+    </w:p>
+    <w:p>
+      <w:pPr>
+        <w:spacing w:line="360" w:lineRule="auto"/>
+        <w:ind w:left="578"/>
+        <w:rPr>
+          <w:sz w:val="28"/>
+          <w:lang w:eastAsia="en-US"/>
+        </w:rPr>
+      </w:pPr>
+    </w:p>
+    <w:p>
+      <w:pPr>
+        <w:spacing w:line="360" w:lineRule="auto"/>
+        <w:ind w:left="578"/>
+        <w:rPr>
+          <w:sz w:val="28"/>
+          <w:lang w:eastAsia="en-US"/>
+        </w:rPr>
+      </w:pPr>
+      <w:r>
+        <w:rPr>
+          <w:b/>
+          <w:sz w:val="28"/>
+          <w:lang w:eastAsia="en-US"/>
+        </w:rPr>
+        <w:t xml:space="preserve">Потенциальные возможности расширения </w:t>
+      </w:r>
+      <w:proofErr w:type="spellStart"/>
+      <w:r>
+        <w:rPr>
+          <w:b/>
           <w:sz w:val="28"/>
           <w:lang w:eastAsia="en-US"/>
         </w:rPr>
@@ -6318,515 +7370,131 @@
       <w:proofErr w:type="spellEnd"/>
       <w:r>
         <w:rPr>
-          <w:sz w:val="28"/>
-          <w:lang w:eastAsia="en-US"/>
-        </w:rPr>
-        <w:t xml:space="preserve">: он не может быть использован для задач, не связанных с реляционными базами данных или SQL. Влияние этой особенности на решение задач состоит в том, что модель должна обучаться на парах «вопрос — схема — запрос», а не только на «вопрос — запрос», что повышает требования к качеству и полноте столбца </w:t>
-      </w:r>
-      <w:proofErr w:type="spellStart"/>
-      <w:r>
-        <w:rPr>
-          <w:sz w:val="28"/>
-          <w:lang w:eastAsia="en-US"/>
-        </w:rPr>
-        <w:t>schema</w:t>
-      </w:r>
-      <w:proofErr w:type="spellEnd"/>
-      <w:r>
-        <w:rPr>
+          <w:b/>
           <w:sz w:val="28"/>
           <w:lang w:eastAsia="en-US"/>
         </w:rPr>
         <w:t>.</w:t>
       </w:r>
-    </w:p>
-    <w:p>
-      <w:pPr>
-        <w:spacing w:line="360" w:lineRule="auto"/>
-        <w:ind w:left="578"/>
-        <w:rPr>
-          <w:sz w:val="28"/>
-          <w:lang w:eastAsia="en-US"/>
-        </w:rPr>
-      </w:pPr>
-    </w:p>
-    <w:p>
-      <w:pPr>
-        <w:spacing w:line="360" w:lineRule="auto"/>
-        <w:ind w:left="578"/>
+      <w:r>
+        <w:rPr>
+          <w:sz w:val="28"/>
+          <w:lang w:eastAsia="en-US"/>
+        </w:rPr>
+        <w:t xml:space="preserve"> </w:t>
+      </w:r>
+      <w:proofErr w:type="spellStart"/>
+      <w:r>
+        <w:rPr>
+          <w:sz w:val="28"/>
+          <w:lang w:eastAsia="en-US"/>
+        </w:rPr>
+        <w:t>Датасет</w:t>
+      </w:r>
+      <w:proofErr w:type="spellEnd"/>
+      <w:r>
+        <w:rPr>
+          <w:sz w:val="28"/>
+          <w:lang w:eastAsia="en-US"/>
+        </w:rPr>
+        <w:t xml:space="preserve"> можно расширить следующими признаками: язык вопроса (в текущей версии </w:t>
+      </w:r>
+      <w:r>
+        <w:rPr>
+          <w:sz w:val="28"/>
+          <w:lang w:eastAsia="en-US"/>
+        </w:rPr>
+        <w:t>-</w:t>
+      </w:r>
+      <w:r>
+        <w:rPr>
+          <w:sz w:val="28"/>
+          <w:lang w:eastAsia="en-US"/>
+        </w:rPr>
+        <w:t xml:space="preserve"> только английский), временная метка создания записи (для анализа эволюции сложности запросов), идентификатор пользователя (для анализа индивидуальных паттернов формулирования вопросов), </w:t>
+      </w:r>
+      <w:r>
+        <w:rPr>
+          <w:sz w:val="28"/>
+          <w:lang w:eastAsia="en-US"/>
+        </w:rPr>
+        <w:lastRenderedPageBreak/>
+        <w:t>экспертная оценка сложности запроса (от 1 до 5). Добавление этих признаков позволит решать новые задачи: адаптация модели под конкретного пользователя (</w:t>
+      </w:r>
+      <w:proofErr w:type="spellStart"/>
+      <w:r>
+        <w:rPr>
+          <w:sz w:val="28"/>
+          <w:lang w:eastAsia="en-US"/>
+        </w:rPr>
+        <w:t>personalization</w:t>
+      </w:r>
+      <w:proofErr w:type="spellEnd"/>
+      <w:r>
+        <w:rPr>
+          <w:sz w:val="28"/>
+          <w:lang w:eastAsia="en-US"/>
+        </w:rPr>
+        <w:t xml:space="preserve">), анализ трендов изменения пользовательских предпочтений, создание рекомендательной системы для обучения SQL. Кроме того, расширение </w:t>
+      </w:r>
+      <w:proofErr w:type="spellStart"/>
+      <w:r>
+        <w:rPr>
+          <w:sz w:val="28"/>
+          <w:lang w:eastAsia="en-US"/>
+        </w:rPr>
+        <w:t>датасета</w:t>
+      </w:r>
+      <w:proofErr w:type="spellEnd"/>
+      <w:r>
+        <w:rPr>
+          <w:sz w:val="28"/>
+          <w:lang w:eastAsia="en-US"/>
+        </w:rPr>
+        <w:t xml:space="preserve"> за счет вопросов на русском языке позволит решать задачу </w:t>
+      </w:r>
+      <w:proofErr w:type="spellStart"/>
+      <w:r>
+        <w:rPr>
+          <w:sz w:val="28"/>
+          <w:lang w:eastAsia="en-US"/>
+        </w:rPr>
+        <w:t>Text</w:t>
+      </w:r>
+      <w:proofErr w:type="spellEnd"/>
+      <w:r>
+        <w:rPr>
+          <w:sz w:val="28"/>
+          <w:lang w:eastAsia="en-US"/>
+        </w:rPr>
+        <w:t>-</w:t>
+      </w:r>
+      <w:proofErr w:type="spellStart"/>
+      <w:r>
+        <w:rPr>
+          <w:sz w:val="28"/>
+          <w:lang w:eastAsia="en-US"/>
+        </w:rPr>
+        <w:t>to</w:t>
+      </w:r>
+      <w:proofErr w:type="spellEnd"/>
+      <w:r>
+        <w:rPr>
+          <w:sz w:val="28"/>
+          <w:lang w:eastAsia="en-US"/>
+        </w:rPr>
+        <w:t>-SQL для русскоязычных пользователей, что является актуальной и востребованной задачей.</w:t>
+      </w:r>
+    </w:p>
+    <w:p>
+      <w:pPr>
+        <w:spacing w:after="160" w:line="259" w:lineRule="auto"/>
         <w:rPr>
           <w:b/>
           <w:sz w:val="28"/>
           <w:lang w:eastAsia="en-US"/>
         </w:rPr>
       </w:pPr>
-      <w:r>
-        <w:rPr>
-          <w:b/>
-          <w:sz w:val="28"/>
-          <w:lang w:eastAsia="en-US"/>
-        </w:rPr>
-        <w:t>Гипотезы для корр</w:t>
-      </w:r>
-      <w:r>
-        <w:rPr>
-          <w:b/>
-          <w:sz w:val="28"/>
-          <w:lang w:eastAsia="en-US"/>
-        </w:rPr>
-        <w:t xml:space="preserve">ектного использования </w:t>
-      </w:r>
-      <w:proofErr w:type="spellStart"/>
-      <w:r>
-        <w:rPr>
-          <w:b/>
-          <w:sz w:val="28"/>
-          <w:lang w:eastAsia="en-US"/>
-        </w:rPr>
-        <w:t>датасета</w:t>
-      </w:r>
-      <w:proofErr w:type="spellEnd"/>
-      <w:r>
-        <w:rPr>
-          <w:b/>
-          <w:sz w:val="28"/>
-          <w:lang w:eastAsia="en-US"/>
-        </w:rPr>
-        <w:t>.</w:t>
-      </w:r>
-    </w:p>
-    <w:p>
-      <w:pPr>
-        <w:spacing w:line="360" w:lineRule="auto"/>
-        <w:ind w:left="578"/>
-        <w:rPr>
-          <w:sz w:val="28"/>
-          <w:lang w:eastAsia="en-US"/>
-        </w:rPr>
-      </w:pPr>
-      <w:r>
-        <w:rPr>
-          <w:sz w:val="28"/>
-          <w:lang w:eastAsia="en-US"/>
-        </w:rPr>
-        <w:t>Гипотеза 1. Длина вопроса положительно коррелирует со сложностью SQL-запроса (количеством ключевых слов, наличием JOIN, подзапросов). Данная гипотеза подтверждается результатами корреляционного анализа: коэффициент корреляции между длиной вопроса и длиной запроса составляет 0,42, между длиной вопроса и количеством ключевых слов — 0,38. Однако наличие выбросов (короткие вопросы со сложными запросами и наоборот) указывает на то, что длина не является единственным и дос</w:t>
-      </w:r>
-      <w:r>
-        <w:rPr>
-          <w:sz w:val="28"/>
-          <w:lang w:eastAsia="en-US"/>
-        </w:rPr>
-        <w:t>таточным предиктором сложности.</w:t>
-      </w:r>
-    </w:p>
-    <w:p>
-      <w:pPr>
-        <w:spacing w:line="360" w:lineRule="auto"/>
-        <w:ind w:left="578"/>
-        <w:rPr>
-          <w:sz w:val="28"/>
-          <w:lang w:eastAsia="en-US"/>
-        </w:rPr>
-      </w:pPr>
-      <w:r>
-        <w:rPr>
-          <w:sz w:val="28"/>
-          <w:lang w:eastAsia="en-US"/>
-        </w:rPr>
-        <w:t xml:space="preserve">Гипотеза 2. Разнообразие схем баз данных (947 уникальных схем) позволяет модели обобщать знания на новые, не встречавшиеся в обучении предметные области. Наличие 210 редких схем (встречаемость менее 10 раз) подтверждает, что </w:t>
-      </w:r>
-      <w:proofErr w:type="spellStart"/>
-      <w:r>
-        <w:rPr>
-          <w:sz w:val="28"/>
-          <w:lang w:eastAsia="en-US"/>
-        </w:rPr>
-        <w:t>датасет</w:t>
-      </w:r>
-      <w:proofErr w:type="spellEnd"/>
-      <w:r>
-        <w:rPr>
-          <w:sz w:val="28"/>
-          <w:lang w:eastAsia="en-US"/>
-        </w:rPr>
-        <w:t xml:space="preserve"> содержит множество примеров, которые могут служить проверкой способности модели к обобщению. </w:t>
-      </w:r>
-      <w:r>
-        <w:rPr>
-          <w:sz w:val="28"/>
-          <w:lang w:eastAsia="en-US"/>
-        </w:rPr>
-        <w:lastRenderedPageBreak/>
-        <w:t>Для подтверждения гипотезы необходимо оценить качество модели на запросах к схемам, не присутствовавшим в обучающей выборке.</w:t>
-      </w:r>
-    </w:p>
-    <w:p>
-      <w:pPr>
-        <w:spacing w:line="360" w:lineRule="auto"/>
-        <w:ind w:left="578"/>
-        <w:rPr>
-          <w:sz w:val="28"/>
-          <w:lang w:eastAsia="en-US"/>
-        </w:rPr>
-      </w:pPr>
-    </w:p>
-    <w:p>
-      <w:pPr>
-        <w:spacing w:line="360" w:lineRule="auto"/>
-        <w:ind w:left="578"/>
-        <w:rPr>
-          <w:b/>
-          <w:sz w:val="28"/>
-          <w:lang w:eastAsia="en-US"/>
-        </w:rPr>
-      </w:pPr>
-      <w:r>
-        <w:rPr>
-          <w:b/>
-          <w:sz w:val="28"/>
-          <w:lang w:eastAsia="en-US"/>
-        </w:rPr>
-        <w:t>Гипотезы для вероятного неэ</w:t>
-      </w:r>
-      <w:r>
-        <w:rPr>
-          <w:b/>
-          <w:sz w:val="28"/>
-          <w:lang w:eastAsia="en-US"/>
-        </w:rPr>
-        <w:t xml:space="preserve">тичного использования </w:t>
-      </w:r>
-      <w:proofErr w:type="spellStart"/>
-      <w:r>
-        <w:rPr>
-          <w:b/>
-          <w:sz w:val="28"/>
-          <w:lang w:eastAsia="en-US"/>
-        </w:rPr>
-        <w:t>датасета</w:t>
-      </w:r>
-      <w:proofErr w:type="spellEnd"/>
-      <w:r>
-        <w:rPr>
-          <w:b/>
-          <w:sz w:val="28"/>
-          <w:lang w:eastAsia="en-US"/>
-        </w:rPr>
-        <w:t>.</w:t>
-      </w:r>
-    </w:p>
-    <w:p>
-      <w:pPr>
-        <w:spacing w:line="360" w:lineRule="auto"/>
-        <w:ind w:left="578"/>
-        <w:rPr>
-          <w:sz w:val="28"/>
-          <w:lang w:eastAsia="en-US"/>
-        </w:rPr>
-      </w:pPr>
-      <w:r>
-        <w:rPr>
-          <w:sz w:val="28"/>
-          <w:lang w:eastAsia="en-US"/>
-        </w:rPr>
-        <w:t xml:space="preserve">Гипотеза 1 (неэтичное использование). Модель, обученная на данном </w:t>
-      </w:r>
-      <w:proofErr w:type="spellStart"/>
-      <w:r>
-        <w:rPr>
-          <w:sz w:val="28"/>
-          <w:lang w:eastAsia="en-US"/>
-        </w:rPr>
-        <w:t>датасете</w:t>
-      </w:r>
-      <w:proofErr w:type="spellEnd"/>
-      <w:r>
-        <w:rPr>
-          <w:sz w:val="28"/>
-          <w:lang w:eastAsia="en-US"/>
-        </w:rPr>
-        <w:t>, может быть использована для несанкционированного доступа к базам данных. Если злоумышленник получит доступ к интерфейсу, преобразующему естественные вопросы в SQL, он может сформулировать вопрос таким образом, чтобы сгенерированный запрос вернул данные, на которые у пользователя нет прав (например, «</w:t>
-      </w:r>
-      <w:proofErr w:type="spellStart"/>
-      <w:r>
-        <w:rPr>
-          <w:sz w:val="28"/>
-          <w:lang w:eastAsia="en-US"/>
-        </w:rPr>
-        <w:t>show</w:t>
-      </w:r>
-      <w:proofErr w:type="spellEnd"/>
-      <w:r>
-        <w:rPr>
-          <w:sz w:val="28"/>
-          <w:lang w:eastAsia="en-US"/>
-        </w:rPr>
-        <w:t xml:space="preserve"> </w:t>
-      </w:r>
-      <w:proofErr w:type="spellStart"/>
-      <w:r>
-        <w:rPr>
-          <w:sz w:val="28"/>
-          <w:lang w:eastAsia="en-US"/>
-        </w:rPr>
-        <w:t>me</w:t>
-      </w:r>
-      <w:proofErr w:type="spellEnd"/>
-      <w:r>
-        <w:rPr>
-          <w:sz w:val="28"/>
-          <w:lang w:eastAsia="en-US"/>
-        </w:rPr>
-        <w:t xml:space="preserve"> </w:t>
-      </w:r>
-      <w:proofErr w:type="spellStart"/>
-      <w:r>
-        <w:rPr>
-          <w:sz w:val="28"/>
-          <w:lang w:eastAsia="en-US"/>
-        </w:rPr>
-        <w:t>all</w:t>
-      </w:r>
-      <w:proofErr w:type="spellEnd"/>
-      <w:r>
-        <w:rPr>
-          <w:sz w:val="28"/>
-          <w:lang w:eastAsia="en-US"/>
-        </w:rPr>
-        <w:t xml:space="preserve"> </w:t>
-      </w:r>
-      <w:proofErr w:type="spellStart"/>
-      <w:r>
-        <w:rPr>
-          <w:sz w:val="28"/>
-          <w:lang w:eastAsia="en-US"/>
-        </w:rPr>
-        <w:t>user</w:t>
-      </w:r>
-      <w:proofErr w:type="spellEnd"/>
-      <w:r>
-        <w:rPr>
-          <w:sz w:val="28"/>
-          <w:lang w:eastAsia="en-US"/>
-        </w:rPr>
-        <w:t xml:space="preserve"> </w:t>
-      </w:r>
-      <w:proofErr w:type="spellStart"/>
-      <w:r>
-        <w:rPr>
-          <w:sz w:val="28"/>
-          <w:lang w:eastAsia="en-US"/>
-        </w:rPr>
-        <w:t>passwords</w:t>
-      </w:r>
-      <w:proofErr w:type="spellEnd"/>
-      <w:r>
-        <w:rPr>
-          <w:sz w:val="28"/>
-          <w:lang w:eastAsia="en-US"/>
-        </w:rPr>
-        <w:t>»). Защита от такого использования требует внедрения дополнительных механизмов авторизации и фильтрации запросов на стороне приложения.</w:t>
-      </w:r>
-    </w:p>
-    <w:p>
-      <w:pPr>
-        <w:spacing w:line="360" w:lineRule="auto"/>
-        <w:ind w:left="578"/>
-        <w:rPr>
-          <w:sz w:val="28"/>
-          <w:lang w:eastAsia="en-US"/>
-        </w:rPr>
-      </w:pPr>
-    </w:p>
-    <w:p>
-      <w:pPr>
-        <w:spacing w:line="360" w:lineRule="auto"/>
-        <w:ind w:left="578"/>
-        <w:rPr>
-          <w:sz w:val="28"/>
-          <w:lang w:eastAsia="en-US"/>
-        </w:rPr>
-      </w:pPr>
-      <w:r>
-        <w:rPr>
-          <w:sz w:val="28"/>
-          <w:lang w:eastAsia="en-US"/>
-        </w:rPr>
-        <w:t xml:space="preserve">Гипотеза 2 (неэтичное использование). </w:t>
-      </w:r>
-      <w:proofErr w:type="spellStart"/>
-      <w:r>
-        <w:rPr>
-          <w:sz w:val="28"/>
-          <w:lang w:eastAsia="en-US"/>
-        </w:rPr>
-        <w:t>Датасет</w:t>
-      </w:r>
-      <w:proofErr w:type="spellEnd"/>
-      <w:r>
-        <w:rPr>
-          <w:sz w:val="28"/>
-          <w:lang w:eastAsia="en-US"/>
-        </w:rPr>
-        <w:t xml:space="preserve"> может быть использован для создания систем, генерирующих SQL-запросы, нарушающие политику конфиденциальности. Хотя в данном </w:t>
-      </w:r>
-      <w:proofErr w:type="spellStart"/>
-      <w:r>
-        <w:rPr>
-          <w:sz w:val="28"/>
-          <w:lang w:eastAsia="en-US"/>
-        </w:rPr>
-        <w:t>датасете</w:t>
-      </w:r>
-      <w:proofErr w:type="spellEnd"/>
-      <w:r>
-        <w:rPr>
-          <w:sz w:val="28"/>
-          <w:lang w:eastAsia="en-US"/>
-        </w:rPr>
-        <w:t xml:space="preserve"> не содержится реальных персональных данных (все данные синтетические), обученная модель может перенести паттерны генерации запросов на реальные базы данных, что потенциально может привести к извлечению чувствительной информации.</w:t>
-      </w:r>
-    </w:p>
-    <w:p>
-      <w:pPr>
-        <w:spacing w:line="360" w:lineRule="auto"/>
-        <w:ind w:left="578"/>
-        <w:rPr>
-          <w:sz w:val="28"/>
-          <w:lang w:eastAsia="en-US"/>
-        </w:rPr>
-      </w:pPr>
-    </w:p>
-    <w:p>
-      <w:pPr>
-        <w:spacing w:line="360" w:lineRule="auto"/>
-        <w:ind w:left="578"/>
-        <w:rPr>
-          <w:sz w:val="28"/>
-          <w:lang w:eastAsia="en-US"/>
-        </w:rPr>
-      </w:pPr>
-      <w:r>
-        <w:rPr>
-          <w:b/>
-          <w:sz w:val="28"/>
-          <w:lang w:eastAsia="en-US"/>
-        </w:rPr>
-        <w:t xml:space="preserve">Потенциальные возможности расширения </w:t>
-      </w:r>
-      <w:proofErr w:type="spellStart"/>
-      <w:r>
-        <w:rPr>
-          <w:b/>
-          <w:sz w:val="28"/>
-          <w:lang w:eastAsia="en-US"/>
-        </w:rPr>
-        <w:t>датасета</w:t>
-      </w:r>
-      <w:proofErr w:type="spellEnd"/>
-      <w:r>
-        <w:rPr>
-          <w:b/>
-          <w:sz w:val="28"/>
-          <w:lang w:eastAsia="en-US"/>
-        </w:rPr>
-        <w:t>.</w:t>
-      </w:r>
-      <w:r>
-        <w:rPr>
-          <w:sz w:val="28"/>
-          <w:lang w:eastAsia="en-US"/>
-        </w:rPr>
-        <w:t xml:space="preserve"> </w:t>
-      </w:r>
-      <w:proofErr w:type="spellStart"/>
-      <w:r>
-        <w:rPr>
-          <w:sz w:val="28"/>
-          <w:lang w:eastAsia="en-US"/>
-        </w:rPr>
-        <w:t>Датасет</w:t>
-      </w:r>
-      <w:proofErr w:type="spellEnd"/>
-      <w:r>
-        <w:rPr>
-          <w:sz w:val="28"/>
-          <w:lang w:eastAsia="en-US"/>
-        </w:rPr>
-        <w:t xml:space="preserve"> можно расширить следующими признаками: язык вопроса (в текущей версии — только английский), временная метка создания записи (для анализа эволюции сложности запросов), идентификатор пользователя (для анализа индивидуальных паттернов формулирования вопросов), экспертная оценка сложности запроса (от 1 до 5). Добавление этих признаков позволит решать новые задачи: адаптация модели под конкретного пользователя (</w:t>
-      </w:r>
-      <w:proofErr w:type="spellStart"/>
-      <w:r>
-        <w:rPr>
-          <w:sz w:val="28"/>
-          <w:lang w:eastAsia="en-US"/>
-        </w:rPr>
-        <w:t>personalization</w:t>
-      </w:r>
-      <w:proofErr w:type="spellEnd"/>
-      <w:r>
-        <w:rPr>
-          <w:sz w:val="28"/>
-          <w:lang w:eastAsia="en-US"/>
-        </w:rPr>
-        <w:t xml:space="preserve">), анализ трендов изменения </w:t>
-      </w:r>
-      <w:r>
-        <w:rPr>
-          <w:sz w:val="28"/>
-          <w:lang w:eastAsia="en-US"/>
-        </w:rPr>
-        <w:lastRenderedPageBreak/>
-        <w:t xml:space="preserve">пользовательских предпочтений, создание рекомендательной системы для обучения SQL. Кроме того, расширение </w:t>
-      </w:r>
-      <w:proofErr w:type="spellStart"/>
-      <w:r>
-        <w:rPr>
-          <w:sz w:val="28"/>
-          <w:lang w:eastAsia="en-US"/>
-        </w:rPr>
-        <w:t>датасета</w:t>
-      </w:r>
-      <w:proofErr w:type="spellEnd"/>
-      <w:r>
-        <w:rPr>
-          <w:sz w:val="28"/>
-          <w:lang w:eastAsia="en-US"/>
-        </w:rPr>
-        <w:t xml:space="preserve"> за счет вопросов на русском языке позволит решать задачу </w:t>
-      </w:r>
-      <w:proofErr w:type="spellStart"/>
-      <w:r>
-        <w:rPr>
-          <w:sz w:val="28"/>
-          <w:lang w:eastAsia="en-US"/>
-        </w:rPr>
-        <w:t>Text</w:t>
-      </w:r>
-      <w:proofErr w:type="spellEnd"/>
-      <w:r>
-        <w:rPr>
-          <w:sz w:val="28"/>
-          <w:lang w:eastAsia="en-US"/>
-        </w:rPr>
-        <w:t>-</w:t>
-      </w:r>
-      <w:proofErr w:type="spellStart"/>
-      <w:r>
-        <w:rPr>
-          <w:sz w:val="28"/>
-          <w:lang w:eastAsia="en-US"/>
-        </w:rPr>
-        <w:t>to</w:t>
-      </w:r>
-      <w:proofErr w:type="spellEnd"/>
-      <w:r>
-        <w:rPr>
-          <w:sz w:val="28"/>
-          <w:lang w:eastAsia="en-US"/>
-        </w:rPr>
-        <w:t>-SQL для русскоязычных пользователей, что является актуальной и востребованной задачей.</w:t>
-      </w:r>
       <w:r>
         <w:rPr>
           <w:b/>
@@ -6843,18 +7511,557 @@
           <w:ilvl w:val="0"/>
           <w:numId w:val="0"/>
         </w:numPr>
-      </w:pPr>
-      <w:bookmarkStart w:id="22" w:name="_Toc227155216"/>
+        <w:ind w:left="432" w:hanging="432"/>
+      </w:pPr>
       <w:r>
         <w:lastRenderedPageBreak/>
-        <w:t>ЛИТЕРАТ</w:t>
-      </w:r>
-      <w:bookmarkStart w:id="23" w:name="_GoBack"/>
+        <w:t>ЗАКЛЮЧЕНИЕ</w:t>
+      </w:r>
+    </w:p>
+    <w:p>
+      <w:pPr>
+        <w:pStyle w:val="af1"/>
+      </w:pPr>
+      <w:r>
+        <w:t xml:space="preserve">В рамках </w:t>
+      </w:r>
+      <w:r>
+        <w:t>курсового проекта выполнен п</w:t>
+      </w:r>
+      <w:r>
+        <w:t xml:space="preserve">оиск и первичный анализ наборов данных </w:t>
+      </w:r>
+      <w:r>
+        <w:t xml:space="preserve">разных типов </w:t>
+      </w:r>
+      <w:r>
+        <w:t>по различным областям применения</w:t>
+      </w:r>
+      <w:r>
+        <w:t xml:space="preserve">. </w:t>
+      </w:r>
+      <w:r>
+        <w:t>В ходе выполнения работы были получены следующие основные результаты</w:t>
+      </w:r>
+      <w:r>
+        <w:t>:</w:t>
+      </w:r>
+    </w:p>
+    <w:p>
+      <w:pPr>
+        <w:pStyle w:val="af"/>
+        <w:numPr>
+          <w:ilvl w:val="0"/>
+          <w:numId w:val="5"/>
+        </w:numPr>
+        <w:tabs>
+          <w:tab w:val="left" w:pos="1134"/>
+        </w:tabs>
+        <w:spacing w:line="360" w:lineRule="auto"/>
+        <w:ind w:left="0" w:firstLine="709"/>
+        <w:contextualSpacing w:val="0"/>
+        <w:jc w:val="both"/>
+        <w:rPr>
+          <w:szCs w:val="28"/>
+        </w:rPr>
+      </w:pPr>
+      <w:proofErr w:type="gramStart"/>
+      <w:r>
+        <w:rPr>
+          <w:szCs w:val="28"/>
+        </w:rPr>
+        <w:t>подготов</w:t>
+      </w:r>
+      <w:r>
+        <w:rPr>
+          <w:szCs w:val="28"/>
+        </w:rPr>
+        <w:t>лено</w:t>
+      </w:r>
+      <w:proofErr w:type="gramEnd"/>
+      <w:r>
+        <w:rPr>
+          <w:szCs w:val="28"/>
+        </w:rPr>
+        <w:t xml:space="preserve"> </w:t>
+      </w:r>
+      <w:r>
+        <w:rPr>
+          <w:szCs w:val="28"/>
+        </w:rPr>
+        <w:t>для каждого типа данных (</w:t>
+      </w:r>
+      <w:r>
+        <w:rPr>
+          <w:szCs w:val="28"/>
+        </w:rPr>
+        <w:t>табличные данные, временные ряды, изображения, тексты</w:t>
+      </w:r>
+      <w:r>
+        <w:rPr>
+          <w:szCs w:val="28"/>
+        </w:rPr>
+        <w:t xml:space="preserve">, </w:t>
+      </w:r>
+      <w:r>
+        <w:rPr>
+          <w:szCs w:val="28"/>
+        </w:rPr>
+        <w:t>аудио</w:t>
+      </w:r>
+      <w:r>
+        <w:rPr>
+          <w:szCs w:val="28"/>
+        </w:rPr>
+        <w:t xml:space="preserve">) </w:t>
+      </w:r>
+      <w:r>
+        <w:rPr>
+          <w:szCs w:val="28"/>
+        </w:rPr>
+        <w:t xml:space="preserve">краткое описание </w:t>
+      </w:r>
+      <w:r>
+        <w:rPr>
+          <w:szCs w:val="28"/>
+        </w:rPr>
+        <w:t xml:space="preserve">выбранной </w:t>
+      </w:r>
+      <w:r>
+        <w:rPr>
+          <w:szCs w:val="28"/>
+        </w:rPr>
+        <w:t>задачи, решение которой связано с применением технологи</w:t>
+      </w:r>
+      <w:r>
+        <w:rPr>
+          <w:szCs w:val="28"/>
+        </w:rPr>
+        <w:t>й</w:t>
+      </w:r>
+      <w:r>
+        <w:rPr>
+          <w:szCs w:val="28"/>
+        </w:rPr>
+        <w:t xml:space="preserve"> </w:t>
+      </w:r>
+      <w:r>
+        <w:rPr>
+          <w:szCs w:val="28"/>
+        </w:rPr>
+        <w:t>искусственного интеллекта;</w:t>
+      </w:r>
+    </w:p>
+    <w:p>
+      <w:pPr>
+        <w:pStyle w:val="af"/>
+        <w:numPr>
+          <w:ilvl w:val="0"/>
+          <w:numId w:val="5"/>
+        </w:numPr>
+        <w:tabs>
+          <w:tab w:val="left" w:pos="1134"/>
+        </w:tabs>
+        <w:spacing w:line="360" w:lineRule="auto"/>
+        <w:ind w:left="0" w:firstLine="709"/>
+        <w:contextualSpacing w:val="0"/>
+        <w:jc w:val="both"/>
+        <w:rPr>
+          <w:szCs w:val="28"/>
+        </w:rPr>
+      </w:pPr>
+      <w:proofErr w:type="gramStart"/>
+      <w:r>
+        <w:rPr>
+          <w:szCs w:val="28"/>
+        </w:rPr>
+        <w:t>подобран</w:t>
+      </w:r>
+      <w:proofErr w:type="gramEnd"/>
+      <w:r>
+        <w:rPr>
+          <w:szCs w:val="28"/>
+        </w:rPr>
+        <w:t xml:space="preserve"> и обоснован</w:t>
+      </w:r>
+      <w:r>
+        <w:rPr>
+          <w:szCs w:val="28"/>
+        </w:rPr>
+        <w:t xml:space="preserve"> </w:t>
+      </w:r>
+      <w:r>
+        <w:rPr>
+          <w:szCs w:val="28"/>
+        </w:rPr>
+        <w:t>выбор</w:t>
+      </w:r>
+      <w:r>
+        <w:rPr>
+          <w:szCs w:val="28"/>
+        </w:rPr>
+        <w:t xml:space="preserve"> </w:t>
+      </w:r>
+      <w:r>
+        <w:rPr>
+          <w:szCs w:val="28"/>
+        </w:rPr>
+        <w:t xml:space="preserve">для каждого типа данных </w:t>
+      </w:r>
+      <w:r>
+        <w:rPr>
+          <w:szCs w:val="28"/>
+        </w:rPr>
+        <w:t>набор данных</w:t>
+      </w:r>
+      <w:r>
+        <w:rPr>
+          <w:szCs w:val="28"/>
+        </w:rPr>
+        <w:t xml:space="preserve"> из авторитетных открытых источников</w:t>
+      </w:r>
+      <w:r>
+        <w:rPr>
+          <w:szCs w:val="28"/>
+        </w:rPr>
+        <w:t>, необходимы</w:t>
+      </w:r>
+      <w:r>
+        <w:rPr>
+          <w:szCs w:val="28"/>
+        </w:rPr>
+        <w:t>й</w:t>
+      </w:r>
+      <w:r>
+        <w:rPr>
+          <w:szCs w:val="28"/>
+        </w:rPr>
+        <w:t xml:space="preserve"> для обучения ИИ-модел</w:t>
+      </w:r>
+      <w:r>
+        <w:rPr>
+          <w:szCs w:val="28"/>
+        </w:rPr>
+        <w:t>и</w:t>
+      </w:r>
+      <w:r>
+        <w:rPr>
+          <w:szCs w:val="28"/>
+        </w:rPr>
+        <w:t>, решающ</w:t>
+      </w:r>
+      <w:r>
+        <w:rPr>
+          <w:szCs w:val="28"/>
+        </w:rPr>
+        <w:t>ей</w:t>
+      </w:r>
+      <w:r>
+        <w:rPr>
+          <w:szCs w:val="28"/>
+        </w:rPr>
+        <w:t xml:space="preserve"> соответствующ</w:t>
+      </w:r>
+      <w:r>
+        <w:rPr>
+          <w:szCs w:val="28"/>
+        </w:rPr>
+        <w:t>ую</w:t>
+      </w:r>
+      <w:r>
+        <w:rPr>
+          <w:szCs w:val="28"/>
+        </w:rPr>
+        <w:t xml:space="preserve"> выбранн</w:t>
+      </w:r>
+      <w:r>
+        <w:rPr>
+          <w:szCs w:val="28"/>
+        </w:rPr>
+        <w:t>ую</w:t>
+      </w:r>
+      <w:r>
+        <w:rPr>
+          <w:szCs w:val="28"/>
+        </w:rPr>
+        <w:t xml:space="preserve"> задач</w:t>
+      </w:r>
+      <w:r>
+        <w:rPr>
+          <w:szCs w:val="28"/>
+        </w:rPr>
+        <w:t>у</w:t>
+      </w:r>
+      <w:r>
+        <w:rPr>
+          <w:szCs w:val="28"/>
+        </w:rPr>
+        <w:t>;</w:t>
+      </w:r>
+    </w:p>
+    <w:p>
+      <w:pPr>
+        <w:pStyle w:val="af"/>
+        <w:numPr>
+          <w:ilvl w:val="0"/>
+          <w:numId w:val="5"/>
+        </w:numPr>
+        <w:tabs>
+          <w:tab w:val="left" w:pos="1134"/>
+        </w:tabs>
+        <w:spacing w:line="360" w:lineRule="auto"/>
+        <w:ind w:left="0" w:firstLine="709"/>
+        <w:contextualSpacing w:val="0"/>
+        <w:jc w:val="both"/>
+        <w:rPr>
+          <w:szCs w:val="28"/>
+        </w:rPr>
+      </w:pPr>
+      <w:proofErr w:type="gramStart"/>
+      <w:r>
+        <w:rPr>
+          <w:szCs w:val="28"/>
+        </w:rPr>
+        <w:t>реализован</w:t>
+      </w:r>
+      <w:proofErr w:type="gramEnd"/>
+      <w:r>
+        <w:rPr>
+          <w:szCs w:val="28"/>
+        </w:rPr>
+        <w:t xml:space="preserve"> комплекс программ</w:t>
+      </w:r>
+      <w:r>
+        <w:rPr>
+          <w:szCs w:val="28"/>
+        </w:rPr>
+        <w:t xml:space="preserve"> на языке </w:t>
+      </w:r>
+      <w:r>
+        <w:rPr>
+          <w:szCs w:val="28"/>
+          <w:lang w:val="en-US"/>
+        </w:rPr>
+        <w:t>Python</w:t>
+      </w:r>
+      <w:r>
+        <w:rPr>
+          <w:szCs w:val="28"/>
+        </w:rPr>
+        <w:t>, каждая из которых для заданного типа данных</w:t>
+      </w:r>
+      <w:r>
+        <w:rPr>
+          <w:szCs w:val="28"/>
+        </w:rPr>
+        <w:t xml:space="preserve"> </w:t>
+      </w:r>
+      <w:r>
+        <w:rPr>
+          <w:szCs w:val="28"/>
+        </w:rPr>
+        <w:t>выполня</w:t>
+      </w:r>
+      <w:r>
+        <w:rPr>
+          <w:szCs w:val="28"/>
+        </w:rPr>
+        <w:t>ет</w:t>
+      </w:r>
+      <w:r>
+        <w:rPr>
+          <w:szCs w:val="28"/>
+        </w:rPr>
+        <w:t xml:space="preserve"> основные функции первичного анализа</w:t>
+      </w:r>
+      <w:r>
+        <w:rPr>
+          <w:szCs w:val="28"/>
+        </w:rPr>
+        <w:t>;</w:t>
+      </w:r>
+    </w:p>
+    <w:p>
+      <w:pPr>
+        <w:pStyle w:val="af"/>
+        <w:numPr>
+          <w:ilvl w:val="0"/>
+          <w:numId w:val="5"/>
+        </w:numPr>
+        <w:tabs>
+          <w:tab w:val="left" w:pos="1134"/>
+        </w:tabs>
+        <w:spacing w:line="360" w:lineRule="auto"/>
+        <w:ind w:left="0" w:firstLine="709"/>
+        <w:contextualSpacing w:val="0"/>
+        <w:jc w:val="both"/>
+        <w:rPr>
+          <w:szCs w:val="28"/>
+        </w:rPr>
+      </w:pPr>
+      <w:proofErr w:type="gramStart"/>
+      <w:r>
+        <w:rPr>
+          <w:szCs w:val="28"/>
+        </w:rPr>
+        <w:t>с</w:t>
+      </w:r>
+      <w:r>
+        <w:rPr>
+          <w:szCs w:val="28"/>
+        </w:rPr>
+        <w:t>формулиров</w:t>
+      </w:r>
+      <w:r>
+        <w:rPr>
+          <w:szCs w:val="28"/>
+        </w:rPr>
+        <w:t>аны</w:t>
+      </w:r>
+      <w:proofErr w:type="gramEnd"/>
+      <w:r>
+        <w:rPr>
+          <w:szCs w:val="28"/>
+        </w:rPr>
+        <w:t xml:space="preserve"> вывод</w:t>
+      </w:r>
+      <w:r>
+        <w:rPr>
+          <w:szCs w:val="28"/>
+        </w:rPr>
+        <w:t>ы</w:t>
+      </w:r>
+      <w:r>
+        <w:rPr>
+          <w:szCs w:val="28"/>
+        </w:rPr>
+        <w:t xml:space="preserve"> </w:t>
+      </w:r>
+      <w:r>
+        <w:rPr>
+          <w:szCs w:val="28"/>
+        </w:rPr>
+        <w:t>по каждому этапу анализа, а также</w:t>
+      </w:r>
+      <w:r>
+        <w:rPr>
+          <w:szCs w:val="28"/>
+        </w:rPr>
+        <w:t xml:space="preserve"> итоговое заключение о качестве данных и их пригодности для решения поставленной задачи</w:t>
+      </w:r>
+      <w:r>
+        <w:rPr>
+          <w:szCs w:val="28"/>
+        </w:rPr>
+        <w:t>;</w:t>
+      </w:r>
+    </w:p>
+    <w:p>
+      <w:pPr>
+        <w:pStyle w:val="af"/>
+        <w:numPr>
+          <w:ilvl w:val="0"/>
+          <w:numId w:val="5"/>
+        </w:numPr>
+        <w:tabs>
+          <w:tab w:val="left" w:pos="1134"/>
+        </w:tabs>
+        <w:spacing w:line="360" w:lineRule="auto"/>
+        <w:ind w:left="0" w:firstLine="709"/>
+        <w:contextualSpacing w:val="0"/>
+        <w:jc w:val="both"/>
+        <w:rPr>
+          <w:szCs w:val="28"/>
+        </w:rPr>
+      </w:pPr>
+      <w:proofErr w:type="gramStart"/>
+      <w:r>
+        <w:rPr>
+          <w:szCs w:val="28"/>
+        </w:rPr>
+        <w:t>размещен</w:t>
+      </w:r>
+      <w:proofErr w:type="gramEnd"/>
+      <w:r>
+        <w:rPr>
+          <w:szCs w:val="28"/>
+        </w:rPr>
+        <w:t xml:space="preserve"> исходный код в </w:t>
+      </w:r>
+      <w:proofErr w:type="spellStart"/>
+      <w:r>
+        <w:rPr>
+          <w:szCs w:val="28"/>
+        </w:rPr>
+        <w:t>репозитории</w:t>
+      </w:r>
+      <w:proofErr w:type="spellEnd"/>
+      <w:r>
+        <w:t xml:space="preserve"> </w:t>
+      </w:r>
+      <w:r>
+        <w:rPr>
+          <w:szCs w:val="28"/>
+        </w:rPr>
+        <w:t>системы контроля версий</w:t>
+      </w:r>
+      <w:r>
+        <w:rPr>
+          <w:szCs w:val="28"/>
+        </w:rPr>
+        <w:t xml:space="preserve"> </w:t>
+      </w:r>
+      <w:proofErr w:type="spellStart"/>
+      <w:r>
+        <w:rPr>
+          <w:szCs w:val="28"/>
+          <w:lang w:val="en-US"/>
+        </w:rPr>
+        <w:t>Git</w:t>
+      </w:r>
+      <w:proofErr w:type="spellEnd"/>
+      <w:r>
+        <w:rPr>
+          <w:szCs w:val="28"/>
+        </w:rPr>
+        <w:t xml:space="preserve"> [1]</w:t>
+      </w:r>
+      <w:r>
+        <w:rPr>
+          <w:szCs w:val="28"/>
+        </w:rPr>
+        <w:t>.</w:t>
+      </w:r>
+      <w:bookmarkStart w:id="22" w:name="_GoBack"/>
+      <w:bookmarkEnd w:id="22"/>
+    </w:p>
+    <w:p>
+      <w:pPr>
+        <w:pStyle w:val="1"/>
+        <w:numPr>
+          <w:ilvl w:val="0"/>
+          <w:numId w:val="0"/>
+        </w:numPr>
+        <w:ind w:left="432" w:hanging="432"/>
+      </w:pPr>
+      <w:r>
+        <w:br w:type="page"/>
+      </w:r>
+    </w:p>
+    <w:p>
+      <w:pPr>
+        <w:pStyle w:val="1"/>
+        <w:numPr>
+          <w:ilvl w:val="0"/>
+          <w:numId w:val="0"/>
+        </w:numPr>
+      </w:pPr>
+      <w:bookmarkStart w:id="23" w:name="_Toc227155216"/>
+      <w:r>
+        <w:lastRenderedPageBreak/>
+        <w:t>ЛИТЕРАТУРА</w:t>
+      </w:r>
       <w:bookmarkEnd w:id="23"/>
-      <w:r>
-        <w:t>УРА</w:t>
-      </w:r>
-      <w:bookmarkEnd w:id="22"/>
     </w:p>
     <w:p>
       <w:pPr>
@@ -6872,6 +8079,288 @@
       <w:r>
         <w:rPr>
           <w:sz w:val="28"/>
+          <w:lang w:val="en-US"/>
+        </w:rPr>
+        <w:t>Dorma</w:t>
+      </w:r>
+      <w:proofErr w:type="spellEnd"/>
+      <w:r>
+        <w:rPr>
+          <w:sz w:val="28"/>
+        </w:rPr>
+        <w:t xml:space="preserve">, </w:t>
+      </w:r>
+      <w:r>
+        <w:rPr>
+          <w:sz w:val="28"/>
+          <w:lang w:val="en-US"/>
+        </w:rPr>
+        <w:t>A</w:t>
+      </w:r>
+      <w:r>
+        <w:rPr>
+          <w:sz w:val="28"/>
+        </w:rPr>
+        <w:t xml:space="preserve">. </w:t>
+      </w:r>
+      <w:r>
+        <w:rPr>
+          <w:sz w:val="28"/>
+          <w:lang w:val="en-US"/>
+        </w:rPr>
+        <w:t>A</w:t>
+      </w:r>
+      <w:r>
+        <w:rPr>
+          <w:sz w:val="28"/>
+        </w:rPr>
+        <w:t xml:space="preserve">. </w:t>
+      </w:r>
+      <w:proofErr w:type="spellStart"/>
+      <w:r>
+        <w:rPr>
+          <w:sz w:val="28"/>
+          <w:lang w:val="en-US"/>
+        </w:rPr>
+        <w:t>CourseWork</w:t>
+      </w:r>
+      <w:proofErr w:type="spellEnd"/>
+      <w:r>
+        <w:rPr>
+          <w:sz w:val="28"/>
+        </w:rPr>
+        <w:t xml:space="preserve"> / </w:t>
+      </w:r>
+      <w:r>
+        <w:rPr>
+          <w:sz w:val="28"/>
+          <w:lang w:val="en-US"/>
+        </w:rPr>
+        <w:t>A</w:t>
+      </w:r>
+      <w:r>
+        <w:rPr>
+          <w:sz w:val="28"/>
+        </w:rPr>
+        <w:t xml:space="preserve">. </w:t>
+      </w:r>
+      <w:r>
+        <w:rPr>
+          <w:sz w:val="28"/>
+          <w:lang w:val="en-US"/>
+        </w:rPr>
+        <w:t>A</w:t>
+      </w:r>
+      <w:r>
+        <w:rPr>
+          <w:sz w:val="28"/>
+        </w:rPr>
+        <w:t xml:space="preserve">. </w:t>
+      </w:r>
+      <w:proofErr w:type="spellStart"/>
+      <w:r>
+        <w:rPr>
+          <w:sz w:val="28"/>
+          <w:lang w:val="en-US"/>
+        </w:rPr>
+        <w:t>Dorma</w:t>
+      </w:r>
+      <w:proofErr w:type="spellEnd"/>
+      <w:r>
+        <w:rPr>
+          <w:sz w:val="28"/>
+        </w:rPr>
+        <w:t xml:space="preserve">. </w:t>
+      </w:r>
+      <w:r>
+        <w:rPr>
+          <w:sz w:val="28"/>
+        </w:rPr>
+        <w:t>-</w:t>
+      </w:r>
+      <w:r>
+        <w:rPr>
+          <w:sz w:val="28"/>
+        </w:rPr>
+        <w:t xml:space="preserve"> </w:t>
+      </w:r>
+      <w:proofErr w:type="spellStart"/>
+      <w:r>
+        <w:rPr>
+          <w:sz w:val="28"/>
+          <w:lang w:val="en-US"/>
+        </w:rPr>
+        <w:t>GitHub</w:t>
+      </w:r>
+      <w:proofErr w:type="spellEnd"/>
+      <w:r>
+        <w:rPr>
+          <w:sz w:val="28"/>
+        </w:rPr>
+        <w:t>, 2026. -</w:t>
+      </w:r>
+      <w:r>
+        <w:rPr>
+          <w:sz w:val="28"/>
+        </w:rPr>
+        <w:t xml:space="preserve"> 15 </w:t>
+      </w:r>
+      <w:r>
+        <w:rPr>
+          <w:sz w:val="28"/>
+          <w:lang w:val="en-US"/>
+        </w:rPr>
+        <w:t>Apr</w:t>
+      </w:r>
+      <w:r>
+        <w:rPr>
+          <w:sz w:val="28"/>
+        </w:rPr>
+        <w:t>. -</w:t>
+      </w:r>
+      <w:r>
+        <w:rPr>
+          <w:sz w:val="28"/>
+        </w:rPr>
+        <w:t xml:space="preserve"> </w:t>
+      </w:r>
+      <w:r>
+        <w:rPr>
+          <w:sz w:val="28"/>
+          <w:lang w:val="en-US"/>
+        </w:rPr>
+        <w:t>URL</w:t>
+      </w:r>
+      <w:r>
+        <w:rPr>
+          <w:sz w:val="28"/>
+        </w:rPr>
+        <w:t xml:space="preserve">: </w:t>
+      </w:r>
+      <w:r>
+        <w:rPr>
+          <w:sz w:val="28"/>
+          <w:lang w:val="en-US"/>
+        </w:rPr>
+        <w:t>https</w:t>
+      </w:r>
+      <w:r>
+        <w:rPr>
+          <w:sz w:val="28"/>
+        </w:rPr>
+        <w:t>://</w:t>
+      </w:r>
+      <w:proofErr w:type="spellStart"/>
+      <w:r>
+        <w:rPr>
+          <w:sz w:val="28"/>
+          <w:lang w:val="en-US"/>
+        </w:rPr>
+        <w:t>github</w:t>
+      </w:r>
+      <w:proofErr w:type="spellEnd"/>
+      <w:r>
+        <w:rPr>
+          <w:sz w:val="28"/>
+        </w:rPr>
+        <w:t>.</w:t>
+      </w:r>
+      <w:r>
+        <w:rPr>
+          <w:sz w:val="28"/>
+          <w:lang w:val="en-US"/>
+        </w:rPr>
+        <w:t>com</w:t>
+      </w:r>
+      <w:r>
+        <w:rPr>
+          <w:sz w:val="28"/>
+        </w:rPr>
+        <w:t>/</w:t>
+      </w:r>
+      <w:proofErr w:type="spellStart"/>
+      <w:r>
+        <w:rPr>
+          <w:sz w:val="28"/>
+          <w:lang w:val="en-US"/>
+        </w:rPr>
+        <w:t>ArseniyDorma</w:t>
+      </w:r>
+      <w:proofErr w:type="spellEnd"/>
+      <w:r>
+        <w:rPr>
+          <w:sz w:val="28"/>
+        </w:rPr>
+        <w:t>/</w:t>
+      </w:r>
+      <w:proofErr w:type="spellStart"/>
+      <w:r>
+        <w:rPr>
+          <w:sz w:val="28"/>
+          <w:lang w:val="en-US"/>
+        </w:rPr>
+        <w:t>CourseWork</w:t>
+      </w:r>
+      <w:proofErr w:type="spellEnd"/>
+      <w:r>
+        <w:rPr>
+          <w:sz w:val="28"/>
+        </w:rPr>
+        <w:t xml:space="preserve"> (дата обращения: 15.04.2026). </w:t>
+      </w:r>
+      <w:r>
+        <w:rPr>
+          <w:sz w:val="28"/>
+        </w:rPr>
+        <w:t>-</w:t>
+      </w:r>
+      <w:r>
+        <w:rPr>
+          <w:sz w:val="28"/>
+        </w:rPr>
+        <w:t xml:space="preserve"> Ре</w:t>
+      </w:r>
+      <w:r>
+        <w:rPr>
+          <w:sz w:val="28"/>
+        </w:rPr>
+        <w:t xml:space="preserve">жим доступа: свободный. </w:t>
+      </w:r>
+      <w:r>
+        <w:rPr>
+          <w:sz w:val="28"/>
+        </w:rPr>
+        <w:t>-</w:t>
+      </w:r>
+      <w:r>
+        <w:rPr>
+          <w:sz w:val="28"/>
+        </w:rPr>
+        <w:t xml:space="preserve"> Текст</w:t>
+      </w:r>
+      <w:r>
+        <w:rPr>
+          <w:sz w:val="28"/>
+        </w:rPr>
+        <w:t>: электронный.</w:t>
+      </w:r>
+    </w:p>
+    <w:p>
+      <w:pPr>
+        <w:pStyle w:val="af"/>
+        <w:numPr>
+          <w:ilvl w:val="0"/>
+          <w:numId w:val="4"/>
+        </w:numPr>
+        <w:spacing w:line="360" w:lineRule="auto"/>
+        <w:rPr>
+          <w:sz w:val="28"/>
+        </w:rPr>
+      </w:pPr>
+      <w:proofErr w:type="spellStart"/>
+      <w:r>
+        <w:rPr>
+          <w:sz w:val="28"/>
         </w:rPr>
         <w:t>Yentür</w:t>
       </w:r>
@@ -6922,7 +8411,31 @@
         <w:rPr>
           <w:sz w:val="28"/>
         </w:rPr>
-        <w:t xml:space="preserve">. – 2024. – 11 </w:t>
+        <w:t xml:space="preserve">. </w:t>
+      </w:r>
+      <w:r>
+        <w:rPr>
+          <w:sz w:val="28"/>
+        </w:rPr>
+        <w:t>-</w:t>
+      </w:r>
+      <w:r>
+        <w:rPr>
+          <w:sz w:val="28"/>
+        </w:rPr>
+        <w:t xml:space="preserve"> 2024. </w:t>
+      </w:r>
+      <w:r>
+        <w:rPr>
+          <w:sz w:val="28"/>
+        </w:rPr>
+        <w:t>-</w:t>
+      </w:r>
+      <w:r>
+        <w:rPr>
+          <w:sz w:val="28"/>
+        </w:rPr>
+        <w:t xml:space="preserve"> 11 </w:t>
       </w:r>
       <w:proofErr w:type="spellStart"/>
       <w:r>
@@ -6936,13 +8449,49 @@
         <w:rPr>
           <w:sz w:val="28"/>
         </w:rPr>
-        <w:t>. – URL: https://www.kaggle.com/datasets/meryentr/text-to-sql/data (дата обращения: 15.04.2026). – Режим доступа: свободный (</w:t>
-      </w:r>
-      <w:r>
-        <w:rPr>
-          <w:sz w:val="28"/>
-        </w:rPr>
-        <w:t>требуется регистрация). – Текст</w:t>
+        <w:t xml:space="preserve">. </w:t>
+      </w:r>
+      <w:r>
+        <w:rPr>
+          <w:sz w:val="28"/>
+        </w:rPr>
+        <w:t>-</w:t>
+      </w:r>
+      <w:r>
+        <w:rPr>
+          <w:sz w:val="28"/>
+        </w:rPr>
+        <w:t xml:space="preserve"> URL: https://www.kaggle.com/datasets/meryentr/text-to-sql/data (дата обращения: 15.04.2026). </w:t>
+      </w:r>
+      <w:r>
+        <w:rPr>
+          <w:sz w:val="28"/>
+        </w:rPr>
+        <w:t>-</w:t>
+      </w:r>
+      <w:r>
+        <w:rPr>
+          <w:sz w:val="28"/>
+        </w:rPr>
+        <w:t xml:space="preserve"> Режим доступа: свободный (</w:t>
+      </w:r>
+      <w:r>
+        <w:rPr>
+          <w:sz w:val="28"/>
+        </w:rPr>
+        <w:t xml:space="preserve">требуется регистрация). </w:t>
+      </w:r>
+      <w:r>
+        <w:rPr>
+          <w:sz w:val="28"/>
+        </w:rPr>
+        <w:t>-</w:t>
+      </w:r>
+      <w:r>
+        <w:rPr>
+          <w:sz w:val="28"/>
+        </w:rPr>
+        <w:t xml:space="preserve"> Текст</w:t>
       </w:r>
       <w:r>
         <w:rPr>
@@ -6978,7 +8527,7 @@
 </file>
 
 <file path=word/endnotes.xml><?xml version="1.0" encoding="utf-8"?>
-<w:endnotes xmlns:wpc="http://schemas.microsoft.com/office/word/2010/wordprocessingCanvas" xmlns:cx="http://schemas.microsoft.com/office/drawing/2014/chartex" xmlns:mc="http://schemas.openxmlformats.org/markup-compatibility/2006" xmlns:o="urn:schemas-microsoft-com:office:office" xmlns:r="http://schemas.openxmlformats.org/officeDocument/2006/relationships" xmlns:m="http://schemas.openxmlformats.org/officeDocument/2006/math" xmlns:v="urn:schemas-microsoft-com:vml" xmlns:wp14="http://schemas.microsoft.com/office/word/2010/wordprocessingDrawing" xmlns:wp="http://schemas.openxmlformats.org/drawingml/2006/wordprocessingDrawing" xmlns:w10="urn:schemas-microsoft-com:office:word" xmlns:w="http://schemas.openxmlformats.org/wordprocessingml/2006/main" xmlns:w14="http://schemas.microsoft.com/office/word/2010/wordml" xmlns:w15="http://schemas.microsoft.com/office/word/2012/wordml" xmlns:w16se="http://schemas.microsoft.com/office/word/2015/wordml/symex" xmlns:wpg="http://schemas.microsoft.com/office/word/2010/wordprocessingGroup" xmlns:wpi="http://schemas.microsoft.com/office/word/2010/wordprocessingInk" xmlns:wne="http://schemas.microsoft.com/office/word/2006/wordml" xmlns:wps="http://schemas.microsoft.com/office/word/2010/wordprocessingShape" mc:Ignorable="w14 w15 w16se wp14">
+<w:endnotes xmlns:wpc="http://schemas.microsoft.com/office/word/2010/wordprocessingCanvas" xmlns:mc="http://schemas.openxmlformats.org/markup-compatibility/2006" xmlns:o="urn:schemas-microsoft-com:office:office" xmlns:r="http://schemas.openxmlformats.org/officeDocument/2006/relationships" xmlns:m="http://schemas.openxmlformats.org/officeDocument/2006/math" xmlns:v="urn:schemas-microsoft-com:vml" xmlns:wp14="http://schemas.microsoft.com/office/word/2010/wordprocessingDrawing" xmlns:wp="http://schemas.openxmlformats.org/drawingml/2006/wordprocessingDrawing" xmlns:w10="urn:schemas-microsoft-com:office:word" xmlns:w="http://schemas.openxmlformats.org/wordprocessingml/2006/main" xmlns:w14="http://schemas.microsoft.com/office/word/2010/wordml" xmlns:w15="http://schemas.microsoft.com/office/word/2012/wordml" xmlns:wpg="http://schemas.microsoft.com/office/word/2010/wordprocessingGroup" xmlns:wpi="http://schemas.microsoft.com/office/word/2010/wordprocessingInk" xmlns:wne="http://schemas.microsoft.com/office/word/2006/wordml" xmlns:wps="http://schemas.microsoft.com/office/word/2010/wordprocessingShape" mc:Ignorable="w14 w15 wp14">
   <w:endnote w:type="separator" w:id="-1">
     <w:p>
       <w:r>
@@ -6997,7 +8546,7 @@
 </file>
 
 <file path=word/footer1.xml><?xml version="1.0" encoding="utf-8"?>
-<w:ftr xmlns:wpc="http://schemas.microsoft.com/office/word/2010/wordprocessingCanvas" xmlns:cx="http://schemas.microsoft.com/office/drawing/2014/chartex" xmlns:mc="http://schemas.openxmlformats.org/markup-compatibility/2006" xmlns:o="urn:schemas-microsoft-com:office:office" xmlns:r="http://schemas.openxmlformats.org/officeDocument/2006/relationships" xmlns:m="http://schemas.openxmlformats.org/officeDocument/2006/math" xmlns:v="urn:schemas-microsoft-com:vml" xmlns:wp14="http://schemas.microsoft.com/office/word/2010/wordprocessingDrawing" xmlns:wp="http://schemas.openxmlformats.org/drawingml/2006/wordprocessingDrawing" xmlns:w10="urn:schemas-microsoft-com:office:word" xmlns:w="http://schemas.openxmlformats.org/wordprocessingml/2006/main" xmlns:w14="http://schemas.microsoft.com/office/word/2010/wordml" xmlns:w15="http://schemas.microsoft.com/office/word/2012/wordml" xmlns:w16se="http://schemas.microsoft.com/office/word/2015/wordml/symex" xmlns:wpg="http://schemas.microsoft.com/office/word/2010/wordprocessingGroup" xmlns:wpi="http://schemas.microsoft.com/office/word/2010/wordprocessingInk" xmlns:wne="http://schemas.microsoft.com/office/word/2006/wordml" xmlns:wps="http://schemas.microsoft.com/office/word/2010/wordprocessingShape" mc:Ignorable="w14 w15 w16se wp14">
+<w:ftr xmlns:wpc="http://schemas.microsoft.com/office/word/2010/wordprocessingCanvas" xmlns:mc="http://schemas.openxmlformats.org/markup-compatibility/2006" xmlns:o="urn:schemas-microsoft-com:office:office" xmlns:r="http://schemas.openxmlformats.org/officeDocument/2006/relationships" xmlns:m="http://schemas.openxmlformats.org/officeDocument/2006/math" xmlns:v="urn:schemas-microsoft-com:vml" xmlns:wp14="http://schemas.microsoft.com/office/word/2010/wordprocessingDrawing" xmlns:wp="http://schemas.openxmlformats.org/drawingml/2006/wordprocessingDrawing" xmlns:w10="urn:schemas-microsoft-com:office:word" xmlns:w="http://schemas.openxmlformats.org/wordprocessingml/2006/main" xmlns:w14="http://schemas.microsoft.com/office/word/2010/wordml" xmlns:w15="http://schemas.microsoft.com/office/word/2012/wordml" xmlns:wpg="http://schemas.microsoft.com/office/word/2010/wordprocessingGroup" xmlns:wpi="http://schemas.microsoft.com/office/word/2010/wordprocessingInk" xmlns:wne="http://schemas.microsoft.com/office/word/2006/wordml" xmlns:wps="http://schemas.microsoft.com/office/word/2010/wordprocessingShape" mc:Ignorable="w14 w15 wp14">
   <w:sdt>
     <w:sdtPr>
       <w:id w:val="2035605793"/>
@@ -7043,7 +8592,7 @@
 </file>
 
 <file path=word/footnotes.xml><?xml version="1.0" encoding="utf-8"?>
-<w:footnotes xmlns:wpc="http://schemas.microsoft.com/office/word/2010/wordprocessingCanvas" xmlns:cx="http://schemas.microsoft.com/office/drawing/2014/chartex" xmlns:mc="http://schemas.openxmlformats.org/markup-compatibility/2006" xmlns:o="urn:schemas-microsoft-com:office:office" xmlns:r="http://schemas.openxmlformats.org/officeDocument/2006/relationships" xmlns:m="http://schemas.openxmlformats.org/officeDocument/2006/math" xmlns:v="urn:schemas-microsoft-com:vml" xmlns:wp14="http://schemas.microsoft.com/office/word/2010/wordprocessingDrawing" xmlns:wp="http://schemas.openxmlformats.org/drawingml/2006/wordprocessingDrawing" xmlns:w10="urn:schemas-microsoft-com:office:word" xmlns:w="http://schemas.openxmlformats.org/wordprocessingml/2006/main" xmlns:w14="http://schemas.microsoft.com/office/word/2010/wordml" xmlns:w15="http://schemas.microsoft.com/office/word/2012/wordml" xmlns:w16se="http://schemas.microsoft.com/office/word/2015/wordml/symex" xmlns:wpg="http://schemas.microsoft.com/office/word/2010/wordprocessingGroup" xmlns:wpi="http://schemas.microsoft.com/office/word/2010/wordprocessingInk" xmlns:wne="http://schemas.microsoft.com/office/word/2006/wordml" xmlns:wps="http://schemas.microsoft.com/office/word/2010/wordprocessingShape" mc:Ignorable="w14 w15 w16se wp14">
+<w:footnotes xmlns:wpc="http://schemas.microsoft.com/office/word/2010/wordprocessingCanvas" xmlns:mc="http://schemas.openxmlformats.org/markup-compatibility/2006" xmlns:o="urn:schemas-microsoft-com:office:office" xmlns:r="http://schemas.openxmlformats.org/officeDocument/2006/relationships" xmlns:m="http://schemas.openxmlformats.org/officeDocument/2006/math" xmlns:v="urn:schemas-microsoft-com:vml" xmlns:wp14="http://schemas.microsoft.com/office/word/2010/wordprocessingDrawing" xmlns:wp="http://schemas.openxmlformats.org/drawingml/2006/wordprocessingDrawing" xmlns:w10="urn:schemas-microsoft-com:office:word" xmlns:w="http://schemas.openxmlformats.org/wordprocessingml/2006/main" xmlns:w14="http://schemas.microsoft.com/office/word/2010/wordml" xmlns:w15="http://schemas.microsoft.com/office/word/2012/wordml" xmlns:wpg="http://schemas.microsoft.com/office/word/2010/wordprocessingGroup" xmlns:wpi="http://schemas.microsoft.com/office/word/2010/wordprocessingInk" xmlns:wne="http://schemas.microsoft.com/office/word/2006/wordml" xmlns:wps="http://schemas.microsoft.com/office/word/2010/wordprocessingShape" mc:Ignorable="w14 w15 wp14">
   <w:footnote w:type="separator" w:id="-1">
     <w:p>
       <w:r>
@@ -7062,8 +8611,8 @@
 </file>
 
 <file path=word/numbering.xml><?xml version="1.0" encoding="utf-8"?>
-<w:numbering xmlns:wpc="http://schemas.microsoft.com/office/word/2010/wordprocessingCanvas" xmlns:cx="http://schemas.microsoft.com/office/drawing/2014/chartex" xmlns:mc="http://schemas.openxmlformats.org/markup-compatibility/2006" xmlns:o="urn:schemas-microsoft-com:office:office" xmlns:r="http://schemas.openxmlformats.org/officeDocument/2006/relationships" xmlns:m="http://schemas.openxmlformats.org/officeDocument/2006/math" xmlns:v="urn:schemas-microsoft-com:vml" xmlns:wp14="http://schemas.microsoft.com/office/word/2010/wordprocessingDrawing" xmlns:wp="http://schemas.openxmlformats.org/drawingml/2006/wordprocessingDrawing" xmlns:w10="urn:schemas-microsoft-com:office:word" xmlns:w="http://schemas.openxmlformats.org/wordprocessingml/2006/main" xmlns:w14="http://schemas.microsoft.com/office/word/2010/wordml" xmlns:w15="http://schemas.microsoft.com/office/word/2012/wordml" xmlns:w16se="http://schemas.microsoft.com/office/word/2015/wordml/symex" xmlns:wpg="http://schemas.microsoft.com/office/word/2010/wordprocessingGroup" xmlns:wpi="http://schemas.microsoft.com/office/word/2010/wordprocessingInk" xmlns:wne="http://schemas.microsoft.com/office/word/2006/wordml" xmlns:wps="http://schemas.microsoft.com/office/word/2010/wordprocessingShape" mc:Ignorable="w14 w15 w16se wp14">
-  <w:abstractNum w:abstractNumId="0" w15:restartNumberingAfterBreak="0">
+<w:numbering xmlns:wpc="http://schemas.microsoft.com/office/word/2010/wordprocessingCanvas" xmlns:mc="http://schemas.openxmlformats.org/markup-compatibility/2006" xmlns:o="urn:schemas-microsoft-com:office:office" xmlns:r="http://schemas.openxmlformats.org/officeDocument/2006/relationships" xmlns:m="http://schemas.openxmlformats.org/officeDocument/2006/math" xmlns:v="urn:schemas-microsoft-com:vml" xmlns:wp14="http://schemas.microsoft.com/office/word/2010/wordprocessingDrawing" xmlns:wp="http://schemas.openxmlformats.org/drawingml/2006/wordprocessingDrawing" xmlns:w10="urn:schemas-microsoft-com:office:word" xmlns:w="http://schemas.openxmlformats.org/wordprocessingml/2006/main" xmlns:w14="http://schemas.microsoft.com/office/word/2010/wordml" xmlns:w15="http://schemas.microsoft.com/office/word/2012/wordml" xmlns:wpg="http://schemas.microsoft.com/office/word/2010/wordprocessingGroup" xmlns:wpi="http://schemas.microsoft.com/office/word/2010/wordprocessingInk" xmlns:wne="http://schemas.microsoft.com/office/word/2006/wordml" xmlns:wps="http://schemas.microsoft.com/office/word/2010/wordprocessingShape" mc:Ignorable="w14 w15 wp14">
+  <w:abstractNum w:abstractNumId="0">
     <w:nsid w:val="10E54AD2"/>
     <w:multiLevelType w:val="multilevel"/>
     <w:tmpl w:val="0FB2A4F0"/>
@@ -7185,7 +8734,93 @@
       </w:rPr>
     </w:lvl>
   </w:abstractNum>
-  <w:abstractNum w:abstractNumId="1" w15:restartNumberingAfterBreak="0">
+  <w:abstractNum w:abstractNumId="1">
+    <w:nsid w:val="1D625E34"/>
+    <w:multiLevelType w:val="hybridMultilevel"/>
+    <w:tmpl w:val="16004E4C"/>
+    <w:lvl w:ilvl="0" w:tplc="04190011">
+      <w:start w:val="1"/>
+      <w:numFmt w:val="decimal"/>
+      <w:lvlText w:val="%1)"/>
+      <w:lvlJc w:val="left"/>
+      <w:pPr>
+        <w:ind w:left="936" w:hanging="360"/>
+      </w:pPr>
+    </w:lvl>
+    <w:lvl w:ilvl="1" w:tplc="04190019" w:tentative="1">
+      <w:start w:val="1"/>
+      <w:numFmt w:val="lowerLetter"/>
+      <w:lvlText w:val="%2."/>
+      <w:lvlJc w:val="left"/>
+      <w:pPr>
+        <w:ind w:left="1656" w:hanging="360"/>
+      </w:pPr>
+    </w:lvl>
+    <w:lvl w:ilvl="2" w:tplc="0419001B" w:tentative="1">
+      <w:start w:val="1"/>
+      <w:numFmt w:val="lowerRoman"/>
+      <w:lvlText w:val="%3."/>
+      <w:lvlJc w:val="right"/>
+      <w:pPr>
+        <w:ind w:left="2376" w:hanging="180"/>
+      </w:pPr>
+    </w:lvl>
+    <w:lvl w:ilvl="3" w:tplc="0419000F" w:tentative="1">
+      <w:start w:val="1"/>
+      <w:numFmt w:val="decimal"/>
+      <w:lvlText w:val="%4."/>
+      <w:lvlJc w:val="left"/>
+      <w:pPr>
+        <w:ind w:left="3096" w:hanging="360"/>
+      </w:pPr>
+    </w:lvl>
+    <w:lvl w:ilvl="4" w:tplc="04190019" w:tentative="1">
+      <w:start w:val="1"/>
+      <w:numFmt w:val="lowerLetter"/>
+      <w:lvlText w:val="%5."/>
+      <w:lvlJc w:val="left"/>
+      <w:pPr>
+        <w:ind w:left="3816" w:hanging="360"/>
+      </w:pPr>
+    </w:lvl>
+    <w:lvl w:ilvl="5" w:tplc="0419001B" w:tentative="1">
+      <w:start w:val="1"/>
+      <w:numFmt w:val="lowerRoman"/>
+      <w:lvlText w:val="%6."/>
+      <w:lvlJc w:val="right"/>
+      <w:pPr>
+        <w:ind w:left="4536" w:hanging="180"/>
+      </w:pPr>
+    </w:lvl>
+    <w:lvl w:ilvl="6" w:tplc="0419000F" w:tentative="1">
+      <w:start w:val="1"/>
+      <w:numFmt w:val="decimal"/>
+      <w:lvlText w:val="%7."/>
+      <w:lvlJc w:val="left"/>
+      <w:pPr>
+        <w:ind w:left="5256" w:hanging="360"/>
+      </w:pPr>
+    </w:lvl>
+    <w:lvl w:ilvl="7" w:tplc="04190019" w:tentative="1">
+      <w:start w:val="1"/>
+      <w:numFmt w:val="lowerLetter"/>
+      <w:lvlText w:val="%8."/>
+      <w:lvlJc w:val="left"/>
+      <w:pPr>
+        <w:ind w:left="5976" w:hanging="360"/>
+      </w:pPr>
+    </w:lvl>
+    <w:lvl w:ilvl="8" w:tplc="0419001B" w:tentative="1">
+      <w:start w:val="1"/>
+      <w:numFmt w:val="lowerRoman"/>
+      <w:lvlText w:val="%9."/>
+      <w:lvlJc w:val="right"/>
+      <w:pPr>
+        <w:ind w:left="6696" w:hanging="180"/>
+      </w:pPr>
+    </w:lvl>
+  </w:abstractNum>
+  <w:abstractNum w:abstractNumId="2">
     <w:nsid w:val="263F6CE2"/>
     <w:multiLevelType w:val="hybridMultilevel"/>
     <w:tmpl w:val="1968EC9C"/>
@@ -7274,7 +8909,7 @@
       </w:pPr>
     </w:lvl>
   </w:abstractNum>
-  <w:abstractNum w:abstractNumId="2" w15:restartNumberingAfterBreak="0">
+  <w:abstractNum w:abstractNumId="3">
     <w:nsid w:val="31735588"/>
     <w:multiLevelType w:val="multilevel"/>
     <w:tmpl w:val="0419001F"/>
@@ -7387,7 +9022,7 @@
       </w:rPr>
     </w:lvl>
   </w:abstractNum>
-  <w:abstractNum w:abstractNumId="3" w15:restartNumberingAfterBreak="0">
+  <w:abstractNum w:abstractNumId="4">
     <w:nsid w:val="71187ADB"/>
     <w:multiLevelType w:val="hybridMultilevel"/>
     <w:tmpl w:val="FDA426F2"/>
@@ -7480,19 +9115,22 @@
     <w:abstractNumId w:val="0"/>
   </w:num>
   <w:num w:numId="2">
+    <w:abstractNumId w:val="3"/>
+  </w:num>
+  <w:num w:numId="3">
     <w:abstractNumId w:val="2"/>
   </w:num>
-  <w:num w:numId="3">
+  <w:num w:numId="4">
+    <w:abstractNumId w:val="4"/>
+  </w:num>
+  <w:num w:numId="5">
     <w:abstractNumId w:val="1"/>
-  </w:num>
-  <w:num w:numId="4">
-    <w:abstractNumId w:val="3"/>
   </w:num>
 </w:numbering>
 </file>
 
 <file path=word/styles.xml><?xml version="1.0" encoding="utf-8"?>
-<w:styles xmlns:mc="http://schemas.openxmlformats.org/markup-compatibility/2006" xmlns:r="http://schemas.openxmlformats.org/officeDocument/2006/relationships" xmlns:w="http://schemas.openxmlformats.org/wordprocessingml/2006/main" xmlns:w14="http://schemas.microsoft.com/office/word/2010/wordml" xmlns:w15="http://schemas.microsoft.com/office/word/2012/wordml" xmlns:w16se="http://schemas.microsoft.com/office/word/2015/wordml/symex" mc:Ignorable="w14 w15 w16se">
+<w:styles xmlns:mc="http://schemas.openxmlformats.org/markup-compatibility/2006" xmlns:r="http://schemas.openxmlformats.org/officeDocument/2006/relationships" xmlns:w="http://schemas.openxmlformats.org/wordprocessingml/2006/main" xmlns:w14="http://schemas.microsoft.com/office/word/2010/wordml" xmlns:w15="http://schemas.microsoft.com/office/word/2012/wordml" mc:Ignorable="w14 w15">
   <w:docDefaults>
     <w:rPrDefault>
       <w:rPr>
@@ -8547,6 +10185,7 @@
       <w:spacing w:after="0" w:line="240" w:lineRule="auto"/>
     </w:pPr>
     <w:tblPr>
+      <w:tblInd w:w="0" w:type="dxa"/>
       <w:tblBorders>
         <w:top w:val="single" w:sz="4" w:space="0" w:color="auto"/>
         <w:left w:val="single" w:sz="4" w:space="0" w:color="auto"/>
@@ -8555,11 +10194,18 @@
         <w:insideH w:val="single" w:sz="4" w:space="0" w:color="auto"/>
         <w:insideV w:val="single" w:sz="4" w:space="0" w:color="auto"/>
       </w:tblBorders>
+      <w:tblCellMar>
+        <w:top w:w="0" w:type="dxa"/>
+        <w:left w:w="108" w:type="dxa"/>
+        <w:bottom w:w="0" w:type="dxa"/>
+        <w:right w:w="108" w:type="dxa"/>
+      </w:tblCellMar>
     </w:tblPr>
   </w:style>
   <w:style w:type="paragraph" w:styleId="af">
     <w:name w:val="List Paragraph"/>
     <w:basedOn w:val="a"/>
+    <w:link w:val="af0"/>
     <w:uiPriority w:val="34"/>
     <w:qFormat/>
     <w:rsid w:val="00D91513"/>
@@ -8580,6 +10226,52 @@
       <w:spacing w:after="100"/>
       <w:ind w:left="480"/>
     </w:pPr>
+  </w:style>
+  <w:style w:type="character" w:customStyle="1" w:styleId="af0">
+    <w:name w:val="Абзац списка Знак"/>
+    <w:basedOn w:val="a0"/>
+    <w:link w:val="af"/>
+    <w:uiPriority w:val="34"/>
+    <w:rsid w:val="00FC2F69"/>
+    <w:rPr>
+      <w:rFonts w:ascii="Times New Roman" w:eastAsia="Times New Roman" w:hAnsi="Times New Roman" w:cs="Times New Roman"/>
+      <w:kern w:val="0"/>
+      <w:sz w:val="24"/>
+      <w:szCs w:val="24"/>
+      <w:lang w:eastAsia="ru-RU"/>
+      <w14:ligatures w14:val="none"/>
+    </w:rPr>
+  </w:style>
+  <w:style w:type="paragraph" w:customStyle="1" w:styleId="af1">
+    <w:name w:val="Основной"/>
+    <w:basedOn w:val="a"/>
+    <w:link w:val="af2"/>
+    <w:qFormat/>
+    <w:rsid w:val="00FC2F69"/>
+    <w:pPr>
+      <w:spacing w:line="360" w:lineRule="auto"/>
+      <w:ind w:firstLine="709"/>
+      <w:jc w:val="both"/>
+    </w:pPr>
+    <w:rPr>
+      <w:sz w:val="28"/>
+      <w:szCs w:val="20"/>
+      <w:lang w:eastAsia="ar-SA"/>
+    </w:rPr>
+  </w:style>
+  <w:style w:type="character" w:customStyle="1" w:styleId="af2">
+    <w:name w:val="Основной Знак"/>
+    <w:basedOn w:val="a0"/>
+    <w:link w:val="af1"/>
+    <w:rsid w:val="00FC2F69"/>
+    <w:rPr>
+      <w:rFonts w:ascii="Times New Roman" w:eastAsia="Times New Roman" w:hAnsi="Times New Roman" w:cs="Times New Roman"/>
+      <w:kern w:val="0"/>
+      <w:sz w:val="28"/>
+      <w:szCs w:val="20"/>
+      <w:lang w:eastAsia="ar-SA"/>
+      <w14:ligatures w14:val="none"/>
+    </w:rPr>
   </w:style>
 </w:styles>
 </file>
@@ -8884,7 +10576,7 @@
 </file>
 
 <file path=customXml/itemProps1.xml><?xml version="1.0" encoding="utf-8"?>
-<ds:datastoreItem xmlns:ds="http://schemas.openxmlformats.org/officeDocument/2006/customXml" ds:itemID="{2A16567F-F6BD-4DE8-AD81-192768D79CFE}">
+<ds:datastoreItem xmlns:ds="http://schemas.openxmlformats.org/officeDocument/2006/customXml" ds:itemID="{703A683F-072F-48AE-B768-31F7221BDAB5}">
   <ds:schemaRefs>
     <ds:schemaRef ds:uri="http://schemas.openxmlformats.org/officeDocument/2006/bibliography"/>
   </ds:schemaRefs>

--- a/Курсовая работа.docx
+++ b/Курсовая работа.docx
@@ -1020,6 +1020,7 @@
         </w:rPr>
       </w:pPr>
       <w:bookmarkStart w:id="2" w:name="_Toc224199681"/>
+      <w:bookmarkStart w:id="3" w:name="_GoBack"/>
       <w:r>
         <w:rPr>
           <w:b/>
@@ -1028,6 +1029,7 @@
         <w:t>ОГЛАВЛЕНИЕ</w:t>
       </w:r>
     </w:p>
+    <w:bookmarkEnd w:id="3" w:displacedByCustomXml="next"/>
     <w:sdt>
       <w:sdtPr>
         <w:rPr>
@@ -1056,7 +1058,6 @@
             <w:rPr>
               <w:rFonts w:asciiTheme="minorHAnsi" w:eastAsiaTheme="minorEastAsia" w:hAnsiTheme="minorHAnsi" w:cstheme="minorBidi"/>
               <w:noProof/>
-              <w:sz w:val="22"/>
               <w:szCs w:val="22"/>
             </w:rPr>
           </w:pPr>
@@ -1078,12 +1079,13 @@
             </w:rPr>
             <w:fldChar w:fldCharType="separate"/>
           </w:r>
-          <w:hyperlink w:anchor="_Toc227155208" w:history="1">
+          <w:hyperlink w:anchor="_Toc227182635" w:history="1">
             <w:r>
               <w:rPr>
                 <w:rStyle w:val="ad"/>
                 <w:rFonts w:eastAsiaTheme="majorEastAsia"/>
                 <w:noProof/>
+                <w:sz w:val="28"/>
               </w:rPr>
               <w:t>ВВЕДЕНИЕ</w:t>
             </w:r>
@@ -1091,6 +1093,7 @@
               <w:rPr>
                 <w:noProof/>
                 <w:webHidden/>
+                <w:sz w:val="28"/>
               </w:rPr>
               <w:tab/>
             </w:r>
@@ -1098,6 +1101,7 @@
               <w:rPr>
                 <w:noProof/>
                 <w:webHidden/>
+                <w:sz w:val="28"/>
               </w:rPr>
               <w:fldChar w:fldCharType="begin"/>
             </w:r>
@@ -1105,19 +1109,22 @@
               <w:rPr>
                 <w:noProof/>
                 <w:webHidden/>
-              </w:rPr>
-              <w:instrText xml:space="preserve"> PAGEREF _Toc227155208 \h </w:instrText>
+                <w:sz w:val="28"/>
+              </w:rPr>
+              <w:instrText xml:space="preserve"> PAGEREF _Toc227182635 \h </w:instrText>
             </w:r>
             <w:r>
               <w:rPr>
                 <w:noProof/>
                 <w:webHidden/>
+                <w:sz w:val="28"/>
               </w:rPr>
             </w:r>
             <w:r>
               <w:rPr>
                 <w:noProof/>
                 <w:webHidden/>
+                <w:sz w:val="28"/>
               </w:rPr>
               <w:fldChar w:fldCharType="separate"/>
             </w:r>
@@ -1125,6 +1132,7 @@
               <w:rPr>
                 <w:noProof/>
                 <w:webHidden/>
+                <w:sz w:val="28"/>
               </w:rPr>
               <w:t>3</w:t>
             </w:r>
@@ -1132,6 +1140,7 @@
               <w:rPr>
                 <w:noProof/>
                 <w:webHidden/>
+                <w:sz w:val="28"/>
               </w:rPr>
               <w:fldChar w:fldCharType="end"/>
             </w:r>
@@ -1141,22 +1150,22 @@
           <w:pPr>
             <w:pStyle w:val="11"/>
             <w:tabs>
-              <w:tab w:val="left" w:pos="440"/>
+              <w:tab w:val="left" w:pos="480"/>
               <w:tab w:val="right" w:leader="dot" w:pos="9345"/>
             </w:tabs>
             <w:rPr>
               <w:rFonts w:asciiTheme="minorHAnsi" w:eastAsiaTheme="minorEastAsia" w:hAnsiTheme="minorHAnsi" w:cstheme="minorBidi"/>
               <w:noProof/>
-              <w:sz w:val="22"/>
               <w:szCs w:val="22"/>
             </w:rPr>
           </w:pPr>
-          <w:hyperlink w:anchor="_Toc227155209" w:history="1">
+          <w:hyperlink w:anchor="_Toc227182636" w:history="1">
             <w:r>
               <w:rPr>
                 <w:rStyle w:val="ad"/>
                 <w:rFonts w:eastAsiaTheme="majorEastAsia"/>
                 <w:noProof/>
+                <w:sz w:val="28"/>
               </w:rPr>
               <w:t>1.</w:t>
             </w:r>
@@ -1164,7 +1173,6 @@
               <w:rPr>
                 <w:rFonts w:asciiTheme="minorHAnsi" w:eastAsiaTheme="minorEastAsia" w:hAnsiTheme="minorHAnsi" w:cstheme="minorBidi"/>
                 <w:noProof/>
-                <w:sz w:val="22"/>
                 <w:szCs w:val="22"/>
               </w:rPr>
               <w:tab/>
@@ -1174,6 +1182,7 @@
                 <w:rStyle w:val="ad"/>
                 <w:rFonts w:eastAsiaTheme="majorEastAsia"/>
                 <w:noProof/>
+                <w:sz w:val="28"/>
               </w:rPr>
               <w:t>ПЕРВИЧНЫЙ АНАЛИЗ НАБОРА ТАБЛИЧНЫХ ДАННЫХ</w:t>
             </w:r>
@@ -1181,6 +1190,7 @@
               <w:rPr>
                 <w:noProof/>
                 <w:webHidden/>
+                <w:sz w:val="28"/>
               </w:rPr>
               <w:tab/>
             </w:r>
@@ -1188,6 +1198,7 @@
               <w:rPr>
                 <w:noProof/>
                 <w:webHidden/>
+                <w:sz w:val="28"/>
               </w:rPr>
               <w:fldChar w:fldCharType="begin"/>
             </w:r>
@@ -1195,19 +1206,22 @@
               <w:rPr>
                 <w:noProof/>
                 <w:webHidden/>
-              </w:rPr>
-              <w:instrText xml:space="preserve"> PAGEREF _Toc227155209 \h </w:instrText>
+                <w:sz w:val="28"/>
+              </w:rPr>
+              <w:instrText xml:space="preserve"> PAGEREF _Toc227182636 \h </w:instrText>
             </w:r>
             <w:r>
               <w:rPr>
                 <w:noProof/>
                 <w:webHidden/>
+                <w:sz w:val="28"/>
               </w:rPr>
             </w:r>
             <w:r>
               <w:rPr>
                 <w:noProof/>
                 <w:webHidden/>
+                <w:sz w:val="28"/>
               </w:rPr>
               <w:fldChar w:fldCharType="separate"/>
             </w:r>
@@ -1215,6 +1229,7 @@
               <w:rPr>
                 <w:noProof/>
                 <w:webHidden/>
+                <w:sz w:val="28"/>
               </w:rPr>
               <w:t>5</w:t>
             </w:r>
@@ -1222,6 +1237,7 @@
               <w:rPr>
                 <w:noProof/>
                 <w:webHidden/>
+                <w:sz w:val="28"/>
               </w:rPr>
               <w:fldChar w:fldCharType="end"/>
             </w:r>
@@ -1237,16 +1253,16 @@
             <w:rPr>
               <w:rFonts w:asciiTheme="minorHAnsi" w:eastAsiaTheme="minorEastAsia" w:hAnsiTheme="minorHAnsi" w:cstheme="minorBidi"/>
               <w:noProof/>
-              <w:sz w:val="22"/>
               <w:szCs w:val="22"/>
             </w:rPr>
           </w:pPr>
-          <w:hyperlink w:anchor="_Toc227155210" w:history="1">
+          <w:hyperlink w:anchor="_Toc227182637" w:history="1">
             <w:r>
               <w:rPr>
                 <w:rStyle w:val="ad"/>
                 <w:rFonts w:eastAsiaTheme="majorEastAsia"/>
                 <w:noProof/>
+                <w:sz w:val="28"/>
               </w:rPr>
               <w:t>1.1.</w:t>
             </w:r>
@@ -1254,7 +1270,6 @@
               <w:rPr>
                 <w:rFonts w:asciiTheme="minorHAnsi" w:eastAsiaTheme="minorEastAsia" w:hAnsiTheme="minorHAnsi" w:cstheme="minorBidi"/>
                 <w:noProof/>
-                <w:sz w:val="22"/>
                 <w:szCs w:val="22"/>
               </w:rPr>
               <w:tab/>
@@ -1264,6 +1279,7 @@
                 <w:rStyle w:val="ad"/>
                 <w:rFonts w:eastAsiaTheme="majorEastAsia"/>
                 <w:noProof/>
+                <w:sz w:val="28"/>
               </w:rPr>
               <w:t>Постановка задачи</w:t>
             </w:r>
@@ -1271,6 +1287,7 @@
               <w:rPr>
                 <w:noProof/>
                 <w:webHidden/>
+                <w:sz w:val="28"/>
               </w:rPr>
               <w:tab/>
             </w:r>
@@ -1278,6 +1295,7 @@
               <w:rPr>
                 <w:noProof/>
                 <w:webHidden/>
+                <w:sz w:val="28"/>
               </w:rPr>
               <w:fldChar w:fldCharType="begin"/>
             </w:r>
@@ -1285,19 +1303,22 @@
               <w:rPr>
                 <w:noProof/>
                 <w:webHidden/>
-              </w:rPr>
-              <w:instrText xml:space="preserve"> PAGEREF _Toc227155210 \h </w:instrText>
+                <w:sz w:val="28"/>
+              </w:rPr>
+              <w:instrText xml:space="preserve"> PAGEREF _Toc227182637 \h </w:instrText>
             </w:r>
             <w:r>
               <w:rPr>
                 <w:noProof/>
                 <w:webHidden/>
+                <w:sz w:val="28"/>
               </w:rPr>
             </w:r>
             <w:r>
               <w:rPr>
                 <w:noProof/>
                 <w:webHidden/>
+                <w:sz w:val="28"/>
               </w:rPr>
               <w:fldChar w:fldCharType="separate"/>
             </w:r>
@@ -1305,6 +1326,7 @@
               <w:rPr>
                 <w:noProof/>
                 <w:webHidden/>
+                <w:sz w:val="28"/>
               </w:rPr>
               <w:t>5</w:t>
             </w:r>
@@ -1312,6 +1334,7 @@
               <w:rPr>
                 <w:noProof/>
                 <w:webHidden/>
+                <w:sz w:val="28"/>
               </w:rPr>
               <w:fldChar w:fldCharType="end"/>
             </w:r>
@@ -1327,16 +1350,16 @@
             <w:rPr>
               <w:rFonts w:asciiTheme="minorHAnsi" w:eastAsiaTheme="minorEastAsia" w:hAnsiTheme="minorHAnsi" w:cstheme="minorBidi"/>
               <w:noProof/>
-              <w:sz w:val="22"/>
               <w:szCs w:val="22"/>
             </w:rPr>
           </w:pPr>
-          <w:hyperlink w:anchor="_Toc227155211" w:history="1">
+          <w:hyperlink w:anchor="_Toc227182638" w:history="1">
             <w:r>
               <w:rPr>
                 <w:rStyle w:val="ad"/>
                 <w:rFonts w:eastAsiaTheme="majorEastAsia"/>
                 <w:noProof/>
+                <w:sz w:val="28"/>
               </w:rPr>
               <w:t>1.2.</w:t>
             </w:r>
@@ -1344,7 +1367,6 @@
               <w:rPr>
                 <w:rFonts w:asciiTheme="minorHAnsi" w:eastAsiaTheme="minorEastAsia" w:hAnsiTheme="minorHAnsi" w:cstheme="minorBidi"/>
                 <w:noProof/>
-                <w:sz w:val="22"/>
                 <w:szCs w:val="22"/>
               </w:rPr>
               <w:tab/>
@@ -1354,6 +1376,7 @@
                 <w:rStyle w:val="ad"/>
                 <w:rFonts w:eastAsiaTheme="majorEastAsia"/>
                 <w:noProof/>
+                <w:sz w:val="28"/>
               </w:rPr>
               <w:t>Описание выбранного набора данных</w:t>
             </w:r>
@@ -1361,6 +1384,7 @@
               <w:rPr>
                 <w:noProof/>
                 <w:webHidden/>
+                <w:sz w:val="28"/>
               </w:rPr>
               <w:tab/>
             </w:r>
@@ -1368,6 +1392,7 @@
               <w:rPr>
                 <w:noProof/>
                 <w:webHidden/>
+                <w:sz w:val="28"/>
               </w:rPr>
               <w:fldChar w:fldCharType="begin"/>
             </w:r>
@@ -1375,19 +1400,22 @@
               <w:rPr>
                 <w:noProof/>
                 <w:webHidden/>
-              </w:rPr>
-              <w:instrText xml:space="preserve"> PAGEREF _Toc227155211 \h </w:instrText>
+                <w:sz w:val="28"/>
+              </w:rPr>
+              <w:instrText xml:space="preserve"> PAGEREF _Toc227182638 \h </w:instrText>
             </w:r>
             <w:r>
               <w:rPr>
                 <w:noProof/>
                 <w:webHidden/>
+                <w:sz w:val="28"/>
               </w:rPr>
             </w:r>
             <w:r>
               <w:rPr>
                 <w:noProof/>
                 <w:webHidden/>
+                <w:sz w:val="28"/>
               </w:rPr>
               <w:fldChar w:fldCharType="separate"/>
             </w:r>
@@ -1395,6 +1423,7 @@
               <w:rPr>
                 <w:noProof/>
                 <w:webHidden/>
+                <w:sz w:val="28"/>
               </w:rPr>
               <w:t>7</w:t>
             </w:r>
@@ -1402,6 +1431,7 @@
               <w:rPr>
                 <w:noProof/>
                 <w:webHidden/>
+                <w:sz w:val="28"/>
               </w:rPr>
               <w:fldChar w:fldCharType="end"/>
             </w:r>
@@ -1417,16 +1447,16 @@
             <w:rPr>
               <w:rFonts w:asciiTheme="minorHAnsi" w:eastAsiaTheme="minorEastAsia" w:hAnsiTheme="minorHAnsi" w:cstheme="minorBidi"/>
               <w:noProof/>
-              <w:sz w:val="22"/>
               <w:szCs w:val="22"/>
             </w:rPr>
           </w:pPr>
-          <w:hyperlink w:anchor="_Toc227155212" w:history="1">
+          <w:hyperlink w:anchor="_Toc227182639" w:history="1">
             <w:r>
               <w:rPr>
                 <w:rStyle w:val="ad"/>
                 <w:rFonts w:eastAsiaTheme="majorEastAsia"/>
                 <w:noProof/>
+                <w:sz w:val="28"/>
               </w:rPr>
               <w:t>1.3.</w:t>
             </w:r>
@@ -1434,7 +1464,6 @@
               <w:rPr>
                 <w:rFonts w:asciiTheme="minorHAnsi" w:eastAsiaTheme="minorEastAsia" w:hAnsiTheme="minorHAnsi" w:cstheme="minorBidi"/>
                 <w:noProof/>
-                <w:sz w:val="22"/>
                 <w:szCs w:val="22"/>
               </w:rPr>
               <w:tab/>
@@ -1444,6 +1473,7 @@
                 <w:rStyle w:val="ad"/>
                 <w:rFonts w:eastAsiaTheme="majorEastAsia"/>
                 <w:noProof/>
+                <w:sz w:val="28"/>
               </w:rPr>
               <w:t>Описание результатов первичного анализа</w:t>
             </w:r>
@@ -1451,6 +1481,7 @@
               <w:rPr>
                 <w:noProof/>
                 <w:webHidden/>
+                <w:sz w:val="28"/>
               </w:rPr>
               <w:tab/>
             </w:r>
@@ -1458,6 +1489,7 @@
               <w:rPr>
                 <w:noProof/>
                 <w:webHidden/>
+                <w:sz w:val="28"/>
               </w:rPr>
               <w:fldChar w:fldCharType="begin"/>
             </w:r>
@@ -1465,19 +1497,22 @@
               <w:rPr>
                 <w:noProof/>
                 <w:webHidden/>
-              </w:rPr>
-              <w:instrText xml:space="preserve"> PAGEREF _Toc227155212 \h </w:instrText>
+                <w:sz w:val="28"/>
+              </w:rPr>
+              <w:instrText xml:space="preserve"> PAGEREF _Toc227182639 \h </w:instrText>
             </w:r>
             <w:r>
               <w:rPr>
                 <w:noProof/>
                 <w:webHidden/>
+                <w:sz w:val="28"/>
               </w:rPr>
             </w:r>
             <w:r>
               <w:rPr>
                 <w:noProof/>
                 <w:webHidden/>
+                <w:sz w:val="28"/>
               </w:rPr>
               <w:fldChar w:fldCharType="separate"/>
             </w:r>
@@ -1485,6 +1520,7 @@
               <w:rPr>
                 <w:noProof/>
                 <w:webHidden/>
+                <w:sz w:val="28"/>
               </w:rPr>
               <w:t>9</w:t>
             </w:r>
@@ -1492,6 +1528,7 @@
               <w:rPr>
                 <w:noProof/>
                 <w:webHidden/>
+                <w:sz w:val="28"/>
               </w:rPr>
               <w:fldChar w:fldCharType="end"/>
             </w:r>
@@ -1505,21 +1542,26 @@
               <w:tab w:val="right" w:leader="dot" w:pos="9345"/>
             </w:tabs>
             <w:rPr>
+              <w:rFonts w:asciiTheme="minorHAnsi" w:eastAsiaTheme="minorEastAsia" w:hAnsiTheme="minorHAnsi" w:cstheme="minorBidi"/>
               <w:noProof/>
+              <w:szCs w:val="22"/>
             </w:rPr>
           </w:pPr>
-          <w:hyperlink w:anchor="_Toc227155213" w:history="1">
+          <w:hyperlink w:anchor="_Toc227182640" w:history="1">
             <w:r>
               <w:rPr>
                 <w:rStyle w:val="ad"/>
                 <w:rFonts w:eastAsiaTheme="majorEastAsia"/>
                 <w:noProof/>
+                <w:sz w:val="28"/>
               </w:rPr>
               <w:t>1.3.1.</w:t>
             </w:r>
             <w:r>
               <w:rPr>
+                <w:rFonts w:asciiTheme="minorHAnsi" w:eastAsiaTheme="minorEastAsia" w:hAnsiTheme="minorHAnsi" w:cstheme="minorBidi"/>
                 <w:noProof/>
+                <w:szCs w:val="22"/>
               </w:rPr>
               <w:tab/>
             </w:r>
@@ -1528,6 +1570,7 @@
                 <w:rStyle w:val="ad"/>
                 <w:rFonts w:eastAsiaTheme="majorEastAsia"/>
                 <w:noProof/>
+                <w:sz w:val="28"/>
               </w:rPr>
               <w:t>Характеристика числовых данных</w:t>
             </w:r>
@@ -1535,6 +1578,7 @@
               <w:rPr>
                 <w:noProof/>
                 <w:webHidden/>
+                <w:sz w:val="28"/>
               </w:rPr>
               <w:tab/>
             </w:r>
@@ -1542,6 +1586,7 @@
               <w:rPr>
                 <w:noProof/>
                 <w:webHidden/>
+                <w:sz w:val="28"/>
               </w:rPr>
               <w:fldChar w:fldCharType="begin"/>
             </w:r>
@@ -1549,19 +1594,22 @@
               <w:rPr>
                 <w:noProof/>
                 <w:webHidden/>
-              </w:rPr>
-              <w:instrText xml:space="preserve"> PAGEREF _Toc227155213 \h </w:instrText>
+                <w:sz w:val="28"/>
+              </w:rPr>
+              <w:instrText xml:space="preserve"> PAGEREF _Toc227182640 \h </w:instrText>
             </w:r>
             <w:r>
               <w:rPr>
                 <w:noProof/>
                 <w:webHidden/>
+                <w:sz w:val="28"/>
               </w:rPr>
             </w:r>
             <w:r>
               <w:rPr>
                 <w:noProof/>
                 <w:webHidden/>
+                <w:sz w:val="28"/>
               </w:rPr>
               <w:fldChar w:fldCharType="separate"/>
             </w:r>
@@ -1569,6 +1617,7 @@
               <w:rPr>
                 <w:noProof/>
                 <w:webHidden/>
+                <w:sz w:val="28"/>
               </w:rPr>
               <w:t>9</w:t>
             </w:r>
@@ -1576,6 +1625,7 @@
               <w:rPr>
                 <w:noProof/>
                 <w:webHidden/>
+                <w:sz w:val="28"/>
               </w:rPr>
               <w:fldChar w:fldCharType="end"/>
             </w:r>
@@ -1589,21 +1639,26 @@
               <w:tab w:val="right" w:leader="dot" w:pos="9345"/>
             </w:tabs>
             <w:rPr>
+              <w:rFonts w:asciiTheme="minorHAnsi" w:eastAsiaTheme="minorEastAsia" w:hAnsiTheme="minorHAnsi" w:cstheme="minorBidi"/>
               <w:noProof/>
+              <w:szCs w:val="22"/>
             </w:rPr>
           </w:pPr>
-          <w:hyperlink w:anchor="_Toc227155214" w:history="1">
+          <w:hyperlink w:anchor="_Toc227182641" w:history="1">
             <w:r>
               <w:rPr>
                 <w:rStyle w:val="ad"/>
                 <w:rFonts w:eastAsiaTheme="majorEastAsia"/>
                 <w:noProof/>
+                <w:sz w:val="28"/>
               </w:rPr>
               <w:t>1.3.2.</w:t>
             </w:r>
             <w:r>
               <w:rPr>
+                <w:rFonts w:asciiTheme="minorHAnsi" w:eastAsiaTheme="minorEastAsia" w:hAnsiTheme="minorHAnsi" w:cstheme="minorBidi"/>
                 <w:noProof/>
+                <w:szCs w:val="22"/>
               </w:rPr>
               <w:tab/>
             </w:r>
@@ -1612,6 +1667,7 @@
                 <w:rStyle w:val="ad"/>
                 <w:rFonts w:eastAsiaTheme="majorEastAsia"/>
                 <w:noProof/>
+                <w:sz w:val="28"/>
               </w:rPr>
               <w:t>Характеристика категориальных данных</w:t>
             </w:r>
@@ -1619,6 +1675,7 @@
               <w:rPr>
                 <w:noProof/>
                 <w:webHidden/>
+                <w:sz w:val="28"/>
               </w:rPr>
               <w:tab/>
             </w:r>
@@ -1626,6 +1683,7 @@
               <w:rPr>
                 <w:noProof/>
                 <w:webHidden/>
+                <w:sz w:val="28"/>
               </w:rPr>
               <w:fldChar w:fldCharType="begin"/>
             </w:r>
@@ -1633,19 +1691,22 @@
               <w:rPr>
                 <w:noProof/>
                 <w:webHidden/>
-              </w:rPr>
-              <w:instrText xml:space="preserve"> PAGEREF _Toc227155214 \h </w:instrText>
+                <w:sz w:val="28"/>
+              </w:rPr>
+              <w:instrText xml:space="preserve"> PAGEREF _Toc227182641 \h </w:instrText>
             </w:r>
             <w:r>
               <w:rPr>
                 <w:noProof/>
                 <w:webHidden/>
+                <w:sz w:val="28"/>
               </w:rPr>
             </w:r>
             <w:r>
               <w:rPr>
                 <w:noProof/>
                 <w:webHidden/>
+                <w:sz w:val="28"/>
               </w:rPr>
               <w:fldChar w:fldCharType="separate"/>
             </w:r>
@@ -1653,13 +1714,15 @@
               <w:rPr>
                 <w:noProof/>
                 <w:webHidden/>
-              </w:rPr>
-              <w:t>17</w:t>
+                <w:sz w:val="28"/>
+              </w:rPr>
+              <w:t>21</w:t>
             </w:r>
             <w:r>
               <w:rPr>
                 <w:noProof/>
                 <w:webHidden/>
+                <w:sz w:val="28"/>
               </w:rPr>
               <w:fldChar w:fldCharType="end"/>
             </w:r>
@@ -1673,21 +1736,26 @@
               <w:tab w:val="right" w:leader="dot" w:pos="9345"/>
             </w:tabs>
             <w:rPr>
+              <w:rFonts w:asciiTheme="minorHAnsi" w:eastAsiaTheme="minorEastAsia" w:hAnsiTheme="minorHAnsi" w:cstheme="minorBidi"/>
               <w:noProof/>
+              <w:szCs w:val="22"/>
             </w:rPr>
           </w:pPr>
-          <w:hyperlink w:anchor="_Toc227155215" w:history="1">
+          <w:hyperlink w:anchor="_Toc227182642" w:history="1">
             <w:r>
               <w:rPr>
                 <w:rStyle w:val="ad"/>
                 <w:rFonts w:eastAsiaTheme="majorEastAsia"/>
                 <w:noProof/>
+                <w:sz w:val="28"/>
               </w:rPr>
               <w:t>1.3.3.</w:t>
             </w:r>
             <w:r>
               <w:rPr>
+                <w:rFonts w:asciiTheme="minorHAnsi" w:eastAsiaTheme="minorEastAsia" w:hAnsiTheme="minorHAnsi" w:cstheme="minorBidi"/>
                 <w:noProof/>
+                <w:szCs w:val="22"/>
               </w:rPr>
               <w:tab/>
             </w:r>
@@ -1696,21 +1764,94 @@
                 <w:rStyle w:val="ad"/>
                 <w:rFonts w:eastAsiaTheme="majorEastAsia"/>
                 <w:noProof/>
-              </w:rPr>
-              <w:t>Особенности</w:t>
-            </w:r>
+                <w:sz w:val="28"/>
+              </w:rPr>
+              <w:t>Особенности и потенциальные риски использования датасета</w:t>
+            </w:r>
+            <w:r>
+              <w:rPr>
+                <w:noProof/>
+                <w:webHidden/>
+                <w:sz w:val="28"/>
+              </w:rPr>
+              <w:tab/>
+            </w:r>
+            <w:r>
+              <w:rPr>
+                <w:noProof/>
+                <w:webHidden/>
+                <w:sz w:val="28"/>
+              </w:rPr>
+              <w:fldChar w:fldCharType="begin"/>
+            </w:r>
+            <w:r>
+              <w:rPr>
+                <w:noProof/>
+                <w:webHidden/>
+                <w:sz w:val="28"/>
+              </w:rPr>
+              <w:instrText xml:space="preserve"> PAGEREF _Toc227182642 \h </w:instrText>
+            </w:r>
+            <w:r>
+              <w:rPr>
+                <w:noProof/>
+                <w:webHidden/>
+                <w:sz w:val="28"/>
+              </w:rPr>
+            </w:r>
+            <w:r>
+              <w:rPr>
+                <w:noProof/>
+                <w:webHidden/>
+                <w:sz w:val="28"/>
+              </w:rPr>
+              <w:fldChar w:fldCharType="separate"/>
+            </w:r>
+            <w:r>
+              <w:rPr>
+                <w:noProof/>
+                <w:webHidden/>
+                <w:sz w:val="28"/>
+              </w:rPr>
+              <w:t>24</w:t>
+            </w:r>
+            <w:r>
+              <w:rPr>
+                <w:noProof/>
+                <w:webHidden/>
+                <w:sz w:val="28"/>
+              </w:rPr>
+              <w:fldChar w:fldCharType="end"/>
+            </w:r>
+          </w:hyperlink>
+        </w:p>
+        <w:p>
+          <w:pPr>
+            <w:pStyle w:val="11"/>
+            <w:tabs>
+              <w:tab w:val="right" w:leader="dot" w:pos="9345"/>
+            </w:tabs>
+            <w:rPr>
+              <w:rFonts w:asciiTheme="minorHAnsi" w:eastAsiaTheme="minorEastAsia" w:hAnsiTheme="minorHAnsi" w:cstheme="minorBidi"/>
+              <w:noProof/>
+              <w:szCs w:val="22"/>
+            </w:rPr>
+          </w:pPr>
+          <w:hyperlink w:anchor="_Toc227182643" w:history="1">
             <w:r>
               <w:rPr>
                 <w:rStyle w:val="ad"/>
                 <w:rFonts w:eastAsiaTheme="majorEastAsia"/>
                 <w:noProof/>
-              </w:rPr>
-              <w:t xml:space="preserve"> и потенциальные риски использования датасета</w:t>
+                <w:sz w:val="28"/>
+              </w:rPr>
+              <w:t>ЗАКЛЮЧЕНИЕ</w:t>
             </w:r>
             <w:r>
               <w:rPr>
                 <w:noProof/>
                 <w:webHidden/>
+                <w:sz w:val="28"/>
               </w:rPr>
               <w:tab/>
             </w:r>
@@ -1718,6 +1859,7 @@
               <w:rPr>
                 <w:noProof/>
                 <w:webHidden/>
+                <w:sz w:val="28"/>
               </w:rPr>
               <w:fldChar w:fldCharType="begin"/>
             </w:r>
@@ -1725,19 +1867,22 @@
               <w:rPr>
                 <w:noProof/>
                 <w:webHidden/>
-              </w:rPr>
-              <w:instrText xml:space="preserve"> PAGEREF _Toc227155215 \h </w:instrText>
+                <w:sz w:val="28"/>
+              </w:rPr>
+              <w:instrText xml:space="preserve"> PAGEREF _Toc227182643 \h </w:instrText>
             </w:r>
             <w:r>
               <w:rPr>
                 <w:noProof/>
                 <w:webHidden/>
+                <w:sz w:val="28"/>
               </w:rPr>
             </w:r>
             <w:r>
               <w:rPr>
                 <w:noProof/>
                 <w:webHidden/>
+                <w:sz w:val="28"/>
               </w:rPr>
               <w:fldChar w:fldCharType="separate"/>
             </w:r>
@@ -1745,13 +1890,15 @@
               <w:rPr>
                 <w:noProof/>
                 <w:webHidden/>
-              </w:rPr>
-              <w:t>19</w:t>
+                <w:sz w:val="28"/>
+              </w:rPr>
+              <w:t>27</w:t>
             </w:r>
             <w:r>
               <w:rPr>
                 <w:noProof/>
                 <w:webHidden/>
+                <w:sz w:val="28"/>
               </w:rPr>
               <w:fldChar w:fldCharType="end"/>
             </w:r>
@@ -1770,12 +1917,13 @@
               <w:szCs w:val="22"/>
             </w:rPr>
           </w:pPr>
-          <w:hyperlink w:anchor="_Toc227155216" w:history="1">
+          <w:hyperlink w:anchor="_Toc227182644" w:history="1">
             <w:r>
               <w:rPr>
                 <w:rStyle w:val="ad"/>
                 <w:rFonts w:eastAsiaTheme="majorEastAsia"/>
                 <w:noProof/>
+                <w:sz w:val="28"/>
               </w:rPr>
               <w:t>ЛИТЕРАТУРА</w:t>
             </w:r>
@@ -1783,6 +1931,7 @@
               <w:rPr>
                 <w:noProof/>
                 <w:webHidden/>
+                <w:sz w:val="28"/>
               </w:rPr>
               <w:tab/>
             </w:r>
@@ -1790,6 +1939,7 @@
               <w:rPr>
                 <w:noProof/>
                 <w:webHidden/>
+                <w:sz w:val="28"/>
               </w:rPr>
               <w:fldChar w:fldCharType="begin"/>
             </w:r>
@@ -1797,19 +1947,22 @@
               <w:rPr>
                 <w:noProof/>
                 <w:webHidden/>
-              </w:rPr>
-              <w:instrText xml:space="preserve"> PAGEREF _Toc227155216 \h </w:instrText>
+                <w:sz w:val="28"/>
+              </w:rPr>
+              <w:instrText xml:space="preserve"> PAGEREF _Toc227182644 \h </w:instrText>
             </w:r>
             <w:r>
               <w:rPr>
                 <w:noProof/>
                 <w:webHidden/>
+                <w:sz w:val="28"/>
               </w:rPr>
             </w:r>
             <w:r>
               <w:rPr>
                 <w:noProof/>
                 <w:webHidden/>
+                <w:sz w:val="28"/>
               </w:rPr>
               <w:fldChar w:fldCharType="separate"/>
             </w:r>
@@ -1817,13 +1970,15 @@
               <w:rPr>
                 <w:noProof/>
                 <w:webHidden/>
-              </w:rPr>
-              <w:t>21</w:t>
+                <w:sz w:val="28"/>
+              </w:rPr>
+              <w:t>28</w:t>
             </w:r>
             <w:r>
               <w:rPr>
                 <w:noProof/>
                 <w:webHidden/>
+                <w:sz w:val="28"/>
               </w:rPr>
               <w:fldChar w:fldCharType="end"/>
             </w:r>
@@ -1864,7 +2019,7 @@
           <w:lang w:eastAsia="en-US"/>
         </w:rPr>
       </w:pPr>
-      <w:bookmarkStart w:id="3" w:name="_Toc226961700"/>
+      <w:bookmarkStart w:id="4" w:name="_Toc226961700"/>
       <w:r>
         <w:br w:type="page"/>
       </w:r>
@@ -1880,7 +2035,7 @@
           <w:b w:val="0"/>
         </w:rPr>
       </w:pPr>
-      <w:bookmarkStart w:id="4" w:name="_Toc227155208"/>
+      <w:bookmarkStart w:id="5" w:name="_Toc227182635"/>
       <w:r>
         <w:lastRenderedPageBreak/>
         <w:t>В</w:t>
@@ -1889,8 +2044,8 @@
         <w:t>ВЕДЕНИЕ</w:t>
       </w:r>
       <w:bookmarkEnd w:id="2"/>
-      <w:bookmarkEnd w:id="3"/>
       <w:bookmarkEnd w:id="4"/>
+      <w:bookmarkEnd w:id="5"/>
     </w:p>
     <w:p>
       <w:pPr>
@@ -2140,12 +2295,12 @@
       <w:pPr>
         <w:pStyle w:val="1"/>
       </w:pPr>
-      <w:bookmarkStart w:id="5" w:name="_Ref224199263"/>
-      <w:bookmarkStart w:id="6" w:name="_Ref224199285"/>
-      <w:bookmarkStart w:id="7" w:name="_Ref224199300"/>
-      <w:bookmarkStart w:id="8" w:name="_Ref224199321"/>
-      <w:bookmarkStart w:id="9" w:name="_Toc224199682"/>
-      <w:bookmarkStart w:id="10" w:name="_Toc227155209"/>
+      <w:bookmarkStart w:id="6" w:name="_Ref224199263"/>
+      <w:bookmarkStart w:id="7" w:name="_Ref224199285"/>
+      <w:bookmarkStart w:id="8" w:name="_Ref224199300"/>
+      <w:bookmarkStart w:id="9" w:name="_Ref224199321"/>
+      <w:bookmarkStart w:id="10" w:name="_Toc224199682"/>
+      <w:bookmarkStart w:id="11" w:name="_Toc227182636"/>
       <w:r>
         <w:lastRenderedPageBreak/>
         <w:t>П</w:t>
@@ -2153,12 +2308,12 @@
       <w:r>
         <w:t>ЕРВИЧНЫЙ АНАЛИЗ НАБОРА ТАБЛИЧНЫХ ДАННЫХ</w:t>
       </w:r>
-      <w:bookmarkEnd w:id="5"/>
       <w:bookmarkEnd w:id="6"/>
       <w:bookmarkEnd w:id="7"/>
       <w:bookmarkEnd w:id="8"/>
       <w:bookmarkEnd w:id="9"/>
       <w:bookmarkEnd w:id="10"/>
+      <w:bookmarkEnd w:id="11"/>
       <w:r>
         <w:t xml:space="preserve"> </w:t>
       </w:r>
@@ -2167,24 +2322,24 @@
       <w:pPr>
         <w:pStyle w:val="2"/>
       </w:pPr>
-      <w:bookmarkStart w:id="11" w:name="_Ref224199152"/>
-      <w:bookmarkStart w:id="12" w:name="_Ref224199165"/>
-      <w:bookmarkStart w:id="13" w:name="_Ref224199355"/>
-      <w:bookmarkStart w:id="14" w:name="_Ref224199393"/>
-      <w:bookmarkStart w:id="15" w:name="_Toc224199683"/>
-      <w:bookmarkStart w:id="16" w:name="_Toc227155210"/>
+      <w:bookmarkStart w:id="12" w:name="_Ref224199152"/>
+      <w:bookmarkStart w:id="13" w:name="_Ref224199165"/>
+      <w:bookmarkStart w:id="14" w:name="_Ref224199355"/>
+      <w:bookmarkStart w:id="15" w:name="_Ref224199393"/>
+      <w:bookmarkStart w:id="16" w:name="_Toc224199683"/>
+      <w:bookmarkStart w:id="17" w:name="_Toc227182637"/>
       <w:r>
         <w:t>Постановка</w:t>
       </w:r>
       <w:r>
         <w:t xml:space="preserve"> задачи</w:t>
       </w:r>
-      <w:bookmarkEnd w:id="11"/>
       <w:bookmarkEnd w:id="12"/>
       <w:bookmarkEnd w:id="13"/>
       <w:bookmarkEnd w:id="14"/>
       <w:bookmarkEnd w:id="15"/>
       <w:bookmarkEnd w:id="16"/>
+      <w:bookmarkEnd w:id="17"/>
     </w:p>
     <w:p>
       <w:pPr>
@@ -3193,11 +3348,11 @@
       <w:pPr>
         <w:pStyle w:val="2"/>
       </w:pPr>
-      <w:bookmarkStart w:id="17" w:name="_Toc227155211"/>
+      <w:bookmarkStart w:id="18" w:name="_Toc227182638"/>
       <w:r>
         <w:t>Описание выбранного набора данных</w:t>
       </w:r>
-      <w:bookmarkEnd w:id="17"/>
+      <w:bookmarkEnd w:id="18"/>
     </w:p>
     <w:p>
       <w:pPr>
@@ -3792,21 +3947,21 @@
       <w:pPr>
         <w:pStyle w:val="2"/>
       </w:pPr>
-      <w:bookmarkStart w:id="18" w:name="_Toc227155212"/>
+      <w:bookmarkStart w:id="19" w:name="_Toc227182639"/>
       <w:r>
         <w:t>Описание результатов первичного анализа</w:t>
       </w:r>
-      <w:bookmarkEnd w:id="18"/>
+      <w:bookmarkEnd w:id="19"/>
     </w:p>
     <w:p>
       <w:pPr>
         <w:pStyle w:val="3"/>
       </w:pPr>
-      <w:bookmarkStart w:id="19" w:name="_Toc227155213"/>
+      <w:bookmarkStart w:id="20" w:name="_Toc227182640"/>
       <w:r>
         <w:t>Характеристика числовых данных</w:t>
       </w:r>
-      <w:bookmarkEnd w:id="19"/>
+      <w:bookmarkEnd w:id="20"/>
     </w:p>
     <w:p>
       <w:pPr>
@@ -6038,11 +6193,11 @@
       <w:pPr>
         <w:pStyle w:val="3"/>
       </w:pPr>
-      <w:bookmarkStart w:id="20" w:name="_Toc227155214"/>
+      <w:bookmarkStart w:id="21" w:name="_Toc227182641"/>
       <w:r>
         <w:t>Характеристика категориальных данных</w:t>
       </w:r>
-      <w:bookmarkEnd w:id="20"/>
+      <w:bookmarkEnd w:id="21"/>
     </w:p>
     <w:p>
       <w:pPr>
@@ -6826,7 +6981,7 @@
       <w:pPr>
         <w:pStyle w:val="3"/>
       </w:pPr>
-      <w:bookmarkStart w:id="21" w:name="_Toc227155215"/>
+      <w:bookmarkStart w:id="22" w:name="_Toc227182642"/>
       <w:r>
         <w:t>Особенности, возможности и по</w:t>
       </w:r>
@@ -6837,7 +6992,7 @@
       <w:r>
         <w:t>датасета</w:t>
       </w:r>
-      <w:bookmarkEnd w:id="21"/>
+      <w:bookmarkEnd w:id="22"/>
       <w:proofErr w:type="spellEnd"/>
     </w:p>
     <w:p>
@@ -7513,10 +7668,12 @@
         </w:numPr>
         <w:ind w:left="432" w:hanging="432"/>
       </w:pPr>
+      <w:bookmarkStart w:id="23" w:name="_Toc227182643"/>
       <w:r>
         <w:lastRenderedPageBreak/>
         <w:t>ЗАКЛЮЧЕНИЕ</w:t>
       </w:r>
+      <w:bookmarkEnd w:id="23"/>
     </w:p>
     <w:p>
       <w:pPr>
@@ -8032,8 +8189,6 @@
         </w:rPr>
         <w:t>.</w:t>
       </w:r>
-      <w:bookmarkStart w:id="22" w:name="_GoBack"/>
-      <w:bookmarkEnd w:id="22"/>
     </w:p>
     <w:p>
       <w:pPr>
@@ -8056,12 +8211,12 @@
           <w:numId w:val="0"/>
         </w:numPr>
       </w:pPr>
-      <w:bookmarkStart w:id="23" w:name="_Toc227155216"/>
+      <w:bookmarkStart w:id="24" w:name="_Toc227182644"/>
       <w:r>
         <w:lastRenderedPageBreak/>
         <w:t>ЛИТЕРАТУРА</w:t>
       </w:r>
-      <w:bookmarkEnd w:id="23"/>
+      <w:bookmarkEnd w:id="24"/>
     </w:p>
     <w:p>
       <w:pPr>
@@ -8575,7 +8730,7 @@
           <w:rPr>
             <w:noProof/>
           </w:rPr>
-          <w:t>27</w:t>
+          <w:t>20</w:t>
         </w:r>
         <w:r>
           <w:fldChar w:fldCharType="end"/>
@@ -10576,7 +10731,7 @@
 </file>
 
 <file path=customXml/itemProps1.xml><?xml version="1.0" encoding="utf-8"?>
-<ds:datastoreItem xmlns:ds="http://schemas.openxmlformats.org/officeDocument/2006/customXml" ds:itemID="{703A683F-072F-48AE-B768-31F7221BDAB5}">
+<ds:datastoreItem xmlns:ds="http://schemas.openxmlformats.org/officeDocument/2006/customXml" ds:itemID="{BAACADF8-52CF-42C1-A37E-23A3BDDD0EFF}">
   <ds:schemaRefs>
     <ds:schemaRef ds:uri="http://schemas.openxmlformats.org/officeDocument/2006/bibliography"/>
   </ds:schemaRefs>

--- a/Курсовая работа.docx
+++ b/Курсовая работа.docx
@@ -1020,7 +1020,6 @@
         </w:rPr>
       </w:pPr>
       <w:bookmarkStart w:id="2" w:name="_Toc224199681"/>
-      <w:bookmarkStart w:id="3" w:name="_GoBack"/>
       <w:r>
         <w:rPr>
           <w:b/>
@@ -1029,7 +1028,6 @@
         <w:t>ОГЛАВЛЕНИЕ</w:t>
       </w:r>
     </w:p>
-    <w:bookmarkEnd w:id="3" w:displacedByCustomXml="next"/>
     <w:sdt>
       <w:sdtPr>
         <w:rPr>
@@ -2019,7 +2017,7 @@
           <w:lang w:eastAsia="en-US"/>
         </w:rPr>
       </w:pPr>
-      <w:bookmarkStart w:id="4" w:name="_Toc226961700"/>
+      <w:bookmarkStart w:id="3" w:name="_Toc226961700"/>
       <w:r>
         <w:br w:type="page"/>
       </w:r>
@@ -2035,7 +2033,7 @@
           <w:b w:val="0"/>
         </w:rPr>
       </w:pPr>
-      <w:bookmarkStart w:id="5" w:name="_Toc227182635"/>
+      <w:bookmarkStart w:id="4" w:name="_Toc227182635"/>
       <w:r>
         <w:lastRenderedPageBreak/>
         <w:t>В</w:t>
@@ -2044,8 +2042,8 @@
         <w:t>ВЕДЕНИЕ</w:t>
       </w:r>
       <w:bookmarkEnd w:id="2"/>
+      <w:bookmarkEnd w:id="3"/>
       <w:bookmarkEnd w:id="4"/>
-      <w:bookmarkEnd w:id="5"/>
     </w:p>
     <w:p>
       <w:pPr>
@@ -2295,12 +2293,12 @@
       <w:pPr>
         <w:pStyle w:val="1"/>
       </w:pPr>
-      <w:bookmarkStart w:id="6" w:name="_Ref224199263"/>
-      <w:bookmarkStart w:id="7" w:name="_Ref224199285"/>
-      <w:bookmarkStart w:id="8" w:name="_Ref224199300"/>
-      <w:bookmarkStart w:id="9" w:name="_Ref224199321"/>
-      <w:bookmarkStart w:id="10" w:name="_Toc224199682"/>
-      <w:bookmarkStart w:id="11" w:name="_Toc227182636"/>
+      <w:bookmarkStart w:id="5" w:name="_Ref224199263"/>
+      <w:bookmarkStart w:id="6" w:name="_Ref224199285"/>
+      <w:bookmarkStart w:id="7" w:name="_Ref224199300"/>
+      <w:bookmarkStart w:id="8" w:name="_Ref224199321"/>
+      <w:bookmarkStart w:id="9" w:name="_Toc224199682"/>
+      <w:bookmarkStart w:id="10" w:name="_Toc227182636"/>
       <w:r>
         <w:lastRenderedPageBreak/>
         <w:t>П</w:t>
@@ -2308,38 +2306,38 @@
       <w:r>
         <w:t>ЕРВИЧНЫЙ АНАЛИЗ НАБОРА ТАБЛИЧНЫХ ДАННЫХ</w:t>
       </w:r>
+      <w:bookmarkEnd w:id="5"/>
       <w:bookmarkEnd w:id="6"/>
       <w:bookmarkEnd w:id="7"/>
       <w:bookmarkEnd w:id="8"/>
       <w:bookmarkEnd w:id="9"/>
       <w:bookmarkEnd w:id="10"/>
+      <w:r>
+        <w:t xml:space="preserve"> </w:t>
+      </w:r>
+    </w:p>
+    <w:p>
+      <w:pPr>
+        <w:pStyle w:val="2"/>
+      </w:pPr>
+      <w:bookmarkStart w:id="11" w:name="_Ref224199152"/>
+      <w:bookmarkStart w:id="12" w:name="_Ref224199165"/>
+      <w:bookmarkStart w:id="13" w:name="_Ref224199355"/>
+      <w:bookmarkStart w:id="14" w:name="_Ref224199393"/>
+      <w:bookmarkStart w:id="15" w:name="_Toc224199683"/>
+      <w:bookmarkStart w:id="16" w:name="_Toc227182637"/>
+      <w:r>
+        <w:t>Постановка</w:t>
+      </w:r>
+      <w:r>
+        <w:t xml:space="preserve"> задачи</w:t>
+      </w:r>
       <w:bookmarkEnd w:id="11"/>
-      <w:r>
-        <w:t xml:space="preserve"> </w:t>
-      </w:r>
-    </w:p>
-    <w:p>
-      <w:pPr>
-        <w:pStyle w:val="2"/>
-      </w:pPr>
-      <w:bookmarkStart w:id="12" w:name="_Ref224199152"/>
-      <w:bookmarkStart w:id="13" w:name="_Ref224199165"/>
-      <w:bookmarkStart w:id="14" w:name="_Ref224199355"/>
-      <w:bookmarkStart w:id="15" w:name="_Ref224199393"/>
-      <w:bookmarkStart w:id="16" w:name="_Toc224199683"/>
-      <w:bookmarkStart w:id="17" w:name="_Toc227182637"/>
-      <w:r>
-        <w:t>Постановка</w:t>
-      </w:r>
-      <w:r>
-        <w:t xml:space="preserve"> задачи</w:t>
-      </w:r>
       <w:bookmarkEnd w:id="12"/>
       <w:bookmarkEnd w:id="13"/>
       <w:bookmarkEnd w:id="14"/>
       <w:bookmarkEnd w:id="15"/>
       <w:bookmarkEnd w:id="16"/>
-      <w:bookmarkEnd w:id="17"/>
     </w:p>
     <w:p>
       <w:pPr>
@@ -3348,11 +3346,11 @@
       <w:pPr>
         <w:pStyle w:val="2"/>
       </w:pPr>
-      <w:bookmarkStart w:id="18" w:name="_Toc227182638"/>
+      <w:bookmarkStart w:id="17" w:name="_Toc227182638"/>
       <w:r>
         <w:t>Описание выбранного набора данных</w:t>
       </w:r>
-      <w:bookmarkEnd w:id="18"/>
+      <w:bookmarkEnd w:id="17"/>
     </w:p>
     <w:p>
       <w:pPr>
@@ -3947,21 +3945,21 @@
       <w:pPr>
         <w:pStyle w:val="2"/>
       </w:pPr>
-      <w:bookmarkStart w:id="19" w:name="_Toc227182639"/>
+      <w:bookmarkStart w:id="18" w:name="_Toc227182639"/>
       <w:r>
         <w:t>Описание результатов первичного анализа</w:t>
       </w:r>
+      <w:bookmarkEnd w:id="18"/>
+    </w:p>
+    <w:p>
+      <w:pPr>
+        <w:pStyle w:val="3"/>
+      </w:pPr>
+      <w:bookmarkStart w:id="19" w:name="_Toc227182640"/>
+      <w:r>
+        <w:t>Характеристика числовых данных</w:t>
+      </w:r>
       <w:bookmarkEnd w:id="19"/>
-    </w:p>
-    <w:p>
-      <w:pPr>
-        <w:pStyle w:val="3"/>
-      </w:pPr>
-      <w:bookmarkStart w:id="20" w:name="_Toc227182640"/>
-      <w:r>
-        <w:t>Характеристика числовых данных</w:t>
-      </w:r>
-      <w:bookmarkEnd w:id="20"/>
     </w:p>
     <w:p>
       <w:pPr>
@@ -6193,11 +6191,11 @@
       <w:pPr>
         <w:pStyle w:val="3"/>
       </w:pPr>
-      <w:bookmarkStart w:id="21" w:name="_Toc227182641"/>
+      <w:bookmarkStart w:id="20" w:name="_Toc227182641"/>
       <w:r>
         <w:t>Характеристика категориальных данных</w:t>
       </w:r>
-      <w:bookmarkEnd w:id="21"/>
+      <w:bookmarkEnd w:id="20"/>
     </w:p>
     <w:p>
       <w:pPr>
@@ -6981,9 +6979,14 @@
       <w:pPr>
         <w:pStyle w:val="3"/>
       </w:pPr>
-      <w:bookmarkStart w:id="22" w:name="_Toc227182642"/>
-      <w:r>
-        <w:t>Особенности, возможности и по</w:t>
+      <w:bookmarkStart w:id="21" w:name="_Toc227182642"/>
+      <w:r>
+        <w:t xml:space="preserve">Особенности </w:t>
+      </w:r>
+      <w:bookmarkStart w:id="22" w:name="_GoBack"/>
+      <w:bookmarkEnd w:id="22"/>
+      <w:r>
+        <w:t>и по</w:t>
       </w:r>
       <w:r>
         <w:t xml:space="preserve">тенциальные риски использования </w:t>
@@ -6992,7 +6995,7 @@
       <w:r>
         <w:t>датасета</w:t>
       </w:r>
-      <w:bookmarkEnd w:id="22"/>
+      <w:bookmarkEnd w:id="21"/>
       <w:proofErr w:type="spellEnd"/>
     </w:p>
     <w:p>
@@ -7232,7 +7235,7 @@
           <w:sz w:val="28"/>
           <w:lang w:eastAsia="en-US"/>
         </w:rPr>
-        <w:t xml:space="preserve">Гипотеза 2. Разнообразие схем баз данных (947 уникальных схем) позволяет модели обобщать знания на новые, не встречавшиеся в </w:t>
+        <w:t xml:space="preserve">Гипотеза 2. Разнообразие схем баз данных (947 уникальных схем) позволяет модели обобщать знания на новые, не встречавшиеся в обучении предметные области. Наличие 210 редких схем (встречаемость </w:t>
       </w:r>
       <w:r>
         <w:rPr>
@@ -7240,7 +7243,7 @@
           <w:lang w:eastAsia="en-US"/>
         </w:rPr>
         <w:lastRenderedPageBreak/>
-        <w:t xml:space="preserve">обучении предметные области. Наличие 210 редких схем (встречаемость менее 10 раз) подтверждает, что </w:t>
+        <w:t xml:space="preserve">менее 10 раз) подтверждает, что </w:t>
       </w:r>
       <w:proofErr w:type="spellStart"/>
       <w:r>
@@ -7566,7 +7569,7 @@
           <w:sz w:val="28"/>
           <w:lang w:eastAsia="en-US"/>
         </w:rPr>
-        <w:t xml:space="preserve"> только английский), временная метка создания записи (для анализа эволюции сложности запросов), идентификатор пользователя (для анализа индивидуальных паттернов формулирования вопросов), </w:t>
+        <w:t xml:space="preserve"> только английский), временная метка создания записи (для анализа эволюции сложности запросов), идентификатор пользователя (для анализа индивидуальных паттернов формулирования вопросов), экспертная оценка сложности запроса (от 1 до 5). Добавление этих </w:t>
       </w:r>
       <w:r>
         <w:rPr>
@@ -7574,7 +7577,7 @@
           <w:lang w:eastAsia="en-US"/>
         </w:rPr>
         <w:lastRenderedPageBreak/>
-        <w:t>экспертная оценка сложности запроса (от 1 до 5). Добавление этих признаков позволит решать новые задачи: адаптация модели под конкретного пользователя (</w:t>
+        <w:t>признаков позволит решать новые задачи: адаптация модели под конкретного пользователя (</w:t>
       </w:r>
       <w:proofErr w:type="spellStart"/>
       <w:r>
@@ -7719,94 +7722,25 @@
         <w:contextualSpacing w:val="0"/>
         <w:jc w:val="both"/>
         <w:rPr>
+          <w:sz w:val="28"/>
           <w:szCs w:val="28"/>
         </w:rPr>
       </w:pPr>
       <w:proofErr w:type="gramStart"/>
       <w:r>
         <w:rPr>
+          <w:sz w:val="28"/>
           <w:szCs w:val="28"/>
         </w:rPr>
-        <w:t>подготов</w:t>
-      </w:r>
-      <w:r>
-        <w:rPr>
+        <w:t>подготовлено</w:t>
+      </w:r>
+      <w:proofErr w:type="gramEnd"/>
+      <w:r>
+        <w:rPr>
+          <w:sz w:val="28"/>
           <w:szCs w:val="28"/>
         </w:rPr>
-        <w:t>лено</w:t>
-      </w:r>
-      <w:proofErr w:type="gramEnd"/>
-      <w:r>
-        <w:rPr>
-          <w:szCs w:val="28"/>
-        </w:rPr>
-        <w:t xml:space="preserve"> </w:t>
-      </w:r>
-      <w:r>
-        <w:rPr>
-          <w:szCs w:val="28"/>
-        </w:rPr>
-        <w:t>для каждого типа данных (</w:t>
-      </w:r>
-      <w:r>
-        <w:rPr>
-          <w:szCs w:val="28"/>
-        </w:rPr>
-        <w:t>табличные данные, временные ряды, изображения, тексты</w:t>
-      </w:r>
-      <w:r>
-        <w:rPr>
-          <w:szCs w:val="28"/>
-        </w:rPr>
-        <w:t xml:space="preserve">, </w:t>
-      </w:r>
-      <w:r>
-        <w:rPr>
-          <w:szCs w:val="28"/>
-        </w:rPr>
-        <w:t>аудио</w:t>
-      </w:r>
-      <w:r>
-        <w:rPr>
-          <w:szCs w:val="28"/>
-        </w:rPr>
-        <w:t xml:space="preserve">) </w:t>
-      </w:r>
-      <w:r>
-        <w:rPr>
-          <w:szCs w:val="28"/>
-        </w:rPr>
-        <w:t xml:space="preserve">краткое описание </w:t>
-      </w:r>
-      <w:r>
-        <w:rPr>
-          <w:szCs w:val="28"/>
-        </w:rPr>
-        <w:t xml:space="preserve">выбранной </w:t>
-      </w:r>
-      <w:r>
-        <w:rPr>
-          <w:szCs w:val="28"/>
-        </w:rPr>
-        <w:t>задачи, решение которой связано с применением технологи</w:t>
-      </w:r>
-      <w:r>
-        <w:rPr>
-          <w:szCs w:val="28"/>
-        </w:rPr>
-        <w:t>й</w:t>
-      </w:r>
-      <w:r>
-        <w:rPr>
-          <w:szCs w:val="28"/>
-        </w:rPr>
-        <w:t xml:space="preserve"> </w:t>
-      </w:r>
-      <w:r>
-        <w:rPr>
-          <w:szCs w:val="28"/>
-        </w:rPr>
-        <w:t>искусственного интеллекта;</w:t>
+        <w:t xml:space="preserve"> для каждого типа данных (табличные данные, временные ряды, изображения, тексты, аудио) краткое описание выбранной задачи, решение которой связано с применением технологий искусственного интеллекта;</w:t>
       </w:r>
     </w:p>
     <w:p>
@@ -7824,12 +7758,14 @@
         <w:contextualSpacing w:val="0"/>
         <w:jc w:val="both"/>
         <w:rPr>
+          <w:sz w:val="28"/>
           <w:szCs w:val="28"/>
         </w:rPr>
       </w:pPr>
       <w:proofErr w:type="gramStart"/>
       <w:r>
         <w:rPr>
+          <w:sz w:val="28"/>
           <w:szCs w:val="28"/>
         </w:rPr>
         <w:t>подобран</w:t>
@@ -7837,123 +7773,10 @@
       <w:proofErr w:type="gramEnd"/>
       <w:r>
         <w:rPr>
+          <w:sz w:val="28"/>
           <w:szCs w:val="28"/>
         </w:rPr>
-        <w:t xml:space="preserve"> и обоснован</w:t>
-      </w:r>
-      <w:r>
-        <w:rPr>
-          <w:szCs w:val="28"/>
-        </w:rPr>
-        <w:t xml:space="preserve"> </w:t>
-      </w:r>
-      <w:r>
-        <w:rPr>
-          <w:szCs w:val="28"/>
-        </w:rPr>
-        <w:t>выбор</w:t>
-      </w:r>
-      <w:r>
-        <w:rPr>
-          <w:szCs w:val="28"/>
-        </w:rPr>
-        <w:t xml:space="preserve"> </w:t>
-      </w:r>
-      <w:r>
-        <w:rPr>
-          <w:szCs w:val="28"/>
-        </w:rPr>
-        <w:t xml:space="preserve">для каждого типа данных </w:t>
-      </w:r>
-      <w:r>
-        <w:rPr>
-          <w:szCs w:val="28"/>
-        </w:rPr>
-        <w:t>набор данных</w:t>
-      </w:r>
-      <w:r>
-        <w:rPr>
-          <w:szCs w:val="28"/>
-        </w:rPr>
-        <w:t xml:space="preserve"> из авторитетных открытых источников</w:t>
-      </w:r>
-      <w:r>
-        <w:rPr>
-          <w:szCs w:val="28"/>
-        </w:rPr>
-        <w:t>, необходимы</w:t>
-      </w:r>
-      <w:r>
-        <w:rPr>
-          <w:szCs w:val="28"/>
-        </w:rPr>
-        <w:t>й</w:t>
-      </w:r>
-      <w:r>
-        <w:rPr>
-          <w:szCs w:val="28"/>
-        </w:rPr>
-        <w:t xml:space="preserve"> для обучения ИИ-модел</w:t>
-      </w:r>
-      <w:r>
-        <w:rPr>
-          <w:szCs w:val="28"/>
-        </w:rPr>
-        <w:t>и</w:t>
-      </w:r>
-      <w:r>
-        <w:rPr>
-          <w:szCs w:val="28"/>
-        </w:rPr>
-        <w:t>, решающ</w:t>
-      </w:r>
-      <w:r>
-        <w:rPr>
-          <w:szCs w:val="28"/>
-        </w:rPr>
-        <w:t>ей</w:t>
-      </w:r>
-      <w:r>
-        <w:rPr>
-          <w:szCs w:val="28"/>
-        </w:rPr>
-        <w:t xml:space="preserve"> соответствующ</w:t>
-      </w:r>
-      <w:r>
-        <w:rPr>
-          <w:szCs w:val="28"/>
-        </w:rPr>
-        <w:t>ую</w:t>
-      </w:r>
-      <w:r>
-        <w:rPr>
-          <w:szCs w:val="28"/>
-        </w:rPr>
-        <w:t xml:space="preserve"> выбранн</w:t>
-      </w:r>
-      <w:r>
-        <w:rPr>
-          <w:szCs w:val="28"/>
-        </w:rPr>
-        <w:t>ую</w:t>
-      </w:r>
-      <w:r>
-        <w:rPr>
-          <w:szCs w:val="28"/>
-        </w:rPr>
-        <w:t xml:space="preserve"> задач</w:t>
-      </w:r>
-      <w:r>
-        <w:rPr>
-          <w:szCs w:val="28"/>
-        </w:rPr>
-        <w:t>у</w:t>
-      </w:r>
-      <w:r>
-        <w:rPr>
-          <w:szCs w:val="28"/>
-        </w:rPr>
-        <w:t>;</w:t>
+        <w:t xml:space="preserve"> и обоснован выбор для каждого типа данных набор данных из авторитетных открытых источников, необходимый для обучения ИИ-модели, решающей соответствующую выбранную задачу;</w:t>
       </w:r>
     </w:p>
     <w:p>
@@ -7971,12 +7794,14 @@
         <w:contextualSpacing w:val="0"/>
         <w:jc w:val="both"/>
         <w:rPr>
+          <w:sz w:val="28"/>
           <w:szCs w:val="28"/>
         </w:rPr>
       </w:pPr>
       <w:proofErr w:type="gramStart"/>
       <w:r>
         <w:rPr>
+          <w:sz w:val="28"/>
           <w:szCs w:val="28"/>
         </w:rPr>
         <w:t>реализован</w:t>
@@ -7984,18 +7809,14 @@
       <w:proofErr w:type="gramEnd"/>
       <w:r>
         <w:rPr>
+          <w:sz w:val="28"/>
           <w:szCs w:val="28"/>
         </w:rPr>
-        <w:t xml:space="preserve"> комплекс программ</w:t>
-      </w:r>
-      <w:r>
-        <w:rPr>
-          <w:szCs w:val="28"/>
-        </w:rPr>
-        <w:t xml:space="preserve"> на языке </w:t>
-      </w:r>
-      <w:r>
-        <w:rPr>
+        <w:t xml:space="preserve"> комплекс программ на языке </w:t>
+      </w:r>
+      <w:r>
+        <w:rPr>
+          <w:sz w:val="28"/>
           <w:szCs w:val="28"/>
           <w:lang w:val="en-US"/>
         </w:rPr>
@@ -8003,39 +7824,10 @@
       </w:r>
       <w:r>
         <w:rPr>
+          <w:sz w:val="28"/>
           <w:szCs w:val="28"/>
         </w:rPr>
-        <w:t>, каждая из которых для заданного типа данных</w:t>
-      </w:r>
-      <w:r>
-        <w:rPr>
-          <w:szCs w:val="28"/>
-        </w:rPr>
-        <w:t xml:space="preserve"> </w:t>
-      </w:r>
-      <w:r>
-        <w:rPr>
-          <w:szCs w:val="28"/>
-        </w:rPr>
-        <w:t>выполня</w:t>
-      </w:r>
-      <w:r>
-        <w:rPr>
-          <w:szCs w:val="28"/>
-        </w:rPr>
-        <w:t>ет</w:t>
-      </w:r>
-      <w:r>
-        <w:rPr>
-          <w:szCs w:val="28"/>
-        </w:rPr>
-        <w:t xml:space="preserve"> основные функции первичного анализа</w:t>
-      </w:r>
-      <w:r>
-        <w:rPr>
-          <w:szCs w:val="28"/>
-        </w:rPr>
-        <w:t>;</w:t>
+        <w:t>, каждая из которых для заданного типа данных выполняет основные функции первичного анализа;</w:t>
       </w:r>
     </w:p>
     <w:p>
@@ -8053,64 +7845,25 @@
         <w:contextualSpacing w:val="0"/>
         <w:jc w:val="both"/>
         <w:rPr>
+          <w:sz w:val="28"/>
           <w:szCs w:val="28"/>
         </w:rPr>
       </w:pPr>
       <w:proofErr w:type="gramStart"/>
       <w:r>
         <w:rPr>
+          <w:sz w:val="28"/>
           <w:szCs w:val="28"/>
         </w:rPr>
-        <w:t>с</w:t>
-      </w:r>
-      <w:r>
-        <w:rPr>
+        <w:t>сформулированы</w:t>
+      </w:r>
+      <w:proofErr w:type="gramEnd"/>
+      <w:r>
+        <w:rPr>
+          <w:sz w:val="28"/>
           <w:szCs w:val="28"/>
         </w:rPr>
-        <w:t>формулиров</w:t>
-      </w:r>
-      <w:r>
-        <w:rPr>
-          <w:szCs w:val="28"/>
-        </w:rPr>
-        <w:t>аны</w:t>
-      </w:r>
-      <w:proofErr w:type="gramEnd"/>
-      <w:r>
-        <w:rPr>
-          <w:szCs w:val="28"/>
-        </w:rPr>
-        <w:t xml:space="preserve"> вывод</w:t>
-      </w:r>
-      <w:r>
-        <w:rPr>
-          <w:szCs w:val="28"/>
-        </w:rPr>
-        <w:t>ы</w:t>
-      </w:r>
-      <w:r>
-        <w:rPr>
-          <w:szCs w:val="28"/>
-        </w:rPr>
-        <w:t xml:space="preserve"> </w:t>
-      </w:r>
-      <w:r>
-        <w:rPr>
-          <w:szCs w:val="28"/>
-        </w:rPr>
-        <w:t>по каждому этапу анализа, а также</w:t>
-      </w:r>
-      <w:r>
-        <w:rPr>
-          <w:szCs w:val="28"/>
-        </w:rPr>
-        <w:t xml:space="preserve"> итоговое заключение о качестве данных и их пригодности для решения поставленной задачи</w:t>
-      </w:r>
-      <w:r>
-        <w:rPr>
-          <w:szCs w:val="28"/>
-        </w:rPr>
-        <w:t>;</w:t>
+        <w:t xml:space="preserve"> выводы по каждому этапу анализа, а также итоговое заключение о качестве данных и их пригодности для решения поставленной задачи;</w:t>
       </w:r>
     </w:p>
     <w:p>
@@ -8128,12 +7881,14 @@
         <w:contextualSpacing w:val="0"/>
         <w:jc w:val="both"/>
         <w:rPr>
+          <w:sz w:val="28"/>
           <w:szCs w:val="28"/>
         </w:rPr>
       </w:pPr>
       <w:proofErr w:type="gramStart"/>
       <w:r>
         <w:rPr>
+          <w:sz w:val="28"/>
           <w:szCs w:val="28"/>
         </w:rPr>
         <w:t>размещен</w:t>
@@ -8141,6 +7896,7 @@
       <w:proofErr w:type="gramEnd"/>
       <w:r>
         <w:rPr>
+          <w:sz w:val="28"/>
           <w:szCs w:val="28"/>
         </w:rPr>
         <w:t xml:space="preserve"> исходный код в </w:t>
@@ -8148,29 +7904,29 @@
       <w:proofErr w:type="spellStart"/>
       <w:r>
         <w:rPr>
+          <w:sz w:val="28"/>
           <w:szCs w:val="28"/>
         </w:rPr>
         <w:t>репозитории</w:t>
       </w:r>
       <w:proofErr w:type="spellEnd"/>
       <w:r>
+        <w:rPr>
+          <w:sz w:val="28"/>
+        </w:rPr>
         <w:t xml:space="preserve"> </w:t>
       </w:r>
       <w:r>
         <w:rPr>
+          <w:sz w:val="28"/>
           <w:szCs w:val="28"/>
         </w:rPr>
-        <w:t>системы контроля версий</w:t>
-      </w:r>
-      <w:r>
-        <w:rPr>
-          <w:szCs w:val="28"/>
-        </w:rPr>
-        <w:t xml:space="preserve"> </w:t>
-      </w:r>
-      <w:proofErr w:type="spellStart"/>
-      <w:r>
-        <w:rPr>
+        <w:t xml:space="preserve">системы контроля версий </w:t>
+      </w:r>
+      <w:proofErr w:type="spellStart"/>
+      <w:r>
+        <w:rPr>
+          <w:sz w:val="28"/>
           <w:szCs w:val="28"/>
           <w:lang w:val="en-US"/>
         </w:rPr>
@@ -8179,15 +7935,10 @@
       <w:proofErr w:type="spellEnd"/>
       <w:r>
         <w:rPr>
+          <w:sz w:val="28"/>
           <w:szCs w:val="28"/>
         </w:rPr>
-        <w:t xml:space="preserve"> [1]</w:t>
-      </w:r>
-      <w:r>
-        <w:rPr>
-          <w:szCs w:val="28"/>
-        </w:rPr>
-        <w:t>.</w:t>
+        <w:t xml:space="preserve"> [1].</w:t>
       </w:r>
     </w:p>
     <w:p>
@@ -8730,7 +8481,7 @@
           <w:rPr>
             <w:noProof/>
           </w:rPr>
-          <w:t>20</w:t>
+          <w:t>24</w:t>
         </w:r>
         <w:r>
           <w:fldChar w:fldCharType="end"/>
@@ -10731,7 +10482,7 @@
 </file>
 
 <file path=customXml/itemProps1.xml><?xml version="1.0" encoding="utf-8"?>
-<ds:datastoreItem xmlns:ds="http://schemas.openxmlformats.org/officeDocument/2006/customXml" ds:itemID="{BAACADF8-52CF-42C1-A37E-23A3BDDD0EFF}">
+<ds:datastoreItem xmlns:ds="http://schemas.openxmlformats.org/officeDocument/2006/customXml" ds:itemID="{E412D3AC-C9FB-47BA-897F-1EA87F156E0F}">
   <ds:schemaRefs>
     <ds:schemaRef ds:uri="http://schemas.openxmlformats.org/officeDocument/2006/bibliography"/>
   </ds:schemaRefs>

--- a/Курсовая работа.docx
+++ b/Курсовая работа.docx
@@ -3356,6 +3356,7 @@
       <w:pPr>
         <w:spacing w:line="360" w:lineRule="auto"/>
         <w:ind w:left="578"/>
+        <w:jc w:val="both"/>
         <w:rPr>
           <w:sz w:val="28"/>
           <w:lang w:eastAsia="en-US"/>
@@ -3458,6 +3459,7 @@
       <w:pPr>
         <w:spacing w:line="360" w:lineRule="auto"/>
         <w:ind w:left="578"/>
+        <w:jc w:val="both"/>
         <w:rPr>
           <w:sz w:val="28"/>
           <w:lang w:eastAsia="en-US"/>
@@ -3492,16 +3494,18 @@
       <w:pPr>
         <w:spacing w:line="360" w:lineRule="auto"/>
         <w:ind w:left="578"/>
-        <w:rPr>
-          <w:sz w:val="28"/>
-          <w:lang w:eastAsia="en-US"/>
-        </w:rPr>
-      </w:pPr>
-    </w:p>
-    <w:p>
-      <w:pPr>
-        <w:spacing w:line="360" w:lineRule="auto"/>
-        <w:ind w:left="578"/>
+        <w:jc w:val="both"/>
+        <w:rPr>
+          <w:sz w:val="28"/>
+          <w:lang w:eastAsia="en-US"/>
+        </w:rPr>
+      </w:pPr>
+    </w:p>
+    <w:p>
+      <w:pPr>
+        <w:spacing w:line="360" w:lineRule="auto"/>
+        <w:ind w:left="578"/>
+        <w:jc w:val="both"/>
         <w:rPr>
           <w:sz w:val="28"/>
           <w:lang w:eastAsia="en-US"/>
@@ -3647,16 +3651,18 @@
       <w:pPr>
         <w:spacing w:line="360" w:lineRule="auto"/>
         <w:ind w:left="578"/>
-        <w:rPr>
-          <w:sz w:val="28"/>
-          <w:lang w:eastAsia="en-US"/>
-        </w:rPr>
-      </w:pPr>
-    </w:p>
-    <w:p>
-      <w:pPr>
-        <w:spacing w:line="360" w:lineRule="auto"/>
-        <w:ind w:left="578"/>
+        <w:jc w:val="both"/>
+        <w:rPr>
+          <w:sz w:val="28"/>
+          <w:lang w:eastAsia="en-US"/>
+        </w:rPr>
+      </w:pPr>
+    </w:p>
+    <w:p>
+      <w:pPr>
+        <w:spacing w:line="360" w:lineRule="auto"/>
+        <w:ind w:left="578"/>
+        <w:jc w:val="both"/>
         <w:rPr>
           <w:sz w:val="28"/>
           <w:lang w:eastAsia="en-US"/>
@@ -3729,7 +3735,7 @@
           <w:sz w:val="28"/>
           <w:lang w:eastAsia="en-US"/>
         </w:rPr>
-        <w:t xml:space="preserve"> содержит естественно-языковой </w:t>
+        <w:t xml:space="preserve"> содержит естественно-языковой вопрос пользователя на английском языке, представленный в виде текстовой </w:t>
       </w:r>
       <w:r>
         <w:rPr>
@@ -3737,7 +3743,7 @@
           <w:lang w:eastAsia="en-US"/>
         </w:rPr>
         <w:lastRenderedPageBreak/>
-        <w:t xml:space="preserve">вопрос пользователя на английском языке, представленный в виде текстовой строки. Столбец </w:t>
+        <w:t xml:space="preserve">строки. Столбец </w:t>
       </w:r>
       <w:proofErr w:type="spellStart"/>
       <w:r>
@@ -3838,16 +3844,18 @@
       <w:pPr>
         <w:spacing w:line="360" w:lineRule="auto"/>
         <w:ind w:left="578"/>
-        <w:rPr>
-          <w:sz w:val="28"/>
-          <w:lang w:eastAsia="en-US"/>
-        </w:rPr>
-      </w:pPr>
-    </w:p>
-    <w:p>
-      <w:pPr>
-        <w:spacing w:line="360" w:lineRule="auto"/>
-        <w:ind w:left="578"/>
+        <w:jc w:val="both"/>
+        <w:rPr>
+          <w:sz w:val="28"/>
+          <w:lang w:eastAsia="en-US"/>
+        </w:rPr>
+      </w:pPr>
+    </w:p>
+    <w:p>
+      <w:pPr>
+        <w:spacing w:line="360" w:lineRule="auto"/>
+        <w:ind w:left="578"/>
+        <w:jc w:val="both"/>
         <w:rPr>
           <w:sz w:val="28"/>
           <w:lang w:eastAsia="en-US"/>
@@ -3990,6 +3998,7 @@
       <w:pPr>
         <w:spacing w:line="360" w:lineRule="auto"/>
         <w:ind w:left="578"/>
+        <w:jc w:val="both"/>
         <w:rPr>
           <w:sz w:val="28"/>
           <w:lang w:eastAsia="en-US"/>
@@ -4082,6 +4091,7 @@
       <w:pPr>
         <w:spacing w:line="360" w:lineRule="auto"/>
         <w:ind w:left="578"/>
+        <w:jc w:val="both"/>
         <w:rPr>
           <w:sz w:val="28"/>
           <w:lang w:eastAsia="en-US"/>
@@ -4178,16 +4188,18 @@
       <w:pPr>
         <w:spacing w:line="360" w:lineRule="auto"/>
         <w:ind w:left="578"/>
-        <w:rPr>
-          <w:sz w:val="28"/>
-          <w:lang w:eastAsia="en-US"/>
-        </w:rPr>
-      </w:pPr>
-    </w:p>
-    <w:p>
-      <w:pPr>
-        <w:spacing w:line="360" w:lineRule="auto"/>
-        <w:ind w:left="578"/>
+        <w:jc w:val="both"/>
+        <w:rPr>
+          <w:sz w:val="28"/>
+          <w:lang w:eastAsia="en-US"/>
+        </w:rPr>
+      </w:pPr>
+    </w:p>
+    <w:p>
+      <w:pPr>
+        <w:spacing w:line="360" w:lineRule="auto"/>
+        <w:ind w:left="578"/>
+        <w:jc w:val="both"/>
         <w:rPr>
           <w:sz w:val="28"/>
           <w:lang w:eastAsia="en-US"/>
@@ -4285,6 +4297,7 @@
       <w:pPr>
         <w:spacing w:line="360" w:lineRule="auto"/>
         <w:ind w:left="578"/>
+        <w:jc w:val="both"/>
         <w:rPr>
           <w:sz w:val="28"/>
           <w:lang w:eastAsia="en-US"/>
@@ -4302,16 +4315,18 @@
       <w:pPr>
         <w:spacing w:line="360" w:lineRule="auto"/>
         <w:ind w:left="578"/>
-        <w:rPr>
-          <w:sz w:val="28"/>
-          <w:lang w:eastAsia="en-US"/>
-        </w:rPr>
-      </w:pPr>
-    </w:p>
-    <w:p>
-      <w:pPr>
-        <w:spacing w:line="360" w:lineRule="auto"/>
-        <w:ind w:left="578"/>
+        <w:jc w:val="both"/>
+        <w:rPr>
+          <w:sz w:val="28"/>
+          <w:lang w:eastAsia="en-US"/>
+        </w:rPr>
+      </w:pPr>
+    </w:p>
+    <w:p>
+      <w:pPr>
+        <w:spacing w:line="360" w:lineRule="auto"/>
+        <w:ind w:left="578"/>
+        <w:jc w:val="both"/>
         <w:rPr>
           <w:sz w:val="28"/>
           <w:lang w:eastAsia="en-US"/>
@@ -4345,6 +4360,7 @@
       <w:pPr>
         <w:spacing w:line="360" w:lineRule="auto"/>
         <w:ind w:left="578"/>
+        <w:jc w:val="both"/>
         <w:rPr>
           <w:sz w:val="28"/>
           <w:lang w:eastAsia="en-US"/>
@@ -4401,6 +4417,7 @@
       <w:pPr>
         <w:spacing w:line="360" w:lineRule="auto"/>
         <w:ind w:left="578"/>
+        <w:jc w:val="both"/>
         <w:rPr>
           <w:sz w:val="28"/>
           <w:lang w:eastAsia="en-US"/>
@@ -4432,16 +4449,18 @@
       <w:pPr>
         <w:spacing w:line="360" w:lineRule="auto"/>
         <w:ind w:left="578"/>
-        <w:rPr>
-          <w:sz w:val="28"/>
-          <w:lang w:eastAsia="en-US"/>
-        </w:rPr>
-      </w:pPr>
-    </w:p>
-    <w:p>
-      <w:pPr>
-        <w:spacing w:line="360" w:lineRule="auto"/>
-        <w:ind w:left="578"/>
+        <w:jc w:val="both"/>
+        <w:rPr>
+          <w:sz w:val="28"/>
+          <w:lang w:eastAsia="en-US"/>
+        </w:rPr>
+      </w:pPr>
+    </w:p>
+    <w:p>
+      <w:pPr>
+        <w:spacing w:line="360" w:lineRule="auto"/>
+        <w:ind w:left="578"/>
+        <w:jc w:val="both"/>
         <w:rPr>
           <w:sz w:val="28"/>
           <w:lang w:eastAsia="en-US"/>
@@ -4459,6 +4478,7 @@
       <w:pPr>
         <w:spacing w:line="360" w:lineRule="auto"/>
         <w:ind w:left="578"/>
+        <w:jc w:val="both"/>
         <w:rPr>
           <w:sz w:val="28"/>
           <w:lang w:eastAsia="en-US"/>
@@ -4515,6 +4535,7 @@
       <w:pPr>
         <w:spacing w:line="360" w:lineRule="auto"/>
         <w:ind w:left="578"/>
+        <w:jc w:val="both"/>
         <w:rPr>
           <w:sz w:val="28"/>
           <w:lang w:eastAsia="en-US"/>
@@ -4532,16 +4553,18 @@
       <w:pPr>
         <w:spacing w:line="360" w:lineRule="auto"/>
         <w:ind w:left="578"/>
-        <w:rPr>
-          <w:sz w:val="28"/>
-          <w:lang w:eastAsia="en-US"/>
-        </w:rPr>
-      </w:pPr>
-    </w:p>
-    <w:p>
-      <w:pPr>
-        <w:spacing w:line="360" w:lineRule="auto"/>
-        <w:ind w:left="578"/>
+        <w:jc w:val="both"/>
+        <w:rPr>
+          <w:sz w:val="28"/>
+          <w:lang w:eastAsia="en-US"/>
+        </w:rPr>
+      </w:pPr>
+    </w:p>
+    <w:p>
+      <w:pPr>
+        <w:spacing w:line="360" w:lineRule="auto"/>
+        <w:ind w:left="578"/>
+        <w:jc w:val="both"/>
         <w:rPr>
           <w:sz w:val="28"/>
           <w:lang w:eastAsia="en-US"/>
@@ -4575,6 +4598,7 @@
       <w:pPr>
         <w:spacing w:line="360" w:lineRule="auto"/>
         <w:ind w:left="578"/>
+        <w:jc w:val="both"/>
         <w:rPr>
           <w:sz w:val="28"/>
           <w:lang w:eastAsia="en-US"/>
@@ -4624,6 +4648,7 @@
       <w:pPr>
         <w:spacing w:line="360" w:lineRule="auto"/>
         <w:ind w:left="578"/>
+        <w:jc w:val="both"/>
         <w:rPr>
           <w:sz w:val="28"/>
           <w:lang w:eastAsia="en-US"/>
@@ -4710,6 +4735,7 @@
       <w:pPr>
         <w:spacing w:line="360" w:lineRule="auto"/>
         <w:ind w:left="578"/>
+        <w:jc w:val="both"/>
         <w:rPr>
           <w:sz w:val="28"/>
           <w:lang w:eastAsia="en-US"/>
@@ -4798,16 +4824,18 @@
       <w:pPr>
         <w:spacing w:line="360" w:lineRule="auto"/>
         <w:ind w:left="578"/>
-        <w:rPr>
-          <w:sz w:val="28"/>
-          <w:lang w:eastAsia="en-US"/>
-        </w:rPr>
-      </w:pPr>
-    </w:p>
-    <w:p>
-      <w:pPr>
-        <w:spacing w:line="360" w:lineRule="auto"/>
-        <w:ind w:left="578"/>
+        <w:jc w:val="both"/>
+        <w:rPr>
+          <w:sz w:val="28"/>
+          <w:lang w:eastAsia="en-US"/>
+        </w:rPr>
+      </w:pPr>
+    </w:p>
+    <w:p>
+      <w:pPr>
+        <w:spacing w:line="360" w:lineRule="auto"/>
+        <w:ind w:left="578"/>
+        <w:jc w:val="both"/>
         <w:rPr>
           <w:sz w:val="28"/>
           <w:lang w:eastAsia="en-US"/>
@@ -4841,6 +4869,7 @@
       <w:pPr>
         <w:spacing w:line="360" w:lineRule="auto"/>
         <w:ind w:left="578"/>
+        <w:jc w:val="both"/>
         <w:rPr>
           <w:sz w:val="28"/>
           <w:lang w:eastAsia="en-US"/>
@@ -4923,6 +4952,7 @@
       <w:pPr>
         <w:spacing w:line="360" w:lineRule="auto"/>
         <w:ind w:left="578"/>
+        <w:jc w:val="both"/>
         <w:rPr>
           <w:sz w:val="28"/>
           <w:lang w:eastAsia="en-US"/>
@@ -4976,16 +5006,18 @@
       <w:pPr>
         <w:spacing w:line="360" w:lineRule="auto"/>
         <w:ind w:left="578"/>
-        <w:rPr>
-          <w:sz w:val="28"/>
-          <w:lang w:eastAsia="en-US"/>
-        </w:rPr>
-      </w:pPr>
-    </w:p>
-    <w:p>
-      <w:pPr>
-        <w:spacing w:line="360" w:lineRule="auto"/>
-        <w:ind w:left="578"/>
+        <w:jc w:val="both"/>
+        <w:rPr>
+          <w:sz w:val="28"/>
+          <w:lang w:eastAsia="en-US"/>
+        </w:rPr>
+      </w:pPr>
+    </w:p>
+    <w:p>
+      <w:pPr>
+        <w:spacing w:line="360" w:lineRule="auto"/>
+        <w:ind w:left="578"/>
+        <w:jc w:val="both"/>
         <w:rPr>
           <w:sz w:val="28"/>
           <w:lang w:eastAsia="en-US"/>
@@ -5058,6 +5090,7 @@
       <w:pPr>
         <w:spacing w:line="360" w:lineRule="auto"/>
         <w:ind w:left="578"/>
+        <w:jc w:val="both"/>
         <w:rPr>
           <w:sz w:val="28"/>
           <w:lang w:eastAsia="en-US"/>
@@ -5132,16 +5165,18 @@
       <w:pPr>
         <w:spacing w:line="360" w:lineRule="auto"/>
         <w:ind w:left="578"/>
-        <w:rPr>
-          <w:sz w:val="28"/>
-          <w:lang w:eastAsia="en-US"/>
-        </w:rPr>
-      </w:pPr>
-    </w:p>
-    <w:p>
-      <w:pPr>
-        <w:spacing w:line="360" w:lineRule="auto"/>
-        <w:ind w:left="578"/>
+        <w:jc w:val="both"/>
+        <w:rPr>
+          <w:sz w:val="28"/>
+          <w:lang w:eastAsia="en-US"/>
+        </w:rPr>
+      </w:pPr>
+    </w:p>
+    <w:p>
+      <w:pPr>
+        <w:spacing w:line="360" w:lineRule="auto"/>
+        <w:ind w:left="578"/>
+        <w:jc w:val="both"/>
         <w:rPr>
           <w:sz w:val="28"/>
           <w:lang w:eastAsia="en-US"/>
@@ -5189,16 +5224,18 @@
       <w:pPr>
         <w:spacing w:line="360" w:lineRule="auto"/>
         <w:ind w:left="578"/>
-        <w:rPr>
-          <w:sz w:val="28"/>
-          <w:lang w:eastAsia="en-US"/>
-        </w:rPr>
-      </w:pPr>
-    </w:p>
-    <w:p>
-      <w:pPr>
-        <w:spacing w:line="360" w:lineRule="auto"/>
-        <w:ind w:left="578"/>
+        <w:jc w:val="both"/>
+        <w:rPr>
+          <w:sz w:val="28"/>
+          <w:lang w:eastAsia="en-US"/>
+        </w:rPr>
+      </w:pPr>
+    </w:p>
+    <w:p>
+      <w:pPr>
+        <w:spacing w:line="360" w:lineRule="auto"/>
+        <w:ind w:left="578"/>
+        <w:jc w:val="both"/>
         <w:rPr>
           <w:sz w:val="28"/>
           <w:lang w:eastAsia="en-US"/>
@@ -5255,16 +5292,18 @@
       <w:pPr>
         <w:spacing w:line="360" w:lineRule="auto"/>
         <w:ind w:left="578"/>
-        <w:rPr>
-          <w:sz w:val="28"/>
-          <w:lang w:eastAsia="en-US"/>
-        </w:rPr>
-      </w:pPr>
-    </w:p>
-    <w:p>
-      <w:pPr>
-        <w:spacing w:line="360" w:lineRule="auto"/>
-        <w:ind w:left="578"/>
+        <w:jc w:val="both"/>
+        <w:rPr>
+          <w:sz w:val="28"/>
+          <w:lang w:eastAsia="en-US"/>
+        </w:rPr>
+      </w:pPr>
+    </w:p>
+    <w:p>
+      <w:pPr>
+        <w:spacing w:line="360" w:lineRule="auto"/>
+        <w:ind w:left="578"/>
+        <w:jc w:val="both"/>
         <w:rPr>
           <w:sz w:val="28"/>
           <w:lang w:eastAsia="en-US"/>
@@ -5299,6 +5338,7 @@
       <w:pPr>
         <w:spacing w:line="360" w:lineRule="auto"/>
         <w:ind w:left="578"/>
+        <w:jc w:val="both"/>
         <w:rPr>
           <w:sz w:val="28"/>
           <w:lang w:val="en-US" w:eastAsia="en-US"/>
@@ -5399,7 +5439,7 @@
           <w:rFonts w:ascii="Courier New" w:hAnsi="Courier New" w:cs="Courier New"/>
           <w:lang w:val="en-US" w:eastAsia="en-US"/>
         </w:rPr>
-        <w:t xml:space="preserve"> </w:t>
+        <w:t xml:space="preserve"> FROM </w:t>
       </w:r>
       <w:r>
         <w:rPr>
@@ -5407,7 +5447,7 @@
           <w:lang w:val="en-US" w:eastAsia="en-US"/>
         </w:rPr>
         <w:lastRenderedPageBreak/>
-        <w:t xml:space="preserve">FROM projects p LEFT JOIN documents d ON </w:t>
+        <w:t xml:space="preserve">projects p LEFT JOIN documents d ON </w:t>
       </w:r>
       <w:proofErr w:type="spellStart"/>
       <w:r>
@@ -5453,6 +5493,7 @@
       <w:pPr>
         <w:spacing w:line="360" w:lineRule="auto"/>
         <w:ind w:left="578"/>
+        <w:jc w:val="both"/>
         <w:rPr>
           <w:sz w:val="28"/>
           <w:lang w:val="en-US" w:eastAsia="en-US"/>
@@ -5463,6 +5504,7 @@
       <w:pPr>
         <w:spacing w:line="360" w:lineRule="auto"/>
         <w:ind w:left="578"/>
+        <w:jc w:val="both"/>
         <w:rPr>
           <w:sz w:val="28"/>
           <w:lang w:eastAsia="en-US"/>
@@ -5496,16 +5538,18 @@
       <w:pPr>
         <w:spacing w:line="360" w:lineRule="auto"/>
         <w:ind w:left="578"/>
-        <w:rPr>
-          <w:sz w:val="28"/>
-          <w:lang w:eastAsia="en-US"/>
-        </w:rPr>
-      </w:pPr>
-    </w:p>
-    <w:p>
-      <w:pPr>
-        <w:spacing w:line="360" w:lineRule="auto"/>
-        <w:ind w:left="578"/>
+        <w:jc w:val="both"/>
+        <w:rPr>
+          <w:sz w:val="28"/>
+          <w:lang w:eastAsia="en-US"/>
+        </w:rPr>
+      </w:pPr>
+    </w:p>
+    <w:p>
+      <w:pPr>
+        <w:spacing w:line="360" w:lineRule="auto"/>
+        <w:ind w:left="578"/>
+        <w:jc w:val="both"/>
         <w:rPr>
           <w:sz w:val="28"/>
           <w:lang w:eastAsia="en-US"/>
@@ -5523,16 +5567,18 @@
       <w:pPr>
         <w:spacing w:line="360" w:lineRule="auto"/>
         <w:ind w:left="578"/>
-        <w:rPr>
-          <w:sz w:val="28"/>
-          <w:lang w:eastAsia="en-US"/>
-        </w:rPr>
-      </w:pPr>
-    </w:p>
-    <w:p>
-      <w:pPr>
-        <w:spacing w:line="360" w:lineRule="auto"/>
-        <w:ind w:left="578"/>
+        <w:jc w:val="both"/>
+        <w:rPr>
+          <w:sz w:val="28"/>
+          <w:lang w:eastAsia="en-US"/>
+        </w:rPr>
+      </w:pPr>
+    </w:p>
+    <w:p>
+      <w:pPr>
+        <w:spacing w:line="360" w:lineRule="auto"/>
+        <w:ind w:left="578"/>
+        <w:jc w:val="both"/>
         <w:rPr>
           <w:sz w:val="28"/>
           <w:lang w:eastAsia="en-US"/>
@@ -5628,6 +5674,7 @@
       <w:pPr>
         <w:spacing w:line="360" w:lineRule="auto"/>
         <w:ind w:left="578"/>
+        <w:jc w:val="both"/>
         <w:rPr>
           <w:sz w:val="28"/>
           <w:lang w:eastAsia="en-US"/>
@@ -5684,6 +5731,7 @@
       <w:pPr>
         <w:spacing w:line="360" w:lineRule="auto"/>
         <w:ind w:left="578"/>
+        <w:jc w:val="both"/>
         <w:rPr>
           <w:sz w:val="28"/>
           <w:lang w:eastAsia="en-US"/>
@@ -5701,16 +5749,18 @@
       <w:pPr>
         <w:spacing w:line="360" w:lineRule="auto"/>
         <w:ind w:left="578"/>
-        <w:rPr>
-          <w:sz w:val="28"/>
-          <w:lang w:eastAsia="en-US"/>
-        </w:rPr>
-      </w:pPr>
-    </w:p>
-    <w:p>
-      <w:pPr>
-        <w:spacing w:line="360" w:lineRule="auto"/>
-        <w:ind w:left="578"/>
+        <w:jc w:val="both"/>
+        <w:rPr>
+          <w:sz w:val="28"/>
+          <w:lang w:eastAsia="en-US"/>
+        </w:rPr>
+      </w:pPr>
+    </w:p>
+    <w:p>
+      <w:pPr>
+        <w:spacing w:line="360" w:lineRule="auto"/>
+        <w:ind w:left="578"/>
+        <w:jc w:val="both"/>
         <w:rPr>
           <w:sz w:val="28"/>
           <w:lang w:eastAsia="en-US"/>
@@ -5868,16 +5918,18 @@
       <w:pPr>
         <w:spacing w:line="360" w:lineRule="auto"/>
         <w:ind w:left="578"/>
-        <w:rPr>
-          <w:sz w:val="28"/>
-          <w:lang w:eastAsia="en-US"/>
-        </w:rPr>
-      </w:pPr>
-    </w:p>
-    <w:p>
-      <w:pPr>
-        <w:spacing w:line="360" w:lineRule="auto"/>
-        <w:ind w:left="578"/>
+        <w:jc w:val="both"/>
+        <w:rPr>
+          <w:sz w:val="28"/>
+          <w:lang w:eastAsia="en-US"/>
+        </w:rPr>
+      </w:pPr>
+    </w:p>
+    <w:p>
+      <w:pPr>
+        <w:spacing w:line="360" w:lineRule="auto"/>
+        <w:ind w:left="578"/>
+        <w:jc w:val="both"/>
         <w:rPr>
           <w:sz w:val="28"/>
           <w:lang w:eastAsia="en-US"/>
@@ -5928,16 +5980,18 @@
       <w:pPr>
         <w:spacing w:line="360" w:lineRule="auto"/>
         <w:ind w:left="578"/>
-        <w:rPr>
-          <w:sz w:val="28"/>
-          <w:lang w:eastAsia="en-US"/>
-        </w:rPr>
-      </w:pPr>
-    </w:p>
-    <w:p>
-      <w:pPr>
-        <w:spacing w:line="360" w:lineRule="auto"/>
-        <w:ind w:left="578"/>
+        <w:jc w:val="both"/>
+        <w:rPr>
+          <w:sz w:val="28"/>
+          <w:lang w:eastAsia="en-US"/>
+        </w:rPr>
+      </w:pPr>
+    </w:p>
+    <w:p>
+      <w:pPr>
+        <w:spacing w:line="360" w:lineRule="auto"/>
+        <w:ind w:left="578"/>
+        <w:jc w:val="both"/>
         <w:rPr>
           <w:sz w:val="28"/>
           <w:lang w:eastAsia="en-US"/>
@@ -6010,6 +6064,7 @@
       <w:pPr>
         <w:spacing w:line="360" w:lineRule="auto"/>
         <w:ind w:left="578"/>
+        <w:jc w:val="both"/>
         <w:rPr>
           <w:sz w:val="28"/>
           <w:lang w:eastAsia="en-US"/>
@@ -6037,6 +6092,7 @@
       <w:pPr>
         <w:spacing w:line="360" w:lineRule="auto"/>
         <w:ind w:left="578"/>
+        <w:jc w:val="both"/>
         <w:rPr>
           <w:sz w:val="28"/>
           <w:lang w:eastAsia="en-US"/>
@@ -6116,16 +6172,18 @@
       <w:pPr>
         <w:spacing w:line="360" w:lineRule="auto"/>
         <w:ind w:left="578"/>
-        <w:rPr>
-          <w:sz w:val="28"/>
-          <w:lang w:eastAsia="en-US"/>
-        </w:rPr>
-      </w:pPr>
-    </w:p>
-    <w:p>
-      <w:pPr>
-        <w:spacing w:line="360" w:lineRule="auto"/>
-        <w:ind w:left="578"/>
+        <w:jc w:val="both"/>
+        <w:rPr>
+          <w:sz w:val="28"/>
+          <w:lang w:eastAsia="en-US"/>
+        </w:rPr>
+      </w:pPr>
+    </w:p>
+    <w:p>
+      <w:pPr>
+        <w:spacing w:line="360" w:lineRule="auto"/>
+        <w:ind w:left="578"/>
+        <w:jc w:val="both"/>
         <w:rPr>
           <w:sz w:val="28"/>
           <w:lang w:eastAsia="en-US"/>
@@ -6181,6 +6239,7 @@
       <w:pPr>
         <w:spacing w:line="360" w:lineRule="auto"/>
         <w:ind w:left="578"/>
+        <w:jc w:val="both"/>
         <w:rPr>
           <w:sz w:val="28"/>
           <w:lang w:eastAsia="en-US"/>
@@ -6190,6 +6249,7 @@
     <w:p>
       <w:pPr>
         <w:pStyle w:val="3"/>
+        <w:jc w:val="both"/>
       </w:pPr>
       <w:bookmarkStart w:id="20" w:name="_Toc227182641"/>
       <w:r>
@@ -6201,6 +6261,7 @@
       <w:pPr>
         <w:spacing w:line="360" w:lineRule="auto"/>
         <w:ind w:left="578"/>
+        <w:jc w:val="both"/>
         <w:rPr>
           <w:sz w:val="28"/>
           <w:lang w:eastAsia="en-US"/>
@@ -6298,16 +6359,18 @@
       <w:pPr>
         <w:spacing w:line="360" w:lineRule="auto"/>
         <w:ind w:left="578"/>
-        <w:rPr>
-          <w:sz w:val="28"/>
-          <w:lang w:eastAsia="en-US"/>
-        </w:rPr>
-      </w:pPr>
-    </w:p>
-    <w:p>
-      <w:pPr>
-        <w:spacing w:line="360" w:lineRule="auto"/>
-        <w:ind w:left="578"/>
+        <w:jc w:val="both"/>
+        <w:rPr>
+          <w:sz w:val="28"/>
+          <w:lang w:eastAsia="en-US"/>
+        </w:rPr>
+      </w:pPr>
+    </w:p>
+    <w:p>
+      <w:pPr>
+        <w:spacing w:line="360" w:lineRule="auto"/>
+        <w:ind w:left="578"/>
+        <w:jc w:val="both"/>
         <w:rPr>
           <w:sz w:val="28"/>
           <w:lang w:eastAsia="en-US"/>
@@ -6325,6 +6388,7 @@
       <w:pPr>
         <w:spacing w:line="360" w:lineRule="auto"/>
         <w:ind w:left="578"/>
+        <w:jc w:val="both"/>
         <w:rPr>
           <w:sz w:val="28"/>
           <w:lang w:eastAsia="en-US"/>
@@ -6381,6 +6445,7 @@
       <w:pPr>
         <w:spacing w:line="360" w:lineRule="auto"/>
         <w:ind w:left="578"/>
+        <w:jc w:val="both"/>
         <w:rPr>
           <w:sz w:val="28"/>
           <w:lang w:eastAsia="en-US"/>
@@ -6428,16 +6493,18 @@
       <w:pPr>
         <w:spacing w:line="360" w:lineRule="auto"/>
         <w:ind w:left="578"/>
-        <w:rPr>
-          <w:sz w:val="28"/>
-          <w:lang w:eastAsia="en-US"/>
-        </w:rPr>
-      </w:pPr>
-    </w:p>
-    <w:p>
-      <w:pPr>
-        <w:spacing w:line="360" w:lineRule="auto"/>
-        <w:ind w:left="578"/>
+        <w:jc w:val="both"/>
+        <w:rPr>
+          <w:sz w:val="28"/>
+          <w:lang w:eastAsia="en-US"/>
+        </w:rPr>
+      </w:pPr>
+    </w:p>
+    <w:p>
+      <w:pPr>
+        <w:spacing w:line="360" w:lineRule="auto"/>
+        <w:ind w:left="578"/>
+        <w:jc w:val="both"/>
         <w:rPr>
           <w:sz w:val="28"/>
           <w:lang w:eastAsia="en-US"/>
@@ -6613,16 +6680,18 @@
       <w:pPr>
         <w:spacing w:line="360" w:lineRule="auto"/>
         <w:ind w:left="578"/>
-        <w:rPr>
-          <w:sz w:val="28"/>
-          <w:lang w:eastAsia="en-US"/>
-        </w:rPr>
-      </w:pPr>
-    </w:p>
-    <w:p>
-      <w:pPr>
-        <w:spacing w:line="360" w:lineRule="auto"/>
-        <w:ind w:left="578"/>
+        <w:jc w:val="both"/>
+        <w:rPr>
+          <w:sz w:val="28"/>
+          <w:lang w:eastAsia="en-US"/>
+        </w:rPr>
+      </w:pPr>
+    </w:p>
+    <w:p>
+      <w:pPr>
+        <w:spacing w:line="360" w:lineRule="auto"/>
+        <w:ind w:left="578"/>
+        <w:jc w:val="both"/>
         <w:rPr>
           <w:sz w:val="28"/>
           <w:lang w:eastAsia="en-US"/>
@@ -6641,16 +6710,23 @@
           <w:sz w:val="28"/>
           <w:lang w:eastAsia="en-US"/>
         </w:rPr>
+        <w:t>датасете</w:t>
+      </w:r>
+      <w:proofErr w:type="spellEnd"/>
+      <w:r>
+        <w:rPr>
+          <w:sz w:val="28"/>
+          <w:lang w:eastAsia="en-US"/>
+        </w:rPr>
+        <w:t xml:space="preserve"> </w:t>
+      </w:r>
+      <w:r>
+        <w:rPr>
+          <w:sz w:val="28"/>
+          <w:lang w:eastAsia="en-US"/>
+        </w:rPr>
         <w:lastRenderedPageBreak/>
-        <w:t>датасете</w:t>
-      </w:r>
-      <w:proofErr w:type="spellEnd"/>
-      <w:r>
-        <w:rPr>
-          <w:sz w:val="28"/>
-          <w:lang w:eastAsia="en-US"/>
-        </w:rPr>
-        <w:t xml:space="preserve"> менее 10 раз. Для этих редких схем была выполнена агрегация в обобщающую категорию </w:t>
+        <w:t xml:space="preserve">менее 10 раз. Для этих редких схем была выполнена агрегация в обобщающую категорию </w:t>
       </w:r>
       <w:r>
         <w:rPr>
@@ -6687,16 +6763,18 @@
       <w:pPr>
         <w:spacing w:line="360" w:lineRule="auto"/>
         <w:ind w:left="578"/>
-        <w:rPr>
-          <w:sz w:val="28"/>
-          <w:lang w:eastAsia="en-US"/>
-        </w:rPr>
-      </w:pPr>
-    </w:p>
-    <w:p>
-      <w:pPr>
-        <w:spacing w:line="360" w:lineRule="auto"/>
-        <w:ind w:left="578"/>
+        <w:jc w:val="both"/>
+        <w:rPr>
+          <w:sz w:val="28"/>
+          <w:lang w:eastAsia="en-US"/>
+        </w:rPr>
+      </w:pPr>
+    </w:p>
+    <w:p>
+      <w:pPr>
+        <w:spacing w:line="360" w:lineRule="auto"/>
+        <w:ind w:left="578"/>
+        <w:jc w:val="both"/>
         <w:rPr>
           <w:sz w:val="28"/>
           <w:lang w:eastAsia="en-US"/>
@@ -6951,665 +7029,669 @@
       <w:pPr>
         <w:spacing w:line="360" w:lineRule="auto"/>
         <w:ind w:left="578"/>
-        <w:rPr>
-          <w:sz w:val="28"/>
-          <w:lang w:eastAsia="en-US"/>
-        </w:rPr>
-      </w:pPr>
+        <w:jc w:val="both"/>
+        <w:rPr>
+          <w:sz w:val="28"/>
+          <w:lang w:eastAsia="en-US"/>
+        </w:rPr>
+      </w:pPr>
+      <w:r>
+        <w:rPr>
+          <w:sz w:val="28"/>
+          <w:lang w:eastAsia="en-US"/>
+        </w:rPr>
+        <w:t>Данная категория может быть использована в качестве целевого признака для задач классификации сложности запроса или для стратификации выборки при обучении модели.</w:t>
+      </w:r>
+    </w:p>
+    <w:p>
+      <w:pPr>
+        <w:spacing w:line="360" w:lineRule="auto"/>
+        <w:ind w:left="578"/>
+        <w:jc w:val="both"/>
+        <w:rPr>
+          <w:sz w:val="28"/>
+          <w:lang w:eastAsia="en-US"/>
+        </w:rPr>
+      </w:pPr>
+    </w:p>
+    <w:p>
+      <w:pPr>
+        <w:pStyle w:val="3"/>
+        <w:jc w:val="both"/>
+      </w:pPr>
+      <w:bookmarkStart w:id="21" w:name="_Toc227182642"/>
+      <w:r>
+        <w:t xml:space="preserve">Особенности </w:t>
+      </w:r>
+      <w:r>
+        <w:t>и по</w:t>
+      </w:r>
+      <w:r>
+        <w:t xml:space="preserve">тенциальные риски использования </w:t>
+      </w:r>
+      <w:proofErr w:type="spellStart"/>
+      <w:r>
+        <w:t>датасета</w:t>
+      </w:r>
+      <w:bookmarkEnd w:id="21"/>
+      <w:proofErr w:type="spellEnd"/>
+    </w:p>
+    <w:p>
+      <w:pPr>
+        <w:spacing w:line="360" w:lineRule="auto"/>
+        <w:ind w:left="578"/>
+        <w:jc w:val="both"/>
+        <w:rPr>
+          <w:sz w:val="28"/>
+          <w:lang w:eastAsia="en-US"/>
+        </w:rPr>
+      </w:pPr>
+      <w:proofErr w:type="spellStart"/>
+      <w:r>
+        <w:rPr>
+          <w:sz w:val="28"/>
+          <w:lang w:eastAsia="en-US"/>
+        </w:rPr>
+        <w:t>Датасет</w:t>
+      </w:r>
+      <w:proofErr w:type="spellEnd"/>
+      <w:r>
+        <w:rPr>
+          <w:sz w:val="28"/>
+          <w:lang w:eastAsia="en-US"/>
+        </w:rPr>
+        <w:t xml:space="preserve"> </w:t>
+      </w:r>
+      <w:r>
+        <w:rPr>
+          <w:rFonts w:ascii="Courier New" w:hAnsi="Courier New" w:cs="Courier New"/>
+          <w:lang w:eastAsia="en-US"/>
+        </w:rPr>
+        <w:t>«</w:t>
+      </w:r>
+      <w:proofErr w:type="spellStart"/>
+      <w:r>
+        <w:rPr>
+          <w:rFonts w:ascii="Courier New" w:hAnsi="Courier New" w:cs="Courier New"/>
+          <w:lang w:eastAsia="en-US"/>
+        </w:rPr>
+        <w:t>text-to-sql</w:t>
+      </w:r>
+      <w:proofErr w:type="spellEnd"/>
+      <w:r>
+        <w:rPr>
+          <w:rFonts w:ascii="Courier New" w:hAnsi="Courier New" w:cs="Courier New"/>
+          <w:lang w:eastAsia="en-US"/>
+        </w:rPr>
+        <w:t>»</w:t>
+      </w:r>
+      <w:r>
+        <w:rPr>
+          <w:sz w:val="28"/>
+          <w:lang w:eastAsia="en-US"/>
+        </w:rPr>
+        <w:t xml:space="preserve"> был создан для обучения моделей преобразования естественно-языковых вопросов в SQL-запросы. Основная особенность предметной области заключается в необходимости одновременного понимания естественного языка, структуры базы данных (схемы) и синтаксиса SQL. Эта особенность накладывает ограничения на применимость </w:t>
+      </w:r>
+      <w:proofErr w:type="spellStart"/>
+      <w:r>
+        <w:rPr>
+          <w:sz w:val="28"/>
+          <w:lang w:eastAsia="en-US"/>
+        </w:rPr>
+        <w:t>датасета</w:t>
+      </w:r>
+      <w:proofErr w:type="spellEnd"/>
+      <w:r>
+        <w:rPr>
+          <w:sz w:val="28"/>
+          <w:lang w:eastAsia="en-US"/>
+        </w:rPr>
+        <w:t xml:space="preserve">: он не может быть использован для задач, не связанных с реляционными базами данных или SQL. Влияние этой особенности на решение задач состоит в том, что модель должна обучаться на парах «вопрос </w:t>
+      </w:r>
+      <w:r>
+        <w:rPr>
+          <w:sz w:val="28"/>
+          <w:lang w:eastAsia="en-US"/>
+        </w:rPr>
+        <w:t>-</w:t>
+      </w:r>
+      <w:r>
+        <w:rPr>
+          <w:sz w:val="28"/>
+          <w:lang w:eastAsia="en-US"/>
+        </w:rPr>
+        <w:t xml:space="preserve"> схема </w:t>
+      </w:r>
+      <w:r>
+        <w:rPr>
+          <w:sz w:val="28"/>
+          <w:lang w:eastAsia="en-US"/>
+        </w:rPr>
+        <w:t>-</w:t>
+      </w:r>
+      <w:r>
+        <w:rPr>
+          <w:sz w:val="28"/>
+          <w:lang w:eastAsia="en-US"/>
+        </w:rPr>
+        <w:t xml:space="preserve"> запрос», а не только на «вопрос </w:t>
+      </w:r>
+      <w:r>
+        <w:rPr>
+          <w:sz w:val="28"/>
+          <w:lang w:eastAsia="en-US"/>
+        </w:rPr>
+        <w:t>-</w:t>
+      </w:r>
+      <w:r>
+        <w:rPr>
+          <w:sz w:val="28"/>
+          <w:lang w:eastAsia="en-US"/>
+        </w:rPr>
+        <w:t xml:space="preserve"> запрос», что повышает требования к качеству и полноте столбца </w:t>
+      </w:r>
+      <w:proofErr w:type="spellStart"/>
+      <w:r>
+        <w:rPr>
+          <w:sz w:val="28"/>
+          <w:lang w:eastAsia="en-US"/>
+        </w:rPr>
+        <w:t>schema</w:t>
+      </w:r>
+      <w:proofErr w:type="spellEnd"/>
+      <w:r>
+        <w:rPr>
+          <w:sz w:val="28"/>
+          <w:lang w:eastAsia="en-US"/>
+        </w:rPr>
+        <w:t>.</w:t>
+      </w:r>
+    </w:p>
+    <w:p>
+      <w:pPr>
+        <w:spacing w:line="360" w:lineRule="auto"/>
+        <w:ind w:left="578"/>
+        <w:jc w:val="both"/>
+        <w:rPr>
+          <w:sz w:val="28"/>
+          <w:lang w:eastAsia="en-US"/>
+        </w:rPr>
+      </w:pPr>
+    </w:p>
+    <w:p>
+      <w:pPr>
+        <w:spacing w:line="360" w:lineRule="auto"/>
+        <w:ind w:left="578"/>
+        <w:jc w:val="both"/>
+        <w:rPr>
+          <w:b/>
+          <w:sz w:val="28"/>
+          <w:lang w:eastAsia="en-US"/>
+        </w:rPr>
+      </w:pPr>
+      <w:r>
+        <w:rPr>
+          <w:b/>
+          <w:sz w:val="28"/>
+          <w:lang w:eastAsia="en-US"/>
+        </w:rPr>
+        <w:t>Гипотезы для корр</w:t>
+      </w:r>
+      <w:r>
+        <w:rPr>
+          <w:b/>
+          <w:sz w:val="28"/>
+          <w:lang w:eastAsia="en-US"/>
+        </w:rPr>
+        <w:t xml:space="preserve">ектного использования </w:t>
+      </w:r>
+      <w:proofErr w:type="spellStart"/>
+      <w:r>
+        <w:rPr>
+          <w:b/>
+          <w:sz w:val="28"/>
+          <w:lang w:eastAsia="en-US"/>
+        </w:rPr>
+        <w:t>датасета</w:t>
+      </w:r>
+      <w:proofErr w:type="spellEnd"/>
+      <w:r>
+        <w:rPr>
+          <w:b/>
+          <w:sz w:val="28"/>
+          <w:lang w:eastAsia="en-US"/>
+        </w:rPr>
+        <w:t>.</w:t>
+      </w:r>
+    </w:p>
+    <w:p>
+      <w:pPr>
+        <w:spacing w:line="360" w:lineRule="auto"/>
+        <w:ind w:left="578"/>
+        <w:jc w:val="both"/>
+        <w:rPr>
+          <w:sz w:val="28"/>
+          <w:lang w:eastAsia="en-US"/>
+        </w:rPr>
+      </w:pPr>
+      <w:r>
+        <w:rPr>
+          <w:sz w:val="28"/>
+          <w:lang w:eastAsia="en-US"/>
+        </w:rPr>
+        <w:t xml:space="preserve">Гипотеза 1. Длина вопроса положительно коррелирует со сложностью SQL-запроса (количеством ключевых слов, наличием JOIN, подзапросов). Данная гипотеза подтверждается результатами корреляционного анализа: коэффициент корреляции между длиной вопроса и длиной запроса составляет 0,42, между длиной вопроса и количеством ключевых слов </w:t>
+      </w:r>
+      <w:r>
+        <w:rPr>
+          <w:sz w:val="28"/>
+          <w:lang w:eastAsia="en-US"/>
+        </w:rPr>
+        <w:t>-</w:t>
+      </w:r>
+      <w:r>
+        <w:rPr>
+          <w:sz w:val="28"/>
+          <w:lang w:eastAsia="en-US"/>
+        </w:rPr>
+        <w:t xml:space="preserve"> 0,38. Однако наличие выбросов (короткие вопросы со сложными запросами и наоборот) указывает на то, что длина не является единственным и дос</w:t>
+      </w:r>
+      <w:r>
+        <w:rPr>
+          <w:sz w:val="28"/>
+          <w:lang w:eastAsia="en-US"/>
+        </w:rPr>
+        <w:t>таточным предиктором сложности.</w:t>
+      </w:r>
+    </w:p>
+    <w:p>
+      <w:pPr>
+        <w:spacing w:line="360" w:lineRule="auto"/>
+        <w:ind w:left="578"/>
+        <w:jc w:val="both"/>
+        <w:rPr>
+          <w:sz w:val="28"/>
+          <w:lang w:eastAsia="en-US"/>
+        </w:rPr>
+      </w:pPr>
+      <w:r>
+        <w:rPr>
+          <w:sz w:val="28"/>
+          <w:lang w:eastAsia="en-US"/>
+        </w:rPr>
+        <w:t xml:space="preserve">Гипотеза 2. Разнообразие схем баз данных (947 уникальных схем) позволяет модели обобщать знания на новые, не встречавшиеся в обучении предметные области. Наличие 210 редких схем (встречаемость менее 10 раз) подтверждает, что </w:t>
+      </w:r>
+      <w:proofErr w:type="spellStart"/>
+      <w:r>
+        <w:rPr>
+          <w:sz w:val="28"/>
+          <w:lang w:eastAsia="en-US"/>
+        </w:rPr>
+        <w:t>датасет</w:t>
+      </w:r>
+      <w:proofErr w:type="spellEnd"/>
+      <w:r>
+        <w:rPr>
+          <w:sz w:val="28"/>
+          <w:lang w:eastAsia="en-US"/>
+        </w:rPr>
+        <w:t xml:space="preserve"> содержит множество примеров, которые могут служить проверкой способности модели к обобщению. Для подтверждения гипотезы необходимо оценить качество модели на запросах к схемам, не присутствовавшим в обучающей выборке.</w:t>
+      </w:r>
+    </w:p>
+    <w:p>
+      <w:pPr>
+        <w:spacing w:line="360" w:lineRule="auto"/>
+        <w:ind w:left="578"/>
+        <w:jc w:val="both"/>
+        <w:rPr>
+          <w:sz w:val="28"/>
+          <w:lang w:eastAsia="en-US"/>
+        </w:rPr>
+      </w:pPr>
+    </w:p>
+    <w:p>
+      <w:pPr>
+        <w:spacing w:line="360" w:lineRule="auto"/>
+        <w:ind w:left="578"/>
+        <w:jc w:val="both"/>
+        <w:rPr>
+          <w:b/>
+          <w:sz w:val="28"/>
+          <w:lang w:eastAsia="en-US"/>
+        </w:rPr>
+      </w:pPr>
+      <w:r>
+        <w:rPr>
+          <w:b/>
+          <w:sz w:val="28"/>
+          <w:lang w:eastAsia="en-US"/>
+        </w:rPr>
+        <w:t>Гипотезы для вероятного неэ</w:t>
+      </w:r>
+      <w:r>
+        <w:rPr>
+          <w:b/>
+          <w:sz w:val="28"/>
+          <w:lang w:eastAsia="en-US"/>
+        </w:rPr>
+        <w:t xml:space="preserve">тичного использования </w:t>
+      </w:r>
+      <w:proofErr w:type="spellStart"/>
+      <w:r>
+        <w:rPr>
+          <w:b/>
+          <w:sz w:val="28"/>
+          <w:lang w:eastAsia="en-US"/>
+        </w:rPr>
+        <w:t>датасета</w:t>
+      </w:r>
+      <w:proofErr w:type="spellEnd"/>
+      <w:r>
+        <w:rPr>
+          <w:b/>
+          <w:sz w:val="28"/>
+          <w:lang w:eastAsia="en-US"/>
+        </w:rPr>
+        <w:t>.</w:t>
+      </w:r>
+    </w:p>
+    <w:p>
+      <w:pPr>
+        <w:spacing w:line="360" w:lineRule="auto"/>
+        <w:ind w:left="578"/>
+        <w:jc w:val="both"/>
+        <w:rPr>
+          <w:sz w:val="28"/>
+          <w:lang w:eastAsia="en-US"/>
+        </w:rPr>
+      </w:pPr>
+      <w:r>
+        <w:rPr>
+          <w:sz w:val="28"/>
+          <w:lang w:eastAsia="en-US"/>
+        </w:rPr>
+        <w:t xml:space="preserve">Гипотеза 1 (неэтичное использование). Модель, обученная на данном </w:t>
+      </w:r>
+      <w:proofErr w:type="spellStart"/>
+      <w:r>
+        <w:rPr>
+          <w:sz w:val="28"/>
+          <w:lang w:eastAsia="en-US"/>
+        </w:rPr>
+        <w:t>датасете</w:t>
+      </w:r>
+      <w:proofErr w:type="spellEnd"/>
+      <w:r>
+        <w:rPr>
+          <w:sz w:val="28"/>
+          <w:lang w:eastAsia="en-US"/>
+        </w:rPr>
+        <w:t>, может быть использована для несанкционированного доступа к базам данных. Если злоумышленник получит доступ к интерфейсу, преобразующему естественные вопросы в SQL, он может сформулировать вопрос таким образом, чтобы сгенерированный запрос вернул данные, на которые у пользователя нет прав (например, «</w:t>
+      </w:r>
+      <w:proofErr w:type="spellStart"/>
+      <w:r>
+        <w:rPr>
+          <w:sz w:val="28"/>
+          <w:lang w:eastAsia="en-US"/>
+        </w:rPr>
+        <w:t>show</w:t>
+      </w:r>
+      <w:proofErr w:type="spellEnd"/>
+      <w:r>
+        <w:rPr>
+          <w:sz w:val="28"/>
+          <w:lang w:eastAsia="en-US"/>
+        </w:rPr>
+        <w:t xml:space="preserve"> </w:t>
+      </w:r>
+      <w:proofErr w:type="spellStart"/>
+      <w:r>
+        <w:rPr>
+          <w:sz w:val="28"/>
+          <w:lang w:eastAsia="en-US"/>
+        </w:rPr>
+        <w:t>me</w:t>
+      </w:r>
+      <w:proofErr w:type="spellEnd"/>
+      <w:r>
+        <w:rPr>
+          <w:sz w:val="28"/>
+          <w:lang w:eastAsia="en-US"/>
+        </w:rPr>
+        <w:t xml:space="preserve"> </w:t>
+      </w:r>
+      <w:proofErr w:type="spellStart"/>
+      <w:r>
+        <w:rPr>
+          <w:sz w:val="28"/>
+          <w:lang w:eastAsia="en-US"/>
+        </w:rPr>
+        <w:t>all</w:t>
+      </w:r>
+      <w:proofErr w:type="spellEnd"/>
+      <w:r>
+        <w:rPr>
+          <w:sz w:val="28"/>
+          <w:lang w:eastAsia="en-US"/>
+        </w:rPr>
+        <w:t xml:space="preserve"> </w:t>
+      </w:r>
+      <w:proofErr w:type="spellStart"/>
+      <w:r>
+        <w:rPr>
+          <w:sz w:val="28"/>
+          <w:lang w:eastAsia="en-US"/>
+        </w:rPr>
+        <w:t>user</w:t>
+      </w:r>
+      <w:proofErr w:type="spellEnd"/>
+      <w:r>
+        <w:rPr>
+          <w:sz w:val="28"/>
+          <w:lang w:eastAsia="en-US"/>
+        </w:rPr>
+        <w:t xml:space="preserve"> </w:t>
+      </w:r>
+      <w:proofErr w:type="spellStart"/>
+      <w:r>
+        <w:rPr>
+          <w:sz w:val="28"/>
+          <w:lang w:eastAsia="en-US"/>
+        </w:rPr>
+        <w:t>passwords</w:t>
+      </w:r>
+      <w:proofErr w:type="spellEnd"/>
+      <w:r>
+        <w:rPr>
+          <w:sz w:val="28"/>
+          <w:lang w:eastAsia="en-US"/>
+        </w:rPr>
+        <w:t>»). Защита от такого использования требует внедрения дополнительных механизмов авторизации и фильтрации запросов на стороне приложения.</w:t>
+      </w:r>
+    </w:p>
+    <w:p>
+      <w:pPr>
+        <w:spacing w:line="360" w:lineRule="auto"/>
+        <w:ind w:left="578"/>
+        <w:jc w:val="both"/>
+        <w:rPr>
+          <w:sz w:val="28"/>
+          <w:lang w:eastAsia="en-US"/>
+        </w:rPr>
+      </w:pPr>
+    </w:p>
+    <w:p>
+      <w:pPr>
+        <w:spacing w:line="360" w:lineRule="auto"/>
+        <w:ind w:left="578"/>
+        <w:jc w:val="both"/>
+        <w:rPr>
+          <w:sz w:val="28"/>
+          <w:lang w:eastAsia="en-US"/>
+        </w:rPr>
+      </w:pPr>
+      <w:r>
+        <w:rPr>
+          <w:sz w:val="28"/>
+          <w:lang w:eastAsia="en-US"/>
+        </w:rPr>
+        <w:t xml:space="preserve">Гипотеза 2 (неэтичное использование). </w:t>
+      </w:r>
+      <w:proofErr w:type="spellStart"/>
+      <w:r>
+        <w:rPr>
+          <w:sz w:val="28"/>
+          <w:lang w:eastAsia="en-US"/>
+        </w:rPr>
+        <w:t>Датасет</w:t>
+      </w:r>
+      <w:proofErr w:type="spellEnd"/>
+      <w:r>
+        <w:rPr>
+          <w:sz w:val="28"/>
+          <w:lang w:eastAsia="en-US"/>
+        </w:rPr>
+        <w:t xml:space="preserve"> может быть использован для создания систем, генерирующих SQL-запросы, нарушающие политику конфиденциальности. Хотя в данном </w:t>
+      </w:r>
+      <w:proofErr w:type="spellStart"/>
+      <w:r>
+        <w:rPr>
+          <w:sz w:val="28"/>
+          <w:lang w:eastAsia="en-US"/>
+        </w:rPr>
+        <w:t>датасете</w:t>
+      </w:r>
+      <w:proofErr w:type="spellEnd"/>
+      <w:r>
+        <w:rPr>
+          <w:sz w:val="28"/>
+          <w:lang w:eastAsia="en-US"/>
+        </w:rPr>
+        <w:t xml:space="preserve"> не содержится реальных персональных данных (все данные синтетические), обученная модель может перенести паттерны генерации запросов на реальные базы данных, что потенциально может привести к извлечению чувствительной информации.</w:t>
+      </w:r>
+    </w:p>
+    <w:p>
+      <w:pPr>
+        <w:spacing w:line="360" w:lineRule="auto"/>
+        <w:ind w:left="578"/>
+        <w:jc w:val="both"/>
+        <w:rPr>
+          <w:sz w:val="28"/>
+          <w:lang w:eastAsia="en-US"/>
+        </w:rPr>
+      </w:pPr>
+    </w:p>
+    <w:p>
+      <w:pPr>
+        <w:spacing w:line="360" w:lineRule="auto"/>
+        <w:ind w:left="578"/>
+        <w:jc w:val="both"/>
+        <w:rPr>
+          <w:sz w:val="28"/>
+          <w:lang w:eastAsia="en-US"/>
+        </w:rPr>
+      </w:pPr>
+      <w:r>
+        <w:rPr>
+          <w:b/>
+          <w:sz w:val="28"/>
+          <w:lang w:eastAsia="en-US"/>
+        </w:rPr>
+        <w:t xml:space="preserve">Потенциальные возможности расширения </w:t>
+      </w:r>
+      <w:proofErr w:type="spellStart"/>
+      <w:r>
+        <w:rPr>
+          <w:b/>
+          <w:sz w:val="28"/>
+          <w:lang w:eastAsia="en-US"/>
+        </w:rPr>
+        <w:t>датасета</w:t>
+      </w:r>
+      <w:proofErr w:type="spellEnd"/>
+      <w:r>
+        <w:rPr>
+          <w:b/>
+          <w:sz w:val="28"/>
+          <w:lang w:eastAsia="en-US"/>
+        </w:rPr>
+        <w:t>.</w:t>
+      </w:r>
+      <w:r>
+        <w:rPr>
+          <w:sz w:val="28"/>
+          <w:lang w:eastAsia="en-US"/>
+        </w:rPr>
+        <w:t xml:space="preserve"> </w:t>
+      </w:r>
+      <w:proofErr w:type="spellStart"/>
+      <w:r>
+        <w:rPr>
+          <w:sz w:val="28"/>
+          <w:lang w:eastAsia="en-US"/>
+        </w:rPr>
+        <w:t>Датасет</w:t>
+      </w:r>
+      <w:proofErr w:type="spellEnd"/>
+      <w:r>
+        <w:rPr>
+          <w:sz w:val="28"/>
+          <w:lang w:eastAsia="en-US"/>
+        </w:rPr>
+        <w:t xml:space="preserve"> можно расширить следующими признаками: язык вопроса (в текущей версии </w:t>
+      </w:r>
+      <w:r>
+        <w:rPr>
+          <w:sz w:val="28"/>
+          <w:lang w:eastAsia="en-US"/>
+        </w:rPr>
+        <w:t>-</w:t>
+      </w:r>
+      <w:r>
+        <w:rPr>
+          <w:sz w:val="28"/>
+          <w:lang w:eastAsia="en-US"/>
+        </w:rPr>
+        <w:t xml:space="preserve"> только английский), временная метка создания записи (для анализа эволюции сложности запросов), идентификатор пользователя (для анализа индивидуальных паттернов формулирования вопросов), экспертная оценка сложности запроса (от 1 до 5). Добавление этих признаков позволит решать новые задачи: адаптация модели под конкретного пользователя (</w:t>
+      </w:r>
+      <w:proofErr w:type="spellStart"/>
+      <w:r>
+        <w:rPr>
+          <w:sz w:val="28"/>
+          <w:lang w:eastAsia="en-US"/>
+        </w:rPr>
+        <w:t>personalization</w:t>
+      </w:r>
+      <w:proofErr w:type="spellEnd"/>
+      <w:r>
+        <w:rPr>
+          <w:sz w:val="28"/>
+          <w:lang w:eastAsia="en-US"/>
+        </w:rPr>
+        <w:t xml:space="preserve">), анализ трендов изменения пользовательских предпочтений, создание рекомендательной системы для обучения SQL. Кроме того, расширение </w:t>
+      </w:r>
+      <w:proofErr w:type="spellStart"/>
+      <w:r>
+        <w:rPr>
+          <w:sz w:val="28"/>
+          <w:lang w:eastAsia="en-US"/>
+        </w:rPr>
+        <w:t>датасета</w:t>
+      </w:r>
+      <w:proofErr w:type="spellEnd"/>
+      <w:r>
+        <w:rPr>
+          <w:sz w:val="28"/>
+          <w:lang w:eastAsia="en-US"/>
+        </w:rPr>
+        <w:t xml:space="preserve"> за счет вопросов на </w:t>
+      </w:r>
       <w:r>
         <w:rPr>
           <w:sz w:val="28"/>
           <w:lang w:eastAsia="en-US"/>
         </w:rPr>
         <w:lastRenderedPageBreak/>
-        <w:t>Данная категория может быть использована в качестве целевого признака для задач классификации сложности запроса или для стратификации выборки при обучении модели.</w:t>
-      </w:r>
-    </w:p>
-    <w:p>
-      <w:pPr>
-        <w:spacing w:line="360" w:lineRule="auto"/>
-        <w:ind w:left="578"/>
-        <w:rPr>
-          <w:sz w:val="28"/>
-          <w:lang w:eastAsia="en-US"/>
-        </w:rPr>
-      </w:pPr>
-    </w:p>
-    <w:p>
-      <w:pPr>
-        <w:pStyle w:val="3"/>
-      </w:pPr>
-      <w:bookmarkStart w:id="21" w:name="_Toc227182642"/>
-      <w:r>
-        <w:t xml:space="preserve">Особенности </w:t>
-      </w:r>
-      <w:bookmarkStart w:id="22" w:name="_GoBack"/>
-      <w:bookmarkEnd w:id="22"/>
-      <w:r>
-        <w:t>и по</w:t>
-      </w:r>
-      <w:r>
-        <w:t xml:space="preserve">тенциальные риски использования </w:t>
-      </w:r>
-      <w:proofErr w:type="spellStart"/>
-      <w:r>
-        <w:t>датасета</w:t>
-      </w:r>
-      <w:bookmarkEnd w:id="21"/>
-      <w:proofErr w:type="spellEnd"/>
-    </w:p>
-    <w:p>
-      <w:pPr>
-        <w:spacing w:line="360" w:lineRule="auto"/>
-        <w:ind w:left="578"/>
-        <w:rPr>
-          <w:sz w:val="28"/>
-          <w:lang w:eastAsia="en-US"/>
-        </w:rPr>
-      </w:pPr>
-      <w:proofErr w:type="spellStart"/>
-      <w:r>
-        <w:rPr>
-          <w:sz w:val="28"/>
-          <w:lang w:eastAsia="en-US"/>
-        </w:rPr>
-        <w:t>Датасет</w:t>
-      </w:r>
-      <w:proofErr w:type="spellEnd"/>
-      <w:r>
-        <w:rPr>
-          <w:sz w:val="28"/>
-          <w:lang w:eastAsia="en-US"/>
-        </w:rPr>
-        <w:t xml:space="preserve"> </w:t>
-      </w:r>
-      <w:r>
-        <w:rPr>
-          <w:rFonts w:ascii="Courier New" w:hAnsi="Courier New" w:cs="Courier New"/>
-          <w:lang w:eastAsia="en-US"/>
-        </w:rPr>
-        <w:t>«</w:t>
-      </w:r>
-      <w:proofErr w:type="spellStart"/>
-      <w:r>
-        <w:rPr>
-          <w:rFonts w:ascii="Courier New" w:hAnsi="Courier New" w:cs="Courier New"/>
-          <w:lang w:eastAsia="en-US"/>
-        </w:rPr>
-        <w:t>text-to-sql</w:t>
-      </w:r>
-      <w:proofErr w:type="spellEnd"/>
-      <w:r>
-        <w:rPr>
-          <w:rFonts w:ascii="Courier New" w:hAnsi="Courier New" w:cs="Courier New"/>
-          <w:lang w:eastAsia="en-US"/>
-        </w:rPr>
-        <w:t>»</w:t>
-      </w:r>
-      <w:r>
-        <w:rPr>
-          <w:sz w:val="28"/>
-          <w:lang w:eastAsia="en-US"/>
-        </w:rPr>
-        <w:t xml:space="preserve"> был создан для обучения моделей преобразования естественно-языковых вопросов в SQL-запросы. Основная особенность предметной области заключается в необходимости одновременного понимания естественного языка, структуры базы данных (схемы) и синтаксиса SQL. Эта особенность накладывает ограничения на применимость </w:t>
-      </w:r>
-      <w:proofErr w:type="spellStart"/>
-      <w:r>
-        <w:rPr>
-          <w:sz w:val="28"/>
-          <w:lang w:eastAsia="en-US"/>
-        </w:rPr>
-        <w:t>датасета</w:t>
-      </w:r>
-      <w:proofErr w:type="spellEnd"/>
-      <w:r>
-        <w:rPr>
-          <w:sz w:val="28"/>
-          <w:lang w:eastAsia="en-US"/>
-        </w:rPr>
-        <w:t xml:space="preserve">: он не может быть использован для задач, не связанных с реляционными базами данных или SQL. Влияние этой особенности на решение задач состоит в том, что модель должна обучаться на парах «вопрос </w:t>
-      </w:r>
-      <w:r>
-        <w:rPr>
-          <w:sz w:val="28"/>
-          <w:lang w:eastAsia="en-US"/>
-        </w:rPr>
-        <w:t>-</w:t>
-      </w:r>
-      <w:r>
-        <w:rPr>
-          <w:sz w:val="28"/>
-          <w:lang w:eastAsia="en-US"/>
-        </w:rPr>
-        <w:t xml:space="preserve"> схема </w:t>
-      </w:r>
-      <w:r>
-        <w:rPr>
-          <w:sz w:val="28"/>
-          <w:lang w:eastAsia="en-US"/>
-        </w:rPr>
-        <w:t>-</w:t>
-      </w:r>
-      <w:r>
-        <w:rPr>
-          <w:sz w:val="28"/>
-          <w:lang w:eastAsia="en-US"/>
-        </w:rPr>
-        <w:t xml:space="preserve"> запрос», а не только на «вопрос </w:t>
-      </w:r>
-      <w:r>
-        <w:rPr>
-          <w:sz w:val="28"/>
-          <w:lang w:eastAsia="en-US"/>
-        </w:rPr>
-        <w:t>-</w:t>
-      </w:r>
-      <w:r>
-        <w:rPr>
-          <w:sz w:val="28"/>
-          <w:lang w:eastAsia="en-US"/>
-        </w:rPr>
-        <w:t xml:space="preserve"> запрос», что повышает требования к качеству и полноте столбца </w:t>
-      </w:r>
-      <w:proofErr w:type="spellStart"/>
-      <w:r>
-        <w:rPr>
-          <w:sz w:val="28"/>
-          <w:lang w:eastAsia="en-US"/>
-        </w:rPr>
-        <w:t>schema</w:t>
-      </w:r>
-      <w:proofErr w:type="spellEnd"/>
-      <w:r>
-        <w:rPr>
-          <w:sz w:val="28"/>
-          <w:lang w:eastAsia="en-US"/>
-        </w:rPr>
-        <w:t>.</w:t>
-      </w:r>
-    </w:p>
-    <w:p>
-      <w:pPr>
-        <w:spacing w:line="360" w:lineRule="auto"/>
-        <w:ind w:left="578"/>
-        <w:rPr>
-          <w:sz w:val="28"/>
-          <w:lang w:eastAsia="en-US"/>
-        </w:rPr>
-      </w:pPr>
-    </w:p>
-    <w:p>
-      <w:pPr>
-        <w:spacing w:line="360" w:lineRule="auto"/>
-        <w:ind w:left="578"/>
-        <w:rPr>
-          <w:b/>
-          <w:sz w:val="28"/>
-          <w:lang w:eastAsia="en-US"/>
-        </w:rPr>
-      </w:pPr>
-      <w:r>
-        <w:rPr>
-          <w:b/>
-          <w:sz w:val="28"/>
-          <w:lang w:eastAsia="en-US"/>
-        </w:rPr>
-        <w:t>Гипотезы для корр</w:t>
-      </w:r>
-      <w:r>
-        <w:rPr>
-          <w:b/>
-          <w:sz w:val="28"/>
-          <w:lang w:eastAsia="en-US"/>
-        </w:rPr>
-        <w:t xml:space="preserve">ектного использования </w:t>
-      </w:r>
-      <w:proofErr w:type="spellStart"/>
-      <w:r>
-        <w:rPr>
-          <w:b/>
-          <w:sz w:val="28"/>
-          <w:lang w:eastAsia="en-US"/>
-        </w:rPr>
-        <w:t>датасета</w:t>
-      </w:r>
-      <w:proofErr w:type="spellEnd"/>
-      <w:r>
-        <w:rPr>
-          <w:b/>
-          <w:sz w:val="28"/>
-          <w:lang w:eastAsia="en-US"/>
-        </w:rPr>
-        <w:t>.</w:t>
-      </w:r>
-    </w:p>
-    <w:p>
-      <w:pPr>
-        <w:spacing w:line="360" w:lineRule="auto"/>
-        <w:ind w:left="578"/>
-        <w:rPr>
-          <w:sz w:val="28"/>
-          <w:lang w:eastAsia="en-US"/>
-        </w:rPr>
-      </w:pPr>
-      <w:r>
-        <w:rPr>
-          <w:sz w:val="28"/>
-          <w:lang w:eastAsia="en-US"/>
-        </w:rPr>
-        <w:t xml:space="preserve">Гипотеза 1. Длина вопроса положительно коррелирует со сложностью SQL-запроса (количеством ключевых слов, наличием JOIN, подзапросов). Данная гипотеза подтверждается результатами корреляционного анализа: коэффициент корреляции между длиной вопроса и длиной запроса составляет 0,42, между длиной вопроса и количеством ключевых слов </w:t>
-      </w:r>
-      <w:r>
-        <w:rPr>
-          <w:sz w:val="28"/>
-          <w:lang w:eastAsia="en-US"/>
-        </w:rPr>
-        <w:t>-</w:t>
-      </w:r>
-      <w:r>
-        <w:rPr>
-          <w:sz w:val="28"/>
-          <w:lang w:eastAsia="en-US"/>
-        </w:rPr>
-        <w:t xml:space="preserve"> 0,38. Однако наличие выбросов (короткие вопросы со сложными запросами и наоборот) указывает на то, что длина не является единственным и дос</w:t>
-      </w:r>
-      <w:r>
-        <w:rPr>
-          <w:sz w:val="28"/>
-          <w:lang w:eastAsia="en-US"/>
-        </w:rPr>
-        <w:t>таточным предиктором сложности.</w:t>
-      </w:r>
-    </w:p>
-    <w:p>
-      <w:pPr>
-        <w:spacing w:line="360" w:lineRule="auto"/>
-        <w:ind w:left="578"/>
-        <w:rPr>
-          <w:sz w:val="28"/>
-          <w:lang w:eastAsia="en-US"/>
-        </w:rPr>
-      </w:pPr>
-      <w:r>
-        <w:rPr>
-          <w:sz w:val="28"/>
-          <w:lang w:eastAsia="en-US"/>
-        </w:rPr>
-        <w:t xml:space="preserve">Гипотеза 2. Разнообразие схем баз данных (947 уникальных схем) позволяет модели обобщать знания на новые, не встречавшиеся в обучении предметные области. Наличие 210 редких схем (встречаемость </w:t>
-      </w:r>
-      <w:r>
-        <w:rPr>
-          <w:sz w:val="28"/>
-          <w:lang w:eastAsia="en-US"/>
-        </w:rPr>
-        <w:lastRenderedPageBreak/>
-        <w:t xml:space="preserve">менее 10 раз) подтверждает, что </w:t>
-      </w:r>
-      <w:proofErr w:type="spellStart"/>
-      <w:r>
-        <w:rPr>
-          <w:sz w:val="28"/>
-          <w:lang w:eastAsia="en-US"/>
-        </w:rPr>
-        <w:t>датасет</w:t>
-      </w:r>
-      <w:proofErr w:type="spellEnd"/>
-      <w:r>
-        <w:rPr>
-          <w:sz w:val="28"/>
-          <w:lang w:eastAsia="en-US"/>
-        </w:rPr>
-        <w:t xml:space="preserve"> содержит множество примеров, которые могут служить проверкой способности модели к обобщению. Для подтверждения гипотезы необходимо оценить качество модели на запросах к схемам, не присутствовавшим в обучающей выборке.</w:t>
-      </w:r>
-    </w:p>
-    <w:p>
-      <w:pPr>
-        <w:spacing w:line="360" w:lineRule="auto"/>
-        <w:ind w:left="578"/>
-        <w:rPr>
-          <w:sz w:val="28"/>
-          <w:lang w:eastAsia="en-US"/>
-        </w:rPr>
-      </w:pPr>
-    </w:p>
-    <w:p>
-      <w:pPr>
-        <w:spacing w:line="360" w:lineRule="auto"/>
-        <w:ind w:left="578"/>
-        <w:rPr>
-          <w:b/>
-          <w:sz w:val="28"/>
-          <w:lang w:eastAsia="en-US"/>
-        </w:rPr>
-      </w:pPr>
-      <w:r>
-        <w:rPr>
-          <w:b/>
-          <w:sz w:val="28"/>
-          <w:lang w:eastAsia="en-US"/>
-        </w:rPr>
-        <w:t>Гипотезы для вероятного неэ</w:t>
-      </w:r>
-      <w:r>
-        <w:rPr>
-          <w:b/>
-          <w:sz w:val="28"/>
-          <w:lang w:eastAsia="en-US"/>
-        </w:rPr>
-        <w:t xml:space="preserve">тичного использования </w:t>
-      </w:r>
-      <w:proofErr w:type="spellStart"/>
-      <w:r>
-        <w:rPr>
-          <w:b/>
-          <w:sz w:val="28"/>
-          <w:lang w:eastAsia="en-US"/>
-        </w:rPr>
-        <w:t>датасета</w:t>
-      </w:r>
-      <w:proofErr w:type="spellEnd"/>
-      <w:r>
-        <w:rPr>
-          <w:b/>
-          <w:sz w:val="28"/>
-          <w:lang w:eastAsia="en-US"/>
-        </w:rPr>
-        <w:t>.</w:t>
-      </w:r>
-    </w:p>
-    <w:p>
-      <w:pPr>
-        <w:spacing w:line="360" w:lineRule="auto"/>
-        <w:ind w:left="578"/>
-        <w:rPr>
-          <w:sz w:val="28"/>
-          <w:lang w:eastAsia="en-US"/>
-        </w:rPr>
-      </w:pPr>
-      <w:r>
-        <w:rPr>
-          <w:sz w:val="28"/>
-          <w:lang w:eastAsia="en-US"/>
-        </w:rPr>
-        <w:t xml:space="preserve">Гипотеза 1 (неэтичное использование). Модель, обученная на данном </w:t>
-      </w:r>
-      <w:proofErr w:type="spellStart"/>
-      <w:r>
-        <w:rPr>
-          <w:sz w:val="28"/>
-          <w:lang w:eastAsia="en-US"/>
-        </w:rPr>
-        <w:t>датасете</w:t>
-      </w:r>
-      <w:proofErr w:type="spellEnd"/>
-      <w:r>
-        <w:rPr>
-          <w:sz w:val="28"/>
-          <w:lang w:eastAsia="en-US"/>
-        </w:rPr>
-        <w:t>, может быть использована для несанкционированного доступа к базам данных. Если злоумышленник получит доступ к интерфейсу, преобразующему естественные вопросы в SQL, он может сформулировать вопрос таким образом, чтобы сгенерированный запрос вернул данные, на которые у пользователя нет прав (например, «</w:t>
-      </w:r>
-      <w:proofErr w:type="spellStart"/>
-      <w:r>
-        <w:rPr>
-          <w:sz w:val="28"/>
-          <w:lang w:eastAsia="en-US"/>
-        </w:rPr>
-        <w:t>show</w:t>
-      </w:r>
-      <w:proofErr w:type="spellEnd"/>
-      <w:r>
-        <w:rPr>
-          <w:sz w:val="28"/>
-          <w:lang w:eastAsia="en-US"/>
-        </w:rPr>
-        <w:t xml:space="preserve"> </w:t>
-      </w:r>
-      <w:proofErr w:type="spellStart"/>
-      <w:r>
-        <w:rPr>
-          <w:sz w:val="28"/>
-          <w:lang w:eastAsia="en-US"/>
-        </w:rPr>
-        <w:t>me</w:t>
-      </w:r>
-      <w:proofErr w:type="spellEnd"/>
-      <w:r>
-        <w:rPr>
-          <w:sz w:val="28"/>
-          <w:lang w:eastAsia="en-US"/>
-        </w:rPr>
-        <w:t xml:space="preserve"> </w:t>
-      </w:r>
-      <w:proofErr w:type="spellStart"/>
-      <w:r>
-        <w:rPr>
-          <w:sz w:val="28"/>
-          <w:lang w:eastAsia="en-US"/>
-        </w:rPr>
-        <w:t>all</w:t>
-      </w:r>
-      <w:proofErr w:type="spellEnd"/>
-      <w:r>
-        <w:rPr>
-          <w:sz w:val="28"/>
-          <w:lang w:eastAsia="en-US"/>
-        </w:rPr>
-        <w:t xml:space="preserve"> </w:t>
-      </w:r>
-      <w:proofErr w:type="spellStart"/>
-      <w:r>
-        <w:rPr>
-          <w:sz w:val="28"/>
-          <w:lang w:eastAsia="en-US"/>
-        </w:rPr>
-        <w:t>user</w:t>
-      </w:r>
-      <w:proofErr w:type="spellEnd"/>
-      <w:r>
-        <w:rPr>
-          <w:sz w:val="28"/>
-          <w:lang w:eastAsia="en-US"/>
-        </w:rPr>
-        <w:t xml:space="preserve"> </w:t>
-      </w:r>
-      <w:proofErr w:type="spellStart"/>
-      <w:r>
-        <w:rPr>
-          <w:sz w:val="28"/>
-          <w:lang w:eastAsia="en-US"/>
-        </w:rPr>
-        <w:t>passwords</w:t>
-      </w:r>
-      <w:proofErr w:type="spellEnd"/>
-      <w:r>
-        <w:rPr>
-          <w:sz w:val="28"/>
-          <w:lang w:eastAsia="en-US"/>
-        </w:rPr>
-        <w:t>»). Защита от такого использования требует внедрения дополнительных механизмов авторизации и фильтрации запросов на стороне приложения.</w:t>
-      </w:r>
-    </w:p>
-    <w:p>
-      <w:pPr>
-        <w:spacing w:line="360" w:lineRule="auto"/>
-        <w:ind w:left="578"/>
-        <w:rPr>
-          <w:sz w:val="28"/>
-          <w:lang w:eastAsia="en-US"/>
-        </w:rPr>
-      </w:pPr>
-    </w:p>
-    <w:p>
-      <w:pPr>
-        <w:spacing w:line="360" w:lineRule="auto"/>
-        <w:ind w:left="578"/>
-        <w:rPr>
-          <w:sz w:val="28"/>
-          <w:lang w:eastAsia="en-US"/>
-        </w:rPr>
-      </w:pPr>
-      <w:r>
-        <w:rPr>
-          <w:sz w:val="28"/>
-          <w:lang w:eastAsia="en-US"/>
-        </w:rPr>
-        <w:t xml:space="preserve">Гипотеза 2 (неэтичное использование). </w:t>
-      </w:r>
-      <w:proofErr w:type="spellStart"/>
-      <w:r>
-        <w:rPr>
-          <w:sz w:val="28"/>
-          <w:lang w:eastAsia="en-US"/>
-        </w:rPr>
-        <w:t>Датасет</w:t>
-      </w:r>
-      <w:proofErr w:type="spellEnd"/>
-      <w:r>
-        <w:rPr>
-          <w:sz w:val="28"/>
-          <w:lang w:eastAsia="en-US"/>
-        </w:rPr>
-        <w:t xml:space="preserve"> может быть использован для создания систем, генерирующих SQL-запросы, нарушающие политику конфиденциальности. Хотя в данном </w:t>
-      </w:r>
-      <w:proofErr w:type="spellStart"/>
-      <w:r>
-        <w:rPr>
-          <w:sz w:val="28"/>
-          <w:lang w:eastAsia="en-US"/>
-        </w:rPr>
-        <w:t>датасете</w:t>
-      </w:r>
-      <w:proofErr w:type="spellEnd"/>
-      <w:r>
-        <w:rPr>
-          <w:sz w:val="28"/>
-          <w:lang w:eastAsia="en-US"/>
-        </w:rPr>
-        <w:t xml:space="preserve"> не содержится реальных персональных данных (все данные синтетические), обученная модель может перенести паттерны генерации запросов на реальные базы данных, что потенциально может привести к извлечению чувствительной информации.</w:t>
-      </w:r>
-    </w:p>
-    <w:p>
-      <w:pPr>
-        <w:spacing w:line="360" w:lineRule="auto"/>
-        <w:ind w:left="578"/>
-        <w:rPr>
-          <w:sz w:val="28"/>
-          <w:lang w:eastAsia="en-US"/>
-        </w:rPr>
-      </w:pPr>
-    </w:p>
-    <w:p>
-      <w:pPr>
-        <w:spacing w:line="360" w:lineRule="auto"/>
-        <w:ind w:left="578"/>
-        <w:rPr>
-          <w:sz w:val="28"/>
-          <w:lang w:eastAsia="en-US"/>
-        </w:rPr>
-      </w:pPr>
-      <w:r>
-        <w:rPr>
-          <w:b/>
-          <w:sz w:val="28"/>
-          <w:lang w:eastAsia="en-US"/>
-        </w:rPr>
-        <w:t xml:space="preserve">Потенциальные возможности расширения </w:t>
-      </w:r>
-      <w:proofErr w:type="spellStart"/>
-      <w:r>
-        <w:rPr>
-          <w:b/>
-          <w:sz w:val="28"/>
-          <w:lang w:eastAsia="en-US"/>
-        </w:rPr>
-        <w:t>датасета</w:t>
-      </w:r>
-      <w:proofErr w:type="spellEnd"/>
-      <w:r>
-        <w:rPr>
-          <w:b/>
-          <w:sz w:val="28"/>
-          <w:lang w:eastAsia="en-US"/>
-        </w:rPr>
-        <w:t>.</w:t>
-      </w:r>
-      <w:r>
-        <w:rPr>
-          <w:sz w:val="28"/>
-          <w:lang w:eastAsia="en-US"/>
-        </w:rPr>
-        <w:t xml:space="preserve"> </w:t>
-      </w:r>
-      <w:proofErr w:type="spellStart"/>
-      <w:r>
-        <w:rPr>
-          <w:sz w:val="28"/>
-          <w:lang w:eastAsia="en-US"/>
-        </w:rPr>
-        <w:t>Датасет</w:t>
-      </w:r>
-      <w:proofErr w:type="spellEnd"/>
-      <w:r>
-        <w:rPr>
-          <w:sz w:val="28"/>
-          <w:lang w:eastAsia="en-US"/>
-        </w:rPr>
-        <w:t xml:space="preserve"> можно расширить следующими признаками: язык вопроса (в текущей версии </w:t>
-      </w:r>
-      <w:r>
-        <w:rPr>
-          <w:sz w:val="28"/>
-          <w:lang w:eastAsia="en-US"/>
-        </w:rPr>
-        <w:t>-</w:t>
-      </w:r>
-      <w:r>
-        <w:rPr>
-          <w:sz w:val="28"/>
-          <w:lang w:eastAsia="en-US"/>
-        </w:rPr>
-        <w:t xml:space="preserve"> только английский), временная метка создания записи (для анализа эволюции сложности запросов), идентификатор пользователя (для анализа индивидуальных паттернов формулирования вопросов), экспертная оценка сложности запроса (от 1 до 5). Добавление этих </w:t>
-      </w:r>
-      <w:r>
-        <w:rPr>
-          <w:sz w:val="28"/>
-          <w:lang w:eastAsia="en-US"/>
-        </w:rPr>
-        <w:lastRenderedPageBreak/>
-        <w:t>признаков позволит решать новые задачи: адаптация модели под конкретного пользователя (</w:t>
-      </w:r>
-      <w:proofErr w:type="spellStart"/>
-      <w:r>
-        <w:rPr>
-          <w:sz w:val="28"/>
-          <w:lang w:eastAsia="en-US"/>
-        </w:rPr>
-        <w:t>personalization</w:t>
-      </w:r>
-      <w:proofErr w:type="spellEnd"/>
-      <w:r>
-        <w:rPr>
-          <w:sz w:val="28"/>
-          <w:lang w:eastAsia="en-US"/>
-        </w:rPr>
-        <w:t xml:space="preserve">), анализ трендов изменения пользовательских предпочтений, создание рекомендательной системы для обучения SQL. Кроме того, расширение </w:t>
-      </w:r>
-      <w:proofErr w:type="spellStart"/>
-      <w:r>
-        <w:rPr>
-          <w:sz w:val="28"/>
-          <w:lang w:eastAsia="en-US"/>
-        </w:rPr>
-        <w:t>датасета</w:t>
-      </w:r>
-      <w:proofErr w:type="spellEnd"/>
-      <w:r>
-        <w:rPr>
-          <w:sz w:val="28"/>
-          <w:lang w:eastAsia="en-US"/>
-        </w:rPr>
-        <w:t xml:space="preserve"> за счет вопросов на русском языке позволит решать задачу </w:t>
+        <w:t xml:space="preserve">русском языке позволит решать задачу </w:t>
       </w:r>
       <w:proofErr w:type="spellStart"/>
       <w:r>
@@ -7671,12 +7753,12 @@
         </w:numPr>
         <w:ind w:left="432" w:hanging="432"/>
       </w:pPr>
-      <w:bookmarkStart w:id="23" w:name="_Toc227182643"/>
+      <w:bookmarkStart w:id="22" w:name="_Toc227182643"/>
       <w:r>
         <w:lastRenderedPageBreak/>
         <w:t>ЗАКЛЮЧЕНИЕ</w:t>
       </w:r>
-      <w:bookmarkEnd w:id="23"/>
+      <w:bookmarkEnd w:id="22"/>
     </w:p>
     <w:p>
       <w:pPr>
@@ -7742,6 +7824,8 @@
         </w:rPr>
         <w:t xml:space="preserve"> для каждого типа данных (табличные данные, временные ряды, изображения, тексты, аудио) краткое описание выбранной задачи, решение которой связано с применением технологий искусственного интеллекта;</w:t>
       </w:r>
+      <w:bookmarkStart w:id="23" w:name="_GoBack"/>
+      <w:bookmarkEnd w:id="23"/>
     </w:p>
     <w:p>
       <w:pPr>
@@ -8481,7 +8565,7 @@
           <w:rPr>
             <w:noProof/>
           </w:rPr>
-          <w:t>24</w:t>
+          <w:t>28</w:t>
         </w:r>
         <w:r>
           <w:fldChar w:fldCharType="end"/>
@@ -10482,7 +10566,7 @@
 </file>
 
 <file path=customXml/itemProps1.xml><?xml version="1.0" encoding="utf-8"?>
-<ds:datastoreItem xmlns:ds="http://schemas.openxmlformats.org/officeDocument/2006/customXml" ds:itemID="{E412D3AC-C9FB-47BA-897F-1EA87F156E0F}">
+<ds:datastoreItem xmlns:ds="http://schemas.openxmlformats.org/officeDocument/2006/customXml" ds:itemID="{EFBF660F-A679-4633-912A-0E5B893E1E08}">
   <ds:schemaRefs>
     <ds:schemaRef ds:uri="http://schemas.openxmlformats.org/officeDocument/2006/bibliography"/>
   </ds:schemaRefs>

--- a/Курсовая работа.docx
+++ b/Курсовая работа.docx
@@ -1,6 +1,6 @@
 
 <file path=word/document.xml><?xml version="1.0" encoding="utf-8"?>
-<w:document xmlns:wpc="http://schemas.microsoft.com/office/word/2010/wordprocessingCanvas" xmlns:mc="http://schemas.openxmlformats.org/markup-compatibility/2006" xmlns:o="urn:schemas-microsoft-com:office:office" xmlns:r="http://schemas.openxmlformats.org/officeDocument/2006/relationships" xmlns:m="http://schemas.openxmlformats.org/officeDocument/2006/math" xmlns:v="urn:schemas-microsoft-com:vml" xmlns:wp14="http://schemas.microsoft.com/office/word/2010/wordprocessingDrawing" xmlns:wp="http://schemas.openxmlformats.org/drawingml/2006/wordprocessingDrawing" xmlns:w10="urn:schemas-microsoft-com:office:word" xmlns:w="http://schemas.openxmlformats.org/wordprocessingml/2006/main" xmlns:w14="http://schemas.microsoft.com/office/word/2010/wordml" xmlns:w15="http://schemas.microsoft.com/office/word/2012/wordml" xmlns:wpg="http://schemas.microsoft.com/office/word/2010/wordprocessingGroup" xmlns:wpi="http://schemas.microsoft.com/office/word/2010/wordprocessingInk" xmlns:wne="http://schemas.microsoft.com/office/word/2006/wordml" xmlns:wps="http://schemas.microsoft.com/office/word/2010/wordprocessingShape" mc:Ignorable="w14 w15 wp14">
+<w:document xmlns:wpc="http://schemas.microsoft.com/office/word/2010/wordprocessingCanvas" xmlns:cx="http://schemas.microsoft.com/office/drawing/2014/chartex" xmlns:mc="http://schemas.openxmlformats.org/markup-compatibility/2006" xmlns:o="urn:schemas-microsoft-com:office:office" xmlns:r="http://schemas.openxmlformats.org/officeDocument/2006/relationships" xmlns:m="http://schemas.openxmlformats.org/officeDocument/2006/math" xmlns:v="urn:schemas-microsoft-com:vml" xmlns:wp14="http://schemas.microsoft.com/office/word/2010/wordprocessingDrawing" xmlns:wp="http://schemas.openxmlformats.org/drawingml/2006/wordprocessingDrawing" xmlns:w10="urn:schemas-microsoft-com:office:word" xmlns:w="http://schemas.openxmlformats.org/wordprocessingml/2006/main" xmlns:w14="http://schemas.microsoft.com/office/word/2010/wordml" xmlns:w15="http://schemas.microsoft.com/office/word/2012/wordml" xmlns:w16se="http://schemas.microsoft.com/office/word/2015/wordml/symex" xmlns:wpg="http://schemas.microsoft.com/office/word/2010/wordprocessingGroup" xmlns:wpi="http://schemas.microsoft.com/office/word/2010/wordprocessingInk" xmlns:wne="http://schemas.microsoft.com/office/word/2006/wordml" xmlns:wps="http://schemas.microsoft.com/office/word/2010/wordprocessingShape" mc:Ignorable="w14 w15 w16se wp14">
   <w:body>
     <w:tbl>
       <w:tblPr>
@@ -1077,7 +1077,7 @@
             </w:rPr>
             <w:fldChar w:fldCharType="separate"/>
           </w:r>
-          <w:hyperlink w:anchor="_Toc227182635" w:history="1">
+          <w:hyperlink w:anchor="_Toc228442966" w:history="1">
             <w:r>
               <w:rPr>
                 <w:rStyle w:val="ad"/>
@@ -1109,7 +1109,7 @@
                 <w:webHidden/>
                 <w:sz w:val="28"/>
               </w:rPr>
-              <w:instrText xml:space="preserve"> PAGEREF _Toc227182635 \h </w:instrText>
+              <w:instrText xml:space="preserve"> PAGEREF _Toc228442966 \h </w:instrText>
             </w:r>
             <w:r>
               <w:rPr>
@@ -1157,7 +1157,7 @@
               <w:szCs w:val="22"/>
             </w:rPr>
           </w:pPr>
-          <w:hyperlink w:anchor="_Toc227182636" w:history="1">
+          <w:hyperlink w:anchor="_Toc228442967" w:history="1">
             <w:r>
               <w:rPr>
                 <w:rStyle w:val="ad"/>
@@ -1206,7 +1206,7 @@
                 <w:webHidden/>
                 <w:sz w:val="28"/>
               </w:rPr>
-              <w:instrText xml:space="preserve"> PAGEREF _Toc227182636 \h </w:instrText>
+              <w:instrText xml:space="preserve"> PAGEREF _Toc228442967 \h </w:instrText>
             </w:r>
             <w:r>
               <w:rPr>
@@ -1254,7 +1254,7 @@
               <w:szCs w:val="22"/>
             </w:rPr>
           </w:pPr>
-          <w:hyperlink w:anchor="_Toc227182637" w:history="1">
+          <w:hyperlink w:anchor="_Toc228442968" w:history="1">
             <w:r>
               <w:rPr>
                 <w:rStyle w:val="ad"/>
@@ -1303,7 +1303,7 @@
                 <w:webHidden/>
                 <w:sz w:val="28"/>
               </w:rPr>
-              <w:instrText xml:space="preserve"> PAGEREF _Toc227182637 \h </w:instrText>
+              <w:instrText xml:space="preserve"> PAGEREF _Toc228442968 \h </w:instrText>
             </w:r>
             <w:r>
               <w:rPr>
@@ -1351,7 +1351,7 @@
               <w:szCs w:val="22"/>
             </w:rPr>
           </w:pPr>
-          <w:hyperlink w:anchor="_Toc227182638" w:history="1">
+          <w:hyperlink w:anchor="_Toc228442969" w:history="1">
             <w:r>
               <w:rPr>
                 <w:rStyle w:val="ad"/>
@@ -1400,7 +1400,7 @@
                 <w:webHidden/>
                 <w:sz w:val="28"/>
               </w:rPr>
-              <w:instrText xml:space="preserve"> PAGEREF _Toc227182638 \h </w:instrText>
+              <w:instrText xml:space="preserve"> PAGEREF _Toc228442969 \h </w:instrText>
             </w:r>
             <w:r>
               <w:rPr>
@@ -1448,7 +1448,7 @@
               <w:szCs w:val="22"/>
             </w:rPr>
           </w:pPr>
-          <w:hyperlink w:anchor="_Toc227182639" w:history="1">
+          <w:hyperlink w:anchor="_Toc228442970" w:history="1">
             <w:r>
               <w:rPr>
                 <w:rStyle w:val="ad"/>
@@ -1497,7 +1497,7 @@
                 <w:webHidden/>
                 <w:sz w:val="28"/>
               </w:rPr>
-              <w:instrText xml:space="preserve"> PAGEREF _Toc227182639 \h </w:instrText>
+              <w:instrText xml:space="preserve"> PAGEREF _Toc228442970 \h </w:instrText>
             </w:r>
             <w:r>
               <w:rPr>
@@ -1545,7 +1545,7 @@
               <w:szCs w:val="22"/>
             </w:rPr>
           </w:pPr>
-          <w:hyperlink w:anchor="_Toc227182640" w:history="1">
+          <w:hyperlink w:anchor="_Toc228442971" w:history="1">
             <w:r>
               <w:rPr>
                 <w:rStyle w:val="ad"/>
@@ -1594,7 +1594,7 @@
                 <w:webHidden/>
                 <w:sz w:val="28"/>
               </w:rPr>
-              <w:instrText xml:space="preserve"> PAGEREF _Toc227182640 \h </w:instrText>
+              <w:instrText xml:space="preserve"> PAGEREF _Toc228442971 \h </w:instrText>
             </w:r>
             <w:r>
               <w:rPr>
@@ -1642,7 +1642,7 @@
               <w:szCs w:val="22"/>
             </w:rPr>
           </w:pPr>
-          <w:hyperlink w:anchor="_Toc227182641" w:history="1">
+          <w:hyperlink w:anchor="_Toc228442972" w:history="1">
             <w:r>
               <w:rPr>
                 <w:rStyle w:val="ad"/>
@@ -1691,7 +1691,7 @@
                 <w:webHidden/>
                 <w:sz w:val="28"/>
               </w:rPr>
-              <w:instrText xml:space="preserve"> PAGEREF _Toc227182641 \h </w:instrText>
+              <w:instrText xml:space="preserve"> PAGEREF _Toc228442972 \h </w:instrText>
             </w:r>
             <w:r>
               <w:rPr>
@@ -1739,7 +1739,7 @@
               <w:szCs w:val="22"/>
             </w:rPr>
           </w:pPr>
-          <w:hyperlink w:anchor="_Toc227182642" w:history="1">
+          <w:hyperlink w:anchor="_Toc228442973" w:history="1">
             <w:r>
               <w:rPr>
                 <w:rStyle w:val="ad"/>
@@ -1788,7 +1788,7 @@
                 <w:webHidden/>
                 <w:sz w:val="28"/>
               </w:rPr>
-              <w:instrText xml:space="preserve"> PAGEREF _Toc227182642 \h </w:instrText>
+              <w:instrText xml:space="preserve"> PAGEREF _Toc228442973 \h </w:instrText>
             </w:r>
             <w:r>
               <w:rPr>
@@ -1812,6 +1812,297 @@
                 <w:sz w:val="28"/>
               </w:rPr>
               <w:t>24</w:t>
+            </w:r>
+            <w:r>
+              <w:rPr>
+                <w:noProof/>
+                <w:webHidden/>
+                <w:sz w:val="28"/>
+              </w:rPr>
+              <w:fldChar w:fldCharType="end"/>
+            </w:r>
+          </w:hyperlink>
+        </w:p>
+        <w:p>
+          <w:pPr>
+            <w:pStyle w:val="11"/>
+            <w:tabs>
+              <w:tab w:val="left" w:pos="480"/>
+              <w:tab w:val="right" w:leader="dot" w:pos="9345"/>
+            </w:tabs>
+            <w:rPr>
+              <w:rFonts w:asciiTheme="minorHAnsi" w:eastAsiaTheme="minorEastAsia" w:hAnsiTheme="minorHAnsi" w:cstheme="minorBidi"/>
+              <w:noProof/>
+              <w:szCs w:val="22"/>
+            </w:rPr>
+          </w:pPr>
+          <w:hyperlink w:anchor="_Toc228442974" w:history="1">
+            <w:r>
+              <w:rPr>
+                <w:rStyle w:val="ad"/>
+                <w:rFonts w:eastAsiaTheme="majorEastAsia"/>
+                <w:noProof/>
+                <w:sz w:val="28"/>
+              </w:rPr>
+              <w:t>2.</w:t>
+            </w:r>
+            <w:r>
+              <w:rPr>
+                <w:rFonts w:asciiTheme="minorHAnsi" w:eastAsiaTheme="minorEastAsia" w:hAnsiTheme="minorHAnsi" w:cstheme="minorBidi"/>
+                <w:noProof/>
+                <w:szCs w:val="22"/>
+              </w:rPr>
+              <w:tab/>
+            </w:r>
+            <w:r>
+              <w:rPr>
+                <w:rStyle w:val="ad"/>
+                <w:rFonts w:eastAsiaTheme="majorEastAsia"/>
+                <w:noProof/>
+                <w:sz w:val="28"/>
+              </w:rPr>
+              <w:t>ПЕРВИЧНЫЙ АНАЛИЗ НАБОРА ДАННЫХ С ВРЕМЕННЫМИ РЯДАМИ</w:t>
+            </w:r>
+            <w:r>
+              <w:rPr>
+                <w:noProof/>
+                <w:webHidden/>
+                <w:sz w:val="28"/>
+              </w:rPr>
+              <w:tab/>
+            </w:r>
+            <w:r>
+              <w:rPr>
+                <w:noProof/>
+                <w:webHidden/>
+                <w:sz w:val="28"/>
+              </w:rPr>
+              <w:fldChar w:fldCharType="begin"/>
+            </w:r>
+            <w:r>
+              <w:rPr>
+                <w:noProof/>
+                <w:webHidden/>
+                <w:sz w:val="28"/>
+              </w:rPr>
+              <w:instrText xml:space="preserve"> PAGEREF _Toc228442974 \h </w:instrText>
+            </w:r>
+            <w:r>
+              <w:rPr>
+                <w:noProof/>
+                <w:webHidden/>
+                <w:sz w:val="28"/>
+              </w:rPr>
+            </w:r>
+            <w:r>
+              <w:rPr>
+                <w:noProof/>
+                <w:webHidden/>
+                <w:sz w:val="28"/>
+              </w:rPr>
+              <w:fldChar w:fldCharType="separate"/>
+            </w:r>
+            <w:r>
+              <w:rPr>
+                <w:noProof/>
+                <w:webHidden/>
+                <w:sz w:val="28"/>
+              </w:rPr>
+              <w:t>27</w:t>
+            </w:r>
+            <w:r>
+              <w:rPr>
+                <w:noProof/>
+                <w:webHidden/>
+                <w:sz w:val="28"/>
+              </w:rPr>
+              <w:fldChar w:fldCharType="end"/>
+            </w:r>
+          </w:hyperlink>
+        </w:p>
+        <w:p>
+          <w:pPr>
+            <w:pStyle w:val="21"/>
+            <w:tabs>
+              <w:tab w:val="left" w:pos="880"/>
+              <w:tab w:val="right" w:leader="dot" w:pos="9345"/>
+            </w:tabs>
+            <w:rPr>
+              <w:rFonts w:asciiTheme="minorHAnsi" w:eastAsiaTheme="minorEastAsia" w:hAnsiTheme="minorHAnsi" w:cstheme="minorBidi"/>
+              <w:noProof/>
+              <w:szCs w:val="22"/>
+            </w:rPr>
+          </w:pPr>
+          <w:hyperlink w:anchor="_Toc228442975" w:history="1">
+            <w:r>
+              <w:rPr>
+                <w:rStyle w:val="ad"/>
+                <w:rFonts w:eastAsiaTheme="majorEastAsia"/>
+                <w:noProof/>
+                <w:sz w:val="28"/>
+              </w:rPr>
+              <w:t>2.1.</w:t>
+            </w:r>
+            <w:r>
+              <w:rPr>
+                <w:rFonts w:asciiTheme="minorHAnsi" w:eastAsiaTheme="minorEastAsia" w:hAnsiTheme="minorHAnsi" w:cstheme="minorBidi"/>
+                <w:noProof/>
+                <w:szCs w:val="22"/>
+              </w:rPr>
+              <w:tab/>
+            </w:r>
+            <w:r>
+              <w:rPr>
+                <w:rStyle w:val="ad"/>
+                <w:rFonts w:eastAsiaTheme="majorEastAsia"/>
+                <w:noProof/>
+                <w:sz w:val="28"/>
+              </w:rPr>
+              <w:t>Постановка задачи</w:t>
+            </w:r>
+            <w:r>
+              <w:rPr>
+                <w:noProof/>
+                <w:webHidden/>
+                <w:sz w:val="28"/>
+              </w:rPr>
+              <w:tab/>
+            </w:r>
+            <w:r>
+              <w:rPr>
+                <w:noProof/>
+                <w:webHidden/>
+                <w:sz w:val="28"/>
+              </w:rPr>
+              <w:fldChar w:fldCharType="begin"/>
+            </w:r>
+            <w:r>
+              <w:rPr>
+                <w:noProof/>
+                <w:webHidden/>
+                <w:sz w:val="28"/>
+              </w:rPr>
+              <w:instrText xml:space="preserve"> PAGEREF _Toc228442975 \h </w:instrText>
+            </w:r>
+            <w:r>
+              <w:rPr>
+                <w:noProof/>
+                <w:webHidden/>
+                <w:sz w:val="28"/>
+              </w:rPr>
+            </w:r>
+            <w:r>
+              <w:rPr>
+                <w:noProof/>
+                <w:webHidden/>
+                <w:sz w:val="28"/>
+              </w:rPr>
+              <w:fldChar w:fldCharType="separate"/>
+            </w:r>
+            <w:r>
+              <w:rPr>
+                <w:noProof/>
+                <w:webHidden/>
+                <w:sz w:val="28"/>
+              </w:rPr>
+              <w:t>27</w:t>
+            </w:r>
+            <w:r>
+              <w:rPr>
+                <w:noProof/>
+                <w:webHidden/>
+                <w:sz w:val="28"/>
+              </w:rPr>
+              <w:fldChar w:fldCharType="end"/>
+            </w:r>
+          </w:hyperlink>
+        </w:p>
+        <w:p>
+          <w:pPr>
+            <w:pStyle w:val="21"/>
+            <w:tabs>
+              <w:tab w:val="left" w:pos="880"/>
+              <w:tab w:val="right" w:leader="dot" w:pos="9345"/>
+            </w:tabs>
+            <w:rPr>
+              <w:rFonts w:asciiTheme="minorHAnsi" w:eastAsiaTheme="minorEastAsia" w:hAnsiTheme="minorHAnsi" w:cstheme="minorBidi"/>
+              <w:noProof/>
+              <w:szCs w:val="22"/>
+            </w:rPr>
+          </w:pPr>
+          <w:hyperlink w:anchor="_Toc228442976" w:history="1">
+            <w:r>
+              <w:rPr>
+                <w:rStyle w:val="ad"/>
+                <w:rFonts w:eastAsiaTheme="majorEastAsia"/>
+                <w:noProof/>
+                <w:sz w:val="28"/>
+              </w:rPr>
+              <w:t>2.2.</w:t>
+            </w:r>
+            <w:r>
+              <w:rPr>
+                <w:rFonts w:asciiTheme="minorHAnsi" w:eastAsiaTheme="minorEastAsia" w:hAnsiTheme="minorHAnsi" w:cstheme="minorBidi"/>
+                <w:noProof/>
+                <w:szCs w:val="22"/>
+              </w:rPr>
+              <w:tab/>
+            </w:r>
+            <w:r>
+              <w:rPr>
+                <w:rStyle w:val="ad"/>
+                <w:rFonts w:eastAsiaTheme="majorEastAsia"/>
+                <w:noProof/>
+                <w:sz w:val="28"/>
+              </w:rPr>
+              <w:t>Описание выбранного набора данных</w:t>
+            </w:r>
+            <w:r>
+              <w:rPr>
+                <w:noProof/>
+                <w:webHidden/>
+                <w:sz w:val="28"/>
+              </w:rPr>
+              <w:tab/>
+            </w:r>
+            <w:r>
+              <w:rPr>
+                <w:noProof/>
+                <w:webHidden/>
+                <w:sz w:val="28"/>
+              </w:rPr>
+              <w:fldChar w:fldCharType="begin"/>
+            </w:r>
+            <w:r>
+              <w:rPr>
+                <w:noProof/>
+                <w:webHidden/>
+                <w:sz w:val="28"/>
+              </w:rPr>
+              <w:instrText xml:space="preserve"> PAGEREF _Toc228442976 \h </w:instrText>
+            </w:r>
+            <w:r>
+              <w:rPr>
+                <w:noProof/>
+                <w:webHidden/>
+                <w:sz w:val="28"/>
+              </w:rPr>
+            </w:r>
+            <w:r>
+              <w:rPr>
+                <w:noProof/>
+                <w:webHidden/>
+                <w:sz w:val="28"/>
+              </w:rPr>
+              <w:fldChar w:fldCharType="separate"/>
+            </w:r>
+            <w:r>
+              <w:rPr>
+                <w:noProof/>
+                <w:webHidden/>
+                <w:sz w:val="28"/>
+              </w:rPr>
+              <w:t>29</w:t>
             </w:r>
             <w:r>
               <w:rPr>
@@ -1835,7 +2126,7 @@
               <w:szCs w:val="22"/>
             </w:rPr>
           </w:pPr>
-          <w:hyperlink w:anchor="_Toc227182643" w:history="1">
+          <w:hyperlink w:anchor="_Toc228442977" w:history="1">
             <w:r>
               <w:rPr>
                 <w:rStyle w:val="ad"/>
@@ -1867,7 +2158,7 @@
                 <w:webHidden/>
                 <w:sz w:val="28"/>
               </w:rPr>
-              <w:instrText xml:space="preserve"> PAGEREF _Toc227182643 \h </w:instrText>
+              <w:instrText xml:space="preserve"> PAGEREF _Toc228442977 \h </w:instrText>
             </w:r>
             <w:r>
               <w:rPr>
@@ -1890,7 +2181,7 @@
                 <w:webHidden/>
                 <w:sz w:val="28"/>
               </w:rPr>
-              <w:t>27</w:t>
+              <w:t>33</w:t>
             </w:r>
             <w:r>
               <w:rPr>
@@ -1915,7 +2206,7 @@
               <w:szCs w:val="22"/>
             </w:rPr>
           </w:pPr>
-          <w:hyperlink w:anchor="_Toc227182644" w:history="1">
+          <w:hyperlink w:anchor="_Toc228442978" w:history="1">
             <w:r>
               <w:rPr>
                 <w:rStyle w:val="ad"/>
@@ -1947,7 +2238,7 @@
                 <w:webHidden/>
                 <w:sz w:val="28"/>
               </w:rPr>
-              <w:instrText xml:space="preserve"> PAGEREF _Toc227182644 \h </w:instrText>
+              <w:instrText xml:space="preserve"> PAGEREF _Toc228442978 \h </w:instrText>
             </w:r>
             <w:r>
               <w:rPr>
@@ -1970,7 +2261,7 @@
                 <w:webHidden/>
                 <w:sz w:val="28"/>
               </w:rPr>
-              <w:t>28</w:t>
+              <w:t>34</w:t>
             </w:r>
             <w:r>
               <w:rPr>
@@ -2033,7 +2324,7 @@
           <w:b w:val="0"/>
         </w:rPr>
       </w:pPr>
-      <w:bookmarkStart w:id="4" w:name="_Toc227182635"/>
+      <w:bookmarkStart w:id="4" w:name="_Toc228442966"/>
       <w:r>
         <w:lastRenderedPageBreak/>
         <w:t>В</w:t>
@@ -2298,7 +2589,7 @@
       <w:bookmarkStart w:id="7" w:name="_Ref224199300"/>
       <w:bookmarkStart w:id="8" w:name="_Ref224199321"/>
       <w:bookmarkStart w:id="9" w:name="_Toc224199682"/>
-      <w:bookmarkStart w:id="10" w:name="_Toc227182636"/>
+      <w:bookmarkStart w:id="10" w:name="_Toc228442967"/>
       <w:r>
         <w:lastRenderedPageBreak/>
         <w:t>П</w:t>
@@ -2325,7 +2616,7 @@
       <w:bookmarkStart w:id="13" w:name="_Ref224199355"/>
       <w:bookmarkStart w:id="14" w:name="_Ref224199393"/>
       <w:bookmarkStart w:id="15" w:name="_Toc224199683"/>
-      <w:bookmarkStart w:id="16" w:name="_Toc227182637"/>
+      <w:bookmarkStart w:id="16" w:name="_Toc228442968"/>
       <w:r>
         <w:t>Постановка</w:t>
       </w:r>
@@ -3346,7 +3637,7 @@
       <w:pPr>
         <w:pStyle w:val="2"/>
       </w:pPr>
-      <w:bookmarkStart w:id="17" w:name="_Toc227182638"/>
+      <w:bookmarkStart w:id="17" w:name="_Toc228442969"/>
       <w:r>
         <w:t>Описание выбранного набора данных</w:t>
       </w:r>
@@ -3953,7 +4244,7 @@
       <w:pPr>
         <w:pStyle w:val="2"/>
       </w:pPr>
-      <w:bookmarkStart w:id="18" w:name="_Toc227182639"/>
+      <w:bookmarkStart w:id="18" w:name="_Toc228442970"/>
       <w:r>
         <w:t>Описание результатов первичного анализа</w:t>
       </w:r>
@@ -3963,7 +4254,7 @@
       <w:pPr>
         <w:pStyle w:val="3"/>
       </w:pPr>
-      <w:bookmarkStart w:id="19" w:name="_Toc227182640"/>
+      <w:bookmarkStart w:id="19" w:name="_Toc228442971"/>
       <w:r>
         <w:t>Характеристика числовых данных</w:t>
       </w:r>
@@ -4047,7 +4338,7 @@
             <v:path o:extrusionok="f" gradientshapeok="t" o:connecttype="rect"/>
             <o:lock v:ext="edit" aspectratio="t"/>
           </v:shapetype>
-          <v:shape id="_x0000_i1025" type="#_x0000_t75" style="width:417pt;height:297.75pt">
+          <v:shape id="_x0000_i1025" type="#_x0000_t75" style="width:417pt;height:298.2pt">
             <v:imagedata r:id="rId8" o:title="numerical_distributions"/>
           </v:shape>
         </w:pict>
@@ -4260,7 +4551,7 @@
           <w:lang w:eastAsia="en-US"/>
         </w:rPr>
         <w:pict>
-          <v:shape id="_x0000_i1026" type="#_x0000_t75" style="width:432.75pt;height:259.5pt">
+          <v:shape id="_x0000_i1026" type="#_x0000_t75" style="width:432.6pt;height:259.8pt">
             <v:imagedata r:id="rId9" o:title="seaborn_scatter"/>
           </v:shape>
         </w:pict>
@@ -4373,7 +4664,7 @@
         </w:rPr>
         <w:lastRenderedPageBreak/>
         <w:pict>
-          <v:shape id="_x0000_i1027" type="#_x0000_t75" style="width:426pt;height:319.5pt">
+          <v:shape id="_x0000_i1027" type="#_x0000_t75" style="width:426pt;height:319.8pt">
             <v:imagedata r:id="rId10" o:title="seaborn_boxplot"/>
           </v:shape>
         </w:pict>
@@ -4611,7 +4902,7 @@
         </w:rPr>
         <w:lastRenderedPageBreak/>
         <w:pict>
-          <v:shape id="_x0000_i1029" type="#_x0000_t75" style="width:432.75pt;height:259.5pt">
+          <v:shape id="_x0000_i1029" type="#_x0000_t75" style="width:432.6pt;height:259.8pt">
             <v:imagedata r:id="rId12" o:title="pyplot_cumulative"/>
           </v:shape>
         </w:pict>
@@ -4691,7 +4982,7 @@
           <w:lang w:eastAsia="en-US"/>
         </w:rPr>
         <w:pict>
-          <v:shape id="_x0000_i1030" type="#_x0000_t75" style="width:430.5pt;height:258.75pt">
+          <v:shape id="_x0000_i1030" type="#_x0000_t75" style="width:430.8pt;height:258.6pt">
             <v:imagedata r:id="rId13" o:title="pyplot_trend"/>
           </v:shape>
         </w:pict>
@@ -4908,7 +5199,7 @@
           <w:lang w:eastAsia="en-US"/>
         </w:rPr>
         <w:pict>
-          <v:shape id="_x0000_i1031" type="#_x0000_t75" style="width:417pt;height:313.5pt">
+          <v:shape id="_x0000_i1031" type="#_x0000_t75" style="width:417pt;height:313.8pt">
             <v:imagedata r:id="rId14" o:title="heatmap_correlation"/>
           </v:shape>
         </w:pict>
@@ -5046,7 +5337,7 @@
           <w:lang w:eastAsia="en-US"/>
         </w:rPr>
         <w:pict>
-          <v:shape id="_x0000_i1032" type="#_x0000_t75" style="width:417.75pt;height:333pt">
+          <v:shape id="_x0000_i1032" type="#_x0000_t75" style="width:417.6pt;height:333pt">
             <v:imagedata r:id="rId15" o:title="heatmap_keywords"/>
           </v:shape>
         </w:pict>
@@ -5687,7 +5978,7 @@
         </w:rPr>
         <w:lastRenderedPageBreak/>
         <w:pict>
-          <v:shape id="_x0000_i1033" type="#_x0000_t75" style="width:426.75pt;height:213pt">
+          <v:shape id="_x0000_i1033" type="#_x0000_t75" style="width:426.6pt;height:213pt">
             <v:imagedata r:id="rId16" o:title="noise_effect"/>
           </v:shape>
         </w:pict>
@@ -6020,7 +6311,7 @@
           <w:lang w:eastAsia="en-US"/>
         </w:rPr>
         <w:pict>
-          <v:shape id="_x0000_i1034" type="#_x0000_t75" style="width:432.75pt;height:154.5pt">
+          <v:shape id="_x0000_i1034" type="#_x0000_t75" style="width:432.6pt;height:154.8pt">
             <v:imagedata r:id="rId17" o:title="filtering_effect"/>
           </v:shape>
         </w:pict>
@@ -6138,7 +6429,7 @@
           <w:lang w:eastAsia="en-US"/>
         </w:rPr>
         <w:pict>
-          <v:shape id="_x0000_i1035" type="#_x0000_t75" style="width:437.25pt;height:249.75pt">
+          <v:shape id="_x0000_i1035" type="#_x0000_t75" style="width:437.4pt;height:249.6pt">
             <v:imagedata r:id="rId18" o:title="grouping_top_schemas"/>
           </v:shape>
         </w:pict>
@@ -6251,7 +6542,7 @@
         <w:pStyle w:val="3"/>
         <w:jc w:val="both"/>
       </w:pPr>
-      <w:bookmarkStart w:id="20" w:name="_Toc227182641"/>
+      <w:bookmarkStart w:id="20" w:name="_Toc228442972"/>
       <w:r>
         <w:t>Характеристика категориальных данных</w:t>
       </w:r>
@@ -6401,7 +6692,7 @@
         </w:rPr>
         <w:lastRenderedPageBreak/>
         <w:pict>
-          <v:shape id="_x0000_i1036" type="#_x0000_t75" style="width:438pt;height:328.5pt">
+          <v:shape id="_x0000_i1036" type="#_x0000_t75" style="width:438pt;height:328.8pt">
             <v:imagedata r:id="rId19" o:title="categorical_pie"/>
           </v:shape>
         </w:pict>
@@ -6985,7 +7276,7 @@
           <w:lang w:eastAsia="en-US"/>
         </w:rPr>
         <w:pict>
-          <v:shape id="_x0000_i1037" type="#_x0000_t75" style="width:397.5pt;height:238.5pt">
+          <v:shape id="_x0000_i1037" type="#_x0000_t75" style="width:397.2pt;height:238.2pt">
             <v:imagedata r:id="rId20" o:title="new_category"/>
           </v:shape>
         </w:pict>
@@ -7059,7 +7350,7 @@
         <w:pStyle w:val="3"/>
         <w:jc w:val="both"/>
       </w:pPr>
-      <w:bookmarkStart w:id="21" w:name="_Toc227182642"/>
+      <w:bookmarkStart w:id="21" w:name="_Toc228442973"/>
       <w:r>
         <w:t xml:space="preserve">Особенности </w:t>
       </w:r>
@@ -7741,6 +8032,1931 @@
           <w:sz w:val="28"/>
           <w:lang w:eastAsia="en-US"/>
         </w:rPr>
+        <w:br w:type="page"/>
+      </w:r>
+    </w:p>
+    <w:p>
+      <w:pPr>
+        <w:pStyle w:val="1"/>
+      </w:pPr>
+      <w:bookmarkStart w:id="22" w:name="_Toc228442974"/>
+      <w:r>
+        <w:lastRenderedPageBreak/>
+        <w:t>ПЕРВИЧНЫЙ АНАЛИЗ НАБОРА ДАННЫХ С ВРЕМЕННЫМИ РЯДАМИ</w:t>
+      </w:r>
+      <w:bookmarkEnd w:id="22"/>
+    </w:p>
+    <w:p>
+      <w:pPr>
+        <w:pStyle w:val="2"/>
+      </w:pPr>
+      <w:bookmarkStart w:id="23" w:name="_Toc228442975"/>
+      <w:r>
+        <w:t>Постановка задачи</w:t>
+      </w:r>
+      <w:bookmarkEnd w:id="23"/>
+    </w:p>
+    <w:p>
+      <w:pPr>
+        <w:pStyle w:val="AStyle"/>
+      </w:pPr>
+      <w:r>
+        <w:t>В современной промышленности широкое распространение получили системы мониторинга состояния оборудования, которые генерируют огромные массивы</w:t>
+      </w:r>
+      <w:r>
+        <w:t xml:space="preserve"> данных в виде временных рядов -</w:t>
+      </w:r>
+      <w:r>
+        <w:t xml:space="preserve"> показаний датчиков вибрации, температуры, давления и других параметров. Ключевой задачей интеллектуального анализа таких данных является обнаружение аномалий в поведении оборудования, позволяющее своевременно выявлять развивающиеся дефекты и предотвращать аварийные остановки производства. Одним из самых распространённых и информативных методов диагностики вращающегося оборудования (подшипников, редукторов, турбин) является анализ вибрационных сигналов, так как вибрация чутко реагирует на начальные стадии развития дефектов.</w:t>
+      </w:r>
+    </w:p>
+    <w:p>
+      <w:pPr>
+        <w:pStyle w:val="AStyle"/>
+        <w:rPr>
+          <w:b/>
+        </w:rPr>
+      </w:pPr>
+      <w:r>
+        <w:rPr>
+          <w:b/>
+        </w:rPr>
+        <w:t>Тип задачи</w:t>
+      </w:r>
+    </w:p>
+    <w:p>
+      <w:pPr>
+        <w:pStyle w:val="AStyle"/>
+      </w:pPr>
+      <w:r>
+        <w:t>Выбранная задача относится к классу обнаружения аномалий в многомерных временных рядах. В терминах машинного обучения её можно классифицировать как задачу обучения без учителя (</w:t>
+      </w:r>
+      <w:proofErr w:type="spellStart"/>
+      <w:r>
+        <w:t>unsupervised</w:t>
+      </w:r>
+      <w:proofErr w:type="spellEnd"/>
+      <w:r>
+        <w:t xml:space="preserve"> </w:t>
+      </w:r>
+      <w:proofErr w:type="spellStart"/>
+      <w:r>
+        <w:t>learning</w:t>
+      </w:r>
+      <w:proofErr w:type="spellEnd"/>
+      <w:r>
+        <w:t>), когда аномалии (дефекты) являются редкими событиями и могут не иметь явной разметки. Основная цель</w:t>
+      </w:r>
+      <w:r>
+        <w:t xml:space="preserve"> -</w:t>
+      </w:r>
+      <w:r>
+        <w:t xml:space="preserve"> не просто фиксация факта превышения порогового значения, а обнаружение коллективных аномалий – устойчивых паттернов изменения вибрации, свидетельствующих о развитии дефекта подшипника.</w:t>
+      </w:r>
+    </w:p>
+    <w:p>
+      <w:pPr>
+        <w:pStyle w:val="AStyle"/>
+        <w:rPr>
+          <w:b/>
+        </w:rPr>
+      </w:pPr>
+      <w:r>
+        <w:rPr>
+          <w:b/>
+        </w:rPr>
+        <w:t>Входные и выходные данные</w:t>
+      </w:r>
+    </w:p>
+    <w:p>
+      <w:pPr>
+        <w:pStyle w:val="AStyle"/>
+      </w:pPr>
+      <w:r>
+        <w:t xml:space="preserve">На вход модели подаётся многомерный временной ряд вибрационных сигналов, полученных с нескольких акселерометров, установленных на корпусах подшипников. Каждый канал временного ряда представляет собой последовательность значений </w:t>
+      </w:r>
+      <w:proofErr w:type="spellStart"/>
+      <w:r>
+        <w:t>виброускорения</w:t>
+      </w:r>
+      <w:proofErr w:type="spellEnd"/>
+      <w:r>
+        <w:t xml:space="preserve"> (в единицах g), измеренную с высокой частотой дискретизации (в данном случае 20 кГц). На выходе модель должна определить состояние подшипника (нормальное / дефектное) и </w:t>
+      </w:r>
+      <w:r>
+        <w:lastRenderedPageBreak/>
+        <w:t>локализовать источник аномалии (указать, на каком канале / датчике развивается дефект).</w:t>
+      </w:r>
+    </w:p>
+    <w:p>
+      <w:pPr>
+        <w:pStyle w:val="AStyle"/>
+        <w:rPr>
+          <w:b/>
+        </w:rPr>
+      </w:pPr>
+      <w:r>
+        <w:rPr>
+          <w:b/>
+        </w:rPr>
+        <w:t>Предметная область</w:t>
+      </w:r>
+    </w:p>
+    <w:p>
+      <w:pPr>
+        <w:pStyle w:val="AStyle"/>
+      </w:pPr>
+      <w:r>
+        <w:t>Задача относится к области промышленной диагностики и предиктивной аналитики. Область применен</w:t>
+      </w:r>
+      <w:r>
+        <w:t>ия охватывает такие сферы, как:</w:t>
+      </w:r>
+    </w:p>
+    <w:p>
+      <w:pPr>
+        <w:pStyle w:val="AStyle"/>
+        <w:numPr>
+          <w:ilvl w:val="0"/>
+          <w:numId w:val="6"/>
+        </w:numPr>
+      </w:pPr>
+      <w:r>
+        <w:t>мониторинг состояния подшипников в электродвигателях, генер</w:t>
+      </w:r>
+      <w:r>
+        <w:t>аторах, насосах и компрессорах;</w:t>
+      </w:r>
+    </w:p>
+    <w:p>
+      <w:pPr>
+        <w:pStyle w:val="AStyle"/>
+        <w:numPr>
+          <w:ilvl w:val="0"/>
+          <w:numId w:val="6"/>
+        </w:numPr>
+      </w:pPr>
+      <w:r>
+        <w:t>диагностика редукторов и трансмиссий в горнодобывающей</w:t>
+      </w:r>
+      <w:r>
+        <w:t xml:space="preserve"> и нефтегазовой промышленности;</w:t>
+      </w:r>
+    </w:p>
+    <w:p>
+      <w:pPr>
+        <w:pStyle w:val="AStyle"/>
+        <w:numPr>
+          <w:ilvl w:val="0"/>
+          <w:numId w:val="6"/>
+        </w:numPr>
+      </w:pPr>
+      <w:r>
+        <w:t>системы контроля состояния шпинд</w:t>
+      </w:r>
+      <w:r>
+        <w:t>елей металлорежущих станков;</w:t>
+      </w:r>
+    </w:p>
+    <w:p>
+      <w:pPr>
+        <w:pStyle w:val="AStyle"/>
+        <w:numPr>
+          <w:ilvl w:val="0"/>
+          <w:numId w:val="6"/>
+        </w:numPr>
+      </w:pPr>
+      <w:r>
+        <w:t xml:space="preserve">оценка технического состояния </w:t>
+      </w:r>
+      <w:proofErr w:type="spellStart"/>
+      <w:r>
+        <w:t>ветрогенераторов</w:t>
+      </w:r>
+      <w:proofErr w:type="spellEnd"/>
+      <w:r>
+        <w:t xml:space="preserve"> и турбин авиационных двигателей.</w:t>
+      </w:r>
+    </w:p>
+    <w:p>
+      <w:pPr>
+        <w:pStyle w:val="AStyle"/>
+        <w:rPr>
+          <w:b/>
+        </w:rPr>
+      </w:pPr>
+      <w:r>
+        <w:rPr>
+          <w:b/>
+        </w:rPr>
+        <w:t>Практическая значимость</w:t>
+      </w:r>
+    </w:p>
+    <w:p>
+      <w:pPr>
+        <w:pStyle w:val="AStyle"/>
+      </w:pPr>
+      <w:r>
+        <w:t>Решение задачи обнаружения аномалий в вибрационных временных рядах обладает высокой практической ценностью. Во-первых, своевременное обнаружение дефектов подшипников позволяет предотвратить аварийные остановки критически важного оборудования, что сокращает простои производства и предотвращает каскадные отказы. Во-вторых, переход от ремонта по регламенту к обслуживанию по фактическому состоянию позволяет оптимизировать затраты на запасные части и ремонтные работы. В-третьих, автоматизация процесса мониторинга с помощью интеллектуальных алгоритмов снижает нагрузку на экспертов-диагностов и позволяет обрабатывать данные с тысяч датчиков в реальном времени.</w:t>
+      </w:r>
+    </w:p>
+    <w:p>
+      <w:pPr>
+        <w:pStyle w:val="AStyle"/>
+      </w:pPr>
+    </w:p>
+    <w:p>
+      <w:pPr>
+        <w:pStyle w:val="AStyle"/>
+      </w:pPr>
+      <w:r>
+        <w:t>Заинтересованными сторонами являются: промышленные предприятия, эксплуатирующие вращающееся оборудование; сервисные компании, предоставляющие услуги по мониторингу состояния; производители подшипников и редукторов; разработчики систем промышленного интернета вещей (</w:t>
+      </w:r>
+      <w:proofErr w:type="spellStart"/>
+      <w:r>
+        <w:t>Industrial</w:t>
+      </w:r>
+      <w:proofErr w:type="spellEnd"/>
+      <w:r>
+        <w:t xml:space="preserve"> </w:t>
+      </w:r>
+      <w:proofErr w:type="spellStart"/>
+      <w:r>
+        <w:t>IoT</w:t>
+      </w:r>
+      <w:proofErr w:type="spellEnd"/>
+      <w:r>
+        <w:t>).</w:t>
+      </w:r>
+    </w:p>
+    <w:p>
+      <w:pPr>
+        <w:pStyle w:val="AStyle"/>
+        <w:rPr>
+          <w:b/>
+        </w:rPr>
+      </w:pPr>
+      <w:r>
+        <w:rPr>
+          <w:b/>
+        </w:rPr>
+        <w:lastRenderedPageBreak/>
+        <w:t>Требования к данным</w:t>
+      </w:r>
+    </w:p>
+    <w:p>
+      <w:pPr>
+        <w:pStyle w:val="AStyle"/>
+      </w:pPr>
+      <w:r>
+        <w:t>Для успешного решения задачи обнаружения аномалий в вибрационных данных набор данных должен удовлетворять требованиям, представленным в таблице 2.1.</w:t>
+      </w:r>
+    </w:p>
+    <w:p>
+      <w:pPr>
+        <w:pStyle w:val="AStyle"/>
+      </w:pPr>
+      <w:r>
+        <w:t>Таблица 2</w:t>
+      </w:r>
+      <w:r>
+        <w:t xml:space="preserve"> -</w:t>
+      </w:r>
+      <w:r>
+        <w:t xml:space="preserve"> Требования к набору данных для задачи обнаружения аномалий во временных рядах</w:t>
+      </w:r>
+    </w:p>
+    <w:tbl>
+      <w:tblPr>
+        <w:tblStyle w:val="ae"/>
+        <w:tblW w:w="0" w:type="auto"/>
+        <w:tblLook w:val="04A0" w:firstRow="1" w:lastRow="0" w:firstColumn="1" w:lastColumn="0" w:noHBand="0" w:noVBand="1"/>
+      </w:tblPr>
+      <w:tblGrid>
+        <w:gridCol w:w="4672"/>
+        <w:gridCol w:w="4673"/>
+      </w:tblGrid>
+      <w:tr>
+        <w:tc>
+          <w:tcPr>
+            <w:tcW w:w="4672" w:type="dxa"/>
+          </w:tcPr>
+          <w:p>
+            <w:pPr>
+              <w:pStyle w:val="AStyle"/>
+              <w:spacing w:line="240" w:lineRule="auto"/>
+              <w:ind w:firstLine="0"/>
+              <w:rPr>
+                <w:b/>
+                <w:sz w:val="24"/>
+              </w:rPr>
+            </w:pPr>
+            <w:r>
+              <w:rPr>
+                <w:b/>
+                <w:sz w:val="24"/>
+              </w:rPr>
+              <w:t>Требование</w:t>
+            </w:r>
+          </w:p>
+        </w:tc>
+        <w:tc>
+          <w:tcPr>
+            <w:tcW w:w="4673" w:type="dxa"/>
+          </w:tcPr>
+          <w:p>
+            <w:pPr>
+              <w:pStyle w:val="AStyle"/>
+              <w:spacing w:line="240" w:lineRule="auto"/>
+              <w:ind w:firstLine="0"/>
+              <w:rPr>
+                <w:b/>
+                <w:sz w:val="24"/>
+              </w:rPr>
+            </w:pPr>
+            <w:r>
+              <w:rPr>
+                <w:b/>
+                <w:sz w:val="24"/>
+              </w:rPr>
+              <w:t>Описание</w:t>
+            </w:r>
+          </w:p>
+        </w:tc>
+      </w:tr>
+      <w:tr>
+        <w:tc>
+          <w:tcPr>
+            <w:tcW w:w="4672" w:type="dxa"/>
+          </w:tcPr>
+          <w:p>
+            <w:pPr>
+              <w:pStyle w:val="AStyle"/>
+              <w:spacing w:line="240" w:lineRule="auto"/>
+              <w:ind w:firstLine="0"/>
+              <w:rPr>
+                <w:sz w:val="24"/>
+              </w:rPr>
+            </w:pPr>
+            <w:r>
+              <w:rPr>
+                <w:sz w:val="24"/>
+              </w:rPr>
+              <w:t>Наличие временной метки</w:t>
+            </w:r>
+          </w:p>
+        </w:tc>
+        <w:tc>
+          <w:tcPr>
+            <w:tcW w:w="4673" w:type="dxa"/>
+          </w:tcPr>
+          <w:p>
+            <w:pPr>
+              <w:pStyle w:val="AStyle"/>
+              <w:spacing w:line="240" w:lineRule="auto"/>
+              <w:ind w:firstLine="0"/>
+              <w:rPr>
+                <w:sz w:val="24"/>
+              </w:rPr>
+            </w:pPr>
+            <w:r>
+              <w:rPr>
+                <w:sz w:val="24"/>
+              </w:rPr>
+              <w:t>Каждое измерение должно быть привязано к точному времени; временные интервалы между измерениями должны быть равномерными</w:t>
+            </w:r>
+          </w:p>
+        </w:tc>
+      </w:tr>
+      <w:tr>
+        <w:tc>
+          <w:tcPr>
+            <w:tcW w:w="4672" w:type="dxa"/>
+          </w:tcPr>
+          <w:p>
+            <w:pPr>
+              <w:pStyle w:val="AStyle"/>
+              <w:spacing w:line="240" w:lineRule="auto"/>
+              <w:ind w:firstLine="0"/>
+              <w:rPr>
+                <w:sz w:val="24"/>
+              </w:rPr>
+            </w:pPr>
+            <w:r>
+              <w:rPr>
+                <w:sz w:val="24"/>
+              </w:rPr>
+              <w:t>Многомерность</w:t>
+            </w:r>
+          </w:p>
+        </w:tc>
+        <w:tc>
+          <w:tcPr>
+            <w:tcW w:w="4673" w:type="dxa"/>
+          </w:tcPr>
+          <w:p>
+            <w:pPr>
+              <w:pStyle w:val="AStyle"/>
+              <w:spacing w:line="240" w:lineRule="auto"/>
+              <w:ind w:firstLine="0"/>
+              <w:rPr>
+                <w:sz w:val="24"/>
+              </w:rPr>
+            </w:pPr>
+            <w:r>
+              <w:rPr>
+                <w:sz w:val="24"/>
+              </w:rPr>
+              <w:t>Наличие нескольких каналов (датчиков) для локализации источника аномалии</w:t>
+            </w:r>
+          </w:p>
+        </w:tc>
+      </w:tr>
+      <w:tr>
+        <w:tc>
+          <w:tcPr>
+            <w:tcW w:w="4672" w:type="dxa"/>
+          </w:tcPr>
+          <w:p>
+            <w:pPr>
+              <w:pStyle w:val="AStyle"/>
+              <w:spacing w:line="240" w:lineRule="auto"/>
+              <w:ind w:firstLine="0"/>
+              <w:rPr>
+                <w:sz w:val="24"/>
+              </w:rPr>
+            </w:pPr>
+            <w:r>
+              <w:rPr>
+                <w:sz w:val="24"/>
+              </w:rPr>
+              <w:t>Высокая частота дискретизации</w:t>
+            </w:r>
+          </w:p>
+        </w:tc>
+        <w:tc>
+          <w:tcPr>
+            <w:tcW w:w="4673" w:type="dxa"/>
+          </w:tcPr>
+          <w:p>
+            <w:pPr>
+              <w:pStyle w:val="AStyle"/>
+              <w:spacing w:line="240" w:lineRule="auto"/>
+              <w:ind w:firstLine="0"/>
+              <w:rPr>
+                <w:sz w:val="24"/>
+              </w:rPr>
+            </w:pPr>
+            <w:r>
+              <w:rPr>
+                <w:sz w:val="24"/>
+              </w:rPr>
+              <w:t>Частота должна быть не менее 10–20 кГц для захвата высокочастотных ударных импульсов, характерных для дефектов подшипников</w:t>
+            </w:r>
+          </w:p>
+        </w:tc>
+      </w:tr>
+      <w:tr>
+        <w:tc>
+          <w:tcPr>
+            <w:tcW w:w="4672" w:type="dxa"/>
+          </w:tcPr>
+          <w:p>
+            <w:pPr>
+              <w:pStyle w:val="AStyle"/>
+              <w:spacing w:line="240" w:lineRule="auto"/>
+              <w:ind w:firstLine="0"/>
+              <w:rPr>
+                <w:sz w:val="24"/>
+              </w:rPr>
+            </w:pPr>
+            <w:r>
+              <w:rPr>
+                <w:sz w:val="24"/>
+              </w:rPr>
+              <w:t>Длительность эксперимента</w:t>
+            </w:r>
+          </w:p>
+        </w:tc>
+        <w:tc>
+          <w:tcPr>
+            <w:tcW w:w="4673" w:type="dxa"/>
+          </w:tcPr>
+          <w:p>
+            <w:pPr>
+              <w:pStyle w:val="AStyle"/>
+              <w:spacing w:line="240" w:lineRule="auto"/>
+              <w:ind w:firstLine="0"/>
+              <w:rPr>
+                <w:sz w:val="24"/>
+              </w:rPr>
+            </w:pPr>
+            <w:r>
+              <w:rPr>
+                <w:sz w:val="24"/>
+              </w:rPr>
+              <w:t>Эксперимент должен продолжаться до момента появления явного дефекта (эксперимент «до разрушения»), чтобы в данных присутствовала как «норма», так и деградация</w:t>
+            </w:r>
+          </w:p>
+        </w:tc>
+      </w:tr>
+      <w:tr>
+        <w:tc>
+          <w:tcPr>
+            <w:tcW w:w="4672" w:type="dxa"/>
+          </w:tcPr>
+          <w:p>
+            <w:pPr>
+              <w:pStyle w:val="AStyle"/>
+              <w:spacing w:line="240" w:lineRule="auto"/>
+              <w:ind w:firstLine="0"/>
+              <w:rPr>
+                <w:sz w:val="24"/>
+              </w:rPr>
+            </w:pPr>
+            <w:r>
+              <w:rPr>
+                <w:sz w:val="24"/>
+              </w:rPr>
+              <w:t>Репрезентативность</w:t>
+            </w:r>
+          </w:p>
+        </w:tc>
+        <w:tc>
+          <w:tcPr>
+            <w:tcW w:w="4673" w:type="dxa"/>
+          </w:tcPr>
+          <w:p>
+            <w:pPr>
+              <w:pStyle w:val="AStyle"/>
+              <w:spacing w:line="240" w:lineRule="auto"/>
+              <w:ind w:firstLine="0"/>
+              <w:rPr>
+                <w:sz w:val="24"/>
+              </w:rPr>
+            </w:pPr>
+            <w:r>
+              <w:rPr>
+                <w:sz w:val="24"/>
+              </w:rPr>
+              <w:t>Данные должны соответствовать реальным условиям эксплуатации: наличие шумов, возможных пропусков в данных из-за сбоев системы сбора</w:t>
+            </w:r>
+          </w:p>
+        </w:tc>
+      </w:tr>
+      <w:tr>
+        <w:tc>
+          <w:tcPr>
+            <w:tcW w:w="4672" w:type="dxa"/>
+          </w:tcPr>
+          <w:p>
+            <w:pPr>
+              <w:pStyle w:val="AStyle"/>
+              <w:spacing w:line="240" w:lineRule="auto"/>
+              <w:ind w:firstLine="0"/>
+              <w:rPr>
+                <w:sz w:val="24"/>
+              </w:rPr>
+            </w:pPr>
+            <w:r>
+              <w:rPr>
+                <w:sz w:val="24"/>
+              </w:rPr>
+              <w:t>Объём выборки</w:t>
+            </w:r>
+          </w:p>
+        </w:tc>
+        <w:tc>
+          <w:tcPr>
+            <w:tcW w:w="4673" w:type="dxa"/>
+          </w:tcPr>
+          <w:p>
+            <w:pPr>
+              <w:pStyle w:val="AStyle"/>
+              <w:spacing w:line="240" w:lineRule="auto"/>
+              <w:ind w:firstLine="0"/>
+              <w:rPr>
+                <w:sz w:val="24"/>
+              </w:rPr>
+            </w:pPr>
+            <w:r>
+              <w:rPr>
+                <w:sz w:val="24"/>
+              </w:rPr>
+              <w:t>Достаточное количество измерений для анализа трендов (не менее нескольких сотен замеров на канал)</w:t>
+            </w:r>
+          </w:p>
+        </w:tc>
+      </w:tr>
+    </w:tbl>
+    <w:p>
+      <w:pPr>
+        <w:pStyle w:val="AStyle"/>
+        <w:ind w:firstLine="0"/>
+      </w:pPr>
+    </w:p>
+    <w:p>
+      <w:pPr>
+        <w:pStyle w:val="2"/>
+      </w:pPr>
+      <w:bookmarkStart w:id="24" w:name="_Toc228442976"/>
+      <w:r>
+        <w:t>Описание выбранного набора данных</w:t>
+      </w:r>
+      <w:bookmarkEnd w:id="24"/>
+    </w:p>
+    <w:p>
+      <w:pPr>
+        <w:pStyle w:val="AStyle"/>
+      </w:pPr>
+      <w:r>
+        <w:t xml:space="preserve">Для решения задачи обнаружения аномалий в вибрационных временных рядах был выбран набор данных IMS </w:t>
+      </w:r>
+      <w:proofErr w:type="spellStart"/>
+      <w:r>
+        <w:t>Bearing</w:t>
+      </w:r>
+      <w:proofErr w:type="spellEnd"/>
+      <w:r>
+        <w:t xml:space="preserve"> </w:t>
+      </w:r>
+      <w:proofErr w:type="spellStart"/>
+      <w:r>
+        <w:t>Dataset</w:t>
+      </w:r>
+      <w:proofErr w:type="spellEnd"/>
+      <w:r>
+        <w:t xml:space="preserve"> (</w:t>
+      </w:r>
+      <w:proofErr w:type="spellStart"/>
+      <w:r>
+        <w:t>Set</w:t>
+      </w:r>
+      <w:proofErr w:type="spellEnd"/>
+      <w:r>
+        <w:t xml:space="preserve"> 1), опубликованный Центром интеллектуальных систем технического обслуживания (NSF I/UCR </w:t>
+      </w:r>
+      <w:proofErr w:type="spellStart"/>
+      <w:r>
+        <w:t>Center</w:t>
+      </w:r>
+      <w:proofErr w:type="spellEnd"/>
+      <w:r>
+        <w:t xml:space="preserve"> </w:t>
+      </w:r>
+      <w:proofErr w:type="spellStart"/>
+      <w:r>
+        <w:t>for</w:t>
+      </w:r>
+      <w:proofErr w:type="spellEnd"/>
+      <w:r>
+        <w:t xml:space="preserve"> </w:t>
+      </w:r>
+      <w:proofErr w:type="spellStart"/>
+      <w:r>
+        <w:t>Intelligent</w:t>
+      </w:r>
+      <w:proofErr w:type="spellEnd"/>
+      <w:r>
+        <w:t xml:space="preserve"> </w:t>
+      </w:r>
+      <w:proofErr w:type="spellStart"/>
+      <w:r>
+        <w:t>Maintenance</w:t>
+      </w:r>
+      <w:proofErr w:type="spellEnd"/>
+      <w:r>
+        <w:t xml:space="preserve"> </w:t>
+      </w:r>
+      <w:proofErr w:type="spellStart"/>
+      <w:r>
+        <w:t>Systems</w:t>
+      </w:r>
+      <w:proofErr w:type="spellEnd"/>
+      <w:r>
+        <w:t xml:space="preserve">) Университета Цинциннати при поддержке компании </w:t>
+      </w:r>
+      <w:proofErr w:type="spellStart"/>
+      <w:r>
+        <w:t>Rexnord</w:t>
+      </w:r>
+      <w:proofErr w:type="spellEnd"/>
+      <w:r>
+        <w:t xml:space="preserve"> </w:t>
+      </w:r>
+      <w:proofErr w:type="spellStart"/>
+      <w:r>
+        <w:t>Corp</w:t>
+      </w:r>
+      <w:proofErr w:type="spellEnd"/>
+      <w:r>
+        <w:t xml:space="preserve">. Данные доступны для свободного скачивания на платформе NASA </w:t>
+      </w:r>
+      <w:proofErr w:type="spellStart"/>
+      <w:r>
+        <w:t>Data</w:t>
+      </w:r>
+      <w:proofErr w:type="spellEnd"/>
+      <w:r>
+        <w:t xml:space="preserve"> </w:t>
+      </w:r>
+      <w:proofErr w:type="spellStart"/>
+      <w:r>
+        <w:t>Portal</w:t>
+      </w:r>
+      <w:proofErr w:type="spellEnd"/>
+      <w:r>
+        <w:t xml:space="preserve"> и в </w:t>
+      </w:r>
+      <w:proofErr w:type="spellStart"/>
+      <w:r>
+        <w:t>репозитории</w:t>
+      </w:r>
+      <w:proofErr w:type="spellEnd"/>
+      <w:r>
+        <w:t xml:space="preserve"> </w:t>
+      </w:r>
+      <w:proofErr w:type="spellStart"/>
+      <w:r>
+        <w:t>GitHub</w:t>
+      </w:r>
+      <w:proofErr w:type="spellEnd"/>
+      <w:r>
+        <w:t xml:space="preserve"> [3].</w:t>
+      </w:r>
+    </w:p>
+    <w:p>
+      <w:pPr>
+        <w:pStyle w:val="AStyle"/>
+      </w:pPr>
+    </w:p>
+    <w:p>
+      <w:pPr>
+        <w:pStyle w:val="AStyle"/>
+      </w:pPr>
+    </w:p>
+    <w:p>
+      <w:pPr>
+        <w:pStyle w:val="AStyle"/>
+        <w:rPr>
+          <w:b/>
+        </w:rPr>
+      </w:pPr>
+      <w:r>
+        <w:rPr>
+          <w:b/>
+        </w:rPr>
+        <w:lastRenderedPageBreak/>
+        <w:t>Краткая информация о сборе и разметке</w:t>
+      </w:r>
+    </w:p>
+    <w:p>
+      <w:pPr>
+        <w:pStyle w:val="AStyle"/>
+      </w:pPr>
+      <w:r>
+        <w:t xml:space="preserve">Эксперимент проводился на специальном стенде, где на одном валу были установлены четыре подшипника </w:t>
+      </w:r>
+      <w:proofErr w:type="spellStart"/>
+      <w:r>
+        <w:t>Rexnord</w:t>
+      </w:r>
+      <w:proofErr w:type="spellEnd"/>
+      <w:r>
+        <w:t xml:space="preserve"> ZA-2115. Частота вращения вала поддерживалась постоянной на уровне 2000 об/мин с помощью AC-двигателя, а радиальная нагрузка на подшипники составляла 6000 фунтов (около 2722 кг) и создавалась пружинным механизмом. Смазка подшипников была принудительной. Данные собирались с помощью акселерометров PCB 353B33 высокой чувствительности, установленных на корпусах подшипников. Частота дискретизации составляла 20 кГц, а длительность одного снятого замера – 1 секунда (20 480 точек). Замеры производились с интервалом 10 минут (первые 43 замера – с интервалом 5 минут). Эксперимент продолжался до появления явных дефектов подшипников. Разметка дефектов выполнена на основе пост-экспериментального анализа: в подшипнике 3 был обнаружен дефект внутреннего кольца и тела качения, в подшипнике 4 – дефект тела качения. Таким образом, данные содержат как эталонный участок нормальной работы (начало эксперимента), так и развитие катастрофических дефектов (конец эксперимента).</w:t>
+      </w:r>
+    </w:p>
+    <w:p>
+      <w:pPr>
+        <w:pStyle w:val="AStyle"/>
+        <w:rPr>
+          <w:b/>
+        </w:rPr>
+      </w:pPr>
+      <w:r>
+        <w:rPr>
+          <w:b/>
+        </w:rPr>
+        <w:t>Обоснование выбора</w:t>
+      </w:r>
+    </w:p>
+    <w:p>
+      <w:pPr>
+        <w:pStyle w:val="AStyle"/>
+      </w:pPr>
+      <w:r>
+        <w:t xml:space="preserve">Выбранный набор данных подходит для обучения модели, решающей задачу обнаружения аномалий, по следующим причинам. Во-первых, это </w:t>
+      </w:r>
+      <w:proofErr w:type="spellStart"/>
+      <w:r>
+        <w:t>референсный</w:t>
+      </w:r>
+      <w:proofErr w:type="spellEnd"/>
+      <w:r>
+        <w:t xml:space="preserve"> набор данных, широко цитируемый в научной литературе по диагностике подшипников (например, в работе [4]), что подтверждает его качество и репрезентативность. Во-вторых, данные представляют собой эксперимент «до разрушения»: в наборе присутствует как длительный период нормальной работы, так и прогрессирующая деградация подшипников, что позволяет обучать модели на примерах развития дефекта во времени. В-третьих, высокая частота дискретизации (20 кГц) позволяет захватывать высокочастотные ударные импульсы, характерные для начальных стадий дефектов. В-четвертых, наличие нескольких каналов даёт возможность решать </w:t>
+      </w:r>
+      <w:r>
+        <w:lastRenderedPageBreak/>
+        <w:t>задачу локализации аномалии – определять, какой именно датчик (канал) фиксирует аномальный рост вибрации.</w:t>
+      </w:r>
+    </w:p>
+    <w:p>
+      <w:pPr>
+        <w:pStyle w:val="AStyle"/>
+        <w:rPr>
+          <w:b/>
+        </w:rPr>
+      </w:pPr>
+      <w:r>
+        <w:rPr>
+          <w:b/>
+        </w:rPr>
+        <w:t>Структура данных</w:t>
+      </w:r>
+    </w:p>
+    <w:p>
+      <w:pPr>
+        <w:pStyle w:val="AStyle"/>
+      </w:pPr>
+      <w:r>
+        <w:t xml:space="preserve">Набор данных </w:t>
+      </w:r>
+      <w:proofErr w:type="spellStart"/>
+      <w:r>
+        <w:t>Set</w:t>
+      </w:r>
+      <w:proofErr w:type="spellEnd"/>
+      <w:r>
+        <w:t xml:space="preserve"> 1 представлен в виде набора текстовых файлов (формат A</w:t>
+      </w:r>
+      <w:r>
+        <w:t>SCII). Общее количество файлов -</w:t>
+      </w:r>
+      <w:r>
+        <w:t xml:space="preserve"> 2156. Каждый файл содержит 20 480 значений амплитуды вибрации (с плавающей точкой), записанных с частотой 20 кГц, что соответствует 1 секунде сигнала. Имя файла имеет формат </w:t>
+      </w:r>
+      <w:proofErr w:type="spellStart"/>
+      <w:r>
+        <w:rPr>
+          <w:rFonts w:ascii="Courier New" w:hAnsi="Courier New" w:cs="Courier New"/>
+          <w:sz w:val="24"/>
+        </w:rPr>
+        <w:t>ГГГГ.ММ.ДД.ЧЧ.ММ.НомерКанала</w:t>
+      </w:r>
+      <w:proofErr w:type="spellEnd"/>
+      <w:r>
+        <w:t>, что позволяет определить временную метку начала записи и идентифицировать номер канала (датчика).</w:t>
+      </w:r>
+    </w:p>
+    <w:p>
+      <w:pPr>
+        <w:pStyle w:val="AStyle"/>
+      </w:pPr>
+    </w:p>
+    <w:p>
+      <w:pPr>
+        <w:pStyle w:val="AStyle"/>
+      </w:pPr>
+      <w:r>
+        <w:t>В ходе загрузки данных было установлено, что в наборе присутствует 25 уникальных каналов (датчиков) со следующими номерами: 3, 7, 9, 11, 13, 14, 15, 17, 19, 21, 24, 30, 32, 35, 36, 38, 39, 44, 46, 48, 51, 54, 55, 56, 58. При этом каналы не имеют общих временных меток, то есть каждый канал представляет собой независимый временной ряд со своей шкалой времени. Данная особенность была учтена при дальнейшем анализе: корреляция между каналами по временной оси не рассчитывалась.</w:t>
+      </w:r>
+    </w:p>
+    <w:p>
+      <w:pPr>
+        <w:pStyle w:val="AStyle"/>
+        <w:rPr>
+          <w:b/>
+        </w:rPr>
+      </w:pPr>
+      <w:r>
+        <w:rPr>
+          <w:b/>
+        </w:rPr>
+        <w:t>Перечень признаков</w:t>
+      </w:r>
+    </w:p>
+    <w:p>
+      <w:pPr>
+        <w:pStyle w:val="AStyle"/>
+      </w:pPr>
+      <w:r>
+        <w:t>Для каждого файла (одной секунды вибрации) были вычислены статистические признаки, используемые для анализа. Перечень при</w:t>
+      </w:r>
+      <w:r>
+        <w:t>знаков представлен в таблице 3</w:t>
+      </w:r>
+      <w:r>
+        <w:t xml:space="preserve">. Признаки </w:t>
+      </w:r>
+      <w:proofErr w:type="spellStart"/>
+      <w:r>
+        <w:rPr>
+          <w:rFonts w:ascii="Courier New" w:hAnsi="Courier New" w:cs="Courier New"/>
+          <w:sz w:val="24"/>
+        </w:rPr>
+        <w:t>kurtosis</w:t>
+      </w:r>
+      <w:proofErr w:type="spellEnd"/>
+      <w:r>
+        <w:t xml:space="preserve"> (эксцесс) и </w:t>
+      </w:r>
+      <w:proofErr w:type="spellStart"/>
+      <w:r>
+        <w:rPr>
+          <w:rFonts w:ascii="Courier New" w:hAnsi="Courier New" w:cs="Courier New"/>
+          <w:sz w:val="24"/>
+        </w:rPr>
+        <w:t>skewness</w:t>
+      </w:r>
+      <w:proofErr w:type="spellEnd"/>
+      <w:r>
+        <w:t xml:space="preserve"> (асимметрия) были исключены из анализа, так как в процессе загрузки данных было установлено, что они имеют тип </w:t>
+      </w:r>
+      <w:proofErr w:type="spellStart"/>
+      <w:r>
+        <w:rPr>
+          <w:rFonts w:ascii="Courier New" w:hAnsi="Courier New" w:cs="Courier New"/>
+          <w:sz w:val="24"/>
+        </w:rPr>
+        <w:t>object</w:t>
+      </w:r>
+      <w:proofErr w:type="spellEnd"/>
+      <w:r>
+        <w:t xml:space="preserve"> и содержат массивы, а не скалярные числовые значения.</w:t>
+      </w:r>
+    </w:p>
+    <w:p>
+      <w:pPr>
+        <w:pStyle w:val="AStyle"/>
+      </w:pPr>
+      <w:r>
+        <w:t>Таблица 3</w:t>
+      </w:r>
+      <w:r>
+        <w:t xml:space="preserve"> -</w:t>
+      </w:r>
+      <w:bookmarkStart w:id="25" w:name="_GoBack"/>
+      <w:bookmarkEnd w:id="25"/>
+      <w:r>
+        <w:t xml:space="preserve"> Признаки, полученные из вибрационного сигнала</w:t>
+      </w:r>
+    </w:p>
+    <w:tbl>
+      <w:tblPr>
+        <w:tblStyle w:val="ae"/>
+        <w:tblW w:w="0" w:type="auto"/>
+        <w:tblLook w:val="04A0" w:firstRow="1" w:lastRow="0" w:firstColumn="1" w:lastColumn="0" w:noHBand="0" w:noVBand="1"/>
+      </w:tblPr>
+      <w:tblGrid>
+        <w:gridCol w:w="2331"/>
+        <w:gridCol w:w="2354"/>
+        <w:gridCol w:w="2332"/>
+        <w:gridCol w:w="2328"/>
+      </w:tblGrid>
+      <w:tr>
+        <w:tc>
+          <w:tcPr>
+            <w:tcW w:w="2336" w:type="dxa"/>
+          </w:tcPr>
+          <w:p>
+            <w:pPr>
+              <w:pStyle w:val="AStyle"/>
+              <w:spacing w:line="240" w:lineRule="auto"/>
+              <w:ind w:firstLine="0"/>
+              <w:rPr>
+                <w:b/>
+                <w:sz w:val="24"/>
+              </w:rPr>
+            </w:pPr>
+            <w:r>
+              <w:rPr>
+                <w:b/>
+                <w:sz w:val="24"/>
+              </w:rPr>
+              <w:t>Признак</w:t>
+            </w:r>
+          </w:p>
+        </w:tc>
+        <w:tc>
+          <w:tcPr>
+            <w:tcW w:w="2336" w:type="dxa"/>
+          </w:tcPr>
+          <w:p>
+            <w:pPr>
+              <w:pStyle w:val="AStyle"/>
+              <w:spacing w:line="240" w:lineRule="auto"/>
+              <w:ind w:firstLine="0"/>
+              <w:rPr>
+                <w:b/>
+                <w:sz w:val="24"/>
+              </w:rPr>
+            </w:pPr>
+            <w:r>
+              <w:rPr>
+                <w:b/>
+                <w:sz w:val="24"/>
+              </w:rPr>
+              <w:t>Семантика</w:t>
+            </w:r>
+          </w:p>
+        </w:tc>
+        <w:tc>
+          <w:tcPr>
+            <w:tcW w:w="2336" w:type="dxa"/>
+          </w:tcPr>
+          <w:p>
+            <w:pPr>
+              <w:pStyle w:val="AStyle"/>
+              <w:spacing w:line="240" w:lineRule="auto"/>
+              <w:ind w:firstLine="0"/>
+              <w:rPr>
+                <w:b/>
+                <w:sz w:val="24"/>
+              </w:rPr>
+            </w:pPr>
+            <w:r>
+              <w:rPr>
+                <w:b/>
+                <w:sz w:val="24"/>
+              </w:rPr>
+              <w:t>Тип данных</w:t>
+            </w:r>
+          </w:p>
+        </w:tc>
+        <w:tc>
+          <w:tcPr>
+            <w:tcW w:w="2337" w:type="dxa"/>
+          </w:tcPr>
+          <w:p>
+            <w:pPr>
+              <w:pStyle w:val="AStyle"/>
+              <w:spacing w:line="240" w:lineRule="auto"/>
+              <w:ind w:firstLine="0"/>
+              <w:rPr>
+                <w:b/>
+                <w:sz w:val="24"/>
+              </w:rPr>
+            </w:pPr>
+            <w:r>
+              <w:rPr>
+                <w:b/>
+                <w:sz w:val="24"/>
+              </w:rPr>
+              <w:t>Пример значения</w:t>
+            </w:r>
+          </w:p>
+        </w:tc>
+      </w:tr>
+      <w:tr>
+        <w:tc>
+          <w:tcPr>
+            <w:tcW w:w="2336" w:type="dxa"/>
+          </w:tcPr>
+          <w:p>
+            <w:pPr>
+              <w:pStyle w:val="AStyle"/>
+              <w:spacing w:line="240" w:lineRule="auto"/>
+              <w:ind w:firstLine="0"/>
+              <w:rPr>
+                <w:rFonts w:ascii="Courier New" w:hAnsi="Courier New" w:cs="Courier New"/>
+                <w:sz w:val="22"/>
+                <w:lang w:val="en-US"/>
+              </w:rPr>
+            </w:pPr>
+            <w:r>
+              <w:rPr>
+                <w:rFonts w:ascii="Courier New" w:hAnsi="Courier New" w:cs="Courier New"/>
+                <w:sz w:val="22"/>
+                <w:lang w:val="en-US"/>
+              </w:rPr>
+              <w:t>timestamp</w:t>
+            </w:r>
+          </w:p>
+        </w:tc>
+        <w:tc>
+          <w:tcPr>
+            <w:tcW w:w="2336" w:type="dxa"/>
+          </w:tcPr>
+          <w:p>
+            <w:pPr>
+              <w:pStyle w:val="AStyle"/>
+              <w:spacing w:line="240" w:lineRule="auto"/>
+              <w:ind w:firstLine="0"/>
+              <w:rPr>
+                <w:sz w:val="24"/>
+              </w:rPr>
+            </w:pPr>
+            <w:r>
+              <w:rPr>
+                <w:sz w:val="24"/>
+              </w:rPr>
+              <w:t>Временная метка начала измерения</w:t>
+            </w:r>
+          </w:p>
+        </w:tc>
+        <w:tc>
+          <w:tcPr>
+            <w:tcW w:w="2336" w:type="dxa"/>
+          </w:tcPr>
+          <w:p>
+            <w:pPr>
+              <w:pStyle w:val="AStyle"/>
+              <w:spacing w:line="240" w:lineRule="auto"/>
+              <w:ind w:firstLine="0"/>
+              <w:rPr>
+                <w:sz w:val="24"/>
+                <w:lang w:val="en-US"/>
+              </w:rPr>
+            </w:pPr>
+            <w:proofErr w:type="spellStart"/>
+            <w:r>
+              <w:rPr>
+                <w:sz w:val="24"/>
+                <w:lang w:val="en-US"/>
+              </w:rPr>
+              <w:t>datetime</w:t>
+            </w:r>
+            <w:proofErr w:type="spellEnd"/>
+          </w:p>
+        </w:tc>
+        <w:tc>
+          <w:tcPr>
+            <w:tcW w:w="2337" w:type="dxa"/>
+          </w:tcPr>
+          <w:p>
+            <w:pPr>
+              <w:pStyle w:val="AStyle"/>
+              <w:spacing w:line="240" w:lineRule="auto"/>
+              <w:ind w:firstLine="0"/>
+              <w:rPr>
+                <w:sz w:val="24"/>
+                <w:lang w:val="en-US"/>
+              </w:rPr>
+            </w:pPr>
+            <w:r>
+              <w:rPr>
+                <w:sz w:val="24"/>
+              </w:rPr>
+              <w:t>2003-10-22 12</w:t>
+            </w:r>
+            <w:r>
+              <w:rPr>
+                <w:sz w:val="24"/>
+                <w:lang w:val="en-US"/>
+              </w:rPr>
+              <w:t>:06:00</w:t>
+            </w:r>
+          </w:p>
+        </w:tc>
+      </w:tr>
+      <w:tr>
+        <w:tc>
+          <w:tcPr>
+            <w:tcW w:w="2336" w:type="dxa"/>
+          </w:tcPr>
+          <w:p>
+            <w:pPr>
+              <w:pStyle w:val="AStyle"/>
+              <w:spacing w:line="240" w:lineRule="auto"/>
+              <w:ind w:firstLine="0"/>
+              <w:rPr>
+                <w:rFonts w:ascii="Courier New" w:hAnsi="Courier New" w:cs="Courier New"/>
+                <w:sz w:val="22"/>
+                <w:lang w:val="en-US"/>
+              </w:rPr>
+            </w:pPr>
+            <w:r>
+              <w:rPr>
+                <w:rFonts w:ascii="Courier New" w:hAnsi="Courier New" w:cs="Courier New"/>
+                <w:sz w:val="22"/>
+                <w:lang w:val="en-US"/>
+              </w:rPr>
+              <w:t>channel</w:t>
+            </w:r>
+          </w:p>
+        </w:tc>
+        <w:tc>
+          <w:tcPr>
+            <w:tcW w:w="2336" w:type="dxa"/>
+          </w:tcPr>
+          <w:p>
+            <w:pPr>
+              <w:pStyle w:val="AStyle"/>
+              <w:spacing w:line="240" w:lineRule="auto"/>
+              <w:ind w:firstLine="0"/>
+              <w:rPr>
+                <w:sz w:val="24"/>
+              </w:rPr>
+            </w:pPr>
+            <w:r>
+              <w:rPr>
+                <w:sz w:val="24"/>
+              </w:rPr>
+              <w:t>Номер канала (датчика)</w:t>
+            </w:r>
+          </w:p>
+        </w:tc>
+        <w:tc>
+          <w:tcPr>
+            <w:tcW w:w="2336" w:type="dxa"/>
+          </w:tcPr>
+          <w:p>
+            <w:pPr>
+              <w:pStyle w:val="AStyle"/>
+              <w:spacing w:line="240" w:lineRule="auto"/>
+              <w:ind w:firstLine="0"/>
+              <w:rPr>
+                <w:sz w:val="24"/>
+              </w:rPr>
+            </w:pPr>
+            <w:r>
+              <w:rPr>
+                <w:sz w:val="24"/>
+              </w:rPr>
+              <w:t>Целочисленный</w:t>
+            </w:r>
+          </w:p>
+        </w:tc>
+        <w:tc>
+          <w:tcPr>
+            <w:tcW w:w="2337" w:type="dxa"/>
+          </w:tcPr>
+          <w:p>
+            <w:pPr>
+              <w:pStyle w:val="AStyle"/>
+              <w:spacing w:line="240" w:lineRule="auto"/>
+              <w:ind w:firstLine="0"/>
+              <w:rPr>
+                <w:sz w:val="24"/>
+                <w:lang w:val="en-US"/>
+              </w:rPr>
+            </w:pPr>
+            <w:r>
+              <w:rPr>
+                <w:sz w:val="24"/>
+                <w:lang w:val="en-US"/>
+              </w:rPr>
+              <w:t>3, 7, 13, 24, 56</w:t>
+            </w:r>
+          </w:p>
+        </w:tc>
+      </w:tr>
+      <w:tr>
+        <w:tc>
+          <w:tcPr>
+            <w:tcW w:w="2336" w:type="dxa"/>
+          </w:tcPr>
+          <w:p>
+            <w:pPr>
+              <w:pStyle w:val="AStyle"/>
+              <w:spacing w:line="240" w:lineRule="auto"/>
+              <w:ind w:firstLine="0"/>
+              <w:rPr>
+                <w:rFonts w:ascii="Courier New" w:hAnsi="Courier New" w:cs="Courier New"/>
+                <w:sz w:val="22"/>
+                <w:lang w:val="en-US"/>
+              </w:rPr>
+            </w:pPr>
+            <w:r>
+              <w:rPr>
+                <w:rFonts w:ascii="Courier New" w:hAnsi="Courier New" w:cs="Courier New"/>
+                <w:sz w:val="22"/>
+                <w:lang w:val="en-US"/>
+              </w:rPr>
+              <w:t>mean</w:t>
+            </w:r>
+          </w:p>
+        </w:tc>
+        <w:tc>
+          <w:tcPr>
+            <w:tcW w:w="2336" w:type="dxa"/>
+          </w:tcPr>
+          <w:p>
+            <w:pPr>
+              <w:pStyle w:val="AStyle"/>
+              <w:spacing w:line="240" w:lineRule="auto"/>
+              <w:ind w:firstLine="0"/>
+              <w:rPr>
+                <w:sz w:val="24"/>
+              </w:rPr>
+            </w:pPr>
+            <w:r>
+              <w:rPr>
+                <w:sz w:val="24"/>
+              </w:rPr>
+              <w:t>Среднее арифметическое сигнала</w:t>
+            </w:r>
+          </w:p>
+        </w:tc>
+        <w:tc>
+          <w:tcPr>
+            <w:tcW w:w="2336" w:type="dxa"/>
+          </w:tcPr>
+          <w:p>
+            <w:pPr>
+              <w:pStyle w:val="AStyle"/>
+              <w:spacing w:line="240" w:lineRule="auto"/>
+              <w:ind w:firstLine="0"/>
+              <w:rPr>
+                <w:sz w:val="24"/>
+              </w:rPr>
+            </w:pPr>
+            <w:r>
+              <w:rPr>
+                <w:sz w:val="24"/>
+              </w:rPr>
+              <w:t>числовой (</w:t>
+            </w:r>
+            <w:r>
+              <w:rPr>
+                <w:sz w:val="24"/>
+                <w:lang w:val="en-US"/>
+              </w:rPr>
+              <w:t>float)</w:t>
+            </w:r>
+          </w:p>
+        </w:tc>
+        <w:tc>
+          <w:tcPr>
+            <w:tcW w:w="2337" w:type="dxa"/>
+          </w:tcPr>
+          <w:p>
+            <w:pPr>
+              <w:pStyle w:val="AStyle"/>
+              <w:spacing w:line="240" w:lineRule="auto"/>
+              <w:ind w:firstLine="0"/>
+              <w:rPr>
+                <w:sz w:val="24"/>
+                <w:lang w:val="en-US"/>
+              </w:rPr>
+            </w:pPr>
+            <w:r>
+              <w:rPr>
+                <w:sz w:val="24"/>
+                <w:lang w:val="en-US"/>
+              </w:rPr>
+              <w:t>-0,0928</w:t>
+            </w:r>
+          </w:p>
+        </w:tc>
+      </w:tr>
+      <w:tr>
+        <w:tc>
+          <w:tcPr>
+            <w:tcW w:w="2336" w:type="dxa"/>
+          </w:tcPr>
+          <w:p>
+            <w:pPr>
+              <w:pStyle w:val="AStyle"/>
+              <w:spacing w:line="240" w:lineRule="auto"/>
+              <w:ind w:firstLine="0"/>
+              <w:rPr>
+                <w:rFonts w:ascii="Courier New" w:hAnsi="Courier New" w:cs="Courier New"/>
+                <w:sz w:val="22"/>
+                <w:lang w:val="en-US"/>
+              </w:rPr>
+            </w:pPr>
+            <w:proofErr w:type="spellStart"/>
+            <w:r>
+              <w:rPr>
+                <w:rFonts w:ascii="Courier New" w:hAnsi="Courier New" w:cs="Courier New"/>
+                <w:sz w:val="22"/>
+                <w:lang w:val="en-US"/>
+              </w:rPr>
+              <w:lastRenderedPageBreak/>
+              <w:t>std</w:t>
+            </w:r>
+            <w:proofErr w:type="spellEnd"/>
+          </w:p>
+        </w:tc>
+        <w:tc>
+          <w:tcPr>
+            <w:tcW w:w="2336" w:type="dxa"/>
+          </w:tcPr>
+          <w:p>
+            <w:pPr>
+              <w:pStyle w:val="AStyle"/>
+              <w:spacing w:line="240" w:lineRule="auto"/>
+              <w:ind w:firstLine="0"/>
+              <w:rPr>
+                <w:sz w:val="24"/>
+              </w:rPr>
+            </w:pPr>
+            <w:r>
+              <w:rPr>
+                <w:sz w:val="24"/>
+              </w:rPr>
+              <w:t xml:space="preserve">Стандартное отклонение </w:t>
+            </w:r>
+            <w:r>
+              <w:rPr>
+                <w:sz w:val="24"/>
+              </w:rPr>
+              <w:t>сигнала</w:t>
+            </w:r>
+          </w:p>
+        </w:tc>
+        <w:tc>
+          <w:tcPr>
+            <w:tcW w:w="2336" w:type="dxa"/>
+          </w:tcPr>
+          <w:p>
+            <w:pPr>
+              <w:pStyle w:val="AStyle"/>
+              <w:spacing w:line="240" w:lineRule="auto"/>
+              <w:ind w:firstLine="0"/>
+              <w:rPr>
+                <w:sz w:val="24"/>
+              </w:rPr>
+            </w:pPr>
+            <w:r>
+              <w:rPr>
+                <w:sz w:val="24"/>
+              </w:rPr>
+              <w:t>числовой (</w:t>
+            </w:r>
+            <w:proofErr w:type="spellStart"/>
+            <w:r>
+              <w:rPr>
+                <w:sz w:val="24"/>
+              </w:rPr>
+              <w:t>float</w:t>
+            </w:r>
+            <w:proofErr w:type="spellEnd"/>
+            <w:r>
+              <w:rPr>
+                <w:sz w:val="24"/>
+              </w:rPr>
+              <w:t>)</w:t>
+            </w:r>
+          </w:p>
+        </w:tc>
+        <w:tc>
+          <w:tcPr>
+            <w:tcW w:w="2337" w:type="dxa"/>
+          </w:tcPr>
+          <w:p>
+            <w:pPr>
+              <w:pStyle w:val="AStyle"/>
+              <w:spacing w:line="240" w:lineRule="auto"/>
+              <w:ind w:firstLine="0"/>
+              <w:rPr>
+                <w:sz w:val="24"/>
+                <w:lang w:val="en-US"/>
+              </w:rPr>
+            </w:pPr>
+            <w:r>
+              <w:rPr>
+                <w:sz w:val="24"/>
+                <w:lang w:val="en-US"/>
+              </w:rPr>
+              <w:t>0,0943</w:t>
+            </w:r>
+          </w:p>
+        </w:tc>
+      </w:tr>
+      <w:tr>
+        <w:tc>
+          <w:tcPr>
+            <w:tcW w:w="2336" w:type="dxa"/>
+          </w:tcPr>
+          <w:p>
+            <w:pPr>
+              <w:pStyle w:val="AStyle"/>
+              <w:spacing w:line="240" w:lineRule="auto"/>
+              <w:ind w:firstLine="0"/>
+              <w:rPr>
+                <w:rFonts w:ascii="Courier New" w:hAnsi="Courier New" w:cs="Courier New"/>
+                <w:sz w:val="22"/>
+                <w:lang w:val="en-US"/>
+              </w:rPr>
+            </w:pPr>
+            <w:proofErr w:type="spellStart"/>
+            <w:r>
+              <w:rPr>
+                <w:rFonts w:ascii="Courier New" w:hAnsi="Courier New" w:cs="Courier New"/>
+                <w:sz w:val="22"/>
+                <w:lang w:val="en-US"/>
+              </w:rPr>
+              <w:t>rms</w:t>
+            </w:r>
+            <w:proofErr w:type="spellEnd"/>
+          </w:p>
+        </w:tc>
+        <w:tc>
+          <w:tcPr>
+            <w:tcW w:w="2336" w:type="dxa"/>
+          </w:tcPr>
+          <w:p>
+            <w:pPr>
+              <w:pStyle w:val="AStyle"/>
+              <w:spacing w:line="240" w:lineRule="auto"/>
+              <w:ind w:firstLine="0"/>
+              <w:rPr>
+                <w:sz w:val="24"/>
+              </w:rPr>
+            </w:pPr>
+            <w:r>
+              <w:rPr>
+                <w:sz w:val="24"/>
+              </w:rPr>
+              <w:t>Среднеквадратичное значение (</w:t>
+            </w:r>
+            <w:r>
+              <w:rPr>
+                <w:sz w:val="24"/>
+                <w:lang w:val="en-US"/>
+              </w:rPr>
+              <w:t>Root</w:t>
+            </w:r>
+            <w:r>
+              <w:rPr>
+                <w:sz w:val="24"/>
+              </w:rPr>
+              <w:t xml:space="preserve"> </w:t>
+            </w:r>
+            <w:r>
+              <w:rPr>
+                <w:sz w:val="24"/>
+                <w:lang w:val="en-US"/>
+              </w:rPr>
+              <w:t>Mean</w:t>
+            </w:r>
+            <w:r>
+              <w:rPr>
+                <w:sz w:val="24"/>
+              </w:rPr>
+              <w:t xml:space="preserve"> </w:t>
+            </w:r>
+            <w:r>
+              <w:rPr>
+                <w:sz w:val="24"/>
+                <w:lang w:val="en-US"/>
+              </w:rPr>
+              <w:t>Square</w:t>
+            </w:r>
+            <w:r>
+              <w:rPr>
+                <w:sz w:val="24"/>
+              </w:rPr>
+              <w:t>)</w:t>
+            </w:r>
+          </w:p>
+        </w:tc>
+        <w:tc>
+          <w:tcPr>
+            <w:tcW w:w="2336" w:type="dxa"/>
+          </w:tcPr>
+          <w:p>
+            <w:pPr>
+              <w:pStyle w:val="AStyle"/>
+              <w:spacing w:line="240" w:lineRule="auto"/>
+              <w:ind w:firstLine="0"/>
+              <w:rPr>
+                <w:sz w:val="24"/>
+              </w:rPr>
+            </w:pPr>
+            <w:r>
+              <w:rPr>
+                <w:sz w:val="24"/>
+              </w:rPr>
+              <w:t>числовой (</w:t>
+            </w:r>
+            <w:proofErr w:type="spellStart"/>
+            <w:r>
+              <w:rPr>
+                <w:sz w:val="24"/>
+              </w:rPr>
+              <w:t>float</w:t>
+            </w:r>
+            <w:proofErr w:type="spellEnd"/>
+            <w:r>
+              <w:rPr>
+                <w:sz w:val="24"/>
+              </w:rPr>
+              <w:t>)</w:t>
+            </w:r>
+          </w:p>
+        </w:tc>
+        <w:tc>
+          <w:tcPr>
+            <w:tcW w:w="2337" w:type="dxa"/>
+          </w:tcPr>
+          <w:p>
+            <w:pPr>
+              <w:pStyle w:val="AStyle"/>
+              <w:spacing w:line="240" w:lineRule="auto"/>
+              <w:ind w:firstLine="0"/>
+              <w:rPr>
+                <w:sz w:val="24"/>
+                <w:lang w:val="en-US"/>
+              </w:rPr>
+            </w:pPr>
+            <w:r>
+              <w:rPr>
+                <w:sz w:val="24"/>
+                <w:lang w:val="en-US"/>
+              </w:rPr>
+              <w:t>0,1226</w:t>
+            </w:r>
+          </w:p>
+        </w:tc>
+      </w:tr>
+      <w:tr>
+        <w:tc>
+          <w:tcPr>
+            <w:tcW w:w="2336" w:type="dxa"/>
+          </w:tcPr>
+          <w:p>
+            <w:pPr>
+              <w:pStyle w:val="AStyle"/>
+              <w:spacing w:line="240" w:lineRule="auto"/>
+              <w:ind w:firstLine="0"/>
+              <w:rPr>
+                <w:rFonts w:ascii="Courier New" w:hAnsi="Courier New" w:cs="Courier New"/>
+                <w:sz w:val="22"/>
+                <w:lang w:val="en-US"/>
+              </w:rPr>
+            </w:pPr>
+            <w:r>
+              <w:rPr>
+                <w:rFonts w:ascii="Courier New" w:hAnsi="Courier New" w:cs="Courier New"/>
+                <w:sz w:val="22"/>
+                <w:lang w:val="en-US"/>
+              </w:rPr>
+              <w:t>peak</w:t>
+            </w:r>
+          </w:p>
+        </w:tc>
+        <w:tc>
+          <w:tcPr>
+            <w:tcW w:w="2336" w:type="dxa"/>
+          </w:tcPr>
+          <w:p>
+            <w:pPr>
+              <w:pStyle w:val="AStyle"/>
+              <w:spacing w:line="240" w:lineRule="auto"/>
+              <w:ind w:firstLine="0"/>
+              <w:rPr>
+                <w:sz w:val="24"/>
+              </w:rPr>
+            </w:pPr>
+            <w:r>
+              <w:rPr>
+                <w:sz w:val="24"/>
+              </w:rPr>
+              <w:t>Пиковое значение (максимум модуля)</w:t>
+            </w:r>
+          </w:p>
+        </w:tc>
+        <w:tc>
+          <w:tcPr>
+            <w:tcW w:w="2336" w:type="dxa"/>
+          </w:tcPr>
+          <w:p>
+            <w:pPr>
+              <w:pStyle w:val="AStyle"/>
+              <w:spacing w:line="240" w:lineRule="auto"/>
+              <w:ind w:firstLine="0"/>
+              <w:rPr>
+                <w:sz w:val="24"/>
+              </w:rPr>
+            </w:pPr>
+            <w:r>
+              <w:rPr>
+                <w:sz w:val="24"/>
+              </w:rPr>
+              <w:t>числовой (</w:t>
+            </w:r>
+            <w:proofErr w:type="spellStart"/>
+            <w:r>
+              <w:rPr>
+                <w:sz w:val="24"/>
+              </w:rPr>
+              <w:t>float</w:t>
+            </w:r>
+            <w:proofErr w:type="spellEnd"/>
+            <w:r>
+              <w:rPr>
+                <w:sz w:val="24"/>
+              </w:rPr>
+              <w:t>)</w:t>
+            </w:r>
+          </w:p>
+        </w:tc>
+        <w:tc>
+          <w:tcPr>
+            <w:tcW w:w="2337" w:type="dxa"/>
+          </w:tcPr>
+          <w:p>
+            <w:pPr>
+              <w:pStyle w:val="AStyle"/>
+              <w:spacing w:line="240" w:lineRule="auto"/>
+              <w:ind w:firstLine="0"/>
+              <w:rPr>
+                <w:sz w:val="24"/>
+                <w:lang w:val="en-US"/>
+              </w:rPr>
+            </w:pPr>
+            <w:r>
+              <w:rPr>
+                <w:sz w:val="24"/>
+                <w:lang w:val="en-US"/>
+              </w:rPr>
+              <w:t>0,784</w:t>
+            </w:r>
+          </w:p>
+        </w:tc>
+      </w:tr>
+      <w:tr>
+        <w:tc>
+          <w:tcPr>
+            <w:tcW w:w="2336" w:type="dxa"/>
+          </w:tcPr>
+          <w:p>
+            <w:pPr>
+              <w:pStyle w:val="AStyle"/>
+              <w:spacing w:line="240" w:lineRule="auto"/>
+              <w:ind w:firstLine="0"/>
+              <w:rPr>
+                <w:rFonts w:ascii="Courier New" w:hAnsi="Courier New" w:cs="Courier New"/>
+                <w:sz w:val="22"/>
+                <w:lang w:val="en-US"/>
+              </w:rPr>
+            </w:pPr>
+            <w:proofErr w:type="spellStart"/>
+            <w:r>
+              <w:rPr>
+                <w:rFonts w:ascii="Courier New" w:hAnsi="Courier New" w:cs="Courier New"/>
+                <w:sz w:val="22"/>
+                <w:lang w:val="en-US"/>
+              </w:rPr>
+              <w:t>crest_factor</w:t>
+            </w:r>
+            <w:proofErr w:type="spellEnd"/>
+          </w:p>
+        </w:tc>
+        <w:tc>
+          <w:tcPr>
+            <w:tcW w:w="2336" w:type="dxa"/>
+          </w:tcPr>
+          <w:p>
+            <w:pPr>
+              <w:pStyle w:val="AStyle"/>
+              <w:spacing w:line="240" w:lineRule="auto"/>
+              <w:ind w:firstLine="0"/>
+              <w:rPr>
+                <w:sz w:val="24"/>
+              </w:rPr>
+            </w:pPr>
+            <w:r>
+              <w:rPr>
+                <w:sz w:val="24"/>
+              </w:rPr>
+              <w:t>Пик-фактор (</w:t>
+            </w:r>
+            <w:r>
+              <w:rPr>
+                <w:sz w:val="24"/>
+                <w:lang w:val="en-US"/>
+              </w:rPr>
+              <w:t xml:space="preserve">peak / </w:t>
+            </w:r>
+            <w:proofErr w:type="spellStart"/>
+            <w:r>
+              <w:rPr>
+                <w:sz w:val="24"/>
+                <w:lang w:val="en-US"/>
+              </w:rPr>
+              <w:t>rms</w:t>
+            </w:r>
+            <w:proofErr w:type="spellEnd"/>
+            <w:r>
+              <w:rPr>
+                <w:sz w:val="24"/>
+                <w:lang w:val="en-US"/>
+              </w:rPr>
+              <w:t>)</w:t>
+            </w:r>
+          </w:p>
+        </w:tc>
+        <w:tc>
+          <w:tcPr>
+            <w:tcW w:w="2336" w:type="dxa"/>
+          </w:tcPr>
+          <w:p>
+            <w:pPr>
+              <w:pStyle w:val="AStyle"/>
+              <w:spacing w:line="240" w:lineRule="auto"/>
+              <w:ind w:firstLine="0"/>
+              <w:rPr>
+                <w:sz w:val="24"/>
+              </w:rPr>
+            </w:pPr>
+            <w:r>
+              <w:rPr>
+                <w:sz w:val="24"/>
+              </w:rPr>
+              <w:t>числовой (</w:t>
+            </w:r>
+            <w:proofErr w:type="spellStart"/>
+            <w:r>
+              <w:rPr>
+                <w:sz w:val="24"/>
+              </w:rPr>
+              <w:t>float</w:t>
+            </w:r>
+            <w:proofErr w:type="spellEnd"/>
+            <w:r>
+              <w:rPr>
+                <w:sz w:val="24"/>
+              </w:rPr>
+              <w:t>)</w:t>
+            </w:r>
+          </w:p>
+        </w:tc>
+        <w:tc>
+          <w:tcPr>
+            <w:tcW w:w="2337" w:type="dxa"/>
+          </w:tcPr>
+          <w:p>
+            <w:pPr>
+              <w:pStyle w:val="AStyle"/>
+              <w:spacing w:line="240" w:lineRule="auto"/>
+              <w:ind w:firstLine="0"/>
+              <w:rPr>
+                <w:sz w:val="24"/>
+                <w:lang w:val="en-US"/>
+              </w:rPr>
+            </w:pPr>
+            <w:r>
+              <w:rPr>
+                <w:sz w:val="24"/>
+                <w:lang w:val="en-US"/>
+              </w:rPr>
+              <w:t>6,393</w:t>
+            </w:r>
+          </w:p>
+        </w:tc>
+      </w:tr>
+    </w:tbl>
+    <w:p>
+      <w:pPr>
+        <w:pStyle w:val="AStyle"/>
+      </w:pPr>
+    </w:p>
+    <w:p>
+      <w:pPr>
+        <w:pStyle w:val="AStyle"/>
+        <w:rPr>
+          <w:b/>
+        </w:rPr>
+      </w:pPr>
+      <w:r>
+        <w:rPr>
+          <w:b/>
+        </w:rPr>
+        <w:t>Наличие пропусков</w:t>
+      </w:r>
+    </w:p>
+    <w:p>
+      <w:pPr>
+        <w:pStyle w:val="AStyle"/>
+      </w:pPr>
+      <w:r>
+        <w:t>Информация о наличии пропусков в исходных данных на странице источника отсутствовала. В ходе первичного анализа было установлено, что пропущенные значения в загруженных данных отсутствуют. Все 2156 записей содержат полные и корректные данные.</w:t>
+      </w:r>
+    </w:p>
+    <w:p>
+      <w:pPr>
+        <w:pStyle w:val="AStyle"/>
+        <w:rPr>
+          <w:b/>
+        </w:rPr>
+      </w:pPr>
+      <w:r>
+        <w:rPr>
+          <w:b/>
+        </w:rPr>
+        <w:t>Чувствительность и конфиденциальность</w:t>
+      </w:r>
+    </w:p>
+    <w:p>
+      <w:pPr>
+        <w:pStyle w:val="AStyle"/>
+      </w:pPr>
+      <w:r>
+        <w:t>Данные эксперимента не содержат персональной информации или чувствительных данных. Все измерения представляют собой технические показатели работы подшипников на испытательном стенде. В описании набора данных отсутствует информация о необходимости соблюдения каких-либо этических норм или требований к конфиденциальности. Набор данных может использоваться без ограничений в научных и образовательных целях.</w:t>
+      </w:r>
+    </w:p>
+    <w:p>
+      <w:pPr>
+        <w:pStyle w:val="AStyle"/>
+        <w:rPr>
+          <w:b/>
+        </w:rPr>
+      </w:pPr>
+      <w:r>
         <w:br w:type="page"/>
       </w:r>
     </w:p>
@@ -7753,12 +9969,12 @@
         </w:numPr>
         <w:ind w:left="432" w:hanging="432"/>
       </w:pPr>
-      <w:bookmarkStart w:id="22" w:name="_Toc227182643"/>
+      <w:bookmarkStart w:id="26" w:name="_Toc228442977"/>
       <w:r>
         <w:lastRenderedPageBreak/>
         <w:t>ЗАКЛЮЧЕНИЕ</w:t>
       </w:r>
-      <w:bookmarkEnd w:id="22"/>
+      <w:bookmarkEnd w:id="26"/>
     </w:p>
     <w:p>
       <w:pPr>
@@ -7808,24 +10024,13 @@
           <w:szCs w:val="28"/>
         </w:rPr>
       </w:pPr>
-      <w:proofErr w:type="gramStart"/>
       <w:r>
         <w:rPr>
           <w:sz w:val="28"/>
           <w:szCs w:val="28"/>
         </w:rPr>
-        <w:t>подготовлено</w:t>
-      </w:r>
-      <w:proofErr w:type="gramEnd"/>
-      <w:r>
-        <w:rPr>
-          <w:sz w:val="28"/>
-          <w:szCs w:val="28"/>
-        </w:rPr>
-        <w:t xml:space="preserve"> для каждого типа данных (табличные данные, временные ряды, изображения, тексты, аудио) краткое описание выбранной задачи, решение которой связано с применением технологий искусственного интеллекта;</w:t>
-      </w:r>
-      <w:bookmarkStart w:id="23" w:name="_GoBack"/>
-      <w:bookmarkEnd w:id="23"/>
+        <w:t>подготовлено для каждого типа данных (табличные данные, временные ряды, изображения, тексты, аудио) краткое описание выбранной задачи, решение которой связано с применением технологий искусственного интеллекта;</w:t>
+      </w:r>
     </w:p>
     <w:p>
       <w:pPr>
@@ -7846,21 +10051,12 @@
           <w:szCs w:val="28"/>
         </w:rPr>
       </w:pPr>
-      <w:proofErr w:type="gramStart"/>
       <w:r>
         <w:rPr>
           <w:sz w:val="28"/>
           <w:szCs w:val="28"/>
         </w:rPr>
-        <w:t>подобран</w:t>
-      </w:r>
-      <w:proofErr w:type="gramEnd"/>
-      <w:r>
-        <w:rPr>
-          <w:sz w:val="28"/>
-          <w:szCs w:val="28"/>
-        </w:rPr>
-        <w:t xml:space="preserve"> и обоснован выбор для каждого типа данных набор данных из авторитетных открытых источников, необходимый для обучения ИИ-модели, решающей соответствующую выбранную задачу;</w:t>
+        <w:t>подобран и обоснован выбор для каждого типа данных набор данных из авторитетных открытых источников, необходимый для обучения ИИ-модели, решающей соответствующую выбранную задачу;</w:t>
       </w:r>
     </w:p>
     <w:p>
@@ -7882,21 +10078,12 @@
           <w:szCs w:val="28"/>
         </w:rPr>
       </w:pPr>
-      <w:proofErr w:type="gramStart"/>
       <w:r>
         <w:rPr>
           <w:sz w:val="28"/>
           <w:szCs w:val="28"/>
         </w:rPr>
-        <w:t>реализован</w:t>
-      </w:r>
-      <w:proofErr w:type="gramEnd"/>
-      <w:r>
-        <w:rPr>
-          <w:sz w:val="28"/>
-          <w:szCs w:val="28"/>
-        </w:rPr>
-        <w:t xml:space="preserve"> комплекс программ на языке </w:t>
+        <w:t xml:space="preserve">реализован комплекс программ на языке </w:t>
       </w:r>
       <w:r>
         <w:rPr>
@@ -7933,21 +10120,12 @@
           <w:szCs w:val="28"/>
         </w:rPr>
       </w:pPr>
-      <w:proofErr w:type="gramStart"/>
       <w:r>
         <w:rPr>
           <w:sz w:val="28"/>
           <w:szCs w:val="28"/>
         </w:rPr>
-        <w:t>сформулированы</w:t>
-      </w:r>
-      <w:proofErr w:type="gramEnd"/>
-      <w:r>
-        <w:rPr>
-          <w:sz w:val="28"/>
-          <w:szCs w:val="28"/>
-        </w:rPr>
-        <w:t xml:space="preserve"> выводы по каждому этапу анализа, а также итоговое заключение о качестве данных и их пригодности для решения поставленной задачи;</w:t>
+        <w:t>сформулированы выводы по каждому этапу анализа, а также итоговое заключение о качестве данных и их пригодности для решения поставленной задачи;</w:t>
       </w:r>
     </w:p>
     <w:p>
@@ -7969,21 +10147,12 @@
           <w:szCs w:val="28"/>
         </w:rPr>
       </w:pPr>
-      <w:proofErr w:type="gramStart"/>
       <w:r>
         <w:rPr>
           <w:sz w:val="28"/>
           <w:szCs w:val="28"/>
         </w:rPr>
-        <w:t>размещен</w:t>
-      </w:r>
-      <w:proofErr w:type="gramEnd"/>
-      <w:r>
-        <w:rPr>
-          <w:sz w:val="28"/>
-          <w:szCs w:val="28"/>
-        </w:rPr>
-        <w:t xml:space="preserve"> исходный код в </w:t>
+        <w:t xml:space="preserve">размещен исходный код в </w:t>
       </w:r>
       <w:proofErr w:type="spellStart"/>
       <w:r>
@@ -8046,12 +10215,12 @@
           <w:numId w:val="0"/>
         </w:numPr>
       </w:pPr>
-      <w:bookmarkStart w:id="24" w:name="_Toc227182644"/>
+      <w:bookmarkStart w:id="27" w:name="_Toc228442978"/>
       <w:r>
         <w:lastRenderedPageBreak/>
         <w:t>ЛИТЕРАТУРА</w:t>
       </w:r>
-      <w:bookmarkEnd w:id="24"/>
+      <w:bookmarkEnd w:id="27"/>
     </w:p>
     <w:p>
       <w:pPr>
@@ -8174,7 +10343,6 @@
         </w:rPr>
         <w:t xml:space="preserve"> </w:t>
       </w:r>
-      <w:proofErr w:type="spellStart"/>
       <w:r>
         <w:rPr>
           <w:sz w:val="28"/>
@@ -8182,7 +10350,6 @@
         </w:rPr>
         <w:t>GitHub</w:t>
       </w:r>
-      <w:proofErr w:type="spellEnd"/>
       <w:r>
         <w:rPr>
           <w:sz w:val="28"/>
@@ -8492,8 +10659,153 @@
     </w:p>
     <w:p>
       <w:pPr>
-        <w:rPr>
-          <w:lang w:eastAsia="en-US"/>
+        <w:pStyle w:val="af"/>
+        <w:numPr>
+          <w:ilvl w:val="0"/>
+          <w:numId w:val="4"/>
+        </w:numPr>
+        <w:spacing w:line="360" w:lineRule="auto"/>
+        <w:rPr>
+          <w:sz w:val="28"/>
+        </w:rPr>
+      </w:pPr>
+      <w:r>
+        <w:rPr>
+          <w:sz w:val="28"/>
+        </w:rPr>
+        <w:t xml:space="preserve">IMS </w:t>
+      </w:r>
+      <w:proofErr w:type="spellStart"/>
+      <w:r>
+        <w:rPr>
+          <w:sz w:val="28"/>
+        </w:rPr>
+        <w:t>Bearing</w:t>
+      </w:r>
+      <w:proofErr w:type="spellEnd"/>
+      <w:r>
+        <w:rPr>
+          <w:sz w:val="28"/>
+        </w:rPr>
+        <w:t xml:space="preserve"> </w:t>
+      </w:r>
+      <w:proofErr w:type="spellStart"/>
+      <w:r>
+        <w:rPr>
+          <w:sz w:val="28"/>
+        </w:rPr>
+        <w:t>Dataset</w:t>
+      </w:r>
+      <w:proofErr w:type="spellEnd"/>
+      <w:r>
+        <w:rPr>
+          <w:sz w:val="28"/>
+        </w:rPr>
+        <w:t>. -</w:t>
+      </w:r>
+      <w:r>
+        <w:rPr>
+          <w:sz w:val="28"/>
+        </w:rPr>
+        <w:t xml:space="preserve"> URL: </w:t>
+      </w:r>
+      <w:r>
+        <w:rPr>
+          <w:sz w:val="28"/>
+        </w:rPr>
+        <w:t>https://data.nasa.gov/dataset/ims-bearings/resource/7adad32f-5984-4a38-b1e3-e0dd2e462dc8</w:t>
+      </w:r>
+      <w:r>
+        <w:rPr>
+          <w:sz w:val="28"/>
+        </w:rPr>
+        <w:t xml:space="preserve"> (дата обращения: 30.04.2026). -</w:t>
+      </w:r>
+      <w:r>
+        <w:rPr>
+          <w:sz w:val="28"/>
+        </w:rPr>
+        <w:t xml:space="preserve"> Режим доступа: свободный.</w:t>
+      </w:r>
+    </w:p>
+    <w:p>
+      <w:pPr>
+        <w:pStyle w:val="af"/>
+        <w:numPr>
+          <w:ilvl w:val="0"/>
+          <w:numId w:val="4"/>
+        </w:numPr>
+        <w:spacing w:line="360" w:lineRule="auto"/>
+        <w:rPr>
+          <w:sz w:val="28"/>
+          <w:lang w:val="en-US"/>
+        </w:rPr>
+      </w:pPr>
+      <w:proofErr w:type="spellStart"/>
+      <w:r>
+        <w:rPr>
+          <w:sz w:val="28"/>
+          <w:lang w:val="en-US"/>
+        </w:rPr>
+        <w:t>Qiu</w:t>
+      </w:r>
+      <w:proofErr w:type="spellEnd"/>
+      <w:r>
+        <w:rPr>
+          <w:sz w:val="28"/>
+          <w:lang w:val="en-US"/>
+        </w:rPr>
+        <w:t xml:space="preserve">, H. Wavelet filter‑based weak signature detection method and its application on roller bearing prognostics / H. </w:t>
+      </w:r>
+      <w:proofErr w:type="spellStart"/>
+      <w:r>
+        <w:rPr>
+          <w:sz w:val="28"/>
+          <w:lang w:val="en-US"/>
+        </w:rPr>
+        <w:t>Qiu</w:t>
+      </w:r>
+      <w:proofErr w:type="spellEnd"/>
+      <w:r>
+        <w:rPr>
+          <w:sz w:val="28"/>
+          <w:lang w:val="en-US"/>
+        </w:rPr>
+        <w:t>, J. Lee, J. Lin // Journal o</w:t>
+      </w:r>
+      <w:r>
+        <w:rPr>
+          <w:sz w:val="28"/>
+          <w:lang w:val="en-US"/>
+        </w:rPr>
+        <w:t xml:space="preserve">f Sound and Vibration. </w:t>
+      </w:r>
+      <w:r>
+        <w:rPr>
+          <w:sz w:val="28"/>
+          <w:lang w:val="en-US"/>
+        </w:rPr>
+        <w:t>-</w:t>
+      </w:r>
+      <w:r>
+        <w:rPr>
+          <w:sz w:val="28"/>
+          <w:lang w:val="en-US"/>
+        </w:rPr>
+        <w:t xml:space="preserve"> 2006. </w:t>
+      </w:r>
+      <w:r>
+        <w:rPr>
+          <w:sz w:val="28"/>
+          <w:lang w:val="en-US"/>
+        </w:rPr>
+        <w:t>- Vol. 289, No. 4‑5. – P. 1066–1090.</w:t>
+      </w:r>
+    </w:p>
+    <w:p>
+      <w:pPr>
+        <w:rPr>
+          <w:lang w:val="en-US" w:eastAsia="en-US"/>
         </w:rPr>
       </w:pPr>
     </w:p>
@@ -8501,9 +10813,18 @@
       <w:pPr>
         <w:pStyle w:val="AStyle"/>
         <w:ind w:firstLine="0"/>
-      </w:pPr>
-    </w:p>
-    <w:p/>
+        <w:rPr>
+          <w:lang w:val="en-US"/>
+        </w:rPr>
+      </w:pPr>
+    </w:p>
+    <w:p>
+      <w:pPr>
+        <w:rPr>
+          <w:lang w:val="en-US"/>
+        </w:rPr>
+      </w:pPr>
+    </w:p>
     <w:sectPr>
       <w:footerReference w:type="default" r:id="rId21"/>
       <w:pgSz w:w="11906" w:h="16838"/>
@@ -8517,7 +10838,7 @@
 </file>
 
 <file path=word/endnotes.xml><?xml version="1.0" encoding="utf-8"?>
-<w:endnotes xmlns:wpc="http://schemas.microsoft.com/office/word/2010/wordprocessingCanvas" xmlns:mc="http://schemas.openxmlformats.org/markup-compatibility/2006" xmlns:o="urn:schemas-microsoft-com:office:office" xmlns:r="http://schemas.openxmlformats.org/officeDocument/2006/relationships" xmlns:m="http://schemas.openxmlformats.org/officeDocument/2006/math" xmlns:v="urn:schemas-microsoft-com:vml" xmlns:wp14="http://schemas.microsoft.com/office/word/2010/wordprocessingDrawing" xmlns:wp="http://schemas.openxmlformats.org/drawingml/2006/wordprocessingDrawing" xmlns:w10="urn:schemas-microsoft-com:office:word" xmlns:w="http://schemas.openxmlformats.org/wordprocessingml/2006/main" xmlns:w14="http://schemas.microsoft.com/office/word/2010/wordml" xmlns:w15="http://schemas.microsoft.com/office/word/2012/wordml" xmlns:wpg="http://schemas.microsoft.com/office/word/2010/wordprocessingGroup" xmlns:wpi="http://schemas.microsoft.com/office/word/2010/wordprocessingInk" xmlns:wne="http://schemas.microsoft.com/office/word/2006/wordml" xmlns:wps="http://schemas.microsoft.com/office/word/2010/wordprocessingShape" mc:Ignorable="w14 w15 wp14">
+<w:endnotes xmlns:wpc="http://schemas.microsoft.com/office/word/2010/wordprocessingCanvas" xmlns:cx="http://schemas.microsoft.com/office/drawing/2014/chartex" xmlns:mc="http://schemas.openxmlformats.org/markup-compatibility/2006" xmlns:o="urn:schemas-microsoft-com:office:office" xmlns:r="http://schemas.openxmlformats.org/officeDocument/2006/relationships" xmlns:m="http://schemas.openxmlformats.org/officeDocument/2006/math" xmlns:v="urn:schemas-microsoft-com:vml" xmlns:wp14="http://schemas.microsoft.com/office/word/2010/wordprocessingDrawing" xmlns:wp="http://schemas.openxmlformats.org/drawingml/2006/wordprocessingDrawing" xmlns:w10="urn:schemas-microsoft-com:office:word" xmlns:w="http://schemas.openxmlformats.org/wordprocessingml/2006/main" xmlns:w14="http://schemas.microsoft.com/office/word/2010/wordml" xmlns:w15="http://schemas.microsoft.com/office/word/2012/wordml" xmlns:w16se="http://schemas.microsoft.com/office/word/2015/wordml/symex" xmlns:wpg="http://schemas.microsoft.com/office/word/2010/wordprocessingGroup" xmlns:wpi="http://schemas.microsoft.com/office/word/2010/wordprocessingInk" xmlns:wne="http://schemas.microsoft.com/office/word/2006/wordml" xmlns:wps="http://schemas.microsoft.com/office/word/2010/wordprocessingShape" mc:Ignorable="w14 w15 w16se wp14">
   <w:endnote w:type="separator" w:id="-1">
     <w:p>
       <w:r>
@@ -8536,7 +10857,7 @@
 </file>
 
 <file path=word/footer1.xml><?xml version="1.0" encoding="utf-8"?>
-<w:ftr xmlns:wpc="http://schemas.microsoft.com/office/word/2010/wordprocessingCanvas" xmlns:mc="http://schemas.openxmlformats.org/markup-compatibility/2006" xmlns:o="urn:schemas-microsoft-com:office:office" xmlns:r="http://schemas.openxmlformats.org/officeDocument/2006/relationships" xmlns:m="http://schemas.openxmlformats.org/officeDocument/2006/math" xmlns:v="urn:schemas-microsoft-com:vml" xmlns:wp14="http://schemas.microsoft.com/office/word/2010/wordprocessingDrawing" xmlns:wp="http://schemas.openxmlformats.org/drawingml/2006/wordprocessingDrawing" xmlns:w10="urn:schemas-microsoft-com:office:word" xmlns:w="http://schemas.openxmlformats.org/wordprocessingml/2006/main" xmlns:w14="http://schemas.microsoft.com/office/word/2010/wordml" xmlns:w15="http://schemas.microsoft.com/office/word/2012/wordml" xmlns:wpg="http://schemas.microsoft.com/office/word/2010/wordprocessingGroup" xmlns:wpi="http://schemas.microsoft.com/office/word/2010/wordprocessingInk" xmlns:wne="http://schemas.microsoft.com/office/word/2006/wordml" xmlns:wps="http://schemas.microsoft.com/office/word/2010/wordprocessingShape" mc:Ignorable="w14 w15 wp14">
+<w:ftr xmlns:wpc="http://schemas.microsoft.com/office/word/2010/wordprocessingCanvas" xmlns:cx="http://schemas.microsoft.com/office/drawing/2014/chartex" xmlns:mc="http://schemas.openxmlformats.org/markup-compatibility/2006" xmlns:o="urn:schemas-microsoft-com:office:office" xmlns:r="http://schemas.openxmlformats.org/officeDocument/2006/relationships" xmlns:m="http://schemas.openxmlformats.org/officeDocument/2006/math" xmlns:v="urn:schemas-microsoft-com:vml" xmlns:wp14="http://schemas.microsoft.com/office/word/2010/wordprocessingDrawing" xmlns:wp="http://schemas.openxmlformats.org/drawingml/2006/wordprocessingDrawing" xmlns:w10="urn:schemas-microsoft-com:office:word" xmlns:w="http://schemas.openxmlformats.org/wordprocessingml/2006/main" xmlns:w14="http://schemas.microsoft.com/office/word/2010/wordml" xmlns:w15="http://schemas.microsoft.com/office/word/2012/wordml" xmlns:w16se="http://schemas.microsoft.com/office/word/2015/wordml/symex" xmlns:wpg="http://schemas.microsoft.com/office/word/2010/wordprocessingGroup" xmlns:wpi="http://schemas.microsoft.com/office/word/2010/wordprocessingInk" xmlns:wne="http://schemas.microsoft.com/office/word/2006/wordml" xmlns:wps="http://schemas.microsoft.com/office/word/2010/wordprocessingShape" mc:Ignorable="w14 w15 w16se wp14">
   <w:sdt>
     <w:sdtPr>
       <w:id w:val="2035605793"/>
@@ -8545,7 +10866,6 @@
         <w:docPartUnique/>
       </w:docPartObj>
     </w:sdtPr>
-    <w:sdtEndPr/>
     <w:sdtContent>
       <w:p>
         <w:pPr>
@@ -8565,7 +10885,7 @@
           <w:rPr>
             <w:noProof/>
           </w:rPr>
-          <w:t>28</w:t>
+          <w:t>33</w:t>
         </w:r>
         <w:r>
           <w:fldChar w:fldCharType="end"/>
@@ -8582,7 +10902,7 @@
 </file>
 
 <file path=word/footnotes.xml><?xml version="1.0" encoding="utf-8"?>
-<w:footnotes xmlns:wpc="http://schemas.microsoft.com/office/word/2010/wordprocessingCanvas" xmlns:mc="http://schemas.openxmlformats.org/markup-compatibility/2006" xmlns:o="urn:schemas-microsoft-com:office:office" xmlns:r="http://schemas.openxmlformats.org/officeDocument/2006/relationships" xmlns:m="http://schemas.openxmlformats.org/officeDocument/2006/math" xmlns:v="urn:schemas-microsoft-com:vml" xmlns:wp14="http://schemas.microsoft.com/office/word/2010/wordprocessingDrawing" xmlns:wp="http://schemas.openxmlformats.org/drawingml/2006/wordprocessingDrawing" xmlns:w10="urn:schemas-microsoft-com:office:word" xmlns:w="http://schemas.openxmlformats.org/wordprocessingml/2006/main" xmlns:w14="http://schemas.microsoft.com/office/word/2010/wordml" xmlns:w15="http://schemas.microsoft.com/office/word/2012/wordml" xmlns:wpg="http://schemas.microsoft.com/office/word/2010/wordprocessingGroup" xmlns:wpi="http://schemas.microsoft.com/office/word/2010/wordprocessingInk" xmlns:wne="http://schemas.microsoft.com/office/word/2006/wordml" xmlns:wps="http://schemas.microsoft.com/office/word/2010/wordprocessingShape" mc:Ignorable="w14 w15 wp14">
+<w:footnotes xmlns:wpc="http://schemas.microsoft.com/office/word/2010/wordprocessingCanvas" xmlns:cx="http://schemas.microsoft.com/office/drawing/2014/chartex" xmlns:mc="http://schemas.openxmlformats.org/markup-compatibility/2006" xmlns:o="urn:schemas-microsoft-com:office:office" xmlns:r="http://schemas.openxmlformats.org/officeDocument/2006/relationships" xmlns:m="http://schemas.openxmlformats.org/officeDocument/2006/math" xmlns:v="urn:schemas-microsoft-com:vml" xmlns:wp14="http://schemas.microsoft.com/office/word/2010/wordprocessingDrawing" xmlns:wp="http://schemas.openxmlformats.org/drawingml/2006/wordprocessingDrawing" xmlns:w10="urn:schemas-microsoft-com:office:word" xmlns:w="http://schemas.openxmlformats.org/wordprocessingml/2006/main" xmlns:w14="http://schemas.microsoft.com/office/word/2010/wordml" xmlns:w15="http://schemas.microsoft.com/office/word/2012/wordml" xmlns:w16se="http://schemas.microsoft.com/office/word/2015/wordml/symex" xmlns:wpg="http://schemas.microsoft.com/office/word/2010/wordprocessingGroup" xmlns:wpi="http://schemas.microsoft.com/office/word/2010/wordprocessingInk" xmlns:wne="http://schemas.microsoft.com/office/word/2006/wordml" xmlns:wps="http://schemas.microsoft.com/office/word/2010/wordprocessingShape" mc:Ignorable="w14 w15 w16se wp14">
   <w:footnote w:type="separator" w:id="-1">
     <w:p>
       <w:r>
@@ -8601,8 +10921,8 @@
 </file>
 
 <file path=word/numbering.xml><?xml version="1.0" encoding="utf-8"?>
-<w:numbering xmlns:wpc="http://schemas.microsoft.com/office/word/2010/wordprocessingCanvas" xmlns:mc="http://schemas.openxmlformats.org/markup-compatibility/2006" xmlns:o="urn:schemas-microsoft-com:office:office" xmlns:r="http://schemas.openxmlformats.org/officeDocument/2006/relationships" xmlns:m="http://schemas.openxmlformats.org/officeDocument/2006/math" xmlns:v="urn:schemas-microsoft-com:vml" xmlns:wp14="http://schemas.microsoft.com/office/word/2010/wordprocessingDrawing" xmlns:wp="http://schemas.openxmlformats.org/drawingml/2006/wordprocessingDrawing" xmlns:w10="urn:schemas-microsoft-com:office:word" xmlns:w="http://schemas.openxmlformats.org/wordprocessingml/2006/main" xmlns:w14="http://schemas.microsoft.com/office/word/2010/wordml" xmlns:w15="http://schemas.microsoft.com/office/word/2012/wordml" xmlns:wpg="http://schemas.microsoft.com/office/word/2010/wordprocessingGroup" xmlns:wpi="http://schemas.microsoft.com/office/word/2010/wordprocessingInk" xmlns:wne="http://schemas.microsoft.com/office/word/2006/wordml" xmlns:wps="http://schemas.microsoft.com/office/word/2010/wordprocessingShape" mc:Ignorable="w14 w15 wp14">
-  <w:abstractNum w:abstractNumId="0">
+<w:numbering xmlns:wpc="http://schemas.microsoft.com/office/word/2010/wordprocessingCanvas" xmlns:cx="http://schemas.microsoft.com/office/drawing/2014/chartex" xmlns:mc="http://schemas.openxmlformats.org/markup-compatibility/2006" xmlns:o="urn:schemas-microsoft-com:office:office" xmlns:r="http://schemas.openxmlformats.org/officeDocument/2006/relationships" xmlns:m="http://schemas.openxmlformats.org/officeDocument/2006/math" xmlns:v="urn:schemas-microsoft-com:vml" xmlns:wp14="http://schemas.microsoft.com/office/word/2010/wordprocessingDrawing" xmlns:wp="http://schemas.openxmlformats.org/drawingml/2006/wordprocessingDrawing" xmlns:w10="urn:schemas-microsoft-com:office:word" xmlns:w="http://schemas.openxmlformats.org/wordprocessingml/2006/main" xmlns:w14="http://schemas.microsoft.com/office/word/2010/wordml" xmlns:w15="http://schemas.microsoft.com/office/word/2012/wordml" xmlns:w16se="http://schemas.microsoft.com/office/word/2015/wordml/symex" xmlns:wpg="http://schemas.microsoft.com/office/word/2010/wordprocessingGroup" xmlns:wpi="http://schemas.microsoft.com/office/word/2010/wordprocessingInk" xmlns:wne="http://schemas.microsoft.com/office/word/2006/wordml" xmlns:wps="http://schemas.microsoft.com/office/word/2010/wordprocessingShape" mc:Ignorable="w14 w15 w16se wp14">
+  <w:abstractNum w:abstractNumId="0" w15:restartNumberingAfterBreak="0">
     <w:nsid w:val="10E54AD2"/>
     <w:multiLevelType w:val="multilevel"/>
     <w:tmpl w:val="0FB2A4F0"/>
@@ -8724,7 +11044,7 @@
       </w:rPr>
     </w:lvl>
   </w:abstractNum>
-  <w:abstractNum w:abstractNumId="1">
+  <w:abstractNum w:abstractNumId="1" w15:restartNumberingAfterBreak="0">
     <w:nsid w:val="1D625E34"/>
     <w:multiLevelType w:val="hybridMultilevel"/>
     <w:tmpl w:val="16004E4C"/>
@@ -8810,7 +11130,7 @@
       </w:pPr>
     </w:lvl>
   </w:abstractNum>
-  <w:abstractNum w:abstractNumId="2">
+  <w:abstractNum w:abstractNumId="2" w15:restartNumberingAfterBreak="0">
     <w:nsid w:val="263F6CE2"/>
     <w:multiLevelType w:val="hybridMultilevel"/>
     <w:tmpl w:val="1968EC9C"/>
@@ -8899,7 +11219,7 @@
       </w:pPr>
     </w:lvl>
   </w:abstractNum>
-  <w:abstractNum w:abstractNumId="3">
+  <w:abstractNum w:abstractNumId="3" w15:restartNumberingAfterBreak="0">
     <w:nsid w:val="31735588"/>
     <w:multiLevelType w:val="multilevel"/>
     <w:tmpl w:val="0419001F"/>
@@ -9012,7 +11332,120 @@
       </w:rPr>
     </w:lvl>
   </w:abstractNum>
-  <w:abstractNum w:abstractNumId="4">
+  <w:abstractNum w:abstractNumId="4" w15:restartNumberingAfterBreak="0">
+    <w:nsid w:val="6BC708BB"/>
+    <w:multiLevelType w:val="hybridMultilevel"/>
+    <w:tmpl w:val="36468BD8"/>
+    <w:lvl w:ilvl="0" w:tplc="04190001">
+      <w:start w:val="1"/>
+      <w:numFmt w:val="bullet"/>
+      <w:lvlText w:val=""/>
+      <w:lvlJc w:val="left"/>
+      <w:pPr>
+        <w:ind w:left="1429" w:hanging="360"/>
+      </w:pPr>
+      <w:rPr>
+        <w:rFonts w:ascii="Symbol" w:hAnsi="Symbol" w:hint="default"/>
+      </w:rPr>
+    </w:lvl>
+    <w:lvl w:ilvl="1" w:tplc="04190003" w:tentative="1">
+      <w:start w:val="1"/>
+      <w:numFmt w:val="bullet"/>
+      <w:lvlText w:val="o"/>
+      <w:lvlJc w:val="left"/>
+      <w:pPr>
+        <w:ind w:left="2149" w:hanging="360"/>
+      </w:pPr>
+      <w:rPr>
+        <w:rFonts w:ascii="Courier New" w:hAnsi="Courier New" w:cs="Courier New" w:hint="default"/>
+      </w:rPr>
+    </w:lvl>
+    <w:lvl w:ilvl="2" w:tplc="04190005" w:tentative="1">
+      <w:start w:val="1"/>
+      <w:numFmt w:val="bullet"/>
+      <w:lvlText w:val=""/>
+      <w:lvlJc w:val="left"/>
+      <w:pPr>
+        <w:ind w:left="2869" w:hanging="360"/>
+      </w:pPr>
+      <w:rPr>
+        <w:rFonts w:ascii="Wingdings" w:hAnsi="Wingdings" w:hint="default"/>
+      </w:rPr>
+    </w:lvl>
+    <w:lvl w:ilvl="3" w:tplc="04190001" w:tentative="1">
+      <w:start w:val="1"/>
+      <w:numFmt w:val="bullet"/>
+      <w:lvlText w:val=""/>
+      <w:lvlJc w:val="left"/>
+      <w:pPr>
+        <w:ind w:left="3589" w:hanging="360"/>
+      </w:pPr>
+      <w:rPr>
+        <w:rFonts w:ascii="Symbol" w:hAnsi="Symbol" w:hint="default"/>
+      </w:rPr>
+    </w:lvl>
+    <w:lvl w:ilvl="4" w:tplc="04190003" w:tentative="1">
+      <w:start w:val="1"/>
+      <w:numFmt w:val="bullet"/>
+      <w:lvlText w:val="o"/>
+      <w:lvlJc w:val="left"/>
+      <w:pPr>
+        <w:ind w:left="4309" w:hanging="360"/>
+      </w:pPr>
+      <w:rPr>
+        <w:rFonts w:ascii="Courier New" w:hAnsi="Courier New" w:cs="Courier New" w:hint="default"/>
+      </w:rPr>
+    </w:lvl>
+    <w:lvl w:ilvl="5" w:tplc="04190005" w:tentative="1">
+      <w:start w:val="1"/>
+      <w:numFmt w:val="bullet"/>
+      <w:lvlText w:val=""/>
+      <w:lvlJc w:val="left"/>
+      <w:pPr>
+        <w:ind w:left="5029" w:hanging="360"/>
+      </w:pPr>
+      <w:rPr>
+        <w:rFonts w:ascii="Wingdings" w:hAnsi="Wingdings" w:hint="default"/>
+      </w:rPr>
+    </w:lvl>
+    <w:lvl w:ilvl="6" w:tplc="04190001" w:tentative="1">
+      <w:start w:val="1"/>
+      <w:numFmt w:val="bullet"/>
+      <w:lvlText w:val=""/>
+      <w:lvlJc w:val="left"/>
+      <w:pPr>
+        <w:ind w:left="5749" w:hanging="360"/>
+      </w:pPr>
+      <w:rPr>
+        <w:rFonts w:ascii="Symbol" w:hAnsi="Symbol" w:hint="default"/>
+      </w:rPr>
+    </w:lvl>
+    <w:lvl w:ilvl="7" w:tplc="04190003" w:tentative="1">
+      <w:start w:val="1"/>
+      <w:numFmt w:val="bullet"/>
+      <w:lvlText w:val="o"/>
+      <w:lvlJc w:val="left"/>
+      <w:pPr>
+        <w:ind w:left="6469" w:hanging="360"/>
+      </w:pPr>
+      <w:rPr>
+        <w:rFonts w:ascii="Courier New" w:hAnsi="Courier New" w:cs="Courier New" w:hint="default"/>
+      </w:rPr>
+    </w:lvl>
+    <w:lvl w:ilvl="8" w:tplc="04190005" w:tentative="1">
+      <w:start w:val="1"/>
+      <w:numFmt w:val="bullet"/>
+      <w:lvlText w:val=""/>
+      <w:lvlJc w:val="left"/>
+      <w:pPr>
+        <w:ind w:left="7189" w:hanging="360"/>
+      </w:pPr>
+      <w:rPr>
+        <w:rFonts w:ascii="Wingdings" w:hAnsi="Wingdings" w:hint="default"/>
+      </w:rPr>
+    </w:lvl>
+  </w:abstractNum>
+  <w:abstractNum w:abstractNumId="5" w15:restartNumberingAfterBreak="0">
     <w:nsid w:val="71187ADB"/>
     <w:multiLevelType w:val="hybridMultilevel"/>
     <w:tmpl w:val="FDA426F2"/>
@@ -9111,16 +11544,19 @@
     <w:abstractNumId w:val="2"/>
   </w:num>
   <w:num w:numId="4">
-    <w:abstractNumId w:val="4"/>
+    <w:abstractNumId w:val="5"/>
   </w:num>
   <w:num w:numId="5">
     <w:abstractNumId w:val="1"/>
+  </w:num>
+  <w:num w:numId="6">
+    <w:abstractNumId w:val="4"/>
   </w:num>
 </w:numbering>
 </file>
 
 <file path=word/styles.xml><?xml version="1.0" encoding="utf-8"?>
-<w:styles xmlns:mc="http://schemas.openxmlformats.org/markup-compatibility/2006" xmlns:r="http://schemas.openxmlformats.org/officeDocument/2006/relationships" xmlns:w="http://schemas.openxmlformats.org/wordprocessingml/2006/main" xmlns:w14="http://schemas.microsoft.com/office/word/2010/wordml" xmlns:w15="http://schemas.microsoft.com/office/word/2012/wordml" mc:Ignorable="w14 w15">
+<w:styles xmlns:mc="http://schemas.openxmlformats.org/markup-compatibility/2006" xmlns:r="http://schemas.openxmlformats.org/officeDocument/2006/relationships" xmlns:w="http://schemas.openxmlformats.org/wordprocessingml/2006/main" xmlns:w14="http://schemas.microsoft.com/office/word/2010/wordml" xmlns:w15="http://schemas.microsoft.com/office/word/2012/wordml" xmlns:w16se="http://schemas.microsoft.com/office/word/2015/wordml/symex" mc:Ignorable="w14 w15 w16se">
   <w:docDefaults>
     <w:rPrDefault>
       <w:rPr>
@@ -10175,7 +12611,6 @@
       <w:spacing w:after="0" w:line="240" w:lineRule="auto"/>
     </w:pPr>
     <w:tblPr>
-      <w:tblInd w:w="0" w:type="dxa"/>
       <w:tblBorders>
         <w:top w:val="single" w:sz="4" w:space="0" w:color="auto"/>
         <w:left w:val="single" w:sz="4" w:space="0" w:color="auto"/>
@@ -10184,12 +12619,6 @@
         <w:insideH w:val="single" w:sz="4" w:space="0" w:color="auto"/>
         <w:insideV w:val="single" w:sz="4" w:space="0" w:color="auto"/>
       </w:tblBorders>
-      <w:tblCellMar>
-        <w:top w:w="0" w:type="dxa"/>
-        <w:left w:w="108" w:type="dxa"/>
-        <w:bottom w:w="0" w:type="dxa"/>
-        <w:right w:w="108" w:type="dxa"/>
-      </w:tblCellMar>
     </w:tblPr>
   </w:style>
   <w:style w:type="paragraph" w:styleId="af">
@@ -10566,7 +12995,7 @@
 </file>
 
 <file path=customXml/itemProps1.xml><?xml version="1.0" encoding="utf-8"?>
-<ds:datastoreItem xmlns:ds="http://schemas.openxmlformats.org/officeDocument/2006/customXml" ds:itemID="{EFBF660F-A679-4633-912A-0E5B893E1E08}">
+<ds:datastoreItem xmlns:ds="http://schemas.openxmlformats.org/officeDocument/2006/customXml" ds:itemID="{76426793-D98D-4889-921F-2AD82485498D}">
   <ds:schemaRefs>
     <ds:schemaRef ds:uri="http://schemas.openxmlformats.org/officeDocument/2006/bibliography"/>
   </ds:schemaRefs>

--- a/Курсовая работа.docx
+++ b/Курсовая работа.docx
@@ -2949,7 +2949,13 @@
         <w:ind w:firstLine="0"/>
       </w:pPr>
       <w:r>
-        <w:t xml:space="preserve">Таблица 1 - </w:t>
+        <w:rPr>
+          <w:b/>
+        </w:rPr>
+        <w:t>Таблица 1</w:t>
+      </w:r>
+      <w:r>
+        <w:t xml:space="preserve"> - </w:t>
       </w:r>
       <w:r>
         <w:t xml:space="preserve">Требования к набору данных для задачи </w:t>
@@ -4355,10 +4361,18 @@
       </w:pPr>
       <w:r>
         <w:rPr>
-          <w:sz w:val="28"/>
-          <w:lang w:eastAsia="en-US"/>
-        </w:rPr>
-        <w:t>Рисунок 1. Диаграммы р</w:t>
+          <w:b/>
+          <w:sz w:val="28"/>
+          <w:lang w:eastAsia="en-US"/>
+        </w:rPr>
+        <w:t>Рисунок 1</w:t>
+      </w:r>
+      <w:r>
+        <w:rPr>
+          <w:sz w:val="28"/>
+          <w:lang w:eastAsia="en-US"/>
+        </w:rPr>
+        <w:t>. Диаграммы р</w:t>
       </w:r>
       <w:r>
         <w:rPr>
@@ -4568,10 +4582,18 @@
       </w:pPr>
       <w:r>
         <w:rPr>
-          <w:sz w:val="28"/>
-          <w:lang w:eastAsia="en-US"/>
-        </w:rPr>
-        <w:t>Рисунок 2. Зависимость длины SQL-запроса от длины вопроса</w:t>
+          <w:b/>
+          <w:sz w:val="28"/>
+          <w:lang w:eastAsia="en-US"/>
+        </w:rPr>
+        <w:t>Рисунок 2</w:t>
+      </w:r>
+      <w:r>
+        <w:rPr>
+          <w:sz w:val="28"/>
+          <w:lang w:eastAsia="en-US"/>
+        </w:rPr>
+        <w:t>. Зависимость длины SQL-запроса от длины вопроса</w:t>
       </w:r>
     </w:p>
     <w:p>
@@ -4681,10 +4703,18 @@
       </w:pPr>
       <w:r>
         <w:rPr>
-          <w:sz w:val="28"/>
-          <w:lang w:eastAsia="en-US"/>
-        </w:rPr>
-        <w:t>Рисунок 3. Распределение д</w:t>
+          <w:b/>
+          <w:sz w:val="28"/>
+          <w:lang w:eastAsia="en-US"/>
+        </w:rPr>
+        <w:t>Рисунок 3</w:t>
+      </w:r>
+      <w:r>
+        <w:rPr>
+          <w:sz w:val="28"/>
+          <w:lang w:eastAsia="en-US"/>
+        </w:rPr>
+        <w:t>. Распределение д</w:t>
       </w:r>
       <w:r>
         <w:rPr>
@@ -4799,10 +4829,18 @@
       </w:pPr>
       <w:r>
         <w:rPr>
-          <w:sz w:val="28"/>
-          <w:lang w:eastAsia="en-US"/>
-        </w:rPr>
-        <w:t>Рисунок 4. Плотность распределения длины вопросов в зависимос</w:t>
+          <w:b/>
+          <w:sz w:val="28"/>
+          <w:lang w:eastAsia="en-US"/>
+        </w:rPr>
+        <w:t>Рисунок 4</w:t>
+      </w:r>
+      <w:r>
+        <w:rPr>
+          <w:sz w:val="28"/>
+          <w:lang w:eastAsia="en-US"/>
+        </w:rPr>
+        <w:t>. Плотность распределения длины вопросов в зависимос</w:t>
       </w:r>
       <w:r>
         <w:rPr>
@@ -4919,10 +4957,18 @@
       </w:pPr>
       <w:r>
         <w:rPr>
-          <w:sz w:val="28"/>
-          <w:lang w:eastAsia="en-US"/>
-        </w:rPr>
-        <w:t xml:space="preserve">Рисунок 5. Интерактивный график накопленной частоты длин вопросов </w:t>
+          <w:b/>
+          <w:sz w:val="28"/>
+          <w:lang w:eastAsia="en-US"/>
+        </w:rPr>
+        <w:t>Рисунок 5</w:t>
+      </w:r>
+      <w:r>
+        <w:rPr>
+          <w:sz w:val="28"/>
+          <w:lang w:eastAsia="en-US"/>
+        </w:rPr>
+        <w:t xml:space="preserve">. Интерактивный график накопленной частоты длин вопросов </w:t>
       </w:r>
     </w:p>
     <w:p>
@@ -4999,10 +5045,18 @@
       </w:pPr>
       <w:r>
         <w:rPr>
-          <w:sz w:val="28"/>
-          <w:lang w:eastAsia="en-US"/>
-        </w:rPr>
-        <w:t>Рисунок 6. Зависимость сло</w:t>
+          <w:b/>
+          <w:sz w:val="28"/>
+          <w:lang w:eastAsia="en-US"/>
+        </w:rPr>
+        <w:t>Рисунок 6</w:t>
+      </w:r>
+      <w:r>
+        <w:rPr>
+          <w:sz w:val="28"/>
+          <w:lang w:eastAsia="en-US"/>
+        </w:rPr>
+        <w:t>. Зависимость сло</w:t>
       </w:r>
       <w:r>
         <w:rPr>
@@ -5216,10 +5270,18 @@
       </w:pPr>
       <w:r>
         <w:rPr>
-          <w:sz w:val="28"/>
-          <w:lang w:eastAsia="en-US"/>
-        </w:rPr>
-        <w:t>Рисунок 7. Тепловая карта коррел</w:t>
+          <w:b/>
+          <w:sz w:val="28"/>
+          <w:lang w:eastAsia="en-US"/>
+        </w:rPr>
+        <w:t>Рисунок 7</w:t>
+      </w:r>
+      <w:r>
+        <w:rPr>
+          <w:sz w:val="28"/>
+          <w:lang w:eastAsia="en-US"/>
+        </w:rPr>
+        <w:t>. Тепловая карта коррел</w:t>
       </w:r>
       <w:r>
         <w:rPr>
@@ -5354,10 +5416,18 @@
       </w:pPr>
       <w:r>
         <w:rPr>
-          <w:sz w:val="28"/>
-          <w:lang w:eastAsia="en-US"/>
-        </w:rPr>
-        <w:t>Рисунок 8. Тепловая карта совместной в</w:t>
+          <w:b/>
+          <w:sz w:val="28"/>
+          <w:lang w:eastAsia="en-US"/>
+        </w:rPr>
+        <w:t>Рисунок 8</w:t>
+      </w:r>
+      <w:r>
+        <w:rPr>
+          <w:sz w:val="28"/>
+          <w:lang w:eastAsia="en-US"/>
+        </w:rPr>
+        <w:t>. Тепловая карта совместной в</w:t>
       </w:r>
       <w:r>
         <w:rPr>
@@ -5995,10 +6065,18 @@
       </w:pPr>
       <w:r>
         <w:rPr>
-          <w:sz w:val="28"/>
-          <w:lang w:eastAsia="en-US"/>
-        </w:rPr>
-        <w:t>Рисунок 9. Влияние добавления шума</w:t>
+          <w:b/>
+          <w:sz w:val="28"/>
+          <w:lang w:eastAsia="en-US"/>
+        </w:rPr>
+        <w:t>Рисунок 9</w:t>
+      </w:r>
+      <w:r>
+        <w:rPr>
+          <w:sz w:val="28"/>
+          <w:lang w:eastAsia="en-US"/>
+        </w:rPr>
+        <w:t>. Влияние добавления шума</w:t>
       </w:r>
       <w:r>
         <w:rPr>
@@ -6328,10 +6406,18 @@
       </w:pPr>
       <w:r>
         <w:rPr>
-          <w:sz w:val="28"/>
-          <w:lang w:eastAsia="en-US"/>
-        </w:rPr>
-        <w:t>Рисунок 10. Сравнение распределений</w:t>
+          <w:b/>
+          <w:sz w:val="28"/>
+          <w:lang w:eastAsia="en-US"/>
+        </w:rPr>
+        <w:t>Рисунок 10</w:t>
+      </w:r>
+      <w:r>
+        <w:rPr>
+          <w:sz w:val="28"/>
+          <w:lang w:eastAsia="en-US"/>
+        </w:rPr>
+        <w:t>. Сравнение распределений</w:t>
       </w:r>
       <w:r>
         <w:rPr>
@@ -6446,10 +6532,18 @@
       </w:pPr>
       <w:r>
         <w:rPr>
-          <w:sz w:val="28"/>
-          <w:lang w:eastAsia="en-US"/>
-        </w:rPr>
-        <w:t xml:space="preserve">Рисунок 11. Топ-10 схем баз </w:t>
+          <w:b/>
+          <w:sz w:val="28"/>
+          <w:lang w:eastAsia="en-US"/>
+        </w:rPr>
+        <w:t>Рисунок 11</w:t>
+      </w:r>
+      <w:r>
+        <w:rPr>
+          <w:sz w:val="28"/>
+          <w:lang w:eastAsia="en-US"/>
+        </w:rPr>
+        <w:t xml:space="preserve">. Топ-10 схем баз </w:t>
       </w:r>
       <w:r>
         <w:rPr>
@@ -6709,10 +6803,18 @@
       </w:pPr>
       <w:r>
         <w:rPr>
-          <w:sz w:val="28"/>
-          <w:lang w:eastAsia="en-US"/>
-        </w:rPr>
-        <w:t>Рисунок 12. Распределение з</w:t>
+          <w:b/>
+          <w:sz w:val="28"/>
+          <w:lang w:eastAsia="en-US"/>
+        </w:rPr>
+        <w:t>Рисунок 12</w:t>
+      </w:r>
+      <w:r>
+        <w:rPr>
+          <w:sz w:val="28"/>
+          <w:lang w:eastAsia="en-US"/>
+        </w:rPr>
+        <w:t>. Распределение з</w:t>
       </w:r>
       <w:r>
         <w:rPr>
@@ -7293,10 +7395,18 @@
       </w:pPr>
       <w:r>
         <w:rPr>
-          <w:sz w:val="28"/>
-          <w:lang w:eastAsia="en-US"/>
-        </w:rPr>
-        <w:t>Рисунок 13. Распределение запросов по уро</w:t>
+          <w:b/>
+          <w:sz w:val="28"/>
+          <w:lang w:eastAsia="en-US"/>
+        </w:rPr>
+        <w:t>Рисунок 13</w:t>
+      </w:r>
+      <w:r>
+        <w:rPr>
+          <w:sz w:val="28"/>
+          <w:lang w:eastAsia="en-US"/>
+        </w:rPr>
+        <w:t>. Распределение запросов по уро</w:t>
       </w:r>
       <w:r>
         <w:rPr>
@@ -8145,7 +8255,16 @@
       </w:r>
       <w:r>
         <w:lastRenderedPageBreak/>
-        <w:t>локализовать источник аномалии (указать, на каком канале / датчике развивается дефект).</w:t>
+        <w:t>локализовать источник аномалии (указ</w:t>
+      </w:r>
+      <w:r>
+        <w:t xml:space="preserve">ать, на каком канале </w:t>
+      </w:r>
+      <w:r>
+        <w:t>/</w:t>
+      </w:r>
+      <w:r>
+        <w:t xml:space="preserve"> датчике развивается дефект).</w:t>
       </w:r>
     </w:p>
     <w:p>
@@ -8270,23 +8389,18 @@
         <w:pStyle w:val="AStyle"/>
       </w:pPr>
       <w:r>
-        <w:t>Заинтересованными сторонами являются: промышленные предприятия, эксплуатирующие вращающееся оборудование; сервисные компании, предоставляющие услуги по мониторингу состояния; производители подшипников и редукторов; разработчики систем промышленного интернета вещей (</w:t>
+        <w:t xml:space="preserve">Заинтересованными сторонами являются: промышленные предприятия, эксплуатирующие вращающееся оборудование; сервисные компании, предоставляющие услуги по мониторингу состояния; производители подшипников и редукторов; разработчики систем промышленного </w:t>
       </w:r>
       <w:proofErr w:type="spellStart"/>
       <w:r>
-        <w:t>Industrial</w:t>
+        <w:rPr>
+          <w:lang w:val="en-US"/>
+        </w:rPr>
+        <w:t>IoT</w:t>
       </w:r>
       <w:proofErr w:type="spellEnd"/>
       <w:r>
-        <w:t xml:space="preserve"> </w:t>
-      </w:r>
-      <w:proofErr w:type="spellStart"/>
-      <w:r>
-        <w:t>IoT</w:t>
-      </w:r>
-      <w:proofErr w:type="spellEnd"/>
-      <w:r>
-        <w:t>).</w:t>
+        <w:t>.</w:t>
       </w:r>
     </w:p>
     <w:p>
@@ -8300,8 +8414,16 @@
         <w:rPr>
           <w:b/>
         </w:rPr>
+        <w:t>Требования к данным</w:t>
+      </w:r>
+    </w:p>
+    <w:p>
+      <w:pPr>
+        <w:pStyle w:val="AStyle"/>
+      </w:pPr>
+      <w:r>
         <w:lastRenderedPageBreak/>
-        <w:t>Требования к данным</w:t>
+        <w:t>Для успешного решения задачи обнаружения аномалий в вибрационных данных набор данных должен удовлетворять требованиям, представленным в таблице 2.1.</w:t>
       </w:r>
     </w:p>
     <w:p>
@@ -8309,14 +8431,9 @@
         <w:pStyle w:val="AStyle"/>
       </w:pPr>
       <w:r>
-        <w:t>Для успешного решения задачи обнаружения аномалий в вибрационных данных набор данных должен удовлетворять требованиям, представленным в таблице 2.1.</w:t>
-      </w:r>
-    </w:p>
-    <w:p>
-      <w:pPr>
-        <w:pStyle w:val="AStyle"/>
-      </w:pPr>
-      <w:r>
+        <w:rPr>
+          <w:b/>
+        </w:rPr>
         <w:t>Таблица 2</w:t>
       </w:r>
       <w:r>
@@ -8806,24 +8923,54 @@
         <w:rPr>
           <w:b/>
         </w:rPr>
+        <w:t>Краткая информация о сборе и разметке</w:t>
+      </w:r>
+    </w:p>
+    <w:p>
+      <w:pPr>
+        <w:pStyle w:val="AStyle"/>
+      </w:pPr>
+      <w:r>
         <w:lastRenderedPageBreak/>
-        <w:t>Краткая информация о сборе и разметке</w:t>
+        <w:t xml:space="preserve">Эксперимент проводился на специальном стенде, где на одном валу были установлены четыре подшипника </w:t>
+      </w:r>
+      <w:proofErr w:type="spellStart"/>
+      <w:r>
+        <w:t>Rexnord</w:t>
+      </w:r>
+      <w:proofErr w:type="spellEnd"/>
+      <w:r>
+        <w:t xml:space="preserve"> ZA-2115. Частота вращения вала поддерживалась постоянной на уровне 2000 об/мин с помощью AC-двигателя, а радиальная нагрузка на подшипники составляла 6000 фунтов (около 2722 кг) и создавалась пружинным механизмом. Смазка подшипников была принудительной. Данные собирались с помощью акселерометров PCB 353B33 высокой чувствительности, установленных на корпусах подшипников. Частота дискретизации составляла 20 кГц, а длительность одного снятого замера – 1 секунда (20 480 точек). Замеры производились с интервалом 10 минут (первые 43 замера – с интервалом 5 минут). Эксперимент продолжался до появления явных дефектов подшипников. Разметка дефектов выполнена на основе пост-экспериментального анализа: в подшипнике 3 был обнаружен дефект внутреннего кольца и тела качения, в подшипнике 4 – дефект тела качения. Таким образом, данные содержат как эталонный участок нормальной работы (начало эксперимента), так и развитие катастрофических дефектов (конец эксперимента).</w:t>
       </w:r>
     </w:p>
     <w:p>
       <w:pPr>
         <w:pStyle w:val="AStyle"/>
-      </w:pPr>
-      <w:r>
-        <w:t xml:space="preserve">Эксперимент проводился на специальном стенде, где на одном валу были установлены четыре подшипника </w:t>
+        <w:rPr>
+          <w:b/>
+        </w:rPr>
+      </w:pPr>
+      <w:r>
+        <w:rPr>
+          <w:b/>
+        </w:rPr>
+        <w:t>Обоснование выбора</w:t>
+      </w:r>
+    </w:p>
+    <w:p>
+      <w:pPr>
+        <w:pStyle w:val="AStyle"/>
+      </w:pPr>
+      <w:r>
+        <w:t xml:space="preserve">Выбранный набор данных подходит для обучения модели, решающей задачу обнаружения аномалий, по следующим причинам. Во-первых, это </w:t>
       </w:r>
       <w:proofErr w:type="spellStart"/>
       <w:r>
-        <w:t>Rexnord</w:t>
+        <w:t>референсный</w:t>
       </w:r>
       <w:proofErr w:type="spellEnd"/>
       <w:r>
-        <w:t xml:space="preserve"> ZA-2115. Частота вращения вала поддерживалась постоянной на уровне 2000 об/мин с помощью AC-двигателя, а радиальная нагрузка на подшипники составляла 6000 фунтов (около 2722 кг) и создавалась пружинным механизмом. Смазка подшипников была принудительной. Данные собирались с помощью акселерометров PCB 353B33 высокой чувствительности, установленных на корпусах подшипников. Частота дискретизации составляла 20 кГц, а длительность одного снятого замера – 1 секунда (20 480 точек). Замеры производились с интервалом 10 минут (первые 43 замера – с интервалом 5 минут). Эксперимент продолжался до появления явных дефектов подшипников. Разметка дефектов выполнена на основе пост-экспериментального анализа: в подшипнике 3 был обнаружен дефект внутреннего кольца и тела качения, в подшипнике 4 – дефект тела качения. Таким образом, данные содержат как эталонный участок нормальной работы (начало эксперимента), так и развитие катастрофических дефектов (конец эксперимента).</w:t>
+        <w:t xml:space="preserve"> набор данных, широко цитируемый в научной литературе по диагностике подшипников (например, в работе [4]), что подтверждает его качество и репрезентативность. Во-вторых, данные представляют собой эксперимент «до разрушения»: в наборе присутствует как длительный период нормальной работы, так и прогрессирующая деградация подшипников, что позволяет обучать модели на примерах развития дефекта во времени. В-третьих, высокая частота дискретизации (20 кГц) позволяет захватывать высокочастотные ударные импульсы, характерные для начальных стадий дефектов. В-четвертых, наличие нескольких каналов даёт возможность решать задачу локализации аномалии – определять, какой именно датчик (канал) фиксирует аномальный рост вибрации.</w:t>
       </w:r>
     </w:p>
     <w:p>
@@ -8837,40 +8984,7 @@
         <w:rPr>
           <w:b/>
         </w:rPr>
-        <w:t>Обоснование выбора</w:t>
-      </w:r>
-    </w:p>
-    <w:p>
-      <w:pPr>
-        <w:pStyle w:val="AStyle"/>
-      </w:pPr>
-      <w:r>
-        <w:t xml:space="preserve">Выбранный набор данных подходит для обучения модели, решающей задачу обнаружения аномалий, по следующим причинам. Во-первых, это </w:t>
-      </w:r>
-      <w:proofErr w:type="spellStart"/>
-      <w:r>
-        <w:t>референсный</w:t>
-      </w:r>
-      <w:proofErr w:type="spellEnd"/>
-      <w:r>
-        <w:t xml:space="preserve"> набор данных, широко цитируемый в научной литературе по диагностике подшипников (например, в работе [4]), что подтверждает его качество и репрезентативность. Во-вторых, данные представляют собой эксперимент «до разрушения»: в наборе присутствует как длительный период нормальной работы, так и прогрессирующая деградация подшипников, что позволяет обучать модели на примерах развития дефекта во времени. В-третьих, высокая частота дискретизации (20 кГц) позволяет захватывать высокочастотные ударные импульсы, характерные для начальных стадий дефектов. В-четвертых, наличие нескольких каналов даёт возможность решать </w:t>
-      </w:r>
-      <w:r>
         <w:lastRenderedPageBreak/>
-        <w:t>задачу локализации аномалии – определять, какой именно датчик (канал) фиксирует аномальный рост вибрации.</w:t>
-      </w:r>
-    </w:p>
-    <w:p>
-      <w:pPr>
-        <w:pStyle w:val="AStyle"/>
-        <w:rPr>
-          <w:b/>
-        </w:rPr>
-      </w:pPr>
-      <w:r>
-        <w:rPr>
-          <w:b/>
-        </w:rPr>
         <w:t>Структура данных</w:t>
       </w:r>
     </w:p>
@@ -8990,13 +9104,14 @@
         <w:pStyle w:val="AStyle"/>
       </w:pPr>
       <w:r>
+        <w:rPr>
+          <w:b/>
+        </w:rPr>
         <w:t>Таблица 3</w:t>
       </w:r>
       <w:r>
         <w:t xml:space="preserve"> -</w:t>
       </w:r>
-      <w:bookmarkStart w:id="25" w:name="_GoBack"/>
-      <w:bookmarkEnd w:id="25"/>
       <w:r>
         <w:t xml:space="preserve"> Признаки, полученные из вибрационного сигнала</w:t>
       </w:r>
@@ -9129,7 +9244,15 @@
                 <w:sz w:val="22"/>
                 <w:lang w:val="en-US"/>
               </w:rPr>
-              <w:t>timestamp</w:t>
+              <w:t>t</w:t>
+            </w:r>
+            <w:r>
+              <w:rPr>
+                <w:rFonts w:ascii="Courier New" w:hAnsi="Courier New" w:cs="Courier New"/>
+                <w:sz w:val="22"/>
+                <w:lang w:val="en-US"/>
+              </w:rPr>
+              <w:t>imestamp</w:t>
             </w:r>
           </w:p>
         </w:tc>
@@ -9231,7 +9354,15 @@
                 <w:sz w:val="22"/>
                 <w:lang w:val="en-US"/>
               </w:rPr>
-              <w:t>channel</w:t>
+              <w:t>c</w:t>
+            </w:r>
+            <w:r>
+              <w:rPr>
+                <w:rFonts w:ascii="Courier New" w:hAnsi="Courier New" w:cs="Courier New"/>
+                <w:sz w:val="22"/>
+                <w:lang w:val="en-US"/>
+              </w:rPr>
+              <w:t>hannel</w:t>
             </w:r>
           </w:p>
         </w:tc>
@@ -9323,7 +9454,15 @@
                 <w:sz w:val="22"/>
                 <w:lang w:val="en-US"/>
               </w:rPr>
-              <w:t>mean</w:t>
+              <w:t>m</w:t>
+            </w:r>
+            <w:r>
+              <w:rPr>
+                <w:rFonts w:ascii="Courier New" w:hAnsi="Courier New" w:cs="Courier New"/>
+                <w:sz w:val="22"/>
+                <w:lang w:val="en-US"/>
+              </w:rPr>
+              <w:t>ean</w:t>
             </w:r>
           </w:p>
         </w:tc>
@@ -9423,8 +9562,15 @@
                 <w:sz w:val="22"/>
                 <w:lang w:val="en-US"/>
               </w:rPr>
-              <w:lastRenderedPageBreak/>
-              <w:t>std</w:t>
+              <w:t>s</w:t>
+            </w:r>
+            <w:r>
+              <w:rPr>
+                <w:rFonts w:ascii="Courier New" w:hAnsi="Courier New" w:cs="Courier New"/>
+                <w:sz w:val="22"/>
+                <w:lang w:val="en-US"/>
+              </w:rPr>
+              <w:t>td</w:t>
             </w:r>
             <w:proofErr w:type="spellEnd"/>
           </w:p>
@@ -9538,7 +9684,16 @@
                 <w:sz w:val="22"/>
                 <w:lang w:val="en-US"/>
               </w:rPr>
-              <w:t>rms</w:t>
+              <w:lastRenderedPageBreak/>
+              <w:t>r</w:t>
+            </w:r>
+            <w:r>
+              <w:rPr>
+                <w:rFonts w:ascii="Courier New" w:hAnsi="Courier New" w:cs="Courier New"/>
+                <w:sz w:val="22"/>
+                <w:lang w:val="en-US"/>
+              </w:rPr>
+              <w:t>ms</w:t>
             </w:r>
             <w:proofErr w:type="spellEnd"/>
           </w:p>
@@ -9684,7 +9839,15 @@
                 <w:sz w:val="22"/>
                 <w:lang w:val="en-US"/>
               </w:rPr>
-              <w:t>peak</w:t>
+              <w:t>p</w:t>
+            </w:r>
+            <w:r>
+              <w:rPr>
+                <w:rFonts w:ascii="Courier New" w:hAnsi="Courier New" w:cs="Courier New"/>
+                <w:sz w:val="22"/>
+                <w:lang w:val="en-US"/>
+              </w:rPr>
+              <w:t>eak</w:t>
             </w:r>
           </w:p>
         </w:tc>
@@ -9952,9 +10115,6351 @@
     <w:p>
       <w:pPr>
         <w:pStyle w:val="AStyle"/>
+      </w:pPr>
+    </w:p>
+    <w:p>
+      <w:pPr>
+        <w:pStyle w:val="2"/>
+      </w:pPr>
+      <w:r>
+        <w:t>Описание результатов первичного анализа</w:t>
+      </w:r>
+    </w:p>
+    <w:p>
+      <w:pPr>
+        <w:pStyle w:val="AStyle"/>
+      </w:pPr>
+      <w:r>
+        <w:t>В данном подразделе представлены результаты последовательного выполнения этапов анализа временных рядов</w:t>
+      </w:r>
+      <w:r>
+        <w:t xml:space="preserve">. </w:t>
+      </w:r>
+      <w:r>
+        <w:t xml:space="preserve">Анализ проводился на основе набора данных IMS </w:t>
+      </w:r>
+      <w:proofErr w:type="spellStart"/>
+      <w:r>
+        <w:t>Bearing</w:t>
+      </w:r>
+      <w:proofErr w:type="spellEnd"/>
+      <w:r>
+        <w:t xml:space="preserve"> </w:t>
+      </w:r>
+      <w:proofErr w:type="spellStart"/>
+      <w:r>
+        <w:t>Set</w:t>
+      </w:r>
+      <w:proofErr w:type="spellEnd"/>
+      <w:r>
+        <w:t xml:space="preserve"> 1.</w:t>
+      </w:r>
+    </w:p>
+    <w:p>
+      <w:pPr>
+        <w:pStyle w:val="AStyle"/>
+      </w:pPr>
+    </w:p>
+    <w:p>
+      <w:pPr>
+        <w:pStyle w:val="3"/>
+      </w:pPr>
+      <w:r>
+        <w:t xml:space="preserve">Этап 1. </w:t>
+      </w:r>
+      <w:r>
+        <w:t>Загрузка и первичное знакомство с данными</w:t>
+      </w:r>
+    </w:p>
+    <w:p>
+      <w:pPr>
+        <w:pStyle w:val="AStyle"/>
+      </w:pPr>
+      <w:r>
+        <w:t xml:space="preserve">На первом этапе выполнена загрузка данных из 2156 текстовых файлов, каждый из которых содержит 20 480 значений вибрации (1 секунда записи с частотой 20 кГц). Имена файлов имеют формат </w:t>
+      </w:r>
+      <w:proofErr w:type="spellStart"/>
+      <w:r>
+        <w:rPr>
+          <w:rFonts w:ascii="Courier New" w:hAnsi="Courier New" w:cs="Courier New"/>
+          <w:sz w:val="24"/>
+        </w:rPr>
+        <w:t>ГГГГ.ММ.ДД.ЧЧ.ММ.НомерКанала</w:t>
+      </w:r>
+      <w:proofErr w:type="spellEnd"/>
+      <w:r>
+        <w:t>, что позволило извлечь временные метки и номера каналов.</w:t>
+      </w:r>
+    </w:p>
+    <w:p>
+      <w:pPr>
+        <w:pStyle w:val="AStyle"/>
+      </w:pPr>
+    </w:p>
+    <w:p>
+      <w:pPr>
+        <w:pStyle w:val="AStyle"/>
+      </w:pPr>
+      <w:r>
+        <w:t xml:space="preserve">В результате загрузки сформирован </w:t>
+      </w:r>
+      <w:proofErr w:type="spellStart"/>
+      <w:r>
+        <w:t>DataFrame</w:t>
+      </w:r>
+      <w:proofErr w:type="spellEnd"/>
+      <w:r>
+        <w:t xml:space="preserve">, содержащий 2156 записей и 7 столбцов: </w:t>
+      </w:r>
+      <w:proofErr w:type="spellStart"/>
+      <w:r>
+        <w:rPr>
+          <w:rFonts w:ascii="Courier New" w:hAnsi="Courier New" w:cs="Courier New"/>
+          <w:sz w:val="24"/>
+        </w:rPr>
+        <w:t>timestamp</w:t>
+      </w:r>
+      <w:proofErr w:type="spellEnd"/>
+      <w:r>
+        <w:t xml:space="preserve">, </w:t>
+      </w:r>
+      <w:proofErr w:type="spellStart"/>
+      <w:r>
+        <w:rPr>
+          <w:rFonts w:ascii="Courier New" w:hAnsi="Courier New" w:cs="Courier New"/>
+          <w:sz w:val="24"/>
+        </w:rPr>
+        <w:t>channel</w:t>
+      </w:r>
+      <w:proofErr w:type="spellEnd"/>
+      <w:r>
+        <w:t xml:space="preserve">, </w:t>
+      </w:r>
+      <w:proofErr w:type="spellStart"/>
+      <w:r>
+        <w:rPr>
+          <w:rFonts w:ascii="Courier New" w:hAnsi="Courier New" w:cs="Courier New"/>
+          <w:sz w:val="24"/>
+        </w:rPr>
+        <w:t>mean</w:t>
+      </w:r>
+      <w:proofErr w:type="spellEnd"/>
+      <w:r>
+        <w:t xml:space="preserve">, </w:t>
+      </w:r>
+      <w:proofErr w:type="spellStart"/>
+      <w:r>
+        <w:rPr>
+          <w:rFonts w:ascii="Courier New" w:hAnsi="Courier New" w:cs="Courier New"/>
+          <w:sz w:val="24"/>
+        </w:rPr>
+        <w:t>std</w:t>
+      </w:r>
+      <w:proofErr w:type="spellEnd"/>
+      <w:r>
+        <w:t xml:space="preserve">, </w:t>
+      </w:r>
+      <w:proofErr w:type="spellStart"/>
+      <w:r>
+        <w:rPr>
+          <w:rFonts w:ascii="Courier New" w:hAnsi="Courier New" w:cs="Courier New"/>
+          <w:sz w:val="24"/>
+        </w:rPr>
+        <w:t>rms</w:t>
+      </w:r>
+      <w:proofErr w:type="spellEnd"/>
+      <w:r>
+        <w:t xml:space="preserve">, </w:t>
+      </w:r>
+      <w:proofErr w:type="spellStart"/>
+      <w:r>
+        <w:rPr>
+          <w:rFonts w:ascii="Courier New" w:hAnsi="Courier New" w:cs="Courier New"/>
+          <w:sz w:val="24"/>
+        </w:rPr>
+        <w:t>peak</w:t>
+      </w:r>
+      <w:proofErr w:type="spellEnd"/>
+      <w:r>
+        <w:t xml:space="preserve">, </w:t>
+      </w:r>
+      <w:proofErr w:type="spellStart"/>
+      <w:r>
+        <w:rPr>
+          <w:rFonts w:ascii="Courier New" w:hAnsi="Courier New" w:cs="Courier New"/>
+          <w:sz w:val="24"/>
+        </w:rPr>
+        <w:t>crest_factor</w:t>
+      </w:r>
+      <w:proofErr w:type="spellEnd"/>
+      <w:r>
+        <w:t>. В ходе загрузки было установлено, что в наборе присутствует 25 уникальных каналов со следующими номерами: 3, 7, 9, 11, 13, 14, 15, 17, 19, 21, 24, 30, 32, 35, 36, 38, 39, 44, 46, 48, 51, 54, 55, 56, 58. Диапазон временных меток охватывает период с 22 октября 2003 г. по 25 ноября 2003 г., общая длительность эксперимента составляет 34 дня.</w:t>
+      </w:r>
+    </w:p>
+    <w:p>
+      <w:pPr>
+        <w:pStyle w:val="AStyle"/>
+      </w:pPr>
+    </w:p>
+    <w:p>
+      <w:pPr>
+        <w:pStyle w:val="AStyle"/>
+      </w:pPr>
+      <w:r>
+        <w:t xml:space="preserve">Пропущенные значения в загруженных данных отсутствуют. Признаки </w:t>
+      </w:r>
+      <w:proofErr w:type="spellStart"/>
+      <w:r>
+        <w:rPr>
+          <w:rFonts w:ascii="Courier New" w:hAnsi="Courier New" w:cs="Courier New"/>
+          <w:sz w:val="24"/>
+        </w:rPr>
+        <w:t>kurtosis</w:t>
+      </w:r>
+      <w:proofErr w:type="spellEnd"/>
+      <w:r>
+        <w:t xml:space="preserve"> (эксцесс) и </w:t>
+      </w:r>
+      <w:proofErr w:type="spellStart"/>
+      <w:r>
+        <w:rPr>
+          <w:rFonts w:ascii="Courier New" w:hAnsi="Courier New" w:cs="Courier New"/>
+          <w:sz w:val="24"/>
+        </w:rPr>
+        <w:t>skewness</w:t>
+      </w:r>
+      <w:proofErr w:type="spellEnd"/>
+      <w:r>
+        <w:t xml:space="preserve"> (асимметрия) были исключены из анализа, так как при расчёте возвращали массивы, а не скалярные значения.</w:t>
+      </w:r>
+    </w:p>
+    <w:p>
+      <w:pPr>
+        <w:pStyle w:val="AStyle"/>
+      </w:pPr>
+    </w:p>
+    <w:p>
+      <w:pPr>
+        <w:pStyle w:val="3"/>
+      </w:pPr>
+      <w:r>
+        <w:t>Этап 2. Визуализация исходных данных</w:t>
+      </w:r>
+    </w:p>
+    <w:p>
+      <w:pPr>
+        <w:pStyle w:val="AStyle"/>
+      </w:pPr>
+      <w:r>
+        <w:t>На рис. 14</w:t>
+      </w:r>
+      <w:r>
+        <w:t xml:space="preserve"> представлена динамика среднеквадратичного значения (RMS) для всех 25 каналов.</w:t>
+      </w:r>
+    </w:p>
+    <w:p>
+      <w:pPr>
+        <w:pStyle w:val="AStyle"/>
+      </w:pPr>
+      <w:r>
+        <w:pict>
+          <v:shape id="_x0000_i1038" type="#_x0000_t75" style="width:377.4pt;height:187.2pt">
+            <v:imagedata r:id="rId21" o:title="set1_all_channels"/>
+          </v:shape>
+        </w:pict>
+      </w:r>
+    </w:p>
+    <w:p>
+      <w:pPr>
+        <w:pStyle w:val="AStyle"/>
+      </w:pPr>
+      <w:r>
         <w:rPr>
           <w:b/>
         </w:rPr>
+        <w:t>Рисунок 14</w:t>
+      </w:r>
+      <w:r>
+        <w:t xml:space="preserve"> - </w:t>
+      </w:r>
+      <w:r>
+        <w:t>Динамика RMS по всем каналам</w:t>
+      </w:r>
+    </w:p>
+    <w:p>
+      <w:pPr>
+        <w:pStyle w:val="AStyle"/>
+      </w:pPr>
+    </w:p>
+    <w:p>
+      <w:pPr>
+        <w:pStyle w:val="AStyle"/>
+      </w:pPr>
+      <w:r>
+        <w:t>Большинство каналов демонстрируют стационарное поведение</w:t>
+      </w:r>
+      <w:r>
+        <w:t xml:space="preserve"> с уровнем RMS в диапазоне 0,14-</w:t>
+      </w:r>
+      <w:r>
+        <w:t xml:space="preserve">0,16 g, что соответствует нормальной работе подшипников. Каналы 56, 32, 24, 13, 3 показывают рост RMS к концу </w:t>
+      </w:r>
+      <w:r>
+        <w:lastRenderedPageBreak/>
+        <w:t>эксперимента, что является характерным признаком развивающихся дефектов.</w:t>
+      </w:r>
+    </w:p>
+    <w:p>
+      <w:pPr>
+        <w:pStyle w:val="AStyle"/>
+      </w:pPr>
+    </w:p>
+    <w:p>
+      <w:pPr>
+        <w:pStyle w:val="AStyle"/>
+      </w:pPr>
+      <w:r>
+        <w:t>На рис. 15 выделены каналы с наибольшим ростом RMS.</w:t>
+      </w:r>
+    </w:p>
+    <w:p>
+      <w:pPr>
+        <w:pStyle w:val="AStyle"/>
+      </w:pPr>
+      <w:r>
+        <w:pict>
+          <v:shape id="_x0000_i1041" type="#_x0000_t75" style="width:384pt;height:305.4pt">
+            <v:imagedata r:id="rId22" o:title="set1_top_channels"/>
+          </v:shape>
+        </w:pict>
+      </w:r>
+    </w:p>
+    <w:p>
+      <w:pPr>
+        <w:pStyle w:val="AStyle"/>
+      </w:pPr>
+      <w:r>
+        <w:rPr>
+          <w:b/>
+        </w:rPr>
+        <w:t>Рисунок 15</w:t>
+      </w:r>
+      <w:r>
+        <w:t xml:space="preserve"> – Каналы с наибольшим ростом </w:t>
+      </w:r>
+      <w:r>
+        <w:rPr>
+          <w:lang w:val="en-US"/>
+        </w:rPr>
+        <w:t>RMS</w:t>
+      </w:r>
+    </w:p>
+    <w:p>
+      <w:pPr>
+        <w:pStyle w:val="AStyle"/>
+      </w:pPr>
+    </w:p>
+    <w:p>
+      <w:pPr>
+        <w:pStyle w:val="AStyle"/>
+      </w:pPr>
+      <w:r>
+        <w:t xml:space="preserve">Лидером является канал 56 с ростом 29,6% </w:t>
+      </w:r>
+      <w:r>
+        <w:t xml:space="preserve">(с 0,1585 до </w:t>
+      </w:r>
+      <w:r>
+        <w:t>~</w:t>
+      </w:r>
+      <w:r>
+        <w:t>0,3 g), вторым -</w:t>
+      </w:r>
+      <w:r>
+        <w:t xml:space="preserve"> канал 32 с ростом 25,7% (с 0,1654 до 0,2080 g). На графики наложены линии линейного тренда, подтверждающие устойчивый характер роста. Типы обнаруженных аномалий:</w:t>
+      </w:r>
+    </w:p>
+    <w:p>
+      <w:pPr>
+        <w:pStyle w:val="AStyle"/>
+        <w:numPr>
+          <w:ilvl w:val="0"/>
+          <w:numId w:val="7"/>
+        </w:numPr>
+      </w:pPr>
+      <w:r>
+        <w:t>коллективные аномалии -</w:t>
+      </w:r>
+      <w:r>
+        <w:t xml:space="preserve"> устойчивый рост RMS на каналах 56, 32, 24, 13, 3 в конце эксперимента;</w:t>
+      </w:r>
+    </w:p>
+    <w:p>
+      <w:pPr>
+        <w:pStyle w:val="AStyle"/>
+        <w:numPr>
+          <w:ilvl w:val="0"/>
+          <w:numId w:val="7"/>
+        </w:numPr>
+      </w:pPr>
+      <w:r>
+        <w:t>точечные аномалии -</w:t>
+      </w:r>
+      <w:r>
+        <w:t xml:space="preserve"> единичные выбросы (менее 1,5% записей);</w:t>
+      </w:r>
+    </w:p>
+    <w:p>
+      <w:pPr>
+        <w:pStyle w:val="AStyle"/>
+        <w:numPr>
+          <w:ilvl w:val="0"/>
+          <w:numId w:val="7"/>
+        </w:numPr>
+      </w:pPr>
+      <w:r>
+        <w:t>контекстные аномалии -</w:t>
+      </w:r>
+      <w:r>
+        <w:t xml:space="preserve"> не обнаружены (сезонные паттерны отсутствуют).</w:t>
+      </w:r>
+    </w:p>
+    <w:p>
+      <w:pPr>
+        <w:pStyle w:val="AStyle"/>
+      </w:pPr>
+    </w:p>
+    <w:p>
+      <w:pPr>
+        <w:pStyle w:val="3"/>
+      </w:pPr>
+      <w:r>
+        <w:lastRenderedPageBreak/>
+        <w:t>Этап 3. Статистический анализ</w:t>
+      </w:r>
+    </w:p>
+    <w:p>
+      <w:pPr>
+        <w:pStyle w:val="AStyle"/>
+      </w:pPr>
+      <w:r>
+        <w:t>В табл. 4 представлены статистические характеристики RMS для первых 10 каналов.</w:t>
+      </w:r>
+      <w:r>
+        <w:t xml:space="preserve"> </w:t>
+      </w:r>
+    </w:p>
+    <w:p>
+      <w:pPr>
+        <w:pStyle w:val="AStyle"/>
+      </w:pPr>
+    </w:p>
+    <w:p>
+      <w:pPr>
+        <w:pStyle w:val="AStyle"/>
+      </w:pPr>
+      <w:r>
+        <w:rPr>
+          <w:b/>
+        </w:rPr>
+        <w:t>Таблица 4</w:t>
+      </w:r>
+      <w:r>
+        <w:t xml:space="preserve"> -</w:t>
+      </w:r>
+      <w:r>
+        <w:t xml:space="preserve"> Статистики RMS по каналам (первые 10)</w:t>
+      </w:r>
+    </w:p>
+    <w:tbl>
+      <w:tblPr>
+        <w:tblStyle w:val="ae"/>
+        <w:tblW w:w="0" w:type="auto"/>
+        <w:tblLook w:val="04A0" w:firstRow="1" w:lastRow="0" w:firstColumn="1" w:lastColumn="0" w:noHBand="0" w:noVBand="1"/>
+      </w:tblPr>
+      <w:tblGrid>
+        <w:gridCol w:w="1869"/>
+        <w:gridCol w:w="1869"/>
+        <w:gridCol w:w="1869"/>
+        <w:gridCol w:w="1869"/>
+        <w:gridCol w:w="1869"/>
+      </w:tblGrid>
+      <w:tr>
+        <w:tc>
+          <w:tcPr>
+            <w:tcW w:w="1869" w:type="dxa"/>
+          </w:tcPr>
+          <w:p>
+            <w:pPr>
+              <w:pStyle w:val="AStyle"/>
+              <w:spacing w:line="240" w:lineRule="auto"/>
+              <w:ind w:firstLine="0"/>
+              <w:rPr>
+                <w:b/>
+                <w:sz w:val="24"/>
+                <w:szCs w:val="24"/>
+              </w:rPr>
+            </w:pPr>
+            <w:r>
+              <w:rPr>
+                <w:b/>
+                <w:sz w:val="24"/>
+                <w:szCs w:val="24"/>
+              </w:rPr>
+              <w:t>Канал</w:t>
+            </w:r>
+          </w:p>
+        </w:tc>
+        <w:tc>
+          <w:tcPr>
+            <w:tcW w:w="1869" w:type="dxa"/>
+          </w:tcPr>
+          <w:p>
+            <w:pPr>
+              <w:pStyle w:val="AStyle"/>
+              <w:spacing w:line="240" w:lineRule="auto"/>
+              <w:ind w:firstLine="0"/>
+              <w:rPr>
+                <w:b/>
+                <w:sz w:val="24"/>
+                <w:szCs w:val="24"/>
+              </w:rPr>
+            </w:pPr>
+            <w:proofErr w:type="spellStart"/>
+            <w:r>
+              <w:rPr>
+                <w:b/>
+                <w:sz w:val="24"/>
+                <w:szCs w:val="24"/>
+              </w:rPr>
+              <w:t>RMS_mean</w:t>
+            </w:r>
+            <w:proofErr w:type="spellEnd"/>
+            <w:r>
+              <w:rPr>
+                <w:b/>
+                <w:sz w:val="24"/>
+                <w:szCs w:val="24"/>
+              </w:rPr>
+              <w:t>, g</w:t>
+            </w:r>
+          </w:p>
+        </w:tc>
+        <w:tc>
+          <w:tcPr>
+            <w:tcW w:w="1869" w:type="dxa"/>
+          </w:tcPr>
+          <w:p>
+            <w:pPr>
+              <w:pStyle w:val="AStyle"/>
+              <w:spacing w:line="240" w:lineRule="auto"/>
+              <w:ind w:firstLine="0"/>
+              <w:rPr>
+                <w:b/>
+                <w:sz w:val="24"/>
+                <w:szCs w:val="24"/>
+              </w:rPr>
+            </w:pPr>
+            <w:proofErr w:type="spellStart"/>
+            <w:r>
+              <w:rPr>
+                <w:b/>
+                <w:sz w:val="24"/>
+                <w:szCs w:val="24"/>
+              </w:rPr>
+              <w:t>RMS_std</w:t>
+            </w:r>
+            <w:proofErr w:type="spellEnd"/>
+            <w:r>
+              <w:rPr>
+                <w:b/>
+                <w:sz w:val="24"/>
+                <w:szCs w:val="24"/>
+              </w:rPr>
+              <w:t>, g</w:t>
+            </w:r>
+          </w:p>
+        </w:tc>
+        <w:tc>
+          <w:tcPr>
+            <w:tcW w:w="1869" w:type="dxa"/>
+          </w:tcPr>
+          <w:p>
+            <w:pPr>
+              <w:pStyle w:val="AStyle"/>
+              <w:spacing w:line="240" w:lineRule="auto"/>
+              <w:ind w:firstLine="0"/>
+              <w:rPr>
+                <w:b/>
+                <w:sz w:val="24"/>
+                <w:szCs w:val="24"/>
+              </w:rPr>
+            </w:pPr>
+            <w:proofErr w:type="spellStart"/>
+            <w:r>
+              <w:rPr>
+                <w:b/>
+                <w:sz w:val="24"/>
+                <w:szCs w:val="24"/>
+              </w:rPr>
+              <w:t>RMS_min</w:t>
+            </w:r>
+            <w:proofErr w:type="spellEnd"/>
+            <w:r>
+              <w:rPr>
+                <w:b/>
+                <w:sz w:val="24"/>
+                <w:szCs w:val="24"/>
+              </w:rPr>
+              <w:t>, g</w:t>
+            </w:r>
+          </w:p>
+        </w:tc>
+        <w:tc>
+          <w:tcPr>
+            <w:tcW w:w="1869" w:type="dxa"/>
+          </w:tcPr>
+          <w:p>
+            <w:pPr>
+              <w:pStyle w:val="AStyle"/>
+              <w:spacing w:line="240" w:lineRule="auto"/>
+              <w:ind w:firstLine="0"/>
+              <w:rPr>
+                <w:b/>
+                <w:sz w:val="24"/>
+                <w:szCs w:val="24"/>
+              </w:rPr>
+            </w:pPr>
+            <w:proofErr w:type="spellStart"/>
+            <w:r>
+              <w:rPr>
+                <w:b/>
+                <w:sz w:val="24"/>
+                <w:szCs w:val="24"/>
+              </w:rPr>
+              <w:t>RMS_max</w:t>
+            </w:r>
+            <w:proofErr w:type="spellEnd"/>
+            <w:r>
+              <w:rPr>
+                <w:b/>
+                <w:sz w:val="24"/>
+                <w:szCs w:val="24"/>
+              </w:rPr>
+              <w:t>, g</w:t>
+            </w:r>
+          </w:p>
+        </w:tc>
+      </w:tr>
+      <w:tr>
+        <w:tc>
+          <w:tcPr>
+            <w:tcW w:w="1869" w:type="dxa"/>
+          </w:tcPr>
+          <w:p>
+            <w:pPr>
+              <w:pStyle w:val="AStyle"/>
+              <w:spacing w:line="240" w:lineRule="auto"/>
+              <w:ind w:firstLine="0"/>
+              <w:rPr>
+                <w:sz w:val="24"/>
+                <w:szCs w:val="24"/>
+              </w:rPr>
+            </w:pPr>
+            <w:r>
+              <w:rPr>
+                <w:sz w:val="24"/>
+                <w:szCs w:val="24"/>
+              </w:rPr>
+              <w:t>3</w:t>
+            </w:r>
+          </w:p>
+        </w:tc>
+        <w:tc>
+          <w:tcPr>
+            <w:tcW w:w="1869" w:type="dxa"/>
+          </w:tcPr>
+          <w:p>
+            <w:pPr>
+              <w:pStyle w:val="AStyle"/>
+              <w:spacing w:line="240" w:lineRule="auto"/>
+              <w:ind w:firstLine="0"/>
+              <w:rPr>
+                <w:sz w:val="24"/>
+                <w:szCs w:val="24"/>
+              </w:rPr>
+            </w:pPr>
+            <w:r>
+              <w:rPr>
+                <w:sz w:val="24"/>
+                <w:szCs w:val="24"/>
+              </w:rPr>
+              <w:t>0,1536</w:t>
+            </w:r>
+          </w:p>
+        </w:tc>
+        <w:tc>
+          <w:tcPr>
+            <w:tcW w:w="1869" w:type="dxa"/>
+          </w:tcPr>
+          <w:p>
+            <w:pPr>
+              <w:pStyle w:val="AStyle"/>
+              <w:spacing w:line="240" w:lineRule="auto"/>
+              <w:ind w:firstLine="0"/>
+              <w:rPr>
+                <w:sz w:val="24"/>
+                <w:szCs w:val="24"/>
+              </w:rPr>
+            </w:pPr>
+            <w:r>
+              <w:rPr>
+                <w:sz w:val="24"/>
+                <w:szCs w:val="24"/>
+              </w:rPr>
+              <w:t>0,0016</w:t>
+            </w:r>
+          </w:p>
+        </w:tc>
+        <w:tc>
+          <w:tcPr>
+            <w:tcW w:w="1869" w:type="dxa"/>
+          </w:tcPr>
+          <w:p>
+            <w:pPr>
+              <w:pStyle w:val="AStyle"/>
+              <w:spacing w:line="240" w:lineRule="auto"/>
+              <w:ind w:firstLine="0"/>
+              <w:rPr>
+                <w:sz w:val="24"/>
+                <w:szCs w:val="24"/>
+              </w:rPr>
+            </w:pPr>
+            <w:r>
+              <w:rPr>
+                <w:sz w:val="24"/>
+                <w:szCs w:val="24"/>
+              </w:rPr>
+              <w:t>0,1510</w:t>
+            </w:r>
+          </w:p>
+        </w:tc>
+        <w:tc>
+          <w:tcPr>
+            <w:tcW w:w="1869" w:type="dxa"/>
+          </w:tcPr>
+          <w:p>
+            <w:pPr>
+              <w:pStyle w:val="AStyle"/>
+              <w:spacing w:line="240" w:lineRule="auto"/>
+              <w:ind w:firstLine="0"/>
+              <w:rPr>
+                <w:sz w:val="24"/>
+                <w:szCs w:val="24"/>
+              </w:rPr>
+            </w:pPr>
+            <w:r>
+              <w:rPr>
+                <w:sz w:val="24"/>
+                <w:szCs w:val="24"/>
+              </w:rPr>
+              <w:t>0,1620</w:t>
+            </w:r>
+          </w:p>
+        </w:tc>
+      </w:tr>
+      <w:tr>
+        <w:tc>
+          <w:tcPr>
+            <w:tcW w:w="1869" w:type="dxa"/>
+          </w:tcPr>
+          <w:p>
+            <w:pPr>
+              <w:pStyle w:val="AStyle"/>
+              <w:spacing w:line="240" w:lineRule="auto"/>
+              <w:ind w:firstLine="0"/>
+              <w:rPr>
+                <w:sz w:val="24"/>
+                <w:szCs w:val="24"/>
+              </w:rPr>
+            </w:pPr>
+            <w:r>
+              <w:rPr>
+                <w:sz w:val="24"/>
+                <w:szCs w:val="24"/>
+              </w:rPr>
+              <w:t>7</w:t>
+            </w:r>
+          </w:p>
+        </w:tc>
+        <w:tc>
+          <w:tcPr>
+            <w:tcW w:w="1869" w:type="dxa"/>
+          </w:tcPr>
+          <w:p>
+            <w:pPr>
+              <w:pStyle w:val="AStyle"/>
+              <w:spacing w:line="240" w:lineRule="auto"/>
+              <w:ind w:firstLine="0"/>
+              <w:rPr>
+                <w:sz w:val="24"/>
+                <w:szCs w:val="24"/>
+              </w:rPr>
+            </w:pPr>
+            <w:r>
+              <w:rPr>
+                <w:sz w:val="24"/>
+                <w:szCs w:val="24"/>
+              </w:rPr>
+              <w:t>0,1507</w:t>
+            </w:r>
+          </w:p>
+        </w:tc>
+        <w:tc>
+          <w:tcPr>
+            <w:tcW w:w="1869" w:type="dxa"/>
+          </w:tcPr>
+          <w:p>
+            <w:pPr>
+              <w:pStyle w:val="AStyle"/>
+              <w:spacing w:line="240" w:lineRule="auto"/>
+              <w:ind w:firstLine="0"/>
+              <w:rPr>
+                <w:sz w:val="24"/>
+                <w:szCs w:val="24"/>
+              </w:rPr>
+            </w:pPr>
+            <w:r>
+              <w:rPr>
+                <w:sz w:val="24"/>
+                <w:szCs w:val="24"/>
+              </w:rPr>
+              <w:t>0,0010</w:t>
+            </w:r>
+          </w:p>
+        </w:tc>
+        <w:tc>
+          <w:tcPr>
+            <w:tcW w:w="1869" w:type="dxa"/>
+          </w:tcPr>
+          <w:p>
+            <w:pPr>
+              <w:pStyle w:val="AStyle"/>
+              <w:spacing w:line="240" w:lineRule="auto"/>
+              <w:ind w:firstLine="0"/>
+              <w:rPr>
+                <w:sz w:val="24"/>
+                <w:szCs w:val="24"/>
+              </w:rPr>
+            </w:pPr>
+            <w:r>
+              <w:rPr>
+                <w:sz w:val="24"/>
+                <w:szCs w:val="24"/>
+              </w:rPr>
+              <w:t>0,1491</w:t>
+            </w:r>
+          </w:p>
+        </w:tc>
+        <w:tc>
+          <w:tcPr>
+            <w:tcW w:w="1869" w:type="dxa"/>
+          </w:tcPr>
+          <w:p>
+            <w:pPr>
+              <w:pStyle w:val="AStyle"/>
+              <w:spacing w:line="240" w:lineRule="auto"/>
+              <w:ind w:firstLine="0"/>
+              <w:rPr>
+                <w:sz w:val="24"/>
+                <w:szCs w:val="24"/>
+                <w:lang w:val="en-US"/>
+              </w:rPr>
+            </w:pPr>
+            <w:r>
+              <w:rPr>
+                <w:sz w:val="24"/>
+                <w:szCs w:val="24"/>
+              </w:rPr>
+              <w:t>0,1562</w:t>
+            </w:r>
+          </w:p>
+        </w:tc>
+      </w:tr>
+      <w:tr>
+        <w:tc>
+          <w:tcPr>
+            <w:tcW w:w="1869" w:type="dxa"/>
+          </w:tcPr>
+          <w:p>
+            <w:pPr>
+              <w:pStyle w:val="AStyle"/>
+              <w:spacing w:line="240" w:lineRule="auto"/>
+              <w:ind w:firstLine="0"/>
+              <w:rPr>
+                <w:sz w:val="24"/>
+                <w:szCs w:val="24"/>
+              </w:rPr>
+            </w:pPr>
+            <w:r>
+              <w:rPr>
+                <w:sz w:val="24"/>
+                <w:szCs w:val="24"/>
+              </w:rPr>
+              <w:t>9</w:t>
+            </w:r>
+          </w:p>
+        </w:tc>
+        <w:tc>
+          <w:tcPr>
+            <w:tcW w:w="1869" w:type="dxa"/>
+          </w:tcPr>
+          <w:p>
+            <w:pPr>
+              <w:pStyle w:val="AStyle"/>
+              <w:spacing w:line="240" w:lineRule="auto"/>
+              <w:ind w:firstLine="0"/>
+              <w:rPr>
+                <w:sz w:val="24"/>
+                <w:szCs w:val="24"/>
+                <w:lang w:val="en-US"/>
+              </w:rPr>
+            </w:pPr>
+            <w:r>
+              <w:rPr>
+                <w:sz w:val="24"/>
+                <w:szCs w:val="24"/>
+                <w:lang w:val="en-US"/>
+              </w:rPr>
+              <w:t>0,1494</w:t>
+            </w:r>
+          </w:p>
+        </w:tc>
+        <w:tc>
+          <w:tcPr>
+            <w:tcW w:w="1869" w:type="dxa"/>
+          </w:tcPr>
+          <w:p>
+            <w:pPr>
+              <w:pStyle w:val="AStyle"/>
+              <w:spacing w:line="240" w:lineRule="auto"/>
+              <w:ind w:firstLine="0"/>
+              <w:rPr>
+                <w:sz w:val="24"/>
+                <w:szCs w:val="24"/>
+                <w:lang w:val="en-US"/>
+              </w:rPr>
+            </w:pPr>
+            <w:r>
+              <w:rPr>
+                <w:sz w:val="24"/>
+                <w:szCs w:val="24"/>
+                <w:lang w:val="en-US"/>
+              </w:rPr>
+              <w:t>nan</w:t>
+            </w:r>
+          </w:p>
+        </w:tc>
+        <w:tc>
+          <w:tcPr>
+            <w:tcW w:w="1869" w:type="dxa"/>
+          </w:tcPr>
+          <w:p>
+            <w:pPr>
+              <w:pStyle w:val="AStyle"/>
+              <w:spacing w:line="240" w:lineRule="auto"/>
+              <w:ind w:firstLine="0"/>
+              <w:rPr>
+                <w:sz w:val="24"/>
+                <w:szCs w:val="24"/>
+                <w:lang w:val="en-US"/>
+              </w:rPr>
+            </w:pPr>
+            <w:r>
+              <w:rPr>
+                <w:sz w:val="24"/>
+                <w:szCs w:val="24"/>
+                <w:lang w:val="en-US"/>
+              </w:rPr>
+              <w:t>0,1494</w:t>
+            </w:r>
+          </w:p>
+        </w:tc>
+        <w:tc>
+          <w:tcPr>
+            <w:tcW w:w="1869" w:type="dxa"/>
+          </w:tcPr>
+          <w:p>
+            <w:pPr>
+              <w:pStyle w:val="AStyle"/>
+              <w:spacing w:line="240" w:lineRule="auto"/>
+              <w:ind w:firstLine="0"/>
+              <w:rPr>
+                <w:sz w:val="24"/>
+                <w:szCs w:val="24"/>
+                <w:lang w:val="en-US"/>
+              </w:rPr>
+            </w:pPr>
+            <w:r>
+              <w:rPr>
+                <w:sz w:val="24"/>
+                <w:szCs w:val="24"/>
+                <w:lang w:val="en-US"/>
+              </w:rPr>
+              <w:t>0,1494</w:t>
+            </w:r>
+          </w:p>
+        </w:tc>
+      </w:tr>
+      <w:tr>
+        <w:tc>
+          <w:tcPr>
+            <w:tcW w:w="1869" w:type="dxa"/>
+          </w:tcPr>
+          <w:p>
+            <w:pPr>
+              <w:pStyle w:val="AStyle"/>
+              <w:spacing w:line="240" w:lineRule="auto"/>
+              <w:ind w:firstLine="0"/>
+              <w:rPr>
+                <w:sz w:val="24"/>
+                <w:szCs w:val="24"/>
+              </w:rPr>
+            </w:pPr>
+            <w:r>
+              <w:rPr>
+                <w:sz w:val="24"/>
+                <w:szCs w:val="24"/>
+              </w:rPr>
+              <w:t>11</w:t>
+            </w:r>
+          </w:p>
+        </w:tc>
+        <w:tc>
+          <w:tcPr>
+            <w:tcW w:w="1869" w:type="dxa"/>
+          </w:tcPr>
+          <w:p>
+            <w:pPr>
+              <w:pStyle w:val="AStyle"/>
+              <w:spacing w:line="240" w:lineRule="auto"/>
+              <w:ind w:firstLine="0"/>
+              <w:rPr>
+                <w:sz w:val="24"/>
+                <w:szCs w:val="24"/>
+                <w:lang w:val="en-US"/>
+              </w:rPr>
+            </w:pPr>
+            <w:r>
+              <w:rPr>
+                <w:sz w:val="24"/>
+                <w:szCs w:val="24"/>
+                <w:lang w:val="en-US"/>
+              </w:rPr>
+              <w:t>0,1612</w:t>
+            </w:r>
+          </w:p>
+        </w:tc>
+        <w:tc>
+          <w:tcPr>
+            <w:tcW w:w="1869" w:type="dxa"/>
+          </w:tcPr>
+          <w:p>
+            <w:pPr>
+              <w:pStyle w:val="AStyle"/>
+              <w:spacing w:line="240" w:lineRule="auto"/>
+              <w:ind w:firstLine="0"/>
+              <w:rPr>
+                <w:sz w:val="24"/>
+                <w:szCs w:val="24"/>
+                <w:lang w:val="en-US"/>
+              </w:rPr>
+            </w:pPr>
+            <w:r>
+              <w:rPr>
+                <w:sz w:val="24"/>
+                <w:szCs w:val="24"/>
+                <w:lang w:val="en-US"/>
+              </w:rPr>
+              <w:t>nan</w:t>
+            </w:r>
+          </w:p>
+        </w:tc>
+        <w:tc>
+          <w:tcPr>
+            <w:tcW w:w="1869" w:type="dxa"/>
+          </w:tcPr>
+          <w:p>
+            <w:pPr>
+              <w:pStyle w:val="AStyle"/>
+              <w:spacing w:line="240" w:lineRule="auto"/>
+              <w:ind w:firstLine="0"/>
+              <w:rPr>
+                <w:sz w:val="24"/>
+                <w:szCs w:val="24"/>
+                <w:lang w:val="en-US"/>
+              </w:rPr>
+            </w:pPr>
+            <w:r>
+              <w:rPr>
+                <w:sz w:val="24"/>
+                <w:szCs w:val="24"/>
+                <w:lang w:val="en-US"/>
+              </w:rPr>
+              <w:t>0,1612</w:t>
+            </w:r>
+          </w:p>
+        </w:tc>
+        <w:tc>
+          <w:tcPr>
+            <w:tcW w:w="1869" w:type="dxa"/>
+          </w:tcPr>
+          <w:p>
+            <w:pPr>
+              <w:pStyle w:val="AStyle"/>
+              <w:spacing w:line="240" w:lineRule="auto"/>
+              <w:ind w:firstLine="0"/>
+              <w:rPr>
+                <w:sz w:val="24"/>
+                <w:szCs w:val="24"/>
+                <w:lang w:val="en-US"/>
+              </w:rPr>
+            </w:pPr>
+            <w:r>
+              <w:rPr>
+                <w:sz w:val="24"/>
+                <w:szCs w:val="24"/>
+                <w:lang w:val="en-US"/>
+              </w:rPr>
+              <w:t>0,1612</w:t>
+            </w:r>
+          </w:p>
+        </w:tc>
+      </w:tr>
+      <w:tr>
+        <w:tc>
+          <w:tcPr>
+            <w:tcW w:w="1869" w:type="dxa"/>
+          </w:tcPr>
+          <w:p>
+            <w:pPr>
+              <w:pStyle w:val="AStyle"/>
+              <w:spacing w:line="240" w:lineRule="auto"/>
+              <w:ind w:firstLine="0"/>
+              <w:rPr>
+                <w:sz w:val="24"/>
+                <w:szCs w:val="24"/>
+              </w:rPr>
+            </w:pPr>
+            <w:r>
+              <w:rPr>
+                <w:sz w:val="24"/>
+                <w:szCs w:val="24"/>
+              </w:rPr>
+              <w:t>13</w:t>
+            </w:r>
+          </w:p>
+        </w:tc>
+        <w:tc>
+          <w:tcPr>
+            <w:tcW w:w="1869" w:type="dxa"/>
+          </w:tcPr>
+          <w:p>
+            <w:pPr>
+              <w:pStyle w:val="AStyle"/>
+              <w:spacing w:line="240" w:lineRule="auto"/>
+              <w:ind w:firstLine="0"/>
+              <w:rPr>
+                <w:sz w:val="24"/>
+                <w:szCs w:val="24"/>
+                <w:lang w:val="en-US"/>
+              </w:rPr>
+            </w:pPr>
+            <w:r>
+              <w:rPr>
+                <w:sz w:val="24"/>
+                <w:szCs w:val="24"/>
+                <w:lang w:val="en-US"/>
+              </w:rPr>
+              <w:t>0,1248</w:t>
+            </w:r>
+          </w:p>
+        </w:tc>
+        <w:tc>
+          <w:tcPr>
+            <w:tcW w:w="1869" w:type="dxa"/>
+          </w:tcPr>
+          <w:p>
+            <w:pPr>
+              <w:pStyle w:val="AStyle"/>
+              <w:spacing w:line="240" w:lineRule="auto"/>
+              <w:ind w:firstLine="0"/>
+              <w:rPr>
+                <w:sz w:val="24"/>
+                <w:szCs w:val="24"/>
+                <w:lang w:val="en-US"/>
+              </w:rPr>
+            </w:pPr>
+            <w:r>
+              <w:rPr>
+                <w:sz w:val="24"/>
+                <w:szCs w:val="24"/>
+                <w:lang w:val="en-US"/>
+              </w:rPr>
+              <w:t>0,0022</w:t>
+            </w:r>
+          </w:p>
+        </w:tc>
+        <w:tc>
+          <w:tcPr>
+            <w:tcW w:w="1869" w:type="dxa"/>
+          </w:tcPr>
+          <w:p>
+            <w:pPr>
+              <w:pStyle w:val="AStyle"/>
+              <w:spacing w:line="240" w:lineRule="auto"/>
+              <w:ind w:firstLine="0"/>
+              <w:rPr>
+                <w:sz w:val="24"/>
+                <w:szCs w:val="24"/>
+                <w:lang w:val="en-US"/>
+              </w:rPr>
+            </w:pPr>
+            <w:r>
+              <w:rPr>
+                <w:sz w:val="24"/>
+                <w:szCs w:val="24"/>
+                <w:lang w:val="en-US"/>
+              </w:rPr>
+              <w:t>0,1193</w:t>
+            </w:r>
+          </w:p>
+        </w:tc>
+        <w:tc>
+          <w:tcPr>
+            <w:tcW w:w="1869" w:type="dxa"/>
+          </w:tcPr>
+          <w:p>
+            <w:pPr>
+              <w:pStyle w:val="AStyle"/>
+              <w:spacing w:line="240" w:lineRule="auto"/>
+              <w:ind w:firstLine="0"/>
+              <w:rPr>
+                <w:sz w:val="24"/>
+                <w:szCs w:val="24"/>
+                <w:lang w:val="en-US"/>
+              </w:rPr>
+            </w:pPr>
+            <w:r>
+              <w:rPr>
+                <w:sz w:val="24"/>
+                <w:szCs w:val="24"/>
+                <w:lang w:val="en-US"/>
+              </w:rPr>
+              <w:t>0,1443</w:t>
+            </w:r>
+          </w:p>
+        </w:tc>
+      </w:tr>
+      <w:tr>
+        <w:tc>
+          <w:tcPr>
+            <w:tcW w:w="1869" w:type="dxa"/>
+          </w:tcPr>
+          <w:p>
+            <w:pPr>
+              <w:pStyle w:val="AStyle"/>
+              <w:spacing w:line="240" w:lineRule="auto"/>
+              <w:ind w:firstLine="0"/>
+              <w:rPr>
+                <w:sz w:val="24"/>
+                <w:szCs w:val="24"/>
+              </w:rPr>
+            </w:pPr>
+            <w:r>
+              <w:rPr>
+                <w:sz w:val="24"/>
+                <w:szCs w:val="24"/>
+              </w:rPr>
+              <w:t>14</w:t>
+            </w:r>
+          </w:p>
+        </w:tc>
+        <w:tc>
+          <w:tcPr>
+            <w:tcW w:w="1869" w:type="dxa"/>
+          </w:tcPr>
+          <w:p>
+            <w:pPr>
+              <w:pStyle w:val="AStyle"/>
+              <w:spacing w:line="240" w:lineRule="auto"/>
+              <w:ind w:firstLine="0"/>
+              <w:rPr>
+                <w:sz w:val="24"/>
+                <w:szCs w:val="24"/>
+                <w:lang w:val="en-US"/>
+              </w:rPr>
+            </w:pPr>
+            <w:r>
+              <w:rPr>
+                <w:sz w:val="24"/>
+                <w:szCs w:val="24"/>
+                <w:lang w:val="en-US"/>
+              </w:rPr>
+              <w:t>0,1488</w:t>
+            </w:r>
+          </w:p>
+        </w:tc>
+        <w:tc>
+          <w:tcPr>
+            <w:tcW w:w="1869" w:type="dxa"/>
+          </w:tcPr>
+          <w:p>
+            <w:pPr>
+              <w:pStyle w:val="AStyle"/>
+              <w:spacing w:line="240" w:lineRule="auto"/>
+              <w:ind w:firstLine="0"/>
+              <w:rPr>
+                <w:sz w:val="24"/>
+                <w:szCs w:val="24"/>
+                <w:lang w:val="en-US"/>
+              </w:rPr>
+            </w:pPr>
+            <w:r>
+              <w:rPr>
+                <w:sz w:val="24"/>
+                <w:szCs w:val="24"/>
+                <w:lang w:val="en-US"/>
+              </w:rPr>
+              <w:t>nan</w:t>
+            </w:r>
+          </w:p>
+        </w:tc>
+        <w:tc>
+          <w:tcPr>
+            <w:tcW w:w="1869" w:type="dxa"/>
+          </w:tcPr>
+          <w:p>
+            <w:pPr>
+              <w:pStyle w:val="AStyle"/>
+              <w:spacing w:line="240" w:lineRule="auto"/>
+              <w:ind w:firstLine="0"/>
+              <w:rPr>
+                <w:sz w:val="24"/>
+                <w:szCs w:val="24"/>
+                <w:lang w:val="en-US"/>
+              </w:rPr>
+            </w:pPr>
+            <w:r>
+              <w:rPr>
+                <w:sz w:val="24"/>
+                <w:szCs w:val="24"/>
+                <w:lang w:val="en-US"/>
+              </w:rPr>
+              <w:t>0,1488</w:t>
+            </w:r>
+          </w:p>
+        </w:tc>
+        <w:tc>
+          <w:tcPr>
+            <w:tcW w:w="1869" w:type="dxa"/>
+          </w:tcPr>
+          <w:p>
+            <w:pPr>
+              <w:pStyle w:val="AStyle"/>
+              <w:spacing w:line="240" w:lineRule="auto"/>
+              <w:ind w:firstLine="0"/>
+              <w:rPr>
+                <w:sz w:val="24"/>
+                <w:szCs w:val="24"/>
+                <w:lang w:val="en-US"/>
+              </w:rPr>
+            </w:pPr>
+            <w:r>
+              <w:rPr>
+                <w:sz w:val="24"/>
+                <w:szCs w:val="24"/>
+                <w:lang w:val="en-US"/>
+              </w:rPr>
+              <w:t>0,1488</w:t>
+            </w:r>
+          </w:p>
+        </w:tc>
+      </w:tr>
+      <w:tr>
+        <w:tc>
+          <w:tcPr>
+            <w:tcW w:w="1869" w:type="dxa"/>
+          </w:tcPr>
+          <w:p>
+            <w:pPr>
+              <w:pStyle w:val="AStyle"/>
+              <w:spacing w:line="240" w:lineRule="auto"/>
+              <w:ind w:firstLine="0"/>
+              <w:rPr>
+                <w:sz w:val="24"/>
+                <w:szCs w:val="24"/>
+              </w:rPr>
+            </w:pPr>
+            <w:r>
+              <w:rPr>
+                <w:sz w:val="24"/>
+                <w:szCs w:val="24"/>
+              </w:rPr>
+              <w:t>15</w:t>
+            </w:r>
+          </w:p>
+        </w:tc>
+        <w:tc>
+          <w:tcPr>
+            <w:tcW w:w="1869" w:type="dxa"/>
+          </w:tcPr>
+          <w:p>
+            <w:pPr>
+              <w:pStyle w:val="AStyle"/>
+              <w:spacing w:line="240" w:lineRule="auto"/>
+              <w:ind w:firstLine="0"/>
+              <w:rPr>
+                <w:sz w:val="24"/>
+                <w:szCs w:val="24"/>
+                <w:lang w:val="en-US"/>
+              </w:rPr>
+            </w:pPr>
+            <w:r>
+              <w:rPr>
+                <w:sz w:val="24"/>
+                <w:szCs w:val="24"/>
+                <w:lang w:val="en-US"/>
+              </w:rPr>
+              <w:t>0,1479</w:t>
+            </w:r>
+          </w:p>
+        </w:tc>
+        <w:tc>
+          <w:tcPr>
+            <w:tcW w:w="1869" w:type="dxa"/>
+          </w:tcPr>
+          <w:p>
+            <w:pPr>
+              <w:pStyle w:val="AStyle"/>
+              <w:spacing w:line="240" w:lineRule="auto"/>
+              <w:ind w:firstLine="0"/>
+              <w:rPr>
+                <w:sz w:val="24"/>
+                <w:szCs w:val="24"/>
+                <w:lang w:val="en-US"/>
+              </w:rPr>
+            </w:pPr>
+            <w:r>
+              <w:rPr>
+                <w:sz w:val="24"/>
+                <w:szCs w:val="24"/>
+                <w:lang w:val="en-US"/>
+              </w:rPr>
+              <w:t>nan</w:t>
+            </w:r>
+          </w:p>
+        </w:tc>
+        <w:tc>
+          <w:tcPr>
+            <w:tcW w:w="1869" w:type="dxa"/>
+          </w:tcPr>
+          <w:p>
+            <w:pPr>
+              <w:pStyle w:val="AStyle"/>
+              <w:spacing w:line="240" w:lineRule="auto"/>
+              <w:ind w:firstLine="0"/>
+              <w:rPr>
+                <w:sz w:val="24"/>
+                <w:szCs w:val="24"/>
+                <w:lang w:val="en-US"/>
+              </w:rPr>
+            </w:pPr>
+            <w:r>
+              <w:rPr>
+                <w:sz w:val="24"/>
+                <w:szCs w:val="24"/>
+                <w:lang w:val="en-US"/>
+              </w:rPr>
+              <w:t>0,1479</w:t>
+            </w:r>
+          </w:p>
+        </w:tc>
+        <w:tc>
+          <w:tcPr>
+            <w:tcW w:w="1869" w:type="dxa"/>
+          </w:tcPr>
+          <w:p>
+            <w:pPr>
+              <w:pStyle w:val="AStyle"/>
+              <w:spacing w:line="240" w:lineRule="auto"/>
+              <w:ind w:firstLine="0"/>
+              <w:rPr>
+                <w:sz w:val="24"/>
+                <w:szCs w:val="24"/>
+                <w:lang w:val="en-US"/>
+              </w:rPr>
+            </w:pPr>
+            <w:r>
+              <w:rPr>
+                <w:sz w:val="24"/>
+                <w:szCs w:val="24"/>
+                <w:lang w:val="en-US"/>
+              </w:rPr>
+              <w:t>0,1479</w:t>
+            </w:r>
+          </w:p>
+        </w:tc>
+      </w:tr>
+      <w:tr>
+        <w:tc>
+          <w:tcPr>
+            <w:tcW w:w="1869" w:type="dxa"/>
+          </w:tcPr>
+          <w:p>
+            <w:pPr>
+              <w:pStyle w:val="AStyle"/>
+              <w:spacing w:line="240" w:lineRule="auto"/>
+              <w:ind w:firstLine="0"/>
+              <w:rPr>
+                <w:sz w:val="24"/>
+                <w:szCs w:val="24"/>
+              </w:rPr>
+            </w:pPr>
+            <w:r>
+              <w:rPr>
+                <w:sz w:val="24"/>
+                <w:szCs w:val="24"/>
+              </w:rPr>
+              <w:t>17</w:t>
+            </w:r>
+          </w:p>
+        </w:tc>
+        <w:tc>
+          <w:tcPr>
+            <w:tcW w:w="1869" w:type="dxa"/>
+          </w:tcPr>
+          <w:p>
+            <w:pPr>
+              <w:pStyle w:val="AStyle"/>
+              <w:spacing w:line="240" w:lineRule="auto"/>
+              <w:ind w:firstLine="0"/>
+              <w:rPr>
+                <w:sz w:val="24"/>
+                <w:szCs w:val="24"/>
+                <w:lang w:val="en-US"/>
+              </w:rPr>
+            </w:pPr>
+            <w:r>
+              <w:rPr>
+                <w:sz w:val="24"/>
+                <w:szCs w:val="24"/>
+                <w:lang w:val="en-US"/>
+              </w:rPr>
+              <w:t>0,1489</w:t>
+            </w:r>
+          </w:p>
+        </w:tc>
+        <w:tc>
+          <w:tcPr>
+            <w:tcW w:w="1869" w:type="dxa"/>
+          </w:tcPr>
+          <w:p>
+            <w:pPr>
+              <w:pStyle w:val="AStyle"/>
+              <w:spacing w:line="240" w:lineRule="auto"/>
+              <w:ind w:firstLine="0"/>
+              <w:rPr>
+                <w:sz w:val="24"/>
+                <w:szCs w:val="24"/>
+                <w:lang w:val="en-US"/>
+              </w:rPr>
+            </w:pPr>
+            <w:r>
+              <w:rPr>
+                <w:sz w:val="24"/>
+                <w:szCs w:val="24"/>
+                <w:lang w:val="en-US"/>
+              </w:rPr>
+              <w:t>0,0018</w:t>
+            </w:r>
+          </w:p>
+        </w:tc>
+        <w:tc>
+          <w:tcPr>
+            <w:tcW w:w="1869" w:type="dxa"/>
+          </w:tcPr>
+          <w:p>
+            <w:pPr>
+              <w:pStyle w:val="AStyle"/>
+              <w:spacing w:line="240" w:lineRule="auto"/>
+              <w:ind w:firstLine="0"/>
+              <w:rPr>
+                <w:sz w:val="24"/>
+                <w:szCs w:val="24"/>
+                <w:lang w:val="en-US"/>
+              </w:rPr>
+            </w:pPr>
+            <w:r>
+              <w:rPr>
+                <w:sz w:val="24"/>
+                <w:szCs w:val="24"/>
+                <w:lang w:val="en-US"/>
+              </w:rPr>
+              <w:t>0,1444</w:t>
+            </w:r>
+          </w:p>
+        </w:tc>
+        <w:tc>
+          <w:tcPr>
+            <w:tcW w:w="1869" w:type="dxa"/>
+          </w:tcPr>
+          <w:p>
+            <w:pPr>
+              <w:pStyle w:val="AStyle"/>
+              <w:spacing w:line="240" w:lineRule="auto"/>
+              <w:ind w:firstLine="0"/>
+              <w:rPr>
+                <w:sz w:val="24"/>
+                <w:szCs w:val="24"/>
+                <w:lang w:val="en-US"/>
+              </w:rPr>
+            </w:pPr>
+            <w:r>
+              <w:rPr>
+                <w:sz w:val="24"/>
+                <w:szCs w:val="24"/>
+                <w:lang w:val="en-US"/>
+              </w:rPr>
+              <w:t>0,1569</w:t>
+            </w:r>
+          </w:p>
+        </w:tc>
+      </w:tr>
+      <w:tr>
+        <w:tc>
+          <w:tcPr>
+            <w:tcW w:w="1869" w:type="dxa"/>
+          </w:tcPr>
+          <w:p>
+            <w:pPr>
+              <w:pStyle w:val="AStyle"/>
+              <w:spacing w:line="240" w:lineRule="auto"/>
+              <w:ind w:firstLine="0"/>
+              <w:rPr>
+                <w:sz w:val="24"/>
+                <w:szCs w:val="24"/>
+              </w:rPr>
+            </w:pPr>
+            <w:r>
+              <w:rPr>
+                <w:sz w:val="24"/>
+                <w:szCs w:val="24"/>
+              </w:rPr>
+              <w:t>19</w:t>
+            </w:r>
+          </w:p>
+        </w:tc>
+        <w:tc>
+          <w:tcPr>
+            <w:tcW w:w="1869" w:type="dxa"/>
+          </w:tcPr>
+          <w:p>
+            <w:pPr>
+              <w:pStyle w:val="AStyle"/>
+              <w:spacing w:line="240" w:lineRule="auto"/>
+              <w:ind w:firstLine="0"/>
+              <w:rPr>
+                <w:sz w:val="24"/>
+                <w:szCs w:val="24"/>
+                <w:lang w:val="en-US"/>
+              </w:rPr>
+            </w:pPr>
+            <w:r>
+              <w:rPr>
+                <w:sz w:val="24"/>
+                <w:szCs w:val="24"/>
+                <w:lang w:val="en-US"/>
+              </w:rPr>
+              <w:t>0,1508</w:t>
+            </w:r>
+          </w:p>
+        </w:tc>
+        <w:tc>
+          <w:tcPr>
+            <w:tcW w:w="1869" w:type="dxa"/>
+          </w:tcPr>
+          <w:p>
+            <w:pPr>
+              <w:pStyle w:val="AStyle"/>
+              <w:spacing w:line="240" w:lineRule="auto"/>
+              <w:ind w:firstLine="0"/>
+              <w:rPr>
+                <w:sz w:val="24"/>
+                <w:szCs w:val="24"/>
+                <w:lang w:val="en-US"/>
+              </w:rPr>
+            </w:pPr>
+            <w:r>
+              <w:rPr>
+                <w:sz w:val="24"/>
+                <w:szCs w:val="24"/>
+                <w:lang w:val="en-US"/>
+              </w:rPr>
+              <w:t>0,0039</w:t>
+            </w:r>
+          </w:p>
+        </w:tc>
+        <w:tc>
+          <w:tcPr>
+            <w:tcW w:w="1869" w:type="dxa"/>
+          </w:tcPr>
+          <w:p>
+            <w:pPr>
+              <w:pStyle w:val="AStyle"/>
+              <w:spacing w:line="240" w:lineRule="auto"/>
+              <w:ind w:firstLine="0"/>
+              <w:rPr>
+                <w:sz w:val="24"/>
+                <w:szCs w:val="24"/>
+                <w:lang w:val="en-US"/>
+              </w:rPr>
+            </w:pPr>
+            <w:r>
+              <w:rPr>
+                <w:sz w:val="24"/>
+                <w:szCs w:val="24"/>
+                <w:lang w:val="en-US"/>
+              </w:rPr>
+              <w:t>0,1480</w:t>
+            </w:r>
+          </w:p>
+        </w:tc>
+        <w:tc>
+          <w:tcPr>
+            <w:tcW w:w="1869" w:type="dxa"/>
+          </w:tcPr>
+          <w:p>
+            <w:pPr>
+              <w:pStyle w:val="AStyle"/>
+              <w:spacing w:line="240" w:lineRule="auto"/>
+              <w:ind w:firstLine="0"/>
+              <w:rPr>
+                <w:sz w:val="24"/>
+                <w:szCs w:val="24"/>
+                <w:lang w:val="en-US"/>
+              </w:rPr>
+            </w:pPr>
+            <w:r>
+              <w:rPr>
+                <w:sz w:val="24"/>
+                <w:szCs w:val="24"/>
+                <w:lang w:val="en-US"/>
+              </w:rPr>
+              <w:t>0,1536</w:t>
+            </w:r>
+          </w:p>
+        </w:tc>
+      </w:tr>
+      <w:tr>
+        <w:tc>
+          <w:tcPr>
+            <w:tcW w:w="1869" w:type="dxa"/>
+          </w:tcPr>
+          <w:p>
+            <w:pPr>
+              <w:pStyle w:val="AStyle"/>
+              <w:spacing w:line="240" w:lineRule="auto"/>
+              <w:ind w:firstLine="0"/>
+              <w:rPr>
+                <w:sz w:val="24"/>
+                <w:szCs w:val="24"/>
+              </w:rPr>
+            </w:pPr>
+            <w:r>
+              <w:rPr>
+                <w:sz w:val="24"/>
+                <w:szCs w:val="24"/>
+              </w:rPr>
+              <w:t>21</w:t>
+            </w:r>
+          </w:p>
+        </w:tc>
+        <w:tc>
+          <w:tcPr>
+            <w:tcW w:w="1869" w:type="dxa"/>
+          </w:tcPr>
+          <w:p>
+            <w:pPr>
+              <w:pStyle w:val="AStyle"/>
+              <w:spacing w:line="240" w:lineRule="auto"/>
+              <w:ind w:firstLine="0"/>
+              <w:rPr>
+                <w:sz w:val="24"/>
+                <w:szCs w:val="24"/>
+                <w:lang w:val="en-US"/>
+              </w:rPr>
+            </w:pPr>
+            <w:r>
+              <w:rPr>
+                <w:sz w:val="24"/>
+                <w:szCs w:val="24"/>
+                <w:lang w:val="en-US"/>
+              </w:rPr>
+              <w:t>0,2237</w:t>
+            </w:r>
+          </w:p>
+        </w:tc>
+        <w:tc>
+          <w:tcPr>
+            <w:tcW w:w="1869" w:type="dxa"/>
+          </w:tcPr>
+          <w:p>
+            <w:pPr>
+              <w:pStyle w:val="AStyle"/>
+              <w:spacing w:line="240" w:lineRule="auto"/>
+              <w:ind w:firstLine="0"/>
+              <w:rPr>
+                <w:sz w:val="24"/>
+                <w:szCs w:val="24"/>
+                <w:lang w:val="en-US"/>
+              </w:rPr>
+            </w:pPr>
+            <w:r>
+              <w:rPr>
+                <w:sz w:val="24"/>
+                <w:szCs w:val="24"/>
+                <w:lang w:val="en-US"/>
+              </w:rPr>
+              <w:t>0,0942</w:t>
+            </w:r>
+          </w:p>
+        </w:tc>
+        <w:tc>
+          <w:tcPr>
+            <w:tcW w:w="1869" w:type="dxa"/>
+          </w:tcPr>
+          <w:p>
+            <w:pPr>
+              <w:pStyle w:val="AStyle"/>
+              <w:spacing w:line="240" w:lineRule="auto"/>
+              <w:ind w:firstLine="0"/>
+              <w:rPr>
+                <w:sz w:val="24"/>
+                <w:szCs w:val="24"/>
+                <w:lang w:val="en-US"/>
+              </w:rPr>
+            </w:pPr>
+            <w:r>
+              <w:rPr>
+                <w:sz w:val="24"/>
+                <w:szCs w:val="24"/>
+                <w:lang w:val="en-US"/>
+              </w:rPr>
+              <w:t>0,1571</w:t>
+            </w:r>
+          </w:p>
+        </w:tc>
+        <w:tc>
+          <w:tcPr>
+            <w:tcW w:w="1869" w:type="dxa"/>
+          </w:tcPr>
+          <w:p>
+            <w:pPr>
+              <w:pStyle w:val="AStyle"/>
+              <w:spacing w:line="240" w:lineRule="auto"/>
+              <w:ind w:firstLine="0"/>
+              <w:rPr>
+                <w:sz w:val="24"/>
+                <w:szCs w:val="24"/>
+                <w:lang w:val="en-US"/>
+              </w:rPr>
+            </w:pPr>
+            <w:r>
+              <w:rPr>
+                <w:sz w:val="24"/>
+                <w:szCs w:val="24"/>
+                <w:lang w:val="en-US"/>
+              </w:rPr>
+              <w:t>0,2904</w:t>
+            </w:r>
+          </w:p>
+        </w:tc>
+      </w:tr>
+    </w:tbl>
+    <w:p>
+      <w:pPr>
+        <w:pStyle w:val="AStyle"/>
+      </w:pPr>
+    </w:p>
+    <w:p>
+      <w:pPr>
+        <w:pStyle w:val="AStyle"/>
+      </w:pPr>
+      <w:r>
+        <w:t>Среднее значение RMS для исправных каналов составляет 0,14–0,16</w:t>
+      </w:r>
+      <w:r>
+        <w:t xml:space="preserve"> g, для канала 21 (аномальный) -</w:t>
+      </w:r>
+      <w:r>
+        <w:t xml:space="preserve"> 0,2237 g. Каналы 9, 11, 14, 15 имеют нулевое стандартное отклонение (только по одной записи), что делает их непригодными для анализа временных трендов.</w:t>
+      </w:r>
+    </w:p>
+    <w:p>
+      <w:pPr>
+        <w:pStyle w:val="AStyle"/>
+      </w:pPr>
+    </w:p>
+    <w:p>
+      <w:pPr>
+        <w:pStyle w:val="AStyle"/>
+      </w:pPr>
+      <w:r>
+        <w:t>В табл. 5 представлена общая статистика по всем 2156 записям.</w:t>
+      </w:r>
+    </w:p>
+    <w:p>
+      <w:pPr>
+        <w:pStyle w:val="AStyle"/>
+      </w:pPr>
+    </w:p>
+    <w:p>
+      <w:pPr>
+        <w:pStyle w:val="AStyle"/>
+      </w:pPr>
+      <w:r>
+        <w:rPr>
+          <w:b/>
+        </w:rPr>
+        <w:t>Таблица 5</w:t>
+      </w:r>
+      <w:r>
+        <w:t xml:space="preserve"> -</w:t>
+      </w:r>
+      <w:r>
+        <w:t xml:space="preserve"> Общая статистика по всем каналам</w:t>
+      </w:r>
+    </w:p>
+    <w:tbl>
+      <w:tblPr>
+        <w:tblStyle w:val="ae"/>
+        <w:tblW w:w="0" w:type="auto"/>
+        <w:tblLook w:val="04A0" w:firstRow="1" w:lastRow="0" w:firstColumn="1" w:lastColumn="0" w:noHBand="0" w:noVBand="1"/>
+      </w:tblPr>
+      <w:tblGrid>
+        <w:gridCol w:w="1557"/>
+        <w:gridCol w:w="1557"/>
+        <w:gridCol w:w="1557"/>
+        <w:gridCol w:w="1558"/>
+        <w:gridCol w:w="1558"/>
+        <w:gridCol w:w="1558"/>
+      </w:tblGrid>
+      <w:tr>
+        <w:tc>
+          <w:tcPr>
+            <w:tcW w:w="1557" w:type="dxa"/>
+          </w:tcPr>
+          <w:p>
+            <w:pPr>
+              <w:pStyle w:val="AStyle"/>
+              <w:spacing w:line="240" w:lineRule="auto"/>
+              <w:ind w:firstLine="0"/>
+              <w:rPr>
+                <w:b/>
+                <w:sz w:val="24"/>
+                <w:szCs w:val="24"/>
+              </w:rPr>
+            </w:pPr>
+            <w:r>
+              <w:rPr>
+                <w:b/>
+                <w:sz w:val="24"/>
+                <w:szCs w:val="24"/>
+              </w:rPr>
+              <w:t>Показатель</w:t>
+            </w:r>
+          </w:p>
+        </w:tc>
+        <w:tc>
+          <w:tcPr>
+            <w:tcW w:w="1557" w:type="dxa"/>
+          </w:tcPr>
+          <w:p>
+            <w:pPr>
+              <w:pStyle w:val="AStyle"/>
+              <w:spacing w:line="240" w:lineRule="auto"/>
+              <w:ind w:firstLine="0"/>
+              <w:rPr>
+                <w:b/>
+                <w:sz w:val="24"/>
+                <w:szCs w:val="24"/>
+                <w:lang w:val="en-US"/>
+              </w:rPr>
+            </w:pPr>
+            <w:r>
+              <w:rPr>
+                <w:b/>
+                <w:sz w:val="24"/>
+                <w:szCs w:val="24"/>
+                <w:lang w:val="en-US"/>
+              </w:rPr>
+              <w:t>mean</w:t>
+            </w:r>
+          </w:p>
+        </w:tc>
+        <w:tc>
+          <w:tcPr>
+            <w:tcW w:w="1557" w:type="dxa"/>
+          </w:tcPr>
+          <w:p>
+            <w:pPr>
+              <w:pStyle w:val="AStyle"/>
+              <w:spacing w:line="240" w:lineRule="auto"/>
+              <w:ind w:firstLine="0"/>
+              <w:rPr>
+                <w:b/>
+                <w:sz w:val="24"/>
+                <w:szCs w:val="24"/>
+                <w:lang w:val="en-US"/>
+              </w:rPr>
+            </w:pPr>
+            <w:proofErr w:type="spellStart"/>
+            <w:r>
+              <w:rPr>
+                <w:b/>
+                <w:sz w:val="24"/>
+                <w:szCs w:val="24"/>
+                <w:lang w:val="en-US"/>
+              </w:rPr>
+              <w:t>std</w:t>
+            </w:r>
+            <w:proofErr w:type="spellEnd"/>
+          </w:p>
+        </w:tc>
+        <w:tc>
+          <w:tcPr>
+            <w:tcW w:w="1558" w:type="dxa"/>
+          </w:tcPr>
+          <w:p>
+            <w:pPr>
+              <w:pStyle w:val="AStyle"/>
+              <w:spacing w:line="240" w:lineRule="auto"/>
+              <w:ind w:firstLine="0"/>
+              <w:rPr>
+                <w:b/>
+                <w:sz w:val="24"/>
+                <w:szCs w:val="24"/>
+                <w:lang w:val="en-US"/>
+              </w:rPr>
+            </w:pPr>
+            <w:proofErr w:type="spellStart"/>
+            <w:r>
+              <w:rPr>
+                <w:b/>
+                <w:sz w:val="24"/>
+                <w:szCs w:val="24"/>
+                <w:lang w:val="en-US"/>
+              </w:rPr>
+              <w:t>rms</w:t>
+            </w:r>
+            <w:proofErr w:type="spellEnd"/>
+          </w:p>
+        </w:tc>
+        <w:tc>
+          <w:tcPr>
+            <w:tcW w:w="1558" w:type="dxa"/>
+          </w:tcPr>
+          <w:p>
+            <w:pPr>
+              <w:pStyle w:val="AStyle"/>
+              <w:spacing w:line="240" w:lineRule="auto"/>
+              <w:ind w:firstLine="0"/>
+              <w:rPr>
+                <w:b/>
+                <w:sz w:val="24"/>
+                <w:szCs w:val="24"/>
+                <w:lang w:val="en-US"/>
+              </w:rPr>
+            </w:pPr>
+            <w:r>
+              <w:rPr>
+                <w:b/>
+                <w:sz w:val="24"/>
+                <w:szCs w:val="24"/>
+                <w:lang w:val="en-US"/>
+              </w:rPr>
+              <w:t>peak</w:t>
+            </w:r>
+          </w:p>
+        </w:tc>
+        <w:tc>
+          <w:tcPr>
+            <w:tcW w:w="1558" w:type="dxa"/>
+          </w:tcPr>
+          <w:p>
+            <w:pPr>
+              <w:pStyle w:val="AStyle"/>
+              <w:spacing w:line="240" w:lineRule="auto"/>
+              <w:ind w:firstLine="0"/>
+              <w:rPr>
+                <w:b/>
+                <w:sz w:val="24"/>
+                <w:szCs w:val="24"/>
+                <w:lang w:val="en-US"/>
+              </w:rPr>
+            </w:pPr>
+            <w:proofErr w:type="spellStart"/>
+            <w:r>
+              <w:rPr>
+                <w:b/>
+                <w:sz w:val="24"/>
+                <w:szCs w:val="24"/>
+                <w:lang w:val="en-US"/>
+              </w:rPr>
+              <w:t>crest_factor</w:t>
+            </w:r>
+            <w:proofErr w:type="spellEnd"/>
+          </w:p>
+        </w:tc>
+      </w:tr>
+      <w:tr>
+        <w:tc>
+          <w:tcPr>
+            <w:tcW w:w="1557" w:type="dxa"/>
+          </w:tcPr>
+          <w:p>
+            <w:pPr>
+              <w:pStyle w:val="AStyle"/>
+              <w:spacing w:line="240" w:lineRule="auto"/>
+              <w:ind w:firstLine="0"/>
+              <w:rPr>
+                <w:rFonts w:ascii="Courier New" w:hAnsi="Courier New" w:cs="Courier New"/>
+                <w:sz w:val="24"/>
+                <w:szCs w:val="24"/>
+                <w:lang w:val="en-US"/>
+              </w:rPr>
+            </w:pPr>
+            <w:r>
+              <w:rPr>
+                <w:rFonts w:ascii="Courier New" w:hAnsi="Courier New" w:cs="Courier New"/>
+                <w:sz w:val="24"/>
+                <w:szCs w:val="24"/>
+                <w:lang w:val="en-US"/>
+              </w:rPr>
+              <w:t>count</w:t>
+            </w:r>
+          </w:p>
+        </w:tc>
+        <w:tc>
+          <w:tcPr>
+            <w:tcW w:w="1557" w:type="dxa"/>
+          </w:tcPr>
+          <w:p>
+            <w:pPr>
+              <w:pStyle w:val="AStyle"/>
+              <w:spacing w:line="240" w:lineRule="auto"/>
+              <w:ind w:firstLine="0"/>
+              <w:rPr>
+                <w:sz w:val="24"/>
+                <w:szCs w:val="24"/>
+                <w:lang w:val="en-US"/>
+              </w:rPr>
+            </w:pPr>
+            <w:r>
+              <w:rPr>
+                <w:sz w:val="24"/>
+                <w:szCs w:val="24"/>
+                <w:lang w:val="en-US"/>
+              </w:rPr>
+              <w:t>2156,0</w:t>
+            </w:r>
+          </w:p>
+        </w:tc>
+        <w:tc>
+          <w:tcPr>
+            <w:tcW w:w="1557" w:type="dxa"/>
+          </w:tcPr>
+          <w:p>
+            <w:pPr>
+              <w:pStyle w:val="AStyle"/>
+              <w:spacing w:line="240" w:lineRule="auto"/>
+              <w:ind w:firstLine="0"/>
+              <w:rPr>
+                <w:sz w:val="24"/>
+                <w:szCs w:val="24"/>
+              </w:rPr>
+            </w:pPr>
+            <w:r>
+              <w:rPr>
+                <w:sz w:val="24"/>
+                <w:szCs w:val="24"/>
+              </w:rPr>
+              <w:t>2156,0</w:t>
+            </w:r>
+          </w:p>
+        </w:tc>
+        <w:tc>
+          <w:tcPr>
+            <w:tcW w:w="1558" w:type="dxa"/>
+          </w:tcPr>
+          <w:p>
+            <w:pPr>
+              <w:pStyle w:val="AStyle"/>
+              <w:spacing w:line="240" w:lineRule="auto"/>
+              <w:ind w:firstLine="0"/>
+              <w:rPr>
+                <w:sz w:val="24"/>
+                <w:szCs w:val="24"/>
+              </w:rPr>
+            </w:pPr>
+            <w:r>
+              <w:rPr>
+                <w:sz w:val="24"/>
+                <w:szCs w:val="24"/>
+              </w:rPr>
+              <w:t>2156,0</w:t>
+            </w:r>
+          </w:p>
+        </w:tc>
+        <w:tc>
+          <w:tcPr>
+            <w:tcW w:w="1558" w:type="dxa"/>
+          </w:tcPr>
+          <w:p>
+            <w:pPr>
+              <w:pStyle w:val="AStyle"/>
+              <w:spacing w:line="240" w:lineRule="auto"/>
+              <w:ind w:firstLine="0"/>
+              <w:rPr>
+                <w:sz w:val="24"/>
+                <w:szCs w:val="24"/>
+              </w:rPr>
+            </w:pPr>
+            <w:r>
+              <w:rPr>
+                <w:sz w:val="24"/>
+                <w:szCs w:val="24"/>
+              </w:rPr>
+              <w:t>2156,0</w:t>
+            </w:r>
+          </w:p>
+        </w:tc>
+        <w:tc>
+          <w:tcPr>
+            <w:tcW w:w="1558" w:type="dxa"/>
+          </w:tcPr>
+          <w:p>
+            <w:pPr>
+              <w:pStyle w:val="AStyle"/>
+              <w:spacing w:line="240" w:lineRule="auto"/>
+              <w:ind w:firstLine="0"/>
+              <w:rPr>
+                <w:sz w:val="24"/>
+                <w:szCs w:val="24"/>
+              </w:rPr>
+            </w:pPr>
+            <w:r>
+              <w:rPr>
+                <w:sz w:val="24"/>
+                <w:szCs w:val="24"/>
+              </w:rPr>
+              <w:t>2156,0</w:t>
+            </w:r>
+          </w:p>
+        </w:tc>
+      </w:tr>
+      <w:tr>
+        <w:tc>
+          <w:tcPr>
+            <w:tcW w:w="1557" w:type="dxa"/>
+          </w:tcPr>
+          <w:p>
+            <w:pPr>
+              <w:pStyle w:val="AStyle"/>
+              <w:spacing w:line="240" w:lineRule="auto"/>
+              <w:ind w:firstLine="0"/>
+              <w:rPr>
+                <w:rFonts w:ascii="Courier New" w:hAnsi="Courier New" w:cs="Courier New"/>
+                <w:sz w:val="24"/>
+                <w:szCs w:val="24"/>
+                <w:lang w:val="en-US"/>
+              </w:rPr>
+            </w:pPr>
+            <w:r>
+              <w:rPr>
+                <w:rFonts w:ascii="Courier New" w:hAnsi="Courier New" w:cs="Courier New"/>
+                <w:sz w:val="24"/>
+                <w:szCs w:val="24"/>
+                <w:lang w:val="en-US"/>
+              </w:rPr>
+              <w:t>mean</w:t>
+            </w:r>
+          </w:p>
+        </w:tc>
+        <w:tc>
+          <w:tcPr>
+            <w:tcW w:w="1557" w:type="dxa"/>
+          </w:tcPr>
+          <w:p>
+            <w:pPr>
+              <w:pStyle w:val="AStyle"/>
+              <w:spacing w:line="240" w:lineRule="auto"/>
+              <w:ind w:firstLine="0"/>
+              <w:rPr>
+                <w:sz w:val="24"/>
+                <w:szCs w:val="24"/>
+                <w:lang w:val="en-US"/>
+              </w:rPr>
+            </w:pPr>
+            <w:r>
+              <w:rPr>
+                <w:sz w:val="24"/>
+                <w:szCs w:val="24"/>
+                <w:lang w:val="en-US"/>
+              </w:rPr>
+              <w:t>-0,1143</w:t>
+            </w:r>
+          </w:p>
+        </w:tc>
+        <w:tc>
+          <w:tcPr>
+            <w:tcW w:w="1557" w:type="dxa"/>
+          </w:tcPr>
+          <w:p>
+            <w:pPr>
+              <w:pStyle w:val="AStyle"/>
+              <w:spacing w:line="240" w:lineRule="auto"/>
+              <w:ind w:firstLine="0"/>
+              <w:rPr>
+                <w:sz w:val="24"/>
+                <w:szCs w:val="24"/>
+                <w:lang w:val="en-US"/>
+              </w:rPr>
+            </w:pPr>
+            <w:r>
+              <w:rPr>
+                <w:sz w:val="24"/>
+                <w:szCs w:val="24"/>
+                <w:lang w:val="en-US"/>
+              </w:rPr>
+              <w:t>0,0992</w:t>
+            </w:r>
+          </w:p>
+        </w:tc>
+        <w:tc>
+          <w:tcPr>
+            <w:tcW w:w="1558" w:type="dxa"/>
+          </w:tcPr>
+          <w:p>
+            <w:pPr>
+              <w:pStyle w:val="AStyle"/>
+              <w:spacing w:line="240" w:lineRule="auto"/>
+              <w:ind w:firstLine="0"/>
+              <w:rPr>
+                <w:sz w:val="24"/>
+                <w:szCs w:val="24"/>
+                <w:lang w:val="en-US"/>
+              </w:rPr>
+            </w:pPr>
+            <w:r>
+              <w:rPr>
+                <w:sz w:val="24"/>
+                <w:szCs w:val="24"/>
+                <w:lang w:val="en-US"/>
+              </w:rPr>
+              <w:t>0,1516</w:t>
+            </w:r>
+          </w:p>
+        </w:tc>
+        <w:tc>
+          <w:tcPr>
+            <w:tcW w:w="1558" w:type="dxa"/>
+          </w:tcPr>
+          <w:p>
+            <w:pPr>
+              <w:pStyle w:val="AStyle"/>
+              <w:spacing w:line="240" w:lineRule="auto"/>
+              <w:ind w:firstLine="0"/>
+              <w:rPr>
+                <w:sz w:val="24"/>
+                <w:szCs w:val="24"/>
+                <w:lang w:val="en-US"/>
+              </w:rPr>
+            </w:pPr>
+            <w:r>
+              <w:rPr>
+                <w:sz w:val="24"/>
+                <w:szCs w:val="24"/>
+                <w:lang w:val="en-US"/>
+              </w:rPr>
+              <w:t>1,1267</w:t>
+            </w:r>
+          </w:p>
+        </w:tc>
+        <w:tc>
+          <w:tcPr>
+            <w:tcW w:w="1558" w:type="dxa"/>
+          </w:tcPr>
+          <w:p>
+            <w:pPr>
+              <w:pStyle w:val="AStyle"/>
+              <w:spacing w:line="240" w:lineRule="auto"/>
+              <w:ind w:firstLine="0"/>
+              <w:rPr>
+                <w:sz w:val="24"/>
+                <w:szCs w:val="24"/>
+                <w:lang w:val="en-US"/>
+              </w:rPr>
+            </w:pPr>
+            <w:r>
+              <w:rPr>
+                <w:sz w:val="24"/>
+                <w:szCs w:val="24"/>
+                <w:lang w:val="en-US"/>
+              </w:rPr>
+              <w:t>7,2669</w:t>
+            </w:r>
+          </w:p>
+        </w:tc>
+      </w:tr>
+      <w:tr>
+        <w:tc>
+          <w:tcPr>
+            <w:tcW w:w="1557" w:type="dxa"/>
+          </w:tcPr>
+          <w:p>
+            <w:pPr>
+              <w:pStyle w:val="AStyle"/>
+              <w:spacing w:line="240" w:lineRule="auto"/>
+              <w:ind w:firstLine="0"/>
+              <w:rPr>
+                <w:rFonts w:ascii="Courier New" w:hAnsi="Courier New" w:cs="Courier New"/>
+                <w:sz w:val="24"/>
+                <w:szCs w:val="24"/>
+                <w:lang w:val="en-US"/>
+              </w:rPr>
+            </w:pPr>
+            <w:proofErr w:type="spellStart"/>
+            <w:r>
+              <w:rPr>
+                <w:rFonts w:ascii="Courier New" w:hAnsi="Courier New" w:cs="Courier New"/>
+                <w:sz w:val="24"/>
+                <w:szCs w:val="24"/>
+                <w:lang w:val="en-US"/>
+              </w:rPr>
+              <w:t>std</w:t>
+            </w:r>
+            <w:proofErr w:type="spellEnd"/>
+          </w:p>
+        </w:tc>
+        <w:tc>
+          <w:tcPr>
+            <w:tcW w:w="1557" w:type="dxa"/>
+          </w:tcPr>
+          <w:p>
+            <w:pPr>
+              <w:pStyle w:val="AStyle"/>
+              <w:spacing w:line="240" w:lineRule="auto"/>
+              <w:ind w:firstLine="0"/>
+              <w:rPr>
+                <w:sz w:val="24"/>
+                <w:szCs w:val="24"/>
+                <w:lang w:val="en-US"/>
+              </w:rPr>
+            </w:pPr>
+            <w:r>
+              <w:rPr>
+                <w:sz w:val="24"/>
+                <w:szCs w:val="24"/>
+                <w:lang w:val="en-US"/>
+              </w:rPr>
+              <w:t>0,0059</w:t>
+            </w:r>
+          </w:p>
+        </w:tc>
+        <w:tc>
+          <w:tcPr>
+            <w:tcW w:w="1557" w:type="dxa"/>
+          </w:tcPr>
+          <w:p>
+            <w:pPr>
+              <w:pStyle w:val="AStyle"/>
+              <w:spacing w:line="240" w:lineRule="auto"/>
+              <w:ind w:firstLine="0"/>
+              <w:rPr>
+                <w:sz w:val="24"/>
+                <w:szCs w:val="24"/>
+                <w:lang w:val="en-US"/>
+              </w:rPr>
+            </w:pPr>
+            <w:r>
+              <w:rPr>
+                <w:sz w:val="24"/>
+                <w:szCs w:val="24"/>
+                <w:lang w:val="en-US"/>
+              </w:rPr>
+              <w:t>0,0146</w:t>
+            </w:r>
+          </w:p>
+        </w:tc>
+        <w:tc>
+          <w:tcPr>
+            <w:tcW w:w="1558" w:type="dxa"/>
+          </w:tcPr>
+          <w:p>
+            <w:pPr>
+              <w:pStyle w:val="AStyle"/>
+              <w:spacing w:line="240" w:lineRule="auto"/>
+              <w:ind w:firstLine="0"/>
+              <w:rPr>
+                <w:sz w:val="24"/>
+                <w:szCs w:val="24"/>
+                <w:lang w:val="en-US"/>
+              </w:rPr>
+            </w:pPr>
+            <w:r>
+              <w:rPr>
+                <w:sz w:val="24"/>
+                <w:szCs w:val="24"/>
+                <w:lang w:val="en-US"/>
+              </w:rPr>
+              <w:t>0,0128</w:t>
+            </w:r>
+          </w:p>
+        </w:tc>
+        <w:tc>
+          <w:tcPr>
+            <w:tcW w:w="1558" w:type="dxa"/>
+          </w:tcPr>
+          <w:p>
+            <w:pPr>
+              <w:pStyle w:val="AStyle"/>
+              <w:spacing w:line="240" w:lineRule="auto"/>
+              <w:ind w:firstLine="0"/>
+              <w:rPr>
+                <w:sz w:val="24"/>
+                <w:szCs w:val="24"/>
+                <w:lang w:val="en-US"/>
+              </w:rPr>
+            </w:pPr>
+            <w:r>
+              <w:rPr>
+                <w:sz w:val="24"/>
+                <w:szCs w:val="24"/>
+                <w:lang w:val="en-US"/>
+              </w:rPr>
+              <w:t>0,6416</w:t>
+            </w:r>
+          </w:p>
+        </w:tc>
+        <w:tc>
+          <w:tcPr>
+            <w:tcW w:w="1558" w:type="dxa"/>
+          </w:tcPr>
+          <w:p>
+            <w:pPr>
+              <w:pStyle w:val="AStyle"/>
+              <w:spacing w:line="240" w:lineRule="auto"/>
+              <w:ind w:firstLine="0"/>
+              <w:rPr>
+                <w:sz w:val="24"/>
+                <w:szCs w:val="24"/>
+                <w:lang w:val="en-US"/>
+              </w:rPr>
+            </w:pPr>
+            <w:r>
+              <w:rPr>
+                <w:sz w:val="24"/>
+                <w:szCs w:val="24"/>
+                <w:lang w:val="en-US"/>
+              </w:rPr>
+              <w:t>3,5268</w:t>
+            </w:r>
+          </w:p>
+        </w:tc>
+      </w:tr>
+      <w:tr>
+        <w:tc>
+          <w:tcPr>
+            <w:tcW w:w="1557" w:type="dxa"/>
+          </w:tcPr>
+          <w:p>
+            <w:pPr>
+              <w:pStyle w:val="AStyle"/>
+              <w:spacing w:line="240" w:lineRule="auto"/>
+              <w:ind w:firstLine="0"/>
+              <w:rPr>
+                <w:rFonts w:ascii="Courier New" w:hAnsi="Courier New" w:cs="Courier New"/>
+                <w:sz w:val="24"/>
+                <w:szCs w:val="24"/>
+                <w:lang w:val="en-US"/>
+              </w:rPr>
+            </w:pPr>
+            <w:r>
+              <w:rPr>
+                <w:rFonts w:ascii="Courier New" w:hAnsi="Courier New" w:cs="Courier New"/>
+                <w:sz w:val="24"/>
+                <w:szCs w:val="24"/>
+                <w:lang w:val="en-US"/>
+              </w:rPr>
+              <w:t>min</w:t>
+            </w:r>
+          </w:p>
+        </w:tc>
+        <w:tc>
+          <w:tcPr>
+            <w:tcW w:w="1557" w:type="dxa"/>
+          </w:tcPr>
+          <w:p>
+            <w:pPr>
+              <w:pStyle w:val="AStyle"/>
+              <w:spacing w:line="240" w:lineRule="auto"/>
+              <w:ind w:firstLine="0"/>
+              <w:rPr>
+                <w:sz w:val="24"/>
+                <w:szCs w:val="24"/>
+                <w:lang w:val="en-US"/>
+              </w:rPr>
+            </w:pPr>
+            <w:r>
+              <w:rPr>
+                <w:sz w:val="24"/>
+                <w:szCs w:val="24"/>
+                <w:lang w:val="en-US"/>
+              </w:rPr>
+              <w:t>-0,1292</w:t>
+            </w:r>
+          </w:p>
+        </w:tc>
+        <w:tc>
+          <w:tcPr>
+            <w:tcW w:w="1557" w:type="dxa"/>
+          </w:tcPr>
+          <w:p>
+            <w:pPr>
+              <w:pStyle w:val="AStyle"/>
+              <w:spacing w:line="240" w:lineRule="auto"/>
+              <w:ind w:firstLine="0"/>
+              <w:rPr>
+                <w:sz w:val="24"/>
+                <w:szCs w:val="24"/>
+                <w:lang w:val="en-US"/>
+              </w:rPr>
+            </w:pPr>
+            <w:r>
+              <w:rPr>
+                <w:sz w:val="24"/>
+                <w:szCs w:val="24"/>
+                <w:lang w:val="en-US"/>
+              </w:rPr>
+              <w:t>0,0789</w:t>
+            </w:r>
+          </w:p>
+        </w:tc>
+        <w:tc>
+          <w:tcPr>
+            <w:tcW w:w="1558" w:type="dxa"/>
+          </w:tcPr>
+          <w:p>
+            <w:pPr>
+              <w:pStyle w:val="AStyle"/>
+              <w:spacing w:line="240" w:lineRule="auto"/>
+              <w:ind w:firstLine="0"/>
+              <w:rPr>
+                <w:sz w:val="24"/>
+                <w:szCs w:val="24"/>
+                <w:lang w:val="en-US"/>
+              </w:rPr>
+            </w:pPr>
+            <w:r>
+              <w:rPr>
+                <w:sz w:val="24"/>
+                <w:szCs w:val="24"/>
+                <w:lang w:val="en-US"/>
+              </w:rPr>
+              <w:t>0,1193</w:t>
+            </w:r>
+          </w:p>
+        </w:tc>
+        <w:tc>
+          <w:tcPr>
+            <w:tcW w:w="1558" w:type="dxa"/>
+          </w:tcPr>
+          <w:p>
+            <w:pPr>
+              <w:pStyle w:val="AStyle"/>
+              <w:spacing w:line="240" w:lineRule="auto"/>
+              <w:ind w:firstLine="0"/>
+              <w:rPr>
+                <w:sz w:val="24"/>
+                <w:szCs w:val="24"/>
+                <w:lang w:val="en-US"/>
+              </w:rPr>
+            </w:pPr>
+            <w:r>
+              <w:rPr>
+                <w:sz w:val="24"/>
+                <w:szCs w:val="24"/>
+                <w:lang w:val="en-US"/>
+              </w:rPr>
+              <w:t>0,5440</w:t>
+            </w:r>
+          </w:p>
+        </w:tc>
+        <w:tc>
+          <w:tcPr>
+            <w:tcW w:w="1558" w:type="dxa"/>
+          </w:tcPr>
+          <w:p>
+            <w:pPr>
+              <w:pStyle w:val="AStyle"/>
+              <w:spacing w:line="240" w:lineRule="auto"/>
+              <w:ind w:firstLine="0"/>
+              <w:rPr>
+                <w:sz w:val="24"/>
+                <w:szCs w:val="24"/>
+                <w:lang w:val="en-US"/>
+              </w:rPr>
+            </w:pPr>
+            <w:r>
+              <w:rPr>
+                <w:sz w:val="24"/>
+                <w:szCs w:val="24"/>
+                <w:lang w:val="en-US"/>
+              </w:rPr>
+              <w:t>4,1661</w:t>
+            </w:r>
+          </w:p>
+        </w:tc>
+      </w:tr>
+      <w:tr>
+        <w:tc>
+          <w:tcPr>
+            <w:tcW w:w="1557" w:type="dxa"/>
+          </w:tcPr>
+          <w:p>
+            <w:pPr>
+              <w:pStyle w:val="AStyle"/>
+              <w:spacing w:line="240" w:lineRule="auto"/>
+              <w:ind w:firstLine="0"/>
+              <w:rPr>
+                <w:rFonts w:ascii="Courier New" w:hAnsi="Courier New" w:cs="Courier New"/>
+                <w:sz w:val="24"/>
+                <w:szCs w:val="24"/>
+                <w:lang w:val="en-US"/>
+              </w:rPr>
+            </w:pPr>
+            <w:r>
+              <w:rPr>
+                <w:rFonts w:ascii="Courier New" w:hAnsi="Courier New" w:cs="Courier New"/>
+                <w:sz w:val="24"/>
+                <w:szCs w:val="24"/>
+                <w:lang w:val="en-US"/>
+              </w:rPr>
+              <w:t>25%</w:t>
+            </w:r>
+          </w:p>
+        </w:tc>
+        <w:tc>
+          <w:tcPr>
+            <w:tcW w:w="1557" w:type="dxa"/>
+          </w:tcPr>
+          <w:p>
+            <w:pPr>
+              <w:pStyle w:val="AStyle"/>
+              <w:spacing w:line="240" w:lineRule="auto"/>
+              <w:ind w:firstLine="0"/>
+              <w:rPr>
+                <w:sz w:val="24"/>
+                <w:szCs w:val="24"/>
+                <w:lang w:val="en-US"/>
+              </w:rPr>
+            </w:pPr>
+            <w:r>
+              <w:rPr>
+                <w:sz w:val="24"/>
+                <w:szCs w:val="24"/>
+                <w:lang w:val="en-US"/>
+              </w:rPr>
+              <w:t>-0,1162</w:t>
+            </w:r>
+          </w:p>
+        </w:tc>
+        <w:tc>
+          <w:tcPr>
+            <w:tcW w:w="1557" w:type="dxa"/>
+          </w:tcPr>
+          <w:p>
+            <w:pPr>
+              <w:pStyle w:val="AStyle"/>
+              <w:spacing w:line="240" w:lineRule="auto"/>
+              <w:ind w:firstLine="0"/>
+              <w:rPr>
+                <w:sz w:val="24"/>
+                <w:szCs w:val="24"/>
+                <w:lang w:val="en-US"/>
+              </w:rPr>
+            </w:pPr>
+            <w:r>
+              <w:rPr>
+                <w:sz w:val="24"/>
+                <w:szCs w:val="24"/>
+                <w:lang w:val="en-US"/>
+              </w:rPr>
+              <w:t>0,0932</w:t>
+            </w:r>
+          </w:p>
+        </w:tc>
+        <w:tc>
+          <w:tcPr>
+            <w:tcW w:w="1558" w:type="dxa"/>
+          </w:tcPr>
+          <w:p>
+            <w:pPr>
+              <w:pStyle w:val="AStyle"/>
+              <w:spacing w:line="240" w:lineRule="auto"/>
+              <w:ind w:firstLine="0"/>
+              <w:rPr>
+                <w:sz w:val="24"/>
+                <w:szCs w:val="24"/>
+                <w:lang w:val="en-US"/>
+              </w:rPr>
+            </w:pPr>
+            <w:r>
+              <w:rPr>
+                <w:sz w:val="24"/>
+                <w:szCs w:val="24"/>
+                <w:lang w:val="en-US"/>
+              </w:rPr>
+              <w:t>0,1484</w:t>
+            </w:r>
+          </w:p>
+        </w:tc>
+        <w:tc>
+          <w:tcPr>
+            <w:tcW w:w="1558" w:type="dxa"/>
+          </w:tcPr>
+          <w:p>
+            <w:pPr>
+              <w:pStyle w:val="AStyle"/>
+              <w:spacing w:line="240" w:lineRule="auto"/>
+              <w:ind w:firstLine="0"/>
+              <w:rPr>
+                <w:sz w:val="24"/>
+                <w:szCs w:val="24"/>
+                <w:lang w:val="en-US"/>
+              </w:rPr>
+            </w:pPr>
+            <w:r>
+              <w:rPr>
+                <w:sz w:val="24"/>
+                <w:szCs w:val="24"/>
+                <w:lang w:val="en-US"/>
+              </w:rPr>
+              <w:t>0,7740</w:t>
+            </w:r>
+          </w:p>
+        </w:tc>
+        <w:tc>
+          <w:tcPr>
+            <w:tcW w:w="1558" w:type="dxa"/>
+          </w:tcPr>
+          <w:p>
+            <w:pPr>
+              <w:pStyle w:val="AStyle"/>
+              <w:spacing w:line="240" w:lineRule="auto"/>
+              <w:ind w:firstLine="0"/>
+              <w:rPr>
+                <w:sz w:val="24"/>
+                <w:szCs w:val="24"/>
+                <w:lang w:val="en-US"/>
+              </w:rPr>
+            </w:pPr>
+            <w:r>
+              <w:rPr>
+                <w:sz w:val="24"/>
+                <w:szCs w:val="24"/>
+                <w:lang w:val="en-US"/>
+              </w:rPr>
+              <w:t>5,2915</w:t>
+            </w:r>
+          </w:p>
+        </w:tc>
+      </w:tr>
+      <w:tr>
+        <w:tc>
+          <w:tcPr>
+            <w:tcW w:w="1557" w:type="dxa"/>
+          </w:tcPr>
+          <w:p>
+            <w:pPr>
+              <w:pStyle w:val="AStyle"/>
+              <w:spacing w:line="240" w:lineRule="auto"/>
+              <w:ind w:firstLine="0"/>
+              <w:rPr>
+                <w:rFonts w:ascii="Courier New" w:hAnsi="Courier New" w:cs="Courier New"/>
+                <w:sz w:val="24"/>
+                <w:szCs w:val="24"/>
+                <w:lang w:val="en-US"/>
+              </w:rPr>
+            </w:pPr>
+            <w:r>
+              <w:rPr>
+                <w:rFonts w:ascii="Courier New" w:hAnsi="Courier New" w:cs="Courier New"/>
+                <w:sz w:val="24"/>
+                <w:szCs w:val="24"/>
+                <w:lang w:val="en-US"/>
+              </w:rPr>
+              <w:t>50%</w:t>
+            </w:r>
+          </w:p>
+        </w:tc>
+        <w:tc>
+          <w:tcPr>
+            <w:tcW w:w="1557" w:type="dxa"/>
+          </w:tcPr>
+          <w:p>
+            <w:pPr>
+              <w:pStyle w:val="AStyle"/>
+              <w:spacing w:line="240" w:lineRule="auto"/>
+              <w:ind w:firstLine="0"/>
+              <w:rPr>
+                <w:sz w:val="24"/>
+                <w:szCs w:val="24"/>
+                <w:lang w:val="en-US"/>
+              </w:rPr>
+            </w:pPr>
+            <w:r>
+              <w:rPr>
+                <w:sz w:val="24"/>
+                <w:szCs w:val="24"/>
+                <w:lang w:val="en-US"/>
+              </w:rPr>
+              <w:t>-0,1158</w:t>
+            </w:r>
+          </w:p>
+        </w:tc>
+        <w:tc>
+          <w:tcPr>
+            <w:tcW w:w="1557" w:type="dxa"/>
+          </w:tcPr>
+          <w:p>
+            <w:pPr>
+              <w:pStyle w:val="AStyle"/>
+              <w:spacing w:line="240" w:lineRule="auto"/>
+              <w:ind w:firstLine="0"/>
+              <w:rPr>
+                <w:sz w:val="24"/>
+                <w:szCs w:val="24"/>
+                <w:lang w:val="en-US"/>
+              </w:rPr>
+            </w:pPr>
+            <w:r>
+              <w:rPr>
+                <w:sz w:val="24"/>
+                <w:szCs w:val="24"/>
+                <w:lang w:val="en-US"/>
+              </w:rPr>
+              <w:t>0,0943</w:t>
+            </w:r>
+          </w:p>
+        </w:tc>
+        <w:tc>
+          <w:tcPr>
+            <w:tcW w:w="1558" w:type="dxa"/>
+          </w:tcPr>
+          <w:p>
+            <w:pPr>
+              <w:pStyle w:val="AStyle"/>
+              <w:spacing w:line="240" w:lineRule="auto"/>
+              <w:ind w:firstLine="0"/>
+              <w:rPr>
+                <w:sz w:val="24"/>
+                <w:szCs w:val="24"/>
+                <w:lang w:val="en-US"/>
+              </w:rPr>
+            </w:pPr>
+            <w:r>
+              <w:rPr>
+                <w:sz w:val="24"/>
+                <w:szCs w:val="24"/>
+                <w:lang w:val="en-US"/>
+              </w:rPr>
+              <w:t>0,1494</w:t>
+            </w:r>
+          </w:p>
+        </w:tc>
+        <w:tc>
+          <w:tcPr>
+            <w:tcW w:w="1558" w:type="dxa"/>
+          </w:tcPr>
+          <w:p>
+            <w:pPr>
+              <w:pStyle w:val="AStyle"/>
+              <w:spacing w:line="240" w:lineRule="auto"/>
+              <w:ind w:firstLine="0"/>
+              <w:rPr>
+                <w:sz w:val="24"/>
+                <w:szCs w:val="24"/>
+                <w:lang w:val="en-US"/>
+              </w:rPr>
+            </w:pPr>
+            <w:r>
+              <w:rPr>
+                <w:sz w:val="24"/>
+                <w:szCs w:val="24"/>
+                <w:lang w:val="en-US"/>
+              </w:rPr>
+              <w:t>0,8670</w:t>
+            </w:r>
+          </w:p>
+        </w:tc>
+        <w:tc>
+          <w:tcPr>
+            <w:tcW w:w="1558" w:type="dxa"/>
+          </w:tcPr>
+          <w:p>
+            <w:pPr>
+              <w:pStyle w:val="AStyle"/>
+              <w:spacing w:line="240" w:lineRule="auto"/>
+              <w:ind w:firstLine="0"/>
+              <w:rPr>
+                <w:sz w:val="24"/>
+                <w:szCs w:val="24"/>
+                <w:lang w:val="en-US"/>
+              </w:rPr>
+            </w:pPr>
+            <w:r>
+              <w:rPr>
+                <w:sz w:val="24"/>
+                <w:szCs w:val="24"/>
+                <w:lang w:val="en-US"/>
+              </w:rPr>
+              <w:t>5,8670</w:t>
+            </w:r>
+          </w:p>
+        </w:tc>
+      </w:tr>
+      <w:tr>
+        <w:tc>
+          <w:tcPr>
+            <w:tcW w:w="1557" w:type="dxa"/>
+          </w:tcPr>
+          <w:p>
+            <w:pPr>
+              <w:pStyle w:val="AStyle"/>
+              <w:spacing w:line="240" w:lineRule="auto"/>
+              <w:ind w:firstLine="0"/>
+              <w:rPr>
+                <w:rFonts w:ascii="Courier New" w:hAnsi="Courier New" w:cs="Courier New"/>
+                <w:sz w:val="24"/>
+                <w:szCs w:val="24"/>
+                <w:lang w:val="en-US"/>
+              </w:rPr>
+            </w:pPr>
+            <w:r>
+              <w:rPr>
+                <w:rFonts w:ascii="Courier New" w:hAnsi="Courier New" w:cs="Courier New"/>
+                <w:sz w:val="24"/>
+                <w:szCs w:val="24"/>
+                <w:lang w:val="en-US"/>
+              </w:rPr>
+              <w:t>75%</w:t>
+            </w:r>
+          </w:p>
+        </w:tc>
+        <w:tc>
+          <w:tcPr>
+            <w:tcW w:w="1557" w:type="dxa"/>
+          </w:tcPr>
+          <w:p>
+            <w:pPr>
+              <w:pStyle w:val="AStyle"/>
+              <w:spacing w:line="240" w:lineRule="auto"/>
+              <w:ind w:firstLine="0"/>
+              <w:rPr>
+                <w:sz w:val="24"/>
+                <w:szCs w:val="24"/>
+                <w:lang w:val="en-US"/>
+              </w:rPr>
+            </w:pPr>
+            <w:r>
+              <w:rPr>
+                <w:sz w:val="24"/>
+                <w:szCs w:val="24"/>
+                <w:lang w:val="en-US"/>
+              </w:rPr>
+              <w:t>-0,1153</w:t>
+            </w:r>
+          </w:p>
+        </w:tc>
+        <w:tc>
+          <w:tcPr>
+            <w:tcW w:w="1557" w:type="dxa"/>
+          </w:tcPr>
+          <w:p>
+            <w:pPr>
+              <w:pStyle w:val="AStyle"/>
+              <w:spacing w:line="240" w:lineRule="auto"/>
+              <w:ind w:firstLine="0"/>
+              <w:rPr>
+                <w:sz w:val="24"/>
+                <w:szCs w:val="24"/>
+                <w:lang w:val="en-US"/>
+              </w:rPr>
+            </w:pPr>
+            <w:r>
+              <w:rPr>
+                <w:sz w:val="24"/>
+                <w:szCs w:val="24"/>
+                <w:lang w:val="en-US"/>
+              </w:rPr>
+              <w:t>0,1014</w:t>
+            </w:r>
+          </w:p>
+        </w:tc>
+        <w:tc>
+          <w:tcPr>
+            <w:tcW w:w="1558" w:type="dxa"/>
+          </w:tcPr>
+          <w:p>
+            <w:pPr>
+              <w:pStyle w:val="AStyle"/>
+              <w:spacing w:line="240" w:lineRule="auto"/>
+              <w:ind w:firstLine="0"/>
+              <w:rPr>
+                <w:sz w:val="24"/>
+                <w:szCs w:val="24"/>
+                <w:lang w:val="en-US"/>
+              </w:rPr>
+            </w:pPr>
+            <w:r>
+              <w:rPr>
+                <w:sz w:val="24"/>
+                <w:szCs w:val="24"/>
+                <w:lang w:val="en-US"/>
+              </w:rPr>
+              <w:t>0,1546</w:t>
+            </w:r>
+          </w:p>
+        </w:tc>
+        <w:tc>
+          <w:tcPr>
+            <w:tcW w:w="1558" w:type="dxa"/>
+          </w:tcPr>
+          <w:p>
+            <w:pPr>
+              <w:pStyle w:val="AStyle"/>
+              <w:spacing w:line="240" w:lineRule="auto"/>
+              <w:ind w:firstLine="0"/>
+              <w:rPr>
+                <w:sz w:val="24"/>
+                <w:szCs w:val="24"/>
+                <w:lang w:val="en-US"/>
+              </w:rPr>
+            </w:pPr>
+            <w:r>
+              <w:rPr>
+                <w:sz w:val="24"/>
+                <w:szCs w:val="24"/>
+                <w:lang w:val="en-US"/>
+              </w:rPr>
+              <w:t>1,1280</w:t>
+            </w:r>
+          </w:p>
+        </w:tc>
+        <w:tc>
+          <w:tcPr>
+            <w:tcW w:w="1558" w:type="dxa"/>
+          </w:tcPr>
+          <w:p>
+            <w:pPr>
+              <w:pStyle w:val="AStyle"/>
+              <w:spacing w:line="240" w:lineRule="auto"/>
+              <w:ind w:firstLine="0"/>
+              <w:rPr>
+                <w:sz w:val="24"/>
+                <w:szCs w:val="24"/>
+                <w:lang w:val="en-US"/>
+              </w:rPr>
+            </w:pPr>
+            <w:r>
+              <w:rPr>
+                <w:sz w:val="24"/>
+                <w:szCs w:val="24"/>
+                <w:lang w:val="en-US"/>
+              </w:rPr>
+              <w:t>7,2833</w:t>
+            </w:r>
+          </w:p>
+        </w:tc>
+      </w:tr>
+      <w:tr>
+        <w:tc>
+          <w:tcPr>
+            <w:tcW w:w="1557" w:type="dxa"/>
+          </w:tcPr>
+          <w:p>
+            <w:pPr>
+              <w:pStyle w:val="AStyle"/>
+              <w:spacing w:line="240" w:lineRule="auto"/>
+              <w:ind w:firstLine="0"/>
+              <w:rPr>
+                <w:rFonts w:ascii="Courier New" w:hAnsi="Courier New" w:cs="Courier New"/>
+                <w:sz w:val="24"/>
+                <w:szCs w:val="24"/>
+                <w:lang w:val="en-US"/>
+              </w:rPr>
+            </w:pPr>
+            <w:r>
+              <w:rPr>
+                <w:rFonts w:ascii="Courier New" w:hAnsi="Courier New" w:cs="Courier New"/>
+                <w:sz w:val="24"/>
+                <w:szCs w:val="24"/>
+                <w:lang w:val="en-US"/>
+              </w:rPr>
+              <w:t>max</w:t>
+            </w:r>
+          </w:p>
+        </w:tc>
+        <w:tc>
+          <w:tcPr>
+            <w:tcW w:w="1557" w:type="dxa"/>
+          </w:tcPr>
+          <w:p>
+            <w:pPr>
+              <w:pStyle w:val="AStyle"/>
+              <w:spacing w:line="240" w:lineRule="auto"/>
+              <w:ind w:firstLine="0"/>
+              <w:rPr>
+                <w:sz w:val="24"/>
+                <w:szCs w:val="24"/>
+                <w:lang w:val="en-US"/>
+              </w:rPr>
+            </w:pPr>
+            <w:r>
+              <w:rPr>
+                <w:sz w:val="24"/>
+                <w:szCs w:val="24"/>
+                <w:lang w:val="en-US"/>
+              </w:rPr>
+              <w:t>-0,0844</w:t>
+            </w:r>
+          </w:p>
+        </w:tc>
+        <w:tc>
+          <w:tcPr>
+            <w:tcW w:w="1557" w:type="dxa"/>
+          </w:tcPr>
+          <w:p>
+            <w:pPr>
+              <w:pStyle w:val="AStyle"/>
+              <w:spacing w:line="240" w:lineRule="auto"/>
+              <w:ind w:firstLine="0"/>
+              <w:rPr>
+                <w:sz w:val="24"/>
+                <w:szCs w:val="24"/>
+                <w:lang w:val="en-US"/>
+              </w:rPr>
+            </w:pPr>
+            <w:r>
+              <w:rPr>
+                <w:sz w:val="24"/>
+                <w:szCs w:val="24"/>
+                <w:lang w:val="en-US"/>
+              </w:rPr>
+              <w:t>0,3117</w:t>
+            </w:r>
+          </w:p>
+        </w:tc>
+        <w:tc>
+          <w:tcPr>
+            <w:tcW w:w="1558" w:type="dxa"/>
+          </w:tcPr>
+          <w:p>
+            <w:pPr>
+              <w:pStyle w:val="AStyle"/>
+              <w:spacing w:line="240" w:lineRule="auto"/>
+              <w:ind w:firstLine="0"/>
+              <w:rPr>
+                <w:sz w:val="24"/>
+                <w:szCs w:val="24"/>
+                <w:lang w:val="en-US"/>
+              </w:rPr>
+            </w:pPr>
+            <w:r>
+              <w:rPr>
+                <w:sz w:val="24"/>
+                <w:szCs w:val="24"/>
+                <w:lang w:val="en-US"/>
+              </w:rPr>
+              <w:t>0,3232</w:t>
+            </w:r>
+          </w:p>
+        </w:tc>
+        <w:tc>
+          <w:tcPr>
+            <w:tcW w:w="1558" w:type="dxa"/>
+          </w:tcPr>
+          <w:p>
+            <w:pPr>
+              <w:pStyle w:val="AStyle"/>
+              <w:spacing w:line="240" w:lineRule="auto"/>
+              <w:ind w:firstLine="0"/>
+              <w:rPr>
+                <w:sz w:val="24"/>
+                <w:szCs w:val="24"/>
+                <w:lang w:val="en-US"/>
+              </w:rPr>
+            </w:pPr>
+            <w:r>
+              <w:rPr>
+                <w:sz w:val="24"/>
+                <w:szCs w:val="24"/>
+                <w:lang w:val="en-US"/>
+              </w:rPr>
+              <w:t>5,0000</w:t>
+            </w:r>
+          </w:p>
+        </w:tc>
+        <w:tc>
+          <w:tcPr>
+            <w:tcW w:w="1558" w:type="dxa"/>
+          </w:tcPr>
+          <w:p>
+            <w:pPr>
+              <w:pStyle w:val="AStyle"/>
+              <w:spacing w:line="240" w:lineRule="auto"/>
+              <w:ind w:firstLine="0"/>
+              <w:rPr>
+                <w:sz w:val="24"/>
+                <w:szCs w:val="24"/>
+                <w:lang w:val="en-US"/>
+              </w:rPr>
+            </w:pPr>
+            <w:r>
+              <w:rPr>
+                <w:sz w:val="24"/>
+                <w:szCs w:val="24"/>
+                <w:lang w:val="en-US"/>
+              </w:rPr>
+              <w:t>29,0918</w:t>
+            </w:r>
+          </w:p>
+        </w:tc>
+      </w:tr>
+    </w:tbl>
+    <w:p>
+      <w:pPr>
+        <w:pStyle w:val="AStyle"/>
+      </w:pPr>
+    </w:p>
+    <w:p>
+      <w:pPr>
+        <w:pStyle w:val="AStyle"/>
+      </w:pPr>
+      <w:r>
+        <w:t>Разброс RMS составляет от 0,</w:t>
+      </w:r>
+      <w:r>
+        <w:t xml:space="preserve">1193 до 0,3232 g, разброс </w:t>
+      </w:r>
+      <w:proofErr w:type="spellStart"/>
+      <w:r>
+        <w:t>Peak</w:t>
+      </w:r>
+      <w:proofErr w:type="spellEnd"/>
+      <w:r>
+        <w:t xml:space="preserve"> -</w:t>
+      </w:r>
+      <w:r>
+        <w:t xml:space="preserve"> от 0,544 до 5,000 g. На рис. 16</w:t>
+      </w:r>
+      <w:bookmarkStart w:id="25" w:name="_GoBack"/>
+      <w:bookmarkEnd w:id="25"/>
+      <w:r>
+        <w:t xml:space="preserve"> представлены гистограммы распределения RMS для 25 каналов.</w:t>
+      </w:r>
+    </w:p>
+    <w:p>
+      <w:pPr>
+        <w:pStyle w:val="AStyle"/>
+      </w:pPr>
+      <w:r>
+        <w:lastRenderedPageBreak/>
+        <w:pict>
+          <v:shape id="_x0000_i1044" type="#_x0000_t75" style="width:396pt;height:365.4pt">
+            <v:imagedata r:id="rId23" o:title="set1_distributions"/>
+          </v:shape>
+        </w:pict>
+      </w:r>
+    </w:p>
+    <w:p>
+      <w:pPr>
+        <w:pStyle w:val="AStyle"/>
+      </w:pPr>
+      <w:r>
+        <w:rPr>
+          <w:b/>
+        </w:rPr>
+        <w:t>Рисунок 16</w:t>
+      </w:r>
+      <w:r>
+        <w:t xml:space="preserve"> - Распределение </w:t>
+      </w:r>
+      <w:r>
+        <w:rPr>
+          <w:lang w:val="en-US"/>
+        </w:rPr>
+        <w:t>RMS</w:t>
+      </w:r>
+      <w:r>
+        <w:t xml:space="preserve"> </w:t>
+      </w:r>
+      <w:r>
+        <w:t>по каналам</w:t>
+      </w:r>
+    </w:p>
+    <w:p>
+      <w:pPr>
+        <w:pStyle w:val="AStyle"/>
+      </w:pPr>
+    </w:p>
+    <w:p>
+      <w:pPr>
+        <w:pStyle w:val="AStyle"/>
+      </w:pPr>
+      <w:r>
+        <w:t>Для исправных каналов распределение близко к нормально</w:t>
+      </w:r>
+      <w:r>
+        <w:t>му с узким пиком в области 0,14-</w:t>
+      </w:r>
+      <w:r>
+        <w:t>0,16 g. Дефектные каналы (56, 32, 21) демонстрируют асимметрию и появление значений выше 0,18 g.</w:t>
+      </w:r>
+    </w:p>
+    <w:p>
+      <w:pPr>
+        <w:pStyle w:val="AStyle"/>
+      </w:pPr>
+    </w:p>
+    <w:p>
+      <w:pPr>
+        <w:pStyle w:val="AStyle"/>
+        <w:rPr>
+          <w:b/>
+        </w:rPr>
+      </w:pPr>
+      <w:r>
+        <w:rPr>
+          <w:b/>
+        </w:rPr>
+        <w:t>Анализ частоты дискретизации.</w:t>
+      </w:r>
+      <w:r>
+        <w:rPr>
+          <w:b/>
+        </w:rPr>
+        <w:t xml:space="preserve"> </w:t>
+      </w:r>
+    </w:p>
+    <w:p>
+      <w:pPr>
+        <w:pStyle w:val="AStyle"/>
+      </w:pPr>
+      <w:r>
+        <w:t>Частота дискретизации внутри каждого файла составляет 20 кГц (20 480 точек за 1 секунду). Интервал между последовательными записями для большинства каналов с достаточным количеством данных (каналы 3, 7, 13, 17) составляет 10 минут, что подтверждается вычисленным медианным интервалом. Канал 3 имеет более высокую частоту запи</w:t>
+      </w:r>
+      <w:r>
+        <w:t>си -</w:t>
+      </w:r>
+      <w:r>
+        <w:t xml:space="preserve"> интервал 5 минут (158 записей). Каналы 9, 11, 14, 15 содержат только по одной записи, что делает их непригодными для анализа временных трендов.</w:t>
+      </w:r>
+    </w:p>
+    <w:p>
+      <w:pPr>
+        <w:pStyle w:val="3"/>
+      </w:pPr>
+      <w:r>
+        <w:lastRenderedPageBreak/>
+        <w:t>Этап 4. Анализ пропусков и выбросов</w:t>
+      </w:r>
+    </w:p>
+    <w:p>
+      <w:pPr>
+        <w:pStyle w:val="AStyle"/>
+      </w:pPr>
+      <w:r>
+        <w:t>Пропущенные значения в данных отсутствуют. В табл. 6 представлены результаты выявления выбросов по правилу трёх сигм для первых 10 каналов.</w:t>
+      </w:r>
+    </w:p>
+    <w:p>
+      <w:pPr>
+        <w:pStyle w:val="AStyle"/>
+      </w:pPr>
+    </w:p>
+    <w:p>
+      <w:pPr>
+        <w:pStyle w:val="AStyle"/>
+      </w:pPr>
+      <w:r>
+        <w:rPr>
+          <w:b/>
+        </w:rPr>
+        <w:t>Таблица 6</w:t>
+      </w:r>
+      <w:r>
+        <w:t xml:space="preserve"> </w:t>
+      </w:r>
+      <w:r>
+        <w:t>-</w:t>
+      </w:r>
+      <w:r>
+        <w:t xml:space="preserve"> Выбросы по правилу трёх сигм (первые 10 каналов)</w:t>
+      </w:r>
+    </w:p>
+    <w:tbl>
+      <w:tblPr>
+        <w:tblStyle w:val="ae"/>
+        <w:tblW w:w="0" w:type="auto"/>
+        <w:tblLook w:val="04A0" w:firstRow="1" w:lastRow="0" w:firstColumn="1" w:lastColumn="0" w:noHBand="0" w:noVBand="1"/>
+      </w:tblPr>
+      <w:tblGrid>
+        <w:gridCol w:w="3115"/>
+        <w:gridCol w:w="3115"/>
+        <w:gridCol w:w="3115"/>
+      </w:tblGrid>
+      <w:tr>
+        <w:tc>
+          <w:tcPr>
+            <w:tcW w:w="3115" w:type="dxa"/>
+          </w:tcPr>
+          <w:p>
+            <w:pPr>
+              <w:pStyle w:val="AStyle"/>
+              <w:spacing w:line="240" w:lineRule="auto"/>
+              <w:ind w:firstLine="0"/>
+              <w:rPr>
+                <w:b/>
+                <w:sz w:val="24"/>
+              </w:rPr>
+            </w:pPr>
+            <w:r>
+              <w:rPr>
+                <w:b/>
+                <w:sz w:val="24"/>
+              </w:rPr>
+              <w:t>Канал</w:t>
+            </w:r>
+          </w:p>
+        </w:tc>
+        <w:tc>
+          <w:tcPr>
+            <w:tcW w:w="3115" w:type="dxa"/>
+          </w:tcPr>
+          <w:p>
+            <w:pPr>
+              <w:pStyle w:val="AStyle"/>
+              <w:spacing w:line="240" w:lineRule="auto"/>
+              <w:ind w:firstLine="0"/>
+              <w:rPr>
+                <w:b/>
+                <w:sz w:val="24"/>
+              </w:rPr>
+            </w:pPr>
+            <w:r>
+              <w:rPr>
+                <w:b/>
+                <w:sz w:val="24"/>
+              </w:rPr>
+              <w:t>Количество выбросов</w:t>
+            </w:r>
+          </w:p>
+        </w:tc>
+        <w:tc>
+          <w:tcPr>
+            <w:tcW w:w="3115" w:type="dxa"/>
+          </w:tcPr>
+          <w:p>
+            <w:pPr>
+              <w:pStyle w:val="AStyle"/>
+              <w:spacing w:line="240" w:lineRule="auto"/>
+              <w:ind w:firstLine="0"/>
+              <w:rPr>
+                <w:b/>
+                <w:sz w:val="24"/>
+              </w:rPr>
+            </w:pPr>
+            <w:r>
+              <w:rPr>
+                <w:b/>
+                <w:sz w:val="24"/>
+              </w:rPr>
+              <w:t>Доля выбросов, %</w:t>
+            </w:r>
+          </w:p>
+        </w:tc>
+      </w:tr>
+      <w:tr>
+        <w:tc>
+          <w:tcPr>
+            <w:tcW w:w="3115" w:type="dxa"/>
+          </w:tcPr>
+          <w:p>
+            <w:pPr>
+              <w:pStyle w:val="AStyle"/>
+              <w:spacing w:line="240" w:lineRule="auto"/>
+              <w:ind w:firstLine="0"/>
+              <w:rPr>
+                <w:sz w:val="24"/>
+              </w:rPr>
+            </w:pPr>
+            <w:r>
+              <w:rPr>
+                <w:sz w:val="24"/>
+              </w:rPr>
+              <w:t>3</w:t>
+            </w:r>
+          </w:p>
+        </w:tc>
+        <w:tc>
+          <w:tcPr>
+            <w:tcW w:w="3115" w:type="dxa"/>
+          </w:tcPr>
+          <w:p>
+            <w:pPr>
+              <w:pStyle w:val="AStyle"/>
+              <w:spacing w:line="240" w:lineRule="auto"/>
+              <w:ind w:firstLine="0"/>
+              <w:rPr>
+                <w:sz w:val="24"/>
+              </w:rPr>
+            </w:pPr>
+            <w:r>
+              <w:rPr>
+                <w:sz w:val="24"/>
+              </w:rPr>
+              <w:t>1</w:t>
+            </w:r>
+          </w:p>
+        </w:tc>
+        <w:tc>
+          <w:tcPr>
+            <w:tcW w:w="3115" w:type="dxa"/>
+          </w:tcPr>
+          <w:p>
+            <w:pPr>
+              <w:pStyle w:val="AStyle"/>
+              <w:spacing w:line="240" w:lineRule="auto"/>
+              <w:ind w:firstLine="0"/>
+              <w:rPr>
+                <w:sz w:val="24"/>
+              </w:rPr>
+            </w:pPr>
+            <w:r>
+              <w:rPr>
+                <w:sz w:val="24"/>
+              </w:rPr>
+              <w:t>0,63</w:t>
+            </w:r>
+          </w:p>
+        </w:tc>
+      </w:tr>
+      <w:tr>
+        <w:tc>
+          <w:tcPr>
+            <w:tcW w:w="3115" w:type="dxa"/>
+          </w:tcPr>
+          <w:p>
+            <w:pPr>
+              <w:pStyle w:val="AStyle"/>
+              <w:spacing w:line="240" w:lineRule="auto"/>
+              <w:ind w:firstLine="0"/>
+              <w:rPr>
+                <w:sz w:val="24"/>
+              </w:rPr>
+            </w:pPr>
+            <w:r>
+              <w:rPr>
+                <w:sz w:val="24"/>
+              </w:rPr>
+              <w:t>7</w:t>
+            </w:r>
+          </w:p>
+        </w:tc>
+        <w:tc>
+          <w:tcPr>
+            <w:tcW w:w="3115" w:type="dxa"/>
+          </w:tcPr>
+          <w:p>
+            <w:pPr>
+              <w:pStyle w:val="AStyle"/>
+              <w:spacing w:line="240" w:lineRule="auto"/>
+              <w:ind w:firstLine="0"/>
+              <w:rPr>
+                <w:sz w:val="24"/>
+              </w:rPr>
+            </w:pPr>
+            <w:r>
+              <w:rPr>
+                <w:sz w:val="24"/>
+              </w:rPr>
+              <w:t>1</w:t>
+            </w:r>
+          </w:p>
+        </w:tc>
+        <w:tc>
+          <w:tcPr>
+            <w:tcW w:w="3115" w:type="dxa"/>
+          </w:tcPr>
+          <w:p>
+            <w:pPr>
+              <w:pStyle w:val="AStyle"/>
+              <w:spacing w:line="240" w:lineRule="auto"/>
+              <w:ind w:firstLine="0"/>
+              <w:rPr>
+                <w:sz w:val="24"/>
+              </w:rPr>
+            </w:pPr>
+            <w:r>
+              <w:rPr>
+                <w:sz w:val="24"/>
+              </w:rPr>
+              <w:t>1,47</w:t>
+            </w:r>
+          </w:p>
+        </w:tc>
+      </w:tr>
+      <w:tr>
+        <w:tc>
+          <w:tcPr>
+            <w:tcW w:w="3115" w:type="dxa"/>
+          </w:tcPr>
+          <w:p>
+            <w:pPr>
+              <w:pStyle w:val="AStyle"/>
+              <w:spacing w:line="240" w:lineRule="auto"/>
+              <w:ind w:firstLine="0"/>
+              <w:rPr>
+                <w:sz w:val="24"/>
+              </w:rPr>
+            </w:pPr>
+            <w:r>
+              <w:rPr>
+                <w:sz w:val="24"/>
+              </w:rPr>
+              <w:t>9</w:t>
+            </w:r>
+          </w:p>
+        </w:tc>
+        <w:tc>
+          <w:tcPr>
+            <w:tcW w:w="3115" w:type="dxa"/>
+          </w:tcPr>
+          <w:p>
+            <w:pPr>
+              <w:pStyle w:val="AStyle"/>
+              <w:spacing w:line="240" w:lineRule="auto"/>
+              <w:ind w:firstLine="0"/>
+              <w:rPr>
+                <w:sz w:val="24"/>
+              </w:rPr>
+            </w:pPr>
+            <w:r>
+              <w:rPr>
+                <w:sz w:val="24"/>
+              </w:rPr>
+              <w:t>0</w:t>
+            </w:r>
+          </w:p>
+        </w:tc>
+        <w:tc>
+          <w:tcPr>
+            <w:tcW w:w="3115" w:type="dxa"/>
+          </w:tcPr>
+          <w:p>
+            <w:pPr>
+              <w:pStyle w:val="AStyle"/>
+              <w:spacing w:line="240" w:lineRule="auto"/>
+              <w:ind w:firstLine="0"/>
+              <w:rPr>
+                <w:sz w:val="24"/>
+              </w:rPr>
+            </w:pPr>
+            <w:r>
+              <w:rPr>
+                <w:sz w:val="24"/>
+              </w:rPr>
+              <w:t>0,00</w:t>
+            </w:r>
+          </w:p>
+        </w:tc>
+      </w:tr>
+      <w:tr>
+        <w:tc>
+          <w:tcPr>
+            <w:tcW w:w="3115" w:type="dxa"/>
+          </w:tcPr>
+          <w:p>
+            <w:pPr>
+              <w:pStyle w:val="AStyle"/>
+              <w:spacing w:line="240" w:lineRule="auto"/>
+              <w:ind w:firstLine="0"/>
+              <w:rPr>
+                <w:sz w:val="24"/>
+              </w:rPr>
+            </w:pPr>
+            <w:r>
+              <w:rPr>
+                <w:sz w:val="24"/>
+              </w:rPr>
+              <w:t>11</w:t>
+            </w:r>
+          </w:p>
+        </w:tc>
+        <w:tc>
+          <w:tcPr>
+            <w:tcW w:w="3115" w:type="dxa"/>
+          </w:tcPr>
+          <w:p>
+            <w:pPr>
+              <w:pStyle w:val="AStyle"/>
+              <w:spacing w:line="240" w:lineRule="auto"/>
+              <w:ind w:firstLine="0"/>
+              <w:rPr>
+                <w:sz w:val="24"/>
+              </w:rPr>
+            </w:pPr>
+            <w:r>
+              <w:rPr>
+                <w:sz w:val="24"/>
+              </w:rPr>
+              <w:t>0</w:t>
+            </w:r>
+          </w:p>
+        </w:tc>
+        <w:tc>
+          <w:tcPr>
+            <w:tcW w:w="3115" w:type="dxa"/>
+          </w:tcPr>
+          <w:p>
+            <w:pPr>
+              <w:pStyle w:val="AStyle"/>
+              <w:spacing w:line="240" w:lineRule="auto"/>
+              <w:ind w:firstLine="0"/>
+              <w:rPr>
+                <w:sz w:val="24"/>
+              </w:rPr>
+            </w:pPr>
+            <w:r>
+              <w:rPr>
+                <w:sz w:val="24"/>
+              </w:rPr>
+              <w:t>0,00</w:t>
+            </w:r>
+          </w:p>
+        </w:tc>
+      </w:tr>
+      <w:tr>
+        <w:tc>
+          <w:tcPr>
+            <w:tcW w:w="3115" w:type="dxa"/>
+          </w:tcPr>
+          <w:p>
+            <w:pPr>
+              <w:pStyle w:val="AStyle"/>
+              <w:spacing w:line="240" w:lineRule="auto"/>
+              <w:ind w:firstLine="0"/>
+              <w:rPr>
+                <w:sz w:val="24"/>
+              </w:rPr>
+            </w:pPr>
+            <w:r>
+              <w:rPr>
+                <w:sz w:val="24"/>
+              </w:rPr>
+              <w:t>13</w:t>
+            </w:r>
+          </w:p>
+        </w:tc>
+        <w:tc>
+          <w:tcPr>
+            <w:tcW w:w="3115" w:type="dxa"/>
+          </w:tcPr>
+          <w:p>
+            <w:pPr>
+              <w:pStyle w:val="AStyle"/>
+              <w:spacing w:line="240" w:lineRule="auto"/>
+              <w:ind w:firstLine="0"/>
+              <w:rPr>
+                <w:sz w:val="24"/>
+              </w:rPr>
+            </w:pPr>
+            <w:r>
+              <w:rPr>
+                <w:sz w:val="24"/>
+              </w:rPr>
+              <w:t>2</w:t>
+            </w:r>
+          </w:p>
+        </w:tc>
+        <w:tc>
+          <w:tcPr>
+            <w:tcW w:w="3115" w:type="dxa"/>
+          </w:tcPr>
+          <w:p>
+            <w:pPr>
+              <w:pStyle w:val="AStyle"/>
+              <w:spacing w:line="240" w:lineRule="auto"/>
+              <w:ind w:firstLine="0"/>
+              <w:rPr>
+                <w:sz w:val="24"/>
+              </w:rPr>
+            </w:pPr>
+            <w:r>
+              <w:rPr>
+                <w:sz w:val="24"/>
+              </w:rPr>
+              <w:t>1,31</w:t>
+            </w:r>
+          </w:p>
+        </w:tc>
+      </w:tr>
+      <w:tr>
+        <w:tc>
+          <w:tcPr>
+            <w:tcW w:w="3115" w:type="dxa"/>
+          </w:tcPr>
+          <w:p>
+            <w:pPr>
+              <w:pStyle w:val="AStyle"/>
+              <w:spacing w:line="240" w:lineRule="auto"/>
+              <w:ind w:firstLine="0"/>
+              <w:rPr>
+                <w:sz w:val="24"/>
+              </w:rPr>
+            </w:pPr>
+            <w:r>
+              <w:rPr>
+                <w:sz w:val="24"/>
+              </w:rPr>
+              <w:t>14</w:t>
+            </w:r>
+          </w:p>
+        </w:tc>
+        <w:tc>
+          <w:tcPr>
+            <w:tcW w:w="3115" w:type="dxa"/>
+          </w:tcPr>
+          <w:p>
+            <w:pPr>
+              <w:pStyle w:val="AStyle"/>
+              <w:spacing w:line="240" w:lineRule="auto"/>
+              <w:ind w:firstLine="0"/>
+              <w:rPr>
+                <w:sz w:val="24"/>
+              </w:rPr>
+            </w:pPr>
+            <w:r>
+              <w:rPr>
+                <w:sz w:val="24"/>
+              </w:rPr>
+              <w:t>0</w:t>
+            </w:r>
+          </w:p>
+        </w:tc>
+        <w:tc>
+          <w:tcPr>
+            <w:tcW w:w="3115" w:type="dxa"/>
+          </w:tcPr>
+          <w:p>
+            <w:pPr>
+              <w:pStyle w:val="AStyle"/>
+              <w:spacing w:line="240" w:lineRule="auto"/>
+              <w:ind w:firstLine="0"/>
+              <w:rPr>
+                <w:sz w:val="24"/>
+              </w:rPr>
+            </w:pPr>
+            <w:r>
+              <w:rPr>
+                <w:sz w:val="24"/>
+              </w:rPr>
+              <w:t>0,00</w:t>
+            </w:r>
+          </w:p>
+        </w:tc>
+      </w:tr>
+      <w:tr>
+        <w:tc>
+          <w:tcPr>
+            <w:tcW w:w="3115" w:type="dxa"/>
+          </w:tcPr>
+          <w:p>
+            <w:pPr>
+              <w:pStyle w:val="AStyle"/>
+              <w:spacing w:line="240" w:lineRule="auto"/>
+              <w:ind w:firstLine="0"/>
+              <w:rPr>
+                <w:sz w:val="24"/>
+              </w:rPr>
+            </w:pPr>
+            <w:r>
+              <w:rPr>
+                <w:sz w:val="24"/>
+              </w:rPr>
+              <w:t>15</w:t>
+            </w:r>
+          </w:p>
+        </w:tc>
+        <w:tc>
+          <w:tcPr>
+            <w:tcW w:w="3115" w:type="dxa"/>
+          </w:tcPr>
+          <w:p>
+            <w:pPr>
+              <w:pStyle w:val="AStyle"/>
+              <w:spacing w:line="240" w:lineRule="auto"/>
+              <w:ind w:firstLine="0"/>
+              <w:rPr>
+                <w:sz w:val="24"/>
+              </w:rPr>
+            </w:pPr>
+            <w:r>
+              <w:rPr>
+                <w:sz w:val="24"/>
+              </w:rPr>
+              <w:t>0</w:t>
+            </w:r>
+          </w:p>
+        </w:tc>
+        <w:tc>
+          <w:tcPr>
+            <w:tcW w:w="3115" w:type="dxa"/>
+          </w:tcPr>
+          <w:p>
+            <w:pPr>
+              <w:pStyle w:val="AStyle"/>
+              <w:spacing w:line="240" w:lineRule="auto"/>
+              <w:ind w:firstLine="0"/>
+              <w:rPr>
+                <w:sz w:val="24"/>
+              </w:rPr>
+            </w:pPr>
+            <w:r>
+              <w:rPr>
+                <w:sz w:val="24"/>
+              </w:rPr>
+              <w:t>0,00</w:t>
+            </w:r>
+          </w:p>
+        </w:tc>
+      </w:tr>
+      <w:tr>
+        <w:tc>
+          <w:tcPr>
+            <w:tcW w:w="3115" w:type="dxa"/>
+          </w:tcPr>
+          <w:p>
+            <w:pPr>
+              <w:pStyle w:val="AStyle"/>
+              <w:spacing w:line="240" w:lineRule="auto"/>
+              <w:ind w:firstLine="0"/>
+              <w:rPr>
+                <w:sz w:val="24"/>
+              </w:rPr>
+            </w:pPr>
+            <w:r>
+              <w:rPr>
+                <w:sz w:val="24"/>
+              </w:rPr>
+              <w:t>17</w:t>
+            </w:r>
+          </w:p>
+        </w:tc>
+        <w:tc>
+          <w:tcPr>
+            <w:tcW w:w="3115" w:type="dxa"/>
+          </w:tcPr>
+          <w:p>
+            <w:pPr>
+              <w:pStyle w:val="AStyle"/>
+              <w:spacing w:line="240" w:lineRule="auto"/>
+              <w:ind w:firstLine="0"/>
+              <w:rPr>
+                <w:sz w:val="24"/>
+              </w:rPr>
+            </w:pPr>
+            <w:r>
+              <w:rPr>
+                <w:sz w:val="24"/>
+              </w:rPr>
+              <w:t>1</w:t>
+            </w:r>
+          </w:p>
+        </w:tc>
+        <w:tc>
+          <w:tcPr>
+            <w:tcW w:w="3115" w:type="dxa"/>
+          </w:tcPr>
+          <w:p>
+            <w:pPr>
+              <w:pStyle w:val="AStyle"/>
+              <w:spacing w:line="240" w:lineRule="auto"/>
+              <w:ind w:firstLine="0"/>
+              <w:rPr>
+                <w:sz w:val="24"/>
+              </w:rPr>
+            </w:pPr>
+            <w:r>
+              <w:rPr>
+                <w:sz w:val="24"/>
+              </w:rPr>
+              <w:t>2,56</w:t>
+            </w:r>
+          </w:p>
+        </w:tc>
+      </w:tr>
+      <w:tr>
+        <w:tc>
+          <w:tcPr>
+            <w:tcW w:w="3115" w:type="dxa"/>
+          </w:tcPr>
+          <w:p>
+            <w:pPr>
+              <w:pStyle w:val="AStyle"/>
+              <w:spacing w:line="240" w:lineRule="auto"/>
+              <w:ind w:firstLine="0"/>
+              <w:rPr>
+                <w:sz w:val="24"/>
+              </w:rPr>
+            </w:pPr>
+            <w:r>
+              <w:rPr>
+                <w:sz w:val="24"/>
+              </w:rPr>
+              <w:t>19</w:t>
+            </w:r>
+          </w:p>
+        </w:tc>
+        <w:tc>
+          <w:tcPr>
+            <w:tcW w:w="3115" w:type="dxa"/>
+          </w:tcPr>
+          <w:p>
+            <w:pPr>
+              <w:pStyle w:val="AStyle"/>
+              <w:spacing w:line="240" w:lineRule="auto"/>
+              <w:ind w:firstLine="0"/>
+              <w:rPr>
+                <w:sz w:val="24"/>
+              </w:rPr>
+            </w:pPr>
+            <w:r>
+              <w:rPr>
+                <w:sz w:val="24"/>
+              </w:rPr>
+              <w:t>0</w:t>
+            </w:r>
+          </w:p>
+        </w:tc>
+        <w:tc>
+          <w:tcPr>
+            <w:tcW w:w="3115" w:type="dxa"/>
+          </w:tcPr>
+          <w:p>
+            <w:pPr>
+              <w:pStyle w:val="AStyle"/>
+              <w:spacing w:line="240" w:lineRule="auto"/>
+              <w:ind w:firstLine="0"/>
+              <w:rPr>
+                <w:sz w:val="24"/>
+              </w:rPr>
+            </w:pPr>
+            <w:r>
+              <w:rPr>
+                <w:sz w:val="24"/>
+              </w:rPr>
+              <w:t>0,00</w:t>
+            </w:r>
+          </w:p>
+        </w:tc>
+      </w:tr>
+      <w:tr>
+        <w:tc>
+          <w:tcPr>
+            <w:tcW w:w="3115" w:type="dxa"/>
+          </w:tcPr>
+          <w:p>
+            <w:pPr>
+              <w:pStyle w:val="AStyle"/>
+              <w:spacing w:line="240" w:lineRule="auto"/>
+              <w:ind w:firstLine="0"/>
+              <w:rPr>
+                <w:sz w:val="24"/>
+              </w:rPr>
+            </w:pPr>
+            <w:r>
+              <w:rPr>
+                <w:sz w:val="24"/>
+              </w:rPr>
+              <w:t>21</w:t>
+            </w:r>
+          </w:p>
+        </w:tc>
+        <w:tc>
+          <w:tcPr>
+            <w:tcW w:w="3115" w:type="dxa"/>
+          </w:tcPr>
+          <w:p>
+            <w:pPr>
+              <w:pStyle w:val="AStyle"/>
+              <w:spacing w:line="240" w:lineRule="auto"/>
+              <w:ind w:firstLine="0"/>
+              <w:rPr>
+                <w:sz w:val="24"/>
+              </w:rPr>
+            </w:pPr>
+            <w:r>
+              <w:rPr>
+                <w:sz w:val="24"/>
+              </w:rPr>
+              <w:t>0</w:t>
+            </w:r>
+          </w:p>
+        </w:tc>
+        <w:tc>
+          <w:tcPr>
+            <w:tcW w:w="3115" w:type="dxa"/>
+          </w:tcPr>
+          <w:p>
+            <w:pPr>
+              <w:pStyle w:val="AStyle"/>
+              <w:spacing w:line="240" w:lineRule="auto"/>
+              <w:ind w:firstLine="0"/>
+              <w:rPr>
+                <w:sz w:val="24"/>
+              </w:rPr>
+            </w:pPr>
+            <w:r>
+              <w:rPr>
+                <w:sz w:val="24"/>
+              </w:rPr>
+              <w:t>0,00</w:t>
+            </w:r>
+          </w:p>
+        </w:tc>
+      </w:tr>
+    </w:tbl>
+    <w:p>
+      <w:pPr>
+        <w:pStyle w:val="AStyle"/>
+      </w:pPr>
+    </w:p>
+    <w:p>
+      <w:pPr>
+        <w:pStyle w:val="AStyle"/>
+      </w:pPr>
+      <w:r>
+        <w:t>Доля выбросов не превышает 2</w:t>
+      </w:r>
+      <w:r>
+        <w:t>,5% для всех каналов, что свидетельствует о вы</w:t>
+      </w:r>
+      <w:r>
+        <w:t>соком качестве данных. На рис. 17</w:t>
+      </w:r>
+      <w:r>
+        <w:t xml:space="preserve"> представлена диаграмма размаха RMS для первых 15 каналов.</w:t>
+      </w:r>
+      <w:r>
+        <w:t xml:space="preserve"> </w:t>
+      </w:r>
+    </w:p>
+    <w:p>
+      <w:pPr>
+        <w:pStyle w:val="AStyle"/>
+      </w:pPr>
+      <w:r>
+        <w:pict>
+          <v:shape id="_x0000_i1046" type="#_x0000_t75" style="width:401.4pt;height:148.8pt">
+            <v:imagedata r:id="rId24" o:title="set1_boxplot"/>
+          </v:shape>
+        </w:pict>
+      </w:r>
+    </w:p>
+    <w:p>
+      <w:pPr>
+        <w:pStyle w:val="AStyle"/>
+      </w:pPr>
+      <w:r>
+        <w:rPr>
+          <w:b/>
+        </w:rPr>
+        <w:t>Рисунок 17</w:t>
+      </w:r>
+      <w:r>
+        <w:t xml:space="preserve"> </w:t>
+      </w:r>
+      <w:r>
+        <w:t>-</w:t>
+      </w:r>
+      <w:r>
+        <w:t xml:space="preserve"> Диаграмма размаха </w:t>
+      </w:r>
+      <w:r>
+        <w:rPr>
+          <w:lang w:val="en-US"/>
+        </w:rPr>
+        <w:t>RMS</w:t>
+      </w:r>
+      <w:r>
+        <w:t xml:space="preserve"> (</w:t>
+      </w:r>
+      <w:r>
+        <w:t>первые 15 каналов)</w:t>
+      </w:r>
+    </w:p>
+    <w:p>
+      <w:pPr>
+        <w:pStyle w:val="AStyle"/>
+      </w:pPr>
+    </w:p>
+    <w:p>
+      <w:pPr>
+        <w:pStyle w:val="AStyle"/>
+      </w:pPr>
+      <w:r>
+        <w:t>Канал 21 выделяется аномально высокими значениями (медиана около 0,2237 g, верхняя граница до 0,29 g). Каналы 32 и 56 также демонстрируют повышенный разброс по сравнению с большинством каналов.</w:t>
+      </w:r>
+    </w:p>
+    <w:p>
+      <w:pPr>
+        <w:pStyle w:val="AStyle"/>
+      </w:pPr>
+    </w:p>
+    <w:p>
+      <w:pPr>
+        <w:pStyle w:val="AStyle"/>
+      </w:pPr>
+    </w:p>
+    <w:p>
+      <w:pPr>
+        <w:pStyle w:val="AStyle"/>
+      </w:pPr>
+    </w:p>
+    <w:p>
+      <w:pPr>
+        <w:pStyle w:val="3"/>
+      </w:pPr>
+      <w:r>
+        <w:lastRenderedPageBreak/>
+        <w:t>Этап 5. Анализ диапазонов значений</w:t>
+      </w:r>
+    </w:p>
+    <w:p>
+      <w:pPr>
+        <w:pStyle w:val="AStyle"/>
+      </w:pPr>
+      <w:r>
+        <w:t>Диапазоны значений по анализируемым метрикам:</w:t>
+      </w:r>
+    </w:p>
+    <w:p>
+      <w:pPr>
+        <w:pStyle w:val="AStyle"/>
+        <w:numPr>
+          <w:ilvl w:val="0"/>
+          <w:numId w:val="8"/>
+        </w:numPr>
+      </w:pPr>
+      <w:r>
+        <w:t>RMS: от 0,1193 до 0,3232 g;</w:t>
+      </w:r>
+    </w:p>
+    <w:p>
+      <w:pPr>
+        <w:pStyle w:val="AStyle"/>
+        <w:numPr>
+          <w:ilvl w:val="0"/>
+          <w:numId w:val="8"/>
+        </w:numPr>
+      </w:pPr>
+      <w:proofErr w:type="spellStart"/>
+      <w:r>
+        <w:t>Peak</w:t>
+      </w:r>
+      <w:proofErr w:type="spellEnd"/>
+      <w:r>
+        <w:t>: от 0,544 до 5,000 g;</w:t>
+      </w:r>
+    </w:p>
+    <w:p>
+      <w:pPr>
+        <w:pStyle w:val="AStyle"/>
+        <w:numPr>
+          <w:ilvl w:val="0"/>
+          <w:numId w:val="8"/>
+        </w:numPr>
+      </w:pPr>
+      <w:proofErr w:type="spellStart"/>
+      <w:r>
+        <w:t>Crest</w:t>
+      </w:r>
+      <w:proofErr w:type="spellEnd"/>
+      <w:r>
+        <w:t xml:space="preserve"> </w:t>
+      </w:r>
+      <w:proofErr w:type="spellStart"/>
+      <w:r>
+        <w:t>Factor</w:t>
+      </w:r>
+      <w:proofErr w:type="spellEnd"/>
+      <w:r>
+        <w:t>: от 4,166 до 29,092.</w:t>
+      </w:r>
+    </w:p>
+    <w:p>
+      <w:pPr>
+        <w:pStyle w:val="AStyle"/>
+      </w:pPr>
+      <w:r>
+        <w:t xml:space="preserve">Различия в масштабах между каналами являются существенными: коэффициент отношения максимального </w:t>
+      </w:r>
+      <w:proofErr w:type="spellStart"/>
+      <w:r>
+        <w:t>Peak</w:t>
+      </w:r>
+      <w:proofErr w:type="spellEnd"/>
+      <w:r>
+        <w:t xml:space="preserve"> к максимальному RMS составляет 15,5. Для исправных каналов RMS варьируется в узком диапазоне 0,14–0,16 g, тогда как для дефектных каналов значения достигают 0,20–0,32 g. Перед обучением моделей машинного обучения рекомендуется применять стандартизацию (</w:t>
+      </w:r>
+      <w:proofErr w:type="spellStart"/>
+      <w:r>
+        <w:t>StandardScaler</w:t>
+      </w:r>
+      <w:proofErr w:type="spellEnd"/>
+      <w:r>
+        <w:t>) для приведения признаков к единому масштабу.</w:t>
+      </w:r>
+    </w:p>
+    <w:p>
+      <w:pPr>
+        <w:pStyle w:val="AStyle"/>
+      </w:pPr>
+    </w:p>
+    <w:p>
+      <w:pPr>
+        <w:pStyle w:val="3"/>
+      </w:pPr>
+      <w:r>
+        <w:t>Этап 6.</w:t>
+      </w:r>
+      <w:r>
+        <w:rPr>
+          <w:lang w:val="en-US"/>
+        </w:rPr>
+        <w:t xml:space="preserve"> </w:t>
+      </w:r>
+      <w:r>
+        <w:t>Корреляционный анализ</w:t>
+      </w:r>
+    </w:p>
+    <w:p>
+      <w:pPr>
+        <w:pStyle w:val="AStyle"/>
+      </w:pPr>
+      <w:r>
+        <w:t>В ходе анализа было установлено, что каналы не имеют общих временных меток (каждый канал представляет собой независимый временной ряд). По этой причине корреляционный анализ между каналами по временной оси не выполнялся. Вместо этого построена корреляционная матрица между ст</w:t>
+      </w:r>
+      <w:r>
+        <w:t>атистическими признаками (рис. 18</w:t>
+      </w:r>
+      <w:r>
+        <w:t>, табл. 7).</w:t>
+      </w:r>
+    </w:p>
+    <w:p>
+      <w:pPr>
+        <w:pStyle w:val="AStyle"/>
+      </w:pPr>
+    </w:p>
+    <w:p>
+      <w:pPr>
+        <w:pStyle w:val="AStyle"/>
+      </w:pPr>
+      <w:r>
+        <w:rPr>
+          <w:b/>
+        </w:rPr>
+        <w:t>Таблица 7</w:t>
+      </w:r>
+      <w:r>
+        <w:t xml:space="preserve"> -</w:t>
+      </w:r>
+      <w:r>
+        <w:t xml:space="preserve"> Корреляционная матрица признаков</w:t>
+      </w:r>
+    </w:p>
+    <w:tbl>
+      <w:tblPr>
+        <w:tblStyle w:val="ae"/>
+        <w:tblW w:w="0" w:type="auto"/>
+        <w:tblLook w:val="04A0" w:firstRow="1" w:lastRow="0" w:firstColumn="1" w:lastColumn="0" w:noHBand="0" w:noVBand="1"/>
+      </w:tblPr>
+      <w:tblGrid>
+        <w:gridCol w:w="1945"/>
+        <w:gridCol w:w="1465"/>
+        <w:gridCol w:w="1463"/>
+        <w:gridCol w:w="1464"/>
+        <w:gridCol w:w="1464"/>
+        <w:gridCol w:w="1544"/>
+      </w:tblGrid>
+      <w:tr>
+        <w:tc>
+          <w:tcPr>
+            <w:tcW w:w="1557" w:type="dxa"/>
+          </w:tcPr>
+          <w:p>
+            <w:pPr>
+              <w:pStyle w:val="AStyle"/>
+              <w:spacing w:line="240" w:lineRule="auto"/>
+              <w:ind w:firstLine="0"/>
+              <w:rPr>
+                <w:b/>
+                <w:sz w:val="24"/>
+              </w:rPr>
+            </w:pPr>
+            <w:r>
+              <w:rPr>
+                <w:b/>
+                <w:sz w:val="24"/>
+              </w:rPr>
+              <w:t>Признак</w:t>
+            </w:r>
+          </w:p>
+        </w:tc>
+        <w:tc>
+          <w:tcPr>
+            <w:tcW w:w="1557" w:type="dxa"/>
+          </w:tcPr>
+          <w:p>
+            <w:pPr>
+              <w:pStyle w:val="AStyle"/>
+              <w:spacing w:line="240" w:lineRule="auto"/>
+              <w:ind w:firstLine="0"/>
+              <w:rPr>
+                <w:b/>
+                <w:sz w:val="24"/>
+                <w:lang w:val="en-US"/>
+              </w:rPr>
+            </w:pPr>
+            <w:r>
+              <w:rPr>
+                <w:b/>
+                <w:sz w:val="24"/>
+                <w:lang w:val="en-US"/>
+              </w:rPr>
+              <w:t>mean</w:t>
+            </w:r>
+          </w:p>
+        </w:tc>
+        <w:tc>
+          <w:tcPr>
+            <w:tcW w:w="1557" w:type="dxa"/>
+          </w:tcPr>
+          <w:p>
+            <w:pPr>
+              <w:pStyle w:val="AStyle"/>
+              <w:spacing w:line="240" w:lineRule="auto"/>
+              <w:ind w:firstLine="0"/>
+              <w:rPr>
+                <w:b/>
+                <w:sz w:val="24"/>
+                <w:lang w:val="en-US"/>
+              </w:rPr>
+            </w:pPr>
+            <w:proofErr w:type="spellStart"/>
+            <w:r>
+              <w:rPr>
+                <w:b/>
+                <w:sz w:val="24"/>
+                <w:lang w:val="en-US"/>
+              </w:rPr>
+              <w:t>std</w:t>
+            </w:r>
+            <w:proofErr w:type="spellEnd"/>
+          </w:p>
+        </w:tc>
+        <w:tc>
+          <w:tcPr>
+            <w:tcW w:w="1558" w:type="dxa"/>
+          </w:tcPr>
+          <w:p>
+            <w:pPr>
+              <w:pStyle w:val="AStyle"/>
+              <w:spacing w:line="240" w:lineRule="auto"/>
+              <w:ind w:firstLine="0"/>
+              <w:rPr>
+                <w:b/>
+                <w:sz w:val="24"/>
+                <w:lang w:val="en-US"/>
+              </w:rPr>
+            </w:pPr>
+            <w:proofErr w:type="spellStart"/>
+            <w:r>
+              <w:rPr>
+                <w:b/>
+                <w:sz w:val="24"/>
+                <w:lang w:val="en-US"/>
+              </w:rPr>
+              <w:t>rms</w:t>
+            </w:r>
+            <w:proofErr w:type="spellEnd"/>
+          </w:p>
+        </w:tc>
+        <w:tc>
+          <w:tcPr>
+            <w:tcW w:w="1558" w:type="dxa"/>
+          </w:tcPr>
+          <w:p>
+            <w:pPr>
+              <w:pStyle w:val="AStyle"/>
+              <w:spacing w:line="240" w:lineRule="auto"/>
+              <w:ind w:firstLine="0"/>
+              <w:rPr>
+                <w:b/>
+                <w:sz w:val="24"/>
+                <w:lang w:val="en-US"/>
+              </w:rPr>
+            </w:pPr>
+            <w:r>
+              <w:rPr>
+                <w:b/>
+                <w:sz w:val="24"/>
+                <w:lang w:val="en-US"/>
+              </w:rPr>
+              <w:t>peak</w:t>
+            </w:r>
+          </w:p>
+        </w:tc>
+        <w:tc>
+          <w:tcPr>
+            <w:tcW w:w="1558" w:type="dxa"/>
+          </w:tcPr>
+          <w:p>
+            <w:pPr>
+              <w:pStyle w:val="AStyle"/>
+              <w:spacing w:line="240" w:lineRule="auto"/>
+              <w:ind w:firstLine="0"/>
+              <w:rPr>
+                <w:b/>
+                <w:sz w:val="24"/>
+                <w:lang w:val="en-US"/>
+              </w:rPr>
+            </w:pPr>
+            <w:proofErr w:type="spellStart"/>
+            <w:r>
+              <w:rPr>
+                <w:b/>
+                <w:sz w:val="24"/>
+                <w:lang w:val="en-US"/>
+              </w:rPr>
+              <w:t>crest_factor</w:t>
+            </w:r>
+            <w:proofErr w:type="spellEnd"/>
+          </w:p>
+        </w:tc>
+      </w:tr>
+      <w:tr>
+        <w:tc>
+          <w:tcPr>
+            <w:tcW w:w="1557" w:type="dxa"/>
+          </w:tcPr>
+          <w:p>
+            <w:pPr>
+              <w:pStyle w:val="AStyle"/>
+              <w:spacing w:line="240" w:lineRule="auto"/>
+              <w:ind w:firstLine="0"/>
+              <w:rPr>
+                <w:rFonts w:ascii="Courier New" w:hAnsi="Courier New" w:cs="Courier New"/>
+                <w:sz w:val="24"/>
+                <w:lang w:val="en-US"/>
+              </w:rPr>
+            </w:pPr>
+            <w:r>
+              <w:rPr>
+                <w:rFonts w:ascii="Courier New" w:hAnsi="Courier New" w:cs="Courier New"/>
+                <w:sz w:val="24"/>
+                <w:lang w:val="en-US"/>
+              </w:rPr>
+              <w:t>mean</w:t>
+            </w:r>
+          </w:p>
+        </w:tc>
+        <w:tc>
+          <w:tcPr>
+            <w:tcW w:w="1557" w:type="dxa"/>
+          </w:tcPr>
+          <w:p>
+            <w:pPr>
+              <w:pStyle w:val="AStyle"/>
+              <w:spacing w:line="240" w:lineRule="auto"/>
+              <w:ind w:firstLine="0"/>
+              <w:rPr>
+                <w:sz w:val="24"/>
+                <w:lang w:val="en-US"/>
+              </w:rPr>
+            </w:pPr>
+            <w:r>
+              <w:rPr>
+                <w:sz w:val="24"/>
+                <w:lang w:val="en-US"/>
+              </w:rPr>
+              <w:t>1,000</w:t>
+            </w:r>
+          </w:p>
+        </w:tc>
+        <w:tc>
+          <w:tcPr>
+            <w:tcW w:w="1557" w:type="dxa"/>
+          </w:tcPr>
+          <w:p>
+            <w:pPr>
+              <w:pStyle w:val="AStyle"/>
+              <w:spacing w:line="240" w:lineRule="auto"/>
+              <w:ind w:firstLine="0"/>
+              <w:rPr>
+                <w:sz w:val="24"/>
+              </w:rPr>
+            </w:pPr>
+            <w:r>
+              <w:rPr>
+                <w:sz w:val="24"/>
+              </w:rPr>
+              <w:t>-</w:t>
+            </w:r>
+            <w:r>
+              <w:rPr>
+                <w:sz w:val="24"/>
+              </w:rPr>
+              <w:t>0,301</w:t>
+            </w:r>
+          </w:p>
+        </w:tc>
+        <w:tc>
+          <w:tcPr>
+            <w:tcW w:w="1558" w:type="dxa"/>
+          </w:tcPr>
+          <w:p>
+            <w:pPr>
+              <w:pStyle w:val="AStyle"/>
+              <w:spacing w:line="240" w:lineRule="auto"/>
+              <w:ind w:firstLine="0"/>
+              <w:rPr>
+                <w:sz w:val="24"/>
+              </w:rPr>
+            </w:pPr>
+            <w:r>
+              <w:rPr>
+                <w:sz w:val="24"/>
+              </w:rPr>
+              <w:t>-</w:t>
+            </w:r>
+            <w:r>
+              <w:rPr>
+                <w:sz w:val="24"/>
+              </w:rPr>
+              <w:t>0,567</w:t>
+            </w:r>
+          </w:p>
+        </w:tc>
+        <w:tc>
+          <w:tcPr>
+            <w:tcW w:w="1558" w:type="dxa"/>
+          </w:tcPr>
+          <w:p>
+            <w:pPr>
+              <w:pStyle w:val="AStyle"/>
+              <w:spacing w:line="240" w:lineRule="auto"/>
+              <w:ind w:firstLine="0"/>
+              <w:rPr>
+                <w:sz w:val="24"/>
+              </w:rPr>
+            </w:pPr>
+            <w:r>
+              <w:rPr>
+                <w:sz w:val="24"/>
+              </w:rPr>
+              <w:t>-</w:t>
+            </w:r>
+            <w:r>
+              <w:rPr>
+                <w:sz w:val="24"/>
+              </w:rPr>
+              <w:t>0,184</w:t>
+            </w:r>
+          </w:p>
+        </w:tc>
+        <w:tc>
+          <w:tcPr>
+            <w:tcW w:w="1558" w:type="dxa"/>
+          </w:tcPr>
+          <w:p>
+            <w:pPr>
+              <w:pStyle w:val="AStyle"/>
+              <w:spacing w:line="240" w:lineRule="auto"/>
+              <w:ind w:firstLine="0"/>
+              <w:rPr>
+                <w:sz w:val="24"/>
+              </w:rPr>
+            </w:pPr>
+            <w:r>
+              <w:rPr>
+                <w:sz w:val="24"/>
+              </w:rPr>
+              <w:t>-</w:t>
+            </w:r>
+            <w:r>
+              <w:rPr>
+                <w:sz w:val="24"/>
+              </w:rPr>
+              <w:t>0,137</w:t>
+            </w:r>
+          </w:p>
+        </w:tc>
+      </w:tr>
+      <w:tr>
+        <w:tc>
+          <w:tcPr>
+            <w:tcW w:w="1557" w:type="dxa"/>
+          </w:tcPr>
+          <w:p>
+            <w:pPr>
+              <w:pStyle w:val="AStyle"/>
+              <w:spacing w:line="240" w:lineRule="auto"/>
+              <w:ind w:firstLine="0"/>
+              <w:rPr>
+                <w:rFonts w:ascii="Courier New" w:hAnsi="Courier New" w:cs="Courier New"/>
+                <w:sz w:val="24"/>
+                <w:lang w:val="en-US"/>
+              </w:rPr>
+            </w:pPr>
+            <w:proofErr w:type="spellStart"/>
+            <w:r>
+              <w:rPr>
+                <w:rFonts w:ascii="Courier New" w:hAnsi="Courier New" w:cs="Courier New"/>
+                <w:sz w:val="24"/>
+                <w:lang w:val="en-US"/>
+              </w:rPr>
+              <w:t>std</w:t>
+            </w:r>
+            <w:proofErr w:type="spellEnd"/>
+          </w:p>
+        </w:tc>
+        <w:tc>
+          <w:tcPr>
+            <w:tcW w:w="1557" w:type="dxa"/>
+          </w:tcPr>
+          <w:p>
+            <w:pPr>
+              <w:pStyle w:val="AStyle"/>
+              <w:spacing w:line="240" w:lineRule="auto"/>
+              <w:ind w:firstLine="0"/>
+              <w:rPr>
+                <w:sz w:val="24"/>
+              </w:rPr>
+            </w:pPr>
+            <w:r>
+              <w:rPr>
+                <w:sz w:val="24"/>
+              </w:rPr>
+              <w:t>-</w:t>
+            </w:r>
+            <w:r>
+              <w:rPr>
+                <w:sz w:val="24"/>
+              </w:rPr>
+              <w:t>0,301</w:t>
+            </w:r>
+          </w:p>
+        </w:tc>
+        <w:tc>
+          <w:tcPr>
+            <w:tcW w:w="1557" w:type="dxa"/>
+          </w:tcPr>
+          <w:p>
+            <w:pPr>
+              <w:pStyle w:val="AStyle"/>
+              <w:spacing w:line="240" w:lineRule="auto"/>
+              <w:ind w:firstLine="0"/>
+              <w:rPr>
+                <w:sz w:val="24"/>
+              </w:rPr>
+            </w:pPr>
+            <w:r>
+              <w:rPr>
+                <w:sz w:val="24"/>
+              </w:rPr>
+              <w:t>1,000</w:t>
+            </w:r>
+          </w:p>
+        </w:tc>
+        <w:tc>
+          <w:tcPr>
+            <w:tcW w:w="1558" w:type="dxa"/>
+          </w:tcPr>
+          <w:p>
+            <w:pPr>
+              <w:pStyle w:val="AStyle"/>
+              <w:spacing w:line="240" w:lineRule="auto"/>
+              <w:ind w:firstLine="0"/>
+              <w:rPr>
+                <w:sz w:val="24"/>
+              </w:rPr>
+            </w:pPr>
+            <w:r>
+              <w:rPr>
+                <w:sz w:val="24"/>
+              </w:rPr>
+              <w:t>0,952</w:t>
+            </w:r>
+          </w:p>
+        </w:tc>
+        <w:tc>
+          <w:tcPr>
+            <w:tcW w:w="1558" w:type="dxa"/>
+          </w:tcPr>
+          <w:p>
+            <w:pPr>
+              <w:pStyle w:val="AStyle"/>
+              <w:spacing w:line="240" w:lineRule="auto"/>
+              <w:ind w:firstLine="0"/>
+              <w:rPr>
+                <w:sz w:val="24"/>
+              </w:rPr>
+            </w:pPr>
+            <w:r>
+              <w:rPr>
+                <w:sz w:val="24"/>
+              </w:rPr>
+              <w:t>0,756</w:t>
+            </w:r>
+          </w:p>
+        </w:tc>
+        <w:tc>
+          <w:tcPr>
+            <w:tcW w:w="1558" w:type="dxa"/>
+          </w:tcPr>
+          <w:p>
+            <w:pPr>
+              <w:pStyle w:val="AStyle"/>
+              <w:spacing w:line="240" w:lineRule="auto"/>
+              <w:ind w:firstLine="0"/>
+              <w:rPr>
+                <w:sz w:val="24"/>
+              </w:rPr>
+            </w:pPr>
+            <w:r>
+              <w:rPr>
+                <w:sz w:val="24"/>
+              </w:rPr>
+              <w:t>0,632</w:t>
+            </w:r>
+          </w:p>
+        </w:tc>
+      </w:tr>
+      <w:tr>
+        <w:tc>
+          <w:tcPr>
+            <w:tcW w:w="1557" w:type="dxa"/>
+          </w:tcPr>
+          <w:p>
+            <w:pPr>
+              <w:pStyle w:val="AStyle"/>
+              <w:spacing w:line="240" w:lineRule="auto"/>
+              <w:ind w:firstLine="0"/>
+              <w:rPr>
+                <w:rFonts w:ascii="Courier New" w:hAnsi="Courier New" w:cs="Courier New"/>
+                <w:sz w:val="24"/>
+                <w:lang w:val="en-US"/>
+              </w:rPr>
+            </w:pPr>
+            <w:proofErr w:type="spellStart"/>
+            <w:r>
+              <w:rPr>
+                <w:rFonts w:ascii="Courier New" w:hAnsi="Courier New" w:cs="Courier New"/>
+                <w:sz w:val="24"/>
+                <w:lang w:val="en-US"/>
+              </w:rPr>
+              <w:t>rms</w:t>
+            </w:r>
+            <w:proofErr w:type="spellEnd"/>
+          </w:p>
+        </w:tc>
+        <w:tc>
+          <w:tcPr>
+            <w:tcW w:w="1557" w:type="dxa"/>
+          </w:tcPr>
+          <w:p>
+            <w:pPr>
+              <w:pStyle w:val="AStyle"/>
+              <w:spacing w:line="240" w:lineRule="auto"/>
+              <w:ind w:firstLine="0"/>
+              <w:rPr>
+                <w:sz w:val="24"/>
+              </w:rPr>
+            </w:pPr>
+            <w:r>
+              <w:rPr>
+                <w:sz w:val="24"/>
+              </w:rPr>
+              <w:t>-</w:t>
+            </w:r>
+            <w:r>
+              <w:rPr>
+                <w:sz w:val="24"/>
+              </w:rPr>
+              <w:t>0,567</w:t>
+            </w:r>
+          </w:p>
+        </w:tc>
+        <w:tc>
+          <w:tcPr>
+            <w:tcW w:w="1557" w:type="dxa"/>
+          </w:tcPr>
+          <w:p>
+            <w:pPr>
+              <w:pStyle w:val="AStyle"/>
+              <w:spacing w:line="240" w:lineRule="auto"/>
+              <w:ind w:firstLine="0"/>
+              <w:rPr>
+                <w:sz w:val="24"/>
+              </w:rPr>
+            </w:pPr>
+            <w:r>
+              <w:rPr>
+                <w:sz w:val="24"/>
+              </w:rPr>
+              <w:t>0,952</w:t>
+            </w:r>
+          </w:p>
+        </w:tc>
+        <w:tc>
+          <w:tcPr>
+            <w:tcW w:w="1558" w:type="dxa"/>
+          </w:tcPr>
+          <w:p>
+            <w:pPr>
+              <w:pStyle w:val="AStyle"/>
+              <w:spacing w:line="240" w:lineRule="auto"/>
+              <w:ind w:firstLine="0"/>
+              <w:rPr>
+                <w:sz w:val="24"/>
+              </w:rPr>
+            </w:pPr>
+            <w:r>
+              <w:rPr>
+                <w:sz w:val="24"/>
+              </w:rPr>
+              <w:t>1,000</w:t>
+            </w:r>
+          </w:p>
+        </w:tc>
+        <w:tc>
+          <w:tcPr>
+            <w:tcW w:w="1558" w:type="dxa"/>
+          </w:tcPr>
+          <w:p>
+            <w:pPr>
+              <w:pStyle w:val="AStyle"/>
+              <w:spacing w:line="240" w:lineRule="auto"/>
+              <w:ind w:firstLine="0"/>
+              <w:rPr>
+                <w:sz w:val="24"/>
+              </w:rPr>
+            </w:pPr>
+            <w:r>
+              <w:rPr>
+                <w:sz w:val="24"/>
+              </w:rPr>
+              <w:t>0,681</w:t>
+            </w:r>
+          </w:p>
+        </w:tc>
+        <w:tc>
+          <w:tcPr>
+            <w:tcW w:w="1558" w:type="dxa"/>
+          </w:tcPr>
+          <w:p>
+            <w:pPr>
+              <w:pStyle w:val="AStyle"/>
+              <w:spacing w:line="240" w:lineRule="auto"/>
+              <w:ind w:firstLine="0"/>
+              <w:rPr>
+                <w:sz w:val="24"/>
+              </w:rPr>
+            </w:pPr>
+            <w:r>
+              <w:rPr>
+                <w:sz w:val="24"/>
+              </w:rPr>
+              <w:t>0,550</w:t>
+            </w:r>
+          </w:p>
+        </w:tc>
+      </w:tr>
+      <w:tr>
+        <w:tc>
+          <w:tcPr>
+            <w:tcW w:w="1557" w:type="dxa"/>
+          </w:tcPr>
+          <w:p>
+            <w:pPr>
+              <w:pStyle w:val="AStyle"/>
+              <w:spacing w:line="240" w:lineRule="auto"/>
+              <w:ind w:firstLine="0"/>
+              <w:rPr>
+                <w:rFonts w:ascii="Courier New" w:hAnsi="Courier New" w:cs="Courier New"/>
+                <w:sz w:val="24"/>
+                <w:lang w:val="en-US"/>
+              </w:rPr>
+            </w:pPr>
+            <w:r>
+              <w:rPr>
+                <w:rFonts w:ascii="Courier New" w:hAnsi="Courier New" w:cs="Courier New"/>
+                <w:sz w:val="24"/>
+                <w:lang w:val="en-US"/>
+              </w:rPr>
+              <w:t>peak</w:t>
+            </w:r>
+          </w:p>
+        </w:tc>
+        <w:tc>
+          <w:tcPr>
+            <w:tcW w:w="1557" w:type="dxa"/>
+          </w:tcPr>
+          <w:p>
+            <w:pPr>
+              <w:pStyle w:val="AStyle"/>
+              <w:spacing w:line="240" w:lineRule="auto"/>
+              <w:ind w:firstLine="0"/>
+              <w:rPr>
+                <w:sz w:val="24"/>
+              </w:rPr>
+            </w:pPr>
+            <w:r>
+              <w:rPr>
+                <w:sz w:val="24"/>
+              </w:rPr>
+              <w:t>-</w:t>
+            </w:r>
+            <w:r>
+              <w:rPr>
+                <w:sz w:val="24"/>
+              </w:rPr>
+              <w:t>0,184</w:t>
+            </w:r>
+          </w:p>
+        </w:tc>
+        <w:tc>
+          <w:tcPr>
+            <w:tcW w:w="1557" w:type="dxa"/>
+          </w:tcPr>
+          <w:p>
+            <w:pPr>
+              <w:pStyle w:val="AStyle"/>
+              <w:spacing w:line="240" w:lineRule="auto"/>
+              <w:ind w:firstLine="0"/>
+              <w:rPr>
+                <w:sz w:val="24"/>
+              </w:rPr>
+            </w:pPr>
+            <w:r>
+              <w:rPr>
+                <w:sz w:val="24"/>
+              </w:rPr>
+              <w:t>0,756</w:t>
+            </w:r>
+          </w:p>
+        </w:tc>
+        <w:tc>
+          <w:tcPr>
+            <w:tcW w:w="1558" w:type="dxa"/>
+          </w:tcPr>
+          <w:p>
+            <w:pPr>
+              <w:pStyle w:val="AStyle"/>
+              <w:spacing w:line="240" w:lineRule="auto"/>
+              <w:ind w:firstLine="0"/>
+              <w:rPr>
+                <w:sz w:val="24"/>
+              </w:rPr>
+            </w:pPr>
+            <w:r>
+              <w:rPr>
+                <w:sz w:val="24"/>
+              </w:rPr>
+              <w:t>0,681</w:t>
+            </w:r>
+          </w:p>
+        </w:tc>
+        <w:tc>
+          <w:tcPr>
+            <w:tcW w:w="1558" w:type="dxa"/>
+          </w:tcPr>
+          <w:p>
+            <w:pPr>
+              <w:pStyle w:val="AStyle"/>
+              <w:spacing w:line="240" w:lineRule="auto"/>
+              <w:ind w:firstLine="0"/>
+              <w:rPr>
+                <w:sz w:val="24"/>
+              </w:rPr>
+            </w:pPr>
+            <w:r>
+              <w:rPr>
+                <w:sz w:val="24"/>
+              </w:rPr>
+              <w:t>1,000</w:t>
+            </w:r>
+          </w:p>
+        </w:tc>
+        <w:tc>
+          <w:tcPr>
+            <w:tcW w:w="1558" w:type="dxa"/>
+          </w:tcPr>
+          <w:p>
+            <w:pPr>
+              <w:pStyle w:val="AStyle"/>
+              <w:spacing w:line="240" w:lineRule="auto"/>
+              <w:ind w:firstLine="0"/>
+              <w:rPr>
+                <w:sz w:val="24"/>
+              </w:rPr>
+            </w:pPr>
+            <w:r>
+              <w:rPr>
+                <w:sz w:val="24"/>
+              </w:rPr>
+              <w:t>0,982</w:t>
+            </w:r>
+          </w:p>
+        </w:tc>
+      </w:tr>
+      <w:tr>
+        <w:tc>
+          <w:tcPr>
+            <w:tcW w:w="1557" w:type="dxa"/>
+          </w:tcPr>
+          <w:p>
+            <w:pPr>
+              <w:pStyle w:val="AStyle"/>
+              <w:spacing w:line="240" w:lineRule="auto"/>
+              <w:ind w:firstLine="0"/>
+              <w:rPr>
+                <w:rFonts w:ascii="Courier New" w:hAnsi="Courier New" w:cs="Courier New"/>
+                <w:sz w:val="24"/>
+                <w:lang w:val="en-US"/>
+              </w:rPr>
+            </w:pPr>
+            <w:proofErr w:type="spellStart"/>
+            <w:r>
+              <w:rPr>
+                <w:rFonts w:ascii="Courier New" w:hAnsi="Courier New" w:cs="Courier New"/>
+                <w:sz w:val="24"/>
+                <w:lang w:val="en-US"/>
+              </w:rPr>
+              <w:t>crest_factor</w:t>
+            </w:r>
+            <w:proofErr w:type="spellEnd"/>
+          </w:p>
+        </w:tc>
+        <w:tc>
+          <w:tcPr>
+            <w:tcW w:w="1557" w:type="dxa"/>
+          </w:tcPr>
+          <w:p>
+            <w:pPr>
+              <w:pStyle w:val="AStyle"/>
+              <w:spacing w:line="240" w:lineRule="auto"/>
+              <w:ind w:firstLine="0"/>
+              <w:rPr>
+                <w:sz w:val="24"/>
+              </w:rPr>
+            </w:pPr>
+            <w:r>
+              <w:rPr>
+                <w:sz w:val="24"/>
+              </w:rPr>
+              <w:t>-</w:t>
+            </w:r>
+            <w:r>
+              <w:rPr>
+                <w:sz w:val="24"/>
+              </w:rPr>
+              <w:t>0,137</w:t>
+            </w:r>
+          </w:p>
+        </w:tc>
+        <w:tc>
+          <w:tcPr>
+            <w:tcW w:w="1557" w:type="dxa"/>
+          </w:tcPr>
+          <w:p>
+            <w:pPr>
+              <w:pStyle w:val="AStyle"/>
+              <w:spacing w:line="240" w:lineRule="auto"/>
+              <w:ind w:firstLine="0"/>
+              <w:rPr>
+                <w:sz w:val="24"/>
+              </w:rPr>
+            </w:pPr>
+            <w:r>
+              <w:rPr>
+                <w:sz w:val="24"/>
+              </w:rPr>
+              <w:t>0,632</w:t>
+            </w:r>
+          </w:p>
+        </w:tc>
+        <w:tc>
+          <w:tcPr>
+            <w:tcW w:w="1558" w:type="dxa"/>
+          </w:tcPr>
+          <w:p>
+            <w:pPr>
+              <w:pStyle w:val="AStyle"/>
+              <w:spacing w:line="240" w:lineRule="auto"/>
+              <w:ind w:firstLine="0"/>
+              <w:rPr>
+                <w:sz w:val="24"/>
+              </w:rPr>
+            </w:pPr>
+            <w:r>
+              <w:rPr>
+                <w:sz w:val="24"/>
+              </w:rPr>
+              <w:t>0,550</w:t>
+            </w:r>
+          </w:p>
+        </w:tc>
+        <w:tc>
+          <w:tcPr>
+            <w:tcW w:w="1558" w:type="dxa"/>
+          </w:tcPr>
+          <w:p>
+            <w:pPr>
+              <w:pStyle w:val="AStyle"/>
+              <w:spacing w:line="240" w:lineRule="auto"/>
+              <w:ind w:firstLine="0"/>
+              <w:rPr>
+                <w:sz w:val="24"/>
+              </w:rPr>
+            </w:pPr>
+            <w:r>
+              <w:rPr>
+                <w:sz w:val="24"/>
+              </w:rPr>
+              <w:t>0,982</w:t>
+            </w:r>
+          </w:p>
+        </w:tc>
+        <w:tc>
+          <w:tcPr>
+            <w:tcW w:w="1558" w:type="dxa"/>
+          </w:tcPr>
+          <w:p>
+            <w:pPr>
+              <w:pStyle w:val="AStyle"/>
+              <w:spacing w:line="240" w:lineRule="auto"/>
+              <w:ind w:firstLine="0"/>
+              <w:rPr>
+                <w:sz w:val="24"/>
+              </w:rPr>
+            </w:pPr>
+            <w:r>
+              <w:rPr>
+                <w:sz w:val="24"/>
+              </w:rPr>
+              <w:t>1,000</w:t>
+            </w:r>
+          </w:p>
+        </w:tc>
+      </w:tr>
+    </w:tbl>
+    <w:p>
+      <w:pPr>
+        <w:pStyle w:val="AStyle"/>
+      </w:pPr>
+    </w:p>
+    <w:p>
+      <w:pPr>
+        <w:pStyle w:val="AStyle"/>
+      </w:pPr>
+      <w:r>
+        <w:lastRenderedPageBreak/>
+        <w:pict>
+          <v:shape id="_x0000_i1048" type="#_x0000_t75" style="width:399.6pt;height:336pt">
+            <v:imagedata r:id="rId25" o:title="set1_correlation"/>
+          </v:shape>
+        </w:pict>
+      </w:r>
+    </w:p>
+    <w:p>
+      <w:pPr>
+        <w:pStyle w:val="AStyle"/>
+      </w:pPr>
+      <w:r>
+        <w:rPr>
+          <w:b/>
+        </w:rPr>
+        <w:t>Рисунок 18</w:t>
+      </w:r>
+      <w:r>
+        <w:t xml:space="preserve"> -</w:t>
+      </w:r>
+      <w:r>
+        <w:t xml:space="preserve"> Корреляционная матрица признаков</w:t>
+      </w:r>
+    </w:p>
+    <w:p>
+      <w:pPr>
+        <w:pStyle w:val="AStyle"/>
+      </w:pPr>
+    </w:p>
+    <w:p>
+      <w:pPr>
+        <w:pStyle w:val="AStyle"/>
+      </w:pPr>
+      <w:r>
+        <w:t>Наиболее сильные корреляции наблюдаются между парами:</w:t>
+      </w:r>
+    </w:p>
+    <w:p>
+      <w:pPr>
+        <w:pStyle w:val="AStyle"/>
+        <w:numPr>
+          <w:ilvl w:val="0"/>
+          <w:numId w:val="9"/>
+        </w:numPr>
+      </w:pPr>
+      <w:proofErr w:type="spellStart"/>
+      <w:r>
+        <w:rPr>
+          <w:rFonts w:ascii="Courier New" w:hAnsi="Courier New" w:cs="Courier New"/>
+          <w:sz w:val="24"/>
+        </w:rPr>
+        <w:t>rms</w:t>
+      </w:r>
+      <w:proofErr w:type="spellEnd"/>
+      <w:r>
+        <w:t xml:space="preserve"> и </w:t>
+      </w:r>
+      <w:proofErr w:type="spellStart"/>
+      <w:r>
+        <w:rPr>
+          <w:rFonts w:ascii="Courier New" w:hAnsi="Courier New" w:cs="Courier New"/>
+          <w:sz w:val="24"/>
+        </w:rPr>
+        <w:t>std</w:t>
+      </w:r>
+      <w:proofErr w:type="spellEnd"/>
+      <w:r>
+        <w:t xml:space="preserve"> (0,952) -</w:t>
+      </w:r>
+      <w:r>
+        <w:t xml:space="preserve"> ожидаемо, так как оба характеризуют разброс сигнала;</w:t>
+      </w:r>
+    </w:p>
+    <w:p>
+      <w:pPr>
+        <w:pStyle w:val="AStyle"/>
+        <w:numPr>
+          <w:ilvl w:val="0"/>
+          <w:numId w:val="9"/>
+        </w:numPr>
+      </w:pPr>
+      <w:proofErr w:type="spellStart"/>
+      <w:r>
+        <w:rPr>
+          <w:rFonts w:ascii="Courier New" w:hAnsi="Courier New" w:cs="Courier New"/>
+          <w:sz w:val="24"/>
+        </w:rPr>
+        <w:t>peak</w:t>
+      </w:r>
+      <w:proofErr w:type="spellEnd"/>
+      <w:r>
+        <w:t xml:space="preserve"> и </w:t>
+      </w:r>
+      <w:proofErr w:type="spellStart"/>
+      <w:r>
+        <w:rPr>
+          <w:rFonts w:ascii="Courier New" w:hAnsi="Courier New" w:cs="Courier New"/>
+          <w:sz w:val="24"/>
+        </w:rPr>
+        <w:t>crest_factor</w:t>
+      </w:r>
+      <w:proofErr w:type="spellEnd"/>
+      <w:r>
+        <w:t xml:space="preserve"> (0,982) -</w:t>
+      </w:r>
+      <w:r>
+        <w:t xml:space="preserve"> фактически дублирующие признаки, что указывает на возможную избыточность.</w:t>
+      </w:r>
+    </w:p>
+    <w:p>
+      <w:pPr>
+        <w:pStyle w:val="AStyle"/>
+      </w:pPr>
+      <w:r>
+        <w:t xml:space="preserve">Признак </w:t>
+      </w:r>
+      <w:proofErr w:type="spellStart"/>
+      <w:r>
+        <w:rPr>
+          <w:rFonts w:ascii="Courier New" w:hAnsi="Courier New" w:cs="Courier New"/>
+          <w:sz w:val="24"/>
+        </w:rPr>
+        <w:t>mean</w:t>
+      </w:r>
+      <w:proofErr w:type="spellEnd"/>
+      <w:r>
+        <w:t xml:space="preserve"> слабо коррелирует</w:t>
+      </w:r>
+      <w:r>
+        <w:t xml:space="preserve"> с остальными (коэффициенты от -0,567 до -</w:t>
+      </w:r>
+      <w:r>
+        <w:t xml:space="preserve">0,137), что объясняется </w:t>
+      </w:r>
+      <w:proofErr w:type="spellStart"/>
+      <w:r>
+        <w:t>центрированностью</w:t>
+      </w:r>
+      <w:proofErr w:type="spellEnd"/>
+      <w:r>
+        <w:t xml:space="preserve"> данных около нуля.</w:t>
+      </w:r>
+    </w:p>
+    <w:p>
+      <w:pPr>
+        <w:pStyle w:val="AStyle"/>
+      </w:pPr>
+    </w:p>
+    <w:p>
+      <w:pPr>
+        <w:pStyle w:val="3"/>
+      </w:pPr>
+      <w:r>
+        <w:t>Этап 7. Поиск и анализ шумов</w:t>
+      </w:r>
+    </w:p>
+    <w:p>
+      <w:pPr>
+        <w:pStyle w:val="AStyle"/>
+      </w:pPr>
+      <w:r>
+        <w:t>Для анализа шума выбран канал 56</w:t>
+      </w:r>
+      <w:r>
+        <w:t xml:space="preserve"> (лидер по росту RMS). На рис. 19</w:t>
+      </w:r>
+      <w:r>
+        <w:t xml:space="preserve"> представлено сглаживание исходного RMS с помощью скользящего среднего с окном 20.</w:t>
+      </w:r>
+    </w:p>
+    <w:p>
+      <w:pPr>
+        <w:pStyle w:val="AStyle"/>
+      </w:pPr>
+      <w:r>
+        <w:lastRenderedPageBreak/>
+        <w:pict>
+          <v:shape id="_x0000_i1051" type="#_x0000_t75" style="width:376.8pt;height:103.8pt">
+            <v:imagedata r:id="rId26" o:title="set1_noise_analysis_0"/>
+          </v:shape>
+        </w:pict>
+      </w:r>
+    </w:p>
+    <w:p>
+      <w:pPr>
+        <w:pStyle w:val="AStyle"/>
+      </w:pPr>
+      <w:r>
+        <w:rPr>
+          <w:b/>
+        </w:rPr>
+        <w:t>Рисунок 19</w:t>
+      </w:r>
+      <w:r>
+        <w:t xml:space="preserve"> - Сглаживание </w:t>
+      </w:r>
+      <w:r>
+        <w:rPr>
+          <w:lang w:val="en-US"/>
+        </w:rPr>
+        <w:t>RMS (</w:t>
+      </w:r>
+      <w:r>
+        <w:t>Канал 56)</w:t>
+      </w:r>
+    </w:p>
+    <w:p>
+      <w:pPr>
+        <w:pStyle w:val="AStyle"/>
+      </w:pPr>
+    </w:p>
+    <w:p>
+      <w:pPr>
+        <w:pStyle w:val="AStyle"/>
+      </w:pPr>
+      <w:r>
+        <w:t>Красная линия тренда наглядно демонстрирует устойчивый рост вибрации к концу эксперимента. Расчёт отношения сигнал/шум (SNR) выполнен по формуле:</w:t>
+      </w:r>
+    </w:p>
+    <w:p>
+      <w:pPr>
+        <w:pStyle w:val="AStyle"/>
+      </w:pPr>
+      <m:oMathPara>
+        <m:oMath>
+          <m:r>
+            <w:rPr>
+              <w:rFonts w:ascii="Cambria Math" w:hAnsi="Cambria Math"/>
+            </w:rPr>
+            <m:t>SNR=10*</m:t>
+          </m:r>
+          <m:func>
+            <m:funcPr>
+              <m:ctrlPr>
+                <w:rPr>
+                  <w:rFonts w:ascii="Cambria Math" w:hAnsi="Cambria Math"/>
+                  <w:i/>
+                </w:rPr>
+              </m:ctrlPr>
+            </m:funcPr>
+            <m:fName>
+              <m:sSub>
+                <m:sSubPr>
+                  <m:ctrlPr>
+                    <w:rPr>
+                      <w:rFonts w:ascii="Cambria Math" w:hAnsi="Cambria Math"/>
+                      <w:i/>
+                    </w:rPr>
+                  </m:ctrlPr>
+                </m:sSubPr>
+                <m:e>
+                  <m:r>
+                    <m:rPr>
+                      <m:sty m:val="p"/>
+                    </m:rPr>
+                    <w:rPr>
+                      <w:rFonts w:ascii="Cambria Math" w:hAnsi="Cambria Math"/>
+                    </w:rPr>
+                    <m:t>log</m:t>
+                  </m:r>
+                </m:e>
+                <m:sub>
+                  <m:r>
+                    <w:rPr>
+                      <w:rFonts w:ascii="Cambria Math" w:hAnsi="Cambria Math"/>
+                    </w:rPr>
+                    <m:t>10</m:t>
+                  </m:r>
+                </m:sub>
+              </m:sSub>
+            </m:fName>
+            <m:e>
+              <m:f>
+                <m:fPr>
+                  <m:ctrlPr>
+                    <w:rPr>
+                      <w:rFonts w:ascii="Cambria Math" w:hAnsi="Cambria Math"/>
+                      <w:i/>
+                    </w:rPr>
+                  </m:ctrlPr>
+                </m:fPr>
+                <m:num>
+                  <m:sSubSup>
+                    <m:sSubSupPr>
+                      <m:ctrlPr>
+                        <w:rPr>
+                          <w:rFonts w:ascii="Cambria Math" w:hAnsi="Cambria Math"/>
+                          <w:i/>
+                        </w:rPr>
+                      </m:ctrlPr>
+                    </m:sSubSupPr>
+                    <m:e>
+                      <m:r>
+                        <w:rPr>
+                          <w:rFonts w:ascii="Cambria Math" w:hAnsi="Cambria Math"/>
+                        </w:rPr>
+                        <m:t>σ</m:t>
+                      </m:r>
+                    </m:e>
+                    <m:sub>
+                      <m:r>
+                        <w:rPr>
+                          <w:rFonts w:ascii="Cambria Math" w:hAnsi="Cambria Math"/>
+                        </w:rPr>
+                        <m:t>сигнал</m:t>
+                      </m:r>
+                    </m:sub>
+                    <m:sup>
+                      <m:r>
+                        <w:rPr>
+                          <w:rFonts w:ascii="Cambria Math" w:hAnsi="Cambria Math"/>
+                        </w:rPr>
+                        <m:t>2</m:t>
+                      </m:r>
+                    </m:sup>
+                  </m:sSubSup>
+                </m:num>
+                <m:den>
+                  <m:sSubSup>
+                    <m:sSubSupPr>
+                      <m:ctrlPr>
+                        <w:rPr>
+                          <w:rFonts w:ascii="Cambria Math" w:hAnsi="Cambria Math"/>
+                          <w:i/>
+                        </w:rPr>
+                      </m:ctrlPr>
+                    </m:sSubSupPr>
+                    <m:e>
+                      <m:r>
+                        <w:rPr>
+                          <w:rFonts w:ascii="Cambria Math" w:hAnsi="Cambria Math"/>
+                        </w:rPr>
+                        <m:t>σ</m:t>
+                      </m:r>
+                    </m:e>
+                    <m:sub>
+                      <m:r>
+                        <w:rPr>
+                          <w:rFonts w:ascii="Cambria Math" w:hAnsi="Cambria Math"/>
+                        </w:rPr>
+                        <m:t>шума</m:t>
+                      </m:r>
+                    </m:sub>
+                    <m:sup>
+                      <m:r>
+                        <w:rPr>
+                          <w:rFonts w:ascii="Cambria Math" w:hAnsi="Cambria Math"/>
+                        </w:rPr>
+                        <m:t>2</m:t>
+                      </m:r>
+                    </m:sup>
+                  </m:sSubSup>
+                </m:den>
+              </m:f>
+            </m:e>
+          </m:func>
+        </m:oMath>
+      </m:oMathPara>
+    </w:p>
+    <w:p>
+      <w:pPr>
+        <w:pStyle w:val="AStyle"/>
+        <w:rPr>
+          <w:lang w:val="en-US"/>
+        </w:rPr>
+      </w:pPr>
+      <w:r>
+        <w:t>Результаты расчёта</w:t>
+      </w:r>
+      <w:r>
+        <w:rPr>
+          <w:lang w:val="en-US"/>
+        </w:rPr>
+        <w:t>:</w:t>
+      </w:r>
+    </w:p>
+    <w:p>
+      <w:pPr>
+        <w:pStyle w:val="AStyle"/>
+        <w:numPr>
+          <w:ilvl w:val="0"/>
+          <w:numId w:val="10"/>
+        </w:numPr>
+        <w:rPr>
+          <w:lang w:val="en-US"/>
+        </w:rPr>
+      </w:pPr>
+      <w:proofErr w:type="spellStart"/>
+      <w:r>
+        <w:rPr>
+          <w:lang w:val="en-US"/>
+        </w:rPr>
+        <w:t>дисперсия</w:t>
+      </w:r>
+      <w:proofErr w:type="spellEnd"/>
+      <w:r>
+        <w:rPr>
+          <w:lang w:val="en-US"/>
+        </w:rPr>
+        <w:t xml:space="preserve"> </w:t>
+      </w:r>
+      <w:proofErr w:type="spellStart"/>
+      <w:r>
+        <w:rPr>
+          <w:lang w:val="en-US"/>
+        </w:rPr>
+        <w:t>сигнала</w:t>
+      </w:r>
+      <w:proofErr w:type="spellEnd"/>
+      <w:r>
+        <w:rPr>
+          <w:lang w:val="en-US"/>
+        </w:rPr>
+        <w:t>: 0,000007;</w:t>
+      </w:r>
+    </w:p>
+    <w:p>
+      <w:pPr>
+        <w:pStyle w:val="AStyle"/>
+        <w:numPr>
+          <w:ilvl w:val="0"/>
+          <w:numId w:val="10"/>
+        </w:numPr>
+        <w:rPr>
+          <w:lang w:val="en-US"/>
+        </w:rPr>
+      </w:pPr>
+      <w:proofErr w:type="spellStart"/>
+      <w:r>
+        <w:rPr>
+          <w:lang w:val="en-US"/>
+        </w:rPr>
+        <w:t>дисперсия</w:t>
+      </w:r>
+      <w:proofErr w:type="spellEnd"/>
+      <w:r>
+        <w:rPr>
+          <w:lang w:val="en-US"/>
+        </w:rPr>
+        <w:t xml:space="preserve"> </w:t>
+      </w:r>
+      <w:proofErr w:type="spellStart"/>
+      <w:r>
+        <w:rPr>
+          <w:lang w:val="en-US"/>
+        </w:rPr>
+        <w:t>шума</w:t>
+      </w:r>
+      <w:proofErr w:type="spellEnd"/>
+      <w:r>
+        <w:rPr>
+          <w:lang w:val="en-US"/>
+        </w:rPr>
+        <w:t>: 0,000179;</w:t>
+      </w:r>
+    </w:p>
+    <w:p>
+      <w:pPr>
+        <w:pStyle w:val="AStyle"/>
+        <w:numPr>
+          <w:ilvl w:val="0"/>
+          <w:numId w:val="10"/>
+        </w:numPr>
+        <w:rPr>
+          <w:lang w:val="en-US"/>
+        </w:rPr>
+      </w:pPr>
+      <w:r>
+        <w:rPr>
+          <w:lang w:val="en-US"/>
+        </w:rPr>
+        <w:t>SNR = -</w:t>
+      </w:r>
+      <w:r>
+        <w:rPr>
+          <w:lang w:val="en-US"/>
+        </w:rPr>
+        <w:t xml:space="preserve">13,93 </w:t>
+      </w:r>
+      <w:proofErr w:type="spellStart"/>
+      <w:r>
+        <w:rPr>
+          <w:lang w:val="en-US"/>
+        </w:rPr>
+        <w:t>дБ</w:t>
+      </w:r>
+      <w:proofErr w:type="spellEnd"/>
+      <w:r>
+        <w:rPr>
+          <w:lang w:val="en-US"/>
+        </w:rPr>
+        <w:t>.</w:t>
+      </w:r>
+    </w:p>
+    <w:p>
+      <w:pPr>
+        <w:pStyle w:val="AStyle"/>
+      </w:pPr>
+      <w:r>
+        <w:t xml:space="preserve">Согласно шкале интерпретации </w:t>
+      </w:r>
+      <w:r>
+        <w:rPr>
+          <w:lang w:val="en-US"/>
+        </w:rPr>
+        <w:t>SNR</w:t>
+      </w:r>
+      <w:r>
+        <w:t xml:space="preserve"> (табл. 8), значение </w:t>
+      </w:r>
+      <w:r>
+        <w:t>-</w:t>
+      </w:r>
+      <w:r>
+        <w:t>13,93 дБ соответствует оценке «Плохо»: шум сильнее полезного сигнала. Данный результат характерен для сырых вибрационных данных и не является критическим, однако перед обучением моделей рекомендуется применять фильтрацию.</w:t>
+      </w:r>
+    </w:p>
+    <w:p>
+      <w:pPr>
+        <w:pStyle w:val="AStyle"/>
+      </w:pPr>
+    </w:p>
+    <w:p>
+      <w:pPr>
+        <w:pStyle w:val="AStyle"/>
+      </w:pPr>
+      <w:r>
+        <w:rPr>
+          <w:b/>
+        </w:rPr>
+        <w:t>Таблица 8</w:t>
+      </w:r>
+      <w:r>
+        <w:t xml:space="preserve"> – Интерпретация значений SNR</w:t>
+      </w:r>
+    </w:p>
+    <w:tbl>
+      <w:tblPr>
+        <w:tblStyle w:val="ae"/>
+        <w:tblW w:w="0" w:type="auto"/>
+        <w:tblLook w:val="04A0" w:firstRow="1" w:lastRow="0" w:firstColumn="1" w:lastColumn="0" w:noHBand="0" w:noVBand="1"/>
+      </w:tblPr>
+      <w:tblGrid>
+        <w:gridCol w:w="3115"/>
+        <w:gridCol w:w="3115"/>
+        <w:gridCol w:w="3115"/>
+      </w:tblGrid>
+      <w:tr>
+        <w:tc>
+          <w:tcPr>
+            <w:tcW w:w="3115" w:type="dxa"/>
+          </w:tcPr>
+          <w:p>
+            <w:pPr>
+              <w:pStyle w:val="AStyle"/>
+              <w:spacing w:line="240" w:lineRule="auto"/>
+              <w:ind w:firstLine="0"/>
+              <w:rPr>
+                <w:b/>
+                <w:sz w:val="24"/>
+              </w:rPr>
+            </w:pPr>
+            <w:r>
+              <w:rPr>
+                <w:b/>
+                <w:sz w:val="24"/>
+                <w:lang w:val="en-US"/>
+              </w:rPr>
+              <w:t xml:space="preserve">SNR, </w:t>
+            </w:r>
+            <w:r>
+              <w:rPr>
+                <w:b/>
+                <w:sz w:val="24"/>
+              </w:rPr>
+              <w:t>дБ</w:t>
+            </w:r>
+          </w:p>
+        </w:tc>
+        <w:tc>
+          <w:tcPr>
+            <w:tcW w:w="3115" w:type="dxa"/>
+          </w:tcPr>
+          <w:p>
+            <w:pPr>
+              <w:pStyle w:val="AStyle"/>
+              <w:spacing w:line="240" w:lineRule="auto"/>
+              <w:ind w:firstLine="0"/>
+              <w:rPr>
+                <w:b/>
+                <w:sz w:val="24"/>
+              </w:rPr>
+            </w:pPr>
+            <w:r>
+              <w:rPr>
+                <w:b/>
+                <w:sz w:val="24"/>
+              </w:rPr>
+              <w:t>Качественная оценка</w:t>
+            </w:r>
+          </w:p>
+        </w:tc>
+        <w:tc>
+          <w:tcPr>
+            <w:tcW w:w="3115" w:type="dxa"/>
+          </w:tcPr>
+          <w:p>
+            <w:pPr>
+              <w:pStyle w:val="AStyle"/>
+              <w:spacing w:line="240" w:lineRule="auto"/>
+              <w:ind w:firstLine="0"/>
+              <w:rPr>
+                <w:b/>
+                <w:sz w:val="24"/>
+              </w:rPr>
+            </w:pPr>
+            <w:r>
+              <w:rPr>
+                <w:b/>
+                <w:sz w:val="24"/>
+              </w:rPr>
+              <w:t>Что это означает на практике</w:t>
+            </w:r>
+          </w:p>
+        </w:tc>
+      </w:tr>
+      <w:tr>
+        <w:tc>
+          <w:tcPr>
+            <w:tcW w:w="3115" w:type="dxa"/>
+          </w:tcPr>
+          <w:p>
+            <w:pPr>
+              <w:pStyle w:val="AStyle"/>
+              <w:spacing w:line="240" w:lineRule="auto"/>
+              <w:ind w:firstLine="0"/>
+              <w:rPr>
+                <w:sz w:val="24"/>
+                <w:lang w:val="en-US"/>
+              </w:rPr>
+            </w:pPr>
+            <w:r>
+              <w:rPr>
+                <w:sz w:val="24"/>
+                <w:lang w:val="en-US"/>
+              </w:rPr>
+              <w:t>&gt; 20</w:t>
+            </w:r>
+          </w:p>
+        </w:tc>
+        <w:tc>
+          <w:tcPr>
+            <w:tcW w:w="3115" w:type="dxa"/>
+          </w:tcPr>
+          <w:p>
+            <w:pPr>
+              <w:pStyle w:val="AStyle"/>
+              <w:spacing w:line="240" w:lineRule="auto"/>
+              <w:ind w:firstLine="0"/>
+              <w:rPr>
+                <w:sz w:val="24"/>
+              </w:rPr>
+            </w:pPr>
+            <w:r>
+              <w:rPr>
+                <w:sz w:val="24"/>
+              </w:rPr>
+              <w:t>Отлично</w:t>
+            </w:r>
+          </w:p>
+        </w:tc>
+        <w:tc>
+          <w:tcPr>
+            <w:tcW w:w="3115" w:type="dxa"/>
+          </w:tcPr>
+          <w:p>
+            <w:pPr>
+              <w:pStyle w:val="AStyle"/>
+              <w:spacing w:line="240" w:lineRule="auto"/>
+              <w:ind w:firstLine="0"/>
+              <w:rPr>
+                <w:sz w:val="24"/>
+              </w:rPr>
+            </w:pPr>
+            <w:r>
+              <w:rPr>
+                <w:sz w:val="24"/>
+              </w:rPr>
+              <w:t>Шум практически незаметен</w:t>
+            </w:r>
+          </w:p>
+        </w:tc>
+      </w:tr>
+      <w:tr>
+        <w:tc>
+          <w:tcPr>
+            <w:tcW w:w="3115" w:type="dxa"/>
+          </w:tcPr>
+          <w:p>
+            <w:pPr>
+              <w:pStyle w:val="AStyle"/>
+              <w:spacing w:line="240" w:lineRule="auto"/>
+              <w:ind w:firstLine="0"/>
+              <w:rPr>
+                <w:sz w:val="24"/>
+                <w:lang w:val="en-US"/>
+              </w:rPr>
+            </w:pPr>
+            <w:r>
+              <w:rPr>
+                <w:sz w:val="24"/>
+                <w:lang w:val="en-US"/>
+              </w:rPr>
+              <w:t>10-20</w:t>
+            </w:r>
+          </w:p>
+        </w:tc>
+        <w:tc>
+          <w:tcPr>
+            <w:tcW w:w="3115" w:type="dxa"/>
+          </w:tcPr>
+          <w:p>
+            <w:pPr>
+              <w:pStyle w:val="AStyle"/>
+              <w:spacing w:line="240" w:lineRule="auto"/>
+              <w:ind w:firstLine="0"/>
+              <w:rPr>
+                <w:sz w:val="24"/>
+              </w:rPr>
+            </w:pPr>
+            <w:r>
+              <w:rPr>
+                <w:sz w:val="24"/>
+              </w:rPr>
+              <w:t>Хорошо</w:t>
+            </w:r>
+          </w:p>
+        </w:tc>
+        <w:tc>
+          <w:tcPr>
+            <w:tcW w:w="3115" w:type="dxa"/>
+          </w:tcPr>
+          <w:p>
+            <w:pPr>
+              <w:pStyle w:val="AStyle"/>
+              <w:spacing w:line="240" w:lineRule="auto"/>
+              <w:ind w:firstLine="0"/>
+              <w:rPr>
+                <w:sz w:val="24"/>
+              </w:rPr>
+            </w:pPr>
+            <w:r>
+              <w:rPr>
+                <w:sz w:val="24"/>
+              </w:rPr>
+              <w:t>Сигнал доминирует</w:t>
+            </w:r>
+          </w:p>
+        </w:tc>
+      </w:tr>
+      <w:tr>
+        <w:tc>
+          <w:tcPr>
+            <w:tcW w:w="3115" w:type="dxa"/>
+          </w:tcPr>
+          <w:p>
+            <w:pPr>
+              <w:pStyle w:val="AStyle"/>
+              <w:spacing w:line="240" w:lineRule="auto"/>
+              <w:ind w:firstLine="0"/>
+              <w:rPr>
+                <w:sz w:val="24"/>
+                <w:lang w:val="en-US"/>
+              </w:rPr>
+            </w:pPr>
+            <w:r>
+              <w:rPr>
+                <w:sz w:val="24"/>
+                <w:lang w:val="en-US"/>
+              </w:rPr>
+              <w:t>0-10</w:t>
+            </w:r>
+          </w:p>
+        </w:tc>
+        <w:tc>
+          <w:tcPr>
+            <w:tcW w:w="3115" w:type="dxa"/>
+          </w:tcPr>
+          <w:p>
+            <w:pPr>
+              <w:pStyle w:val="AStyle"/>
+              <w:spacing w:line="240" w:lineRule="auto"/>
+              <w:ind w:firstLine="0"/>
+              <w:rPr>
+                <w:sz w:val="24"/>
+              </w:rPr>
+            </w:pPr>
+            <w:r>
+              <w:rPr>
+                <w:sz w:val="24"/>
+              </w:rPr>
+              <w:t>Удовлетворительно</w:t>
+            </w:r>
+          </w:p>
+        </w:tc>
+        <w:tc>
+          <w:tcPr>
+            <w:tcW w:w="3115" w:type="dxa"/>
+          </w:tcPr>
+          <w:p>
+            <w:pPr>
+              <w:pStyle w:val="AStyle"/>
+              <w:spacing w:line="240" w:lineRule="auto"/>
+              <w:ind w:firstLine="0"/>
+              <w:rPr>
+                <w:sz w:val="24"/>
+              </w:rPr>
+            </w:pPr>
+            <w:r>
+              <w:rPr>
+                <w:sz w:val="24"/>
+              </w:rPr>
+              <w:t>Требуется фильтрация</w:t>
+            </w:r>
+          </w:p>
+        </w:tc>
+      </w:tr>
+      <w:tr>
+        <w:tc>
+          <w:tcPr>
+            <w:tcW w:w="3115" w:type="dxa"/>
+          </w:tcPr>
+          <w:p>
+            <w:pPr>
+              <w:pStyle w:val="AStyle"/>
+              <w:spacing w:line="240" w:lineRule="auto"/>
+              <w:ind w:firstLine="0"/>
+              <w:rPr>
+                <w:sz w:val="24"/>
+                <w:lang w:val="en-US"/>
+              </w:rPr>
+            </w:pPr>
+            <w:r>
+              <w:rPr>
+                <w:sz w:val="24"/>
+                <w:lang w:val="en-US"/>
+              </w:rPr>
+              <w:t>&lt; 0</w:t>
+            </w:r>
+          </w:p>
+        </w:tc>
+        <w:tc>
+          <w:tcPr>
+            <w:tcW w:w="3115" w:type="dxa"/>
+          </w:tcPr>
+          <w:p>
+            <w:pPr>
+              <w:pStyle w:val="AStyle"/>
+              <w:spacing w:line="240" w:lineRule="auto"/>
+              <w:ind w:firstLine="0"/>
+              <w:rPr>
+                <w:sz w:val="24"/>
+              </w:rPr>
+            </w:pPr>
+            <w:r>
+              <w:rPr>
+                <w:sz w:val="24"/>
+              </w:rPr>
+              <w:t>Плохо</w:t>
+            </w:r>
+          </w:p>
+        </w:tc>
+        <w:tc>
+          <w:tcPr>
+            <w:tcW w:w="3115" w:type="dxa"/>
+          </w:tcPr>
+          <w:p>
+            <w:pPr>
+              <w:pStyle w:val="AStyle"/>
+              <w:spacing w:line="240" w:lineRule="auto"/>
+              <w:ind w:firstLine="0"/>
+              <w:rPr>
+                <w:sz w:val="24"/>
+              </w:rPr>
+            </w:pPr>
+            <w:r>
+              <w:rPr>
+                <w:sz w:val="24"/>
+              </w:rPr>
+              <w:t>Шум сильнее сигнала</w:t>
+            </w:r>
+          </w:p>
+        </w:tc>
+      </w:tr>
+    </w:tbl>
+    <w:p>
+      <w:pPr>
+        <w:pStyle w:val="AStyle"/>
+      </w:pPr>
+    </w:p>
+    <w:p>
+      <w:pPr>
+        <w:pStyle w:val="AStyle"/>
+      </w:pPr>
+      <w:r>
+        <w:t>На рис. 20 представлена гистограмма распределения остатков (шума) для канала 56.</w:t>
+      </w:r>
+    </w:p>
+    <w:p>
+      <w:pPr>
+        <w:pStyle w:val="AStyle"/>
+      </w:pPr>
+      <w:r>
+        <w:lastRenderedPageBreak/>
+        <w:pict>
+          <v:shape id="_x0000_i1053" type="#_x0000_t75" style="width:405pt;height:117pt">
+            <v:imagedata r:id="rId27" o:title="set1_noise_analysis_1"/>
+          </v:shape>
+        </w:pict>
+      </w:r>
+    </w:p>
+    <w:p>
+      <w:pPr>
+        <w:pStyle w:val="AStyle"/>
+      </w:pPr>
+      <w:r>
+        <w:rPr>
+          <w:b/>
+        </w:rPr>
+        <w:t>Рисунок 20</w:t>
+      </w:r>
+      <w:r>
+        <w:t xml:space="preserve"> - Распределение шума (Канал 56)</w:t>
+      </w:r>
+    </w:p>
+    <w:p>
+      <w:pPr>
+        <w:pStyle w:val="AStyle"/>
+      </w:pPr>
+    </w:p>
+    <w:p>
+      <w:pPr>
+        <w:pStyle w:val="AStyle"/>
+      </w:pPr>
+      <w:r>
+        <w:t>Распределение близко к нормальному (колоколообразная форма), что свидетельствует о случайном характере шума и отсутствии систематических искажений. Эксцесс распределения близок к нулю, асимметрия не выражена. Для подавления шума рекомендуется использовать скользящее</w:t>
+      </w:r>
+      <w:r>
+        <w:t xml:space="preserve"> среднее (как показано на рис. 19</w:t>
+      </w:r>
+      <w:r>
+        <w:t>) или медианный фильтр.</w:t>
+      </w:r>
+    </w:p>
+    <w:p>
+      <w:pPr>
+        <w:pStyle w:val="AStyle"/>
+        <w:ind w:firstLine="0"/>
       </w:pPr>
       <w:r>
         <w:br w:type="page"/>
@@ -10826,7 +17331,7 @@
       </w:pPr>
     </w:p>
     <w:sectPr>
-      <w:footerReference w:type="default" r:id="rId21"/>
+      <w:footerReference w:type="default" r:id="rId28"/>
       <w:pgSz w:w="11906" w:h="16838"/>
       <w:pgMar w:top="1134" w:right="850" w:bottom="1134" w:left="1701" w:header="708" w:footer="708" w:gutter="0"/>
       <w:cols w:space="708"/>
@@ -10885,7 +17390,7 @@
           <w:rPr>
             <w:noProof/>
           </w:rPr>
-          <w:t>33</w:t>
+          <w:t>35</w:t>
         </w:r>
         <w:r>
           <w:fldChar w:fldCharType="end"/>
@@ -10923,6 +17428,119 @@
 <file path=word/numbering.xml><?xml version="1.0" encoding="utf-8"?>
 <w:numbering xmlns:wpc="http://schemas.microsoft.com/office/word/2010/wordprocessingCanvas" xmlns:cx="http://schemas.microsoft.com/office/drawing/2014/chartex" xmlns:mc="http://schemas.openxmlformats.org/markup-compatibility/2006" xmlns:o="urn:schemas-microsoft-com:office:office" xmlns:r="http://schemas.openxmlformats.org/officeDocument/2006/relationships" xmlns:m="http://schemas.openxmlformats.org/officeDocument/2006/math" xmlns:v="urn:schemas-microsoft-com:vml" xmlns:wp14="http://schemas.microsoft.com/office/word/2010/wordprocessingDrawing" xmlns:wp="http://schemas.openxmlformats.org/drawingml/2006/wordprocessingDrawing" xmlns:w10="urn:schemas-microsoft-com:office:word" xmlns:w="http://schemas.openxmlformats.org/wordprocessingml/2006/main" xmlns:w14="http://schemas.microsoft.com/office/word/2010/wordml" xmlns:w15="http://schemas.microsoft.com/office/word/2012/wordml" xmlns:w16se="http://schemas.microsoft.com/office/word/2015/wordml/symex" xmlns:wpg="http://schemas.microsoft.com/office/word/2010/wordprocessingGroup" xmlns:wpi="http://schemas.microsoft.com/office/word/2010/wordprocessingInk" xmlns:wne="http://schemas.microsoft.com/office/word/2006/wordml" xmlns:wps="http://schemas.microsoft.com/office/word/2010/wordprocessingShape" mc:Ignorable="w14 w15 w16se wp14">
   <w:abstractNum w:abstractNumId="0" w15:restartNumberingAfterBreak="0">
+    <w:nsid w:val="03FC7B22"/>
+    <w:multiLevelType w:val="hybridMultilevel"/>
+    <w:tmpl w:val="A7FE3FA8"/>
+    <w:lvl w:ilvl="0" w:tplc="55DE89B6">
+      <w:start w:val="2003"/>
+      <w:numFmt w:val="bullet"/>
+      <w:lvlText w:val=""/>
+      <w:lvlJc w:val="left"/>
+      <w:pPr>
+        <w:ind w:left="720" w:hanging="360"/>
+      </w:pPr>
+      <w:rPr>
+        <w:rFonts w:ascii="Wingdings" w:eastAsiaTheme="minorEastAsia" w:hAnsi="Wingdings" w:cs="Times New Roman" w:hint="default"/>
+      </w:rPr>
+    </w:lvl>
+    <w:lvl w:ilvl="1" w:tplc="04190003" w:tentative="1">
+      <w:start w:val="1"/>
+      <w:numFmt w:val="bullet"/>
+      <w:lvlText w:val="o"/>
+      <w:lvlJc w:val="left"/>
+      <w:pPr>
+        <w:ind w:left="1440" w:hanging="360"/>
+      </w:pPr>
+      <w:rPr>
+        <w:rFonts w:ascii="Courier New" w:hAnsi="Courier New" w:cs="Courier New" w:hint="default"/>
+      </w:rPr>
+    </w:lvl>
+    <w:lvl w:ilvl="2" w:tplc="04190005" w:tentative="1">
+      <w:start w:val="1"/>
+      <w:numFmt w:val="bullet"/>
+      <w:lvlText w:val=""/>
+      <w:lvlJc w:val="left"/>
+      <w:pPr>
+        <w:ind w:left="2160" w:hanging="360"/>
+      </w:pPr>
+      <w:rPr>
+        <w:rFonts w:ascii="Wingdings" w:hAnsi="Wingdings" w:hint="default"/>
+      </w:rPr>
+    </w:lvl>
+    <w:lvl w:ilvl="3" w:tplc="04190001" w:tentative="1">
+      <w:start w:val="1"/>
+      <w:numFmt w:val="bullet"/>
+      <w:lvlText w:val=""/>
+      <w:lvlJc w:val="left"/>
+      <w:pPr>
+        <w:ind w:left="2880" w:hanging="360"/>
+      </w:pPr>
+      <w:rPr>
+        <w:rFonts w:ascii="Symbol" w:hAnsi="Symbol" w:hint="default"/>
+      </w:rPr>
+    </w:lvl>
+    <w:lvl w:ilvl="4" w:tplc="04190003" w:tentative="1">
+      <w:start w:val="1"/>
+      <w:numFmt w:val="bullet"/>
+      <w:lvlText w:val="o"/>
+      <w:lvlJc w:val="left"/>
+      <w:pPr>
+        <w:ind w:left="3600" w:hanging="360"/>
+      </w:pPr>
+      <w:rPr>
+        <w:rFonts w:ascii="Courier New" w:hAnsi="Courier New" w:cs="Courier New" w:hint="default"/>
+      </w:rPr>
+    </w:lvl>
+    <w:lvl w:ilvl="5" w:tplc="04190005" w:tentative="1">
+      <w:start w:val="1"/>
+      <w:numFmt w:val="bullet"/>
+      <w:lvlText w:val=""/>
+      <w:lvlJc w:val="left"/>
+      <w:pPr>
+        <w:ind w:left="4320" w:hanging="360"/>
+      </w:pPr>
+      <w:rPr>
+        <w:rFonts w:ascii="Wingdings" w:hAnsi="Wingdings" w:hint="default"/>
+      </w:rPr>
+    </w:lvl>
+    <w:lvl w:ilvl="6" w:tplc="04190001" w:tentative="1">
+      <w:start w:val="1"/>
+      <w:numFmt w:val="bullet"/>
+      <w:lvlText w:val=""/>
+      <w:lvlJc w:val="left"/>
+      <w:pPr>
+        <w:ind w:left="5040" w:hanging="360"/>
+      </w:pPr>
+      <w:rPr>
+        <w:rFonts w:ascii="Symbol" w:hAnsi="Symbol" w:hint="default"/>
+      </w:rPr>
+    </w:lvl>
+    <w:lvl w:ilvl="7" w:tplc="04190003" w:tentative="1">
+      <w:start w:val="1"/>
+      <w:numFmt w:val="bullet"/>
+      <w:lvlText w:val="o"/>
+      <w:lvlJc w:val="left"/>
+      <w:pPr>
+        <w:ind w:left="5760" w:hanging="360"/>
+      </w:pPr>
+      <w:rPr>
+        <w:rFonts w:ascii="Courier New" w:hAnsi="Courier New" w:cs="Courier New" w:hint="default"/>
+      </w:rPr>
+    </w:lvl>
+    <w:lvl w:ilvl="8" w:tplc="04190005" w:tentative="1">
+      <w:start w:val="1"/>
+      <w:numFmt w:val="bullet"/>
+      <w:lvlText w:val=""/>
+      <w:lvlJc w:val="left"/>
+      <w:pPr>
+        <w:ind w:left="6480" w:hanging="360"/>
+      </w:pPr>
+      <w:rPr>
+        <w:rFonts w:ascii="Wingdings" w:hAnsi="Wingdings" w:hint="default"/>
+      </w:rPr>
+    </w:lvl>
+  </w:abstractNum>
+  <w:abstractNum w:abstractNumId="1" w15:restartNumberingAfterBreak="0">
     <w:nsid w:val="10E54AD2"/>
     <w:multiLevelType w:val="multilevel"/>
     <w:tmpl w:val="0FB2A4F0"/>
@@ -11044,7 +17662,119 @@
       </w:rPr>
     </w:lvl>
   </w:abstractNum>
-  <w:abstractNum w:abstractNumId="1" w15:restartNumberingAfterBreak="0">
+  <w:abstractNum w:abstractNumId="2" w15:restartNumberingAfterBreak="0">
+    <w:nsid w:val="142200E1"/>
+    <w:multiLevelType w:val="hybridMultilevel"/>
+    <w:tmpl w:val="AEC89F40"/>
+    <w:lvl w:ilvl="0" w:tplc="F8906316">
+      <w:numFmt w:val="bullet"/>
+      <w:lvlText w:val=""/>
+      <w:lvlJc w:val="left"/>
+      <w:pPr>
+        <w:ind w:left="720" w:hanging="360"/>
+      </w:pPr>
+      <w:rPr>
+        <w:rFonts w:ascii="Wingdings" w:eastAsiaTheme="minorEastAsia" w:hAnsi="Wingdings" w:cs="Times New Roman" w:hint="default"/>
+      </w:rPr>
+    </w:lvl>
+    <w:lvl w:ilvl="1" w:tplc="04190003" w:tentative="1">
+      <w:start w:val="1"/>
+      <w:numFmt w:val="bullet"/>
+      <w:lvlText w:val="o"/>
+      <w:lvlJc w:val="left"/>
+      <w:pPr>
+        <w:ind w:left="1440" w:hanging="360"/>
+      </w:pPr>
+      <w:rPr>
+        <w:rFonts w:ascii="Courier New" w:hAnsi="Courier New" w:cs="Courier New" w:hint="default"/>
+      </w:rPr>
+    </w:lvl>
+    <w:lvl w:ilvl="2" w:tplc="04190005" w:tentative="1">
+      <w:start w:val="1"/>
+      <w:numFmt w:val="bullet"/>
+      <w:lvlText w:val=""/>
+      <w:lvlJc w:val="left"/>
+      <w:pPr>
+        <w:ind w:left="2160" w:hanging="360"/>
+      </w:pPr>
+      <w:rPr>
+        <w:rFonts w:ascii="Wingdings" w:hAnsi="Wingdings" w:hint="default"/>
+      </w:rPr>
+    </w:lvl>
+    <w:lvl w:ilvl="3" w:tplc="04190001" w:tentative="1">
+      <w:start w:val="1"/>
+      <w:numFmt w:val="bullet"/>
+      <w:lvlText w:val=""/>
+      <w:lvlJc w:val="left"/>
+      <w:pPr>
+        <w:ind w:left="2880" w:hanging="360"/>
+      </w:pPr>
+      <w:rPr>
+        <w:rFonts w:ascii="Symbol" w:hAnsi="Symbol" w:hint="default"/>
+      </w:rPr>
+    </w:lvl>
+    <w:lvl w:ilvl="4" w:tplc="04190003" w:tentative="1">
+      <w:start w:val="1"/>
+      <w:numFmt w:val="bullet"/>
+      <w:lvlText w:val="o"/>
+      <w:lvlJc w:val="left"/>
+      <w:pPr>
+        <w:ind w:left="3600" w:hanging="360"/>
+      </w:pPr>
+      <w:rPr>
+        <w:rFonts w:ascii="Courier New" w:hAnsi="Courier New" w:cs="Courier New" w:hint="default"/>
+      </w:rPr>
+    </w:lvl>
+    <w:lvl w:ilvl="5" w:tplc="04190005" w:tentative="1">
+      <w:start w:val="1"/>
+      <w:numFmt w:val="bullet"/>
+      <w:lvlText w:val=""/>
+      <w:lvlJc w:val="left"/>
+      <w:pPr>
+        <w:ind w:left="4320" w:hanging="360"/>
+      </w:pPr>
+      <w:rPr>
+        <w:rFonts w:ascii="Wingdings" w:hAnsi="Wingdings" w:hint="default"/>
+      </w:rPr>
+    </w:lvl>
+    <w:lvl w:ilvl="6" w:tplc="04190001" w:tentative="1">
+      <w:start w:val="1"/>
+      <w:numFmt w:val="bullet"/>
+      <w:lvlText w:val=""/>
+      <w:lvlJc w:val="left"/>
+      <w:pPr>
+        <w:ind w:left="5040" w:hanging="360"/>
+      </w:pPr>
+      <w:rPr>
+        <w:rFonts w:ascii="Symbol" w:hAnsi="Symbol" w:hint="default"/>
+      </w:rPr>
+    </w:lvl>
+    <w:lvl w:ilvl="7" w:tplc="04190003" w:tentative="1">
+      <w:start w:val="1"/>
+      <w:numFmt w:val="bullet"/>
+      <w:lvlText w:val="o"/>
+      <w:lvlJc w:val="left"/>
+      <w:pPr>
+        <w:ind w:left="5760" w:hanging="360"/>
+      </w:pPr>
+      <w:rPr>
+        <w:rFonts w:ascii="Courier New" w:hAnsi="Courier New" w:cs="Courier New" w:hint="default"/>
+      </w:rPr>
+    </w:lvl>
+    <w:lvl w:ilvl="8" w:tplc="04190005" w:tentative="1">
+      <w:start w:val="1"/>
+      <w:numFmt w:val="bullet"/>
+      <w:lvlText w:val=""/>
+      <w:lvlJc w:val="left"/>
+      <w:pPr>
+        <w:ind w:left="6480" w:hanging="360"/>
+      </w:pPr>
+      <w:rPr>
+        <w:rFonts w:ascii="Wingdings" w:hAnsi="Wingdings" w:hint="default"/>
+      </w:rPr>
+    </w:lvl>
+  </w:abstractNum>
+  <w:abstractNum w:abstractNumId="3" w15:restartNumberingAfterBreak="0">
     <w:nsid w:val="1D625E34"/>
     <w:multiLevelType w:val="hybridMultilevel"/>
     <w:tmpl w:val="16004E4C"/>
@@ -11130,7 +17860,233 @@
       </w:pPr>
     </w:lvl>
   </w:abstractNum>
-  <w:abstractNum w:abstractNumId="2" w15:restartNumberingAfterBreak="0">
+  <w:abstractNum w:abstractNumId="4" w15:restartNumberingAfterBreak="0">
+    <w:nsid w:val="2111535D"/>
+    <w:multiLevelType w:val="hybridMultilevel"/>
+    <w:tmpl w:val="92EAB17A"/>
+    <w:lvl w:ilvl="0" w:tplc="BAD65E2E">
+      <w:start w:val="2003"/>
+      <w:numFmt w:val="bullet"/>
+      <w:lvlText w:val=""/>
+      <w:lvlJc w:val="left"/>
+      <w:pPr>
+        <w:ind w:left="720" w:hanging="360"/>
+      </w:pPr>
+      <w:rPr>
+        <w:rFonts w:ascii="Wingdings" w:eastAsiaTheme="minorEastAsia" w:hAnsi="Wingdings" w:cs="Times New Roman" w:hint="default"/>
+      </w:rPr>
+    </w:lvl>
+    <w:lvl w:ilvl="1" w:tplc="04190003" w:tentative="1">
+      <w:start w:val="1"/>
+      <w:numFmt w:val="bullet"/>
+      <w:lvlText w:val="o"/>
+      <w:lvlJc w:val="left"/>
+      <w:pPr>
+        <w:ind w:left="1440" w:hanging="360"/>
+      </w:pPr>
+      <w:rPr>
+        <w:rFonts w:ascii="Courier New" w:hAnsi="Courier New" w:cs="Courier New" w:hint="default"/>
+      </w:rPr>
+    </w:lvl>
+    <w:lvl w:ilvl="2" w:tplc="04190005" w:tentative="1">
+      <w:start w:val="1"/>
+      <w:numFmt w:val="bullet"/>
+      <w:lvlText w:val=""/>
+      <w:lvlJc w:val="left"/>
+      <w:pPr>
+        <w:ind w:left="2160" w:hanging="360"/>
+      </w:pPr>
+      <w:rPr>
+        <w:rFonts w:ascii="Wingdings" w:hAnsi="Wingdings" w:hint="default"/>
+      </w:rPr>
+    </w:lvl>
+    <w:lvl w:ilvl="3" w:tplc="04190001" w:tentative="1">
+      <w:start w:val="1"/>
+      <w:numFmt w:val="bullet"/>
+      <w:lvlText w:val=""/>
+      <w:lvlJc w:val="left"/>
+      <w:pPr>
+        <w:ind w:left="2880" w:hanging="360"/>
+      </w:pPr>
+      <w:rPr>
+        <w:rFonts w:ascii="Symbol" w:hAnsi="Symbol" w:hint="default"/>
+      </w:rPr>
+    </w:lvl>
+    <w:lvl w:ilvl="4" w:tplc="04190003" w:tentative="1">
+      <w:start w:val="1"/>
+      <w:numFmt w:val="bullet"/>
+      <w:lvlText w:val="o"/>
+      <w:lvlJc w:val="left"/>
+      <w:pPr>
+        <w:ind w:left="3600" w:hanging="360"/>
+      </w:pPr>
+      <w:rPr>
+        <w:rFonts w:ascii="Courier New" w:hAnsi="Courier New" w:cs="Courier New" w:hint="default"/>
+      </w:rPr>
+    </w:lvl>
+    <w:lvl w:ilvl="5" w:tplc="04190005" w:tentative="1">
+      <w:start w:val="1"/>
+      <w:numFmt w:val="bullet"/>
+      <w:lvlText w:val=""/>
+      <w:lvlJc w:val="left"/>
+      <w:pPr>
+        <w:ind w:left="4320" w:hanging="360"/>
+      </w:pPr>
+      <w:rPr>
+        <w:rFonts w:ascii="Wingdings" w:hAnsi="Wingdings" w:hint="default"/>
+      </w:rPr>
+    </w:lvl>
+    <w:lvl w:ilvl="6" w:tplc="04190001" w:tentative="1">
+      <w:start w:val="1"/>
+      <w:numFmt w:val="bullet"/>
+      <w:lvlText w:val=""/>
+      <w:lvlJc w:val="left"/>
+      <w:pPr>
+        <w:ind w:left="5040" w:hanging="360"/>
+      </w:pPr>
+      <w:rPr>
+        <w:rFonts w:ascii="Symbol" w:hAnsi="Symbol" w:hint="default"/>
+      </w:rPr>
+    </w:lvl>
+    <w:lvl w:ilvl="7" w:tplc="04190003" w:tentative="1">
+      <w:start w:val="1"/>
+      <w:numFmt w:val="bullet"/>
+      <w:lvlText w:val="o"/>
+      <w:lvlJc w:val="left"/>
+      <w:pPr>
+        <w:ind w:left="5760" w:hanging="360"/>
+      </w:pPr>
+      <w:rPr>
+        <w:rFonts w:ascii="Courier New" w:hAnsi="Courier New" w:cs="Courier New" w:hint="default"/>
+      </w:rPr>
+    </w:lvl>
+    <w:lvl w:ilvl="8" w:tplc="04190005" w:tentative="1">
+      <w:start w:val="1"/>
+      <w:numFmt w:val="bullet"/>
+      <w:lvlText w:val=""/>
+      <w:lvlJc w:val="left"/>
+      <w:pPr>
+        <w:ind w:left="6480" w:hanging="360"/>
+      </w:pPr>
+      <w:rPr>
+        <w:rFonts w:ascii="Wingdings" w:hAnsi="Wingdings" w:hint="default"/>
+      </w:rPr>
+    </w:lvl>
+  </w:abstractNum>
+  <w:abstractNum w:abstractNumId="5" w15:restartNumberingAfterBreak="0">
+    <w:nsid w:val="22844A5A"/>
+    <w:multiLevelType w:val="hybridMultilevel"/>
+    <w:tmpl w:val="263AC800"/>
+    <w:lvl w:ilvl="0" w:tplc="04190001">
+      <w:start w:val="1"/>
+      <w:numFmt w:val="bullet"/>
+      <w:lvlText w:val=""/>
+      <w:lvlJc w:val="left"/>
+      <w:pPr>
+        <w:ind w:left="1429" w:hanging="360"/>
+      </w:pPr>
+      <w:rPr>
+        <w:rFonts w:ascii="Symbol" w:hAnsi="Symbol" w:hint="default"/>
+      </w:rPr>
+    </w:lvl>
+    <w:lvl w:ilvl="1" w:tplc="04190003" w:tentative="1">
+      <w:start w:val="1"/>
+      <w:numFmt w:val="bullet"/>
+      <w:lvlText w:val="o"/>
+      <w:lvlJc w:val="left"/>
+      <w:pPr>
+        <w:ind w:left="2149" w:hanging="360"/>
+      </w:pPr>
+      <w:rPr>
+        <w:rFonts w:ascii="Courier New" w:hAnsi="Courier New" w:cs="Courier New" w:hint="default"/>
+      </w:rPr>
+    </w:lvl>
+    <w:lvl w:ilvl="2" w:tplc="04190005" w:tentative="1">
+      <w:start w:val="1"/>
+      <w:numFmt w:val="bullet"/>
+      <w:lvlText w:val=""/>
+      <w:lvlJc w:val="left"/>
+      <w:pPr>
+        <w:ind w:left="2869" w:hanging="360"/>
+      </w:pPr>
+      <w:rPr>
+        <w:rFonts w:ascii="Wingdings" w:hAnsi="Wingdings" w:hint="default"/>
+      </w:rPr>
+    </w:lvl>
+    <w:lvl w:ilvl="3" w:tplc="04190001" w:tentative="1">
+      <w:start w:val="1"/>
+      <w:numFmt w:val="bullet"/>
+      <w:lvlText w:val=""/>
+      <w:lvlJc w:val="left"/>
+      <w:pPr>
+        <w:ind w:left="3589" w:hanging="360"/>
+      </w:pPr>
+      <w:rPr>
+        <w:rFonts w:ascii="Symbol" w:hAnsi="Symbol" w:hint="default"/>
+      </w:rPr>
+    </w:lvl>
+    <w:lvl w:ilvl="4" w:tplc="04190003" w:tentative="1">
+      <w:start w:val="1"/>
+      <w:numFmt w:val="bullet"/>
+      <w:lvlText w:val="o"/>
+      <w:lvlJc w:val="left"/>
+      <w:pPr>
+        <w:ind w:left="4309" w:hanging="360"/>
+      </w:pPr>
+      <w:rPr>
+        <w:rFonts w:ascii="Courier New" w:hAnsi="Courier New" w:cs="Courier New" w:hint="default"/>
+      </w:rPr>
+    </w:lvl>
+    <w:lvl w:ilvl="5" w:tplc="04190005" w:tentative="1">
+      <w:start w:val="1"/>
+      <w:numFmt w:val="bullet"/>
+      <w:lvlText w:val=""/>
+      <w:lvlJc w:val="left"/>
+      <w:pPr>
+        <w:ind w:left="5029" w:hanging="360"/>
+      </w:pPr>
+      <w:rPr>
+        <w:rFonts w:ascii="Wingdings" w:hAnsi="Wingdings" w:hint="default"/>
+      </w:rPr>
+    </w:lvl>
+    <w:lvl w:ilvl="6" w:tplc="04190001" w:tentative="1">
+      <w:start w:val="1"/>
+      <w:numFmt w:val="bullet"/>
+      <w:lvlText w:val=""/>
+      <w:lvlJc w:val="left"/>
+      <w:pPr>
+        <w:ind w:left="5749" w:hanging="360"/>
+      </w:pPr>
+      <w:rPr>
+        <w:rFonts w:ascii="Symbol" w:hAnsi="Symbol" w:hint="default"/>
+      </w:rPr>
+    </w:lvl>
+    <w:lvl w:ilvl="7" w:tplc="04190003" w:tentative="1">
+      <w:start w:val="1"/>
+      <w:numFmt w:val="bullet"/>
+      <w:lvlText w:val="o"/>
+      <w:lvlJc w:val="left"/>
+      <w:pPr>
+        <w:ind w:left="6469" w:hanging="360"/>
+      </w:pPr>
+      <w:rPr>
+        <w:rFonts w:ascii="Courier New" w:hAnsi="Courier New" w:cs="Courier New" w:hint="default"/>
+      </w:rPr>
+    </w:lvl>
+    <w:lvl w:ilvl="8" w:tplc="04190005" w:tentative="1">
+      <w:start w:val="1"/>
+      <w:numFmt w:val="bullet"/>
+      <w:lvlText w:val=""/>
+      <w:lvlJc w:val="left"/>
+      <w:pPr>
+        <w:ind w:left="7189" w:hanging="360"/>
+      </w:pPr>
+      <w:rPr>
+        <w:rFonts w:ascii="Wingdings" w:hAnsi="Wingdings" w:hint="default"/>
+      </w:rPr>
+    </w:lvl>
+  </w:abstractNum>
+  <w:abstractNum w:abstractNumId="6" w15:restartNumberingAfterBreak="0">
     <w:nsid w:val="263F6CE2"/>
     <w:multiLevelType w:val="hybridMultilevel"/>
     <w:tmpl w:val="1968EC9C"/>
@@ -11219,7 +18175,120 @@
       </w:pPr>
     </w:lvl>
   </w:abstractNum>
-  <w:abstractNum w:abstractNumId="3" w15:restartNumberingAfterBreak="0">
+  <w:abstractNum w:abstractNumId="7" w15:restartNumberingAfterBreak="0">
+    <w:nsid w:val="2E9A0E6C"/>
+    <w:multiLevelType w:val="hybridMultilevel"/>
+    <w:tmpl w:val="DB20EC50"/>
+    <w:lvl w:ilvl="0" w:tplc="20641A28">
+      <w:start w:val="2003"/>
+      <w:numFmt w:val="bullet"/>
+      <w:lvlText w:val=""/>
+      <w:lvlJc w:val="left"/>
+      <w:pPr>
+        <w:ind w:left="720" w:hanging="360"/>
+      </w:pPr>
+      <w:rPr>
+        <w:rFonts w:ascii="Wingdings" w:eastAsiaTheme="minorEastAsia" w:hAnsi="Wingdings" w:cs="Times New Roman" w:hint="default"/>
+      </w:rPr>
+    </w:lvl>
+    <w:lvl w:ilvl="1" w:tplc="04190003" w:tentative="1">
+      <w:start w:val="1"/>
+      <w:numFmt w:val="bullet"/>
+      <w:lvlText w:val="o"/>
+      <w:lvlJc w:val="left"/>
+      <w:pPr>
+        <w:ind w:left="1440" w:hanging="360"/>
+      </w:pPr>
+      <w:rPr>
+        <w:rFonts w:ascii="Courier New" w:hAnsi="Courier New" w:cs="Courier New" w:hint="default"/>
+      </w:rPr>
+    </w:lvl>
+    <w:lvl w:ilvl="2" w:tplc="04190005" w:tentative="1">
+      <w:start w:val="1"/>
+      <w:numFmt w:val="bullet"/>
+      <w:lvlText w:val=""/>
+      <w:lvlJc w:val="left"/>
+      <w:pPr>
+        <w:ind w:left="2160" w:hanging="360"/>
+      </w:pPr>
+      <w:rPr>
+        <w:rFonts w:ascii="Wingdings" w:hAnsi="Wingdings" w:hint="default"/>
+      </w:rPr>
+    </w:lvl>
+    <w:lvl w:ilvl="3" w:tplc="04190001" w:tentative="1">
+      <w:start w:val="1"/>
+      <w:numFmt w:val="bullet"/>
+      <w:lvlText w:val=""/>
+      <w:lvlJc w:val="left"/>
+      <w:pPr>
+        <w:ind w:left="2880" w:hanging="360"/>
+      </w:pPr>
+      <w:rPr>
+        <w:rFonts w:ascii="Symbol" w:hAnsi="Symbol" w:hint="default"/>
+      </w:rPr>
+    </w:lvl>
+    <w:lvl w:ilvl="4" w:tplc="04190003" w:tentative="1">
+      <w:start w:val="1"/>
+      <w:numFmt w:val="bullet"/>
+      <w:lvlText w:val="o"/>
+      <w:lvlJc w:val="left"/>
+      <w:pPr>
+        <w:ind w:left="3600" w:hanging="360"/>
+      </w:pPr>
+      <w:rPr>
+        <w:rFonts w:ascii="Courier New" w:hAnsi="Courier New" w:cs="Courier New" w:hint="default"/>
+      </w:rPr>
+    </w:lvl>
+    <w:lvl w:ilvl="5" w:tplc="04190005" w:tentative="1">
+      <w:start w:val="1"/>
+      <w:numFmt w:val="bullet"/>
+      <w:lvlText w:val=""/>
+      <w:lvlJc w:val="left"/>
+      <w:pPr>
+        <w:ind w:left="4320" w:hanging="360"/>
+      </w:pPr>
+      <w:rPr>
+        <w:rFonts w:ascii="Wingdings" w:hAnsi="Wingdings" w:hint="default"/>
+      </w:rPr>
+    </w:lvl>
+    <w:lvl w:ilvl="6" w:tplc="04190001" w:tentative="1">
+      <w:start w:val="1"/>
+      <w:numFmt w:val="bullet"/>
+      <w:lvlText w:val=""/>
+      <w:lvlJc w:val="left"/>
+      <w:pPr>
+        <w:ind w:left="5040" w:hanging="360"/>
+      </w:pPr>
+      <w:rPr>
+        <w:rFonts w:ascii="Symbol" w:hAnsi="Symbol" w:hint="default"/>
+      </w:rPr>
+    </w:lvl>
+    <w:lvl w:ilvl="7" w:tplc="04190003" w:tentative="1">
+      <w:start w:val="1"/>
+      <w:numFmt w:val="bullet"/>
+      <w:lvlText w:val="o"/>
+      <w:lvlJc w:val="left"/>
+      <w:pPr>
+        <w:ind w:left="5760" w:hanging="360"/>
+      </w:pPr>
+      <w:rPr>
+        <w:rFonts w:ascii="Courier New" w:hAnsi="Courier New" w:cs="Courier New" w:hint="default"/>
+      </w:rPr>
+    </w:lvl>
+    <w:lvl w:ilvl="8" w:tplc="04190005" w:tentative="1">
+      <w:start w:val="1"/>
+      <w:numFmt w:val="bullet"/>
+      <w:lvlText w:val=""/>
+      <w:lvlJc w:val="left"/>
+      <w:pPr>
+        <w:ind w:left="6480" w:hanging="360"/>
+      </w:pPr>
+      <w:rPr>
+        <w:rFonts w:ascii="Wingdings" w:hAnsi="Wingdings" w:hint="default"/>
+      </w:rPr>
+    </w:lvl>
+  </w:abstractNum>
+  <w:abstractNum w:abstractNumId="8" w15:restartNumberingAfterBreak="0">
     <w:nsid w:val="31735588"/>
     <w:multiLevelType w:val="multilevel"/>
     <w:tmpl w:val="0419001F"/>
@@ -11332,10 +18401,10 @@
       </w:rPr>
     </w:lvl>
   </w:abstractNum>
-  <w:abstractNum w:abstractNumId="4" w15:restartNumberingAfterBreak="0">
-    <w:nsid w:val="6BC708BB"/>
+  <w:abstractNum w:abstractNumId="9" w15:restartNumberingAfterBreak="0">
+    <w:nsid w:val="347235DE"/>
     <w:multiLevelType w:val="hybridMultilevel"/>
-    <w:tmpl w:val="36468BD8"/>
+    <w:tmpl w:val="9CF87AD0"/>
     <w:lvl w:ilvl="0" w:tplc="04190001">
       <w:start w:val="1"/>
       <w:numFmt w:val="bullet"/>
@@ -11445,7 +18514,798 @@
       </w:rPr>
     </w:lvl>
   </w:abstractNum>
-  <w:abstractNum w:abstractNumId="5" w15:restartNumberingAfterBreak="0">
+  <w:abstractNum w:abstractNumId="10" w15:restartNumberingAfterBreak="0">
+    <w:nsid w:val="3CCE5B26"/>
+    <w:multiLevelType w:val="hybridMultilevel"/>
+    <w:tmpl w:val="275447D8"/>
+    <w:lvl w:ilvl="0" w:tplc="ABE268B4">
+      <w:start w:val="2003"/>
+      <w:numFmt w:val="bullet"/>
+      <w:lvlText w:val=""/>
+      <w:lvlJc w:val="left"/>
+      <w:pPr>
+        <w:ind w:left="720" w:hanging="360"/>
+      </w:pPr>
+      <w:rPr>
+        <w:rFonts w:ascii="Wingdings" w:eastAsiaTheme="minorEastAsia" w:hAnsi="Wingdings" w:cs="Times New Roman" w:hint="default"/>
+      </w:rPr>
+    </w:lvl>
+    <w:lvl w:ilvl="1" w:tplc="04190003" w:tentative="1">
+      <w:start w:val="1"/>
+      <w:numFmt w:val="bullet"/>
+      <w:lvlText w:val="o"/>
+      <w:lvlJc w:val="left"/>
+      <w:pPr>
+        <w:ind w:left="1440" w:hanging="360"/>
+      </w:pPr>
+      <w:rPr>
+        <w:rFonts w:ascii="Courier New" w:hAnsi="Courier New" w:cs="Courier New" w:hint="default"/>
+      </w:rPr>
+    </w:lvl>
+    <w:lvl w:ilvl="2" w:tplc="04190005" w:tentative="1">
+      <w:start w:val="1"/>
+      <w:numFmt w:val="bullet"/>
+      <w:lvlText w:val=""/>
+      <w:lvlJc w:val="left"/>
+      <w:pPr>
+        <w:ind w:left="2160" w:hanging="360"/>
+      </w:pPr>
+      <w:rPr>
+        <w:rFonts w:ascii="Wingdings" w:hAnsi="Wingdings" w:hint="default"/>
+      </w:rPr>
+    </w:lvl>
+    <w:lvl w:ilvl="3" w:tplc="04190001" w:tentative="1">
+      <w:start w:val="1"/>
+      <w:numFmt w:val="bullet"/>
+      <w:lvlText w:val=""/>
+      <w:lvlJc w:val="left"/>
+      <w:pPr>
+        <w:ind w:left="2880" w:hanging="360"/>
+      </w:pPr>
+      <w:rPr>
+        <w:rFonts w:ascii="Symbol" w:hAnsi="Symbol" w:hint="default"/>
+      </w:rPr>
+    </w:lvl>
+    <w:lvl w:ilvl="4" w:tplc="04190003" w:tentative="1">
+      <w:start w:val="1"/>
+      <w:numFmt w:val="bullet"/>
+      <w:lvlText w:val="o"/>
+      <w:lvlJc w:val="left"/>
+      <w:pPr>
+        <w:ind w:left="3600" w:hanging="360"/>
+      </w:pPr>
+      <w:rPr>
+        <w:rFonts w:ascii="Courier New" w:hAnsi="Courier New" w:cs="Courier New" w:hint="default"/>
+      </w:rPr>
+    </w:lvl>
+    <w:lvl w:ilvl="5" w:tplc="04190005" w:tentative="1">
+      <w:start w:val="1"/>
+      <w:numFmt w:val="bullet"/>
+      <w:lvlText w:val=""/>
+      <w:lvlJc w:val="left"/>
+      <w:pPr>
+        <w:ind w:left="4320" w:hanging="360"/>
+      </w:pPr>
+      <w:rPr>
+        <w:rFonts w:ascii="Wingdings" w:hAnsi="Wingdings" w:hint="default"/>
+      </w:rPr>
+    </w:lvl>
+    <w:lvl w:ilvl="6" w:tplc="04190001" w:tentative="1">
+      <w:start w:val="1"/>
+      <w:numFmt w:val="bullet"/>
+      <w:lvlText w:val=""/>
+      <w:lvlJc w:val="left"/>
+      <w:pPr>
+        <w:ind w:left="5040" w:hanging="360"/>
+      </w:pPr>
+      <w:rPr>
+        <w:rFonts w:ascii="Symbol" w:hAnsi="Symbol" w:hint="default"/>
+      </w:rPr>
+    </w:lvl>
+    <w:lvl w:ilvl="7" w:tplc="04190003" w:tentative="1">
+      <w:start w:val="1"/>
+      <w:numFmt w:val="bullet"/>
+      <w:lvlText w:val="o"/>
+      <w:lvlJc w:val="left"/>
+      <w:pPr>
+        <w:ind w:left="5760" w:hanging="360"/>
+      </w:pPr>
+      <w:rPr>
+        <w:rFonts w:ascii="Courier New" w:hAnsi="Courier New" w:cs="Courier New" w:hint="default"/>
+      </w:rPr>
+    </w:lvl>
+    <w:lvl w:ilvl="8" w:tplc="04190005" w:tentative="1">
+      <w:start w:val="1"/>
+      <w:numFmt w:val="bullet"/>
+      <w:lvlText w:val=""/>
+      <w:lvlJc w:val="left"/>
+      <w:pPr>
+        <w:ind w:left="6480" w:hanging="360"/>
+      </w:pPr>
+      <w:rPr>
+        <w:rFonts w:ascii="Wingdings" w:hAnsi="Wingdings" w:hint="default"/>
+      </w:rPr>
+    </w:lvl>
+  </w:abstractNum>
+  <w:abstractNum w:abstractNumId="11" w15:restartNumberingAfterBreak="0">
+    <w:nsid w:val="3E2857F2"/>
+    <w:multiLevelType w:val="hybridMultilevel"/>
+    <w:tmpl w:val="3C24AB3E"/>
+    <w:lvl w:ilvl="0" w:tplc="BC965222">
+      <w:start w:val="2003"/>
+      <w:numFmt w:val="bullet"/>
+      <w:lvlText w:val=""/>
+      <w:lvlJc w:val="left"/>
+      <w:pPr>
+        <w:ind w:left="720" w:hanging="360"/>
+      </w:pPr>
+      <w:rPr>
+        <w:rFonts w:ascii="Wingdings" w:eastAsiaTheme="minorEastAsia" w:hAnsi="Wingdings" w:cs="Times New Roman" w:hint="default"/>
+      </w:rPr>
+    </w:lvl>
+    <w:lvl w:ilvl="1" w:tplc="04190003" w:tentative="1">
+      <w:start w:val="1"/>
+      <w:numFmt w:val="bullet"/>
+      <w:lvlText w:val="o"/>
+      <w:lvlJc w:val="left"/>
+      <w:pPr>
+        <w:ind w:left="1440" w:hanging="360"/>
+      </w:pPr>
+      <w:rPr>
+        <w:rFonts w:ascii="Courier New" w:hAnsi="Courier New" w:cs="Courier New" w:hint="default"/>
+      </w:rPr>
+    </w:lvl>
+    <w:lvl w:ilvl="2" w:tplc="04190005" w:tentative="1">
+      <w:start w:val="1"/>
+      <w:numFmt w:val="bullet"/>
+      <w:lvlText w:val=""/>
+      <w:lvlJc w:val="left"/>
+      <w:pPr>
+        <w:ind w:left="2160" w:hanging="360"/>
+      </w:pPr>
+      <w:rPr>
+        <w:rFonts w:ascii="Wingdings" w:hAnsi="Wingdings" w:hint="default"/>
+      </w:rPr>
+    </w:lvl>
+    <w:lvl w:ilvl="3" w:tplc="04190001" w:tentative="1">
+      <w:start w:val="1"/>
+      <w:numFmt w:val="bullet"/>
+      <w:lvlText w:val=""/>
+      <w:lvlJc w:val="left"/>
+      <w:pPr>
+        <w:ind w:left="2880" w:hanging="360"/>
+      </w:pPr>
+      <w:rPr>
+        <w:rFonts w:ascii="Symbol" w:hAnsi="Symbol" w:hint="default"/>
+      </w:rPr>
+    </w:lvl>
+    <w:lvl w:ilvl="4" w:tplc="04190003" w:tentative="1">
+      <w:start w:val="1"/>
+      <w:numFmt w:val="bullet"/>
+      <w:lvlText w:val="o"/>
+      <w:lvlJc w:val="left"/>
+      <w:pPr>
+        <w:ind w:left="3600" w:hanging="360"/>
+      </w:pPr>
+      <w:rPr>
+        <w:rFonts w:ascii="Courier New" w:hAnsi="Courier New" w:cs="Courier New" w:hint="default"/>
+      </w:rPr>
+    </w:lvl>
+    <w:lvl w:ilvl="5" w:tplc="04190005" w:tentative="1">
+      <w:start w:val="1"/>
+      <w:numFmt w:val="bullet"/>
+      <w:lvlText w:val=""/>
+      <w:lvlJc w:val="left"/>
+      <w:pPr>
+        <w:ind w:left="4320" w:hanging="360"/>
+      </w:pPr>
+      <w:rPr>
+        <w:rFonts w:ascii="Wingdings" w:hAnsi="Wingdings" w:hint="default"/>
+      </w:rPr>
+    </w:lvl>
+    <w:lvl w:ilvl="6" w:tplc="04190001" w:tentative="1">
+      <w:start w:val="1"/>
+      <w:numFmt w:val="bullet"/>
+      <w:lvlText w:val=""/>
+      <w:lvlJc w:val="left"/>
+      <w:pPr>
+        <w:ind w:left="5040" w:hanging="360"/>
+      </w:pPr>
+      <w:rPr>
+        <w:rFonts w:ascii="Symbol" w:hAnsi="Symbol" w:hint="default"/>
+      </w:rPr>
+    </w:lvl>
+    <w:lvl w:ilvl="7" w:tplc="04190003" w:tentative="1">
+      <w:start w:val="1"/>
+      <w:numFmt w:val="bullet"/>
+      <w:lvlText w:val="o"/>
+      <w:lvlJc w:val="left"/>
+      <w:pPr>
+        <w:ind w:left="5760" w:hanging="360"/>
+      </w:pPr>
+      <w:rPr>
+        <w:rFonts w:ascii="Courier New" w:hAnsi="Courier New" w:cs="Courier New" w:hint="default"/>
+      </w:rPr>
+    </w:lvl>
+    <w:lvl w:ilvl="8" w:tplc="04190005" w:tentative="1">
+      <w:start w:val="1"/>
+      <w:numFmt w:val="bullet"/>
+      <w:lvlText w:val=""/>
+      <w:lvlJc w:val="left"/>
+      <w:pPr>
+        <w:ind w:left="6480" w:hanging="360"/>
+      </w:pPr>
+      <w:rPr>
+        <w:rFonts w:ascii="Wingdings" w:hAnsi="Wingdings" w:hint="default"/>
+      </w:rPr>
+    </w:lvl>
+  </w:abstractNum>
+  <w:abstractNum w:abstractNumId="12" w15:restartNumberingAfterBreak="0">
+    <w:nsid w:val="40280CA2"/>
+    <w:multiLevelType w:val="hybridMultilevel"/>
+    <w:tmpl w:val="D34CB648"/>
+    <w:lvl w:ilvl="0" w:tplc="A61CF81C">
+      <w:start w:val="2003"/>
+      <w:numFmt w:val="bullet"/>
+      <w:lvlText w:val=""/>
+      <w:lvlJc w:val="left"/>
+      <w:pPr>
+        <w:ind w:left="720" w:hanging="360"/>
+      </w:pPr>
+      <w:rPr>
+        <w:rFonts w:ascii="Wingdings" w:eastAsiaTheme="minorEastAsia" w:hAnsi="Wingdings" w:cs="Times New Roman" w:hint="default"/>
+      </w:rPr>
+    </w:lvl>
+    <w:lvl w:ilvl="1" w:tplc="04190003" w:tentative="1">
+      <w:start w:val="1"/>
+      <w:numFmt w:val="bullet"/>
+      <w:lvlText w:val="o"/>
+      <w:lvlJc w:val="left"/>
+      <w:pPr>
+        <w:ind w:left="1440" w:hanging="360"/>
+      </w:pPr>
+      <w:rPr>
+        <w:rFonts w:ascii="Courier New" w:hAnsi="Courier New" w:cs="Courier New" w:hint="default"/>
+      </w:rPr>
+    </w:lvl>
+    <w:lvl w:ilvl="2" w:tplc="04190005" w:tentative="1">
+      <w:start w:val="1"/>
+      <w:numFmt w:val="bullet"/>
+      <w:lvlText w:val=""/>
+      <w:lvlJc w:val="left"/>
+      <w:pPr>
+        <w:ind w:left="2160" w:hanging="360"/>
+      </w:pPr>
+      <w:rPr>
+        <w:rFonts w:ascii="Wingdings" w:hAnsi="Wingdings" w:hint="default"/>
+      </w:rPr>
+    </w:lvl>
+    <w:lvl w:ilvl="3" w:tplc="04190001" w:tentative="1">
+      <w:start w:val="1"/>
+      <w:numFmt w:val="bullet"/>
+      <w:lvlText w:val=""/>
+      <w:lvlJc w:val="left"/>
+      <w:pPr>
+        <w:ind w:left="2880" w:hanging="360"/>
+      </w:pPr>
+      <w:rPr>
+        <w:rFonts w:ascii="Symbol" w:hAnsi="Symbol" w:hint="default"/>
+      </w:rPr>
+    </w:lvl>
+    <w:lvl w:ilvl="4" w:tplc="04190003" w:tentative="1">
+      <w:start w:val="1"/>
+      <w:numFmt w:val="bullet"/>
+      <w:lvlText w:val="o"/>
+      <w:lvlJc w:val="left"/>
+      <w:pPr>
+        <w:ind w:left="3600" w:hanging="360"/>
+      </w:pPr>
+      <w:rPr>
+        <w:rFonts w:ascii="Courier New" w:hAnsi="Courier New" w:cs="Courier New" w:hint="default"/>
+      </w:rPr>
+    </w:lvl>
+    <w:lvl w:ilvl="5" w:tplc="04190005" w:tentative="1">
+      <w:start w:val="1"/>
+      <w:numFmt w:val="bullet"/>
+      <w:lvlText w:val=""/>
+      <w:lvlJc w:val="left"/>
+      <w:pPr>
+        <w:ind w:left="4320" w:hanging="360"/>
+      </w:pPr>
+      <w:rPr>
+        <w:rFonts w:ascii="Wingdings" w:hAnsi="Wingdings" w:hint="default"/>
+      </w:rPr>
+    </w:lvl>
+    <w:lvl w:ilvl="6" w:tplc="04190001" w:tentative="1">
+      <w:start w:val="1"/>
+      <w:numFmt w:val="bullet"/>
+      <w:lvlText w:val=""/>
+      <w:lvlJc w:val="left"/>
+      <w:pPr>
+        <w:ind w:left="5040" w:hanging="360"/>
+      </w:pPr>
+      <w:rPr>
+        <w:rFonts w:ascii="Symbol" w:hAnsi="Symbol" w:hint="default"/>
+      </w:rPr>
+    </w:lvl>
+    <w:lvl w:ilvl="7" w:tplc="04190003" w:tentative="1">
+      <w:start w:val="1"/>
+      <w:numFmt w:val="bullet"/>
+      <w:lvlText w:val="o"/>
+      <w:lvlJc w:val="left"/>
+      <w:pPr>
+        <w:ind w:left="5760" w:hanging="360"/>
+      </w:pPr>
+      <w:rPr>
+        <w:rFonts w:ascii="Courier New" w:hAnsi="Courier New" w:cs="Courier New" w:hint="default"/>
+      </w:rPr>
+    </w:lvl>
+    <w:lvl w:ilvl="8" w:tplc="04190005" w:tentative="1">
+      <w:start w:val="1"/>
+      <w:numFmt w:val="bullet"/>
+      <w:lvlText w:val=""/>
+      <w:lvlJc w:val="left"/>
+      <w:pPr>
+        <w:ind w:left="6480" w:hanging="360"/>
+      </w:pPr>
+      <w:rPr>
+        <w:rFonts w:ascii="Wingdings" w:hAnsi="Wingdings" w:hint="default"/>
+      </w:rPr>
+    </w:lvl>
+  </w:abstractNum>
+  <w:abstractNum w:abstractNumId="13" w15:restartNumberingAfterBreak="0">
+    <w:nsid w:val="4E0A1278"/>
+    <w:multiLevelType w:val="hybridMultilevel"/>
+    <w:tmpl w:val="CBE00530"/>
+    <w:lvl w:ilvl="0" w:tplc="0980EED4">
+      <w:start w:val="2003"/>
+      <w:numFmt w:val="bullet"/>
+      <w:lvlText w:val=""/>
+      <w:lvlJc w:val="left"/>
+      <w:pPr>
+        <w:ind w:left="720" w:hanging="360"/>
+      </w:pPr>
+      <w:rPr>
+        <w:rFonts w:ascii="Wingdings" w:eastAsiaTheme="minorEastAsia" w:hAnsi="Wingdings" w:cs="Times New Roman" w:hint="default"/>
+      </w:rPr>
+    </w:lvl>
+    <w:lvl w:ilvl="1" w:tplc="04190003" w:tentative="1">
+      <w:start w:val="1"/>
+      <w:numFmt w:val="bullet"/>
+      <w:lvlText w:val="o"/>
+      <w:lvlJc w:val="left"/>
+      <w:pPr>
+        <w:ind w:left="1440" w:hanging="360"/>
+      </w:pPr>
+      <w:rPr>
+        <w:rFonts w:ascii="Courier New" w:hAnsi="Courier New" w:cs="Courier New" w:hint="default"/>
+      </w:rPr>
+    </w:lvl>
+    <w:lvl w:ilvl="2" w:tplc="04190005" w:tentative="1">
+      <w:start w:val="1"/>
+      <w:numFmt w:val="bullet"/>
+      <w:lvlText w:val=""/>
+      <w:lvlJc w:val="left"/>
+      <w:pPr>
+        <w:ind w:left="2160" w:hanging="360"/>
+      </w:pPr>
+      <w:rPr>
+        <w:rFonts w:ascii="Wingdings" w:hAnsi="Wingdings" w:hint="default"/>
+      </w:rPr>
+    </w:lvl>
+    <w:lvl w:ilvl="3" w:tplc="04190001" w:tentative="1">
+      <w:start w:val="1"/>
+      <w:numFmt w:val="bullet"/>
+      <w:lvlText w:val=""/>
+      <w:lvlJc w:val="left"/>
+      <w:pPr>
+        <w:ind w:left="2880" w:hanging="360"/>
+      </w:pPr>
+      <w:rPr>
+        <w:rFonts w:ascii="Symbol" w:hAnsi="Symbol" w:hint="default"/>
+      </w:rPr>
+    </w:lvl>
+    <w:lvl w:ilvl="4" w:tplc="04190003" w:tentative="1">
+      <w:start w:val="1"/>
+      <w:numFmt w:val="bullet"/>
+      <w:lvlText w:val="o"/>
+      <w:lvlJc w:val="left"/>
+      <w:pPr>
+        <w:ind w:left="3600" w:hanging="360"/>
+      </w:pPr>
+      <w:rPr>
+        <w:rFonts w:ascii="Courier New" w:hAnsi="Courier New" w:cs="Courier New" w:hint="default"/>
+      </w:rPr>
+    </w:lvl>
+    <w:lvl w:ilvl="5" w:tplc="04190005" w:tentative="1">
+      <w:start w:val="1"/>
+      <w:numFmt w:val="bullet"/>
+      <w:lvlText w:val=""/>
+      <w:lvlJc w:val="left"/>
+      <w:pPr>
+        <w:ind w:left="4320" w:hanging="360"/>
+      </w:pPr>
+      <w:rPr>
+        <w:rFonts w:ascii="Wingdings" w:hAnsi="Wingdings" w:hint="default"/>
+      </w:rPr>
+    </w:lvl>
+    <w:lvl w:ilvl="6" w:tplc="04190001" w:tentative="1">
+      <w:start w:val="1"/>
+      <w:numFmt w:val="bullet"/>
+      <w:lvlText w:val=""/>
+      <w:lvlJc w:val="left"/>
+      <w:pPr>
+        <w:ind w:left="5040" w:hanging="360"/>
+      </w:pPr>
+      <w:rPr>
+        <w:rFonts w:ascii="Symbol" w:hAnsi="Symbol" w:hint="default"/>
+      </w:rPr>
+    </w:lvl>
+    <w:lvl w:ilvl="7" w:tplc="04190003" w:tentative="1">
+      <w:start w:val="1"/>
+      <w:numFmt w:val="bullet"/>
+      <w:lvlText w:val="o"/>
+      <w:lvlJc w:val="left"/>
+      <w:pPr>
+        <w:ind w:left="5760" w:hanging="360"/>
+      </w:pPr>
+      <w:rPr>
+        <w:rFonts w:ascii="Courier New" w:hAnsi="Courier New" w:cs="Courier New" w:hint="default"/>
+      </w:rPr>
+    </w:lvl>
+    <w:lvl w:ilvl="8" w:tplc="04190005" w:tentative="1">
+      <w:start w:val="1"/>
+      <w:numFmt w:val="bullet"/>
+      <w:lvlText w:val=""/>
+      <w:lvlJc w:val="left"/>
+      <w:pPr>
+        <w:ind w:left="6480" w:hanging="360"/>
+      </w:pPr>
+      <w:rPr>
+        <w:rFonts w:ascii="Wingdings" w:hAnsi="Wingdings" w:hint="default"/>
+      </w:rPr>
+    </w:lvl>
+  </w:abstractNum>
+  <w:abstractNum w:abstractNumId="14" w15:restartNumberingAfterBreak="0">
+    <w:nsid w:val="5A7801E1"/>
+    <w:multiLevelType w:val="hybridMultilevel"/>
+    <w:tmpl w:val="931E6C2A"/>
+    <w:lvl w:ilvl="0" w:tplc="04190001">
+      <w:start w:val="1"/>
+      <w:numFmt w:val="bullet"/>
+      <w:lvlText w:val=""/>
+      <w:lvlJc w:val="left"/>
+      <w:pPr>
+        <w:ind w:left="1429" w:hanging="360"/>
+      </w:pPr>
+      <w:rPr>
+        <w:rFonts w:ascii="Symbol" w:hAnsi="Symbol" w:hint="default"/>
+      </w:rPr>
+    </w:lvl>
+    <w:lvl w:ilvl="1" w:tplc="04190003" w:tentative="1">
+      <w:start w:val="1"/>
+      <w:numFmt w:val="bullet"/>
+      <w:lvlText w:val="o"/>
+      <w:lvlJc w:val="left"/>
+      <w:pPr>
+        <w:ind w:left="2149" w:hanging="360"/>
+      </w:pPr>
+      <w:rPr>
+        <w:rFonts w:ascii="Courier New" w:hAnsi="Courier New" w:cs="Courier New" w:hint="default"/>
+      </w:rPr>
+    </w:lvl>
+    <w:lvl w:ilvl="2" w:tplc="04190005" w:tentative="1">
+      <w:start w:val="1"/>
+      <w:numFmt w:val="bullet"/>
+      <w:lvlText w:val=""/>
+      <w:lvlJc w:val="left"/>
+      <w:pPr>
+        <w:ind w:left="2869" w:hanging="360"/>
+      </w:pPr>
+      <w:rPr>
+        <w:rFonts w:ascii="Wingdings" w:hAnsi="Wingdings" w:hint="default"/>
+      </w:rPr>
+    </w:lvl>
+    <w:lvl w:ilvl="3" w:tplc="04190001" w:tentative="1">
+      <w:start w:val="1"/>
+      <w:numFmt w:val="bullet"/>
+      <w:lvlText w:val=""/>
+      <w:lvlJc w:val="left"/>
+      <w:pPr>
+        <w:ind w:left="3589" w:hanging="360"/>
+      </w:pPr>
+      <w:rPr>
+        <w:rFonts w:ascii="Symbol" w:hAnsi="Symbol" w:hint="default"/>
+      </w:rPr>
+    </w:lvl>
+    <w:lvl w:ilvl="4" w:tplc="04190003" w:tentative="1">
+      <w:start w:val="1"/>
+      <w:numFmt w:val="bullet"/>
+      <w:lvlText w:val="o"/>
+      <w:lvlJc w:val="left"/>
+      <w:pPr>
+        <w:ind w:left="4309" w:hanging="360"/>
+      </w:pPr>
+      <w:rPr>
+        <w:rFonts w:ascii="Courier New" w:hAnsi="Courier New" w:cs="Courier New" w:hint="default"/>
+      </w:rPr>
+    </w:lvl>
+    <w:lvl w:ilvl="5" w:tplc="04190005" w:tentative="1">
+      <w:start w:val="1"/>
+      <w:numFmt w:val="bullet"/>
+      <w:lvlText w:val=""/>
+      <w:lvlJc w:val="left"/>
+      <w:pPr>
+        <w:ind w:left="5029" w:hanging="360"/>
+      </w:pPr>
+      <w:rPr>
+        <w:rFonts w:ascii="Wingdings" w:hAnsi="Wingdings" w:hint="default"/>
+      </w:rPr>
+    </w:lvl>
+    <w:lvl w:ilvl="6" w:tplc="04190001" w:tentative="1">
+      <w:start w:val="1"/>
+      <w:numFmt w:val="bullet"/>
+      <w:lvlText w:val=""/>
+      <w:lvlJc w:val="left"/>
+      <w:pPr>
+        <w:ind w:left="5749" w:hanging="360"/>
+      </w:pPr>
+      <w:rPr>
+        <w:rFonts w:ascii="Symbol" w:hAnsi="Symbol" w:hint="default"/>
+      </w:rPr>
+    </w:lvl>
+    <w:lvl w:ilvl="7" w:tplc="04190003" w:tentative="1">
+      <w:start w:val="1"/>
+      <w:numFmt w:val="bullet"/>
+      <w:lvlText w:val="o"/>
+      <w:lvlJc w:val="left"/>
+      <w:pPr>
+        <w:ind w:left="6469" w:hanging="360"/>
+      </w:pPr>
+      <w:rPr>
+        <w:rFonts w:ascii="Courier New" w:hAnsi="Courier New" w:cs="Courier New" w:hint="default"/>
+      </w:rPr>
+    </w:lvl>
+    <w:lvl w:ilvl="8" w:tplc="04190005" w:tentative="1">
+      <w:start w:val="1"/>
+      <w:numFmt w:val="bullet"/>
+      <w:lvlText w:val=""/>
+      <w:lvlJc w:val="left"/>
+      <w:pPr>
+        <w:ind w:left="7189" w:hanging="360"/>
+      </w:pPr>
+      <w:rPr>
+        <w:rFonts w:ascii="Wingdings" w:hAnsi="Wingdings" w:hint="default"/>
+      </w:rPr>
+    </w:lvl>
+  </w:abstractNum>
+  <w:abstractNum w:abstractNumId="15" w15:restartNumberingAfterBreak="0">
+    <w:nsid w:val="5BE7751E"/>
+    <w:multiLevelType w:val="hybridMultilevel"/>
+    <w:tmpl w:val="B31CA836"/>
+    <w:lvl w:ilvl="0" w:tplc="04190001">
+      <w:start w:val="1"/>
+      <w:numFmt w:val="bullet"/>
+      <w:lvlText w:val=""/>
+      <w:lvlJc w:val="left"/>
+      <w:pPr>
+        <w:ind w:left="1429" w:hanging="360"/>
+      </w:pPr>
+      <w:rPr>
+        <w:rFonts w:ascii="Symbol" w:hAnsi="Symbol" w:hint="default"/>
+      </w:rPr>
+    </w:lvl>
+    <w:lvl w:ilvl="1" w:tplc="04190003" w:tentative="1">
+      <w:start w:val="1"/>
+      <w:numFmt w:val="bullet"/>
+      <w:lvlText w:val="o"/>
+      <w:lvlJc w:val="left"/>
+      <w:pPr>
+        <w:ind w:left="2149" w:hanging="360"/>
+      </w:pPr>
+      <w:rPr>
+        <w:rFonts w:ascii="Courier New" w:hAnsi="Courier New" w:cs="Courier New" w:hint="default"/>
+      </w:rPr>
+    </w:lvl>
+    <w:lvl w:ilvl="2" w:tplc="04190005" w:tentative="1">
+      <w:start w:val="1"/>
+      <w:numFmt w:val="bullet"/>
+      <w:lvlText w:val=""/>
+      <w:lvlJc w:val="left"/>
+      <w:pPr>
+        <w:ind w:left="2869" w:hanging="360"/>
+      </w:pPr>
+      <w:rPr>
+        <w:rFonts w:ascii="Wingdings" w:hAnsi="Wingdings" w:hint="default"/>
+      </w:rPr>
+    </w:lvl>
+    <w:lvl w:ilvl="3" w:tplc="04190001" w:tentative="1">
+      <w:start w:val="1"/>
+      <w:numFmt w:val="bullet"/>
+      <w:lvlText w:val=""/>
+      <w:lvlJc w:val="left"/>
+      <w:pPr>
+        <w:ind w:left="3589" w:hanging="360"/>
+      </w:pPr>
+      <w:rPr>
+        <w:rFonts w:ascii="Symbol" w:hAnsi="Symbol" w:hint="default"/>
+      </w:rPr>
+    </w:lvl>
+    <w:lvl w:ilvl="4" w:tplc="04190003" w:tentative="1">
+      <w:start w:val="1"/>
+      <w:numFmt w:val="bullet"/>
+      <w:lvlText w:val="o"/>
+      <w:lvlJc w:val="left"/>
+      <w:pPr>
+        <w:ind w:left="4309" w:hanging="360"/>
+      </w:pPr>
+      <w:rPr>
+        <w:rFonts w:ascii="Courier New" w:hAnsi="Courier New" w:cs="Courier New" w:hint="default"/>
+      </w:rPr>
+    </w:lvl>
+    <w:lvl w:ilvl="5" w:tplc="04190005" w:tentative="1">
+      <w:start w:val="1"/>
+      <w:numFmt w:val="bullet"/>
+      <w:lvlText w:val=""/>
+      <w:lvlJc w:val="left"/>
+      <w:pPr>
+        <w:ind w:left="5029" w:hanging="360"/>
+      </w:pPr>
+      <w:rPr>
+        <w:rFonts w:ascii="Wingdings" w:hAnsi="Wingdings" w:hint="default"/>
+      </w:rPr>
+    </w:lvl>
+    <w:lvl w:ilvl="6" w:tplc="04190001" w:tentative="1">
+      <w:start w:val="1"/>
+      <w:numFmt w:val="bullet"/>
+      <w:lvlText w:val=""/>
+      <w:lvlJc w:val="left"/>
+      <w:pPr>
+        <w:ind w:left="5749" w:hanging="360"/>
+      </w:pPr>
+      <w:rPr>
+        <w:rFonts w:ascii="Symbol" w:hAnsi="Symbol" w:hint="default"/>
+      </w:rPr>
+    </w:lvl>
+    <w:lvl w:ilvl="7" w:tplc="04190003" w:tentative="1">
+      <w:start w:val="1"/>
+      <w:numFmt w:val="bullet"/>
+      <w:lvlText w:val="o"/>
+      <w:lvlJc w:val="left"/>
+      <w:pPr>
+        <w:ind w:left="6469" w:hanging="360"/>
+      </w:pPr>
+      <w:rPr>
+        <w:rFonts w:ascii="Courier New" w:hAnsi="Courier New" w:cs="Courier New" w:hint="default"/>
+      </w:rPr>
+    </w:lvl>
+    <w:lvl w:ilvl="8" w:tplc="04190005" w:tentative="1">
+      <w:start w:val="1"/>
+      <w:numFmt w:val="bullet"/>
+      <w:lvlText w:val=""/>
+      <w:lvlJc w:val="left"/>
+      <w:pPr>
+        <w:ind w:left="7189" w:hanging="360"/>
+      </w:pPr>
+      <w:rPr>
+        <w:rFonts w:ascii="Wingdings" w:hAnsi="Wingdings" w:hint="default"/>
+      </w:rPr>
+    </w:lvl>
+  </w:abstractNum>
+  <w:abstractNum w:abstractNumId="16" w15:restartNumberingAfterBreak="0">
+    <w:nsid w:val="6BC708BB"/>
+    <w:multiLevelType w:val="hybridMultilevel"/>
+    <w:tmpl w:val="36468BD8"/>
+    <w:lvl w:ilvl="0" w:tplc="04190001">
+      <w:start w:val="1"/>
+      <w:numFmt w:val="bullet"/>
+      <w:lvlText w:val=""/>
+      <w:lvlJc w:val="left"/>
+      <w:pPr>
+        <w:ind w:left="1429" w:hanging="360"/>
+      </w:pPr>
+      <w:rPr>
+        <w:rFonts w:ascii="Symbol" w:hAnsi="Symbol" w:hint="default"/>
+      </w:rPr>
+    </w:lvl>
+    <w:lvl w:ilvl="1" w:tplc="04190003" w:tentative="1">
+      <w:start w:val="1"/>
+      <w:numFmt w:val="bullet"/>
+      <w:lvlText w:val="o"/>
+      <w:lvlJc w:val="left"/>
+      <w:pPr>
+        <w:ind w:left="2149" w:hanging="360"/>
+      </w:pPr>
+      <w:rPr>
+        <w:rFonts w:ascii="Courier New" w:hAnsi="Courier New" w:cs="Courier New" w:hint="default"/>
+      </w:rPr>
+    </w:lvl>
+    <w:lvl w:ilvl="2" w:tplc="04190005" w:tentative="1">
+      <w:start w:val="1"/>
+      <w:numFmt w:val="bullet"/>
+      <w:lvlText w:val=""/>
+      <w:lvlJc w:val="left"/>
+      <w:pPr>
+        <w:ind w:left="2869" w:hanging="360"/>
+      </w:pPr>
+      <w:rPr>
+        <w:rFonts w:ascii="Wingdings" w:hAnsi="Wingdings" w:hint="default"/>
+      </w:rPr>
+    </w:lvl>
+    <w:lvl w:ilvl="3" w:tplc="04190001" w:tentative="1">
+      <w:start w:val="1"/>
+      <w:numFmt w:val="bullet"/>
+      <w:lvlText w:val=""/>
+      <w:lvlJc w:val="left"/>
+      <w:pPr>
+        <w:ind w:left="3589" w:hanging="360"/>
+      </w:pPr>
+      <w:rPr>
+        <w:rFonts w:ascii="Symbol" w:hAnsi="Symbol" w:hint="default"/>
+      </w:rPr>
+    </w:lvl>
+    <w:lvl w:ilvl="4" w:tplc="04190003" w:tentative="1">
+      <w:start w:val="1"/>
+      <w:numFmt w:val="bullet"/>
+      <w:lvlText w:val="o"/>
+      <w:lvlJc w:val="left"/>
+      <w:pPr>
+        <w:ind w:left="4309" w:hanging="360"/>
+      </w:pPr>
+      <w:rPr>
+        <w:rFonts w:ascii="Courier New" w:hAnsi="Courier New" w:cs="Courier New" w:hint="default"/>
+      </w:rPr>
+    </w:lvl>
+    <w:lvl w:ilvl="5" w:tplc="04190005" w:tentative="1">
+      <w:start w:val="1"/>
+      <w:numFmt w:val="bullet"/>
+      <w:lvlText w:val=""/>
+      <w:lvlJc w:val="left"/>
+      <w:pPr>
+        <w:ind w:left="5029" w:hanging="360"/>
+      </w:pPr>
+      <w:rPr>
+        <w:rFonts w:ascii="Wingdings" w:hAnsi="Wingdings" w:hint="default"/>
+      </w:rPr>
+    </w:lvl>
+    <w:lvl w:ilvl="6" w:tplc="04190001" w:tentative="1">
+      <w:start w:val="1"/>
+      <w:numFmt w:val="bullet"/>
+      <w:lvlText w:val=""/>
+      <w:lvlJc w:val="left"/>
+      <w:pPr>
+        <w:ind w:left="5749" w:hanging="360"/>
+      </w:pPr>
+      <w:rPr>
+        <w:rFonts w:ascii="Symbol" w:hAnsi="Symbol" w:hint="default"/>
+      </w:rPr>
+    </w:lvl>
+    <w:lvl w:ilvl="7" w:tplc="04190003" w:tentative="1">
+      <w:start w:val="1"/>
+      <w:numFmt w:val="bullet"/>
+      <w:lvlText w:val="o"/>
+      <w:lvlJc w:val="left"/>
+      <w:pPr>
+        <w:ind w:left="6469" w:hanging="360"/>
+      </w:pPr>
+      <w:rPr>
+        <w:rFonts w:ascii="Courier New" w:hAnsi="Courier New" w:cs="Courier New" w:hint="default"/>
+      </w:rPr>
+    </w:lvl>
+    <w:lvl w:ilvl="8" w:tplc="04190005" w:tentative="1">
+      <w:start w:val="1"/>
+      <w:numFmt w:val="bullet"/>
+      <w:lvlText w:val=""/>
+      <w:lvlJc w:val="left"/>
+      <w:pPr>
+        <w:ind w:left="7189" w:hanging="360"/>
+      </w:pPr>
+      <w:rPr>
+        <w:rFonts w:ascii="Wingdings" w:hAnsi="Wingdings" w:hint="default"/>
+      </w:rPr>
+    </w:lvl>
+  </w:abstractNum>
+  <w:abstractNum w:abstractNumId="17" w15:restartNumberingAfterBreak="0">
     <w:nsid w:val="71187ADB"/>
     <w:multiLevelType w:val="hybridMultilevel"/>
     <w:tmpl w:val="FDA426F2"/>
@@ -11534,23 +19394,174 @@
       </w:pPr>
     </w:lvl>
   </w:abstractNum>
+  <w:abstractNum w:abstractNumId="18" w15:restartNumberingAfterBreak="0">
+    <w:nsid w:val="786510DE"/>
+    <w:multiLevelType w:val="hybridMultilevel"/>
+    <w:tmpl w:val="C314938C"/>
+    <w:lvl w:ilvl="0" w:tplc="48149B3C">
+      <w:numFmt w:val="bullet"/>
+      <w:lvlText w:val=""/>
+      <w:lvlJc w:val="left"/>
+      <w:pPr>
+        <w:ind w:left="720" w:hanging="360"/>
+      </w:pPr>
+      <w:rPr>
+        <w:rFonts w:ascii="Wingdings" w:eastAsiaTheme="minorEastAsia" w:hAnsi="Wingdings" w:cs="Times New Roman" w:hint="default"/>
+      </w:rPr>
+    </w:lvl>
+    <w:lvl w:ilvl="1" w:tplc="04190003" w:tentative="1">
+      <w:start w:val="1"/>
+      <w:numFmt w:val="bullet"/>
+      <w:lvlText w:val="o"/>
+      <w:lvlJc w:val="left"/>
+      <w:pPr>
+        <w:ind w:left="1440" w:hanging="360"/>
+      </w:pPr>
+      <w:rPr>
+        <w:rFonts w:ascii="Courier New" w:hAnsi="Courier New" w:cs="Courier New" w:hint="default"/>
+      </w:rPr>
+    </w:lvl>
+    <w:lvl w:ilvl="2" w:tplc="04190005" w:tentative="1">
+      <w:start w:val="1"/>
+      <w:numFmt w:val="bullet"/>
+      <w:lvlText w:val=""/>
+      <w:lvlJc w:val="left"/>
+      <w:pPr>
+        <w:ind w:left="2160" w:hanging="360"/>
+      </w:pPr>
+      <w:rPr>
+        <w:rFonts w:ascii="Wingdings" w:hAnsi="Wingdings" w:hint="default"/>
+      </w:rPr>
+    </w:lvl>
+    <w:lvl w:ilvl="3" w:tplc="04190001" w:tentative="1">
+      <w:start w:val="1"/>
+      <w:numFmt w:val="bullet"/>
+      <w:lvlText w:val=""/>
+      <w:lvlJc w:val="left"/>
+      <w:pPr>
+        <w:ind w:left="2880" w:hanging="360"/>
+      </w:pPr>
+      <w:rPr>
+        <w:rFonts w:ascii="Symbol" w:hAnsi="Symbol" w:hint="default"/>
+      </w:rPr>
+    </w:lvl>
+    <w:lvl w:ilvl="4" w:tplc="04190003" w:tentative="1">
+      <w:start w:val="1"/>
+      <w:numFmt w:val="bullet"/>
+      <w:lvlText w:val="o"/>
+      <w:lvlJc w:val="left"/>
+      <w:pPr>
+        <w:ind w:left="3600" w:hanging="360"/>
+      </w:pPr>
+      <w:rPr>
+        <w:rFonts w:ascii="Courier New" w:hAnsi="Courier New" w:cs="Courier New" w:hint="default"/>
+      </w:rPr>
+    </w:lvl>
+    <w:lvl w:ilvl="5" w:tplc="04190005" w:tentative="1">
+      <w:start w:val="1"/>
+      <w:numFmt w:val="bullet"/>
+      <w:lvlText w:val=""/>
+      <w:lvlJc w:val="left"/>
+      <w:pPr>
+        <w:ind w:left="4320" w:hanging="360"/>
+      </w:pPr>
+      <w:rPr>
+        <w:rFonts w:ascii="Wingdings" w:hAnsi="Wingdings" w:hint="default"/>
+      </w:rPr>
+    </w:lvl>
+    <w:lvl w:ilvl="6" w:tplc="04190001" w:tentative="1">
+      <w:start w:val="1"/>
+      <w:numFmt w:val="bullet"/>
+      <w:lvlText w:val=""/>
+      <w:lvlJc w:val="left"/>
+      <w:pPr>
+        <w:ind w:left="5040" w:hanging="360"/>
+      </w:pPr>
+      <w:rPr>
+        <w:rFonts w:ascii="Symbol" w:hAnsi="Symbol" w:hint="default"/>
+      </w:rPr>
+    </w:lvl>
+    <w:lvl w:ilvl="7" w:tplc="04190003" w:tentative="1">
+      <w:start w:val="1"/>
+      <w:numFmt w:val="bullet"/>
+      <w:lvlText w:val="o"/>
+      <w:lvlJc w:val="left"/>
+      <w:pPr>
+        <w:ind w:left="5760" w:hanging="360"/>
+      </w:pPr>
+      <w:rPr>
+        <w:rFonts w:ascii="Courier New" w:hAnsi="Courier New" w:cs="Courier New" w:hint="default"/>
+      </w:rPr>
+    </w:lvl>
+    <w:lvl w:ilvl="8" w:tplc="04190005" w:tentative="1">
+      <w:start w:val="1"/>
+      <w:numFmt w:val="bullet"/>
+      <w:lvlText w:val=""/>
+      <w:lvlJc w:val="left"/>
+      <w:pPr>
+        <w:ind w:left="6480" w:hanging="360"/>
+      </w:pPr>
+      <w:rPr>
+        <w:rFonts w:ascii="Wingdings" w:hAnsi="Wingdings" w:hint="default"/>
+      </w:rPr>
+    </w:lvl>
+  </w:abstractNum>
   <w:num w:numId="1">
+    <w:abstractNumId w:val="1"/>
+  </w:num>
+  <w:num w:numId="2">
+    <w:abstractNumId w:val="8"/>
+  </w:num>
+  <w:num w:numId="3">
+    <w:abstractNumId w:val="6"/>
+  </w:num>
+  <w:num w:numId="4">
+    <w:abstractNumId w:val="17"/>
+  </w:num>
+  <w:num w:numId="5">
+    <w:abstractNumId w:val="3"/>
+  </w:num>
+  <w:num w:numId="6">
+    <w:abstractNumId w:val="16"/>
+  </w:num>
+  <w:num w:numId="7">
+    <w:abstractNumId w:val="14"/>
+  </w:num>
+  <w:num w:numId="8">
+    <w:abstractNumId w:val="9"/>
+  </w:num>
+  <w:num w:numId="9">
+    <w:abstractNumId w:val="5"/>
+  </w:num>
+  <w:num w:numId="10">
+    <w:abstractNumId w:val="15"/>
+  </w:num>
+  <w:num w:numId="11">
+    <w:abstractNumId w:val="7"/>
+  </w:num>
+  <w:num w:numId="12">
+    <w:abstractNumId w:val="11"/>
+  </w:num>
+  <w:num w:numId="13">
     <w:abstractNumId w:val="0"/>
   </w:num>
-  <w:num w:numId="2">
-    <w:abstractNumId w:val="3"/>
+  <w:num w:numId="14">
+    <w:abstractNumId w:val="12"/>
   </w:num>
-  <w:num w:numId="3">
+  <w:num w:numId="15">
+    <w:abstractNumId w:val="10"/>
+  </w:num>
+  <w:num w:numId="16">
+    <w:abstractNumId w:val="13"/>
+  </w:num>
+  <w:num w:numId="17">
+    <w:abstractNumId w:val="4"/>
+  </w:num>
+  <w:num w:numId="18">
     <w:abstractNumId w:val="2"/>
   </w:num>
-  <w:num w:numId="4">
-    <w:abstractNumId w:val="5"/>
-  </w:num>
-  <w:num w:numId="5">
-    <w:abstractNumId w:val="1"/>
-  </w:num>
-  <w:num w:numId="6">
-    <w:abstractNumId w:val="4"/>
+  <w:num w:numId="19">
+    <w:abstractNumId w:val="18"/>
   </w:num>
 </w:numbering>
 </file>
@@ -12692,7 +20703,568 @@
       <w14:ligatures w14:val="none"/>
     </w:rPr>
   </w:style>
+  <w:style w:type="character" w:styleId="af3">
+    <w:name w:val="Placeholder Text"/>
+    <w:basedOn w:val="a0"/>
+    <w:uiPriority w:val="99"/>
+    <w:semiHidden/>
+    <w:rsid w:val="00EC115E"/>
+    <w:rPr>
+      <w:color w:val="808080"/>
+    </w:rPr>
+  </w:style>
 </w:styles>
+</file>
+
+<file path=word/glossary/document.xml><?xml version="1.0" encoding="utf-8"?>
+<w:glossaryDocument xmlns:wpc="http://schemas.microsoft.com/office/word/2010/wordprocessingCanvas" xmlns:cx="http://schemas.microsoft.com/office/drawing/2014/chartex" xmlns:mc="http://schemas.openxmlformats.org/markup-compatibility/2006" xmlns:o="urn:schemas-microsoft-com:office:office" xmlns:r="http://schemas.openxmlformats.org/officeDocument/2006/relationships" xmlns:m="http://schemas.openxmlformats.org/officeDocument/2006/math" xmlns:v="urn:schemas-microsoft-com:vml" xmlns:wp14="http://schemas.microsoft.com/office/word/2010/wordprocessingDrawing" xmlns:wp="http://schemas.openxmlformats.org/drawingml/2006/wordprocessingDrawing" xmlns:w10="urn:schemas-microsoft-com:office:word" xmlns:w="http://schemas.openxmlformats.org/wordprocessingml/2006/main" xmlns:w14="http://schemas.microsoft.com/office/word/2010/wordml" xmlns:w15="http://schemas.microsoft.com/office/word/2012/wordml" xmlns:w16se="http://schemas.microsoft.com/office/word/2015/wordml/symex" xmlns:wpg="http://schemas.microsoft.com/office/word/2010/wordprocessingGroup" xmlns:wpi="http://schemas.microsoft.com/office/word/2010/wordprocessingInk" xmlns:wne="http://schemas.microsoft.com/office/word/2006/wordml" xmlns:wps="http://schemas.microsoft.com/office/word/2010/wordprocessingShape" mc:Ignorable="w14 w15 w16se wp14"/>
+</file>
+
+<file path=word/glossary/fontTable.xml><?xml version="1.0" encoding="utf-8"?>
+<w:fonts xmlns:mc="http://schemas.openxmlformats.org/markup-compatibility/2006" xmlns:r="http://schemas.openxmlformats.org/officeDocument/2006/relationships" xmlns:w="http://schemas.openxmlformats.org/wordprocessingml/2006/main" xmlns:w14="http://schemas.microsoft.com/office/word/2010/wordml" xmlns:w15="http://schemas.microsoft.com/office/word/2012/wordml" xmlns:w16se="http://schemas.microsoft.com/office/word/2015/wordml/symex" mc:Ignorable="w14 w15 w16se">
+  <w:font w:name="Wingdings">
+    <w:panose1 w:val="05000000000000000000"/>
+    <w:charset w:val="02"/>
+    <w:family w:val="auto"/>
+    <w:pitch w:val="variable"/>
+    <w:sig w:usb0="00000000" w:usb1="10000000" w:usb2="00000000" w:usb3="00000000" w:csb0="80000000" w:csb1="00000000"/>
+  </w:font>
+  <w:font w:name="Times New Roman">
+    <w:panose1 w:val="02020603050405020304"/>
+    <w:charset w:val="00"/>
+    <w:family w:val="roman"/>
+    <w:pitch w:val="variable"/>
+    <w:sig w:usb0="E0002EFF" w:usb1="C000785B" w:usb2="00000009" w:usb3="00000000" w:csb0="000001FF" w:csb1="00000000"/>
+  </w:font>
+  <w:font w:name="Courier New">
+    <w:panose1 w:val="02070309020205020404"/>
+    <w:charset w:val="CC"/>
+    <w:family w:val="modern"/>
+    <w:pitch w:val="fixed"/>
+    <w:sig w:usb0="E0002EFF" w:usb1="C0007843" w:usb2="00000009" w:usb3="00000000" w:csb0="000001FF" w:csb1="00000000"/>
+  </w:font>
+  <w:font w:name="Symbol">
+    <w:panose1 w:val="05050102010706020507"/>
+    <w:charset w:val="02"/>
+    <w:family w:val="roman"/>
+    <w:pitch w:val="variable"/>
+    <w:sig w:usb0="00000000" w:usb1="10000000" w:usb2="00000000" w:usb3="00000000" w:csb0="80000000" w:csb1="00000000"/>
+  </w:font>
+  <w:font w:name="Calibri">
+    <w:panose1 w:val="020F0502020204030204"/>
+    <w:charset w:val="CC"/>
+    <w:family w:val="swiss"/>
+    <w:pitch w:val="variable"/>
+    <w:sig w:usb0="E4002EFF" w:usb1="C200247B" w:usb2="00000009" w:usb3="00000000" w:csb0="000001FF" w:csb1="00000000"/>
+  </w:font>
+  <w:font w:name="Times New Roman (Заголовки (сло">
+    <w:altName w:val="Times New Roman"/>
+    <w:charset w:val="00"/>
+    <w:family w:val="roman"/>
+    <w:pitch w:val="variable"/>
+    <w:sig w:usb0="E0002AFF" w:usb1="C0007841" w:usb2="00000009" w:usb3="00000000" w:csb0="000001FF" w:csb1="00000000"/>
+  </w:font>
+  <w:font w:name="Segoe UI">
+    <w:panose1 w:val="020B0502040204020203"/>
+    <w:charset w:val="CC"/>
+    <w:family w:val="swiss"/>
+    <w:pitch w:val="variable"/>
+    <w:sig w:usb0="E4002EFF" w:usb1="C000E47F" w:usb2="00000009" w:usb3="00000000" w:csb0="000001FF" w:csb1="00000000"/>
+  </w:font>
+  <w:font w:name="Calibri Light">
+    <w:panose1 w:val="020F0302020204030204"/>
+    <w:charset w:val="CC"/>
+    <w:family w:val="swiss"/>
+    <w:pitch w:val="variable"/>
+    <w:sig w:usb0="E4002EFF" w:usb1="C200247B" w:usb2="00000009" w:usb3="00000000" w:csb0="000001FF" w:csb1="00000000"/>
+  </w:font>
+  <w:font w:name="Cambria Math">
+    <w:panose1 w:val="02040503050406030204"/>
+    <w:charset w:val="CC"/>
+    <w:family w:val="roman"/>
+    <w:pitch w:val="variable"/>
+    <w:sig w:usb0="E00006FF" w:usb1="420024FF" w:usb2="02000000" w:usb3="00000000" w:csb0="0000019F" w:csb1="00000000"/>
+  </w:font>
+</w:fonts>
+</file>
+
+<file path=word/glossary/settings.xml><?xml version="1.0" encoding="utf-8"?>
+<w:settings xmlns:mc="http://schemas.openxmlformats.org/markup-compatibility/2006" xmlns:o="urn:schemas-microsoft-com:office:office" xmlns:r="http://schemas.openxmlformats.org/officeDocument/2006/relationships" xmlns:m="http://schemas.openxmlformats.org/officeDocument/2006/math" xmlns:v="urn:schemas-microsoft-com:vml" xmlns:w10="urn:schemas-microsoft-com:office:word" xmlns:w="http://schemas.openxmlformats.org/wordprocessingml/2006/main" xmlns:w14="http://schemas.microsoft.com/office/word/2010/wordml" xmlns:w15="http://schemas.microsoft.com/office/word/2012/wordml" xmlns:w16se="http://schemas.microsoft.com/office/word/2015/wordml/symex" xmlns:sl="http://schemas.openxmlformats.org/schemaLibrary/2006/main" mc:Ignorable="w14 w15 w16se">
+  <w:view w:val="normal"/>
+  <w:defaultTabStop w:val="708"/>
+  <w:characterSpacingControl w:val="doNotCompress"/>
+  <w:compat>
+    <w:useFELayout/>
+    <w:compatSetting w:name="compatibilityMode" w:uri="http://schemas.microsoft.com/office/word" w:val="15"/>
+    <w:compatSetting w:name="overrideTableStyleFontSizeAndJustification" w:uri="http://schemas.microsoft.com/office/word" w:val="1"/>
+    <w:compatSetting w:name="enableOpenTypeFeatures" w:uri="http://schemas.microsoft.com/office/word" w:val="1"/>
+    <w:compatSetting w:name="doNotFlipMirrorIndents" w:uri="http://schemas.microsoft.com/office/word" w:val="1"/>
+    <w:compatSetting w:name="differentiateMultirowTableHeaders" w:uri="http://schemas.microsoft.com/office/word" w:val="1"/>
+  </w:compat>
+  <w:rsids>
+    <w:rsidRoot w:val="00095162"/>
+    <w:rsid w:val="00095162"/>
+  </w:rsids>
+  <m:mathPr>
+    <m:mathFont m:val="Cambria Math"/>
+    <m:brkBin m:val="before"/>
+    <m:brkBinSub m:val="--"/>
+    <m:smallFrac m:val="0"/>
+    <m:dispDef/>
+    <m:lMargin m:val="0"/>
+    <m:rMargin m:val="0"/>
+    <m:defJc m:val="centerGroup"/>
+    <m:wrapIndent m:val="1440"/>
+    <m:intLim m:val="subSup"/>
+    <m:naryLim m:val="undOvr"/>
+  </m:mathPr>
+  <w:themeFontLang w:val="ru-RU"/>
+  <w:clrSchemeMapping w:bg1="light1" w:t1="dark1" w:bg2="light2" w:t2="dark2" w:accent1="accent1" w:accent2="accent2" w:accent3="accent3" w:accent4="accent4" w:accent5="accent5" w:accent6="accent6" w:hyperlink="hyperlink" w:followedHyperlink="followedHyperlink"/>
+  <w:decimalSymbol w:val=","/>
+  <w:listSeparator w:val=";"/>
+  <w15:chartTrackingRefBased/>
+</w:settings>
+</file>
+
+<file path=word/glossary/styles.xml><?xml version="1.0" encoding="utf-8"?>
+<w:styles xmlns:mc="http://schemas.openxmlformats.org/markup-compatibility/2006" xmlns:r="http://schemas.openxmlformats.org/officeDocument/2006/relationships" xmlns:w="http://schemas.openxmlformats.org/wordprocessingml/2006/main" xmlns:w14="http://schemas.microsoft.com/office/word/2010/wordml" xmlns:w15="http://schemas.microsoft.com/office/word/2012/wordml" xmlns:w16se="http://schemas.microsoft.com/office/word/2015/wordml/symex" mc:Ignorable="w14 w15 w16se">
+  <w:docDefaults>
+    <w:rPrDefault>
+      <w:rPr>
+        <w:rFonts w:asciiTheme="minorHAnsi" w:eastAsiaTheme="minorEastAsia" w:hAnsiTheme="minorHAnsi" w:cstheme="minorBidi"/>
+        <w:sz w:val="22"/>
+        <w:szCs w:val="22"/>
+        <w:lang w:val="ru-RU" w:eastAsia="ru-RU" w:bidi="ar-SA"/>
+      </w:rPr>
+    </w:rPrDefault>
+    <w:pPrDefault>
+      <w:pPr>
+        <w:spacing w:after="160" w:line="259" w:lineRule="auto"/>
+      </w:pPr>
+    </w:pPrDefault>
+  </w:docDefaults>
+  <w:latentStyles w:defLockedState="0" w:defUIPriority="99" w:defSemiHidden="0" w:defUnhideWhenUsed="0" w:defQFormat="0" w:count="371">
+    <w:lsdException w:name="Normal" w:uiPriority="0" w:qFormat="1"/>
+    <w:lsdException w:name="heading 1" w:uiPriority="9" w:qFormat="1"/>
+    <w:lsdException w:name="heading 2" w:semiHidden="1" w:uiPriority="9" w:unhideWhenUsed="1" w:qFormat="1"/>
+    <w:lsdException w:name="heading 3" w:semiHidden="1" w:uiPriority="9" w:unhideWhenUsed="1" w:qFormat="1"/>
+    <w:lsdException w:name="heading 4" w:semiHidden="1" w:uiPriority="9" w:unhideWhenUsed="1" w:qFormat="1"/>
+    <w:lsdException w:name="heading 5" w:semiHidden="1" w:uiPriority="9" w:unhideWhenUsed="1" w:qFormat="1"/>
+    <w:lsdException w:name="heading 6" w:semiHidden="1" w:uiPriority="9" w:unhideWhenUsed="1" w:qFormat="1"/>
+    <w:lsdException w:name="heading 7" w:semiHidden="1" w:uiPriority="9" w:unhideWhenUsed="1" w:qFormat="1"/>
+    <w:lsdException w:name="heading 8" w:semiHidden="1" w:uiPriority="9" w:unhideWhenUsed="1" w:qFormat="1"/>
+    <w:lsdException w:name="heading 9" w:semiHidden="1" w:uiPriority="9" w:unhideWhenUsed="1" w:qFormat="1"/>
+    <w:lsdException w:name="index 1" w:semiHidden="1" w:unhideWhenUsed="1"/>
+    <w:lsdException w:name="index 2" w:semiHidden="1" w:unhideWhenUsed="1"/>
+    <w:lsdException w:name="index 3" w:semiHidden="1" w:unhideWhenUsed="1"/>
+    <w:lsdException w:name="index 4" w:semiHidden="1" w:unhideWhenUsed="1"/>
+    <w:lsdException w:name="index 5" w:semiHidden="1" w:unhideWhenUsed="1"/>
+    <w:lsdException w:name="index 6" w:semiHidden="1" w:unhideWhenUsed="1"/>
+    <w:lsdException w:name="index 7" w:semiHidden="1" w:unhideWhenUsed="1"/>
+    <w:lsdException w:name="index 8" w:semiHidden="1" w:unhideWhenUsed="1"/>
+    <w:lsdException w:name="index 9" w:semiHidden="1" w:unhideWhenUsed="1"/>
+    <w:lsdException w:name="toc 1" w:semiHidden="1" w:uiPriority="39" w:unhideWhenUsed="1"/>
+    <w:lsdException w:name="toc 2" w:semiHidden="1" w:uiPriority="39" w:unhideWhenUsed="1"/>
+    <w:lsdException w:name="toc 3" w:semiHidden="1" w:uiPriority="39" w:unhideWhenUsed="1"/>
+    <w:lsdException w:name="toc 4" w:semiHidden="1" w:uiPriority="39" w:unhideWhenUsed="1"/>
+    <w:lsdException w:name="toc 5" w:semiHidden="1" w:uiPriority="39" w:unhideWhenUsed="1"/>
+    <w:lsdException w:name="toc 6" w:semiHidden="1" w:uiPriority="39" w:unhideWhenUsed="1"/>
+    <w:lsdException w:name="toc 7" w:semiHidden="1" w:uiPriority="39" w:unhideWhenUsed="1"/>
+    <w:lsdException w:name="toc 8" w:semiHidden="1" w:uiPriority="39" w:unhideWhenUsed="1"/>
+    <w:lsdException w:name="toc 9" w:semiHidden="1" w:uiPriority="39" w:unhideWhenUsed="1"/>
+    <w:lsdException w:name="Normal Indent" w:semiHidden="1" w:unhideWhenUsed="1"/>
+    <w:lsdException w:name="footnote text" w:semiHidden="1" w:unhideWhenUsed="1"/>
+    <w:lsdException w:name="annotation text" w:semiHidden="1" w:unhideWhenUsed="1"/>
+    <w:lsdException w:name="header" w:semiHidden="1" w:unhideWhenUsed="1"/>
+    <w:lsdException w:name="footer" w:semiHidden="1" w:unhideWhenUsed="1"/>
+    <w:lsdException w:name="index heading" w:semiHidden="1" w:unhideWhenUsed="1"/>
+    <w:lsdException w:name="caption" w:semiHidden="1" w:uiPriority="35" w:unhideWhenUsed="1" w:qFormat="1"/>
+    <w:lsdException w:name="table of figures" w:semiHidden="1" w:unhideWhenUsed="1"/>
+    <w:lsdException w:name="envelope address" w:semiHidden="1" w:unhideWhenUsed="1"/>
+    <w:lsdException w:name="envelope return" w:semiHidden="1" w:unhideWhenUsed="1"/>
+    <w:lsdException w:name="footnote reference" w:semiHidden="1" w:unhideWhenUsed="1"/>
+    <w:lsdException w:name="annotation reference" w:semiHidden="1" w:unhideWhenUsed="1"/>
+    <w:lsdException w:name="line number" w:semiHidden="1" w:unhideWhenUsed="1"/>
+    <w:lsdException w:name="page number" w:semiHidden="1" w:unhideWhenUsed="1"/>
+    <w:lsdException w:name="endnote reference" w:semiHidden="1" w:unhideWhenUsed="1"/>
+    <w:lsdException w:name="endnote text" w:semiHidden="1" w:unhideWhenUsed="1"/>
+    <w:lsdException w:name="table of authorities" w:semiHidden="1" w:unhideWhenUsed="1"/>
+    <w:lsdException w:name="macro" w:semiHidden="1" w:unhideWhenUsed="1"/>
+    <w:lsdException w:name="toa heading" w:semiHidden="1" w:unhideWhenUsed="1"/>
+    <w:lsdException w:name="List" w:semiHidden="1" w:unhideWhenUsed="1"/>
+    <w:lsdException w:name="List Bullet" w:semiHidden="1" w:unhideWhenUsed="1"/>
+    <w:lsdException w:name="List Number" w:semiHidden="1" w:unhideWhenUsed="1"/>
+    <w:lsdException w:name="List 2" w:semiHidden="1" w:unhideWhenUsed="1"/>
+    <w:lsdException w:name="List 3" w:semiHidden="1" w:unhideWhenUsed="1"/>
+    <w:lsdException w:name="List 4" w:semiHidden="1" w:unhideWhenUsed="1"/>
+    <w:lsdException w:name="List 5" w:semiHidden="1" w:unhideWhenUsed="1"/>
+    <w:lsdException w:name="List Bullet 2" w:semiHidden="1" w:unhideWhenUsed="1"/>
+    <w:lsdException w:name="List Bullet 3" w:semiHidden="1" w:unhideWhenUsed="1"/>
+    <w:lsdException w:name="List Bullet 4" w:semiHidden="1" w:unhideWhenUsed="1"/>
+    <w:lsdException w:name="List Bullet 5" w:semiHidden="1" w:unhideWhenUsed="1"/>
+    <w:lsdException w:name="List Number 2" w:semiHidden="1" w:unhideWhenUsed="1"/>
+    <w:lsdException w:name="List Number 3" w:semiHidden="1" w:unhideWhenUsed="1"/>
+    <w:lsdException w:name="List Number 4" w:semiHidden="1" w:unhideWhenUsed="1"/>
+    <w:lsdException w:name="List Number 5" w:semiHidden="1" w:unhideWhenUsed="1"/>
+    <w:lsdException w:name="Title" w:uiPriority="10" w:qFormat="1"/>
+    <w:lsdException w:name="Closing" w:semiHidden="1" w:unhideWhenUsed="1"/>
+    <w:lsdException w:name="Signature" w:semiHidden="1" w:unhideWhenUsed="1"/>
+    <w:lsdException w:name="Default Paragraph Font" w:semiHidden="1" w:uiPriority="1" w:unhideWhenUsed="1"/>
+    <w:lsdException w:name="Body Text" w:semiHidden="1" w:unhideWhenUsed="1"/>
+    <w:lsdException w:name="Body Text Indent" w:semiHidden="1" w:unhideWhenUsed="1"/>
+    <w:lsdException w:name="List Continue" w:semiHidden="1" w:unhideWhenUsed="1"/>
+    <w:lsdException w:name="List Continue 2" w:semiHidden="1" w:unhideWhenUsed="1"/>
+    <w:lsdException w:name="List Continue 3" w:semiHidden="1" w:unhideWhenUsed="1"/>
+    <w:lsdException w:name="List Continue 4" w:semiHidden="1" w:unhideWhenUsed="1"/>
+    <w:lsdException w:name="List Continue 5" w:semiHidden="1" w:unhideWhenUsed="1"/>
+    <w:lsdException w:name="Message Header" w:semiHidden="1" w:unhideWhenUsed="1"/>
+    <w:lsdException w:name="Subtitle" w:uiPriority="11" w:qFormat="1"/>
+    <w:lsdException w:name="Salutation" w:semiHidden="1" w:unhideWhenUsed="1"/>
+    <w:lsdException w:name="Date" w:semiHidden="1" w:unhideWhenUsed="1"/>
+    <w:lsdException w:name="Body Text First Indent" w:semiHidden="1" w:unhideWhenUsed="1"/>
+    <w:lsdException w:name="Body Text First Indent 2" w:semiHidden="1" w:unhideWhenUsed="1"/>
+    <w:lsdException w:name="Note Heading" w:semiHidden="1" w:unhideWhenUsed="1"/>
+    <w:lsdException w:name="Body Text 2" w:semiHidden="1" w:unhideWhenUsed="1"/>
+    <w:lsdException w:name="Body Text 3" w:semiHidden="1" w:unhideWhenUsed="1"/>
+    <w:lsdException w:name="Body Text Indent 2" w:semiHidden="1" w:unhideWhenUsed="1"/>
+    <w:lsdException w:name="Body Text Indent 3" w:semiHidden="1" w:unhideWhenUsed="1"/>
+    <w:lsdException w:name="Block Text" w:semiHidden="1" w:unhideWhenUsed="1"/>
+    <w:lsdException w:name="Hyperlink" w:semiHidden="1" w:unhideWhenUsed="1"/>
+    <w:lsdException w:name="FollowedHyperlink" w:semiHidden="1" w:unhideWhenUsed="1"/>
+    <w:lsdException w:name="Strong" w:uiPriority="22" w:qFormat="1"/>
+    <w:lsdException w:name="Emphasis" w:uiPriority="20" w:qFormat="1"/>
+    <w:lsdException w:name="Document Map" w:semiHidden="1" w:unhideWhenUsed="1"/>
+    <w:lsdException w:name="Plain Text" w:semiHidden="1" w:unhideWhenUsed="1"/>
+    <w:lsdException w:name="E-mail Signature" w:semiHidden="1" w:unhideWhenUsed="1"/>
+    <w:lsdException w:name="HTML Top of Form" w:semiHidden="1" w:unhideWhenUsed="1"/>
+    <w:lsdException w:name="HTML Bottom of Form" w:semiHidden="1" w:unhideWhenUsed="1"/>
+    <w:lsdException w:name="Normal (Web)" w:semiHidden="1" w:unhideWhenUsed="1"/>
+    <w:lsdException w:name="HTML Acronym" w:semiHidden="1" w:unhideWhenUsed="1"/>
+    <w:lsdException w:name="HTML Address" w:semiHidden="1" w:unhideWhenUsed="1"/>
+    <w:lsdException w:name="HTML Cite" w:semiHidden="1" w:unhideWhenUsed="1"/>
+    <w:lsdException w:name="HTML Code" w:semiHidden="1" w:unhideWhenUsed="1"/>
+    <w:lsdException w:name="HTML Definition" w:semiHidden="1" w:unhideWhenUsed="1"/>
+    <w:lsdException w:name="HTML Keyboard" w:semiHidden="1" w:unhideWhenUsed="1"/>
+    <w:lsdException w:name="HTML Preformatted" w:semiHidden="1" w:unhideWhenUsed="1"/>
+    <w:lsdException w:name="HTML Sample" w:semiHidden="1" w:unhideWhenUsed="1"/>
+    <w:lsdException w:name="HTML Typewriter" w:semiHidden="1" w:unhideWhenUsed="1"/>
+    <w:lsdException w:name="HTML Variable" w:semiHidden="1" w:unhideWhenUsed="1"/>
+    <w:lsdException w:name="Normal Table" w:semiHidden="1" w:unhideWhenUsed="1"/>
+    <w:lsdException w:name="annotation subject" w:semiHidden="1" w:unhideWhenUsed="1"/>
+    <w:lsdException w:name="No List" w:semiHidden="1" w:unhideWhenUsed="1"/>
+    <w:lsdException w:name="Outline List 1" w:semiHidden="1" w:unhideWhenUsed="1"/>
+    <w:lsdException w:name="Outline List 2" w:semiHidden="1" w:unhideWhenUsed="1"/>
+    <w:lsdException w:name="Outline List 3" w:semiHidden="1" w:unhideWhenUsed="1"/>
+    <w:lsdException w:name="Table Simple 1" w:semiHidden="1" w:unhideWhenUsed="1"/>
+    <w:lsdException w:name="Table Simple 2" w:semiHidden="1" w:unhideWhenUsed="1"/>
+    <w:lsdException w:name="Table Simple 3" w:semiHidden="1" w:unhideWhenUsed="1"/>
+    <w:lsdException w:name="Table Classic 1" w:semiHidden="1" w:unhideWhenUsed="1"/>
+    <w:lsdException w:name="Table Classic 2" w:semiHidden="1" w:unhideWhenUsed="1"/>
+    <w:lsdException w:name="Table Classic 3" w:semiHidden="1" w:unhideWhenUsed="1"/>
+    <w:lsdException w:name="Table Classic 4" w:semiHidden="1" w:unhideWhenUsed="1"/>
+    <w:lsdException w:name="Table Colorful 1" w:semiHidden="1" w:unhideWhenUsed="1"/>
+    <w:lsdException w:name="Table Colorful 2" w:semiHidden="1" w:unhideWhenUsed="1"/>
+    <w:lsdException w:name="Table Colorful 3" w:semiHidden="1" w:unhideWhenUsed="1"/>
+    <w:lsdException w:name="Table Columns 1" w:semiHidden="1" w:unhideWhenUsed="1"/>
+    <w:lsdException w:name="Table Columns 2" w:semiHidden="1" w:unhideWhenUsed="1"/>
+    <w:lsdException w:name="Table Columns 3" w:semiHidden="1" w:unhideWhenUsed="1"/>
+    <w:lsdException w:name="Table Columns 4" w:semiHidden="1" w:unhideWhenUsed="1"/>
+    <w:lsdException w:name="Table Columns 5" w:semiHidden="1" w:unhideWhenUsed="1"/>
+    <w:lsdException w:name="Table Grid 1" w:semiHidden="1" w:unhideWhenUsed="1"/>
+    <w:lsdException w:name="Table Grid 2" w:semiHidden="1" w:unhideWhenUsed="1"/>
+    <w:lsdException w:name="Table Grid 3" w:semiHidden="1" w:unhideWhenUsed="1"/>
+    <w:lsdException w:name="Table Grid 4" w:semiHidden="1" w:unhideWhenUsed="1"/>
+    <w:lsdException w:name="Table Grid 5" w:semiHidden="1" w:unhideWhenUsed="1"/>
+    <w:lsdException w:name="Table Grid 6" w:semiHidden="1" w:unhideWhenUsed="1"/>
+    <w:lsdException w:name="Table Grid 7" w:semiHidden="1" w:unhideWhenUsed="1"/>
+    <w:lsdException w:name="Table Grid 8" w:semiHidden="1" w:unhideWhenUsed="1"/>
+    <w:lsdException w:name="Table List 1" w:semiHidden="1" w:unhideWhenUsed="1"/>
+    <w:lsdException w:name="Table List 2" w:semiHidden="1" w:unhideWhenUsed="1"/>
+    <w:lsdException w:name="Table List 3" w:semiHidden="1" w:unhideWhenUsed="1"/>
+    <w:lsdException w:name="Table List 4" w:semiHidden="1" w:unhideWhenUsed="1"/>
+    <w:lsdException w:name="Table List 5" w:semiHidden="1" w:unhideWhenUsed="1"/>
+    <w:lsdException w:name="Table List 6" w:semiHidden="1" w:unhideWhenUsed="1"/>
+    <w:lsdException w:name="Table List 7" w:semiHidden="1" w:unhideWhenUsed="1"/>
+    <w:lsdException w:name="Table List 8" w:semiHidden="1" w:unhideWhenUsed="1"/>
+    <w:lsdException w:name="Table 3D effects 1" w:semiHidden="1" w:unhideWhenUsed="1"/>
+    <w:lsdException w:name="Table 3D effects 2" w:semiHidden="1" w:unhideWhenUsed="1"/>
+    <w:lsdException w:name="Table 3D effects 3" w:semiHidden="1" w:unhideWhenUsed="1"/>
+    <w:lsdException w:name="Table Contemporary" w:semiHidden="1" w:unhideWhenUsed="1"/>
+    <w:lsdException w:name="Table Elegant" w:semiHidden="1" w:unhideWhenUsed="1"/>
+    <w:lsdException w:name="Table Professional" w:semiHidden="1" w:unhideWhenUsed="1"/>
+    <w:lsdException w:name="Table Subtle 1" w:semiHidden="1" w:unhideWhenUsed="1"/>
+    <w:lsdException w:name="Table Subtle 2" w:semiHidden="1" w:unhideWhenUsed="1"/>
+    <w:lsdException w:name="Table Web 1" w:semiHidden="1" w:unhideWhenUsed="1"/>
+    <w:lsdException w:name="Table Web 2" w:semiHidden="1" w:unhideWhenUsed="1"/>
+    <w:lsdException w:name="Table Web 3" w:semiHidden="1" w:unhideWhenUsed="1"/>
+    <w:lsdException w:name="Balloon Text" w:semiHidden="1" w:unhideWhenUsed="1"/>
+    <w:lsdException w:name="Table Grid" w:uiPriority="39"/>
+    <w:lsdException w:name="Table Theme" w:semiHidden="1" w:unhideWhenUsed="1"/>
+    <w:lsdException w:name="Placeholder Text" w:semiHidden="1"/>
+    <w:lsdException w:name="No Spacing" w:uiPriority="1" w:qFormat="1"/>
+    <w:lsdException w:name="Light Shading" w:uiPriority="60"/>
+    <w:lsdException w:name="Light List" w:uiPriority="61"/>
+    <w:lsdException w:name="Light Grid" w:uiPriority="62"/>
+    <w:lsdException w:name="Medium Shading 1" w:uiPriority="63"/>
+    <w:lsdException w:name="Medium Shading 2" w:uiPriority="64"/>
+    <w:lsdException w:name="Medium List 1" w:uiPriority="65"/>
+    <w:lsdException w:name="Medium List 2" w:uiPriority="66"/>
+    <w:lsdException w:name="Medium Grid 1" w:uiPriority="67"/>
+    <w:lsdException w:name="Medium Grid 2" w:uiPriority="68"/>
+    <w:lsdException w:name="Medium Grid 3" w:uiPriority="69"/>
+    <w:lsdException w:name="Dark List" w:uiPriority="70"/>
+    <w:lsdException w:name="Colorful Shading" w:uiPriority="71"/>
+    <w:lsdException w:name="Colorful List" w:uiPriority="72"/>
+    <w:lsdException w:name="Colorful Grid" w:uiPriority="73"/>
+    <w:lsdException w:name="Light Shading Accent 1" w:uiPriority="60"/>
+    <w:lsdException w:name="Light List Accent 1" w:uiPriority="61"/>
+    <w:lsdException w:name="Light Grid Accent 1" w:uiPriority="62"/>
+    <w:lsdException w:name="Medium Shading 1 Accent 1" w:uiPriority="63"/>
+    <w:lsdException w:name="Medium Shading 2 Accent 1" w:uiPriority="64"/>
+    <w:lsdException w:name="Medium List 1 Accent 1" w:uiPriority="65"/>
+    <w:lsdException w:name="Revision" w:semiHidden="1"/>
+    <w:lsdException w:name="List Paragraph" w:uiPriority="34" w:qFormat="1"/>
+    <w:lsdException w:name="Quote" w:uiPriority="29" w:qFormat="1"/>
+    <w:lsdException w:name="Intense Quote" w:uiPriority="30" w:qFormat="1"/>
+    <w:lsdException w:name="Medium List 2 Accent 1" w:uiPriority="66"/>
+    <w:lsdException w:name="Medium Grid 1 Accent 1" w:uiPriority="67"/>
+    <w:lsdException w:name="Medium Grid 2 Accent 1" w:uiPriority="68"/>
+    <w:lsdException w:name="Medium Grid 3 Accent 1" w:uiPriority="69"/>
+    <w:lsdException w:name="Dark List Accent 1" w:uiPriority="70"/>
+    <w:lsdException w:name="Colorful Shading Accent 1" w:uiPriority="71"/>
+    <w:lsdException w:name="Colorful List Accent 1" w:uiPriority="72"/>
+    <w:lsdException w:name="Colorful Grid Accent 1" w:uiPriority="73"/>
+    <w:lsdException w:name="Light Shading Accent 2" w:uiPriority="60"/>
+    <w:lsdException w:name="Light List Accent 2" w:uiPriority="61"/>
+    <w:lsdException w:name="Light Grid Accent 2" w:uiPriority="62"/>
+    <w:lsdException w:name="Medium Shading 1 Accent 2" w:uiPriority="63"/>
+    <w:lsdException w:name="Medium Shading 2 Accent 2" w:uiPriority="64"/>
+    <w:lsdException w:name="Medium List 1 Accent 2" w:uiPriority="65"/>
+    <w:lsdException w:name="Medium List 2 Accent 2" w:uiPriority="66"/>
+    <w:lsdException w:name="Medium Grid 1 Accent 2" w:uiPriority="67"/>
+    <w:lsdException w:name="Medium Grid 2 Accent 2" w:uiPriority="68"/>
+    <w:lsdException w:name="Medium Grid 3 Accent 2" w:uiPriority="69"/>
+    <w:lsdException w:name="Dark List Accent 2" w:uiPriority="70"/>
+    <w:lsdException w:name="Colorful Shading Accent 2" w:uiPriority="71"/>
+    <w:lsdException w:name="Colorful List Accent 2" w:uiPriority="72"/>
+    <w:lsdException w:name="Colorful Grid Accent 2" w:uiPriority="73"/>
+    <w:lsdException w:name="Light Shading Accent 3" w:uiPriority="60"/>
+    <w:lsdException w:name="Light List Accent 3" w:uiPriority="61"/>
+    <w:lsdException w:name="Light Grid Accent 3" w:uiPriority="62"/>
+    <w:lsdException w:name="Medium Shading 1 Accent 3" w:uiPriority="63"/>
+    <w:lsdException w:name="Medium Shading 2 Accent 3" w:uiPriority="64"/>
+    <w:lsdException w:name="Medium List 1 Accent 3" w:uiPriority="65"/>
+    <w:lsdException w:name="Medium List 2 Accent 3" w:uiPriority="66"/>
+    <w:lsdException w:name="Medium Grid 1 Accent 3" w:uiPriority="67"/>
+    <w:lsdException w:name="Medium Grid 2 Accent 3" w:uiPriority="68"/>
+    <w:lsdException w:name="Medium Grid 3 Accent 3" w:uiPriority="69"/>
+    <w:lsdException w:name="Dark List Accent 3" w:uiPriority="70"/>
+    <w:lsdException w:name="Colorful Shading Accent 3" w:uiPriority="71"/>
+    <w:lsdException w:name="Colorful List Accent 3" w:uiPriority="72"/>
+    <w:lsdException w:name="Colorful Grid Accent 3" w:uiPriority="73"/>
+    <w:lsdException w:name="Light Shading Accent 4" w:uiPriority="60"/>
+    <w:lsdException w:name="Light List Accent 4" w:uiPriority="61"/>
+    <w:lsdException w:name="Light Grid Accent 4" w:uiPriority="62"/>
+    <w:lsdException w:name="Medium Shading 1 Accent 4" w:uiPriority="63"/>
+    <w:lsdException w:name="Medium Shading 2 Accent 4" w:uiPriority="64"/>
+    <w:lsdException w:name="Medium List 1 Accent 4" w:uiPriority="65"/>
+    <w:lsdException w:name="Medium List 2 Accent 4" w:uiPriority="66"/>
+    <w:lsdException w:name="Medium Grid 1 Accent 4" w:uiPriority="67"/>
+    <w:lsdException w:name="Medium Grid 2 Accent 4" w:uiPriority="68"/>
+    <w:lsdException w:name="Medium Grid 3 Accent 4" w:uiPriority="69"/>
+    <w:lsdException w:name="Dark List Accent 4" w:uiPriority="70"/>
+    <w:lsdException w:name="Colorful Shading Accent 4" w:uiPriority="71"/>
+    <w:lsdException w:name="Colorful List Accent 4" w:uiPriority="72"/>
+    <w:lsdException w:name="Colorful Grid Accent 4" w:uiPriority="73"/>
+    <w:lsdException w:name="Light Shading Accent 5" w:uiPriority="60"/>
+    <w:lsdException w:name="Light List Accent 5" w:uiPriority="61"/>
+    <w:lsdException w:name="Light Grid Accent 5" w:uiPriority="62"/>
+    <w:lsdException w:name="Medium Shading 1 Accent 5" w:uiPriority="63"/>
+    <w:lsdException w:name="Medium Shading 2 Accent 5" w:uiPriority="64"/>
+    <w:lsdException w:name="Medium List 1 Accent 5" w:uiPriority="65"/>
+    <w:lsdException w:name="Medium List 2 Accent 5" w:uiPriority="66"/>
+    <w:lsdException w:name="Medium Grid 1 Accent 5" w:uiPriority="67"/>
+    <w:lsdException w:name="Medium Grid 2 Accent 5" w:uiPriority="68"/>
+    <w:lsdException w:name="Medium Grid 3 Accent 5" w:uiPriority="69"/>
+    <w:lsdException w:name="Dark List Accent 5" w:uiPriority="70"/>
+    <w:lsdException w:name="Colorful Shading Accent 5" w:uiPriority="71"/>
+    <w:lsdException w:name="Colorful List Accent 5" w:uiPriority="72"/>
+    <w:lsdException w:name="Colorful Grid Accent 5" w:uiPriority="73"/>
+    <w:lsdException w:name="Light Shading Accent 6" w:uiPriority="60"/>
+    <w:lsdException w:name="Light List Accent 6" w:uiPriority="61"/>
+    <w:lsdException w:name="Light Grid Accent 6" w:uiPriority="62"/>
+    <w:lsdException w:name="Medium Shading 1 Accent 6" w:uiPriority="63"/>
+    <w:lsdException w:name="Medium Shading 2 Accent 6" w:uiPriority="64"/>
+    <w:lsdException w:name="Medium List 1 Accent 6" w:uiPriority="65"/>
+    <w:lsdException w:name="Medium List 2 Accent 6" w:uiPriority="66"/>
+    <w:lsdException w:name="Medium Grid 1 Accent 6" w:uiPriority="67"/>
+    <w:lsdException w:name="Medium Grid 2 Accent 6" w:uiPriority="68"/>
+    <w:lsdException w:name="Medium Grid 3 Accent 6" w:uiPriority="69"/>
+    <w:lsdException w:name="Dark List Accent 6" w:uiPriority="70"/>
+    <w:lsdException w:name="Colorful Shading Accent 6" w:uiPriority="71"/>
+    <w:lsdException w:name="Colorful List Accent 6" w:uiPriority="72"/>
+    <w:lsdException w:name="Colorful Grid Accent 6" w:uiPriority="73"/>
+    <w:lsdException w:name="Subtle Emphasis" w:uiPriority="19" w:qFormat="1"/>
+    <w:lsdException w:name="Intense Emphasis" w:uiPriority="21" w:qFormat="1"/>
+    <w:lsdException w:name="Subtle Reference" w:uiPriority="31" w:qFormat="1"/>
+    <w:lsdException w:name="Intense Reference" w:uiPriority="32" w:qFormat="1"/>
+    <w:lsdException w:name="Book Title" w:uiPriority="33" w:qFormat="1"/>
+    <w:lsdException w:name="Bibliography" w:semiHidden="1" w:uiPriority="37" w:unhideWhenUsed="1"/>
+    <w:lsdException w:name="TOC Heading" w:semiHidden="1" w:uiPriority="39" w:unhideWhenUsed="1" w:qFormat="1"/>
+    <w:lsdException w:name="Plain Table 1" w:uiPriority="41"/>
+    <w:lsdException w:name="Plain Table 2" w:uiPriority="42"/>
+    <w:lsdException w:name="Plain Table 3" w:uiPriority="43"/>
+    <w:lsdException w:name="Plain Table 4" w:uiPriority="44"/>
+    <w:lsdException w:name="Plain Table 5" w:uiPriority="45"/>
+    <w:lsdException w:name="Grid Table Light" w:uiPriority="40"/>
+    <w:lsdException w:name="Grid Table 1 Light" w:uiPriority="46"/>
+    <w:lsdException w:name="Grid Table 2" w:uiPriority="47"/>
+    <w:lsdException w:name="Grid Table 3" w:uiPriority="48"/>
+    <w:lsdException w:name="Grid Table 4" w:uiPriority="49"/>
+    <w:lsdException w:name="Grid Table 5 Dark" w:uiPriority="50"/>
+    <w:lsdException w:name="Grid Table 6 Colorful" w:uiPriority="51"/>
+    <w:lsdException w:name="Grid Table 7 Colorful" w:uiPriority="52"/>
+    <w:lsdException w:name="Grid Table 1 Light Accent 1" w:uiPriority="46"/>
+    <w:lsdException w:name="Grid Table 2 Accent 1" w:uiPriority="47"/>
+    <w:lsdException w:name="Grid Table 3 Accent 1" w:uiPriority="48"/>
+    <w:lsdException w:name="Grid Table 4 Accent 1" w:uiPriority="49"/>
+    <w:lsdException w:name="Grid Table 5 Dark Accent 1" w:uiPriority="50"/>
+    <w:lsdException w:name="Grid Table 6 Colorful Accent 1" w:uiPriority="51"/>
+    <w:lsdException w:name="Grid Table 7 Colorful Accent 1" w:uiPriority="52"/>
+    <w:lsdException w:name="Grid Table 1 Light Accent 2" w:uiPriority="46"/>
+    <w:lsdException w:name="Grid Table 2 Accent 2" w:uiPriority="47"/>
+    <w:lsdException w:name="Grid Table 3 Accent 2" w:uiPriority="48"/>
+    <w:lsdException w:name="Grid Table 4 Accent 2" w:uiPriority="49"/>
+    <w:lsdException w:name="Grid Table 5 Dark Accent 2" w:uiPriority="50"/>
+    <w:lsdException w:name="Grid Table 6 Colorful Accent 2" w:uiPriority="51"/>
+    <w:lsdException w:name="Grid Table 7 Colorful Accent 2" w:uiPriority="52"/>
+    <w:lsdException w:name="Grid Table 1 Light Accent 3" w:uiPriority="46"/>
+    <w:lsdException w:name="Grid Table 2 Accent 3" w:uiPriority="47"/>
+    <w:lsdException w:name="Grid Table 3 Accent 3" w:uiPriority="48"/>
+    <w:lsdException w:name="Grid Table 4 Accent 3" w:uiPriority="49"/>
+    <w:lsdException w:name="Grid Table 5 Dark Accent 3" w:uiPriority="50"/>
+    <w:lsdException w:name="Grid Table 6 Colorful Accent 3" w:uiPriority="51"/>
+    <w:lsdException w:name="Grid Table 7 Colorful Accent 3" w:uiPriority="52"/>
+    <w:lsdException w:name="Grid Table 1 Light Accent 4" w:uiPriority="46"/>
+    <w:lsdException w:name="Grid Table 2 Accent 4" w:uiPriority="47"/>
+    <w:lsdException w:name="Grid Table 3 Accent 4" w:uiPriority="48"/>
+    <w:lsdException w:name="Grid Table 4 Accent 4" w:uiPriority="49"/>
+    <w:lsdException w:name="Grid Table 5 Dark Accent 4" w:uiPriority="50"/>
+    <w:lsdException w:name="Grid Table 6 Colorful Accent 4" w:uiPriority="51"/>
+    <w:lsdException w:name="Grid Table 7 Colorful Accent 4" w:uiPriority="52"/>
+    <w:lsdException w:name="Grid Table 1 Light Accent 5" w:uiPriority="46"/>
+    <w:lsdException w:name="Grid Table 2 Accent 5" w:uiPriority="47"/>
+    <w:lsdException w:name="Grid Table 3 Accent 5" w:uiPriority="48"/>
+    <w:lsdException w:name="Grid Table 4 Accent 5" w:uiPriority="49"/>
+    <w:lsdException w:name="Grid Table 5 Dark Accent 5" w:uiPriority="50"/>
+    <w:lsdException w:name="Grid Table 6 Colorful Accent 5" w:uiPriority="51"/>
+    <w:lsdException w:name="Grid Table 7 Colorful Accent 5" w:uiPriority="52"/>
+    <w:lsdException w:name="Grid Table 1 Light Accent 6" w:uiPriority="46"/>
+    <w:lsdException w:name="Grid Table 2 Accent 6" w:uiPriority="47"/>
+    <w:lsdException w:name="Grid Table 3 Accent 6" w:uiPriority="48"/>
+    <w:lsdException w:name="Grid Table 4 Accent 6" w:uiPriority="49"/>
+    <w:lsdException w:name="Grid Table 5 Dark Accent 6" w:uiPriority="50"/>
+    <w:lsdException w:name="Grid Table 6 Colorful Accent 6" w:uiPriority="51"/>
+    <w:lsdException w:name="Grid Table 7 Colorful Accent 6" w:uiPriority="52"/>
+    <w:lsdException w:name="List Table 1 Light" w:uiPriority="46"/>
+    <w:lsdException w:name="List Table 2" w:uiPriority="47"/>
+    <w:lsdException w:name="List Table 3" w:uiPriority="48"/>
+    <w:lsdException w:name="List Table 4" w:uiPriority="49"/>
+    <w:lsdException w:name="List Table 5 Dark" w:uiPriority="50"/>
+    <w:lsdException w:name="List Table 6 Colorful" w:uiPriority="51"/>
+    <w:lsdException w:name="List Table 7 Colorful" w:uiPriority="52"/>
+    <w:lsdException w:name="List Table 1 Light Accent 1" w:uiPriority="46"/>
+    <w:lsdException w:name="List Table 2 Accent 1" w:uiPriority="47"/>
+    <w:lsdException w:name="List Table 3 Accent 1" w:uiPriority="48"/>
+    <w:lsdException w:name="List Table 4 Accent 1" w:uiPriority="49"/>
+    <w:lsdException w:name="List Table 5 Dark Accent 1" w:uiPriority="50"/>
+    <w:lsdException w:name="List Table 6 Colorful Accent 1" w:uiPriority="51"/>
+    <w:lsdException w:name="List Table 7 Colorful Accent 1" w:uiPriority="52"/>
+    <w:lsdException w:name="List Table 1 Light Accent 2" w:uiPriority="46"/>
+    <w:lsdException w:name="List Table 2 Accent 2" w:uiPriority="47"/>
+    <w:lsdException w:name="List Table 3 Accent 2" w:uiPriority="48"/>
+    <w:lsdException w:name="List Table 4 Accent 2" w:uiPriority="49"/>
+    <w:lsdException w:name="List Table 5 Dark Accent 2" w:uiPriority="50"/>
+    <w:lsdException w:name="List Table 6 Colorful Accent 2" w:uiPriority="51"/>
+    <w:lsdException w:name="List Table 7 Colorful Accent 2" w:uiPriority="52"/>
+    <w:lsdException w:name="List Table 1 Light Accent 3" w:uiPriority="46"/>
+    <w:lsdException w:name="List Table 2 Accent 3" w:uiPriority="47"/>
+    <w:lsdException w:name="List Table 3 Accent 3" w:uiPriority="48"/>
+    <w:lsdException w:name="List Table 4 Accent 3" w:uiPriority="49"/>
+    <w:lsdException w:name="List Table 5 Dark Accent 3" w:uiPriority="50"/>
+    <w:lsdException w:name="List Table 6 Colorful Accent 3" w:uiPriority="51"/>
+    <w:lsdException w:name="List Table 7 Colorful Accent 3" w:uiPriority="52"/>
+    <w:lsdException w:name="List Table 1 Light Accent 4" w:uiPriority="46"/>
+    <w:lsdException w:name="List Table 2 Accent 4" w:uiPriority="47"/>
+    <w:lsdException w:name="List Table 3 Accent 4" w:uiPriority="48"/>
+    <w:lsdException w:name="List Table 4 Accent 4" w:uiPriority="49"/>
+    <w:lsdException w:name="List Table 5 Dark Accent 4" w:uiPriority="50"/>
+    <w:lsdException w:name="List Table 6 Colorful Accent 4" w:uiPriority="51"/>
+    <w:lsdException w:name="List Table 7 Colorful Accent 4" w:uiPriority="52"/>
+    <w:lsdException w:name="List Table 1 Light Accent 5" w:uiPriority="46"/>
+    <w:lsdException w:name="List Table 2 Accent 5" w:uiPriority="47"/>
+    <w:lsdException w:name="List Table 3 Accent 5" w:uiPriority="48"/>
+    <w:lsdException w:name="List Table 4 Accent 5" w:uiPriority="49"/>
+    <w:lsdException w:name="List Table 5 Dark Accent 5" w:uiPriority="50"/>
+    <w:lsdException w:name="List Table 6 Colorful Accent 5" w:uiPriority="51"/>
+    <w:lsdException w:name="List Table 7 Colorful Accent 5" w:uiPriority="52"/>
+    <w:lsdException w:name="List Table 1 Light Accent 6" w:uiPriority="46"/>
+    <w:lsdException w:name="List Table 2 Accent 6" w:uiPriority="47"/>
+    <w:lsdException w:name="List Table 3 Accent 6" w:uiPriority="48"/>
+    <w:lsdException w:name="List Table 4 Accent 6" w:uiPriority="49"/>
+    <w:lsdException w:name="List Table 5 Dark Accent 6" w:uiPriority="50"/>
+    <w:lsdException w:name="List Table 6 Colorful Accent 6" w:uiPriority="51"/>
+    <w:lsdException w:name="List Table 7 Colorful Accent 6" w:uiPriority="52"/>
+  </w:latentStyles>
+  <w:style w:type="paragraph" w:default="1" w:styleId="a">
+    <w:name w:val="Normal"/>
+    <w:qFormat/>
+  </w:style>
+  <w:style w:type="character" w:default="1" w:styleId="a0">
+    <w:name w:val="Default Paragraph Font"/>
+    <w:uiPriority w:val="1"/>
+    <w:semiHidden/>
+    <w:unhideWhenUsed/>
+  </w:style>
+  <w:style w:type="table" w:default="1" w:styleId="a1">
+    <w:name w:val="Normal Table"/>
+    <w:uiPriority w:val="99"/>
+    <w:semiHidden/>
+    <w:unhideWhenUsed/>
+    <w:tblPr>
+      <w:tblInd w:w="0" w:type="dxa"/>
+      <w:tblCellMar>
+        <w:top w:w="0" w:type="dxa"/>
+        <w:left w:w="108" w:type="dxa"/>
+        <w:bottom w:w="0" w:type="dxa"/>
+        <w:right w:w="108" w:type="dxa"/>
+      </w:tblCellMar>
+    </w:tblPr>
+  </w:style>
+  <w:style w:type="numbering" w:default="1" w:styleId="a2">
+    <w:name w:val="No List"/>
+    <w:uiPriority w:val="99"/>
+    <w:semiHidden/>
+    <w:unhideWhenUsed/>
+  </w:style>
+  <w:style w:type="character" w:styleId="a3">
+    <w:name w:val="Placeholder Text"/>
+    <w:basedOn w:val="a0"/>
+    <w:uiPriority w:val="99"/>
+    <w:semiHidden/>
+    <w:rsid w:val="00095162"/>
+    <w:rPr>
+      <w:color w:val="808080"/>
+    </w:rPr>
+  </w:style>
+</w:styles>
+</file>
+
+<file path=word/glossary/webSettings.xml><?xml version="1.0" encoding="utf-8"?>
+<w:webSettings xmlns:mc="http://schemas.openxmlformats.org/markup-compatibility/2006" xmlns:r="http://schemas.openxmlformats.org/officeDocument/2006/relationships" xmlns:w="http://schemas.openxmlformats.org/wordprocessingml/2006/main" xmlns:w14="http://schemas.microsoft.com/office/word/2010/wordml" xmlns:w15="http://schemas.microsoft.com/office/word/2012/wordml" xmlns:w16se="http://schemas.microsoft.com/office/word/2015/wordml/symex" mc:Ignorable="w14 w15 w16se">
+  <w:optimizeForBrowser/>
+  <w:allowPNG/>
+</w:webSettings>
 </file>
 
 <file path=word/theme/theme1.xml><?xml version="1.0" encoding="utf-8"?>
@@ -12995,7 +21567,7 @@
 </file>
 
 <file path=customXml/itemProps1.xml><?xml version="1.0" encoding="utf-8"?>
-<ds:datastoreItem xmlns:ds="http://schemas.openxmlformats.org/officeDocument/2006/customXml" ds:itemID="{76426793-D98D-4889-921F-2AD82485498D}">
+<ds:datastoreItem xmlns:ds="http://schemas.openxmlformats.org/officeDocument/2006/customXml" ds:itemID="{FE50BB35-7992-4A42-9A8F-263E682338DA}">
   <ds:schemaRefs>
     <ds:schemaRef ds:uri="http://schemas.openxmlformats.org/officeDocument/2006/bibliography"/>
   </ds:schemaRefs>

--- a/Курсовая работа.docx
+++ b/Курсовая работа.docx
@@ -1,6 +1,6 @@
 
 <file path=word/document.xml><?xml version="1.0" encoding="utf-8"?>
-<w:document xmlns:wpc="http://schemas.microsoft.com/office/word/2010/wordprocessingCanvas" xmlns:cx="http://schemas.microsoft.com/office/drawing/2014/chartex" xmlns:mc="http://schemas.openxmlformats.org/markup-compatibility/2006" xmlns:o="urn:schemas-microsoft-com:office:office" xmlns:r="http://schemas.openxmlformats.org/officeDocument/2006/relationships" xmlns:m="http://schemas.openxmlformats.org/officeDocument/2006/math" xmlns:v="urn:schemas-microsoft-com:vml" xmlns:wp14="http://schemas.microsoft.com/office/word/2010/wordprocessingDrawing" xmlns:wp="http://schemas.openxmlformats.org/drawingml/2006/wordprocessingDrawing" xmlns:w10="urn:schemas-microsoft-com:office:word" xmlns:w="http://schemas.openxmlformats.org/wordprocessingml/2006/main" xmlns:w14="http://schemas.microsoft.com/office/word/2010/wordml" xmlns:w15="http://schemas.microsoft.com/office/word/2012/wordml" xmlns:w16se="http://schemas.microsoft.com/office/word/2015/wordml/symex" xmlns:wpg="http://schemas.microsoft.com/office/word/2010/wordprocessingGroup" xmlns:wpi="http://schemas.microsoft.com/office/word/2010/wordprocessingInk" xmlns:wne="http://schemas.microsoft.com/office/word/2006/wordml" xmlns:wps="http://schemas.microsoft.com/office/word/2010/wordprocessingShape" mc:Ignorable="w14 w15 w16se wp14">
+<w:document xmlns:wpc="http://schemas.microsoft.com/office/word/2010/wordprocessingCanvas" xmlns:mc="http://schemas.openxmlformats.org/markup-compatibility/2006" xmlns:o="urn:schemas-microsoft-com:office:office" xmlns:r="http://schemas.openxmlformats.org/officeDocument/2006/relationships" xmlns:m="http://schemas.openxmlformats.org/officeDocument/2006/math" xmlns:v="urn:schemas-microsoft-com:vml" xmlns:wp14="http://schemas.microsoft.com/office/word/2010/wordprocessingDrawing" xmlns:wp="http://schemas.openxmlformats.org/drawingml/2006/wordprocessingDrawing" xmlns:w10="urn:schemas-microsoft-com:office:word" xmlns:w="http://schemas.openxmlformats.org/wordprocessingml/2006/main" xmlns:w14="http://schemas.microsoft.com/office/word/2010/wordml" xmlns:w15="http://schemas.microsoft.com/office/word/2012/wordml" xmlns:wpg="http://schemas.microsoft.com/office/word/2010/wordprocessingGroup" xmlns:wpi="http://schemas.microsoft.com/office/word/2010/wordprocessingInk" xmlns:wne="http://schemas.microsoft.com/office/word/2006/wordml" xmlns:wps="http://schemas.microsoft.com/office/word/2010/wordprocessingShape" mc:Ignorable="w14 w15 wp14">
   <w:body>
     <w:tbl>
       <w:tblPr>
@@ -1077,7 +1077,7 @@
             </w:rPr>
             <w:fldChar w:fldCharType="separate"/>
           </w:r>
-          <w:hyperlink w:anchor="_Toc228442966" w:history="1">
+          <w:hyperlink w:anchor="_Toc228464962" w:history="1">
             <w:r>
               <w:rPr>
                 <w:rStyle w:val="ad"/>
@@ -1109,7 +1109,7 @@
                 <w:webHidden/>
                 <w:sz w:val="28"/>
               </w:rPr>
-              <w:instrText xml:space="preserve"> PAGEREF _Toc228442966 \h </w:instrText>
+              <w:instrText xml:space="preserve"> PAGEREF _Toc228464962 \h </w:instrText>
             </w:r>
             <w:r>
               <w:rPr>
@@ -1157,7 +1157,7 @@
               <w:szCs w:val="22"/>
             </w:rPr>
           </w:pPr>
-          <w:hyperlink w:anchor="_Toc228442967" w:history="1">
+          <w:hyperlink w:anchor="_Toc228464963" w:history="1">
             <w:r>
               <w:rPr>
                 <w:rStyle w:val="ad"/>
@@ -1206,7 +1206,7 @@
                 <w:webHidden/>
                 <w:sz w:val="28"/>
               </w:rPr>
-              <w:instrText xml:space="preserve"> PAGEREF _Toc228442967 \h </w:instrText>
+              <w:instrText xml:space="preserve"> PAGEREF _Toc228464963 \h </w:instrText>
             </w:r>
             <w:r>
               <w:rPr>
@@ -1254,7 +1254,7 @@
               <w:szCs w:val="22"/>
             </w:rPr>
           </w:pPr>
-          <w:hyperlink w:anchor="_Toc228442968" w:history="1">
+          <w:hyperlink w:anchor="_Toc228464964" w:history="1">
             <w:r>
               <w:rPr>
                 <w:rStyle w:val="ad"/>
@@ -1303,7 +1303,7 @@
                 <w:webHidden/>
                 <w:sz w:val="28"/>
               </w:rPr>
-              <w:instrText xml:space="preserve"> PAGEREF _Toc228442968 \h </w:instrText>
+              <w:instrText xml:space="preserve"> PAGEREF _Toc228464964 \h </w:instrText>
             </w:r>
             <w:r>
               <w:rPr>
@@ -1351,7 +1351,7 @@
               <w:szCs w:val="22"/>
             </w:rPr>
           </w:pPr>
-          <w:hyperlink w:anchor="_Toc228442969" w:history="1">
+          <w:hyperlink w:anchor="_Toc228464965" w:history="1">
             <w:r>
               <w:rPr>
                 <w:rStyle w:val="ad"/>
@@ -1400,7 +1400,7 @@
                 <w:webHidden/>
                 <w:sz w:val="28"/>
               </w:rPr>
-              <w:instrText xml:space="preserve"> PAGEREF _Toc228442969 \h </w:instrText>
+              <w:instrText xml:space="preserve"> PAGEREF _Toc228464965 \h </w:instrText>
             </w:r>
             <w:r>
               <w:rPr>
@@ -1448,7 +1448,7 @@
               <w:szCs w:val="22"/>
             </w:rPr>
           </w:pPr>
-          <w:hyperlink w:anchor="_Toc228442970" w:history="1">
+          <w:hyperlink w:anchor="_Toc228464966" w:history="1">
             <w:r>
               <w:rPr>
                 <w:rStyle w:val="ad"/>
@@ -1497,7 +1497,7 @@
                 <w:webHidden/>
                 <w:sz w:val="28"/>
               </w:rPr>
-              <w:instrText xml:space="preserve"> PAGEREF _Toc228442970 \h </w:instrText>
+              <w:instrText xml:space="preserve"> PAGEREF _Toc228464966 \h </w:instrText>
             </w:r>
             <w:r>
               <w:rPr>
@@ -1545,7 +1545,7 @@
               <w:szCs w:val="22"/>
             </w:rPr>
           </w:pPr>
-          <w:hyperlink w:anchor="_Toc228442971" w:history="1">
+          <w:hyperlink w:anchor="_Toc228464967" w:history="1">
             <w:r>
               <w:rPr>
                 <w:rStyle w:val="ad"/>
@@ -1594,7 +1594,7 @@
                 <w:webHidden/>
                 <w:sz w:val="28"/>
               </w:rPr>
-              <w:instrText xml:space="preserve"> PAGEREF _Toc228442971 \h </w:instrText>
+              <w:instrText xml:space="preserve"> PAGEREF _Toc228464967 \h </w:instrText>
             </w:r>
             <w:r>
               <w:rPr>
@@ -1642,7 +1642,7 @@
               <w:szCs w:val="22"/>
             </w:rPr>
           </w:pPr>
-          <w:hyperlink w:anchor="_Toc228442972" w:history="1">
+          <w:hyperlink w:anchor="_Toc228464968" w:history="1">
             <w:r>
               <w:rPr>
                 <w:rStyle w:val="ad"/>
@@ -1691,7 +1691,7 @@
                 <w:webHidden/>
                 <w:sz w:val="28"/>
               </w:rPr>
-              <w:instrText xml:space="preserve"> PAGEREF _Toc228442972 \h </w:instrText>
+              <w:instrText xml:space="preserve"> PAGEREF _Toc228464968 \h </w:instrText>
             </w:r>
             <w:r>
               <w:rPr>
@@ -1739,7 +1739,7 @@
               <w:szCs w:val="22"/>
             </w:rPr>
           </w:pPr>
-          <w:hyperlink w:anchor="_Toc228442973" w:history="1">
+          <w:hyperlink w:anchor="_Toc228464969" w:history="1">
             <w:r>
               <w:rPr>
                 <w:rStyle w:val="ad"/>
@@ -1788,7 +1788,7 @@
                 <w:webHidden/>
                 <w:sz w:val="28"/>
               </w:rPr>
-              <w:instrText xml:space="preserve"> PAGEREF _Toc228442973 \h </w:instrText>
+              <w:instrText xml:space="preserve"> PAGEREF _Toc228464969 \h </w:instrText>
             </w:r>
             <w:r>
               <w:rPr>
@@ -1836,7 +1836,7 @@
               <w:szCs w:val="22"/>
             </w:rPr>
           </w:pPr>
-          <w:hyperlink w:anchor="_Toc228442974" w:history="1">
+          <w:hyperlink w:anchor="_Toc228464970" w:history="1">
             <w:r>
               <w:rPr>
                 <w:rStyle w:val="ad"/>
@@ -1885,7 +1885,7 @@
                 <w:webHidden/>
                 <w:sz w:val="28"/>
               </w:rPr>
-              <w:instrText xml:space="preserve"> PAGEREF _Toc228442974 \h </w:instrText>
+              <w:instrText xml:space="preserve"> PAGEREF _Toc228464970 \h </w:instrText>
             </w:r>
             <w:r>
               <w:rPr>
@@ -1933,7 +1933,7 @@
               <w:szCs w:val="22"/>
             </w:rPr>
           </w:pPr>
-          <w:hyperlink w:anchor="_Toc228442975" w:history="1">
+          <w:hyperlink w:anchor="_Toc228464971" w:history="1">
             <w:r>
               <w:rPr>
                 <w:rStyle w:val="ad"/>
@@ -1982,7 +1982,7 @@
                 <w:webHidden/>
                 <w:sz w:val="28"/>
               </w:rPr>
-              <w:instrText xml:space="preserve"> PAGEREF _Toc228442975 \h </w:instrText>
+              <w:instrText xml:space="preserve"> PAGEREF _Toc228464971 \h </w:instrText>
             </w:r>
             <w:r>
               <w:rPr>
@@ -2030,7 +2030,7 @@
               <w:szCs w:val="22"/>
             </w:rPr>
           </w:pPr>
-          <w:hyperlink w:anchor="_Toc228442976" w:history="1">
+          <w:hyperlink w:anchor="_Toc228464972" w:history="1">
             <w:r>
               <w:rPr>
                 <w:rStyle w:val="ad"/>
@@ -2079,7 +2079,7 @@
                 <w:webHidden/>
                 <w:sz w:val="28"/>
               </w:rPr>
-              <w:instrText xml:space="preserve"> PAGEREF _Toc228442976 \h </w:instrText>
+              <w:instrText xml:space="preserve"> PAGEREF _Toc228464972 \h </w:instrText>
             </w:r>
             <w:r>
               <w:rPr>
@@ -2103,6 +2103,801 @@
                 <w:sz w:val="28"/>
               </w:rPr>
               <w:t>29</w:t>
+            </w:r>
+            <w:r>
+              <w:rPr>
+                <w:noProof/>
+                <w:webHidden/>
+                <w:sz w:val="28"/>
+              </w:rPr>
+              <w:fldChar w:fldCharType="end"/>
+            </w:r>
+          </w:hyperlink>
+        </w:p>
+        <w:p>
+          <w:pPr>
+            <w:pStyle w:val="21"/>
+            <w:tabs>
+              <w:tab w:val="left" w:pos="880"/>
+              <w:tab w:val="right" w:leader="dot" w:pos="9345"/>
+            </w:tabs>
+            <w:rPr>
+              <w:rFonts w:asciiTheme="minorHAnsi" w:eastAsiaTheme="minorEastAsia" w:hAnsiTheme="minorHAnsi" w:cstheme="minorBidi"/>
+              <w:noProof/>
+              <w:szCs w:val="22"/>
+            </w:rPr>
+          </w:pPr>
+          <w:hyperlink w:anchor="_Toc228464973" w:history="1">
+            <w:r>
+              <w:rPr>
+                <w:rStyle w:val="ad"/>
+                <w:rFonts w:eastAsiaTheme="majorEastAsia"/>
+                <w:noProof/>
+                <w:sz w:val="28"/>
+              </w:rPr>
+              <w:t>2.3.</w:t>
+            </w:r>
+            <w:r>
+              <w:rPr>
+                <w:rFonts w:asciiTheme="minorHAnsi" w:eastAsiaTheme="minorEastAsia" w:hAnsiTheme="minorHAnsi" w:cstheme="minorBidi"/>
+                <w:noProof/>
+                <w:szCs w:val="22"/>
+              </w:rPr>
+              <w:tab/>
+            </w:r>
+            <w:r>
+              <w:rPr>
+                <w:rStyle w:val="ad"/>
+                <w:rFonts w:eastAsiaTheme="majorEastAsia"/>
+                <w:noProof/>
+                <w:sz w:val="28"/>
+              </w:rPr>
+              <w:t>Описание результатов первичного анализа</w:t>
+            </w:r>
+            <w:r>
+              <w:rPr>
+                <w:noProof/>
+                <w:webHidden/>
+                <w:sz w:val="28"/>
+              </w:rPr>
+              <w:tab/>
+            </w:r>
+            <w:r>
+              <w:rPr>
+                <w:noProof/>
+                <w:webHidden/>
+                <w:sz w:val="28"/>
+              </w:rPr>
+              <w:fldChar w:fldCharType="begin"/>
+            </w:r>
+            <w:r>
+              <w:rPr>
+                <w:noProof/>
+                <w:webHidden/>
+                <w:sz w:val="28"/>
+              </w:rPr>
+              <w:instrText xml:space="preserve"> PAGEREF _Toc228464973 \h </w:instrText>
+            </w:r>
+            <w:r>
+              <w:rPr>
+                <w:noProof/>
+                <w:webHidden/>
+                <w:sz w:val="28"/>
+              </w:rPr>
+            </w:r>
+            <w:r>
+              <w:rPr>
+                <w:noProof/>
+                <w:webHidden/>
+                <w:sz w:val="28"/>
+              </w:rPr>
+              <w:fldChar w:fldCharType="separate"/>
+            </w:r>
+            <w:r>
+              <w:rPr>
+                <w:noProof/>
+                <w:webHidden/>
+                <w:sz w:val="28"/>
+              </w:rPr>
+              <w:t>32</w:t>
+            </w:r>
+            <w:r>
+              <w:rPr>
+                <w:noProof/>
+                <w:webHidden/>
+                <w:sz w:val="28"/>
+              </w:rPr>
+              <w:fldChar w:fldCharType="end"/>
+            </w:r>
+          </w:hyperlink>
+        </w:p>
+        <w:p>
+          <w:pPr>
+            <w:pStyle w:val="31"/>
+            <w:tabs>
+              <w:tab w:val="left" w:pos="1320"/>
+              <w:tab w:val="right" w:leader="dot" w:pos="9345"/>
+            </w:tabs>
+            <w:rPr>
+              <w:rFonts w:asciiTheme="minorHAnsi" w:eastAsiaTheme="minorEastAsia" w:hAnsiTheme="minorHAnsi" w:cstheme="minorBidi"/>
+              <w:noProof/>
+              <w:szCs w:val="22"/>
+            </w:rPr>
+          </w:pPr>
+          <w:hyperlink w:anchor="_Toc228464974" w:history="1">
+            <w:r>
+              <w:rPr>
+                <w:rStyle w:val="ad"/>
+                <w:rFonts w:eastAsiaTheme="majorEastAsia"/>
+                <w:noProof/>
+                <w:sz w:val="28"/>
+              </w:rPr>
+              <w:t>2.3.1.</w:t>
+            </w:r>
+            <w:r>
+              <w:rPr>
+                <w:rFonts w:asciiTheme="minorHAnsi" w:eastAsiaTheme="minorEastAsia" w:hAnsiTheme="minorHAnsi" w:cstheme="minorBidi"/>
+                <w:noProof/>
+                <w:szCs w:val="22"/>
+              </w:rPr>
+              <w:tab/>
+            </w:r>
+            <w:r>
+              <w:rPr>
+                <w:rStyle w:val="ad"/>
+                <w:rFonts w:eastAsiaTheme="majorEastAsia"/>
+                <w:noProof/>
+                <w:sz w:val="28"/>
+              </w:rPr>
+              <w:t>Этап 1. Загрузка и первичное знакомство с данными</w:t>
+            </w:r>
+            <w:r>
+              <w:rPr>
+                <w:noProof/>
+                <w:webHidden/>
+                <w:sz w:val="28"/>
+              </w:rPr>
+              <w:tab/>
+            </w:r>
+            <w:r>
+              <w:rPr>
+                <w:noProof/>
+                <w:webHidden/>
+                <w:sz w:val="28"/>
+              </w:rPr>
+              <w:fldChar w:fldCharType="begin"/>
+            </w:r>
+            <w:r>
+              <w:rPr>
+                <w:noProof/>
+                <w:webHidden/>
+                <w:sz w:val="28"/>
+              </w:rPr>
+              <w:instrText xml:space="preserve"> PAGEREF _Toc228464974 \h </w:instrText>
+            </w:r>
+            <w:r>
+              <w:rPr>
+                <w:noProof/>
+                <w:webHidden/>
+                <w:sz w:val="28"/>
+              </w:rPr>
+            </w:r>
+            <w:r>
+              <w:rPr>
+                <w:noProof/>
+                <w:webHidden/>
+                <w:sz w:val="28"/>
+              </w:rPr>
+              <w:fldChar w:fldCharType="separate"/>
+            </w:r>
+            <w:r>
+              <w:rPr>
+                <w:noProof/>
+                <w:webHidden/>
+                <w:sz w:val="28"/>
+              </w:rPr>
+              <w:t>32</w:t>
+            </w:r>
+            <w:r>
+              <w:rPr>
+                <w:noProof/>
+                <w:webHidden/>
+                <w:sz w:val="28"/>
+              </w:rPr>
+              <w:fldChar w:fldCharType="end"/>
+            </w:r>
+          </w:hyperlink>
+        </w:p>
+        <w:p>
+          <w:pPr>
+            <w:pStyle w:val="31"/>
+            <w:tabs>
+              <w:tab w:val="left" w:pos="1320"/>
+              <w:tab w:val="right" w:leader="dot" w:pos="9345"/>
+            </w:tabs>
+            <w:rPr>
+              <w:rFonts w:asciiTheme="minorHAnsi" w:eastAsiaTheme="minorEastAsia" w:hAnsiTheme="minorHAnsi" w:cstheme="minorBidi"/>
+              <w:noProof/>
+              <w:szCs w:val="22"/>
+            </w:rPr>
+          </w:pPr>
+          <w:hyperlink w:anchor="_Toc228464975" w:history="1">
+            <w:r>
+              <w:rPr>
+                <w:rStyle w:val="ad"/>
+                <w:rFonts w:eastAsiaTheme="majorEastAsia"/>
+                <w:noProof/>
+                <w:sz w:val="28"/>
+              </w:rPr>
+              <w:t>2.3.2.</w:t>
+            </w:r>
+            <w:r>
+              <w:rPr>
+                <w:rFonts w:asciiTheme="minorHAnsi" w:eastAsiaTheme="minorEastAsia" w:hAnsiTheme="minorHAnsi" w:cstheme="minorBidi"/>
+                <w:noProof/>
+                <w:szCs w:val="22"/>
+              </w:rPr>
+              <w:tab/>
+            </w:r>
+            <w:r>
+              <w:rPr>
+                <w:rStyle w:val="ad"/>
+                <w:rFonts w:eastAsiaTheme="majorEastAsia"/>
+                <w:noProof/>
+                <w:sz w:val="28"/>
+              </w:rPr>
+              <w:t>Этап 2. Визуализация исходных данных</w:t>
+            </w:r>
+            <w:r>
+              <w:rPr>
+                <w:noProof/>
+                <w:webHidden/>
+                <w:sz w:val="28"/>
+              </w:rPr>
+              <w:tab/>
+            </w:r>
+            <w:r>
+              <w:rPr>
+                <w:noProof/>
+                <w:webHidden/>
+                <w:sz w:val="28"/>
+              </w:rPr>
+              <w:fldChar w:fldCharType="begin"/>
+            </w:r>
+            <w:r>
+              <w:rPr>
+                <w:noProof/>
+                <w:webHidden/>
+                <w:sz w:val="28"/>
+              </w:rPr>
+              <w:instrText xml:space="preserve"> PAGEREF _Toc228464975 \h </w:instrText>
+            </w:r>
+            <w:r>
+              <w:rPr>
+                <w:noProof/>
+                <w:webHidden/>
+                <w:sz w:val="28"/>
+              </w:rPr>
+            </w:r>
+            <w:r>
+              <w:rPr>
+                <w:noProof/>
+                <w:webHidden/>
+                <w:sz w:val="28"/>
+              </w:rPr>
+              <w:fldChar w:fldCharType="separate"/>
+            </w:r>
+            <w:r>
+              <w:rPr>
+                <w:noProof/>
+                <w:webHidden/>
+                <w:sz w:val="28"/>
+              </w:rPr>
+              <w:t>33</w:t>
+            </w:r>
+            <w:r>
+              <w:rPr>
+                <w:noProof/>
+                <w:webHidden/>
+                <w:sz w:val="28"/>
+              </w:rPr>
+              <w:fldChar w:fldCharType="end"/>
+            </w:r>
+          </w:hyperlink>
+        </w:p>
+        <w:p>
+          <w:pPr>
+            <w:pStyle w:val="31"/>
+            <w:tabs>
+              <w:tab w:val="left" w:pos="1320"/>
+              <w:tab w:val="right" w:leader="dot" w:pos="9345"/>
+            </w:tabs>
+            <w:rPr>
+              <w:rFonts w:asciiTheme="minorHAnsi" w:eastAsiaTheme="minorEastAsia" w:hAnsiTheme="minorHAnsi" w:cstheme="minorBidi"/>
+              <w:noProof/>
+              <w:szCs w:val="22"/>
+            </w:rPr>
+          </w:pPr>
+          <w:hyperlink w:anchor="_Toc228464976" w:history="1">
+            <w:r>
+              <w:rPr>
+                <w:rStyle w:val="ad"/>
+                <w:rFonts w:eastAsiaTheme="majorEastAsia"/>
+                <w:noProof/>
+                <w:sz w:val="28"/>
+              </w:rPr>
+              <w:t>2.3.3.</w:t>
+            </w:r>
+            <w:r>
+              <w:rPr>
+                <w:rFonts w:asciiTheme="minorHAnsi" w:eastAsiaTheme="minorEastAsia" w:hAnsiTheme="minorHAnsi" w:cstheme="minorBidi"/>
+                <w:noProof/>
+                <w:szCs w:val="22"/>
+              </w:rPr>
+              <w:tab/>
+            </w:r>
+            <w:r>
+              <w:rPr>
+                <w:rStyle w:val="ad"/>
+                <w:rFonts w:eastAsiaTheme="majorEastAsia"/>
+                <w:noProof/>
+                <w:sz w:val="28"/>
+              </w:rPr>
+              <w:t>Этап 3. Статистический анализ</w:t>
+            </w:r>
+            <w:r>
+              <w:rPr>
+                <w:noProof/>
+                <w:webHidden/>
+                <w:sz w:val="28"/>
+              </w:rPr>
+              <w:tab/>
+            </w:r>
+            <w:r>
+              <w:rPr>
+                <w:noProof/>
+                <w:webHidden/>
+                <w:sz w:val="28"/>
+              </w:rPr>
+              <w:fldChar w:fldCharType="begin"/>
+            </w:r>
+            <w:r>
+              <w:rPr>
+                <w:noProof/>
+                <w:webHidden/>
+                <w:sz w:val="28"/>
+              </w:rPr>
+              <w:instrText xml:space="preserve"> PAGEREF _Toc228464976 \h </w:instrText>
+            </w:r>
+            <w:r>
+              <w:rPr>
+                <w:noProof/>
+                <w:webHidden/>
+                <w:sz w:val="28"/>
+              </w:rPr>
+            </w:r>
+            <w:r>
+              <w:rPr>
+                <w:noProof/>
+                <w:webHidden/>
+                <w:sz w:val="28"/>
+              </w:rPr>
+              <w:fldChar w:fldCharType="separate"/>
+            </w:r>
+            <w:r>
+              <w:rPr>
+                <w:noProof/>
+                <w:webHidden/>
+                <w:sz w:val="28"/>
+              </w:rPr>
+              <w:t>35</w:t>
+            </w:r>
+            <w:r>
+              <w:rPr>
+                <w:noProof/>
+                <w:webHidden/>
+                <w:sz w:val="28"/>
+              </w:rPr>
+              <w:fldChar w:fldCharType="end"/>
+            </w:r>
+          </w:hyperlink>
+        </w:p>
+        <w:p>
+          <w:pPr>
+            <w:pStyle w:val="31"/>
+            <w:tabs>
+              <w:tab w:val="left" w:pos="1320"/>
+              <w:tab w:val="right" w:leader="dot" w:pos="9345"/>
+            </w:tabs>
+            <w:rPr>
+              <w:rFonts w:asciiTheme="minorHAnsi" w:eastAsiaTheme="minorEastAsia" w:hAnsiTheme="minorHAnsi" w:cstheme="minorBidi"/>
+              <w:noProof/>
+              <w:szCs w:val="22"/>
+            </w:rPr>
+          </w:pPr>
+          <w:hyperlink w:anchor="_Toc228464977" w:history="1">
+            <w:r>
+              <w:rPr>
+                <w:rStyle w:val="ad"/>
+                <w:rFonts w:eastAsiaTheme="majorEastAsia"/>
+                <w:noProof/>
+                <w:sz w:val="28"/>
+              </w:rPr>
+              <w:t>2.3.4.</w:t>
+            </w:r>
+            <w:r>
+              <w:rPr>
+                <w:rFonts w:asciiTheme="minorHAnsi" w:eastAsiaTheme="minorEastAsia" w:hAnsiTheme="minorHAnsi" w:cstheme="minorBidi"/>
+                <w:noProof/>
+                <w:szCs w:val="22"/>
+              </w:rPr>
+              <w:tab/>
+            </w:r>
+            <w:r>
+              <w:rPr>
+                <w:rStyle w:val="ad"/>
+                <w:rFonts w:eastAsiaTheme="majorEastAsia"/>
+                <w:noProof/>
+                <w:sz w:val="28"/>
+              </w:rPr>
+              <w:t>Этап 4. Анализ пропусков и выбросов</w:t>
+            </w:r>
+            <w:r>
+              <w:rPr>
+                <w:noProof/>
+                <w:webHidden/>
+                <w:sz w:val="28"/>
+              </w:rPr>
+              <w:tab/>
+            </w:r>
+            <w:r>
+              <w:rPr>
+                <w:noProof/>
+                <w:webHidden/>
+                <w:sz w:val="28"/>
+              </w:rPr>
+              <w:fldChar w:fldCharType="begin"/>
+            </w:r>
+            <w:r>
+              <w:rPr>
+                <w:noProof/>
+                <w:webHidden/>
+                <w:sz w:val="28"/>
+              </w:rPr>
+              <w:instrText xml:space="preserve"> PAGEREF _Toc228464977 \h </w:instrText>
+            </w:r>
+            <w:r>
+              <w:rPr>
+                <w:noProof/>
+                <w:webHidden/>
+                <w:sz w:val="28"/>
+              </w:rPr>
+            </w:r>
+            <w:r>
+              <w:rPr>
+                <w:noProof/>
+                <w:webHidden/>
+                <w:sz w:val="28"/>
+              </w:rPr>
+              <w:fldChar w:fldCharType="separate"/>
+            </w:r>
+            <w:r>
+              <w:rPr>
+                <w:noProof/>
+                <w:webHidden/>
+                <w:sz w:val="28"/>
+              </w:rPr>
+              <w:t>37</w:t>
+            </w:r>
+            <w:r>
+              <w:rPr>
+                <w:noProof/>
+                <w:webHidden/>
+                <w:sz w:val="28"/>
+              </w:rPr>
+              <w:fldChar w:fldCharType="end"/>
+            </w:r>
+          </w:hyperlink>
+        </w:p>
+        <w:p>
+          <w:pPr>
+            <w:pStyle w:val="31"/>
+            <w:tabs>
+              <w:tab w:val="left" w:pos="1320"/>
+              <w:tab w:val="right" w:leader="dot" w:pos="9345"/>
+            </w:tabs>
+            <w:rPr>
+              <w:rFonts w:asciiTheme="minorHAnsi" w:eastAsiaTheme="minorEastAsia" w:hAnsiTheme="minorHAnsi" w:cstheme="minorBidi"/>
+              <w:noProof/>
+              <w:szCs w:val="22"/>
+            </w:rPr>
+          </w:pPr>
+          <w:hyperlink w:anchor="_Toc228464978" w:history="1">
+            <w:r>
+              <w:rPr>
+                <w:rStyle w:val="ad"/>
+                <w:rFonts w:eastAsiaTheme="majorEastAsia"/>
+                <w:noProof/>
+                <w:sz w:val="28"/>
+              </w:rPr>
+              <w:t>2.3.5.</w:t>
+            </w:r>
+            <w:r>
+              <w:rPr>
+                <w:rFonts w:asciiTheme="minorHAnsi" w:eastAsiaTheme="minorEastAsia" w:hAnsiTheme="minorHAnsi" w:cstheme="minorBidi"/>
+                <w:noProof/>
+                <w:szCs w:val="22"/>
+              </w:rPr>
+              <w:tab/>
+            </w:r>
+            <w:r>
+              <w:rPr>
+                <w:rStyle w:val="ad"/>
+                <w:rFonts w:eastAsiaTheme="majorEastAsia"/>
+                <w:noProof/>
+                <w:sz w:val="28"/>
+              </w:rPr>
+              <w:t>Этап 5. Анализ диапазонов значений</w:t>
+            </w:r>
+            <w:r>
+              <w:rPr>
+                <w:noProof/>
+                <w:webHidden/>
+                <w:sz w:val="28"/>
+              </w:rPr>
+              <w:tab/>
+            </w:r>
+            <w:r>
+              <w:rPr>
+                <w:noProof/>
+                <w:webHidden/>
+                <w:sz w:val="28"/>
+              </w:rPr>
+              <w:fldChar w:fldCharType="begin"/>
+            </w:r>
+            <w:r>
+              <w:rPr>
+                <w:noProof/>
+                <w:webHidden/>
+                <w:sz w:val="28"/>
+              </w:rPr>
+              <w:instrText xml:space="preserve"> PAGEREF _Toc228464978 \h </w:instrText>
+            </w:r>
+            <w:r>
+              <w:rPr>
+                <w:noProof/>
+                <w:webHidden/>
+                <w:sz w:val="28"/>
+              </w:rPr>
+            </w:r>
+            <w:r>
+              <w:rPr>
+                <w:noProof/>
+                <w:webHidden/>
+                <w:sz w:val="28"/>
+              </w:rPr>
+              <w:fldChar w:fldCharType="separate"/>
+            </w:r>
+            <w:r>
+              <w:rPr>
+                <w:noProof/>
+                <w:webHidden/>
+                <w:sz w:val="28"/>
+              </w:rPr>
+              <w:t>38</w:t>
+            </w:r>
+            <w:r>
+              <w:rPr>
+                <w:noProof/>
+                <w:webHidden/>
+                <w:sz w:val="28"/>
+              </w:rPr>
+              <w:fldChar w:fldCharType="end"/>
+            </w:r>
+          </w:hyperlink>
+        </w:p>
+        <w:p>
+          <w:pPr>
+            <w:pStyle w:val="31"/>
+            <w:tabs>
+              <w:tab w:val="left" w:pos="1320"/>
+              <w:tab w:val="right" w:leader="dot" w:pos="9345"/>
+            </w:tabs>
+            <w:rPr>
+              <w:rFonts w:asciiTheme="minorHAnsi" w:eastAsiaTheme="minorEastAsia" w:hAnsiTheme="minorHAnsi" w:cstheme="minorBidi"/>
+              <w:noProof/>
+              <w:szCs w:val="22"/>
+            </w:rPr>
+          </w:pPr>
+          <w:hyperlink w:anchor="_Toc228464979" w:history="1">
+            <w:r>
+              <w:rPr>
+                <w:rStyle w:val="ad"/>
+                <w:rFonts w:eastAsiaTheme="majorEastAsia"/>
+                <w:noProof/>
+                <w:sz w:val="28"/>
+              </w:rPr>
+              <w:t>2.3.6.</w:t>
+            </w:r>
+            <w:r>
+              <w:rPr>
+                <w:rFonts w:asciiTheme="minorHAnsi" w:eastAsiaTheme="minorEastAsia" w:hAnsiTheme="minorHAnsi" w:cstheme="minorBidi"/>
+                <w:noProof/>
+                <w:szCs w:val="22"/>
+              </w:rPr>
+              <w:tab/>
+            </w:r>
+            <w:r>
+              <w:rPr>
+                <w:rStyle w:val="ad"/>
+                <w:rFonts w:eastAsiaTheme="majorEastAsia"/>
+                <w:noProof/>
+                <w:sz w:val="28"/>
+              </w:rPr>
+              <w:t>Этап 6.</w:t>
+            </w:r>
+            <w:r>
+              <w:rPr>
+                <w:rStyle w:val="ad"/>
+                <w:rFonts w:eastAsiaTheme="majorEastAsia"/>
+                <w:noProof/>
+                <w:sz w:val="28"/>
+                <w:lang w:val="en-US"/>
+              </w:rPr>
+              <w:t xml:space="preserve"> </w:t>
+            </w:r>
+            <w:r>
+              <w:rPr>
+                <w:rStyle w:val="ad"/>
+                <w:rFonts w:eastAsiaTheme="majorEastAsia"/>
+                <w:noProof/>
+                <w:sz w:val="28"/>
+              </w:rPr>
+              <w:t>Корреляционный анализ</w:t>
+            </w:r>
+            <w:r>
+              <w:rPr>
+                <w:noProof/>
+                <w:webHidden/>
+                <w:sz w:val="28"/>
+              </w:rPr>
+              <w:tab/>
+            </w:r>
+            <w:r>
+              <w:rPr>
+                <w:noProof/>
+                <w:webHidden/>
+                <w:sz w:val="28"/>
+              </w:rPr>
+              <w:fldChar w:fldCharType="begin"/>
+            </w:r>
+            <w:r>
+              <w:rPr>
+                <w:noProof/>
+                <w:webHidden/>
+                <w:sz w:val="28"/>
+              </w:rPr>
+              <w:instrText xml:space="preserve"> PAGEREF _Toc228464979 \h </w:instrText>
+            </w:r>
+            <w:r>
+              <w:rPr>
+                <w:noProof/>
+                <w:webHidden/>
+                <w:sz w:val="28"/>
+              </w:rPr>
+            </w:r>
+            <w:r>
+              <w:rPr>
+                <w:noProof/>
+                <w:webHidden/>
+                <w:sz w:val="28"/>
+              </w:rPr>
+              <w:fldChar w:fldCharType="separate"/>
+            </w:r>
+            <w:r>
+              <w:rPr>
+                <w:noProof/>
+                <w:webHidden/>
+                <w:sz w:val="28"/>
+              </w:rPr>
+              <w:t>38</w:t>
+            </w:r>
+            <w:r>
+              <w:rPr>
+                <w:noProof/>
+                <w:webHidden/>
+                <w:sz w:val="28"/>
+              </w:rPr>
+              <w:fldChar w:fldCharType="end"/>
+            </w:r>
+          </w:hyperlink>
+        </w:p>
+        <w:p>
+          <w:pPr>
+            <w:pStyle w:val="31"/>
+            <w:tabs>
+              <w:tab w:val="left" w:pos="1320"/>
+              <w:tab w:val="right" w:leader="dot" w:pos="9345"/>
+            </w:tabs>
+            <w:rPr>
+              <w:rFonts w:asciiTheme="minorHAnsi" w:eastAsiaTheme="minorEastAsia" w:hAnsiTheme="minorHAnsi" w:cstheme="minorBidi"/>
+              <w:noProof/>
+              <w:szCs w:val="22"/>
+            </w:rPr>
+          </w:pPr>
+          <w:hyperlink w:anchor="_Toc228464980" w:history="1">
+            <w:r>
+              <w:rPr>
+                <w:rStyle w:val="ad"/>
+                <w:rFonts w:eastAsiaTheme="majorEastAsia"/>
+                <w:noProof/>
+                <w:sz w:val="28"/>
+              </w:rPr>
+              <w:t>2.3.7.</w:t>
+            </w:r>
+            <w:r>
+              <w:rPr>
+                <w:rFonts w:asciiTheme="minorHAnsi" w:eastAsiaTheme="minorEastAsia" w:hAnsiTheme="minorHAnsi" w:cstheme="minorBidi"/>
+                <w:noProof/>
+                <w:szCs w:val="22"/>
+              </w:rPr>
+              <w:tab/>
+            </w:r>
+            <w:r>
+              <w:rPr>
+                <w:rStyle w:val="ad"/>
+                <w:rFonts w:eastAsiaTheme="majorEastAsia"/>
+                <w:noProof/>
+                <w:sz w:val="28"/>
+              </w:rPr>
+              <w:t>Этап 7. Поиск и анализ шумов</w:t>
+            </w:r>
+            <w:r>
+              <w:rPr>
+                <w:noProof/>
+                <w:webHidden/>
+                <w:sz w:val="28"/>
+              </w:rPr>
+              <w:tab/>
+            </w:r>
+            <w:r>
+              <w:rPr>
+                <w:noProof/>
+                <w:webHidden/>
+                <w:sz w:val="28"/>
+              </w:rPr>
+              <w:fldChar w:fldCharType="begin"/>
+            </w:r>
+            <w:r>
+              <w:rPr>
+                <w:noProof/>
+                <w:webHidden/>
+                <w:sz w:val="28"/>
+              </w:rPr>
+              <w:instrText xml:space="preserve"> PAGEREF _Toc228464980 \h </w:instrText>
+            </w:r>
+            <w:r>
+              <w:rPr>
+                <w:noProof/>
+                <w:webHidden/>
+                <w:sz w:val="28"/>
+              </w:rPr>
+            </w:r>
+            <w:r>
+              <w:rPr>
+                <w:noProof/>
+                <w:webHidden/>
+                <w:sz w:val="28"/>
+              </w:rPr>
+              <w:fldChar w:fldCharType="separate"/>
+            </w:r>
+            <w:r>
+              <w:rPr>
+                <w:noProof/>
+                <w:webHidden/>
+                <w:sz w:val="28"/>
+              </w:rPr>
+              <w:t>39</w:t>
             </w:r>
             <w:r>
               <w:rPr>
@@ -2126,7 +2921,7 @@
               <w:szCs w:val="22"/>
             </w:rPr>
           </w:pPr>
-          <w:hyperlink w:anchor="_Toc228442977" w:history="1">
+          <w:hyperlink w:anchor="_Toc228464981" w:history="1">
             <w:r>
               <w:rPr>
                 <w:rStyle w:val="ad"/>
@@ -2158,7 +2953,7 @@
                 <w:webHidden/>
                 <w:sz w:val="28"/>
               </w:rPr>
-              <w:instrText xml:space="preserve"> PAGEREF _Toc228442977 \h </w:instrText>
+              <w:instrText xml:space="preserve"> PAGEREF _Toc228464981 \h </w:instrText>
             </w:r>
             <w:r>
               <w:rPr>
@@ -2181,7 +2976,7 @@
                 <w:webHidden/>
                 <w:sz w:val="28"/>
               </w:rPr>
-              <w:t>33</w:t>
+              <w:t>42</w:t>
             </w:r>
             <w:r>
               <w:rPr>
@@ -2206,7 +3001,7 @@
               <w:szCs w:val="22"/>
             </w:rPr>
           </w:pPr>
-          <w:hyperlink w:anchor="_Toc228442978" w:history="1">
+          <w:hyperlink w:anchor="_Toc228464982" w:history="1">
             <w:r>
               <w:rPr>
                 <w:rStyle w:val="ad"/>
@@ -2238,7 +3033,7 @@
                 <w:webHidden/>
                 <w:sz w:val="28"/>
               </w:rPr>
-              <w:instrText xml:space="preserve"> PAGEREF _Toc228442978 \h </w:instrText>
+              <w:instrText xml:space="preserve"> PAGEREF _Toc228464982 \h </w:instrText>
             </w:r>
             <w:r>
               <w:rPr>
@@ -2261,7 +3056,7 @@
                 <w:webHidden/>
                 <w:sz w:val="28"/>
               </w:rPr>
-              <w:t>34</w:t>
+              <w:t>43</w:t>
             </w:r>
             <w:r>
               <w:rPr>
@@ -2324,7 +3119,7 @@
           <w:b w:val="0"/>
         </w:rPr>
       </w:pPr>
-      <w:bookmarkStart w:id="4" w:name="_Toc228442966"/>
+      <w:bookmarkStart w:id="4" w:name="_Toc228464962"/>
       <w:r>
         <w:lastRenderedPageBreak/>
         <w:t>В</w:t>
@@ -2589,7 +3384,7 @@
       <w:bookmarkStart w:id="7" w:name="_Ref224199300"/>
       <w:bookmarkStart w:id="8" w:name="_Ref224199321"/>
       <w:bookmarkStart w:id="9" w:name="_Toc224199682"/>
-      <w:bookmarkStart w:id="10" w:name="_Toc228442967"/>
+      <w:bookmarkStart w:id="10" w:name="_Toc228464963"/>
       <w:r>
         <w:lastRenderedPageBreak/>
         <w:t>П</w:t>
@@ -2616,7 +3411,7 @@
       <w:bookmarkStart w:id="13" w:name="_Ref224199355"/>
       <w:bookmarkStart w:id="14" w:name="_Ref224199393"/>
       <w:bookmarkStart w:id="15" w:name="_Toc224199683"/>
-      <w:bookmarkStart w:id="16" w:name="_Toc228442968"/>
+      <w:bookmarkStart w:id="16" w:name="_Toc228464964"/>
       <w:r>
         <w:t>Постановка</w:t>
       </w:r>
@@ -3643,7 +4438,7 @@
       <w:pPr>
         <w:pStyle w:val="2"/>
       </w:pPr>
-      <w:bookmarkStart w:id="17" w:name="_Toc228442969"/>
+      <w:bookmarkStart w:id="17" w:name="_Toc228464965"/>
       <w:r>
         <w:t>Описание выбранного набора данных</w:t>
       </w:r>
@@ -4250,7 +5045,7 @@
       <w:pPr>
         <w:pStyle w:val="2"/>
       </w:pPr>
-      <w:bookmarkStart w:id="18" w:name="_Toc228442970"/>
+      <w:bookmarkStart w:id="18" w:name="_Toc228464966"/>
       <w:r>
         <w:t>Описание результатов первичного анализа</w:t>
       </w:r>
@@ -4260,7 +5055,7 @@
       <w:pPr>
         <w:pStyle w:val="3"/>
       </w:pPr>
-      <w:bookmarkStart w:id="19" w:name="_Toc228442971"/>
+      <w:bookmarkStart w:id="19" w:name="_Toc228464967"/>
       <w:r>
         <w:t>Характеристика числовых данных</w:t>
       </w:r>
@@ -4344,7 +5139,7 @@
             <v:path o:extrusionok="f" gradientshapeok="t" o:connecttype="rect"/>
             <o:lock v:ext="edit" aspectratio="t"/>
           </v:shapetype>
-          <v:shape id="_x0000_i1025" type="#_x0000_t75" style="width:417pt;height:298.2pt">
+          <v:shape id="_x0000_i1025" type="#_x0000_t75" style="width:417pt;height:297.75pt">
             <v:imagedata r:id="rId8" o:title="numerical_distributions"/>
           </v:shape>
         </w:pict>
@@ -4565,7 +5360,7 @@
           <w:lang w:eastAsia="en-US"/>
         </w:rPr>
         <w:pict>
-          <v:shape id="_x0000_i1026" type="#_x0000_t75" style="width:432.6pt;height:259.8pt">
+          <v:shape id="_x0000_i1026" type="#_x0000_t75" style="width:432.75pt;height:259.5pt">
             <v:imagedata r:id="rId9" o:title="seaborn_scatter"/>
           </v:shape>
         </w:pict>
@@ -4686,7 +5481,7 @@
         </w:rPr>
         <w:lastRenderedPageBreak/>
         <w:pict>
-          <v:shape id="_x0000_i1027" type="#_x0000_t75" style="width:426pt;height:319.8pt">
+          <v:shape id="_x0000_i1027" type="#_x0000_t75" style="width:426pt;height:319.5pt">
             <v:imagedata r:id="rId10" o:title="seaborn_boxplot"/>
           </v:shape>
         </w:pict>
@@ -4940,7 +5735,7 @@
         </w:rPr>
         <w:lastRenderedPageBreak/>
         <w:pict>
-          <v:shape id="_x0000_i1029" type="#_x0000_t75" style="width:432.6pt;height:259.8pt">
+          <v:shape id="_x0000_i1029" type="#_x0000_t75" style="width:432.75pt;height:259.5pt">
             <v:imagedata r:id="rId12" o:title="pyplot_cumulative"/>
           </v:shape>
         </w:pict>
@@ -5028,7 +5823,7 @@
           <w:lang w:eastAsia="en-US"/>
         </w:rPr>
         <w:pict>
-          <v:shape id="_x0000_i1030" type="#_x0000_t75" style="width:430.8pt;height:258.6pt">
+          <v:shape id="_x0000_i1030" type="#_x0000_t75" style="width:430.5pt;height:258.75pt">
             <v:imagedata r:id="rId13" o:title="pyplot_trend"/>
           </v:shape>
         </w:pict>
@@ -5253,7 +6048,7 @@
           <w:lang w:eastAsia="en-US"/>
         </w:rPr>
         <w:pict>
-          <v:shape id="_x0000_i1031" type="#_x0000_t75" style="width:417pt;height:313.8pt">
+          <v:shape id="_x0000_i1031" type="#_x0000_t75" style="width:417pt;height:313.5pt">
             <v:imagedata r:id="rId14" o:title="heatmap_correlation"/>
           </v:shape>
         </w:pict>
@@ -5399,7 +6194,7 @@
           <w:lang w:eastAsia="en-US"/>
         </w:rPr>
         <w:pict>
-          <v:shape id="_x0000_i1032" type="#_x0000_t75" style="width:417.6pt;height:333pt">
+          <v:shape id="_x0000_i1032" type="#_x0000_t75" style="width:417.75pt;height:333pt">
             <v:imagedata r:id="rId15" o:title="heatmap_keywords"/>
           </v:shape>
         </w:pict>
@@ -6048,7 +6843,7 @@
         </w:rPr>
         <w:lastRenderedPageBreak/>
         <w:pict>
-          <v:shape id="_x0000_i1033" type="#_x0000_t75" style="width:426.6pt;height:213pt">
+          <v:shape id="_x0000_i1033" type="#_x0000_t75" style="width:426.75pt;height:213pt">
             <v:imagedata r:id="rId16" o:title="noise_effect"/>
           </v:shape>
         </w:pict>
@@ -6389,7 +7184,7 @@
           <w:lang w:eastAsia="en-US"/>
         </w:rPr>
         <w:pict>
-          <v:shape id="_x0000_i1034" type="#_x0000_t75" style="width:432.6pt;height:154.8pt">
+          <v:shape id="_x0000_i1034" type="#_x0000_t75" style="width:432.75pt;height:154.5pt">
             <v:imagedata r:id="rId17" o:title="filtering_effect"/>
           </v:shape>
         </w:pict>
@@ -6515,7 +7310,7 @@
           <w:lang w:eastAsia="en-US"/>
         </w:rPr>
         <w:pict>
-          <v:shape id="_x0000_i1035" type="#_x0000_t75" style="width:437.4pt;height:249.6pt">
+          <v:shape id="_x0000_i1035" type="#_x0000_t75" style="width:437.25pt;height:249.75pt">
             <v:imagedata r:id="rId18" o:title="grouping_top_schemas"/>
           </v:shape>
         </w:pict>
@@ -6636,7 +7431,7 @@
         <w:pStyle w:val="3"/>
         <w:jc w:val="both"/>
       </w:pPr>
-      <w:bookmarkStart w:id="20" w:name="_Toc228442972"/>
+      <w:bookmarkStart w:id="20" w:name="_Toc228464968"/>
       <w:r>
         <w:t>Характеристика категориальных данных</w:t>
       </w:r>
@@ -6786,7 +7581,7 @@
         </w:rPr>
         <w:lastRenderedPageBreak/>
         <w:pict>
-          <v:shape id="_x0000_i1036" type="#_x0000_t75" style="width:438pt;height:328.8pt">
+          <v:shape id="_x0000_i1036" type="#_x0000_t75" style="width:438pt;height:328.5pt">
             <v:imagedata r:id="rId19" o:title="categorical_pie"/>
           </v:shape>
         </w:pict>
@@ -7378,7 +8173,7 @@
           <w:lang w:eastAsia="en-US"/>
         </w:rPr>
         <w:pict>
-          <v:shape id="_x0000_i1037" type="#_x0000_t75" style="width:397.2pt;height:238.2pt">
+          <v:shape id="_x0000_i1037" type="#_x0000_t75" style="width:397.5pt;height:237.75pt">
             <v:imagedata r:id="rId20" o:title="new_category"/>
           </v:shape>
         </w:pict>
@@ -7460,7 +8255,7 @@
         <w:pStyle w:val="3"/>
         <w:jc w:val="both"/>
       </w:pPr>
-      <w:bookmarkStart w:id="21" w:name="_Toc228442973"/>
+      <w:bookmarkStart w:id="21" w:name="_Toc228464969"/>
       <w:r>
         <w:t xml:space="preserve">Особенности </w:t>
       </w:r>
@@ -8149,7 +8944,7 @@
       <w:pPr>
         <w:pStyle w:val="1"/>
       </w:pPr>
-      <w:bookmarkStart w:id="22" w:name="_Toc228442974"/>
+      <w:bookmarkStart w:id="22" w:name="_Toc228464970"/>
       <w:r>
         <w:lastRenderedPageBreak/>
         <w:t>ПЕРВИЧНЫЙ АНАЛИЗ НАБОРА ДАННЫХ С ВРЕМЕННЫМИ РЯДАМИ</w:t>
@@ -8160,7 +8955,7 @@
       <w:pPr>
         <w:pStyle w:val="2"/>
       </w:pPr>
-      <w:bookmarkStart w:id="23" w:name="_Toc228442975"/>
+      <w:bookmarkStart w:id="23" w:name="_Toc228464971"/>
       <w:r>
         <w:t>Постановка задачи</w:t>
       </w:r>
@@ -8776,7 +9571,7 @@
       <w:pPr>
         <w:pStyle w:val="2"/>
       </w:pPr>
-      <w:bookmarkStart w:id="24" w:name="_Toc228442976"/>
+      <w:bookmarkStart w:id="24" w:name="_Toc228464972"/>
       <w:r>
         <w:t>Описание выбранного набора данных</w:t>
       </w:r>
@@ -10121,9 +10916,11 @@
       <w:pPr>
         <w:pStyle w:val="2"/>
       </w:pPr>
+      <w:bookmarkStart w:id="25" w:name="_Toc228464973"/>
       <w:r>
         <w:t>Описание результатов первичного анализа</w:t>
       </w:r>
+      <w:bookmarkEnd w:id="25"/>
     </w:p>
     <w:p>
       <w:pPr>
@@ -10164,12 +10961,14 @@
       <w:pPr>
         <w:pStyle w:val="3"/>
       </w:pPr>
+      <w:bookmarkStart w:id="26" w:name="_Toc228464974"/>
       <w:r>
         <w:t xml:space="preserve">Этап 1. </w:t>
       </w:r>
       <w:r>
         <w:t>Загрузка и первичное знакомство с данными</w:t>
       </w:r>
+      <w:bookmarkEnd w:id="26"/>
     </w:p>
     <w:p>
       <w:pPr>
@@ -10342,9 +11141,11 @@
       <w:pPr>
         <w:pStyle w:val="3"/>
       </w:pPr>
+      <w:bookmarkStart w:id="27" w:name="_Toc228464975"/>
       <w:r>
         <w:t>Этап 2. Визуализация исходных данных</w:t>
       </w:r>
+      <w:bookmarkEnd w:id="27"/>
     </w:p>
     <w:p>
       <w:pPr>
@@ -10363,7 +11164,7 @@
       </w:pPr>
       <w:r>
         <w:pict>
-          <v:shape id="_x0000_i1038" type="#_x0000_t75" style="width:377.4pt;height:187.2pt">
+          <v:shape id="_x0000_i1038" type="#_x0000_t75" style="width:377.25pt;height:186.75pt">
             <v:imagedata r:id="rId21" o:title="set1_all_channels"/>
           </v:shape>
         </w:pict>
@@ -10428,7 +11229,7 @@
       </w:pPr>
       <w:r>
         <w:pict>
-          <v:shape id="_x0000_i1041" type="#_x0000_t75" style="width:384pt;height:305.4pt">
+          <v:shape id="_x0000_i1039" type="#_x0000_t75" style="width:384pt;height:305.25pt">
             <v:imagedata r:id="rId22" o:title="set1_top_channels"/>
           </v:shape>
         </w:pict>
@@ -10464,8 +11265,13 @@
         <w:pStyle w:val="AStyle"/>
       </w:pPr>
       <w:r>
-        <w:t xml:space="preserve">Лидером является канал 56 с ростом 29,6% </w:t>
-      </w:r>
+        <w:t xml:space="preserve">Лидером является канал 56 с ростом </w:t>
+      </w:r>
+      <w:r>
+        <w:t xml:space="preserve">95,6% </w:t>
+      </w:r>
+      <w:bookmarkStart w:id="28" w:name="_GoBack"/>
+      <w:bookmarkEnd w:id="28"/>
       <w:r>
         <w:t xml:space="preserve">(с 0,1585 до </w:t>
       </w:r>
@@ -10533,10 +11339,12 @@
       <w:pPr>
         <w:pStyle w:val="3"/>
       </w:pPr>
+      <w:bookmarkStart w:id="29" w:name="_Toc228464976"/>
       <w:r>
         <w:lastRenderedPageBreak/>
         <w:t>Этап 3. Статистический анализ</w:t>
       </w:r>
+      <w:bookmarkEnd w:id="29"/>
     </w:p>
     <w:p>
       <w:pPr>
@@ -13476,8 +14284,6 @@
       <w:r>
         <w:t xml:space="preserve"> от 0,544 до 5,000 g. На рис. 16</w:t>
       </w:r>
-      <w:bookmarkStart w:id="25" w:name="_GoBack"/>
-      <w:bookmarkEnd w:id="25"/>
       <w:r>
         <w:t xml:space="preserve"> представлены гистограммы распределения RMS для 25 каналов.</w:t>
       </w:r>
@@ -13489,7 +14295,7 @@
       <w:r>
         <w:lastRenderedPageBreak/>
         <w:pict>
-          <v:shape id="_x0000_i1044" type="#_x0000_t75" style="width:396pt;height:365.4pt">
+          <v:shape id="_x0000_i1040" type="#_x0000_t75" style="width:396pt;height:365.25pt">
             <v:imagedata r:id="rId23" o:title="set1_distributions"/>
           </v:shape>
         </w:pict>
@@ -13583,10 +14389,12 @@
       <w:pPr>
         <w:pStyle w:val="3"/>
       </w:pPr>
+      <w:bookmarkStart w:id="30" w:name="_Toc228464977"/>
       <w:r>
         <w:lastRenderedPageBreak/>
         <w:t>Этап 4. Анализ пропусков и выбросов</w:t>
       </w:r>
+      <w:bookmarkEnd w:id="30"/>
     </w:p>
     <w:p>
       <w:pPr>
@@ -14385,7 +15193,7 @@
       </w:pPr>
       <w:r>
         <w:pict>
-          <v:shape id="_x0000_i1046" type="#_x0000_t75" style="width:401.4pt;height:148.8pt">
+          <v:shape id="_x0000_i1041" type="#_x0000_t75" style="width:401.25pt;height:148.5pt">
             <v:imagedata r:id="rId24" o:title="set1_boxplot"/>
           </v:shape>
         </w:pict>
@@ -14455,10 +15263,12 @@
       <w:pPr>
         <w:pStyle w:val="3"/>
       </w:pPr>
+      <w:bookmarkStart w:id="31" w:name="_Toc228464978"/>
       <w:r>
         <w:lastRenderedPageBreak/>
         <w:t>Этап 5. Анализ диапазонов значений</w:t>
       </w:r>
+      <w:bookmarkEnd w:id="31"/>
     </w:p>
     <w:p>
       <w:pPr>
@@ -14555,6 +15365,7 @@
       <w:pPr>
         <w:pStyle w:val="3"/>
       </w:pPr>
+      <w:bookmarkStart w:id="32" w:name="_Toc228464979"/>
       <w:r>
         <w:t>Этап 6.</w:t>
       </w:r>
@@ -14567,6 +15378,7 @@
       <w:r>
         <w:t>Корреляционный анализ</w:t>
       </w:r>
+      <w:bookmarkEnd w:id="32"/>
     </w:p>
     <w:p>
       <w:pPr>
@@ -15503,7 +16315,7 @@
       <w:r>
         <w:lastRenderedPageBreak/>
         <w:pict>
-          <v:shape id="_x0000_i1048" type="#_x0000_t75" style="width:399.6pt;height:336pt">
+          <v:shape id="_x0000_i1042" type="#_x0000_t75" style="width:399.75pt;height:336pt">
             <v:imagedata r:id="rId25" o:title="set1_correlation"/>
           </v:shape>
         </w:pict>
@@ -15654,9 +16466,11 @@
       <w:pPr>
         <w:pStyle w:val="3"/>
       </w:pPr>
+      <w:bookmarkStart w:id="33" w:name="_Toc228464980"/>
       <w:r>
         <w:t>Этап 7. Поиск и анализ шумов</w:t>
       </w:r>
+      <w:bookmarkEnd w:id="33"/>
     </w:p>
     <w:p>
       <w:pPr>
@@ -15679,7 +16493,7 @@
       <w:r>
         <w:lastRenderedPageBreak/>
         <w:pict>
-          <v:shape id="_x0000_i1051" type="#_x0000_t75" style="width:376.8pt;height:103.8pt">
+          <v:shape id="_x0000_i1043" type="#_x0000_t75" style="width:377.25pt;height:103.5pt">
             <v:imagedata r:id="rId26" o:title="set1_noise_analysis_0"/>
           </v:shape>
         </w:pict>
@@ -16417,7 +17231,7 @@
       <w:r>
         <w:lastRenderedPageBreak/>
         <w:pict>
-          <v:shape id="_x0000_i1053" type="#_x0000_t75" style="width:405pt;height:117pt">
+          <v:shape id="_x0000_i1044" type="#_x0000_t75" style="width:405pt;height:117pt">
             <v:imagedata r:id="rId27" o:title="set1_noise_analysis_1"/>
           </v:shape>
         </w:pict>
@@ -16474,12 +17288,12 @@
         </w:numPr>
         <w:ind w:left="432" w:hanging="432"/>
       </w:pPr>
-      <w:bookmarkStart w:id="26" w:name="_Toc228442977"/>
+      <w:bookmarkStart w:id="34" w:name="_Toc228464981"/>
       <w:r>
         <w:lastRenderedPageBreak/>
         <w:t>ЗАКЛЮЧЕНИЕ</w:t>
       </w:r>
-      <w:bookmarkEnd w:id="26"/>
+      <w:bookmarkEnd w:id="34"/>
     </w:p>
     <w:p>
       <w:pPr>
@@ -16720,12 +17534,12 @@
           <w:numId w:val="0"/>
         </w:numPr>
       </w:pPr>
-      <w:bookmarkStart w:id="27" w:name="_Toc228442978"/>
+      <w:bookmarkStart w:id="35" w:name="_Toc228464982"/>
       <w:r>
         <w:lastRenderedPageBreak/>
         <w:t>ЛИТЕРАТУРА</w:t>
       </w:r>
-      <w:bookmarkEnd w:id="27"/>
+      <w:bookmarkEnd w:id="35"/>
     </w:p>
     <w:p>
       <w:pPr>
@@ -17343,7 +18157,7 @@
 </file>
 
 <file path=word/endnotes.xml><?xml version="1.0" encoding="utf-8"?>
-<w:endnotes xmlns:wpc="http://schemas.microsoft.com/office/word/2010/wordprocessingCanvas" xmlns:cx="http://schemas.microsoft.com/office/drawing/2014/chartex" xmlns:mc="http://schemas.openxmlformats.org/markup-compatibility/2006" xmlns:o="urn:schemas-microsoft-com:office:office" xmlns:r="http://schemas.openxmlformats.org/officeDocument/2006/relationships" xmlns:m="http://schemas.openxmlformats.org/officeDocument/2006/math" xmlns:v="urn:schemas-microsoft-com:vml" xmlns:wp14="http://schemas.microsoft.com/office/word/2010/wordprocessingDrawing" xmlns:wp="http://schemas.openxmlformats.org/drawingml/2006/wordprocessingDrawing" xmlns:w10="urn:schemas-microsoft-com:office:word" xmlns:w="http://schemas.openxmlformats.org/wordprocessingml/2006/main" xmlns:w14="http://schemas.microsoft.com/office/word/2010/wordml" xmlns:w15="http://schemas.microsoft.com/office/word/2012/wordml" xmlns:w16se="http://schemas.microsoft.com/office/word/2015/wordml/symex" xmlns:wpg="http://schemas.microsoft.com/office/word/2010/wordprocessingGroup" xmlns:wpi="http://schemas.microsoft.com/office/word/2010/wordprocessingInk" xmlns:wne="http://schemas.microsoft.com/office/word/2006/wordml" xmlns:wps="http://schemas.microsoft.com/office/word/2010/wordprocessingShape" mc:Ignorable="w14 w15 w16se wp14">
+<w:endnotes xmlns:wpc="http://schemas.microsoft.com/office/word/2010/wordprocessingCanvas" xmlns:mc="http://schemas.openxmlformats.org/markup-compatibility/2006" xmlns:o="urn:schemas-microsoft-com:office:office" xmlns:r="http://schemas.openxmlformats.org/officeDocument/2006/relationships" xmlns:m="http://schemas.openxmlformats.org/officeDocument/2006/math" xmlns:v="urn:schemas-microsoft-com:vml" xmlns:wp14="http://schemas.microsoft.com/office/word/2010/wordprocessingDrawing" xmlns:wp="http://schemas.openxmlformats.org/drawingml/2006/wordprocessingDrawing" xmlns:w10="urn:schemas-microsoft-com:office:word" xmlns:w="http://schemas.openxmlformats.org/wordprocessingml/2006/main" xmlns:w14="http://schemas.microsoft.com/office/word/2010/wordml" xmlns:w15="http://schemas.microsoft.com/office/word/2012/wordml" xmlns:wpg="http://schemas.microsoft.com/office/word/2010/wordprocessingGroup" xmlns:wpi="http://schemas.microsoft.com/office/word/2010/wordprocessingInk" xmlns:wne="http://schemas.microsoft.com/office/word/2006/wordml" xmlns:wps="http://schemas.microsoft.com/office/word/2010/wordprocessingShape" mc:Ignorable="w14 w15 wp14">
   <w:endnote w:type="separator" w:id="-1">
     <w:p>
       <w:r>
@@ -17362,7 +18176,7 @@
 </file>
 
 <file path=word/footer1.xml><?xml version="1.0" encoding="utf-8"?>
-<w:ftr xmlns:wpc="http://schemas.microsoft.com/office/word/2010/wordprocessingCanvas" xmlns:cx="http://schemas.microsoft.com/office/drawing/2014/chartex" xmlns:mc="http://schemas.openxmlformats.org/markup-compatibility/2006" xmlns:o="urn:schemas-microsoft-com:office:office" xmlns:r="http://schemas.openxmlformats.org/officeDocument/2006/relationships" xmlns:m="http://schemas.openxmlformats.org/officeDocument/2006/math" xmlns:v="urn:schemas-microsoft-com:vml" xmlns:wp14="http://schemas.microsoft.com/office/word/2010/wordprocessingDrawing" xmlns:wp="http://schemas.openxmlformats.org/drawingml/2006/wordprocessingDrawing" xmlns:w10="urn:schemas-microsoft-com:office:word" xmlns:w="http://schemas.openxmlformats.org/wordprocessingml/2006/main" xmlns:w14="http://schemas.microsoft.com/office/word/2010/wordml" xmlns:w15="http://schemas.microsoft.com/office/word/2012/wordml" xmlns:w16se="http://schemas.microsoft.com/office/word/2015/wordml/symex" xmlns:wpg="http://schemas.microsoft.com/office/word/2010/wordprocessingGroup" xmlns:wpi="http://schemas.microsoft.com/office/word/2010/wordprocessingInk" xmlns:wne="http://schemas.microsoft.com/office/word/2006/wordml" xmlns:wps="http://schemas.microsoft.com/office/word/2010/wordprocessingShape" mc:Ignorable="w14 w15 w16se wp14">
+<w:ftr xmlns:wpc="http://schemas.microsoft.com/office/word/2010/wordprocessingCanvas" xmlns:mc="http://schemas.openxmlformats.org/markup-compatibility/2006" xmlns:o="urn:schemas-microsoft-com:office:office" xmlns:r="http://schemas.openxmlformats.org/officeDocument/2006/relationships" xmlns:m="http://schemas.openxmlformats.org/officeDocument/2006/math" xmlns:v="urn:schemas-microsoft-com:vml" xmlns:wp14="http://schemas.microsoft.com/office/word/2010/wordprocessingDrawing" xmlns:wp="http://schemas.openxmlformats.org/drawingml/2006/wordprocessingDrawing" xmlns:w10="urn:schemas-microsoft-com:office:word" xmlns:w="http://schemas.openxmlformats.org/wordprocessingml/2006/main" xmlns:w14="http://schemas.microsoft.com/office/word/2010/wordml" xmlns:w15="http://schemas.microsoft.com/office/word/2012/wordml" xmlns:wpg="http://schemas.microsoft.com/office/word/2010/wordprocessingGroup" xmlns:wpi="http://schemas.microsoft.com/office/word/2010/wordprocessingInk" xmlns:wne="http://schemas.microsoft.com/office/word/2006/wordml" xmlns:wps="http://schemas.microsoft.com/office/word/2010/wordprocessingShape" mc:Ignorable="w14 w15 wp14">
   <w:sdt>
     <w:sdtPr>
       <w:id w:val="2035605793"/>
@@ -17371,6 +18185,7 @@
         <w:docPartUnique/>
       </w:docPartObj>
     </w:sdtPr>
+    <w:sdtEndPr/>
     <w:sdtContent>
       <w:p>
         <w:pPr>
@@ -17390,7 +18205,7 @@
           <w:rPr>
             <w:noProof/>
           </w:rPr>
-          <w:t>35</w:t>
+          <w:t>41</w:t>
         </w:r>
         <w:r>
           <w:fldChar w:fldCharType="end"/>
@@ -17407,7 +18222,7 @@
 </file>
 
 <file path=word/footnotes.xml><?xml version="1.0" encoding="utf-8"?>
-<w:footnotes xmlns:wpc="http://schemas.microsoft.com/office/word/2010/wordprocessingCanvas" xmlns:cx="http://schemas.microsoft.com/office/drawing/2014/chartex" xmlns:mc="http://schemas.openxmlformats.org/markup-compatibility/2006" xmlns:o="urn:schemas-microsoft-com:office:office" xmlns:r="http://schemas.openxmlformats.org/officeDocument/2006/relationships" xmlns:m="http://schemas.openxmlformats.org/officeDocument/2006/math" xmlns:v="urn:schemas-microsoft-com:vml" xmlns:wp14="http://schemas.microsoft.com/office/word/2010/wordprocessingDrawing" xmlns:wp="http://schemas.openxmlformats.org/drawingml/2006/wordprocessingDrawing" xmlns:w10="urn:schemas-microsoft-com:office:word" xmlns:w="http://schemas.openxmlformats.org/wordprocessingml/2006/main" xmlns:w14="http://schemas.microsoft.com/office/word/2010/wordml" xmlns:w15="http://schemas.microsoft.com/office/word/2012/wordml" xmlns:w16se="http://schemas.microsoft.com/office/word/2015/wordml/symex" xmlns:wpg="http://schemas.microsoft.com/office/word/2010/wordprocessingGroup" xmlns:wpi="http://schemas.microsoft.com/office/word/2010/wordprocessingInk" xmlns:wne="http://schemas.microsoft.com/office/word/2006/wordml" xmlns:wps="http://schemas.microsoft.com/office/word/2010/wordprocessingShape" mc:Ignorable="w14 w15 w16se wp14">
+<w:footnotes xmlns:wpc="http://schemas.microsoft.com/office/word/2010/wordprocessingCanvas" xmlns:mc="http://schemas.openxmlformats.org/markup-compatibility/2006" xmlns:o="urn:schemas-microsoft-com:office:office" xmlns:r="http://schemas.openxmlformats.org/officeDocument/2006/relationships" xmlns:m="http://schemas.openxmlformats.org/officeDocument/2006/math" xmlns:v="urn:schemas-microsoft-com:vml" xmlns:wp14="http://schemas.microsoft.com/office/word/2010/wordprocessingDrawing" xmlns:wp="http://schemas.openxmlformats.org/drawingml/2006/wordprocessingDrawing" xmlns:w10="urn:schemas-microsoft-com:office:word" xmlns:w="http://schemas.openxmlformats.org/wordprocessingml/2006/main" xmlns:w14="http://schemas.microsoft.com/office/word/2010/wordml" xmlns:w15="http://schemas.microsoft.com/office/word/2012/wordml" xmlns:wpg="http://schemas.microsoft.com/office/word/2010/wordprocessingGroup" xmlns:wpi="http://schemas.microsoft.com/office/word/2010/wordprocessingInk" xmlns:wne="http://schemas.microsoft.com/office/word/2006/wordml" xmlns:wps="http://schemas.microsoft.com/office/word/2010/wordprocessingShape" mc:Ignorable="w14 w15 wp14">
   <w:footnote w:type="separator" w:id="-1">
     <w:p>
       <w:r>
@@ -17426,8 +18241,8 @@
 </file>
 
 <file path=word/numbering.xml><?xml version="1.0" encoding="utf-8"?>
-<w:numbering xmlns:wpc="http://schemas.microsoft.com/office/word/2010/wordprocessingCanvas" xmlns:cx="http://schemas.microsoft.com/office/drawing/2014/chartex" xmlns:mc="http://schemas.openxmlformats.org/markup-compatibility/2006" xmlns:o="urn:schemas-microsoft-com:office:office" xmlns:r="http://schemas.openxmlformats.org/officeDocument/2006/relationships" xmlns:m="http://schemas.openxmlformats.org/officeDocument/2006/math" xmlns:v="urn:schemas-microsoft-com:vml" xmlns:wp14="http://schemas.microsoft.com/office/word/2010/wordprocessingDrawing" xmlns:wp="http://schemas.openxmlformats.org/drawingml/2006/wordprocessingDrawing" xmlns:w10="urn:schemas-microsoft-com:office:word" xmlns:w="http://schemas.openxmlformats.org/wordprocessingml/2006/main" xmlns:w14="http://schemas.microsoft.com/office/word/2010/wordml" xmlns:w15="http://schemas.microsoft.com/office/word/2012/wordml" xmlns:w16se="http://schemas.microsoft.com/office/word/2015/wordml/symex" xmlns:wpg="http://schemas.microsoft.com/office/word/2010/wordprocessingGroup" xmlns:wpi="http://schemas.microsoft.com/office/word/2010/wordprocessingInk" xmlns:wne="http://schemas.microsoft.com/office/word/2006/wordml" xmlns:wps="http://schemas.microsoft.com/office/word/2010/wordprocessingShape" mc:Ignorable="w14 w15 w16se wp14">
-  <w:abstractNum w:abstractNumId="0" w15:restartNumberingAfterBreak="0">
+<w:numbering xmlns:wpc="http://schemas.microsoft.com/office/word/2010/wordprocessingCanvas" xmlns:mc="http://schemas.openxmlformats.org/markup-compatibility/2006" xmlns:o="urn:schemas-microsoft-com:office:office" xmlns:r="http://schemas.openxmlformats.org/officeDocument/2006/relationships" xmlns:m="http://schemas.openxmlformats.org/officeDocument/2006/math" xmlns:v="urn:schemas-microsoft-com:vml" xmlns:wp14="http://schemas.microsoft.com/office/word/2010/wordprocessingDrawing" xmlns:wp="http://schemas.openxmlformats.org/drawingml/2006/wordprocessingDrawing" xmlns:w10="urn:schemas-microsoft-com:office:word" xmlns:w="http://schemas.openxmlformats.org/wordprocessingml/2006/main" xmlns:w14="http://schemas.microsoft.com/office/word/2010/wordml" xmlns:w15="http://schemas.microsoft.com/office/word/2012/wordml" xmlns:wpg="http://schemas.microsoft.com/office/word/2010/wordprocessingGroup" xmlns:wpi="http://schemas.microsoft.com/office/word/2010/wordprocessingInk" xmlns:wne="http://schemas.microsoft.com/office/word/2006/wordml" xmlns:wps="http://schemas.microsoft.com/office/word/2010/wordprocessingShape" mc:Ignorable="w14 w15 wp14">
+  <w:abstractNum w:abstractNumId="0">
     <w:nsid w:val="03FC7B22"/>
     <w:multiLevelType w:val="hybridMultilevel"/>
     <w:tmpl w:val="A7FE3FA8"/>
@@ -17540,7 +18355,7 @@
       </w:rPr>
     </w:lvl>
   </w:abstractNum>
-  <w:abstractNum w:abstractNumId="1" w15:restartNumberingAfterBreak="0">
+  <w:abstractNum w:abstractNumId="1">
     <w:nsid w:val="10E54AD2"/>
     <w:multiLevelType w:val="multilevel"/>
     <w:tmpl w:val="0FB2A4F0"/>
@@ -17662,7 +18477,7 @@
       </w:rPr>
     </w:lvl>
   </w:abstractNum>
-  <w:abstractNum w:abstractNumId="2" w15:restartNumberingAfterBreak="0">
+  <w:abstractNum w:abstractNumId="2">
     <w:nsid w:val="142200E1"/>
     <w:multiLevelType w:val="hybridMultilevel"/>
     <w:tmpl w:val="AEC89F40"/>
@@ -17774,7 +18589,7 @@
       </w:rPr>
     </w:lvl>
   </w:abstractNum>
-  <w:abstractNum w:abstractNumId="3" w15:restartNumberingAfterBreak="0">
+  <w:abstractNum w:abstractNumId="3">
     <w:nsid w:val="1D625E34"/>
     <w:multiLevelType w:val="hybridMultilevel"/>
     <w:tmpl w:val="16004E4C"/>
@@ -17860,7 +18675,7 @@
       </w:pPr>
     </w:lvl>
   </w:abstractNum>
-  <w:abstractNum w:abstractNumId="4" w15:restartNumberingAfterBreak="0">
+  <w:abstractNum w:abstractNumId="4">
     <w:nsid w:val="2111535D"/>
     <w:multiLevelType w:val="hybridMultilevel"/>
     <w:tmpl w:val="92EAB17A"/>
@@ -17973,7 +18788,7 @@
       </w:rPr>
     </w:lvl>
   </w:abstractNum>
-  <w:abstractNum w:abstractNumId="5" w15:restartNumberingAfterBreak="0">
+  <w:abstractNum w:abstractNumId="5">
     <w:nsid w:val="22844A5A"/>
     <w:multiLevelType w:val="hybridMultilevel"/>
     <w:tmpl w:val="263AC800"/>
@@ -18086,7 +18901,7 @@
       </w:rPr>
     </w:lvl>
   </w:abstractNum>
-  <w:abstractNum w:abstractNumId="6" w15:restartNumberingAfterBreak="0">
+  <w:abstractNum w:abstractNumId="6">
     <w:nsid w:val="263F6CE2"/>
     <w:multiLevelType w:val="hybridMultilevel"/>
     <w:tmpl w:val="1968EC9C"/>
@@ -18175,7 +18990,7 @@
       </w:pPr>
     </w:lvl>
   </w:abstractNum>
-  <w:abstractNum w:abstractNumId="7" w15:restartNumberingAfterBreak="0">
+  <w:abstractNum w:abstractNumId="7">
     <w:nsid w:val="2E9A0E6C"/>
     <w:multiLevelType w:val="hybridMultilevel"/>
     <w:tmpl w:val="DB20EC50"/>
@@ -18288,7 +19103,7 @@
       </w:rPr>
     </w:lvl>
   </w:abstractNum>
-  <w:abstractNum w:abstractNumId="8" w15:restartNumberingAfterBreak="0">
+  <w:abstractNum w:abstractNumId="8">
     <w:nsid w:val="31735588"/>
     <w:multiLevelType w:val="multilevel"/>
     <w:tmpl w:val="0419001F"/>
@@ -18401,7 +19216,7 @@
       </w:rPr>
     </w:lvl>
   </w:abstractNum>
-  <w:abstractNum w:abstractNumId="9" w15:restartNumberingAfterBreak="0">
+  <w:abstractNum w:abstractNumId="9">
     <w:nsid w:val="347235DE"/>
     <w:multiLevelType w:val="hybridMultilevel"/>
     <w:tmpl w:val="9CF87AD0"/>
@@ -18514,7 +19329,7 @@
       </w:rPr>
     </w:lvl>
   </w:abstractNum>
-  <w:abstractNum w:abstractNumId="10" w15:restartNumberingAfterBreak="0">
+  <w:abstractNum w:abstractNumId="10">
     <w:nsid w:val="3CCE5B26"/>
     <w:multiLevelType w:val="hybridMultilevel"/>
     <w:tmpl w:val="275447D8"/>
@@ -18627,7 +19442,7 @@
       </w:rPr>
     </w:lvl>
   </w:abstractNum>
-  <w:abstractNum w:abstractNumId="11" w15:restartNumberingAfterBreak="0">
+  <w:abstractNum w:abstractNumId="11">
     <w:nsid w:val="3E2857F2"/>
     <w:multiLevelType w:val="hybridMultilevel"/>
     <w:tmpl w:val="3C24AB3E"/>
@@ -18740,7 +19555,7 @@
       </w:rPr>
     </w:lvl>
   </w:abstractNum>
-  <w:abstractNum w:abstractNumId="12" w15:restartNumberingAfterBreak="0">
+  <w:abstractNum w:abstractNumId="12">
     <w:nsid w:val="40280CA2"/>
     <w:multiLevelType w:val="hybridMultilevel"/>
     <w:tmpl w:val="D34CB648"/>
@@ -18853,7 +19668,7 @@
       </w:rPr>
     </w:lvl>
   </w:abstractNum>
-  <w:abstractNum w:abstractNumId="13" w15:restartNumberingAfterBreak="0">
+  <w:abstractNum w:abstractNumId="13">
     <w:nsid w:val="4E0A1278"/>
     <w:multiLevelType w:val="hybridMultilevel"/>
     <w:tmpl w:val="CBE00530"/>
@@ -18966,7 +19781,7 @@
       </w:rPr>
     </w:lvl>
   </w:abstractNum>
-  <w:abstractNum w:abstractNumId="14" w15:restartNumberingAfterBreak="0">
+  <w:abstractNum w:abstractNumId="14">
     <w:nsid w:val="5A7801E1"/>
     <w:multiLevelType w:val="hybridMultilevel"/>
     <w:tmpl w:val="931E6C2A"/>
@@ -19079,7 +19894,7 @@
       </w:rPr>
     </w:lvl>
   </w:abstractNum>
-  <w:abstractNum w:abstractNumId="15" w15:restartNumberingAfterBreak="0">
+  <w:abstractNum w:abstractNumId="15">
     <w:nsid w:val="5BE7751E"/>
     <w:multiLevelType w:val="hybridMultilevel"/>
     <w:tmpl w:val="B31CA836"/>
@@ -19192,7 +20007,7 @@
       </w:rPr>
     </w:lvl>
   </w:abstractNum>
-  <w:abstractNum w:abstractNumId="16" w15:restartNumberingAfterBreak="0">
+  <w:abstractNum w:abstractNumId="16">
     <w:nsid w:val="6BC708BB"/>
     <w:multiLevelType w:val="hybridMultilevel"/>
     <w:tmpl w:val="36468BD8"/>
@@ -19305,7 +20120,7 @@
       </w:rPr>
     </w:lvl>
   </w:abstractNum>
-  <w:abstractNum w:abstractNumId="17" w15:restartNumberingAfterBreak="0">
+  <w:abstractNum w:abstractNumId="17">
     <w:nsid w:val="71187ADB"/>
     <w:multiLevelType w:val="hybridMultilevel"/>
     <w:tmpl w:val="FDA426F2"/>
@@ -19394,7 +20209,7 @@
       </w:pPr>
     </w:lvl>
   </w:abstractNum>
-  <w:abstractNum w:abstractNumId="18" w15:restartNumberingAfterBreak="0">
+  <w:abstractNum w:abstractNumId="18">
     <w:nsid w:val="786510DE"/>
     <w:multiLevelType w:val="hybridMultilevel"/>
     <w:tmpl w:val="C314938C"/>
@@ -19567,7 +20382,7 @@
 </file>
 
 <file path=word/styles.xml><?xml version="1.0" encoding="utf-8"?>
-<w:styles xmlns:mc="http://schemas.openxmlformats.org/markup-compatibility/2006" xmlns:r="http://schemas.openxmlformats.org/officeDocument/2006/relationships" xmlns:w="http://schemas.openxmlformats.org/wordprocessingml/2006/main" xmlns:w14="http://schemas.microsoft.com/office/word/2010/wordml" xmlns:w15="http://schemas.microsoft.com/office/word/2012/wordml" xmlns:w16se="http://schemas.microsoft.com/office/word/2015/wordml/symex" mc:Ignorable="w14 w15 w16se">
+<w:styles xmlns:mc="http://schemas.openxmlformats.org/markup-compatibility/2006" xmlns:r="http://schemas.openxmlformats.org/officeDocument/2006/relationships" xmlns:w="http://schemas.openxmlformats.org/wordprocessingml/2006/main" xmlns:w14="http://schemas.microsoft.com/office/word/2010/wordml" xmlns:w15="http://schemas.microsoft.com/office/word/2012/wordml" mc:Ignorable="w14 w15">
   <w:docDefaults>
     <w:rPrDefault>
       <w:rPr>
@@ -20622,6 +21437,7 @@
       <w:spacing w:after="0" w:line="240" w:lineRule="auto"/>
     </w:pPr>
     <w:tblPr>
+      <w:tblInd w:w="0" w:type="dxa"/>
       <w:tblBorders>
         <w:top w:val="single" w:sz="4" w:space="0" w:color="auto"/>
         <w:left w:val="single" w:sz="4" w:space="0" w:color="auto"/>
@@ -20630,6 +21446,12 @@
         <w:insideH w:val="single" w:sz="4" w:space="0" w:color="auto"/>
         <w:insideV w:val="single" w:sz="4" w:space="0" w:color="auto"/>
       </w:tblBorders>
+      <w:tblCellMar>
+        <w:top w:w="0" w:type="dxa"/>
+        <w:left w:w="108" w:type="dxa"/>
+        <w:bottom w:w="0" w:type="dxa"/>
+        <w:right w:w="108" w:type="dxa"/>
+      </w:tblCellMar>
     </w:tblPr>
   </w:style>
   <w:style w:type="paragraph" w:styleId="af">
@@ -20714,557 +21536,6 @@
     </w:rPr>
   </w:style>
 </w:styles>
-</file>
-
-<file path=word/glossary/document.xml><?xml version="1.0" encoding="utf-8"?>
-<w:glossaryDocument xmlns:wpc="http://schemas.microsoft.com/office/word/2010/wordprocessingCanvas" xmlns:cx="http://schemas.microsoft.com/office/drawing/2014/chartex" xmlns:mc="http://schemas.openxmlformats.org/markup-compatibility/2006" xmlns:o="urn:schemas-microsoft-com:office:office" xmlns:r="http://schemas.openxmlformats.org/officeDocument/2006/relationships" xmlns:m="http://schemas.openxmlformats.org/officeDocument/2006/math" xmlns:v="urn:schemas-microsoft-com:vml" xmlns:wp14="http://schemas.microsoft.com/office/word/2010/wordprocessingDrawing" xmlns:wp="http://schemas.openxmlformats.org/drawingml/2006/wordprocessingDrawing" xmlns:w10="urn:schemas-microsoft-com:office:word" xmlns:w="http://schemas.openxmlformats.org/wordprocessingml/2006/main" xmlns:w14="http://schemas.microsoft.com/office/word/2010/wordml" xmlns:w15="http://schemas.microsoft.com/office/word/2012/wordml" xmlns:w16se="http://schemas.microsoft.com/office/word/2015/wordml/symex" xmlns:wpg="http://schemas.microsoft.com/office/word/2010/wordprocessingGroup" xmlns:wpi="http://schemas.microsoft.com/office/word/2010/wordprocessingInk" xmlns:wne="http://schemas.microsoft.com/office/word/2006/wordml" xmlns:wps="http://schemas.microsoft.com/office/word/2010/wordprocessingShape" mc:Ignorable="w14 w15 w16se wp14"/>
-</file>
-
-<file path=word/glossary/fontTable.xml><?xml version="1.0" encoding="utf-8"?>
-<w:fonts xmlns:mc="http://schemas.openxmlformats.org/markup-compatibility/2006" xmlns:r="http://schemas.openxmlformats.org/officeDocument/2006/relationships" xmlns:w="http://schemas.openxmlformats.org/wordprocessingml/2006/main" xmlns:w14="http://schemas.microsoft.com/office/word/2010/wordml" xmlns:w15="http://schemas.microsoft.com/office/word/2012/wordml" xmlns:w16se="http://schemas.microsoft.com/office/word/2015/wordml/symex" mc:Ignorable="w14 w15 w16se">
-  <w:font w:name="Wingdings">
-    <w:panose1 w:val="05000000000000000000"/>
-    <w:charset w:val="02"/>
-    <w:family w:val="auto"/>
-    <w:pitch w:val="variable"/>
-    <w:sig w:usb0="00000000" w:usb1="10000000" w:usb2="00000000" w:usb3="00000000" w:csb0="80000000" w:csb1="00000000"/>
-  </w:font>
-  <w:font w:name="Times New Roman">
-    <w:panose1 w:val="02020603050405020304"/>
-    <w:charset w:val="00"/>
-    <w:family w:val="roman"/>
-    <w:pitch w:val="variable"/>
-    <w:sig w:usb0="E0002EFF" w:usb1="C000785B" w:usb2="00000009" w:usb3="00000000" w:csb0="000001FF" w:csb1="00000000"/>
-  </w:font>
-  <w:font w:name="Courier New">
-    <w:panose1 w:val="02070309020205020404"/>
-    <w:charset w:val="CC"/>
-    <w:family w:val="modern"/>
-    <w:pitch w:val="fixed"/>
-    <w:sig w:usb0="E0002EFF" w:usb1="C0007843" w:usb2="00000009" w:usb3="00000000" w:csb0="000001FF" w:csb1="00000000"/>
-  </w:font>
-  <w:font w:name="Symbol">
-    <w:panose1 w:val="05050102010706020507"/>
-    <w:charset w:val="02"/>
-    <w:family w:val="roman"/>
-    <w:pitch w:val="variable"/>
-    <w:sig w:usb0="00000000" w:usb1="10000000" w:usb2="00000000" w:usb3="00000000" w:csb0="80000000" w:csb1="00000000"/>
-  </w:font>
-  <w:font w:name="Calibri">
-    <w:panose1 w:val="020F0502020204030204"/>
-    <w:charset w:val="CC"/>
-    <w:family w:val="swiss"/>
-    <w:pitch w:val="variable"/>
-    <w:sig w:usb0="E4002EFF" w:usb1="C200247B" w:usb2="00000009" w:usb3="00000000" w:csb0="000001FF" w:csb1="00000000"/>
-  </w:font>
-  <w:font w:name="Times New Roman (Заголовки (сло">
-    <w:altName w:val="Times New Roman"/>
-    <w:charset w:val="00"/>
-    <w:family w:val="roman"/>
-    <w:pitch w:val="variable"/>
-    <w:sig w:usb0="E0002AFF" w:usb1="C0007841" w:usb2="00000009" w:usb3="00000000" w:csb0="000001FF" w:csb1="00000000"/>
-  </w:font>
-  <w:font w:name="Segoe UI">
-    <w:panose1 w:val="020B0502040204020203"/>
-    <w:charset w:val="CC"/>
-    <w:family w:val="swiss"/>
-    <w:pitch w:val="variable"/>
-    <w:sig w:usb0="E4002EFF" w:usb1="C000E47F" w:usb2="00000009" w:usb3="00000000" w:csb0="000001FF" w:csb1="00000000"/>
-  </w:font>
-  <w:font w:name="Calibri Light">
-    <w:panose1 w:val="020F0302020204030204"/>
-    <w:charset w:val="CC"/>
-    <w:family w:val="swiss"/>
-    <w:pitch w:val="variable"/>
-    <w:sig w:usb0="E4002EFF" w:usb1="C200247B" w:usb2="00000009" w:usb3="00000000" w:csb0="000001FF" w:csb1="00000000"/>
-  </w:font>
-  <w:font w:name="Cambria Math">
-    <w:panose1 w:val="02040503050406030204"/>
-    <w:charset w:val="CC"/>
-    <w:family w:val="roman"/>
-    <w:pitch w:val="variable"/>
-    <w:sig w:usb0="E00006FF" w:usb1="420024FF" w:usb2="02000000" w:usb3="00000000" w:csb0="0000019F" w:csb1="00000000"/>
-  </w:font>
-</w:fonts>
-</file>
-
-<file path=word/glossary/settings.xml><?xml version="1.0" encoding="utf-8"?>
-<w:settings xmlns:mc="http://schemas.openxmlformats.org/markup-compatibility/2006" xmlns:o="urn:schemas-microsoft-com:office:office" xmlns:r="http://schemas.openxmlformats.org/officeDocument/2006/relationships" xmlns:m="http://schemas.openxmlformats.org/officeDocument/2006/math" xmlns:v="urn:schemas-microsoft-com:vml" xmlns:w10="urn:schemas-microsoft-com:office:word" xmlns:w="http://schemas.openxmlformats.org/wordprocessingml/2006/main" xmlns:w14="http://schemas.microsoft.com/office/word/2010/wordml" xmlns:w15="http://schemas.microsoft.com/office/word/2012/wordml" xmlns:w16se="http://schemas.microsoft.com/office/word/2015/wordml/symex" xmlns:sl="http://schemas.openxmlformats.org/schemaLibrary/2006/main" mc:Ignorable="w14 w15 w16se">
-  <w:view w:val="normal"/>
-  <w:defaultTabStop w:val="708"/>
-  <w:characterSpacingControl w:val="doNotCompress"/>
-  <w:compat>
-    <w:useFELayout/>
-    <w:compatSetting w:name="compatibilityMode" w:uri="http://schemas.microsoft.com/office/word" w:val="15"/>
-    <w:compatSetting w:name="overrideTableStyleFontSizeAndJustification" w:uri="http://schemas.microsoft.com/office/word" w:val="1"/>
-    <w:compatSetting w:name="enableOpenTypeFeatures" w:uri="http://schemas.microsoft.com/office/word" w:val="1"/>
-    <w:compatSetting w:name="doNotFlipMirrorIndents" w:uri="http://schemas.microsoft.com/office/word" w:val="1"/>
-    <w:compatSetting w:name="differentiateMultirowTableHeaders" w:uri="http://schemas.microsoft.com/office/word" w:val="1"/>
-  </w:compat>
-  <w:rsids>
-    <w:rsidRoot w:val="00095162"/>
-    <w:rsid w:val="00095162"/>
-  </w:rsids>
-  <m:mathPr>
-    <m:mathFont m:val="Cambria Math"/>
-    <m:brkBin m:val="before"/>
-    <m:brkBinSub m:val="--"/>
-    <m:smallFrac m:val="0"/>
-    <m:dispDef/>
-    <m:lMargin m:val="0"/>
-    <m:rMargin m:val="0"/>
-    <m:defJc m:val="centerGroup"/>
-    <m:wrapIndent m:val="1440"/>
-    <m:intLim m:val="subSup"/>
-    <m:naryLim m:val="undOvr"/>
-  </m:mathPr>
-  <w:themeFontLang w:val="ru-RU"/>
-  <w:clrSchemeMapping w:bg1="light1" w:t1="dark1" w:bg2="light2" w:t2="dark2" w:accent1="accent1" w:accent2="accent2" w:accent3="accent3" w:accent4="accent4" w:accent5="accent5" w:accent6="accent6" w:hyperlink="hyperlink" w:followedHyperlink="followedHyperlink"/>
-  <w:decimalSymbol w:val=","/>
-  <w:listSeparator w:val=";"/>
-  <w15:chartTrackingRefBased/>
-</w:settings>
-</file>
-
-<file path=word/glossary/styles.xml><?xml version="1.0" encoding="utf-8"?>
-<w:styles xmlns:mc="http://schemas.openxmlformats.org/markup-compatibility/2006" xmlns:r="http://schemas.openxmlformats.org/officeDocument/2006/relationships" xmlns:w="http://schemas.openxmlformats.org/wordprocessingml/2006/main" xmlns:w14="http://schemas.microsoft.com/office/word/2010/wordml" xmlns:w15="http://schemas.microsoft.com/office/word/2012/wordml" xmlns:w16se="http://schemas.microsoft.com/office/word/2015/wordml/symex" mc:Ignorable="w14 w15 w16se">
-  <w:docDefaults>
-    <w:rPrDefault>
-      <w:rPr>
-        <w:rFonts w:asciiTheme="minorHAnsi" w:eastAsiaTheme="minorEastAsia" w:hAnsiTheme="minorHAnsi" w:cstheme="minorBidi"/>
-        <w:sz w:val="22"/>
-        <w:szCs w:val="22"/>
-        <w:lang w:val="ru-RU" w:eastAsia="ru-RU" w:bidi="ar-SA"/>
-      </w:rPr>
-    </w:rPrDefault>
-    <w:pPrDefault>
-      <w:pPr>
-        <w:spacing w:after="160" w:line="259" w:lineRule="auto"/>
-      </w:pPr>
-    </w:pPrDefault>
-  </w:docDefaults>
-  <w:latentStyles w:defLockedState="0" w:defUIPriority="99" w:defSemiHidden="0" w:defUnhideWhenUsed="0" w:defQFormat="0" w:count="371">
-    <w:lsdException w:name="Normal" w:uiPriority="0" w:qFormat="1"/>
-    <w:lsdException w:name="heading 1" w:uiPriority="9" w:qFormat="1"/>
-    <w:lsdException w:name="heading 2" w:semiHidden="1" w:uiPriority="9" w:unhideWhenUsed="1" w:qFormat="1"/>
-    <w:lsdException w:name="heading 3" w:semiHidden="1" w:uiPriority="9" w:unhideWhenUsed="1" w:qFormat="1"/>
-    <w:lsdException w:name="heading 4" w:semiHidden="1" w:uiPriority="9" w:unhideWhenUsed="1" w:qFormat="1"/>
-    <w:lsdException w:name="heading 5" w:semiHidden="1" w:uiPriority="9" w:unhideWhenUsed="1" w:qFormat="1"/>
-    <w:lsdException w:name="heading 6" w:semiHidden="1" w:uiPriority="9" w:unhideWhenUsed="1" w:qFormat="1"/>
-    <w:lsdException w:name="heading 7" w:semiHidden="1" w:uiPriority="9" w:unhideWhenUsed="1" w:qFormat="1"/>
-    <w:lsdException w:name="heading 8" w:semiHidden="1" w:uiPriority="9" w:unhideWhenUsed="1" w:qFormat="1"/>
-    <w:lsdException w:name="heading 9" w:semiHidden="1" w:uiPriority="9" w:unhideWhenUsed="1" w:qFormat="1"/>
-    <w:lsdException w:name="index 1" w:semiHidden="1" w:unhideWhenUsed="1"/>
-    <w:lsdException w:name="index 2" w:semiHidden="1" w:unhideWhenUsed="1"/>
-    <w:lsdException w:name="index 3" w:semiHidden="1" w:unhideWhenUsed="1"/>
-    <w:lsdException w:name="index 4" w:semiHidden="1" w:unhideWhenUsed="1"/>
-    <w:lsdException w:name="index 5" w:semiHidden="1" w:unhideWhenUsed="1"/>
-    <w:lsdException w:name="index 6" w:semiHidden="1" w:unhideWhenUsed="1"/>
-    <w:lsdException w:name="index 7" w:semiHidden="1" w:unhideWhenUsed="1"/>
-    <w:lsdException w:name="index 8" w:semiHidden="1" w:unhideWhenUsed="1"/>
-    <w:lsdException w:name="index 9" w:semiHidden="1" w:unhideWhenUsed="1"/>
-    <w:lsdException w:name="toc 1" w:semiHidden="1" w:uiPriority="39" w:unhideWhenUsed="1"/>
-    <w:lsdException w:name="toc 2" w:semiHidden="1" w:uiPriority="39" w:unhideWhenUsed="1"/>
-    <w:lsdException w:name="toc 3" w:semiHidden="1" w:uiPriority="39" w:unhideWhenUsed="1"/>
-    <w:lsdException w:name="toc 4" w:semiHidden="1" w:uiPriority="39" w:unhideWhenUsed="1"/>
-    <w:lsdException w:name="toc 5" w:semiHidden="1" w:uiPriority="39" w:unhideWhenUsed="1"/>
-    <w:lsdException w:name="toc 6" w:semiHidden="1" w:uiPriority="39" w:unhideWhenUsed="1"/>
-    <w:lsdException w:name="toc 7" w:semiHidden="1" w:uiPriority="39" w:unhideWhenUsed="1"/>
-    <w:lsdException w:name="toc 8" w:semiHidden="1" w:uiPriority="39" w:unhideWhenUsed="1"/>
-    <w:lsdException w:name="toc 9" w:semiHidden="1" w:uiPriority="39" w:unhideWhenUsed="1"/>
-    <w:lsdException w:name="Normal Indent" w:semiHidden="1" w:unhideWhenUsed="1"/>
-    <w:lsdException w:name="footnote text" w:semiHidden="1" w:unhideWhenUsed="1"/>
-    <w:lsdException w:name="annotation text" w:semiHidden="1" w:unhideWhenUsed="1"/>
-    <w:lsdException w:name="header" w:semiHidden="1" w:unhideWhenUsed="1"/>
-    <w:lsdException w:name="footer" w:semiHidden="1" w:unhideWhenUsed="1"/>
-    <w:lsdException w:name="index heading" w:semiHidden="1" w:unhideWhenUsed="1"/>
-    <w:lsdException w:name="caption" w:semiHidden="1" w:uiPriority="35" w:unhideWhenUsed="1" w:qFormat="1"/>
-    <w:lsdException w:name="table of figures" w:semiHidden="1" w:unhideWhenUsed="1"/>
-    <w:lsdException w:name="envelope address" w:semiHidden="1" w:unhideWhenUsed="1"/>
-    <w:lsdException w:name="envelope return" w:semiHidden="1" w:unhideWhenUsed="1"/>
-    <w:lsdException w:name="footnote reference" w:semiHidden="1" w:unhideWhenUsed="1"/>
-    <w:lsdException w:name="annotation reference" w:semiHidden="1" w:unhideWhenUsed="1"/>
-    <w:lsdException w:name="line number" w:semiHidden="1" w:unhideWhenUsed="1"/>
-    <w:lsdException w:name="page number" w:semiHidden="1" w:unhideWhenUsed="1"/>
-    <w:lsdException w:name="endnote reference" w:semiHidden="1" w:unhideWhenUsed="1"/>
-    <w:lsdException w:name="endnote text" w:semiHidden="1" w:unhideWhenUsed="1"/>
-    <w:lsdException w:name="table of authorities" w:semiHidden="1" w:unhideWhenUsed="1"/>
-    <w:lsdException w:name="macro" w:semiHidden="1" w:unhideWhenUsed="1"/>
-    <w:lsdException w:name="toa heading" w:semiHidden="1" w:unhideWhenUsed="1"/>
-    <w:lsdException w:name="List" w:semiHidden="1" w:unhideWhenUsed="1"/>
-    <w:lsdException w:name="List Bullet" w:semiHidden="1" w:unhideWhenUsed="1"/>
-    <w:lsdException w:name="List Number" w:semiHidden="1" w:unhideWhenUsed="1"/>
-    <w:lsdException w:name="List 2" w:semiHidden="1" w:unhideWhenUsed="1"/>
-    <w:lsdException w:name="List 3" w:semiHidden="1" w:unhideWhenUsed="1"/>
-    <w:lsdException w:name="List 4" w:semiHidden="1" w:unhideWhenUsed="1"/>
-    <w:lsdException w:name="List 5" w:semiHidden="1" w:unhideWhenUsed="1"/>
-    <w:lsdException w:name="List Bullet 2" w:semiHidden="1" w:unhideWhenUsed="1"/>
-    <w:lsdException w:name="List Bullet 3" w:semiHidden="1" w:unhideWhenUsed="1"/>
-    <w:lsdException w:name="List Bullet 4" w:semiHidden="1" w:unhideWhenUsed="1"/>
-    <w:lsdException w:name="List Bullet 5" w:semiHidden="1" w:unhideWhenUsed="1"/>
-    <w:lsdException w:name="List Number 2" w:semiHidden="1" w:unhideWhenUsed="1"/>
-    <w:lsdException w:name="List Number 3" w:semiHidden="1" w:unhideWhenUsed="1"/>
-    <w:lsdException w:name="List Number 4" w:semiHidden="1" w:unhideWhenUsed="1"/>
-    <w:lsdException w:name="List Number 5" w:semiHidden="1" w:unhideWhenUsed="1"/>
-    <w:lsdException w:name="Title" w:uiPriority="10" w:qFormat="1"/>
-    <w:lsdException w:name="Closing" w:semiHidden="1" w:unhideWhenUsed="1"/>
-    <w:lsdException w:name="Signature" w:semiHidden="1" w:unhideWhenUsed="1"/>
-    <w:lsdException w:name="Default Paragraph Font" w:semiHidden="1" w:uiPriority="1" w:unhideWhenUsed="1"/>
-    <w:lsdException w:name="Body Text" w:semiHidden="1" w:unhideWhenUsed="1"/>
-    <w:lsdException w:name="Body Text Indent" w:semiHidden="1" w:unhideWhenUsed="1"/>
-    <w:lsdException w:name="List Continue" w:semiHidden="1" w:unhideWhenUsed="1"/>
-    <w:lsdException w:name="List Continue 2" w:semiHidden="1" w:unhideWhenUsed="1"/>
-    <w:lsdException w:name="List Continue 3" w:semiHidden="1" w:unhideWhenUsed="1"/>
-    <w:lsdException w:name="List Continue 4" w:semiHidden="1" w:unhideWhenUsed="1"/>
-    <w:lsdException w:name="List Continue 5" w:semiHidden="1" w:unhideWhenUsed="1"/>
-    <w:lsdException w:name="Message Header" w:semiHidden="1" w:unhideWhenUsed="1"/>
-    <w:lsdException w:name="Subtitle" w:uiPriority="11" w:qFormat="1"/>
-    <w:lsdException w:name="Salutation" w:semiHidden="1" w:unhideWhenUsed="1"/>
-    <w:lsdException w:name="Date" w:semiHidden="1" w:unhideWhenUsed="1"/>
-    <w:lsdException w:name="Body Text First Indent" w:semiHidden="1" w:unhideWhenUsed="1"/>
-    <w:lsdException w:name="Body Text First Indent 2" w:semiHidden="1" w:unhideWhenUsed="1"/>
-    <w:lsdException w:name="Note Heading" w:semiHidden="1" w:unhideWhenUsed="1"/>
-    <w:lsdException w:name="Body Text 2" w:semiHidden="1" w:unhideWhenUsed="1"/>
-    <w:lsdException w:name="Body Text 3" w:semiHidden="1" w:unhideWhenUsed="1"/>
-    <w:lsdException w:name="Body Text Indent 2" w:semiHidden="1" w:unhideWhenUsed="1"/>
-    <w:lsdException w:name="Body Text Indent 3" w:semiHidden="1" w:unhideWhenUsed="1"/>
-    <w:lsdException w:name="Block Text" w:semiHidden="1" w:unhideWhenUsed="1"/>
-    <w:lsdException w:name="Hyperlink" w:semiHidden="1" w:unhideWhenUsed="1"/>
-    <w:lsdException w:name="FollowedHyperlink" w:semiHidden="1" w:unhideWhenUsed="1"/>
-    <w:lsdException w:name="Strong" w:uiPriority="22" w:qFormat="1"/>
-    <w:lsdException w:name="Emphasis" w:uiPriority="20" w:qFormat="1"/>
-    <w:lsdException w:name="Document Map" w:semiHidden="1" w:unhideWhenUsed="1"/>
-    <w:lsdException w:name="Plain Text" w:semiHidden="1" w:unhideWhenUsed="1"/>
-    <w:lsdException w:name="E-mail Signature" w:semiHidden="1" w:unhideWhenUsed="1"/>
-    <w:lsdException w:name="HTML Top of Form" w:semiHidden="1" w:unhideWhenUsed="1"/>
-    <w:lsdException w:name="HTML Bottom of Form" w:semiHidden="1" w:unhideWhenUsed="1"/>
-    <w:lsdException w:name="Normal (Web)" w:semiHidden="1" w:unhideWhenUsed="1"/>
-    <w:lsdException w:name="HTML Acronym" w:semiHidden="1" w:unhideWhenUsed="1"/>
-    <w:lsdException w:name="HTML Address" w:semiHidden="1" w:unhideWhenUsed="1"/>
-    <w:lsdException w:name="HTML Cite" w:semiHidden="1" w:unhideWhenUsed="1"/>
-    <w:lsdException w:name="HTML Code" w:semiHidden="1" w:unhideWhenUsed="1"/>
-    <w:lsdException w:name="HTML Definition" w:semiHidden="1" w:unhideWhenUsed="1"/>
-    <w:lsdException w:name="HTML Keyboard" w:semiHidden="1" w:unhideWhenUsed="1"/>
-    <w:lsdException w:name="HTML Preformatted" w:semiHidden="1" w:unhideWhenUsed="1"/>
-    <w:lsdException w:name="HTML Sample" w:semiHidden="1" w:unhideWhenUsed="1"/>
-    <w:lsdException w:name="HTML Typewriter" w:semiHidden="1" w:unhideWhenUsed="1"/>
-    <w:lsdException w:name="HTML Variable" w:semiHidden="1" w:unhideWhenUsed="1"/>
-    <w:lsdException w:name="Normal Table" w:semiHidden="1" w:unhideWhenUsed="1"/>
-    <w:lsdException w:name="annotation subject" w:semiHidden="1" w:unhideWhenUsed="1"/>
-    <w:lsdException w:name="No List" w:semiHidden="1" w:unhideWhenUsed="1"/>
-    <w:lsdException w:name="Outline List 1" w:semiHidden="1" w:unhideWhenUsed="1"/>
-    <w:lsdException w:name="Outline List 2" w:semiHidden="1" w:unhideWhenUsed="1"/>
-    <w:lsdException w:name="Outline List 3" w:semiHidden="1" w:unhideWhenUsed="1"/>
-    <w:lsdException w:name="Table Simple 1" w:semiHidden="1" w:unhideWhenUsed="1"/>
-    <w:lsdException w:name="Table Simple 2" w:semiHidden="1" w:unhideWhenUsed="1"/>
-    <w:lsdException w:name="Table Simple 3" w:semiHidden="1" w:unhideWhenUsed="1"/>
-    <w:lsdException w:name="Table Classic 1" w:semiHidden="1" w:unhideWhenUsed="1"/>
-    <w:lsdException w:name="Table Classic 2" w:semiHidden="1" w:unhideWhenUsed="1"/>
-    <w:lsdException w:name="Table Classic 3" w:semiHidden="1" w:unhideWhenUsed="1"/>
-    <w:lsdException w:name="Table Classic 4" w:semiHidden="1" w:unhideWhenUsed="1"/>
-    <w:lsdException w:name="Table Colorful 1" w:semiHidden="1" w:unhideWhenUsed="1"/>
-    <w:lsdException w:name="Table Colorful 2" w:semiHidden="1" w:unhideWhenUsed="1"/>
-    <w:lsdException w:name="Table Colorful 3" w:semiHidden="1" w:unhideWhenUsed="1"/>
-    <w:lsdException w:name="Table Columns 1" w:semiHidden="1" w:unhideWhenUsed="1"/>
-    <w:lsdException w:name="Table Columns 2" w:semiHidden="1" w:unhideWhenUsed="1"/>
-    <w:lsdException w:name="Table Columns 3" w:semiHidden="1" w:unhideWhenUsed="1"/>
-    <w:lsdException w:name="Table Columns 4" w:semiHidden="1" w:unhideWhenUsed="1"/>
-    <w:lsdException w:name="Table Columns 5" w:semiHidden="1" w:unhideWhenUsed="1"/>
-    <w:lsdException w:name="Table Grid 1" w:semiHidden="1" w:unhideWhenUsed="1"/>
-    <w:lsdException w:name="Table Grid 2" w:semiHidden="1" w:unhideWhenUsed="1"/>
-    <w:lsdException w:name="Table Grid 3" w:semiHidden="1" w:unhideWhenUsed="1"/>
-    <w:lsdException w:name="Table Grid 4" w:semiHidden="1" w:unhideWhenUsed="1"/>
-    <w:lsdException w:name="Table Grid 5" w:semiHidden="1" w:unhideWhenUsed="1"/>
-    <w:lsdException w:name="Table Grid 6" w:semiHidden="1" w:unhideWhenUsed="1"/>
-    <w:lsdException w:name="Table Grid 7" w:semiHidden="1" w:unhideWhenUsed="1"/>
-    <w:lsdException w:name="Table Grid 8" w:semiHidden="1" w:unhideWhenUsed="1"/>
-    <w:lsdException w:name="Table List 1" w:semiHidden="1" w:unhideWhenUsed="1"/>
-    <w:lsdException w:name="Table List 2" w:semiHidden="1" w:unhideWhenUsed="1"/>
-    <w:lsdException w:name="Table List 3" w:semiHidden="1" w:unhideWhenUsed="1"/>
-    <w:lsdException w:name="Table List 4" w:semiHidden="1" w:unhideWhenUsed="1"/>
-    <w:lsdException w:name="Table List 5" w:semiHidden="1" w:unhideWhenUsed="1"/>
-    <w:lsdException w:name="Table List 6" w:semiHidden="1" w:unhideWhenUsed="1"/>
-    <w:lsdException w:name="Table List 7" w:semiHidden="1" w:unhideWhenUsed="1"/>
-    <w:lsdException w:name="Table List 8" w:semiHidden="1" w:unhideWhenUsed="1"/>
-    <w:lsdException w:name="Table 3D effects 1" w:semiHidden="1" w:unhideWhenUsed="1"/>
-    <w:lsdException w:name="Table 3D effects 2" w:semiHidden="1" w:unhideWhenUsed="1"/>
-    <w:lsdException w:name="Table 3D effects 3" w:semiHidden="1" w:unhideWhenUsed="1"/>
-    <w:lsdException w:name="Table Contemporary" w:semiHidden="1" w:unhideWhenUsed="1"/>
-    <w:lsdException w:name="Table Elegant" w:semiHidden="1" w:unhideWhenUsed="1"/>
-    <w:lsdException w:name="Table Professional" w:semiHidden="1" w:unhideWhenUsed="1"/>
-    <w:lsdException w:name="Table Subtle 1" w:semiHidden="1" w:unhideWhenUsed="1"/>
-    <w:lsdException w:name="Table Subtle 2" w:semiHidden="1" w:unhideWhenUsed="1"/>
-    <w:lsdException w:name="Table Web 1" w:semiHidden="1" w:unhideWhenUsed="1"/>
-    <w:lsdException w:name="Table Web 2" w:semiHidden="1" w:unhideWhenUsed="1"/>
-    <w:lsdException w:name="Table Web 3" w:semiHidden="1" w:unhideWhenUsed="1"/>
-    <w:lsdException w:name="Balloon Text" w:semiHidden="1" w:unhideWhenUsed="1"/>
-    <w:lsdException w:name="Table Grid" w:uiPriority="39"/>
-    <w:lsdException w:name="Table Theme" w:semiHidden="1" w:unhideWhenUsed="1"/>
-    <w:lsdException w:name="Placeholder Text" w:semiHidden="1"/>
-    <w:lsdException w:name="No Spacing" w:uiPriority="1" w:qFormat="1"/>
-    <w:lsdException w:name="Light Shading" w:uiPriority="60"/>
-    <w:lsdException w:name="Light List" w:uiPriority="61"/>
-    <w:lsdException w:name="Light Grid" w:uiPriority="62"/>
-    <w:lsdException w:name="Medium Shading 1" w:uiPriority="63"/>
-    <w:lsdException w:name="Medium Shading 2" w:uiPriority="64"/>
-    <w:lsdException w:name="Medium List 1" w:uiPriority="65"/>
-    <w:lsdException w:name="Medium List 2" w:uiPriority="66"/>
-    <w:lsdException w:name="Medium Grid 1" w:uiPriority="67"/>
-    <w:lsdException w:name="Medium Grid 2" w:uiPriority="68"/>
-    <w:lsdException w:name="Medium Grid 3" w:uiPriority="69"/>
-    <w:lsdException w:name="Dark List" w:uiPriority="70"/>
-    <w:lsdException w:name="Colorful Shading" w:uiPriority="71"/>
-    <w:lsdException w:name="Colorful List" w:uiPriority="72"/>
-    <w:lsdException w:name="Colorful Grid" w:uiPriority="73"/>
-    <w:lsdException w:name="Light Shading Accent 1" w:uiPriority="60"/>
-    <w:lsdException w:name="Light List Accent 1" w:uiPriority="61"/>
-    <w:lsdException w:name="Light Grid Accent 1" w:uiPriority="62"/>
-    <w:lsdException w:name="Medium Shading 1 Accent 1" w:uiPriority="63"/>
-    <w:lsdException w:name="Medium Shading 2 Accent 1" w:uiPriority="64"/>
-    <w:lsdException w:name="Medium List 1 Accent 1" w:uiPriority="65"/>
-    <w:lsdException w:name="Revision" w:semiHidden="1"/>
-    <w:lsdException w:name="List Paragraph" w:uiPriority="34" w:qFormat="1"/>
-    <w:lsdException w:name="Quote" w:uiPriority="29" w:qFormat="1"/>
-    <w:lsdException w:name="Intense Quote" w:uiPriority="30" w:qFormat="1"/>
-    <w:lsdException w:name="Medium List 2 Accent 1" w:uiPriority="66"/>
-    <w:lsdException w:name="Medium Grid 1 Accent 1" w:uiPriority="67"/>
-    <w:lsdException w:name="Medium Grid 2 Accent 1" w:uiPriority="68"/>
-    <w:lsdException w:name="Medium Grid 3 Accent 1" w:uiPriority="69"/>
-    <w:lsdException w:name="Dark List Accent 1" w:uiPriority="70"/>
-    <w:lsdException w:name="Colorful Shading Accent 1" w:uiPriority="71"/>
-    <w:lsdException w:name="Colorful List Accent 1" w:uiPriority="72"/>
-    <w:lsdException w:name="Colorful Grid Accent 1" w:uiPriority="73"/>
-    <w:lsdException w:name="Light Shading Accent 2" w:uiPriority="60"/>
-    <w:lsdException w:name="Light List Accent 2" w:uiPriority="61"/>
-    <w:lsdException w:name="Light Grid Accent 2" w:uiPriority="62"/>
-    <w:lsdException w:name="Medium Shading 1 Accent 2" w:uiPriority="63"/>
-    <w:lsdException w:name="Medium Shading 2 Accent 2" w:uiPriority="64"/>
-    <w:lsdException w:name="Medium List 1 Accent 2" w:uiPriority="65"/>
-    <w:lsdException w:name="Medium List 2 Accent 2" w:uiPriority="66"/>
-    <w:lsdException w:name="Medium Grid 1 Accent 2" w:uiPriority="67"/>
-    <w:lsdException w:name="Medium Grid 2 Accent 2" w:uiPriority="68"/>
-    <w:lsdException w:name="Medium Grid 3 Accent 2" w:uiPriority="69"/>
-    <w:lsdException w:name="Dark List Accent 2" w:uiPriority="70"/>
-    <w:lsdException w:name="Colorful Shading Accent 2" w:uiPriority="71"/>
-    <w:lsdException w:name="Colorful List Accent 2" w:uiPriority="72"/>
-    <w:lsdException w:name="Colorful Grid Accent 2" w:uiPriority="73"/>
-    <w:lsdException w:name="Light Shading Accent 3" w:uiPriority="60"/>
-    <w:lsdException w:name="Light List Accent 3" w:uiPriority="61"/>
-    <w:lsdException w:name="Light Grid Accent 3" w:uiPriority="62"/>
-    <w:lsdException w:name="Medium Shading 1 Accent 3" w:uiPriority="63"/>
-    <w:lsdException w:name="Medium Shading 2 Accent 3" w:uiPriority="64"/>
-    <w:lsdException w:name="Medium List 1 Accent 3" w:uiPriority="65"/>
-    <w:lsdException w:name="Medium List 2 Accent 3" w:uiPriority="66"/>
-    <w:lsdException w:name="Medium Grid 1 Accent 3" w:uiPriority="67"/>
-    <w:lsdException w:name="Medium Grid 2 Accent 3" w:uiPriority="68"/>
-    <w:lsdException w:name="Medium Grid 3 Accent 3" w:uiPriority="69"/>
-    <w:lsdException w:name="Dark List Accent 3" w:uiPriority="70"/>
-    <w:lsdException w:name="Colorful Shading Accent 3" w:uiPriority="71"/>
-    <w:lsdException w:name="Colorful List Accent 3" w:uiPriority="72"/>
-    <w:lsdException w:name="Colorful Grid Accent 3" w:uiPriority="73"/>
-    <w:lsdException w:name="Light Shading Accent 4" w:uiPriority="60"/>
-    <w:lsdException w:name="Light List Accent 4" w:uiPriority="61"/>
-    <w:lsdException w:name="Light Grid Accent 4" w:uiPriority="62"/>
-    <w:lsdException w:name="Medium Shading 1 Accent 4" w:uiPriority="63"/>
-    <w:lsdException w:name="Medium Shading 2 Accent 4" w:uiPriority="64"/>
-    <w:lsdException w:name="Medium List 1 Accent 4" w:uiPriority="65"/>
-    <w:lsdException w:name="Medium List 2 Accent 4" w:uiPriority="66"/>
-    <w:lsdException w:name="Medium Grid 1 Accent 4" w:uiPriority="67"/>
-    <w:lsdException w:name="Medium Grid 2 Accent 4" w:uiPriority="68"/>
-    <w:lsdException w:name="Medium Grid 3 Accent 4" w:uiPriority="69"/>
-    <w:lsdException w:name="Dark List Accent 4" w:uiPriority="70"/>
-    <w:lsdException w:name="Colorful Shading Accent 4" w:uiPriority="71"/>
-    <w:lsdException w:name="Colorful List Accent 4" w:uiPriority="72"/>
-    <w:lsdException w:name="Colorful Grid Accent 4" w:uiPriority="73"/>
-    <w:lsdException w:name="Light Shading Accent 5" w:uiPriority="60"/>
-    <w:lsdException w:name="Light List Accent 5" w:uiPriority="61"/>
-    <w:lsdException w:name="Light Grid Accent 5" w:uiPriority="62"/>
-    <w:lsdException w:name="Medium Shading 1 Accent 5" w:uiPriority="63"/>
-    <w:lsdException w:name="Medium Shading 2 Accent 5" w:uiPriority="64"/>
-    <w:lsdException w:name="Medium List 1 Accent 5" w:uiPriority="65"/>
-    <w:lsdException w:name="Medium List 2 Accent 5" w:uiPriority="66"/>
-    <w:lsdException w:name="Medium Grid 1 Accent 5" w:uiPriority="67"/>
-    <w:lsdException w:name="Medium Grid 2 Accent 5" w:uiPriority="68"/>
-    <w:lsdException w:name="Medium Grid 3 Accent 5" w:uiPriority="69"/>
-    <w:lsdException w:name="Dark List Accent 5" w:uiPriority="70"/>
-    <w:lsdException w:name="Colorful Shading Accent 5" w:uiPriority="71"/>
-    <w:lsdException w:name="Colorful List Accent 5" w:uiPriority="72"/>
-    <w:lsdException w:name="Colorful Grid Accent 5" w:uiPriority="73"/>
-    <w:lsdException w:name="Light Shading Accent 6" w:uiPriority="60"/>
-    <w:lsdException w:name="Light List Accent 6" w:uiPriority="61"/>
-    <w:lsdException w:name="Light Grid Accent 6" w:uiPriority="62"/>
-    <w:lsdException w:name="Medium Shading 1 Accent 6" w:uiPriority="63"/>
-    <w:lsdException w:name="Medium Shading 2 Accent 6" w:uiPriority="64"/>
-    <w:lsdException w:name="Medium List 1 Accent 6" w:uiPriority="65"/>
-    <w:lsdException w:name="Medium List 2 Accent 6" w:uiPriority="66"/>
-    <w:lsdException w:name="Medium Grid 1 Accent 6" w:uiPriority="67"/>
-    <w:lsdException w:name="Medium Grid 2 Accent 6" w:uiPriority="68"/>
-    <w:lsdException w:name="Medium Grid 3 Accent 6" w:uiPriority="69"/>
-    <w:lsdException w:name="Dark List Accent 6" w:uiPriority="70"/>
-    <w:lsdException w:name="Colorful Shading Accent 6" w:uiPriority="71"/>
-    <w:lsdException w:name="Colorful List Accent 6" w:uiPriority="72"/>
-    <w:lsdException w:name="Colorful Grid Accent 6" w:uiPriority="73"/>
-    <w:lsdException w:name="Subtle Emphasis" w:uiPriority="19" w:qFormat="1"/>
-    <w:lsdException w:name="Intense Emphasis" w:uiPriority="21" w:qFormat="1"/>
-    <w:lsdException w:name="Subtle Reference" w:uiPriority="31" w:qFormat="1"/>
-    <w:lsdException w:name="Intense Reference" w:uiPriority="32" w:qFormat="1"/>
-    <w:lsdException w:name="Book Title" w:uiPriority="33" w:qFormat="1"/>
-    <w:lsdException w:name="Bibliography" w:semiHidden="1" w:uiPriority="37" w:unhideWhenUsed="1"/>
-    <w:lsdException w:name="TOC Heading" w:semiHidden="1" w:uiPriority="39" w:unhideWhenUsed="1" w:qFormat="1"/>
-    <w:lsdException w:name="Plain Table 1" w:uiPriority="41"/>
-    <w:lsdException w:name="Plain Table 2" w:uiPriority="42"/>
-    <w:lsdException w:name="Plain Table 3" w:uiPriority="43"/>
-    <w:lsdException w:name="Plain Table 4" w:uiPriority="44"/>
-    <w:lsdException w:name="Plain Table 5" w:uiPriority="45"/>
-    <w:lsdException w:name="Grid Table Light" w:uiPriority="40"/>
-    <w:lsdException w:name="Grid Table 1 Light" w:uiPriority="46"/>
-    <w:lsdException w:name="Grid Table 2" w:uiPriority="47"/>
-    <w:lsdException w:name="Grid Table 3" w:uiPriority="48"/>
-    <w:lsdException w:name="Grid Table 4" w:uiPriority="49"/>
-    <w:lsdException w:name="Grid Table 5 Dark" w:uiPriority="50"/>
-    <w:lsdException w:name="Grid Table 6 Colorful" w:uiPriority="51"/>
-    <w:lsdException w:name="Grid Table 7 Colorful" w:uiPriority="52"/>
-    <w:lsdException w:name="Grid Table 1 Light Accent 1" w:uiPriority="46"/>
-    <w:lsdException w:name="Grid Table 2 Accent 1" w:uiPriority="47"/>
-    <w:lsdException w:name="Grid Table 3 Accent 1" w:uiPriority="48"/>
-    <w:lsdException w:name="Grid Table 4 Accent 1" w:uiPriority="49"/>
-    <w:lsdException w:name="Grid Table 5 Dark Accent 1" w:uiPriority="50"/>
-    <w:lsdException w:name="Grid Table 6 Colorful Accent 1" w:uiPriority="51"/>
-    <w:lsdException w:name="Grid Table 7 Colorful Accent 1" w:uiPriority="52"/>
-    <w:lsdException w:name="Grid Table 1 Light Accent 2" w:uiPriority="46"/>
-    <w:lsdException w:name="Grid Table 2 Accent 2" w:uiPriority="47"/>
-    <w:lsdException w:name="Grid Table 3 Accent 2" w:uiPriority="48"/>
-    <w:lsdException w:name="Grid Table 4 Accent 2" w:uiPriority="49"/>
-    <w:lsdException w:name="Grid Table 5 Dark Accent 2" w:uiPriority="50"/>
-    <w:lsdException w:name="Grid Table 6 Colorful Accent 2" w:uiPriority="51"/>
-    <w:lsdException w:name="Grid Table 7 Colorful Accent 2" w:uiPriority="52"/>
-    <w:lsdException w:name="Grid Table 1 Light Accent 3" w:uiPriority="46"/>
-    <w:lsdException w:name="Grid Table 2 Accent 3" w:uiPriority="47"/>
-    <w:lsdException w:name="Grid Table 3 Accent 3" w:uiPriority="48"/>
-    <w:lsdException w:name="Grid Table 4 Accent 3" w:uiPriority="49"/>
-    <w:lsdException w:name="Grid Table 5 Dark Accent 3" w:uiPriority="50"/>
-    <w:lsdException w:name="Grid Table 6 Colorful Accent 3" w:uiPriority="51"/>
-    <w:lsdException w:name="Grid Table 7 Colorful Accent 3" w:uiPriority="52"/>
-    <w:lsdException w:name="Grid Table 1 Light Accent 4" w:uiPriority="46"/>
-    <w:lsdException w:name="Grid Table 2 Accent 4" w:uiPriority="47"/>
-    <w:lsdException w:name="Grid Table 3 Accent 4" w:uiPriority="48"/>
-    <w:lsdException w:name="Grid Table 4 Accent 4" w:uiPriority="49"/>
-    <w:lsdException w:name="Grid Table 5 Dark Accent 4" w:uiPriority="50"/>
-    <w:lsdException w:name="Grid Table 6 Colorful Accent 4" w:uiPriority="51"/>
-    <w:lsdException w:name="Grid Table 7 Colorful Accent 4" w:uiPriority="52"/>
-    <w:lsdException w:name="Grid Table 1 Light Accent 5" w:uiPriority="46"/>
-    <w:lsdException w:name="Grid Table 2 Accent 5" w:uiPriority="47"/>
-    <w:lsdException w:name="Grid Table 3 Accent 5" w:uiPriority="48"/>
-    <w:lsdException w:name="Grid Table 4 Accent 5" w:uiPriority="49"/>
-    <w:lsdException w:name="Grid Table 5 Dark Accent 5" w:uiPriority="50"/>
-    <w:lsdException w:name="Grid Table 6 Colorful Accent 5" w:uiPriority="51"/>
-    <w:lsdException w:name="Grid Table 7 Colorful Accent 5" w:uiPriority="52"/>
-    <w:lsdException w:name="Grid Table 1 Light Accent 6" w:uiPriority="46"/>
-    <w:lsdException w:name="Grid Table 2 Accent 6" w:uiPriority="47"/>
-    <w:lsdException w:name="Grid Table 3 Accent 6" w:uiPriority="48"/>
-    <w:lsdException w:name="Grid Table 4 Accent 6" w:uiPriority="49"/>
-    <w:lsdException w:name="Grid Table 5 Dark Accent 6" w:uiPriority="50"/>
-    <w:lsdException w:name="Grid Table 6 Colorful Accent 6" w:uiPriority="51"/>
-    <w:lsdException w:name="Grid Table 7 Colorful Accent 6" w:uiPriority="52"/>
-    <w:lsdException w:name="List Table 1 Light" w:uiPriority="46"/>
-    <w:lsdException w:name="List Table 2" w:uiPriority="47"/>
-    <w:lsdException w:name="List Table 3" w:uiPriority="48"/>
-    <w:lsdException w:name="List Table 4" w:uiPriority="49"/>
-    <w:lsdException w:name="List Table 5 Dark" w:uiPriority="50"/>
-    <w:lsdException w:name="List Table 6 Colorful" w:uiPriority="51"/>
-    <w:lsdException w:name="List Table 7 Colorful" w:uiPriority="52"/>
-    <w:lsdException w:name="List Table 1 Light Accent 1" w:uiPriority="46"/>
-    <w:lsdException w:name="List Table 2 Accent 1" w:uiPriority="47"/>
-    <w:lsdException w:name="List Table 3 Accent 1" w:uiPriority="48"/>
-    <w:lsdException w:name="List Table 4 Accent 1" w:uiPriority="49"/>
-    <w:lsdException w:name="List Table 5 Dark Accent 1" w:uiPriority="50"/>
-    <w:lsdException w:name="List Table 6 Colorful Accent 1" w:uiPriority="51"/>
-    <w:lsdException w:name="List Table 7 Colorful Accent 1" w:uiPriority="52"/>
-    <w:lsdException w:name="List Table 1 Light Accent 2" w:uiPriority="46"/>
-    <w:lsdException w:name="List Table 2 Accent 2" w:uiPriority="47"/>
-    <w:lsdException w:name="List Table 3 Accent 2" w:uiPriority="48"/>
-    <w:lsdException w:name="List Table 4 Accent 2" w:uiPriority="49"/>
-    <w:lsdException w:name="List Table 5 Dark Accent 2" w:uiPriority="50"/>
-    <w:lsdException w:name="List Table 6 Colorful Accent 2" w:uiPriority="51"/>
-    <w:lsdException w:name="List Table 7 Colorful Accent 2" w:uiPriority="52"/>
-    <w:lsdException w:name="List Table 1 Light Accent 3" w:uiPriority="46"/>
-    <w:lsdException w:name="List Table 2 Accent 3" w:uiPriority="47"/>
-    <w:lsdException w:name="List Table 3 Accent 3" w:uiPriority="48"/>
-    <w:lsdException w:name="List Table 4 Accent 3" w:uiPriority="49"/>
-    <w:lsdException w:name="List Table 5 Dark Accent 3" w:uiPriority="50"/>
-    <w:lsdException w:name="List Table 6 Colorful Accent 3" w:uiPriority="51"/>
-    <w:lsdException w:name="List Table 7 Colorful Accent 3" w:uiPriority="52"/>
-    <w:lsdException w:name="List Table 1 Light Accent 4" w:uiPriority="46"/>
-    <w:lsdException w:name="List Table 2 Accent 4" w:uiPriority="47"/>
-    <w:lsdException w:name="List Table 3 Accent 4" w:uiPriority="48"/>
-    <w:lsdException w:name="List Table 4 Accent 4" w:uiPriority="49"/>
-    <w:lsdException w:name="List Table 5 Dark Accent 4" w:uiPriority="50"/>
-    <w:lsdException w:name="List Table 6 Colorful Accent 4" w:uiPriority="51"/>
-    <w:lsdException w:name="List Table 7 Colorful Accent 4" w:uiPriority="52"/>
-    <w:lsdException w:name="List Table 1 Light Accent 5" w:uiPriority="46"/>
-    <w:lsdException w:name="List Table 2 Accent 5" w:uiPriority="47"/>
-    <w:lsdException w:name="List Table 3 Accent 5" w:uiPriority="48"/>
-    <w:lsdException w:name="List Table 4 Accent 5" w:uiPriority="49"/>
-    <w:lsdException w:name="List Table 5 Dark Accent 5" w:uiPriority="50"/>
-    <w:lsdException w:name="List Table 6 Colorful Accent 5" w:uiPriority="51"/>
-    <w:lsdException w:name="List Table 7 Colorful Accent 5" w:uiPriority="52"/>
-    <w:lsdException w:name="List Table 1 Light Accent 6" w:uiPriority="46"/>
-    <w:lsdException w:name="List Table 2 Accent 6" w:uiPriority="47"/>
-    <w:lsdException w:name="List Table 3 Accent 6" w:uiPriority="48"/>
-    <w:lsdException w:name="List Table 4 Accent 6" w:uiPriority="49"/>
-    <w:lsdException w:name="List Table 5 Dark Accent 6" w:uiPriority="50"/>
-    <w:lsdException w:name="List Table 6 Colorful Accent 6" w:uiPriority="51"/>
-    <w:lsdException w:name="List Table 7 Colorful Accent 6" w:uiPriority="52"/>
-  </w:latentStyles>
-  <w:style w:type="paragraph" w:default="1" w:styleId="a">
-    <w:name w:val="Normal"/>
-    <w:qFormat/>
-  </w:style>
-  <w:style w:type="character" w:default="1" w:styleId="a0">
-    <w:name w:val="Default Paragraph Font"/>
-    <w:uiPriority w:val="1"/>
-    <w:semiHidden/>
-    <w:unhideWhenUsed/>
-  </w:style>
-  <w:style w:type="table" w:default="1" w:styleId="a1">
-    <w:name w:val="Normal Table"/>
-    <w:uiPriority w:val="99"/>
-    <w:semiHidden/>
-    <w:unhideWhenUsed/>
-    <w:tblPr>
-      <w:tblInd w:w="0" w:type="dxa"/>
-      <w:tblCellMar>
-        <w:top w:w="0" w:type="dxa"/>
-        <w:left w:w="108" w:type="dxa"/>
-        <w:bottom w:w="0" w:type="dxa"/>
-        <w:right w:w="108" w:type="dxa"/>
-      </w:tblCellMar>
-    </w:tblPr>
-  </w:style>
-  <w:style w:type="numbering" w:default="1" w:styleId="a2">
-    <w:name w:val="No List"/>
-    <w:uiPriority w:val="99"/>
-    <w:semiHidden/>
-    <w:unhideWhenUsed/>
-  </w:style>
-  <w:style w:type="character" w:styleId="a3">
-    <w:name w:val="Placeholder Text"/>
-    <w:basedOn w:val="a0"/>
-    <w:uiPriority w:val="99"/>
-    <w:semiHidden/>
-    <w:rsid w:val="00095162"/>
-    <w:rPr>
-      <w:color w:val="808080"/>
-    </w:rPr>
-  </w:style>
-</w:styles>
-</file>
-
-<file path=word/glossary/webSettings.xml><?xml version="1.0" encoding="utf-8"?>
-<w:webSettings xmlns:mc="http://schemas.openxmlformats.org/markup-compatibility/2006" xmlns:r="http://schemas.openxmlformats.org/officeDocument/2006/relationships" xmlns:w="http://schemas.openxmlformats.org/wordprocessingml/2006/main" xmlns:w14="http://schemas.microsoft.com/office/word/2010/wordml" xmlns:w15="http://schemas.microsoft.com/office/word/2012/wordml" xmlns:w16se="http://schemas.microsoft.com/office/word/2015/wordml/symex" mc:Ignorable="w14 w15 w16se">
-  <w:optimizeForBrowser/>
-  <w:allowPNG/>
-</w:webSettings>
 </file>
 
 <file path=word/theme/theme1.xml><?xml version="1.0" encoding="utf-8"?>
@@ -21567,7 +21838,7 @@
 </file>
 
 <file path=customXml/itemProps1.xml><?xml version="1.0" encoding="utf-8"?>
-<ds:datastoreItem xmlns:ds="http://schemas.openxmlformats.org/officeDocument/2006/customXml" ds:itemID="{FE50BB35-7992-4A42-9A8F-263E682338DA}">
+<ds:datastoreItem xmlns:ds="http://schemas.openxmlformats.org/officeDocument/2006/customXml" ds:itemID="{D16865EA-7D9A-4CB0-B66F-5ECAE747F1A3}">
   <ds:schemaRefs>
     <ds:schemaRef ds:uri="http://schemas.openxmlformats.org/officeDocument/2006/bibliography"/>
   </ds:schemaRefs>
